--- a/Anil-Polsani-Mainframe/COBOL-DB2/COBOL_DB2.docx
+++ b/Anil-Polsani-Mainframe/COBOL-DB2/COBOL_DB2.docx
@@ -817,23 +817,25 @@
           <w:sz w:val="24"/>
           <w:szCs w:val="24"/>
         </w:rPr>
-        <w:t>Schema is a logical namespace used to organize DB2 objects like tables and views</w:t>
-      </w:r>
-      <w:r>
-        <w:rPr>
-          <w:rFonts w:cstheme="minorHAnsi"/>
-          <w:sz w:val="24"/>
-          <w:szCs w:val="24"/>
-        </w:rPr>
-        <w:t>.</w:t>
-      </w:r>
-      <w:r>
-        <w:rPr>
-          <w:rFonts w:cstheme="minorHAnsi"/>
-          <w:sz w:val="24"/>
-          <w:szCs w:val="24"/>
-        </w:rPr>
-        <w:t xml:space="preserve"> Which owner/group does this table belong to?</w:t>
+        <w:t>T</w:t>
+      </w:r>
+      <w:r>
+        <w:rPr>
+          <w:rFonts w:cstheme="minorHAnsi"/>
+          <w:b/>
+          <w:bCs/>
+          <w:sz w:val="24"/>
+          <w:szCs w:val="24"/>
+        </w:rPr>
+        <w:t>ablespace</w:t>
+      </w:r>
+      <w:r>
+        <w:rPr>
+          <w:rFonts w:cstheme="minorHAnsi"/>
+          <w:sz w:val="24"/>
+          <w:szCs w:val="24"/>
+        </w:rPr>
+        <w:t xml:space="preserve"> in Db2 is a physical storage structure that holds the actual data of one or more tables and is used to manage storage, performance, and recovery.</w:t>
       </w:r>
     </w:p>
     <w:p>
@@ -853,42 +855,36 @@
       <w:r>
         <w:rPr>
           <w:rFonts w:cstheme="minorHAnsi"/>
-          <w:sz w:val="24"/>
-          <w:szCs w:val="24"/>
-        </w:rPr>
-        <w:t>SSID uniquely identifies a DB2 subsystem (PROD</w:t>
-      </w:r>
-      <w:r>
-        <w:rPr>
-          <w:rFonts w:cstheme="minorHAnsi"/>
-          <w:sz w:val="24"/>
-          <w:szCs w:val="24"/>
-        </w:rPr>
-        <w:t>[DB2P]</w:t>
-      </w:r>
-      <w:r>
-        <w:rPr>
-          <w:rFonts w:cstheme="minorHAnsi"/>
-          <w:sz w:val="24"/>
-          <w:szCs w:val="24"/>
-        </w:rPr>
-        <w:t>, TEST</w:t>
-      </w:r>
-      <w:r>
-        <w:rPr>
-          <w:rFonts w:cstheme="minorHAnsi"/>
-          <w:sz w:val="24"/>
-          <w:szCs w:val="24"/>
-        </w:rPr>
-        <w:t>[DB2T]</w:t>
-      </w:r>
-      <w:r>
-        <w:rPr>
-          <w:rFonts w:cstheme="minorHAnsi"/>
-          <w:sz w:val="24"/>
-          <w:szCs w:val="24"/>
-        </w:rPr>
-        <w:t>, QUAL) on a mainframe.</w:t>
+          <w:b/>
+          <w:bCs/>
+          <w:sz w:val="24"/>
+          <w:szCs w:val="24"/>
+        </w:rPr>
+        <w:t xml:space="preserve">Schema </w:t>
+      </w:r>
+      <w:r>
+        <w:rPr>
+          <w:rFonts w:cstheme="minorHAnsi"/>
+          <w:sz w:val="24"/>
+          <w:szCs w:val="24"/>
+        </w:rPr>
+        <w:t>is a logical namespace used to organize DB2 objects like tables and views.</w:t>
+      </w:r>
+      <w:r>
+        <w:rPr>
+          <w:rFonts w:cstheme="minorHAnsi"/>
+          <w:sz w:val="24"/>
+          <w:szCs w:val="24"/>
+        </w:rPr>
+        <w:t xml:space="preserve"> Which owner/group does this table belong to</w:t>
+      </w:r>
+      <w:r>
+        <w:rPr>
+          <w:rFonts w:cstheme="minorHAnsi"/>
+          <w:sz w:val="24"/>
+          <w:szCs w:val="24"/>
+        </w:rPr>
+        <w:t>.</w:t>
       </w:r>
     </w:p>
     <w:p>
@@ -901,21 +897,59 @@
         <w:spacing w:after="0"/>
         <w:rPr>
           <w:rFonts w:cstheme="minorHAnsi"/>
+          <w:sz w:val="24"/>
+          <w:szCs w:val="24"/>
+        </w:rPr>
+      </w:pPr>
+      <w:r>
+        <w:rPr>
+          <w:rFonts w:cstheme="minorHAnsi"/>
           <w:b/>
           <w:bCs/>
           <w:sz w:val="24"/>
           <w:szCs w:val="24"/>
         </w:rPr>
-      </w:pPr>
-      <w:r>
-        <w:rPr>
-          <w:rFonts w:cstheme="minorHAnsi"/>
-          <w:b/>
-          <w:bCs/>
-          <w:sz w:val="24"/>
-          <w:szCs w:val="24"/>
-        </w:rPr>
-        <w:t>SSID is like office building and Schema is like departments inside the building, Tables are files inside the department.</w:t>
+        <w:t>SSID</w:t>
+      </w:r>
+      <w:r>
+        <w:rPr>
+          <w:rFonts w:cstheme="minorHAnsi"/>
+          <w:sz w:val="24"/>
+          <w:szCs w:val="24"/>
+        </w:rPr>
+        <w:t xml:space="preserve"> uniquely identifies a DB2 subsystem (PROD</w:t>
+      </w:r>
+      <w:r>
+        <w:rPr>
+          <w:rFonts w:cstheme="minorHAnsi"/>
+          <w:sz w:val="24"/>
+          <w:szCs w:val="24"/>
+        </w:rPr>
+        <w:t>[DB2P]</w:t>
+      </w:r>
+      <w:r>
+        <w:rPr>
+          <w:rFonts w:cstheme="minorHAnsi"/>
+          <w:sz w:val="24"/>
+          <w:szCs w:val="24"/>
+        </w:rPr>
+        <w:t>, TEST</w:t>
+      </w:r>
+      <w:r>
+        <w:rPr>
+          <w:rFonts w:cstheme="minorHAnsi"/>
+          <w:sz w:val="24"/>
+          <w:szCs w:val="24"/>
+        </w:rPr>
+        <w:t>[DB2T]</w:t>
+      </w:r>
+      <w:r>
+        <w:rPr>
+          <w:rFonts w:cstheme="minorHAnsi"/>
+          <w:sz w:val="24"/>
+          <w:szCs w:val="24"/>
+        </w:rPr>
+        <w:t>, QUAL) on a mainframe.</w:t>
       </w:r>
     </w:p>
     <w:p>
@@ -935,10 +969,48 @@
       <w:r>
         <w:rPr>
           <w:rFonts w:cstheme="minorHAnsi"/>
-          <w:sz w:val="24"/>
-          <w:szCs w:val="24"/>
-        </w:rPr>
-        <w:t>SCHEMA.TABLE_NAME</w:t>
+          <w:b/>
+          <w:bCs/>
+          <w:sz w:val="24"/>
+          <w:szCs w:val="24"/>
+        </w:rPr>
+        <w:t xml:space="preserve">SSID </w:t>
+      </w:r>
+      <w:r>
+        <w:rPr>
+          <w:rFonts w:cstheme="minorHAnsi"/>
+          <w:sz w:val="24"/>
+          <w:szCs w:val="24"/>
+        </w:rPr>
+        <w:t>is like office building and</w:t>
+      </w:r>
+      <w:r>
+        <w:rPr>
+          <w:rFonts w:cstheme="minorHAnsi"/>
+          <w:b/>
+          <w:bCs/>
+          <w:sz w:val="24"/>
+          <w:szCs w:val="24"/>
+        </w:rPr>
+        <w:t xml:space="preserve"> </w:t>
+      </w:r>
+      <w:r>
+        <w:rPr>
+          <w:rFonts w:cstheme="minorHAnsi"/>
+          <w:b/>
+          <w:bCs/>
+          <w:sz w:val="24"/>
+          <w:szCs w:val="24"/>
+        </w:rPr>
+        <w:t>Schema</w:t>
+      </w:r>
+      <w:r>
+        <w:rPr>
+          <w:rFonts w:cstheme="minorHAnsi"/>
+          <w:sz w:val="24"/>
+          <w:szCs w:val="24"/>
+        </w:rPr>
+        <w:t xml:space="preserve"> is like departments inside the building, Tables are files inside the department.</w:t>
       </w:r>
     </w:p>
     <w:p>
@@ -955,23 +1027,13 @@
           <w:szCs w:val="24"/>
         </w:rPr>
       </w:pPr>
-      <w:proofErr w:type="gramStart"/>
-      <w:r>
-        <w:rPr>
-          <w:rFonts w:cstheme="minorHAnsi"/>
-          <w:sz w:val="24"/>
-          <w:szCs w:val="24"/>
-        </w:rPr>
-        <w:t>SSID.SCHEMA.TABLE</w:t>
-      </w:r>
-      <w:proofErr w:type="gramEnd"/>
-      <w:r>
-        <w:rPr>
-          <w:rFonts w:cstheme="minorHAnsi"/>
-          <w:sz w:val="24"/>
-          <w:szCs w:val="24"/>
-        </w:rPr>
-        <w:t>_NAME</w:t>
+      <w:r>
+        <w:rPr>
+          <w:rFonts w:cstheme="minorHAnsi"/>
+          <w:sz w:val="24"/>
+          <w:szCs w:val="24"/>
+        </w:rPr>
+        <w:t>SCHEMA.TABLE_NAME</w:t>
       </w:r>
     </w:p>
     <w:p>
@@ -988,6 +1050,39 @@
           <w:szCs w:val="24"/>
         </w:rPr>
       </w:pPr>
+      <w:proofErr w:type="gramStart"/>
+      <w:r>
+        <w:rPr>
+          <w:rFonts w:cstheme="minorHAnsi"/>
+          <w:sz w:val="24"/>
+          <w:szCs w:val="24"/>
+        </w:rPr>
+        <w:t>SSID.SCHEMA.TABLE</w:t>
+      </w:r>
+      <w:proofErr w:type="gramEnd"/>
+      <w:r>
+        <w:rPr>
+          <w:rFonts w:cstheme="minorHAnsi"/>
+          <w:sz w:val="24"/>
+          <w:szCs w:val="24"/>
+        </w:rPr>
+        <w:t>_NAME</w:t>
+      </w:r>
+    </w:p>
+    <w:p>
+      <w:pPr>
+        <w:pStyle w:val="ListParagraph"/>
+        <w:numPr>
+          <w:ilvl w:val="1"/>
+          <w:numId w:val="4"/>
+        </w:numPr>
+        <w:spacing w:after="0"/>
+        <w:rPr>
+          <w:rFonts w:cstheme="minorHAnsi"/>
+          <w:sz w:val="24"/>
+          <w:szCs w:val="24"/>
+        </w:rPr>
+      </w:pPr>
       <w:r>
         <w:rPr>
           <w:rFonts w:cstheme="minorHAnsi"/>
@@ -1212,6 +1307,7 @@
           <w:sz w:val="24"/>
           <w:szCs w:val="24"/>
         </w:rPr>
+        <w:lastRenderedPageBreak/>
         <w:t>SELECT</w:t>
       </w:r>
     </w:p>
@@ -1258,7 +1354,6 @@
           <w:sz w:val="24"/>
           <w:szCs w:val="24"/>
         </w:rPr>
-        <w:lastRenderedPageBreak/>
         <w:t>UPDATE</w:t>
       </w:r>
     </w:p>
@@ -1827,7 +1922,6 @@
           <w:szCs w:val="32"/>
           <w:u w:val="single"/>
         </w:rPr>
-        <w:lastRenderedPageBreak/>
         <w:t>DB2 TABLE AND CONSTRAINTS</w:t>
       </w:r>
     </w:p>
@@ -3350,6 +3444,7 @@
           <w:sz w:val="24"/>
           <w:szCs w:val="24"/>
         </w:rPr>
+        <w:lastRenderedPageBreak/>
         <w:t>On a table we can have only one PRIMARY KEY constraint</w:t>
       </w:r>
     </w:p>
@@ -3377,7 +3472,6 @@
           <w:sz w:val="24"/>
           <w:szCs w:val="24"/>
         </w:rPr>
-        <w:lastRenderedPageBreak/>
         <w:t>FOREIGN</w:t>
       </w:r>
     </w:p>
@@ -6720,7 +6814,6 @@
           <w:sz w:val="24"/>
           <w:szCs w:val="24"/>
         </w:rPr>
-        <w:lastRenderedPageBreak/>
         <w:t>BIND process</w:t>
       </w:r>
     </w:p>
@@ -7638,7 +7731,6 @@
           <w:szCs w:val="32"/>
           <w:u w:val="single"/>
         </w:rPr>
-        <w:lastRenderedPageBreak/>
         <w:t>CREATE TABLE &amp; CODE PROGRAM</w:t>
       </w:r>
     </w:p>
@@ -9455,7 +9547,6 @@
           <w:sz w:val="24"/>
           <w:szCs w:val="24"/>
         </w:rPr>
-        <w:lastRenderedPageBreak/>
         <w:t xml:space="preserve">Code the DB2 </w:t>
       </w:r>
       <w:proofErr w:type="spellStart"/>
@@ -10843,6 +10934,7 @@
           <w:sz w:val="24"/>
           <w:szCs w:val="24"/>
         </w:rPr>
+        <w:lastRenderedPageBreak/>
         <w:t>STOP RUN.</w:t>
       </w:r>
     </w:p>
@@ -10863,7 +10955,6 @@
           <w:sz w:val="24"/>
           <w:szCs w:val="24"/>
         </w:rPr>
-        <w:lastRenderedPageBreak/>
         <w:t>200-GET-INPUT-PARA.</w:t>
       </w:r>
     </w:p>
@@ -12146,6 +12237,7 @@
           <w:sz w:val="24"/>
           <w:szCs w:val="24"/>
         </w:rPr>
+        <w:lastRenderedPageBreak/>
         <w:tab/>
       </w:r>
       <w:r>
@@ -12214,7 +12306,6 @@
           <w:sz w:val="24"/>
           <w:szCs w:val="24"/>
         </w:rPr>
-        <w:lastRenderedPageBreak/>
         <w:tab/>
       </w:r>
       <w:r>
@@ -13717,6 +13808,7 @@
           <w:sz w:val="24"/>
           <w:szCs w:val="24"/>
         </w:rPr>
+        <w:lastRenderedPageBreak/>
         <w:tab/>
         <w:t>10 LAST-UPDT-TOKEN</w:t>
       </w:r>
@@ -14937,6 +15029,7 @@
           <w:sz w:val="24"/>
           <w:szCs w:val="24"/>
         </w:rPr>
+        <w:lastRenderedPageBreak/>
         <w:t>200-EXIT. EXIT.</w:t>
       </w:r>
     </w:p>
@@ -16491,6 +16584,7 @@
           <w:sz w:val="24"/>
           <w:szCs w:val="24"/>
         </w:rPr>
+        <w:lastRenderedPageBreak/>
         <w:tab/>
       </w:r>
       <w:r>
@@ -16520,7 +16614,6 @@
           <w:sz w:val="24"/>
           <w:szCs w:val="24"/>
         </w:rPr>
-        <w:lastRenderedPageBreak/>
         <w:tab/>
         <w:t>ELSE</w:t>
       </w:r>
@@ -17192,7 +17285,6 @@
           <w:sz w:val="32"/>
           <w:szCs w:val="32"/>
         </w:rPr>
-        <w:lastRenderedPageBreak/>
         <w:t xml:space="preserve">                                             </w:t>
       </w:r>
       <w:r>
@@ -22289,7 +22381,6 @@
           <w:sz w:val="24"/>
           <w:szCs w:val="24"/>
         </w:rPr>
-        <w:lastRenderedPageBreak/>
         <w:t xml:space="preserve">EXEC SQL </w:t>
       </w:r>
     </w:p>
@@ -23724,6 +23815,7 @@
           <w:sz w:val="24"/>
           <w:szCs w:val="24"/>
         </w:rPr>
+        <w:lastRenderedPageBreak/>
         <w:tab/>
         <w:t>ADD +1 TO WS-ROW-COUNT</w:t>
       </w:r>
@@ -23745,7 +23837,6 @@
           <w:sz w:val="24"/>
           <w:szCs w:val="24"/>
         </w:rPr>
-        <w:lastRenderedPageBreak/>
         <w:t>WHEN SQLCODE = 100</w:t>
       </w:r>
     </w:p>
@@ -24801,6 +24892,7 @@
           <w:sz w:val="24"/>
           <w:szCs w:val="24"/>
         </w:rPr>
+        <w:lastRenderedPageBreak/>
         <w:tab/>
         <w:t>SELECT CLAIM-OTFILE ASSIGN TO CLAIMDD1</w:t>
       </w:r>
@@ -24821,7 +24913,6 @@
           <w:sz w:val="24"/>
           <w:szCs w:val="24"/>
         </w:rPr>
-        <w:lastRenderedPageBreak/>
         <w:tab/>
         <w:t>ORGANISATION IS SEQUENTIAL</w:t>
       </w:r>
@@ -26103,6 +26194,7 @@
           <w:sz w:val="24"/>
           <w:szCs w:val="24"/>
         </w:rPr>
+        <w:lastRenderedPageBreak/>
         <w:tab/>
         <w:t>PERFORM 100-INITIAL-PARA THRU 100-EXIT.</w:t>
       </w:r>
@@ -26131,7 +26223,6 @@
           <w:sz w:val="24"/>
           <w:szCs w:val="24"/>
         </w:rPr>
-        <w:lastRenderedPageBreak/>
         <w:tab/>
         <w:t>PERFORM 200-FETCH-PARA THRU 200-EXIT</w:t>
       </w:r>
@@ -27388,6 +27479,7 @@
           <w:sz w:val="24"/>
           <w:szCs w:val="24"/>
         </w:rPr>
+        <w:lastRenderedPageBreak/>
         <w:t>WHEN SQLCODE = 100</w:t>
       </w:r>
     </w:p>
@@ -27408,7 +27500,6 @@
           <w:sz w:val="24"/>
           <w:szCs w:val="24"/>
         </w:rPr>
-        <w:lastRenderedPageBreak/>
         <w:tab/>
         <w:t>DISPLAY ‘END OF THE RESULT SET’</w:t>
       </w:r>
@@ -28556,6 +28647,7 @@
           <w:sz w:val="24"/>
           <w:szCs w:val="24"/>
         </w:rPr>
+        <w:lastRenderedPageBreak/>
         <w:t>INPUT-OUTPUT SECTION.</w:t>
       </w:r>
     </w:p>
@@ -28575,7 +28667,6 @@
           <w:sz w:val="24"/>
           <w:szCs w:val="24"/>
         </w:rPr>
-        <w:lastRenderedPageBreak/>
         <w:t>FILE-CONTROL.</w:t>
       </w:r>
     </w:p>
@@ -29922,6 +30013,7 @@
           <w:sz w:val="24"/>
           <w:szCs w:val="24"/>
         </w:rPr>
+        <w:lastRenderedPageBreak/>
         <w:t>PROCEDURE DIVISION.</w:t>
       </w:r>
     </w:p>
@@ -29941,7 +30033,6 @@
           <w:sz w:val="24"/>
           <w:szCs w:val="24"/>
         </w:rPr>
-        <w:lastRenderedPageBreak/>
         <w:t>000-MAIN-PARA.</w:t>
       </w:r>
     </w:p>
@@ -31180,6 +31271,7 @@
           <w:sz w:val="24"/>
           <w:szCs w:val="24"/>
         </w:rPr>
+        <w:lastRenderedPageBreak/>
         <w:tab/>
         <w:t>END-IF</w:t>
       </w:r>
@@ -31201,7 +31293,6 @@
           <w:sz w:val="24"/>
           <w:szCs w:val="24"/>
         </w:rPr>
-        <w:lastRenderedPageBreak/>
         <w:tab/>
         <w:t>ADD +1 TO WS-ROW-COUNT</w:t>
       </w:r>
@@ -32655,6 +32746,7 @@
           <w:sz w:val="24"/>
           <w:szCs w:val="24"/>
         </w:rPr>
+        <w:lastRenderedPageBreak/>
         <w:t>IF WS-OT-STATUS NOT = ‘00’</w:t>
       </w:r>
     </w:p>
@@ -32675,7 +32767,6 @@
           <w:sz w:val="24"/>
           <w:szCs w:val="24"/>
         </w:rPr>
-        <w:lastRenderedPageBreak/>
         <w:t>DISPLAY ‘ERROR WRITING FILE’</w:t>
       </w:r>
     </w:p>
@@ -33266,7 +33357,6 @@
           <w:szCs w:val="32"/>
           <w:u w:val="single"/>
         </w:rPr>
-        <w:lastRenderedPageBreak/>
         <w:t>Main and Sub program DB2 program:</w:t>
       </w:r>
     </w:p>
@@ -35589,6 +35679,7 @@
           <w:sz w:val="24"/>
           <w:szCs w:val="24"/>
         </w:rPr>
+        <w:lastRenderedPageBreak/>
         <w:t xml:space="preserve">           EXEC SQL INCLUDE SQLCA END-EXEC.</w:t>
       </w:r>
     </w:p>
@@ -35608,8 +35699,1244 @@
           <w:sz w:val="24"/>
           <w:szCs w:val="24"/>
         </w:rPr>
+        <w:t xml:space="preserve">           EXEC SQL INCLUDE DCLCLAI6 END-EXEC.</w:t>
+      </w:r>
+    </w:p>
+    <w:p>
+      <w:pPr>
+        <w:spacing w:after="0"/>
+        <w:ind w:left="720"/>
+        <w:rPr>
+          <w:rFonts w:cstheme="minorHAnsi"/>
+          <w:sz w:val="24"/>
+          <w:szCs w:val="24"/>
+        </w:rPr>
+      </w:pPr>
+    </w:p>
+    <w:p>
+      <w:pPr>
+        <w:spacing w:after="0"/>
+        <w:ind w:left="720"/>
+        <w:rPr>
+          <w:rFonts w:cstheme="minorHAnsi"/>
+          <w:sz w:val="24"/>
+          <w:szCs w:val="24"/>
+        </w:rPr>
+      </w:pPr>
+      <w:r>
+        <w:rPr>
+          <w:rFonts w:cstheme="minorHAnsi"/>
+          <w:sz w:val="24"/>
+          <w:szCs w:val="24"/>
+        </w:rPr>
+        <w:t xml:space="preserve">           EXEC SQL DECLARE C-NAME </w:t>
+      </w:r>
+      <w:proofErr w:type="gramStart"/>
+      <w:r>
+        <w:rPr>
+          <w:rFonts w:cstheme="minorHAnsi"/>
+          <w:sz w:val="24"/>
+          <w:szCs w:val="24"/>
+        </w:rPr>
+        <w:t>CURSOR  WITH</w:t>
+      </w:r>
+      <w:proofErr w:type="gramEnd"/>
+      <w:r>
+        <w:rPr>
+          <w:rFonts w:cstheme="minorHAnsi"/>
+          <w:sz w:val="24"/>
+          <w:szCs w:val="24"/>
+        </w:rPr>
+        <w:t xml:space="preserve"> HOLD FOR</w:t>
+      </w:r>
+    </w:p>
+    <w:p>
+      <w:pPr>
+        <w:spacing w:after="0"/>
+        <w:ind w:left="720"/>
+        <w:rPr>
+          <w:rFonts w:cstheme="minorHAnsi"/>
+          <w:sz w:val="24"/>
+          <w:szCs w:val="24"/>
+        </w:rPr>
+      </w:pPr>
+      <w:r>
+        <w:rPr>
+          <w:rFonts w:cstheme="minorHAnsi"/>
+          <w:sz w:val="24"/>
+          <w:szCs w:val="24"/>
+        </w:rPr>
+        <w:t xml:space="preserve">                 SELECT</w:t>
+      </w:r>
+    </w:p>
+    <w:p>
+      <w:pPr>
+        <w:spacing w:after="0"/>
+        <w:ind w:left="720"/>
+        <w:rPr>
+          <w:rFonts w:cstheme="minorHAnsi"/>
+          <w:sz w:val="24"/>
+          <w:szCs w:val="24"/>
+        </w:rPr>
+      </w:pPr>
+      <w:r>
+        <w:rPr>
+          <w:rFonts w:cstheme="minorHAnsi"/>
+          <w:sz w:val="24"/>
+          <w:szCs w:val="24"/>
+        </w:rPr>
+        <w:t xml:space="preserve">                   CLAIM_</w:t>
+      </w:r>
+      <w:proofErr w:type="gramStart"/>
+      <w:r>
+        <w:rPr>
+          <w:rFonts w:cstheme="minorHAnsi"/>
+          <w:sz w:val="24"/>
+          <w:szCs w:val="24"/>
+        </w:rPr>
+        <w:t>NUMBER,CUST</w:t>
+      </w:r>
+      <w:proofErr w:type="gramEnd"/>
+      <w:r>
+        <w:rPr>
+          <w:rFonts w:cstheme="minorHAnsi"/>
+          <w:sz w:val="24"/>
+          <w:szCs w:val="24"/>
+        </w:rPr>
+        <w:t>_</w:t>
+      </w:r>
+      <w:proofErr w:type="gramStart"/>
+      <w:r>
+        <w:rPr>
+          <w:rFonts w:cstheme="minorHAnsi"/>
+          <w:sz w:val="24"/>
+          <w:szCs w:val="24"/>
+        </w:rPr>
+        <w:t>NAME,CLAIM</w:t>
+      </w:r>
+      <w:proofErr w:type="gramEnd"/>
+      <w:r>
+        <w:rPr>
+          <w:rFonts w:cstheme="minorHAnsi"/>
+          <w:sz w:val="24"/>
+          <w:szCs w:val="24"/>
+        </w:rPr>
+        <w:t>_</w:t>
+      </w:r>
+      <w:proofErr w:type="gramStart"/>
+      <w:r>
+        <w:rPr>
+          <w:rFonts w:cstheme="minorHAnsi"/>
+          <w:sz w:val="24"/>
+          <w:szCs w:val="24"/>
+        </w:rPr>
+        <w:t>AMOUNT,CLAIM</w:t>
+      </w:r>
+      <w:proofErr w:type="gramEnd"/>
+      <w:r>
+        <w:rPr>
+          <w:rFonts w:cstheme="minorHAnsi"/>
+          <w:sz w:val="24"/>
+          <w:szCs w:val="24"/>
+        </w:rPr>
+        <w:t>_STATUS,</w:t>
+      </w:r>
+    </w:p>
+    <w:p>
+      <w:pPr>
+        <w:spacing w:after="0"/>
+        <w:ind w:left="720"/>
+        <w:rPr>
+          <w:rFonts w:cstheme="minorHAnsi"/>
+          <w:sz w:val="24"/>
+          <w:szCs w:val="24"/>
+        </w:rPr>
+      </w:pPr>
+      <w:r>
+        <w:rPr>
+          <w:rFonts w:cstheme="minorHAnsi"/>
+          <w:sz w:val="24"/>
+          <w:szCs w:val="24"/>
+        </w:rPr>
+        <w:t xml:space="preserve">                   CLAIM_</w:t>
+      </w:r>
+      <w:proofErr w:type="gramStart"/>
+      <w:r>
+        <w:rPr>
+          <w:rFonts w:cstheme="minorHAnsi"/>
+          <w:sz w:val="24"/>
+          <w:szCs w:val="24"/>
+        </w:rPr>
+        <w:t>TYPE,CLAIM</w:t>
+      </w:r>
+      <w:proofErr w:type="gramEnd"/>
+      <w:r>
+        <w:rPr>
+          <w:rFonts w:cstheme="minorHAnsi"/>
+          <w:sz w:val="24"/>
+          <w:szCs w:val="24"/>
+        </w:rPr>
+        <w:t>_SUBMIT_</w:t>
+      </w:r>
+      <w:proofErr w:type="gramStart"/>
+      <w:r>
+        <w:rPr>
+          <w:rFonts w:cstheme="minorHAnsi"/>
+          <w:sz w:val="24"/>
+          <w:szCs w:val="24"/>
+        </w:rPr>
+        <w:t>DT,POLCY</w:t>
+      </w:r>
+      <w:proofErr w:type="gramEnd"/>
+      <w:r>
+        <w:rPr>
+          <w:rFonts w:cstheme="minorHAnsi"/>
+          <w:sz w:val="24"/>
+          <w:szCs w:val="24"/>
+        </w:rPr>
+        <w:t>_NUMBER</w:t>
+      </w:r>
+    </w:p>
+    <w:p>
+      <w:pPr>
+        <w:spacing w:after="0"/>
+        <w:ind w:left="720"/>
+        <w:rPr>
+          <w:rFonts w:cstheme="minorHAnsi"/>
+          <w:sz w:val="24"/>
+          <w:szCs w:val="24"/>
+        </w:rPr>
+      </w:pPr>
+      <w:r>
+        <w:rPr>
+          <w:rFonts w:cstheme="minorHAnsi"/>
+          <w:sz w:val="24"/>
+          <w:szCs w:val="24"/>
+        </w:rPr>
+        <w:t xml:space="preserve">                 FROM CLAIM_T6</w:t>
+      </w:r>
+    </w:p>
+    <w:p>
+      <w:pPr>
+        <w:spacing w:after="0"/>
+        <w:ind w:left="720"/>
+        <w:rPr>
+          <w:rFonts w:cstheme="minorHAnsi"/>
+          <w:sz w:val="24"/>
+          <w:szCs w:val="24"/>
+        </w:rPr>
+      </w:pPr>
+      <w:r>
+        <w:rPr>
+          <w:rFonts w:cstheme="minorHAnsi"/>
+          <w:sz w:val="24"/>
+          <w:szCs w:val="24"/>
+        </w:rPr>
+        <w:t xml:space="preserve">                 WHERE CLAIM_SUBMIT_DT &gt;= CURRENT DATE - 1 DAY</w:t>
+      </w:r>
+    </w:p>
+    <w:p>
+      <w:pPr>
+        <w:spacing w:after="0"/>
+        <w:ind w:left="720"/>
+        <w:rPr>
+          <w:rFonts w:cstheme="minorHAnsi"/>
+          <w:sz w:val="24"/>
+          <w:szCs w:val="24"/>
+        </w:rPr>
+      </w:pPr>
+      <w:r>
+        <w:rPr>
+          <w:rFonts w:cstheme="minorHAnsi"/>
+          <w:sz w:val="24"/>
+          <w:szCs w:val="24"/>
+        </w:rPr>
+        <w:t xml:space="preserve">                 FOR UPDATE OF CLAIM_STATUS</w:t>
+      </w:r>
+    </w:p>
+    <w:p>
+      <w:pPr>
+        <w:spacing w:after="0"/>
+        <w:ind w:left="720"/>
+        <w:rPr>
+          <w:rFonts w:cstheme="minorHAnsi"/>
+          <w:sz w:val="24"/>
+          <w:szCs w:val="24"/>
+        </w:rPr>
+      </w:pPr>
+      <w:r>
+        <w:rPr>
+          <w:rFonts w:cstheme="minorHAnsi"/>
+          <w:sz w:val="24"/>
+          <w:szCs w:val="24"/>
+        </w:rPr>
+        <w:t xml:space="preserve">           END-EXEC.</w:t>
+      </w:r>
+    </w:p>
+    <w:p>
+      <w:pPr>
+        <w:spacing w:after="0"/>
+        <w:ind w:left="720"/>
+        <w:rPr>
+          <w:rFonts w:cstheme="minorHAnsi"/>
+          <w:sz w:val="24"/>
+          <w:szCs w:val="24"/>
+        </w:rPr>
+      </w:pPr>
+    </w:p>
+    <w:p>
+      <w:pPr>
+        <w:spacing w:after="0"/>
+        <w:ind w:left="720"/>
+        <w:rPr>
+          <w:rFonts w:cstheme="minorHAnsi"/>
+          <w:sz w:val="24"/>
+          <w:szCs w:val="24"/>
+        </w:rPr>
+      </w:pPr>
+      <w:r>
+        <w:rPr>
+          <w:rFonts w:cstheme="minorHAnsi"/>
+          <w:sz w:val="24"/>
+          <w:szCs w:val="24"/>
+        </w:rPr>
+        <w:t xml:space="preserve">       01 WS-NULL-IND    </w:t>
+      </w:r>
+      <w:r>
+        <w:rPr>
+          <w:rFonts w:cstheme="minorHAnsi"/>
+          <w:sz w:val="24"/>
+          <w:szCs w:val="24"/>
+        </w:rPr>
+        <w:tab/>
+      </w:r>
+      <w:proofErr w:type="gramStart"/>
+      <w:r>
+        <w:rPr>
+          <w:rFonts w:cstheme="minorHAnsi"/>
+          <w:sz w:val="24"/>
+          <w:szCs w:val="24"/>
+        </w:rPr>
+        <w:t>PIC  S</w:t>
+      </w:r>
+      <w:proofErr w:type="gramEnd"/>
+      <w:r>
+        <w:rPr>
+          <w:rFonts w:cstheme="minorHAnsi"/>
+          <w:sz w:val="24"/>
+          <w:szCs w:val="24"/>
+        </w:rPr>
+        <w:t>9(04) COMP.</w:t>
+      </w:r>
+    </w:p>
+    <w:p>
+      <w:pPr>
+        <w:spacing w:after="0"/>
+        <w:ind w:left="720"/>
+        <w:rPr>
+          <w:rFonts w:cstheme="minorHAnsi"/>
+          <w:sz w:val="24"/>
+          <w:szCs w:val="24"/>
+        </w:rPr>
+      </w:pPr>
+      <w:r>
+        <w:rPr>
+          <w:rFonts w:cstheme="minorHAnsi"/>
+          <w:sz w:val="24"/>
+          <w:szCs w:val="24"/>
+        </w:rPr>
+        <w:t xml:space="preserve">       01 WS-ROW-COUNT   </w:t>
+      </w:r>
+      <w:r>
+        <w:rPr>
+          <w:rFonts w:cstheme="minorHAnsi"/>
+          <w:sz w:val="24"/>
+          <w:szCs w:val="24"/>
+        </w:rPr>
+        <w:tab/>
+      </w:r>
+      <w:r>
+        <w:rPr>
+          <w:rFonts w:cstheme="minorHAnsi"/>
+          <w:sz w:val="24"/>
+          <w:szCs w:val="24"/>
+        </w:rPr>
+        <w:t>PIC  9(02) VALUE ZERO.</w:t>
+      </w:r>
+    </w:p>
+    <w:p>
+      <w:pPr>
+        <w:spacing w:after="0"/>
+        <w:ind w:left="720"/>
+        <w:rPr>
+          <w:rFonts w:cstheme="minorHAnsi"/>
+          <w:sz w:val="24"/>
+          <w:szCs w:val="24"/>
+        </w:rPr>
+      </w:pPr>
+      <w:r>
+        <w:rPr>
+          <w:rFonts w:cstheme="minorHAnsi"/>
+          <w:sz w:val="24"/>
+          <w:szCs w:val="24"/>
+        </w:rPr>
+        <w:t xml:space="preserve">       01 WS-ABENDPGM    </w:t>
+      </w:r>
+      <w:r>
+        <w:rPr>
+          <w:rFonts w:cstheme="minorHAnsi"/>
+          <w:sz w:val="24"/>
+          <w:szCs w:val="24"/>
+        </w:rPr>
+        <w:tab/>
+      </w:r>
+      <w:proofErr w:type="gramStart"/>
+      <w:r>
+        <w:rPr>
+          <w:rFonts w:cstheme="minorHAnsi"/>
+          <w:sz w:val="24"/>
+          <w:szCs w:val="24"/>
+        </w:rPr>
+        <w:t>PIC  X</w:t>
+      </w:r>
+      <w:proofErr w:type="gramEnd"/>
+      <w:r>
+        <w:rPr>
+          <w:rFonts w:cstheme="minorHAnsi"/>
+          <w:sz w:val="24"/>
+          <w:szCs w:val="24"/>
+        </w:rPr>
+        <w:t>(08) VALUE 'ABENDPGM'.</w:t>
+      </w:r>
+    </w:p>
+    <w:p>
+      <w:pPr>
+        <w:spacing w:after="0"/>
+        <w:ind w:left="720"/>
+        <w:rPr>
+          <w:rFonts w:cstheme="minorHAnsi"/>
+          <w:sz w:val="24"/>
+          <w:szCs w:val="24"/>
+        </w:rPr>
+      </w:pPr>
+      <w:r>
+        <w:rPr>
+          <w:rFonts w:cstheme="minorHAnsi"/>
+          <w:sz w:val="24"/>
+          <w:szCs w:val="24"/>
+        </w:rPr>
+        <w:t xml:space="preserve">       01 CLAIM-DETAILS.</w:t>
+      </w:r>
+    </w:p>
+    <w:p>
+      <w:pPr>
+        <w:spacing w:after="0"/>
+        <w:ind w:left="720"/>
+        <w:rPr>
+          <w:rFonts w:cstheme="minorHAnsi"/>
+          <w:sz w:val="24"/>
+          <w:szCs w:val="24"/>
+        </w:rPr>
+      </w:pPr>
+      <w:r>
+        <w:rPr>
+          <w:rFonts w:cstheme="minorHAnsi"/>
+          <w:sz w:val="24"/>
+          <w:szCs w:val="24"/>
+        </w:rPr>
+        <w:t xml:space="preserve">          03 POLICY-NUMBER   </w:t>
+      </w:r>
+      <w:r>
+        <w:rPr>
+          <w:rFonts w:cstheme="minorHAnsi"/>
+          <w:sz w:val="24"/>
+          <w:szCs w:val="24"/>
+        </w:rPr>
+        <w:tab/>
+      </w:r>
+      <w:proofErr w:type="gramStart"/>
+      <w:r>
+        <w:rPr>
+          <w:rFonts w:cstheme="minorHAnsi"/>
+          <w:sz w:val="24"/>
+          <w:szCs w:val="24"/>
+        </w:rPr>
+        <w:t>PIC  X</w:t>
+      </w:r>
+      <w:proofErr w:type="gramEnd"/>
+      <w:r>
+        <w:rPr>
+          <w:rFonts w:cstheme="minorHAnsi"/>
+          <w:sz w:val="24"/>
+          <w:szCs w:val="24"/>
+        </w:rPr>
+        <w:t>(05) VALUE SPACE.</w:t>
+      </w:r>
+    </w:p>
+    <w:p>
+      <w:pPr>
+        <w:spacing w:after="0"/>
+        <w:ind w:left="720"/>
+        <w:rPr>
+          <w:rFonts w:cstheme="minorHAnsi"/>
+          <w:sz w:val="24"/>
+          <w:szCs w:val="24"/>
+        </w:rPr>
+      </w:pPr>
+      <w:r>
+        <w:rPr>
+          <w:rFonts w:cstheme="minorHAnsi"/>
+          <w:sz w:val="24"/>
+          <w:szCs w:val="24"/>
+        </w:rPr>
+        <w:t xml:space="preserve">          03 CLAIM-NUMBER    </w:t>
+      </w:r>
+      <w:r>
+        <w:rPr>
+          <w:rFonts w:cstheme="minorHAnsi"/>
+          <w:sz w:val="24"/>
+          <w:szCs w:val="24"/>
+        </w:rPr>
+        <w:tab/>
+      </w:r>
+      <w:proofErr w:type="gramStart"/>
+      <w:r>
+        <w:rPr>
+          <w:rFonts w:cstheme="minorHAnsi"/>
+          <w:sz w:val="24"/>
+          <w:szCs w:val="24"/>
+        </w:rPr>
+        <w:t>PIC  X</w:t>
+      </w:r>
+      <w:proofErr w:type="gramEnd"/>
+      <w:r>
+        <w:rPr>
+          <w:rFonts w:cstheme="minorHAnsi"/>
+          <w:sz w:val="24"/>
+          <w:szCs w:val="24"/>
+        </w:rPr>
+        <w:t>(05) VALUE SPACE.</w:t>
+      </w:r>
+    </w:p>
+    <w:p>
+      <w:pPr>
+        <w:spacing w:after="0"/>
+        <w:ind w:left="720"/>
+        <w:rPr>
+          <w:rFonts w:cstheme="minorHAnsi"/>
+          <w:sz w:val="24"/>
+          <w:szCs w:val="24"/>
+        </w:rPr>
+      </w:pPr>
+      <w:r>
+        <w:rPr>
+          <w:rFonts w:cstheme="minorHAnsi"/>
+          <w:sz w:val="24"/>
+          <w:szCs w:val="24"/>
+        </w:rPr>
+        <w:t xml:space="preserve">          03 CLAIM-AMOUNT    </w:t>
+      </w:r>
+      <w:r>
+        <w:rPr>
+          <w:rFonts w:cstheme="minorHAnsi"/>
+          <w:sz w:val="24"/>
+          <w:szCs w:val="24"/>
+        </w:rPr>
+        <w:tab/>
+      </w:r>
+      <w:r>
+        <w:rPr>
+          <w:rFonts w:cstheme="minorHAnsi"/>
+          <w:sz w:val="24"/>
+          <w:szCs w:val="24"/>
+        </w:rPr>
+        <w:t>PIC  9(03)V9(2) VALUE ZERO.</w:t>
+      </w:r>
+    </w:p>
+    <w:p>
+      <w:pPr>
+        <w:spacing w:after="0"/>
+        <w:ind w:left="720"/>
+        <w:rPr>
+          <w:rFonts w:cstheme="minorHAnsi"/>
+          <w:sz w:val="24"/>
+          <w:szCs w:val="24"/>
+        </w:rPr>
+      </w:pPr>
+      <w:r>
+        <w:rPr>
+          <w:rFonts w:cstheme="minorHAnsi"/>
+          <w:sz w:val="24"/>
+          <w:szCs w:val="24"/>
+        </w:rPr>
+        <w:t xml:space="preserve">          03 CLAIM-SUBMIT-DT </w:t>
+      </w:r>
+      <w:r>
+        <w:rPr>
+          <w:rFonts w:cstheme="minorHAnsi"/>
+          <w:sz w:val="24"/>
+          <w:szCs w:val="24"/>
+        </w:rPr>
+        <w:tab/>
+      </w:r>
+      <w:proofErr w:type="gramStart"/>
+      <w:r>
+        <w:rPr>
+          <w:rFonts w:cstheme="minorHAnsi"/>
+          <w:sz w:val="24"/>
+          <w:szCs w:val="24"/>
+        </w:rPr>
+        <w:t>PIC  X</w:t>
+      </w:r>
+      <w:proofErr w:type="gramEnd"/>
+      <w:r>
+        <w:rPr>
+          <w:rFonts w:cstheme="minorHAnsi"/>
+          <w:sz w:val="24"/>
+          <w:szCs w:val="24"/>
+        </w:rPr>
+        <w:t>(10</w:t>
+      </w:r>
+      <w:proofErr w:type="gramStart"/>
+      <w:r>
+        <w:rPr>
+          <w:rFonts w:cstheme="minorHAnsi"/>
+          <w:sz w:val="24"/>
+          <w:szCs w:val="24"/>
+        </w:rPr>
+        <w:t>)  VALUE</w:t>
+      </w:r>
+      <w:proofErr w:type="gramEnd"/>
+      <w:r>
+        <w:rPr>
+          <w:rFonts w:cstheme="minorHAnsi"/>
+          <w:sz w:val="24"/>
+          <w:szCs w:val="24"/>
+        </w:rPr>
+        <w:t xml:space="preserve"> SPACE.</w:t>
+      </w:r>
+    </w:p>
+    <w:p>
+      <w:pPr>
+        <w:spacing w:after="0"/>
+        <w:ind w:left="720"/>
+        <w:rPr>
+          <w:rFonts w:cstheme="minorHAnsi"/>
+          <w:sz w:val="24"/>
+          <w:szCs w:val="24"/>
+        </w:rPr>
+      </w:pPr>
+      <w:r>
+        <w:rPr>
+          <w:rFonts w:cstheme="minorHAnsi"/>
+          <w:sz w:val="24"/>
+          <w:szCs w:val="24"/>
+        </w:rPr>
+        <w:t xml:space="preserve">          03 SUB-RTN-CODE    </w:t>
+      </w:r>
+      <w:r>
+        <w:rPr>
+          <w:rFonts w:cstheme="minorHAnsi"/>
+          <w:sz w:val="24"/>
+          <w:szCs w:val="24"/>
+        </w:rPr>
+        <w:tab/>
+      </w:r>
+      <w:proofErr w:type="gramStart"/>
+      <w:r>
+        <w:rPr>
+          <w:rFonts w:cstheme="minorHAnsi"/>
+          <w:sz w:val="24"/>
+          <w:szCs w:val="24"/>
+        </w:rPr>
+        <w:t>PIC  X</w:t>
+      </w:r>
+      <w:proofErr w:type="gramEnd"/>
+      <w:r>
+        <w:rPr>
+          <w:rFonts w:cstheme="minorHAnsi"/>
+          <w:sz w:val="24"/>
+          <w:szCs w:val="24"/>
+        </w:rPr>
+        <w:t>(02) VALUE SPACE.</w:t>
+      </w:r>
+    </w:p>
+    <w:p>
+      <w:pPr>
+        <w:spacing w:after="0"/>
+        <w:ind w:left="720"/>
+        <w:rPr>
+          <w:rFonts w:cstheme="minorHAnsi"/>
+          <w:sz w:val="24"/>
+          <w:szCs w:val="24"/>
+        </w:rPr>
+      </w:pPr>
+      <w:r>
+        <w:rPr>
+          <w:rFonts w:cstheme="minorHAnsi"/>
+          <w:sz w:val="24"/>
+          <w:szCs w:val="24"/>
+        </w:rPr>
+        <w:t xml:space="preserve">          03 REJECT-ERR-</w:t>
+      </w:r>
+      <w:proofErr w:type="gramStart"/>
+      <w:r>
+        <w:rPr>
+          <w:rFonts w:cstheme="minorHAnsi"/>
+          <w:sz w:val="24"/>
+          <w:szCs w:val="24"/>
+        </w:rPr>
+        <w:t xml:space="preserve">MSG  </w:t>
+      </w:r>
+      <w:r>
+        <w:rPr>
+          <w:rFonts w:cstheme="minorHAnsi"/>
+          <w:sz w:val="24"/>
+          <w:szCs w:val="24"/>
+        </w:rPr>
+        <w:tab/>
+      </w:r>
+      <w:r>
+        <w:rPr>
+          <w:rFonts w:cstheme="minorHAnsi"/>
+          <w:sz w:val="24"/>
+          <w:szCs w:val="24"/>
+        </w:rPr>
+        <w:t>PIC  X</w:t>
+      </w:r>
+      <w:proofErr w:type="gramEnd"/>
+      <w:r>
+        <w:rPr>
+          <w:rFonts w:cstheme="minorHAnsi"/>
+          <w:sz w:val="24"/>
+          <w:szCs w:val="24"/>
+        </w:rPr>
+        <w:t>(30) VALUE SPACE.</w:t>
+      </w:r>
+    </w:p>
+    <w:p>
+      <w:pPr>
+        <w:spacing w:after="0"/>
+        <w:ind w:left="720"/>
+        <w:rPr>
+          <w:rFonts w:cstheme="minorHAnsi"/>
+          <w:sz w:val="24"/>
+          <w:szCs w:val="24"/>
+        </w:rPr>
+      </w:pPr>
+    </w:p>
+    <w:p>
+      <w:pPr>
+        <w:spacing w:after="0"/>
+        <w:ind w:left="720"/>
+        <w:rPr>
+          <w:rFonts w:cstheme="minorHAnsi"/>
+          <w:sz w:val="24"/>
+          <w:szCs w:val="24"/>
+        </w:rPr>
+      </w:pPr>
+      <w:r>
+        <w:rPr>
+          <w:rFonts w:cstheme="minorHAnsi"/>
+          <w:sz w:val="24"/>
+          <w:szCs w:val="24"/>
+        </w:rPr>
+        <w:t xml:space="preserve">       PROCEDURE DIVISION.</w:t>
+      </w:r>
+    </w:p>
+    <w:p>
+      <w:pPr>
+        <w:spacing w:after="0"/>
+        <w:ind w:left="720"/>
+        <w:rPr>
+          <w:rFonts w:cstheme="minorHAnsi"/>
+          <w:sz w:val="24"/>
+          <w:szCs w:val="24"/>
+        </w:rPr>
+      </w:pPr>
+      <w:r>
+        <w:rPr>
+          <w:rFonts w:cstheme="minorHAnsi"/>
+          <w:sz w:val="24"/>
+          <w:szCs w:val="24"/>
+        </w:rPr>
+        <w:t xml:space="preserve">       000-MAIN-PARA.</w:t>
+      </w:r>
+    </w:p>
+    <w:p>
+      <w:pPr>
+        <w:spacing w:after="0"/>
+        <w:ind w:left="720"/>
+        <w:rPr>
+          <w:rFonts w:cstheme="minorHAnsi"/>
+          <w:sz w:val="24"/>
+          <w:szCs w:val="24"/>
+        </w:rPr>
+      </w:pPr>
+      <w:r>
+        <w:rPr>
+          <w:rFonts w:cstheme="minorHAnsi"/>
+          <w:sz w:val="24"/>
+          <w:szCs w:val="24"/>
+        </w:rPr>
+        <w:t xml:space="preserve">           DISPLAY 'CLAIMPGM STARTED'.</w:t>
+      </w:r>
+    </w:p>
+    <w:p>
+      <w:pPr>
+        <w:spacing w:after="0"/>
+        <w:ind w:left="720"/>
+        <w:rPr>
+          <w:rFonts w:cstheme="minorHAnsi"/>
+          <w:sz w:val="24"/>
+          <w:szCs w:val="24"/>
+        </w:rPr>
+      </w:pPr>
+    </w:p>
+    <w:p>
+      <w:pPr>
+        <w:spacing w:after="0"/>
+        <w:ind w:left="720"/>
+        <w:rPr>
+          <w:rFonts w:cstheme="minorHAnsi"/>
+          <w:sz w:val="24"/>
+          <w:szCs w:val="24"/>
+        </w:rPr>
+      </w:pPr>
+      <w:r>
+        <w:rPr>
+          <w:rFonts w:cstheme="minorHAnsi"/>
+          <w:sz w:val="24"/>
+          <w:szCs w:val="24"/>
+        </w:rPr>
+        <w:t xml:space="preserve">           </w:t>
+      </w:r>
+      <w:r>
+        <w:rPr>
+          <w:rFonts w:cstheme="minorHAnsi"/>
+          <w:sz w:val="24"/>
+          <w:szCs w:val="24"/>
+        </w:rPr>
+        <w:t xml:space="preserve">  </w:t>
+      </w:r>
+      <w:r>
+        <w:rPr>
+          <w:rFonts w:cstheme="minorHAnsi"/>
+          <w:sz w:val="24"/>
+          <w:szCs w:val="24"/>
+        </w:rPr>
+        <w:t xml:space="preserve">EXEC SQL </w:t>
+      </w:r>
+    </w:p>
+    <w:p>
+      <w:pPr>
+        <w:spacing w:after="0"/>
+        <w:ind w:left="1440" w:firstLine="720"/>
+        <w:rPr>
+          <w:rFonts w:cstheme="minorHAnsi"/>
+          <w:sz w:val="24"/>
+          <w:szCs w:val="24"/>
+        </w:rPr>
+      </w:pPr>
+      <w:r>
+        <w:rPr>
+          <w:rFonts w:cstheme="minorHAnsi"/>
+          <w:sz w:val="24"/>
+          <w:szCs w:val="24"/>
+        </w:rPr>
+        <w:t xml:space="preserve">OPEN C-NAME </w:t>
+      </w:r>
+    </w:p>
+    <w:p>
+      <w:pPr>
+        <w:spacing w:after="0"/>
+        <w:ind w:left="720" w:firstLine="720"/>
+        <w:rPr>
+          <w:rFonts w:cstheme="minorHAnsi"/>
+          <w:sz w:val="24"/>
+          <w:szCs w:val="24"/>
+        </w:rPr>
+      </w:pPr>
+      <w:r>
+        <w:rPr>
+          <w:rFonts w:cstheme="minorHAnsi"/>
+          <w:sz w:val="24"/>
+          <w:szCs w:val="24"/>
+        </w:rPr>
+        <w:t>END-EXEC.</w:t>
+      </w:r>
+    </w:p>
+    <w:p>
+      <w:pPr>
+        <w:spacing w:after="0"/>
+        <w:ind w:left="720"/>
+        <w:rPr>
+          <w:rFonts w:cstheme="minorHAnsi"/>
+          <w:sz w:val="24"/>
+          <w:szCs w:val="24"/>
+        </w:rPr>
+      </w:pPr>
+      <w:r>
+        <w:rPr>
+          <w:rFonts w:cstheme="minorHAnsi"/>
+          <w:sz w:val="24"/>
+          <w:szCs w:val="24"/>
+        </w:rPr>
+        <w:t xml:space="preserve">           IF SQLCODE NOT = 00</w:t>
+      </w:r>
+    </w:p>
+    <w:p>
+      <w:pPr>
+        <w:spacing w:after="0"/>
+        <w:ind w:left="720"/>
+        <w:rPr>
+          <w:rFonts w:cstheme="minorHAnsi"/>
+          <w:sz w:val="24"/>
+          <w:szCs w:val="24"/>
+        </w:rPr>
+      </w:pPr>
+      <w:r>
+        <w:rPr>
+          <w:rFonts w:cstheme="minorHAnsi"/>
+          <w:sz w:val="24"/>
+          <w:szCs w:val="24"/>
+        </w:rPr>
+        <w:t xml:space="preserve">              DISPLAY 'ERROR IN MAIN PGM '</w:t>
+      </w:r>
+    </w:p>
+    <w:p>
+      <w:pPr>
+        <w:spacing w:after="0"/>
+        <w:ind w:left="720"/>
+        <w:rPr>
+          <w:rFonts w:cstheme="minorHAnsi"/>
+          <w:sz w:val="24"/>
+          <w:szCs w:val="24"/>
+        </w:rPr>
+      </w:pPr>
+      <w:r>
+        <w:rPr>
+          <w:rFonts w:cstheme="minorHAnsi"/>
+          <w:sz w:val="24"/>
+          <w:szCs w:val="24"/>
+        </w:rPr>
+        <w:t xml:space="preserve">              DISPLAY 'ERROR ON OPEN CURSOR SQLCODE ' SQLCODE</w:t>
+      </w:r>
+    </w:p>
+    <w:p>
+      <w:pPr>
+        <w:spacing w:after="0"/>
+        <w:ind w:left="720"/>
+        <w:rPr>
+          <w:rFonts w:cstheme="minorHAnsi"/>
+          <w:sz w:val="24"/>
+          <w:szCs w:val="24"/>
+        </w:rPr>
+      </w:pPr>
+      <w:r>
+        <w:rPr>
+          <w:rFonts w:cstheme="minorHAnsi"/>
+          <w:sz w:val="24"/>
+          <w:szCs w:val="24"/>
+        </w:rPr>
+        <w:t xml:space="preserve">              CALL WS-ABENDPGM</w:t>
+      </w:r>
+    </w:p>
+    <w:p>
+      <w:pPr>
+        <w:spacing w:after="0"/>
+        <w:ind w:left="720"/>
+        <w:rPr>
+          <w:rFonts w:cstheme="minorHAnsi"/>
+          <w:sz w:val="24"/>
+          <w:szCs w:val="24"/>
+        </w:rPr>
+      </w:pPr>
+      <w:r>
+        <w:rPr>
+          <w:rFonts w:cstheme="minorHAnsi"/>
+          <w:sz w:val="24"/>
+          <w:szCs w:val="24"/>
+        </w:rPr>
+        <w:t xml:space="preserve">           END-IF.</w:t>
+      </w:r>
+    </w:p>
+    <w:p>
+      <w:pPr>
+        <w:spacing w:after="0"/>
+        <w:ind w:left="720"/>
+        <w:rPr>
+          <w:rFonts w:cstheme="minorHAnsi"/>
+          <w:sz w:val="24"/>
+          <w:szCs w:val="24"/>
+        </w:rPr>
+      </w:pPr>
+    </w:p>
+    <w:p>
+      <w:pPr>
+        <w:spacing w:after="0"/>
+        <w:ind w:left="720"/>
+        <w:rPr>
+          <w:rFonts w:cstheme="minorHAnsi"/>
+          <w:sz w:val="24"/>
+          <w:szCs w:val="24"/>
+        </w:rPr>
+      </w:pPr>
+      <w:r>
+        <w:rPr>
+          <w:rFonts w:cstheme="minorHAnsi"/>
+          <w:sz w:val="24"/>
+          <w:szCs w:val="24"/>
+        </w:rPr>
+        <w:t xml:space="preserve">           PERFORM 200-FETCH-PARA THRU 200-EXIT</w:t>
+      </w:r>
+    </w:p>
+    <w:p>
+      <w:pPr>
+        <w:spacing w:after="0"/>
+        <w:ind w:left="720"/>
+        <w:rPr>
+          <w:rFonts w:cstheme="minorHAnsi"/>
+          <w:sz w:val="24"/>
+          <w:szCs w:val="24"/>
+        </w:rPr>
+      </w:pPr>
+      <w:r>
+        <w:rPr>
+          <w:rFonts w:cstheme="minorHAnsi"/>
+          <w:sz w:val="24"/>
+          <w:szCs w:val="24"/>
+        </w:rPr>
+        <w:t xml:space="preserve">                         UNTIL SQLCODE = 100.</w:t>
+      </w:r>
+    </w:p>
+    <w:p>
+      <w:pPr>
+        <w:spacing w:after="0"/>
+        <w:ind w:left="720"/>
+        <w:rPr>
+          <w:rFonts w:cstheme="minorHAnsi"/>
+          <w:sz w:val="24"/>
+          <w:szCs w:val="24"/>
+        </w:rPr>
+      </w:pPr>
+      <w:r>
+        <w:rPr>
+          <w:rFonts w:cstheme="minorHAnsi"/>
+          <w:sz w:val="24"/>
+          <w:szCs w:val="24"/>
+        </w:rPr>
+        <w:t xml:space="preserve">           EXEC SQL CLOSE C-NAME END-EXEC.</w:t>
+      </w:r>
+    </w:p>
+    <w:p>
+      <w:pPr>
+        <w:spacing w:after="0"/>
+        <w:ind w:left="720"/>
+        <w:rPr>
+          <w:rFonts w:cstheme="minorHAnsi"/>
+          <w:sz w:val="24"/>
+          <w:szCs w:val="24"/>
+        </w:rPr>
+      </w:pPr>
+    </w:p>
+    <w:p>
+      <w:pPr>
+        <w:spacing w:after="0"/>
+        <w:ind w:left="720"/>
+        <w:rPr>
+          <w:rFonts w:cstheme="minorHAnsi"/>
+          <w:sz w:val="24"/>
+          <w:szCs w:val="24"/>
+        </w:rPr>
+      </w:pPr>
+      <w:r>
+        <w:rPr>
+          <w:rFonts w:cstheme="minorHAnsi"/>
+          <w:sz w:val="24"/>
+          <w:szCs w:val="24"/>
+        </w:rPr>
+        <w:t xml:space="preserve">           DISPLAY 'TOTAL ROW COUNT ' WS-ROW-COUNT.</w:t>
+      </w:r>
+    </w:p>
+    <w:p>
+      <w:pPr>
+        <w:spacing w:after="0"/>
+        <w:ind w:left="720"/>
+        <w:rPr>
+          <w:rFonts w:cstheme="minorHAnsi"/>
+          <w:sz w:val="24"/>
+          <w:szCs w:val="24"/>
+        </w:rPr>
+      </w:pPr>
+      <w:r>
+        <w:rPr>
+          <w:rFonts w:cstheme="minorHAnsi"/>
+          <w:sz w:val="24"/>
+          <w:szCs w:val="24"/>
+        </w:rPr>
+        <w:t xml:space="preserve">           STOP RUN.</w:t>
+      </w:r>
+    </w:p>
+    <w:p>
+      <w:pPr>
+        <w:spacing w:after="0"/>
+        <w:ind w:left="720"/>
+        <w:rPr>
+          <w:rFonts w:cstheme="minorHAnsi"/>
+          <w:sz w:val="24"/>
+          <w:szCs w:val="24"/>
+        </w:rPr>
+      </w:pPr>
+    </w:p>
+    <w:p>
+      <w:pPr>
+        <w:spacing w:after="0"/>
+        <w:ind w:left="720"/>
+        <w:rPr>
+          <w:rFonts w:cstheme="minorHAnsi"/>
+          <w:sz w:val="24"/>
+          <w:szCs w:val="24"/>
+        </w:rPr>
+      </w:pPr>
+      <w:r>
+        <w:rPr>
+          <w:rFonts w:cstheme="minorHAnsi"/>
+          <w:sz w:val="24"/>
+          <w:szCs w:val="24"/>
+        </w:rPr>
+        <w:t xml:space="preserve">       200-FETCH-PARA.</w:t>
+      </w:r>
+    </w:p>
+    <w:p>
+      <w:pPr>
+        <w:spacing w:after="0"/>
+        <w:ind w:left="720"/>
+        <w:rPr>
+          <w:rFonts w:cstheme="minorHAnsi"/>
+          <w:sz w:val="24"/>
+          <w:szCs w:val="24"/>
+        </w:rPr>
+      </w:pPr>
+      <w:r>
+        <w:rPr>
+          <w:rFonts w:cstheme="minorHAnsi"/>
+          <w:sz w:val="24"/>
+          <w:szCs w:val="24"/>
+        </w:rPr>
+        <w:t xml:space="preserve">           EXEC SQL FETCH C-NAME INTO</w:t>
+      </w:r>
+    </w:p>
+    <w:p>
+      <w:pPr>
+        <w:spacing w:after="0"/>
+        <w:ind w:left="720"/>
+        <w:rPr>
+          <w:rFonts w:cstheme="minorHAnsi"/>
+          <w:sz w:val="24"/>
+          <w:szCs w:val="24"/>
+        </w:rPr>
+      </w:pPr>
+      <w:r>
+        <w:rPr>
+          <w:rFonts w:cstheme="minorHAnsi"/>
+          <w:sz w:val="24"/>
+          <w:szCs w:val="24"/>
+        </w:rPr>
+        <w:t xml:space="preserve">                 </w:t>
+      </w:r>
+      <w:proofErr w:type="gramStart"/>
+      <w:r>
+        <w:rPr>
+          <w:rFonts w:cstheme="minorHAnsi"/>
+          <w:sz w:val="24"/>
+          <w:szCs w:val="24"/>
+        </w:rPr>
+        <w:t>:DCL</w:t>
+      </w:r>
+      <w:proofErr w:type="gramEnd"/>
+      <w:r>
+        <w:rPr>
+          <w:rFonts w:cstheme="minorHAnsi"/>
+          <w:sz w:val="24"/>
+          <w:szCs w:val="24"/>
+        </w:rPr>
+        <w:t>-CLAIM-NUMBER,</w:t>
+      </w:r>
+    </w:p>
+    <w:p>
+      <w:pPr>
+        <w:spacing w:after="0"/>
+        <w:ind w:left="720"/>
+        <w:rPr>
+          <w:rFonts w:cstheme="minorHAnsi"/>
+          <w:sz w:val="24"/>
+          <w:szCs w:val="24"/>
+        </w:rPr>
+      </w:pPr>
+      <w:r>
+        <w:rPr>
+          <w:rFonts w:cstheme="minorHAnsi"/>
+          <w:sz w:val="24"/>
+          <w:szCs w:val="24"/>
+        </w:rPr>
+        <w:t xml:space="preserve">                 </w:t>
+      </w:r>
+      <w:proofErr w:type="gramStart"/>
+      <w:r>
+        <w:rPr>
+          <w:rFonts w:cstheme="minorHAnsi"/>
+          <w:sz w:val="24"/>
+          <w:szCs w:val="24"/>
+        </w:rPr>
+        <w:t>:DCL</w:t>
+      </w:r>
+      <w:proofErr w:type="gramEnd"/>
+      <w:r>
+        <w:rPr>
+          <w:rFonts w:cstheme="minorHAnsi"/>
+          <w:sz w:val="24"/>
+          <w:szCs w:val="24"/>
+        </w:rPr>
+        <w:t>-CUST-NAME,</w:t>
+      </w:r>
+    </w:p>
+    <w:p>
+      <w:pPr>
+        <w:spacing w:after="0"/>
+        <w:ind w:left="720"/>
+        <w:rPr>
+          <w:rFonts w:cstheme="minorHAnsi"/>
+          <w:sz w:val="24"/>
+          <w:szCs w:val="24"/>
+        </w:rPr>
+      </w:pPr>
+      <w:r>
+        <w:rPr>
+          <w:rFonts w:cstheme="minorHAnsi"/>
+          <w:sz w:val="24"/>
+          <w:szCs w:val="24"/>
+        </w:rPr>
         <w:lastRenderedPageBreak/>
-        <w:t xml:space="preserve">           EXEC SQL INCLUDE DCLCLAI6 END-EXEC.</w:t>
+        <w:t xml:space="preserve">                 </w:t>
+      </w:r>
+      <w:proofErr w:type="gramStart"/>
+      <w:r>
+        <w:rPr>
+          <w:rFonts w:cstheme="minorHAnsi"/>
+          <w:sz w:val="24"/>
+          <w:szCs w:val="24"/>
+        </w:rPr>
+        <w:t>:DCL</w:t>
+      </w:r>
+      <w:proofErr w:type="gramEnd"/>
+      <w:r>
+        <w:rPr>
+          <w:rFonts w:cstheme="minorHAnsi"/>
+          <w:sz w:val="24"/>
+          <w:szCs w:val="24"/>
+        </w:rPr>
+        <w:t>-CLAIM-AMOUNT,</w:t>
       </w:r>
     </w:p>
     <w:p>
@@ -35622,1249 +36949,12 @@
           <w:szCs w:val="24"/>
         </w:rPr>
       </w:pPr>
-    </w:p>
-    <w:p>
-      <w:pPr>
-        <w:spacing w:after="0"/>
-        <w:ind w:left="720"/>
-        <w:rPr>
-          <w:rFonts w:cstheme="minorHAnsi"/>
-          <w:sz w:val="24"/>
-          <w:szCs w:val="24"/>
-        </w:rPr>
-      </w:pPr>
-      <w:r>
-        <w:rPr>
-          <w:rFonts w:cstheme="minorHAnsi"/>
-          <w:sz w:val="24"/>
-          <w:szCs w:val="24"/>
-        </w:rPr>
-        <w:t xml:space="preserve">           EXEC SQL DECLARE C-NAME </w:t>
-      </w:r>
-      <w:proofErr w:type="gramStart"/>
-      <w:r>
-        <w:rPr>
-          <w:rFonts w:cstheme="minorHAnsi"/>
-          <w:sz w:val="24"/>
-          <w:szCs w:val="24"/>
-        </w:rPr>
-        <w:t>CURSOR  WITH</w:t>
-      </w:r>
-      <w:proofErr w:type="gramEnd"/>
-      <w:r>
-        <w:rPr>
-          <w:rFonts w:cstheme="minorHAnsi"/>
-          <w:sz w:val="24"/>
-          <w:szCs w:val="24"/>
-        </w:rPr>
-        <w:t xml:space="preserve"> HOLD FOR</w:t>
-      </w:r>
-    </w:p>
-    <w:p>
-      <w:pPr>
-        <w:spacing w:after="0"/>
-        <w:ind w:left="720"/>
-        <w:rPr>
-          <w:rFonts w:cstheme="minorHAnsi"/>
-          <w:sz w:val="24"/>
-          <w:szCs w:val="24"/>
-        </w:rPr>
-      </w:pPr>
-      <w:r>
-        <w:rPr>
-          <w:rFonts w:cstheme="minorHAnsi"/>
-          <w:sz w:val="24"/>
-          <w:szCs w:val="24"/>
-        </w:rPr>
-        <w:t xml:space="preserve">                 SELECT</w:t>
-      </w:r>
-    </w:p>
-    <w:p>
-      <w:pPr>
-        <w:spacing w:after="0"/>
-        <w:ind w:left="720"/>
-        <w:rPr>
-          <w:rFonts w:cstheme="minorHAnsi"/>
-          <w:sz w:val="24"/>
-          <w:szCs w:val="24"/>
-        </w:rPr>
-      </w:pPr>
-      <w:r>
-        <w:rPr>
-          <w:rFonts w:cstheme="minorHAnsi"/>
-          <w:sz w:val="24"/>
-          <w:szCs w:val="24"/>
-        </w:rPr>
-        <w:t xml:space="preserve">                   CLAIM_</w:t>
-      </w:r>
-      <w:proofErr w:type="gramStart"/>
-      <w:r>
-        <w:rPr>
-          <w:rFonts w:cstheme="minorHAnsi"/>
-          <w:sz w:val="24"/>
-          <w:szCs w:val="24"/>
-        </w:rPr>
-        <w:t>NUMBER,CUST</w:t>
-      </w:r>
-      <w:proofErr w:type="gramEnd"/>
-      <w:r>
-        <w:rPr>
-          <w:rFonts w:cstheme="minorHAnsi"/>
-          <w:sz w:val="24"/>
-          <w:szCs w:val="24"/>
-        </w:rPr>
-        <w:t>_</w:t>
-      </w:r>
-      <w:proofErr w:type="gramStart"/>
-      <w:r>
-        <w:rPr>
-          <w:rFonts w:cstheme="minorHAnsi"/>
-          <w:sz w:val="24"/>
-          <w:szCs w:val="24"/>
-        </w:rPr>
-        <w:t>NAME,CLAIM</w:t>
-      </w:r>
-      <w:proofErr w:type="gramEnd"/>
-      <w:r>
-        <w:rPr>
-          <w:rFonts w:cstheme="minorHAnsi"/>
-          <w:sz w:val="24"/>
-          <w:szCs w:val="24"/>
-        </w:rPr>
-        <w:t>_</w:t>
-      </w:r>
-      <w:proofErr w:type="gramStart"/>
-      <w:r>
-        <w:rPr>
-          <w:rFonts w:cstheme="minorHAnsi"/>
-          <w:sz w:val="24"/>
-          <w:szCs w:val="24"/>
-        </w:rPr>
-        <w:t>AMOUNT,CLAIM</w:t>
-      </w:r>
-      <w:proofErr w:type="gramEnd"/>
-      <w:r>
-        <w:rPr>
-          <w:rFonts w:cstheme="minorHAnsi"/>
-          <w:sz w:val="24"/>
-          <w:szCs w:val="24"/>
-        </w:rPr>
-        <w:t>_STATUS,</w:t>
-      </w:r>
-    </w:p>
-    <w:p>
-      <w:pPr>
-        <w:spacing w:after="0"/>
-        <w:ind w:left="720"/>
-        <w:rPr>
-          <w:rFonts w:cstheme="minorHAnsi"/>
-          <w:sz w:val="24"/>
-          <w:szCs w:val="24"/>
-        </w:rPr>
-      </w:pPr>
-      <w:r>
-        <w:rPr>
-          <w:rFonts w:cstheme="minorHAnsi"/>
-          <w:sz w:val="24"/>
-          <w:szCs w:val="24"/>
-        </w:rPr>
-        <w:t xml:space="preserve">                   CLAIM_</w:t>
-      </w:r>
-      <w:proofErr w:type="gramStart"/>
-      <w:r>
-        <w:rPr>
-          <w:rFonts w:cstheme="minorHAnsi"/>
-          <w:sz w:val="24"/>
-          <w:szCs w:val="24"/>
-        </w:rPr>
-        <w:t>TYPE,CLAIM</w:t>
-      </w:r>
-      <w:proofErr w:type="gramEnd"/>
-      <w:r>
-        <w:rPr>
-          <w:rFonts w:cstheme="minorHAnsi"/>
-          <w:sz w:val="24"/>
-          <w:szCs w:val="24"/>
-        </w:rPr>
-        <w:t>_SUBMIT_</w:t>
-      </w:r>
-      <w:proofErr w:type="gramStart"/>
-      <w:r>
-        <w:rPr>
-          <w:rFonts w:cstheme="minorHAnsi"/>
-          <w:sz w:val="24"/>
-          <w:szCs w:val="24"/>
-        </w:rPr>
-        <w:t>DT,POLCY</w:t>
-      </w:r>
-      <w:proofErr w:type="gramEnd"/>
-      <w:r>
-        <w:rPr>
-          <w:rFonts w:cstheme="minorHAnsi"/>
-          <w:sz w:val="24"/>
-          <w:szCs w:val="24"/>
-        </w:rPr>
-        <w:t>_NUMBER</w:t>
-      </w:r>
-    </w:p>
-    <w:p>
-      <w:pPr>
-        <w:spacing w:after="0"/>
-        <w:ind w:left="720"/>
-        <w:rPr>
-          <w:rFonts w:cstheme="minorHAnsi"/>
-          <w:sz w:val="24"/>
-          <w:szCs w:val="24"/>
-        </w:rPr>
-      </w:pPr>
-      <w:r>
-        <w:rPr>
-          <w:rFonts w:cstheme="minorHAnsi"/>
-          <w:sz w:val="24"/>
-          <w:szCs w:val="24"/>
-        </w:rPr>
-        <w:t xml:space="preserve">                 FROM CLAIM_T6</w:t>
-      </w:r>
-    </w:p>
-    <w:p>
-      <w:pPr>
-        <w:spacing w:after="0"/>
-        <w:ind w:left="720"/>
-        <w:rPr>
-          <w:rFonts w:cstheme="minorHAnsi"/>
-          <w:sz w:val="24"/>
-          <w:szCs w:val="24"/>
-        </w:rPr>
-      </w:pPr>
-      <w:r>
-        <w:rPr>
-          <w:rFonts w:cstheme="minorHAnsi"/>
-          <w:sz w:val="24"/>
-          <w:szCs w:val="24"/>
-        </w:rPr>
-        <w:t xml:space="preserve">                 WHERE CLAIM_SUBMIT_DT &gt;= CURRENT DATE - 1 DAY</w:t>
-      </w:r>
-    </w:p>
-    <w:p>
-      <w:pPr>
-        <w:spacing w:after="0"/>
-        <w:ind w:left="720"/>
-        <w:rPr>
-          <w:rFonts w:cstheme="minorHAnsi"/>
-          <w:sz w:val="24"/>
-          <w:szCs w:val="24"/>
-        </w:rPr>
-      </w:pPr>
-      <w:r>
-        <w:rPr>
-          <w:rFonts w:cstheme="minorHAnsi"/>
-          <w:sz w:val="24"/>
-          <w:szCs w:val="24"/>
-        </w:rPr>
-        <w:t xml:space="preserve">                 FOR UPDATE OF CLAIM_STATUS</w:t>
-      </w:r>
-    </w:p>
-    <w:p>
-      <w:pPr>
-        <w:spacing w:after="0"/>
-        <w:ind w:left="720"/>
-        <w:rPr>
-          <w:rFonts w:cstheme="minorHAnsi"/>
-          <w:sz w:val="24"/>
-          <w:szCs w:val="24"/>
-        </w:rPr>
-      </w:pPr>
-      <w:r>
-        <w:rPr>
-          <w:rFonts w:cstheme="minorHAnsi"/>
-          <w:sz w:val="24"/>
-          <w:szCs w:val="24"/>
-        </w:rPr>
-        <w:t xml:space="preserve">           END-EXEC.</w:t>
-      </w:r>
-    </w:p>
-    <w:p>
-      <w:pPr>
-        <w:spacing w:after="0"/>
-        <w:ind w:left="720"/>
-        <w:rPr>
-          <w:rFonts w:cstheme="minorHAnsi"/>
-          <w:sz w:val="24"/>
-          <w:szCs w:val="24"/>
-        </w:rPr>
-      </w:pPr>
-    </w:p>
-    <w:p>
-      <w:pPr>
-        <w:spacing w:after="0"/>
-        <w:ind w:left="720"/>
-        <w:rPr>
-          <w:rFonts w:cstheme="minorHAnsi"/>
-          <w:sz w:val="24"/>
-          <w:szCs w:val="24"/>
-        </w:rPr>
-      </w:pPr>
-      <w:r>
-        <w:rPr>
-          <w:rFonts w:cstheme="minorHAnsi"/>
-          <w:sz w:val="24"/>
-          <w:szCs w:val="24"/>
-        </w:rPr>
-        <w:t xml:space="preserve">       01 WS-NULL-IND    </w:t>
-      </w:r>
-      <w:r>
-        <w:rPr>
-          <w:rFonts w:cstheme="minorHAnsi"/>
-          <w:sz w:val="24"/>
-          <w:szCs w:val="24"/>
-        </w:rPr>
-        <w:tab/>
-      </w:r>
-      <w:proofErr w:type="gramStart"/>
-      <w:r>
-        <w:rPr>
-          <w:rFonts w:cstheme="minorHAnsi"/>
-          <w:sz w:val="24"/>
-          <w:szCs w:val="24"/>
-        </w:rPr>
-        <w:t>PIC  S</w:t>
-      </w:r>
-      <w:proofErr w:type="gramEnd"/>
-      <w:r>
-        <w:rPr>
-          <w:rFonts w:cstheme="minorHAnsi"/>
-          <w:sz w:val="24"/>
-          <w:szCs w:val="24"/>
-        </w:rPr>
-        <w:t>9(04) COMP.</w:t>
-      </w:r>
-    </w:p>
-    <w:p>
-      <w:pPr>
-        <w:spacing w:after="0"/>
-        <w:ind w:left="720"/>
-        <w:rPr>
-          <w:rFonts w:cstheme="minorHAnsi"/>
-          <w:sz w:val="24"/>
-          <w:szCs w:val="24"/>
-        </w:rPr>
-      </w:pPr>
-      <w:r>
-        <w:rPr>
-          <w:rFonts w:cstheme="minorHAnsi"/>
-          <w:sz w:val="24"/>
-          <w:szCs w:val="24"/>
-        </w:rPr>
-        <w:t xml:space="preserve">       01 WS-ROW-COUNT   </w:t>
-      </w:r>
-      <w:r>
-        <w:rPr>
-          <w:rFonts w:cstheme="minorHAnsi"/>
-          <w:sz w:val="24"/>
-          <w:szCs w:val="24"/>
-        </w:rPr>
-        <w:tab/>
-      </w:r>
-      <w:r>
-        <w:rPr>
-          <w:rFonts w:cstheme="minorHAnsi"/>
-          <w:sz w:val="24"/>
-          <w:szCs w:val="24"/>
-        </w:rPr>
-        <w:t>PIC  9(02) VALUE ZERO.</w:t>
-      </w:r>
-    </w:p>
-    <w:p>
-      <w:pPr>
-        <w:spacing w:after="0"/>
-        <w:ind w:left="720"/>
-        <w:rPr>
-          <w:rFonts w:cstheme="minorHAnsi"/>
-          <w:sz w:val="24"/>
-          <w:szCs w:val="24"/>
-        </w:rPr>
-      </w:pPr>
-      <w:r>
-        <w:rPr>
-          <w:rFonts w:cstheme="minorHAnsi"/>
-          <w:sz w:val="24"/>
-          <w:szCs w:val="24"/>
-        </w:rPr>
-        <w:t xml:space="preserve">       01 WS-ABENDPGM    </w:t>
-      </w:r>
-      <w:r>
-        <w:rPr>
-          <w:rFonts w:cstheme="minorHAnsi"/>
-          <w:sz w:val="24"/>
-          <w:szCs w:val="24"/>
-        </w:rPr>
-        <w:tab/>
-      </w:r>
-      <w:proofErr w:type="gramStart"/>
-      <w:r>
-        <w:rPr>
-          <w:rFonts w:cstheme="minorHAnsi"/>
-          <w:sz w:val="24"/>
-          <w:szCs w:val="24"/>
-        </w:rPr>
-        <w:t>PIC  X</w:t>
-      </w:r>
-      <w:proofErr w:type="gramEnd"/>
-      <w:r>
-        <w:rPr>
-          <w:rFonts w:cstheme="minorHAnsi"/>
-          <w:sz w:val="24"/>
-          <w:szCs w:val="24"/>
-        </w:rPr>
-        <w:t>(08) VALUE 'ABENDPGM'.</w:t>
-      </w:r>
-    </w:p>
-    <w:p>
-      <w:pPr>
-        <w:spacing w:after="0"/>
-        <w:ind w:left="720"/>
-        <w:rPr>
-          <w:rFonts w:cstheme="minorHAnsi"/>
-          <w:sz w:val="24"/>
-          <w:szCs w:val="24"/>
-        </w:rPr>
-      </w:pPr>
-      <w:r>
-        <w:rPr>
-          <w:rFonts w:cstheme="minorHAnsi"/>
-          <w:sz w:val="24"/>
-          <w:szCs w:val="24"/>
-        </w:rPr>
-        <w:t xml:space="preserve">       01 CLAIM-DETAILS.</w:t>
-      </w:r>
-    </w:p>
-    <w:p>
-      <w:pPr>
-        <w:spacing w:after="0"/>
-        <w:ind w:left="720"/>
-        <w:rPr>
-          <w:rFonts w:cstheme="minorHAnsi"/>
-          <w:sz w:val="24"/>
-          <w:szCs w:val="24"/>
-        </w:rPr>
-      </w:pPr>
-      <w:r>
-        <w:rPr>
-          <w:rFonts w:cstheme="minorHAnsi"/>
-          <w:sz w:val="24"/>
-          <w:szCs w:val="24"/>
-        </w:rPr>
-        <w:t xml:space="preserve">          03 POLICY-NUMBER   </w:t>
-      </w:r>
-      <w:r>
-        <w:rPr>
-          <w:rFonts w:cstheme="minorHAnsi"/>
-          <w:sz w:val="24"/>
-          <w:szCs w:val="24"/>
-        </w:rPr>
-        <w:tab/>
-      </w:r>
-      <w:proofErr w:type="gramStart"/>
-      <w:r>
-        <w:rPr>
-          <w:rFonts w:cstheme="minorHAnsi"/>
-          <w:sz w:val="24"/>
-          <w:szCs w:val="24"/>
-        </w:rPr>
-        <w:t>PIC  X</w:t>
-      </w:r>
-      <w:proofErr w:type="gramEnd"/>
-      <w:r>
-        <w:rPr>
-          <w:rFonts w:cstheme="minorHAnsi"/>
-          <w:sz w:val="24"/>
-          <w:szCs w:val="24"/>
-        </w:rPr>
-        <w:t>(05) VALUE SPACE.</w:t>
-      </w:r>
-    </w:p>
-    <w:p>
-      <w:pPr>
-        <w:spacing w:after="0"/>
-        <w:ind w:left="720"/>
-        <w:rPr>
-          <w:rFonts w:cstheme="minorHAnsi"/>
-          <w:sz w:val="24"/>
-          <w:szCs w:val="24"/>
-        </w:rPr>
-      </w:pPr>
-      <w:r>
-        <w:rPr>
-          <w:rFonts w:cstheme="minorHAnsi"/>
-          <w:sz w:val="24"/>
-          <w:szCs w:val="24"/>
-        </w:rPr>
-        <w:t xml:space="preserve">          03 CLAIM-NUMBER    </w:t>
-      </w:r>
-      <w:r>
-        <w:rPr>
-          <w:rFonts w:cstheme="minorHAnsi"/>
-          <w:sz w:val="24"/>
-          <w:szCs w:val="24"/>
-        </w:rPr>
-        <w:tab/>
-      </w:r>
-      <w:proofErr w:type="gramStart"/>
-      <w:r>
-        <w:rPr>
-          <w:rFonts w:cstheme="minorHAnsi"/>
-          <w:sz w:val="24"/>
-          <w:szCs w:val="24"/>
-        </w:rPr>
-        <w:t>PIC  X</w:t>
-      </w:r>
-      <w:proofErr w:type="gramEnd"/>
-      <w:r>
-        <w:rPr>
-          <w:rFonts w:cstheme="minorHAnsi"/>
-          <w:sz w:val="24"/>
-          <w:szCs w:val="24"/>
-        </w:rPr>
-        <w:t>(05) VALUE SPACE.</w:t>
-      </w:r>
-    </w:p>
-    <w:p>
-      <w:pPr>
-        <w:spacing w:after="0"/>
-        <w:ind w:left="720"/>
-        <w:rPr>
-          <w:rFonts w:cstheme="minorHAnsi"/>
-          <w:sz w:val="24"/>
-          <w:szCs w:val="24"/>
-        </w:rPr>
-      </w:pPr>
-      <w:r>
-        <w:rPr>
-          <w:rFonts w:cstheme="minorHAnsi"/>
-          <w:sz w:val="24"/>
-          <w:szCs w:val="24"/>
-        </w:rPr>
-        <w:t xml:space="preserve">          03 CLAIM-AMOUNT    </w:t>
-      </w:r>
-      <w:r>
-        <w:rPr>
-          <w:rFonts w:cstheme="minorHAnsi"/>
-          <w:sz w:val="24"/>
-          <w:szCs w:val="24"/>
-        </w:rPr>
-        <w:tab/>
-      </w:r>
-      <w:r>
-        <w:rPr>
-          <w:rFonts w:cstheme="minorHAnsi"/>
-          <w:sz w:val="24"/>
-          <w:szCs w:val="24"/>
-        </w:rPr>
-        <w:t>PIC  9(03)V9(2) VALUE ZERO.</w:t>
-      </w:r>
-    </w:p>
-    <w:p>
-      <w:pPr>
-        <w:spacing w:after="0"/>
-        <w:ind w:left="720"/>
-        <w:rPr>
-          <w:rFonts w:cstheme="minorHAnsi"/>
-          <w:sz w:val="24"/>
-          <w:szCs w:val="24"/>
-        </w:rPr>
-      </w:pPr>
-      <w:r>
-        <w:rPr>
-          <w:rFonts w:cstheme="minorHAnsi"/>
-          <w:sz w:val="24"/>
-          <w:szCs w:val="24"/>
-        </w:rPr>
-        <w:t xml:space="preserve">          03 CLAIM-SUBMIT-DT </w:t>
-      </w:r>
-      <w:r>
-        <w:rPr>
-          <w:rFonts w:cstheme="minorHAnsi"/>
-          <w:sz w:val="24"/>
-          <w:szCs w:val="24"/>
-        </w:rPr>
-        <w:tab/>
-      </w:r>
-      <w:proofErr w:type="gramStart"/>
-      <w:r>
-        <w:rPr>
-          <w:rFonts w:cstheme="minorHAnsi"/>
-          <w:sz w:val="24"/>
-          <w:szCs w:val="24"/>
-        </w:rPr>
-        <w:t>PIC  X</w:t>
-      </w:r>
-      <w:proofErr w:type="gramEnd"/>
-      <w:r>
-        <w:rPr>
-          <w:rFonts w:cstheme="minorHAnsi"/>
-          <w:sz w:val="24"/>
-          <w:szCs w:val="24"/>
-        </w:rPr>
-        <w:t>(10</w:t>
-      </w:r>
-      <w:proofErr w:type="gramStart"/>
-      <w:r>
-        <w:rPr>
-          <w:rFonts w:cstheme="minorHAnsi"/>
-          <w:sz w:val="24"/>
-          <w:szCs w:val="24"/>
-        </w:rPr>
-        <w:t>)  VALUE</w:t>
-      </w:r>
-      <w:proofErr w:type="gramEnd"/>
-      <w:r>
-        <w:rPr>
-          <w:rFonts w:cstheme="minorHAnsi"/>
-          <w:sz w:val="24"/>
-          <w:szCs w:val="24"/>
-        </w:rPr>
-        <w:t xml:space="preserve"> SPACE.</w:t>
-      </w:r>
-    </w:p>
-    <w:p>
-      <w:pPr>
-        <w:spacing w:after="0"/>
-        <w:ind w:left="720"/>
-        <w:rPr>
-          <w:rFonts w:cstheme="minorHAnsi"/>
-          <w:sz w:val="24"/>
-          <w:szCs w:val="24"/>
-        </w:rPr>
-      </w:pPr>
-      <w:r>
-        <w:rPr>
-          <w:rFonts w:cstheme="minorHAnsi"/>
-          <w:sz w:val="24"/>
-          <w:szCs w:val="24"/>
-        </w:rPr>
-        <w:t xml:space="preserve">          03 SUB-RTN-CODE    </w:t>
-      </w:r>
-      <w:r>
-        <w:rPr>
-          <w:rFonts w:cstheme="minorHAnsi"/>
-          <w:sz w:val="24"/>
-          <w:szCs w:val="24"/>
-        </w:rPr>
-        <w:tab/>
-      </w:r>
-      <w:proofErr w:type="gramStart"/>
-      <w:r>
-        <w:rPr>
-          <w:rFonts w:cstheme="minorHAnsi"/>
-          <w:sz w:val="24"/>
-          <w:szCs w:val="24"/>
-        </w:rPr>
-        <w:t>PIC  X</w:t>
-      </w:r>
-      <w:proofErr w:type="gramEnd"/>
-      <w:r>
-        <w:rPr>
-          <w:rFonts w:cstheme="minorHAnsi"/>
-          <w:sz w:val="24"/>
-          <w:szCs w:val="24"/>
-        </w:rPr>
-        <w:t>(02) VALUE SPACE.</w:t>
-      </w:r>
-    </w:p>
-    <w:p>
-      <w:pPr>
-        <w:spacing w:after="0"/>
-        <w:ind w:left="720"/>
-        <w:rPr>
-          <w:rFonts w:cstheme="minorHAnsi"/>
-          <w:sz w:val="24"/>
-          <w:szCs w:val="24"/>
-        </w:rPr>
-      </w:pPr>
-      <w:r>
-        <w:rPr>
-          <w:rFonts w:cstheme="minorHAnsi"/>
-          <w:sz w:val="24"/>
-          <w:szCs w:val="24"/>
-        </w:rPr>
-        <w:t xml:space="preserve">          03 REJECT-ERR-</w:t>
-      </w:r>
-      <w:proofErr w:type="gramStart"/>
-      <w:r>
-        <w:rPr>
-          <w:rFonts w:cstheme="minorHAnsi"/>
-          <w:sz w:val="24"/>
-          <w:szCs w:val="24"/>
-        </w:rPr>
-        <w:t xml:space="preserve">MSG  </w:t>
-      </w:r>
-      <w:r>
-        <w:rPr>
-          <w:rFonts w:cstheme="minorHAnsi"/>
-          <w:sz w:val="24"/>
-          <w:szCs w:val="24"/>
-        </w:rPr>
-        <w:tab/>
-      </w:r>
-      <w:r>
-        <w:rPr>
-          <w:rFonts w:cstheme="minorHAnsi"/>
-          <w:sz w:val="24"/>
-          <w:szCs w:val="24"/>
-        </w:rPr>
-        <w:t>PIC  X</w:t>
-      </w:r>
-      <w:proofErr w:type="gramEnd"/>
-      <w:r>
-        <w:rPr>
-          <w:rFonts w:cstheme="minorHAnsi"/>
-          <w:sz w:val="24"/>
-          <w:szCs w:val="24"/>
-        </w:rPr>
-        <w:t>(30) VALUE SPACE.</w:t>
-      </w:r>
-    </w:p>
-    <w:p>
-      <w:pPr>
-        <w:spacing w:after="0"/>
-        <w:ind w:left="720"/>
-        <w:rPr>
-          <w:rFonts w:cstheme="minorHAnsi"/>
-          <w:sz w:val="24"/>
-          <w:szCs w:val="24"/>
-        </w:rPr>
-      </w:pPr>
-    </w:p>
-    <w:p>
-      <w:pPr>
-        <w:spacing w:after="0"/>
-        <w:ind w:left="720"/>
-        <w:rPr>
-          <w:rFonts w:cstheme="minorHAnsi"/>
-          <w:sz w:val="24"/>
-          <w:szCs w:val="24"/>
-        </w:rPr>
-      </w:pPr>
-      <w:r>
-        <w:rPr>
-          <w:rFonts w:cstheme="minorHAnsi"/>
-          <w:sz w:val="24"/>
-          <w:szCs w:val="24"/>
-        </w:rPr>
-        <w:t xml:space="preserve">       PROCEDURE DIVISION.</w:t>
-      </w:r>
-    </w:p>
-    <w:p>
-      <w:pPr>
-        <w:spacing w:after="0"/>
-        <w:ind w:left="720"/>
-        <w:rPr>
-          <w:rFonts w:cstheme="minorHAnsi"/>
-          <w:sz w:val="24"/>
-          <w:szCs w:val="24"/>
-        </w:rPr>
-      </w:pPr>
-      <w:r>
-        <w:rPr>
-          <w:rFonts w:cstheme="minorHAnsi"/>
-          <w:sz w:val="24"/>
-          <w:szCs w:val="24"/>
-        </w:rPr>
-        <w:t xml:space="preserve">       000-MAIN-PARA.</w:t>
-      </w:r>
-    </w:p>
-    <w:p>
-      <w:pPr>
-        <w:spacing w:after="0"/>
-        <w:ind w:left="720"/>
-        <w:rPr>
-          <w:rFonts w:cstheme="minorHAnsi"/>
-          <w:sz w:val="24"/>
-          <w:szCs w:val="24"/>
-        </w:rPr>
-      </w:pPr>
-      <w:r>
-        <w:rPr>
-          <w:rFonts w:cstheme="minorHAnsi"/>
-          <w:sz w:val="24"/>
-          <w:szCs w:val="24"/>
-        </w:rPr>
-        <w:t xml:space="preserve">           DISPLAY 'CLAIMPGM STARTED'.</w:t>
-      </w:r>
-    </w:p>
-    <w:p>
-      <w:pPr>
-        <w:spacing w:after="0"/>
-        <w:ind w:left="720"/>
-        <w:rPr>
-          <w:rFonts w:cstheme="minorHAnsi"/>
-          <w:sz w:val="24"/>
-          <w:szCs w:val="24"/>
-        </w:rPr>
-      </w:pPr>
-    </w:p>
-    <w:p>
-      <w:pPr>
-        <w:spacing w:after="0"/>
-        <w:ind w:left="720"/>
-        <w:rPr>
-          <w:rFonts w:cstheme="minorHAnsi"/>
-          <w:sz w:val="24"/>
-          <w:szCs w:val="24"/>
-        </w:rPr>
-      </w:pPr>
-      <w:r>
-        <w:rPr>
-          <w:rFonts w:cstheme="minorHAnsi"/>
-          <w:sz w:val="24"/>
-          <w:szCs w:val="24"/>
-        </w:rPr>
-        <w:t xml:space="preserve">           </w:t>
-      </w:r>
-      <w:r>
-        <w:rPr>
-          <w:rFonts w:cstheme="minorHAnsi"/>
-          <w:sz w:val="24"/>
-          <w:szCs w:val="24"/>
-        </w:rPr>
-        <w:t xml:space="preserve">  </w:t>
-      </w:r>
-      <w:r>
-        <w:rPr>
-          <w:rFonts w:cstheme="minorHAnsi"/>
-          <w:sz w:val="24"/>
-          <w:szCs w:val="24"/>
-        </w:rPr>
-        <w:t xml:space="preserve">EXEC SQL </w:t>
-      </w:r>
-    </w:p>
-    <w:p>
-      <w:pPr>
-        <w:spacing w:after="0"/>
-        <w:ind w:left="1440" w:firstLine="720"/>
-        <w:rPr>
-          <w:rFonts w:cstheme="minorHAnsi"/>
-          <w:sz w:val="24"/>
-          <w:szCs w:val="24"/>
-        </w:rPr>
-      </w:pPr>
-      <w:r>
-        <w:rPr>
-          <w:rFonts w:cstheme="minorHAnsi"/>
-          <w:sz w:val="24"/>
-          <w:szCs w:val="24"/>
-        </w:rPr>
-        <w:t xml:space="preserve">OPEN C-NAME </w:t>
-      </w:r>
-    </w:p>
-    <w:p>
-      <w:pPr>
-        <w:spacing w:after="0"/>
-        <w:ind w:left="720" w:firstLine="720"/>
-        <w:rPr>
-          <w:rFonts w:cstheme="minorHAnsi"/>
-          <w:sz w:val="24"/>
-          <w:szCs w:val="24"/>
-        </w:rPr>
-      </w:pPr>
-      <w:r>
-        <w:rPr>
-          <w:rFonts w:cstheme="minorHAnsi"/>
-          <w:sz w:val="24"/>
-          <w:szCs w:val="24"/>
-        </w:rPr>
-        <w:t>END-EXEC.</w:t>
-      </w:r>
-    </w:p>
-    <w:p>
-      <w:pPr>
-        <w:spacing w:after="0"/>
-        <w:ind w:left="720"/>
-        <w:rPr>
-          <w:rFonts w:cstheme="minorHAnsi"/>
-          <w:sz w:val="24"/>
-          <w:szCs w:val="24"/>
-        </w:rPr>
-      </w:pPr>
-      <w:r>
-        <w:rPr>
-          <w:rFonts w:cstheme="minorHAnsi"/>
-          <w:sz w:val="24"/>
-          <w:szCs w:val="24"/>
-        </w:rPr>
-        <w:t xml:space="preserve">           IF SQLCODE NOT = 00</w:t>
-      </w:r>
-    </w:p>
-    <w:p>
-      <w:pPr>
-        <w:spacing w:after="0"/>
-        <w:ind w:left="720"/>
-        <w:rPr>
-          <w:rFonts w:cstheme="minorHAnsi"/>
-          <w:sz w:val="24"/>
-          <w:szCs w:val="24"/>
-        </w:rPr>
-      </w:pPr>
-      <w:r>
-        <w:rPr>
-          <w:rFonts w:cstheme="minorHAnsi"/>
-          <w:sz w:val="24"/>
-          <w:szCs w:val="24"/>
-        </w:rPr>
-        <w:t xml:space="preserve">              DISPLAY 'ERROR IN MAIN PGM '</w:t>
-      </w:r>
-    </w:p>
-    <w:p>
-      <w:pPr>
-        <w:spacing w:after="0"/>
-        <w:ind w:left="720"/>
-        <w:rPr>
-          <w:rFonts w:cstheme="minorHAnsi"/>
-          <w:sz w:val="24"/>
-          <w:szCs w:val="24"/>
-        </w:rPr>
-      </w:pPr>
-      <w:r>
-        <w:rPr>
-          <w:rFonts w:cstheme="minorHAnsi"/>
-          <w:sz w:val="24"/>
-          <w:szCs w:val="24"/>
-        </w:rPr>
-        <w:t xml:space="preserve">              DISPLAY 'ERROR ON OPEN CURSOR SQLCODE ' SQLCODE</w:t>
-      </w:r>
-    </w:p>
-    <w:p>
-      <w:pPr>
-        <w:spacing w:after="0"/>
-        <w:ind w:left="720"/>
-        <w:rPr>
-          <w:rFonts w:cstheme="minorHAnsi"/>
-          <w:sz w:val="24"/>
-          <w:szCs w:val="24"/>
-        </w:rPr>
-      </w:pPr>
-      <w:r>
-        <w:rPr>
-          <w:rFonts w:cstheme="minorHAnsi"/>
-          <w:sz w:val="24"/>
-          <w:szCs w:val="24"/>
-        </w:rPr>
-        <w:t xml:space="preserve">              CALL WS-ABENDPGM</w:t>
-      </w:r>
-    </w:p>
-    <w:p>
-      <w:pPr>
-        <w:spacing w:after="0"/>
-        <w:ind w:left="720"/>
-        <w:rPr>
-          <w:rFonts w:cstheme="minorHAnsi"/>
-          <w:sz w:val="24"/>
-          <w:szCs w:val="24"/>
-        </w:rPr>
-      </w:pPr>
-      <w:r>
-        <w:rPr>
-          <w:rFonts w:cstheme="minorHAnsi"/>
-          <w:sz w:val="24"/>
-          <w:szCs w:val="24"/>
-        </w:rPr>
-        <w:t xml:space="preserve">           END-IF.</w:t>
-      </w:r>
-    </w:p>
-    <w:p>
-      <w:pPr>
-        <w:spacing w:after="0"/>
-        <w:ind w:left="720"/>
-        <w:rPr>
-          <w:rFonts w:cstheme="minorHAnsi"/>
-          <w:sz w:val="24"/>
-          <w:szCs w:val="24"/>
-        </w:rPr>
-      </w:pPr>
-    </w:p>
-    <w:p>
-      <w:pPr>
-        <w:spacing w:after="0"/>
-        <w:ind w:left="720"/>
-        <w:rPr>
-          <w:rFonts w:cstheme="minorHAnsi"/>
-          <w:sz w:val="24"/>
-          <w:szCs w:val="24"/>
-        </w:rPr>
-      </w:pPr>
-      <w:r>
-        <w:rPr>
-          <w:rFonts w:cstheme="minorHAnsi"/>
-          <w:sz w:val="24"/>
-          <w:szCs w:val="24"/>
-        </w:rPr>
-        <w:t xml:space="preserve">           PERFORM 200-FETCH-PARA THRU 200-EXIT</w:t>
-      </w:r>
-    </w:p>
-    <w:p>
-      <w:pPr>
-        <w:spacing w:after="0"/>
-        <w:ind w:left="720"/>
-        <w:rPr>
-          <w:rFonts w:cstheme="minorHAnsi"/>
-          <w:sz w:val="24"/>
-          <w:szCs w:val="24"/>
-        </w:rPr>
-      </w:pPr>
-      <w:r>
-        <w:rPr>
-          <w:rFonts w:cstheme="minorHAnsi"/>
-          <w:sz w:val="24"/>
-          <w:szCs w:val="24"/>
-        </w:rPr>
-        <w:t xml:space="preserve">                         UNTIL SQLCODE = 100.</w:t>
-      </w:r>
-    </w:p>
-    <w:p>
-      <w:pPr>
-        <w:spacing w:after="0"/>
-        <w:ind w:left="720"/>
-        <w:rPr>
-          <w:rFonts w:cstheme="minorHAnsi"/>
-          <w:sz w:val="24"/>
-          <w:szCs w:val="24"/>
-        </w:rPr>
-      </w:pPr>
-      <w:r>
-        <w:rPr>
-          <w:rFonts w:cstheme="minorHAnsi"/>
-          <w:sz w:val="24"/>
-          <w:szCs w:val="24"/>
-        </w:rPr>
-        <w:t xml:space="preserve">           EXEC SQL CLOSE C-NAME END-EXEC.</w:t>
-      </w:r>
-    </w:p>
-    <w:p>
-      <w:pPr>
-        <w:spacing w:after="0"/>
-        <w:ind w:left="720"/>
-        <w:rPr>
-          <w:rFonts w:cstheme="minorHAnsi"/>
-          <w:sz w:val="24"/>
-          <w:szCs w:val="24"/>
-        </w:rPr>
-      </w:pPr>
-    </w:p>
-    <w:p>
-      <w:pPr>
-        <w:spacing w:after="0"/>
-        <w:ind w:left="720"/>
-        <w:rPr>
-          <w:rFonts w:cstheme="minorHAnsi"/>
-          <w:sz w:val="24"/>
-          <w:szCs w:val="24"/>
-        </w:rPr>
-      </w:pPr>
-      <w:r>
-        <w:rPr>
-          <w:rFonts w:cstheme="minorHAnsi"/>
-          <w:sz w:val="24"/>
-          <w:szCs w:val="24"/>
-        </w:rPr>
-        <w:t xml:space="preserve">           DISPLAY 'TOTAL ROW COUNT ' WS-ROW-COUNT.</w:t>
-      </w:r>
-    </w:p>
-    <w:p>
-      <w:pPr>
-        <w:spacing w:after="0"/>
-        <w:ind w:left="720"/>
-        <w:rPr>
-          <w:rFonts w:cstheme="minorHAnsi"/>
-          <w:sz w:val="24"/>
-          <w:szCs w:val="24"/>
-        </w:rPr>
-      </w:pPr>
-      <w:r>
-        <w:rPr>
-          <w:rFonts w:cstheme="minorHAnsi"/>
-          <w:sz w:val="24"/>
-          <w:szCs w:val="24"/>
-        </w:rPr>
-        <w:t xml:space="preserve">           STOP RUN.</w:t>
-      </w:r>
-    </w:p>
-    <w:p>
-      <w:pPr>
-        <w:spacing w:after="0"/>
-        <w:ind w:left="720"/>
-        <w:rPr>
-          <w:rFonts w:cstheme="minorHAnsi"/>
-          <w:sz w:val="24"/>
-          <w:szCs w:val="24"/>
-        </w:rPr>
-      </w:pPr>
-    </w:p>
-    <w:p>
-      <w:pPr>
-        <w:spacing w:after="0"/>
-        <w:ind w:left="720"/>
-        <w:rPr>
-          <w:rFonts w:cstheme="minorHAnsi"/>
-          <w:sz w:val="24"/>
-          <w:szCs w:val="24"/>
-        </w:rPr>
-      </w:pPr>
-      <w:r>
-        <w:rPr>
-          <w:rFonts w:cstheme="minorHAnsi"/>
-          <w:sz w:val="24"/>
-          <w:szCs w:val="24"/>
-        </w:rPr>
-        <w:t xml:space="preserve">       200-FETCH-PARA.</w:t>
-      </w:r>
-    </w:p>
-    <w:p>
-      <w:pPr>
-        <w:spacing w:after="0"/>
-        <w:ind w:left="720"/>
-        <w:rPr>
-          <w:rFonts w:cstheme="minorHAnsi"/>
-          <w:sz w:val="24"/>
-          <w:szCs w:val="24"/>
-        </w:rPr>
-      </w:pPr>
-      <w:r>
-        <w:rPr>
-          <w:rFonts w:cstheme="minorHAnsi"/>
-          <w:sz w:val="24"/>
-          <w:szCs w:val="24"/>
-        </w:rPr>
-        <w:t xml:space="preserve">           EXEC SQL FETCH C-NAME INTO</w:t>
-      </w:r>
-    </w:p>
-    <w:p>
-      <w:pPr>
-        <w:spacing w:after="0"/>
-        <w:ind w:left="720"/>
-        <w:rPr>
-          <w:rFonts w:cstheme="minorHAnsi"/>
-          <w:sz w:val="24"/>
-          <w:szCs w:val="24"/>
-        </w:rPr>
-      </w:pPr>
-      <w:r>
-        <w:rPr>
-          <w:rFonts w:cstheme="minorHAnsi"/>
-          <w:sz w:val="24"/>
-          <w:szCs w:val="24"/>
-        </w:rPr>
-        <w:t xml:space="preserve">                 </w:t>
-      </w:r>
-      <w:proofErr w:type="gramStart"/>
-      <w:r>
-        <w:rPr>
-          <w:rFonts w:cstheme="minorHAnsi"/>
-          <w:sz w:val="24"/>
-          <w:szCs w:val="24"/>
-        </w:rPr>
-        <w:t>:DCL</w:t>
-      </w:r>
-      <w:proofErr w:type="gramEnd"/>
-      <w:r>
-        <w:rPr>
-          <w:rFonts w:cstheme="minorHAnsi"/>
-          <w:sz w:val="24"/>
-          <w:szCs w:val="24"/>
-        </w:rPr>
-        <w:t>-CLAIM-NUMBER,</w:t>
-      </w:r>
-    </w:p>
-    <w:p>
-      <w:pPr>
-        <w:spacing w:after="0"/>
-        <w:ind w:left="720"/>
-        <w:rPr>
-          <w:rFonts w:cstheme="minorHAnsi"/>
-          <w:sz w:val="24"/>
-          <w:szCs w:val="24"/>
-        </w:rPr>
-      </w:pPr>
-      <w:r>
-        <w:rPr>
-          <w:rFonts w:cstheme="minorHAnsi"/>
-          <w:sz w:val="24"/>
-          <w:szCs w:val="24"/>
-        </w:rPr>
-        <w:t xml:space="preserve">                 </w:t>
-      </w:r>
-      <w:proofErr w:type="gramStart"/>
-      <w:r>
-        <w:rPr>
-          <w:rFonts w:cstheme="minorHAnsi"/>
-          <w:sz w:val="24"/>
-          <w:szCs w:val="24"/>
-        </w:rPr>
-        <w:t>:DCL</w:t>
-      </w:r>
-      <w:proofErr w:type="gramEnd"/>
-      <w:r>
-        <w:rPr>
-          <w:rFonts w:cstheme="minorHAnsi"/>
-          <w:sz w:val="24"/>
-          <w:szCs w:val="24"/>
-        </w:rPr>
-        <w:t>-CUST-NAME,</w:t>
-      </w:r>
-    </w:p>
-    <w:p>
-      <w:pPr>
-        <w:spacing w:after="0"/>
-        <w:ind w:left="720"/>
-        <w:rPr>
-          <w:rFonts w:cstheme="minorHAnsi"/>
-          <w:sz w:val="24"/>
-          <w:szCs w:val="24"/>
-        </w:rPr>
-      </w:pPr>
-      <w:r>
-        <w:rPr>
-          <w:rFonts w:cstheme="minorHAnsi"/>
-          <w:sz w:val="24"/>
-          <w:szCs w:val="24"/>
-        </w:rPr>
-        <w:t xml:space="preserve">                 </w:t>
-      </w:r>
-      <w:proofErr w:type="gramStart"/>
-      <w:r>
-        <w:rPr>
-          <w:rFonts w:cstheme="minorHAnsi"/>
-          <w:sz w:val="24"/>
-          <w:szCs w:val="24"/>
-        </w:rPr>
-        <w:t>:DCL</w:t>
-      </w:r>
-      <w:proofErr w:type="gramEnd"/>
-      <w:r>
-        <w:rPr>
-          <w:rFonts w:cstheme="minorHAnsi"/>
-          <w:sz w:val="24"/>
-          <w:szCs w:val="24"/>
-        </w:rPr>
-        <w:t>-CLAIM-AMOUNT,</w:t>
-      </w:r>
-    </w:p>
-    <w:p>
-      <w:pPr>
-        <w:spacing w:after="0"/>
-        <w:ind w:left="720"/>
-        <w:rPr>
-          <w:rFonts w:cstheme="minorHAnsi"/>
-          <w:sz w:val="24"/>
-          <w:szCs w:val="24"/>
-        </w:rPr>
-      </w:pPr>
-      <w:r>
-        <w:rPr>
-          <w:rFonts w:cstheme="minorHAnsi"/>
-          <w:sz w:val="24"/>
-          <w:szCs w:val="24"/>
-        </w:rPr>
-        <w:lastRenderedPageBreak/>
+      <w:r>
+        <w:rPr>
+          <w:rFonts w:cstheme="minorHAnsi"/>
+          <w:sz w:val="24"/>
+          <w:szCs w:val="24"/>
+        </w:rPr>
         <w:t xml:space="preserve">                 </w:t>
       </w:r>
       <w:proofErr w:type="gramStart"/>
@@ -38044,7 +38134,6 @@
           <w:sz w:val="24"/>
           <w:szCs w:val="24"/>
         </w:rPr>
-        <w:lastRenderedPageBreak/>
         <w:t xml:space="preserve">              EXEC SQL</w:t>
       </w:r>
       <w:r>
@@ -39040,7 +39129,6 @@
           <w:sz w:val="24"/>
           <w:szCs w:val="24"/>
         </w:rPr>
-        <w:lastRenderedPageBreak/>
         <w:t xml:space="preserve">       PROCEDURE DIVISION USING CLAIM-DETAILS.</w:t>
       </w:r>
     </w:p>
@@ -39991,7 +40079,6 @@
           <w:szCs w:val="32"/>
           <w:u w:val="single"/>
         </w:rPr>
-        <w:lastRenderedPageBreak/>
         <w:t xml:space="preserve">DB2 </w:t>
       </w:r>
       <w:r>
@@ -41233,7 +41320,6 @@
           <w:sz w:val="24"/>
           <w:szCs w:val="24"/>
         </w:rPr>
-        <w:lastRenderedPageBreak/>
         <w:t>Lock in DB2:</w:t>
       </w:r>
     </w:p>
@@ -42371,6 +42457,7 @@
           <w:sz w:val="24"/>
           <w:szCs w:val="24"/>
         </w:rPr>
+        <w:lastRenderedPageBreak/>
         <w:t>It will change the access method of tablespace from UT to RW</w:t>
       </w:r>
     </w:p>
@@ -42396,7 +42483,6 @@
           <w:szCs w:val="32"/>
           <w:u w:val="single"/>
         </w:rPr>
-        <w:lastRenderedPageBreak/>
         <w:t>SQL ERROR CODES</w:t>
       </w:r>
     </w:p>
@@ -45328,7 +45414,6 @@
   <w:style w:type="character" w:default="1" w:styleId="DefaultParagraphFont">
     <w:name w:val="Default Paragraph Font"/>
     <w:uiPriority w:val="1"/>
-    <w:semiHidden/>
     <w:unhideWhenUsed/>
   </w:style>
   <w:style w:type="table" w:default="1" w:styleId="TableNormal">

--- a/Anil-Polsani-Mainframe/COBOL-DB2/COBOL_DB2.docx
+++ b/Anil-Polsani-Mainframe/COBOL-DB2/COBOL_DB2.docx
@@ -1228,6 +1228,16 @@
     </w:p>
     <w:p>
       <w:pPr>
+        <w:spacing w:after="0"/>
+        <w:rPr>
+          <w:rFonts w:cstheme="minorHAnsi"/>
+          <w:sz w:val="24"/>
+          <w:szCs w:val="24"/>
+        </w:rPr>
+      </w:pPr>
+    </w:p>
+    <w:p>
+      <w:pPr>
         <w:pStyle w:val="ListParagraph"/>
         <w:numPr>
           <w:ilvl w:val="1"/>
@@ -1246,6 +1256,7 @@
           <w:sz w:val="24"/>
           <w:szCs w:val="24"/>
         </w:rPr>
+        <w:lastRenderedPageBreak/>
         <w:t>DML (DATA MANIPUALTION LANG)</w:t>
       </w:r>
     </w:p>
@@ -1269,7 +1280,6 @@
           <w:sz w:val="24"/>
           <w:szCs w:val="24"/>
         </w:rPr>
-        <w:lastRenderedPageBreak/>
         <w:t>SELECT</w:t>
       </w:r>
     </w:p>
@@ -1491,36 +1501,6 @@
         </w:rPr>
         <w:t>REVOKE</w:t>
       </w:r>
-    </w:p>
-    <w:p>
-      <w:pPr>
-        <w:spacing w:after="0"/>
-        <w:rPr>
-          <w:rFonts w:cstheme="minorHAnsi"/>
-          <w:sz w:val="24"/>
-          <w:szCs w:val="24"/>
-        </w:rPr>
-      </w:pPr>
-    </w:p>
-    <w:p>
-      <w:pPr>
-        <w:spacing w:after="0"/>
-        <w:rPr>
-          <w:rFonts w:cstheme="minorHAnsi"/>
-          <w:sz w:val="24"/>
-          <w:szCs w:val="24"/>
-        </w:rPr>
-      </w:pPr>
-    </w:p>
-    <w:p>
-      <w:pPr>
-        <w:spacing w:after="0"/>
-        <w:rPr>
-          <w:rFonts w:cstheme="minorHAnsi"/>
-          <w:sz w:val="24"/>
-          <w:szCs w:val="24"/>
-        </w:rPr>
-      </w:pPr>
     </w:p>
     <w:p>
       <w:pPr>
@@ -1884,6 +1864,7 @@
           <w:szCs w:val="32"/>
           <w:u w:val="single"/>
         </w:rPr>
+        <w:lastRenderedPageBreak/>
         <w:t>DB2 TABLE AND CONSTRAINTS</w:t>
       </w:r>
     </w:p>
@@ -3334,7 +3315,6 @@
           <w:sz w:val="24"/>
           <w:szCs w:val="24"/>
         </w:rPr>
-        <w:lastRenderedPageBreak/>
         <w:t>On a table we can have only one PRIMARY KEY constraint</w:t>
       </w:r>
     </w:p>
@@ -3362,6 +3342,7 @@
           <w:sz w:val="24"/>
           <w:szCs w:val="24"/>
         </w:rPr>
+        <w:lastRenderedPageBreak/>
         <w:t>FOREIGN</w:t>
       </w:r>
     </w:p>
@@ -6528,6 +6509,7 @@
           <w:sz w:val="24"/>
           <w:szCs w:val="24"/>
         </w:rPr>
+        <w:lastRenderedPageBreak/>
         <w:t>BIND process</w:t>
       </w:r>
     </w:p>
@@ -7431,7 +7413,6 @@
           <w:szCs w:val="32"/>
           <w:u w:val="single"/>
         </w:rPr>
-        <w:lastRenderedPageBreak/>
         <w:t>CREATE TABLE &amp; CODE PROGRAM</w:t>
       </w:r>
     </w:p>
@@ -7459,6 +7440,7 @@
           <w:sz w:val="24"/>
           <w:szCs w:val="24"/>
         </w:rPr>
+        <w:lastRenderedPageBreak/>
         <w:t>Create some datasets</w:t>
       </w:r>
     </w:p>
@@ -8898,7 +8880,6 @@
           <w:sz w:val="24"/>
           <w:szCs w:val="24"/>
         </w:rPr>
-        <w:lastRenderedPageBreak/>
         <w:t xml:space="preserve">Code the DB2 </w:t>
       </w:r>
       <w:proofErr w:type="spellStart"/>
@@ -8959,6 +8940,7 @@
           <w:sz w:val="24"/>
           <w:szCs w:val="24"/>
         </w:rPr>
+        <w:lastRenderedPageBreak/>
         <w:t>PROGRAM-ID. CBLDB2</w:t>
       </w:r>
       <w:r>
@@ -10108,56 +10090,56 @@
           <w:sz w:val="24"/>
           <w:szCs w:val="24"/>
         </w:rPr>
+        <w:t>200-GET-INPUT-PARA.</w:t>
+      </w:r>
+    </w:p>
+    <w:p>
+      <w:pPr>
+        <w:pStyle w:val="ListParagraph"/>
+        <w:spacing w:after="0"/>
+        <w:ind w:firstLine="720"/>
+        <w:rPr>
+          <w:rFonts w:cstheme="minorHAnsi"/>
+          <w:sz w:val="24"/>
+          <w:szCs w:val="24"/>
+        </w:rPr>
+      </w:pPr>
+      <w:r>
+        <w:rPr>
+          <w:rFonts w:cstheme="minorHAnsi"/>
+          <w:sz w:val="24"/>
+          <w:szCs w:val="24"/>
+        </w:rPr>
+        <w:tab/>
+        <w:t>ACCEPT</w:t>
+      </w:r>
+      <w:r>
+        <w:rPr>
+          <w:rFonts w:cstheme="minorHAnsi"/>
+          <w:sz w:val="24"/>
+          <w:szCs w:val="24"/>
+        </w:rPr>
+        <w:t xml:space="preserve"> CLAIM-NUMBER</w:t>
+      </w:r>
+    </w:p>
+    <w:p>
+      <w:pPr>
+        <w:pStyle w:val="ListParagraph"/>
+        <w:spacing w:after="0"/>
+        <w:ind w:firstLine="720"/>
+        <w:rPr>
+          <w:rFonts w:cstheme="minorHAnsi"/>
+          <w:sz w:val="24"/>
+          <w:szCs w:val="24"/>
+        </w:rPr>
+      </w:pPr>
+      <w:r>
+        <w:rPr>
+          <w:rFonts w:cstheme="minorHAnsi"/>
+          <w:sz w:val="24"/>
+          <w:szCs w:val="24"/>
+        </w:rPr>
         <w:lastRenderedPageBreak/>
-        <w:t>200-GET-INPUT-PARA.</w:t>
-      </w:r>
-    </w:p>
-    <w:p>
-      <w:pPr>
-        <w:pStyle w:val="ListParagraph"/>
-        <w:spacing w:after="0"/>
-        <w:ind w:firstLine="720"/>
-        <w:rPr>
-          <w:rFonts w:cstheme="minorHAnsi"/>
-          <w:sz w:val="24"/>
-          <w:szCs w:val="24"/>
-        </w:rPr>
-      </w:pPr>
-      <w:r>
-        <w:rPr>
-          <w:rFonts w:cstheme="minorHAnsi"/>
-          <w:sz w:val="24"/>
-          <w:szCs w:val="24"/>
-        </w:rPr>
-        <w:tab/>
-        <w:t>ACCEPT</w:t>
-      </w:r>
-      <w:r>
-        <w:rPr>
-          <w:rFonts w:cstheme="minorHAnsi"/>
-          <w:sz w:val="24"/>
-          <w:szCs w:val="24"/>
-        </w:rPr>
-        <w:t xml:space="preserve"> CLAIM-NUMBER</w:t>
-      </w:r>
-    </w:p>
-    <w:p>
-      <w:pPr>
-        <w:pStyle w:val="ListParagraph"/>
-        <w:spacing w:after="0"/>
-        <w:ind w:firstLine="720"/>
-        <w:rPr>
-          <w:rFonts w:cstheme="minorHAnsi"/>
-          <w:sz w:val="24"/>
-          <w:szCs w:val="24"/>
-        </w:rPr>
-      </w:pPr>
-      <w:r>
-        <w:rPr>
-          <w:rFonts w:cstheme="minorHAnsi"/>
-          <w:sz w:val="24"/>
-          <w:szCs w:val="24"/>
-        </w:rPr>
         <w:tab/>
         <w:t>ACCEPT CUST-NAME-TEXT</w:t>
       </w:r>
@@ -11423,109 +11405,109 @@
           <w:sz w:val="24"/>
           <w:szCs w:val="24"/>
         </w:rPr>
+        <w:tab/>
+      </w:r>
+      <w:r>
+        <w:rPr>
+          <w:rFonts w:cstheme="minorHAnsi"/>
+          <w:sz w:val="24"/>
+          <w:szCs w:val="24"/>
+        </w:rPr>
+        <w:tab/>
+      </w:r>
+      <w:r>
+        <w:rPr>
+          <w:rFonts w:cstheme="minorHAnsi"/>
+          <w:sz w:val="24"/>
+          <w:szCs w:val="24"/>
+        </w:rPr>
+        <w:tab/>
+      </w:r>
+      <w:r>
+        <w:rPr>
+          <w:rFonts w:cstheme="minorHAnsi"/>
+          <w:sz w:val="24"/>
+          <w:szCs w:val="24"/>
+        </w:rPr>
+        <w:tab/>
+      </w:r>
+      <w:r>
+        <w:rPr>
+          <w:rFonts w:cstheme="minorHAnsi"/>
+          <w:sz w:val="24"/>
+          <w:szCs w:val="24"/>
+        </w:rPr>
+        <w:tab/>
+        <w:t>:DCL-CUST-NAME,</w:t>
+      </w:r>
+    </w:p>
+    <w:p>
+      <w:pPr>
+        <w:spacing w:after="0"/>
+        <w:rPr>
+          <w:rFonts w:cstheme="minorHAnsi"/>
+          <w:sz w:val="24"/>
+          <w:szCs w:val="24"/>
+        </w:rPr>
+      </w:pPr>
+      <w:r>
+        <w:rPr>
+          <w:rFonts w:cstheme="minorHAnsi"/>
+          <w:sz w:val="24"/>
+          <w:szCs w:val="24"/>
+        </w:rPr>
+        <w:tab/>
+      </w:r>
+      <w:r>
+        <w:rPr>
+          <w:rFonts w:cstheme="minorHAnsi"/>
+          <w:sz w:val="24"/>
+          <w:szCs w:val="24"/>
+        </w:rPr>
+        <w:tab/>
+      </w:r>
+      <w:r>
+        <w:rPr>
+          <w:rFonts w:cstheme="minorHAnsi"/>
+          <w:sz w:val="24"/>
+          <w:szCs w:val="24"/>
+        </w:rPr>
+        <w:tab/>
+      </w:r>
+      <w:r>
+        <w:rPr>
+          <w:rFonts w:cstheme="minorHAnsi"/>
+          <w:sz w:val="24"/>
+          <w:szCs w:val="24"/>
+        </w:rPr>
+        <w:tab/>
+      </w:r>
+      <w:r>
+        <w:rPr>
+          <w:rFonts w:cstheme="minorHAnsi"/>
+          <w:sz w:val="24"/>
+          <w:szCs w:val="24"/>
+        </w:rPr>
+        <w:tab/>
+        <w:t>:DCL-CLAIM-AMOUNT,</w:t>
+      </w:r>
+    </w:p>
+    <w:p>
+      <w:pPr>
+        <w:spacing w:after="0"/>
+        <w:rPr>
+          <w:rFonts w:cstheme="minorHAnsi"/>
+          <w:sz w:val="24"/>
+          <w:szCs w:val="24"/>
+        </w:rPr>
+      </w:pPr>
+      <w:r>
+        <w:rPr>
+          <w:rFonts w:cstheme="minorHAnsi"/>
+          <w:sz w:val="24"/>
+          <w:szCs w:val="24"/>
+        </w:rPr>
         <w:lastRenderedPageBreak/>
-        <w:tab/>
-      </w:r>
-      <w:r>
-        <w:rPr>
-          <w:rFonts w:cstheme="minorHAnsi"/>
-          <w:sz w:val="24"/>
-          <w:szCs w:val="24"/>
-        </w:rPr>
-        <w:tab/>
-      </w:r>
-      <w:r>
-        <w:rPr>
-          <w:rFonts w:cstheme="minorHAnsi"/>
-          <w:sz w:val="24"/>
-          <w:szCs w:val="24"/>
-        </w:rPr>
-        <w:tab/>
-      </w:r>
-      <w:r>
-        <w:rPr>
-          <w:rFonts w:cstheme="minorHAnsi"/>
-          <w:sz w:val="24"/>
-          <w:szCs w:val="24"/>
-        </w:rPr>
-        <w:tab/>
-      </w:r>
-      <w:r>
-        <w:rPr>
-          <w:rFonts w:cstheme="minorHAnsi"/>
-          <w:sz w:val="24"/>
-          <w:szCs w:val="24"/>
-        </w:rPr>
-        <w:tab/>
-        <w:t>:DCL-CUST-NAME,</w:t>
-      </w:r>
-    </w:p>
-    <w:p>
-      <w:pPr>
-        <w:spacing w:after="0"/>
-        <w:rPr>
-          <w:rFonts w:cstheme="minorHAnsi"/>
-          <w:sz w:val="24"/>
-          <w:szCs w:val="24"/>
-        </w:rPr>
-      </w:pPr>
-      <w:r>
-        <w:rPr>
-          <w:rFonts w:cstheme="minorHAnsi"/>
-          <w:sz w:val="24"/>
-          <w:szCs w:val="24"/>
-        </w:rPr>
-        <w:tab/>
-      </w:r>
-      <w:r>
-        <w:rPr>
-          <w:rFonts w:cstheme="minorHAnsi"/>
-          <w:sz w:val="24"/>
-          <w:szCs w:val="24"/>
-        </w:rPr>
-        <w:tab/>
-      </w:r>
-      <w:r>
-        <w:rPr>
-          <w:rFonts w:cstheme="minorHAnsi"/>
-          <w:sz w:val="24"/>
-          <w:szCs w:val="24"/>
-        </w:rPr>
-        <w:tab/>
-      </w:r>
-      <w:r>
-        <w:rPr>
-          <w:rFonts w:cstheme="minorHAnsi"/>
-          <w:sz w:val="24"/>
-          <w:szCs w:val="24"/>
-        </w:rPr>
-        <w:tab/>
-      </w:r>
-      <w:r>
-        <w:rPr>
-          <w:rFonts w:cstheme="minorHAnsi"/>
-          <w:sz w:val="24"/>
-          <w:szCs w:val="24"/>
-        </w:rPr>
-        <w:tab/>
-        <w:t>:DCL-CLAIM-AMOUNT,</w:t>
-      </w:r>
-    </w:p>
-    <w:p>
-      <w:pPr>
-        <w:spacing w:after="0"/>
-        <w:rPr>
-          <w:rFonts w:cstheme="minorHAnsi"/>
-          <w:sz w:val="24"/>
-          <w:szCs w:val="24"/>
-        </w:rPr>
-      </w:pPr>
-      <w:r>
-        <w:rPr>
-          <w:rFonts w:cstheme="minorHAnsi"/>
-          <w:sz w:val="24"/>
-          <w:szCs w:val="24"/>
-        </w:rPr>
         <w:tab/>
       </w:r>
       <w:r>
@@ -12760,46 +12742,46 @@
           <w:sz w:val="24"/>
           <w:szCs w:val="24"/>
         </w:rPr>
+        <w:t>WORKING-STORAGE SECTION.</w:t>
+      </w:r>
+    </w:p>
+    <w:p>
+      <w:pPr>
+        <w:pStyle w:val="ListParagraph"/>
+        <w:spacing w:after="0"/>
+        <w:rPr>
+          <w:rFonts w:cstheme="minorHAnsi"/>
+          <w:sz w:val="24"/>
+          <w:szCs w:val="24"/>
+        </w:rPr>
+      </w:pPr>
+      <w:r>
+        <w:rPr>
+          <w:rFonts w:cstheme="minorHAnsi"/>
+          <w:sz w:val="24"/>
+          <w:szCs w:val="24"/>
+        </w:rPr>
+        <w:tab/>
+        <w:t>EXEC SQL</w:t>
+      </w:r>
+    </w:p>
+    <w:p>
+      <w:pPr>
+        <w:pStyle w:val="ListParagraph"/>
+        <w:spacing w:after="0"/>
+        <w:rPr>
+          <w:rFonts w:cstheme="minorHAnsi"/>
+          <w:sz w:val="24"/>
+          <w:szCs w:val="24"/>
+        </w:rPr>
+      </w:pPr>
+      <w:r>
+        <w:rPr>
+          <w:rFonts w:cstheme="minorHAnsi"/>
+          <w:sz w:val="24"/>
+          <w:szCs w:val="24"/>
+        </w:rPr>
         <w:lastRenderedPageBreak/>
-        <w:t>WORKING-STORAGE SECTION.</w:t>
-      </w:r>
-    </w:p>
-    <w:p>
-      <w:pPr>
-        <w:pStyle w:val="ListParagraph"/>
-        <w:spacing w:after="0"/>
-        <w:rPr>
-          <w:rFonts w:cstheme="minorHAnsi"/>
-          <w:sz w:val="24"/>
-          <w:szCs w:val="24"/>
-        </w:rPr>
-      </w:pPr>
-      <w:r>
-        <w:rPr>
-          <w:rFonts w:cstheme="minorHAnsi"/>
-          <w:sz w:val="24"/>
-          <w:szCs w:val="24"/>
-        </w:rPr>
-        <w:tab/>
-        <w:t>EXEC SQL</w:t>
-      </w:r>
-    </w:p>
-    <w:p>
-      <w:pPr>
-        <w:pStyle w:val="ListParagraph"/>
-        <w:spacing w:after="0"/>
-        <w:rPr>
-          <w:rFonts w:cstheme="minorHAnsi"/>
-          <w:sz w:val="24"/>
-          <w:szCs w:val="24"/>
-        </w:rPr>
-      </w:pPr>
-      <w:r>
-        <w:rPr>
-          <w:rFonts w:cstheme="minorHAnsi"/>
-          <w:sz w:val="24"/>
-          <w:szCs w:val="24"/>
-        </w:rPr>
         <w:tab/>
       </w:r>
       <w:r>
@@ -13849,48 +13831,48 @@
           <w:sz w:val="24"/>
           <w:szCs w:val="24"/>
         </w:rPr>
+        <w:t>300-PROCESS-PARA.</w:t>
+      </w:r>
+    </w:p>
+    <w:p>
+      <w:pPr>
+        <w:pStyle w:val="ListParagraph"/>
+        <w:spacing w:after="0"/>
+        <w:ind w:firstLine="720"/>
+        <w:rPr>
+          <w:rFonts w:cstheme="minorHAnsi"/>
+          <w:sz w:val="24"/>
+          <w:szCs w:val="24"/>
+        </w:rPr>
+      </w:pPr>
+      <w:r>
+        <w:rPr>
+          <w:rFonts w:cstheme="minorHAnsi"/>
+          <w:sz w:val="24"/>
+          <w:szCs w:val="24"/>
+        </w:rPr>
+        <w:tab/>
+        <w:t>IF CLAIM-AMOUNT&gt;0</w:t>
+      </w:r>
+    </w:p>
+    <w:p>
+      <w:pPr>
+        <w:pStyle w:val="ListParagraph"/>
+        <w:spacing w:after="0"/>
+        <w:ind w:firstLine="720"/>
+        <w:rPr>
+          <w:rFonts w:cstheme="minorHAnsi"/>
+          <w:sz w:val="24"/>
+          <w:szCs w:val="24"/>
+        </w:rPr>
+      </w:pPr>
+      <w:r>
+        <w:rPr>
+          <w:rFonts w:cstheme="minorHAnsi"/>
+          <w:sz w:val="24"/>
+          <w:szCs w:val="24"/>
+        </w:rPr>
         <w:lastRenderedPageBreak/>
-        <w:t>300-PROCESS-PARA.</w:t>
-      </w:r>
-    </w:p>
-    <w:p>
-      <w:pPr>
-        <w:pStyle w:val="ListParagraph"/>
-        <w:spacing w:after="0"/>
-        <w:ind w:firstLine="720"/>
-        <w:rPr>
-          <w:rFonts w:cstheme="minorHAnsi"/>
-          <w:sz w:val="24"/>
-          <w:szCs w:val="24"/>
-        </w:rPr>
-      </w:pPr>
-      <w:r>
-        <w:rPr>
-          <w:rFonts w:cstheme="minorHAnsi"/>
-          <w:sz w:val="24"/>
-          <w:szCs w:val="24"/>
-        </w:rPr>
-        <w:tab/>
-        <w:t>IF CLAIM-AMOUNT&gt;0</w:t>
-      </w:r>
-    </w:p>
-    <w:p>
-      <w:pPr>
-        <w:pStyle w:val="ListParagraph"/>
-        <w:spacing w:after="0"/>
-        <w:ind w:firstLine="720"/>
-        <w:rPr>
-          <w:rFonts w:cstheme="minorHAnsi"/>
-          <w:sz w:val="24"/>
-          <w:szCs w:val="24"/>
-        </w:rPr>
-      </w:pPr>
-      <w:r>
-        <w:rPr>
-          <w:rFonts w:cstheme="minorHAnsi"/>
-          <w:sz w:val="24"/>
-          <w:szCs w:val="24"/>
-        </w:rPr>
         <w:tab/>
       </w:r>
       <w:r>
@@ -15301,73 +15283,73 @@
           <w:sz w:val="24"/>
           <w:szCs w:val="24"/>
         </w:rPr>
+        <w:tab/>
+      </w:r>
+      <w:r>
+        <w:rPr>
+          <w:rFonts w:cstheme="minorHAnsi"/>
+          <w:sz w:val="24"/>
+          <w:szCs w:val="24"/>
+        </w:rPr>
+        <w:tab/>
+        <w:t>DISPLAY ‘ERROR IN 350-INSERT-PARA</w:t>
+      </w:r>
+      <w:r>
+        <w:rPr>
+          <w:rFonts w:cstheme="minorHAnsi"/>
+          <w:sz w:val="24"/>
+          <w:szCs w:val="24"/>
+        </w:rPr>
+        <w:t>’</w:t>
+      </w:r>
+    </w:p>
+    <w:p>
+      <w:pPr>
+        <w:pStyle w:val="ListParagraph"/>
+        <w:spacing w:after="0"/>
+        <w:ind w:firstLine="720"/>
+        <w:rPr>
+          <w:rFonts w:cstheme="minorHAnsi"/>
+          <w:sz w:val="24"/>
+          <w:szCs w:val="24"/>
+        </w:rPr>
+      </w:pPr>
+      <w:r>
+        <w:rPr>
+          <w:rFonts w:cstheme="minorHAnsi"/>
+          <w:sz w:val="24"/>
+          <w:szCs w:val="24"/>
+        </w:rPr>
+        <w:tab/>
+      </w:r>
+      <w:r>
+        <w:rPr>
+          <w:rFonts w:cstheme="minorHAnsi"/>
+          <w:sz w:val="24"/>
+          <w:szCs w:val="24"/>
+        </w:rPr>
+        <w:tab/>
+        <w:t>DISPLAY ‘SQLCODE’ SQLCODE</w:t>
+      </w:r>
+    </w:p>
+    <w:p>
+      <w:pPr>
+        <w:pStyle w:val="ListParagraph"/>
+        <w:spacing w:after="0"/>
+        <w:ind w:firstLine="720"/>
+        <w:rPr>
+          <w:rFonts w:cstheme="minorHAnsi"/>
+          <w:sz w:val="24"/>
+          <w:szCs w:val="24"/>
+        </w:rPr>
+      </w:pPr>
+      <w:r>
+        <w:rPr>
+          <w:rFonts w:cstheme="minorHAnsi"/>
+          <w:sz w:val="24"/>
+          <w:szCs w:val="24"/>
+        </w:rPr>
         <w:lastRenderedPageBreak/>
-        <w:tab/>
-      </w:r>
-      <w:r>
-        <w:rPr>
-          <w:rFonts w:cstheme="minorHAnsi"/>
-          <w:sz w:val="24"/>
-          <w:szCs w:val="24"/>
-        </w:rPr>
-        <w:tab/>
-        <w:t>DISPLAY ‘ERROR IN 350-INSERT-PARA</w:t>
-      </w:r>
-      <w:r>
-        <w:rPr>
-          <w:rFonts w:cstheme="minorHAnsi"/>
-          <w:sz w:val="24"/>
-          <w:szCs w:val="24"/>
-        </w:rPr>
-        <w:t>’</w:t>
-      </w:r>
-    </w:p>
-    <w:p>
-      <w:pPr>
-        <w:pStyle w:val="ListParagraph"/>
-        <w:spacing w:after="0"/>
-        <w:ind w:firstLine="720"/>
-        <w:rPr>
-          <w:rFonts w:cstheme="minorHAnsi"/>
-          <w:sz w:val="24"/>
-          <w:szCs w:val="24"/>
-        </w:rPr>
-      </w:pPr>
-      <w:r>
-        <w:rPr>
-          <w:rFonts w:cstheme="minorHAnsi"/>
-          <w:sz w:val="24"/>
-          <w:szCs w:val="24"/>
-        </w:rPr>
-        <w:tab/>
-      </w:r>
-      <w:r>
-        <w:rPr>
-          <w:rFonts w:cstheme="minorHAnsi"/>
-          <w:sz w:val="24"/>
-          <w:szCs w:val="24"/>
-        </w:rPr>
-        <w:tab/>
-        <w:t>DISPLAY ‘SQLCODE’ SQLCODE</w:t>
-      </w:r>
-    </w:p>
-    <w:p>
-      <w:pPr>
-        <w:pStyle w:val="ListParagraph"/>
-        <w:spacing w:after="0"/>
-        <w:ind w:firstLine="720"/>
-        <w:rPr>
-          <w:rFonts w:cstheme="minorHAnsi"/>
-          <w:sz w:val="24"/>
-          <w:szCs w:val="24"/>
-        </w:rPr>
-      </w:pPr>
-      <w:r>
-        <w:rPr>
-          <w:rFonts w:cstheme="minorHAnsi"/>
-          <w:sz w:val="24"/>
-          <w:szCs w:val="24"/>
-        </w:rPr>
         <w:tab/>
       </w:r>
       <w:r>
@@ -15952,7 +15934,6 @@
           <w:sz w:val="32"/>
           <w:szCs w:val="32"/>
         </w:rPr>
-        <w:lastRenderedPageBreak/>
         <w:t xml:space="preserve">                                             </w:t>
       </w:r>
       <w:r>
@@ -19719,7 +19700,6 @@
           <w:lang w:eastAsia="en-IN"/>
           <w14:ligatures w14:val="none"/>
         </w:rPr>
-        <w:lastRenderedPageBreak/>
         <w:t>OPEN</w:t>
       </w:r>
     </w:p>
@@ -19752,6 +19732,7 @@
           <w:lang w:eastAsia="en-IN"/>
           <w14:ligatures w14:val="none"/>
         </w:rPr>
+        <w:lastRenderedPageBreak/>
         <w:t xml:space="preserve">Table -&gt; </w:t>
       </w:r>
       <w:proofErr w:type="spellStart"/>
@@ -20910,25 +20891,25 @@
           <w:sz w:val="24"/>
           <w:szCs w:val="24"/>
         </w:rPr>
+        <w:t>CLAIM_SUB_DT</w:t>
+      </w:r>
+    </w:p>
+    <w:p>
+      <w:pPr>
+        <w:spacing w:after="0"/>
+        <w:rPr>
+          <w:rFonts w:cstheme="minorHAnsi"/>
+          <w:sz w:val="24"/>
+          <w:szCs w:val="24"/>
+        </w:rPr>
+      </w:pPr>
+      <w:r>
+        <w:rPr>
+          <w:rFonts w:cstheme="minorHAnsi"/>
+          <w:sz w:val="24"/>
+          <w:szCs w:val="24"/>
+        </w:rPr>
         <w:lastRenderedPageBreak/>
-        <w:t>CLAIM_SUB_DT</w:t>
-      </w:r>
-    </w:p>
-    <w:p>
-      <w:pPr>
-        <w:spacing w:after="0"/>
-        <w:rPr>
-          <w:rFonts w:cstheme="minorHAnsi"/>
-          <w:sz w:val="24"/>
-          <w:szCs w:val="24"/>
-        </w:rPr>
-      </w:pPr>
-      <w:r>
-        <w:rPr>
-          <w:rFonts w:cstheme="minorHAnsi"/>
-          <w:sz w:val="24"/>
-          <w:szCs w:val="24"/>
-        </w:rPr>
         <w:tab/>
       </w:r>
       <w:r>
@@ -22177,28 +22158,28 @@
           <w:sz w:val="24"/>
           <w:szCs w:val="24"/>
         </w:rPr>
+        <w:tab/>
+        <w:t>CALL WS-ABENDPGM</w:t>
+      </w:r>
+    </w:p>
+    <w:p>
+      <w:pPr>
+        <w:pStyle w:val="ListParagraph"/>
+        <w:spacing w:after="0"/>
+        <w:ind w:left="1440" w:firstLine="720"/>
+        <w:rPr>
+          <w:rFonts w:cstheme="minorHAnsi"/>
+          <w:sz w:val="24"/>
+          <w:szCs w:val="24"/>
+        </w:rPr>
+      </w:pPr>
+      <w:r>
+        <w:rPr>
+          <w:rFonts w:cstheme="minorHAnsi"/>
+          <w:sz w:val="24"/>
+          <w:szCs w:val="24"/>
+        </w:rPr>
         <w:lastRenderedPageBreak/>
-        <w:tab/>
-        <w:t>CALL WS-ABENDPGM</w:t>
-      </w:r>
-    </w:p>
-    <w:p>
-      <w:pPr>
-        <w:pStyle w:val="ListParagraph"/>
-        <w:spacing w:after="0"/>
-        <w:ind w:left="1440" w:firstLine="720"/>
-        <w:rPr>
-          <w:rFonts w:cstheme="minorHAnsi"/>
-          <w:sz w:val="24"/>
-          <w:szCs w:val="24"/>
-        </w:rPr>
-      </w:pPr>
-      <w:r>
-        <w:rPr>
-          <w:rFonts w:cstheme="minorHAnsi"/>
-          <w:sz w:val="24"/>
-          <w:szCs w:val="24"/>
-        </w:rPr>
         <w:t>END-EVALUATE</w:t>
       </w:r>
     </w:p>
@@ -23202,27 +23183,27 @@
           <w:sz w:val="24"/>
           <w:szCs w:val="24"/>
         </w:rPr>
+        <w:tab/>
+        <w:t>LABEL RECORD ARE STANDARD.</w:t>
+      </w:r>
+    </w:p>
+    <w:p>
+      <w:pPr>
+        <w:pStyle w:val="ListParagraph"/>
+        <w:spacing w:after="0"/>
+        <w:rPr>
+          <w:rFonts w:cstheme="minorHAnsi"/>
+          <w:sz w:val="24"/>
+          <w:szCs w:val="24"/>
+        </w:rPr>
+      </w:pPr>
+      <w:r>
+        <w:rPr>
+          <w:rFonts w:cstheme="minorHAnsi"/>
+          <w:sz w:val="24"/>
+          <w:szCs w:val="24"/>
+        </w:rPr>
         <w:lastRenderedPageBreak/>
-        <w:tab/>
-        <w:t>LABEL RECORD ARE STANDARD.</w:t>
-      </w:r>
-    </w:p>
-    <w:p>
-      <w:pPr>
-        <w:pStyle w:val="ListParagraph"/>
-        <w:spacing w:after="0"/>
-        <w:rPr>
-          <w:rFonts w:cstheme="minorHAnsi"/>
-          <w:sz w:val="24"/>
-          <w:szCs w:val="24"/>
-        </w:rPr>
-      </w:pPr>
-      <w:r>
-        <w:rPr>
-          <w:rFonts w:cstheme="minorHAnsi"/>
-          <w:sz w:val="24"/>
-          <w:szCs w:val="24"/>
-        </w:rPr>
         <w:t>01 CLAIM-DETAILS.</w:t>
       </w:r>
     </w:p>
@@ -24429,6 +24410,33 @@
           <w:sz w:val="24"/>
           <w:szCs w:val="24"/>
         </w:rPr>
+        <w:tab/>
+      </w:r>
+      <w:r>
+        <w:rPr>
+          <w:rFonts w:cstheme="minorHAnsi"/>
+          <w:sz w:val="24"/>
+          <w:szCs w:val="24"/>
+        </w:rPr>
+        <w:tab/>
+        <w:t>DISPLAY ‘TOTAL ROW COUNT: ‘ WS-ROW-COUNT</w:t>
+      </w:r>
+    </w:p>
+    <w:p>
+      <w:pPr>
+        <w:spacing w:after="0"/>
+        <w:rPr>
+          <w:rFonts w:cstheme="minorHAnsi"/>
+          <w:sz w:val="24"/>
+          <w:szCs w:val="24"/>
+        </w:rPr>
+      </w:pPr>
+      <w:r>
+        <w:rPr>
+          <w:rFonts w:cstheme="minorHAnsi"/>
+          <w:sz w:val="24"/>
+          <w:szCs w:val="24"/>
+        </w:rPr>
         <w:lastRenderedPageBreak/>
         <w:tab/>
       </w:r>
@@ -24439,33 +24447,6 @@
           <w:szCs w:val="24"/>
         </w:rPr>
         <w:tab/>
-        <w:t>DISPLAY ‘TOTAL ROW COUNT: ‘ WS-ROW-COUNT</w:t>
-      </w:r>
-    </w:p>
-    <w:p>
-      <w:pPr>
-        <w:spacing w:after="0"/>
-        <w:rPr>
-          <w:rFonts w:cstheme="minorHAnsi"/>
-          <w:sz w:val="24"/>
-          <w:szCs w:val="24"/>
-        </w:rPr>
-      </w:pPr>
-      <w:r>
-        <w:rPr>
-          <w:rFonts w:cstheme="minorHAnsi"/>
-          <w:sz w:val="24"/>
-          <w:szCs w:val="24"/>
-        </w:rPr>
-        <w:tab/>
-      </w:r>
-      <w:r>
-        <w:rPr>
-          <w:rFonts w:cstheme="minorHAnsi"/>
-          <w:sz w:val="24"/>
-          <w:szCs w:val="24"/>
-        </w:rPr>
-        <w:tab/>
         <w:t>STOP RUN.</w:t>
       </w:r>
     </w:p>
@@ -25553,25 +25534,25 @@
           <w:sz w:val="24"/>
           <w:szCs w:val="24"/>
         </w:rPr>
+        <w:t>END-PERFORM.</w:t>
+      </w:r>
+    </w:p>
+    <w:p>
+      <w:pPr>
+        <w:spacing w:after="0"/>
+        <w:rPr>
+          <w:rFonts w:cstheme="minorHAnsi"/>
+          <w:sz w:val="24"/>
+          <w:szCs w:val="24"/>
+        </w:rPr>
+      </w:pPr>
+      <w:r>
+        <w:rPr>
+          <w:rFonts w:cstheme="minorHAnsi"/>
+          <w:sz w:val="24"/>
+          <w:szCs w:val="24"/>
+        </w:rPr>
         <w:lastRenderedPageBreak/>
-        <w:t>END-PERFORM.</w:t>
-      </w:r>
-    </w:p>
-    <w:p>
-      <w:pPr>
-        <w:spacing w:after="0"/>
-        <w:rPr>
-          <w:rFonts w:cstheme="minorHAnsi"/>
-          <w:sz w:val="24"/>
-          <w:szCs w:val="24"/>
-        </w:rPr>
-      </w:pPr>
-      <w:r>
-        <w:rPr>
-          <w:rFonts w:cstheme="minorHAnsi"/>
-          <w:sz w:val="24"/>
-          <w:szCs w:val="24"/>
-        </w:rPr>
         <w:tab/>
         <w:t>200-EXIT. EXIT.</w:t>
       </w:r>
@@ -26667,26 +26648,26 @@
           <w:sz w:val="24"/>
           <w:szCs w:val="24"/>
         </w:rPr>
+        <w:t>FD CLAIM-OTFILE</w:t>
+      </w:r>
+    </w:p>
+    <w:p>
+      <w:pPr>
+        <w:pStyle w:val="ListParagraph"/>
+        <w:spacing w:after="0"/>
+        <w:rPr>
+          <w:rFonts w:cstheme="minorHAnsi"/>
+          <w:sz w:val="24"/>
+          <w:szCs w:val="24"/>
+        </w:rPr>
+      </w:pPr>
+      <w:r>
+        <w:rPr>
+          <w:rFonts w:cstheme="minorHAnsi"/>
+          <w:sz w:val="24"/>
+          <w:szCs w:val="24"/>
+        </w:rPr>
         <w:lastRenderedPageBreak/>
-        <w:t>FD CLAIM-OTFILE</w:t>
-      </w:r>
-    </w:p>
-    <w:p>
-      <w:pPr>
-        <w:pStyle w:val="ListParagraph"/>
-        <w:spacing w:after="0"/>
-        <w:rPr>
-          <w:rFonts w:cstheme="minorHAnsi"/>
-          <w:sz w:val="24"/>
-          <w:szCs w:val="24"/>
-        </w:rPr>
-      </w:pPr>
-      <w:r>
-        <w:rPr>
-          <w:rFonts w:cstheme="minorHAnsi"/>
-          <w:sz w:val="24"/>
-          <w:szCs w:val="24"/>
-        </w:rPr>
         <w:tab/>
         <w:t>LABEL RECORD ARE STANDARD.</w:t>
       </w:r>
@@ -27953,8 +27934,512 @@
           <w:sz w:val="24"/>
           <w:szCs w:val="24"/>
         </w:rPr>
+        <w:t xml:space="preserve">CLOSE CSR1 </w:t>
+      </w:r>
+    </w:p>
+    <w:p>
+      <w:pPr>
+        <w:spacing w:after="0"/>
+        <w:ind w:left="720" w:firstLine="720"/>
+        <w:rPr>
+          <w:rFonts w:cstheme="minorHAnsi"/>
+          <w:sz w:val="24"/>
+          <w:szCs w:val="24"/>
+        </w:rPr>
+      </w:pPr>
+      <w:r>
+        <w:rPr>
+          <w:rFonts w:cstheme="minorHAnsi"/>
+          <w:sz w:val="24"/>
+          <w:szCs w:val="24"/>
+        </w:rPr>
         <w:lastRenderedPageBreak/>
-        <w:t xml:space="preserve">CLOSE CSR1 </w:t>
+        <w:t>END-EXEC.</w:t>
+      </w:r>
+    </w:p>
+    <w:p>
+      <w:pPr>
+        <w:spacing w:after="0"/>
+        <w:rPr>
+          <w:rFonts w:cstheme="minorHAnsi"/>
+          <w:sz w:val="24"/>
+          <w:szCs w:val="24"/>
+        </w:rPr>
+      </w:pPr>
+    </w:p>
+    <w:p>
+      <w:pPr>
+        <w:spacing w:after="0"/>
+        <w:rPr>
+          <w:rFonts w:cstheme="minorHAnsi"/>
+          <w:sz w:val="24"/>
+          <w:szCs w:val="24"/>
+        </w:rPr>
+      </w:pPr>
+      <w:r>
+        <w:rPr>
+          <w:rFonts w:cstheme="minorHAnsi"/>
+          <w:sz w:val="24"/>
+          <w:szCs w:val="24"/>
+        </w:rPr>
+        <w:tab/>
+      </w:r>
+      <w:r>
+        <w:rPr>
+          <w:rFonts w:cstheme="minorHAnsi"/>
+          <w:sz w:val="24"/>
+          <w:szCs w:val="24"/>
+        </w:rPr>
+        <w:tab/>
+        <w:t>DISPLAY ‘TOTAL ROW COUNT: ‘ WS-ROW-COUNT</w:t>
+      </w:r>
+    </w:p>
+    <w:p>
+      <w:pPr>
+        <w:spacing w:after="0"/>
+        <w:rPr>
+          <w:rFonts w:cstheme="minorHAnsi"/>
+          <w:sz w:val="24"/>
+          <w:szCs w:val="24"/>
+        </w:rPr>
+      </w:pPr>
+      <w:r>
+        <w:rPr>
+          <w:rFonts w:cstheme="minorHAnsi"/>
+          <w:sz w:val="24"/>
+          <w:szCs w:val="24"/>
+        </w:rPr>
+        <w:tab/>
+      </w:r>
+      <w:r>
+        <w:rPr>
+          <w:rFonts w:cstheme="minorHAnsi"/>
+          <w:sz w:val="24"/>
+          <w:szCs w:val="24"/>
+        </w:rPr>
+        <w:tab/>
+        <w:t>STOP RUN.</w:t>
+      </w:r>
+    </w:p>
+    <w:p>
+      <w:pPr>
+        <w:spacing w:after="0"/>
+        <w:rPr>
+          <w:rFonts w:cstheme="minorHAnsi"/>
+          <w:sz w:val="24"/>
+          <w:szCs w:val="24"/>
+        </w:rPr>
+      </w:pPr>
+      <w:r>
+        <w:rPr>
+          <w:rFonts w:cstheme="minorHAnsi"/>
+          <w:sz w:val="24"/>
+          <w:szCs w:val="24"/>
+        </w:rPr>
+        <w:tab/>
+      </w:r>
+    </w:p>
+    <w:p>
+      <w:pPr>
+        <w:spacing w:after="0"/>
+        <w:rPr>
+          <w:rFonts w:cstheme="minorHAnsi"/>
+          <w:sz w:val="24"/>
+          <w:szCs w:val="24"/>
+        </w:rPr>
+      </w:pPr>
+      <w:r>
+        <w:rPr>
+          <w:rFonts w:cstheme="minorHAnsi"/>
+          <w:sz w:val="24"/>
+          <w:szCs w:val="24"/>
+        </w:rPr>
+        <w:tab/>
+        <w:t>100-INITIAL-PARA.</w:t>
+      </w:r>
+    </w:p>
+    <w:p>
+      <w:pPr>
+        <w:spacing w:after="0"/>
+        <w:rPr>
+          <w:rFonts w:cstheme="minorHAnsi"/>
+          <w:sz w:val="24"/>
+          <w:szCs w:val="24"/>
+        </w:rPr>
+      </w:pPr>
+      <w:r>
+        <w:rPr>
+          <w:rFonts w:cstheme="minorHAnsi"/>
+          <w:sz w:val="24"/>
+          <w:szCs w:val="24"/>
+        </w:rPr>
+        <w:tab/>
+      </w:r>
+      <w:r>
+        <w:rPr>
+          <w:rFonts w:cstheme="minorHAnsi"/>
+          <w:sz w:val="24"/>
+          <w:szCs w:val="24"/>
+        </w:rPr>
+        <w:tab/>
+        <w:t>MOVE ‘N’ TO WS-END-OF-ROWS.</w:t>
+      </w:r>
+    </w:p>
+    <w:p>
+      <w:pPr>
+        <w:spacing w:after="0"/>
+        <w:rPr>
+          <w:rFonts w:cstheme="minorHAnsi"/>
+          <w:sz w:val="24"/>
+          <w:szCs w:val="24"/>
+        </w:rPr>
+      </w:pPr>
+      <w:r>
+        <w:rPr>
+          <w:rFonts w:cstheme="minorHAnsi"/>
+          <w:sz w:val="24"/>
+          <w:szCs w:val="24"/>
+        </w:rPr>
+        <w:tab/>
+      </w:r>
+      <w:r>
+        <w:rPr>
+          <w:rFonts w:cstheme="minorHAnsi"/>
+          <w:sz w:val="24"/>
+          <w:szCs w:val="24"/>
+        </w:rPr>
+        <w:tab/>
+        <w:t>EXEC SQL</w:t>
+      </w:r>
+    </w:p>
+    <w:p>
+      <w:pPr>
+        <w:spacing w:after="0"/>
+        <w:rPr>
+          <w:rFonts w:cstheme="minorHAnsi"/>
+          <w:sz w:val="24"/>
+          <w:szCs w:val="24"/>
+        </w:rPr>
+      </w:pPr>
+      <w:r>
+        <w:rPr>
+          <w:rFonts w:cstheme="minorHAnsi"/>
+          <w:sz w:val="24"/>
+          <w:szCs w:val="24"/>
+        </w:rPr>
+        <w:tab/>
+      </w:r>
+      <w:r>
+        <w:rPr>
+          <w:rFonts w:cstheme="minorHAnsi"/>
+          <w:sz w:val="24"/>
+          <w:szCs w:val="24"/>
+        </w:rPr>
+        <w:tab/>
+      </w:r>
+      <w:r>
+        <w:rPr>
+          <w:rFonts w:cstheme="minorHAnsi"/>
+          <w:sz w:val="24"/>
+          <w:szCs w:val="24"/>
+        </w:rPr>
+        <w:tab/>
+        <w:t>OPEN CSR1</w:t>
+      </w:r>
+    </w:p>
+    <w:p>
+      <w:pPr>
+        <w:spacing w:after="0"/>
+        <w:rPr>
+          <w:rFonts w:cstheme="minorHAnsi"/>
+          <w:sz w:val="24"/>
+          <w:szCs w:val="24"/>
+        </w:rPr>
+      </w:pPr>
+      <w:r>
+        <w:rPr>
+          <w:rFonts w:cstheme="minorHAnsi"/>
+          <w:sz w:val="24"/>
+          <w:szCs w:val="24"/>
+        </w:rPr>
+        <w:tab/>
+      </w:r>
+      <w:r>
+        <w:rPr>
+          <w:rFonts w:cstheme="minorHAnsi"/>
+          <w:sz w:val="24"/>
+          <w:szCs w:val="24"/>
+        </w:rPr>
+        <w:tab/>
+        <w:t>END-EXEC.</w:t>
+      </w:r>
+    </w:p>
+    <w:p>
+      <w:pPr>
+        <w:pStyle w:val="ListParagraph"/>
+        <w:spacing w:after="0"/>
+        <w:ind w:firstLine="720"/>
+        <w:rPr>
+          <w:rFonts w:cstheme="minorHAnsi"/>
+          <w:sz w:val="24"/>
+          <w:szCs w:val="24"/>
+        </w:rPr>
+      </w:pPr>
+      <w:r>
+        <w:rPr>
+          <w:rFonts w:cstheme="minorHAnsi"/>
+          <w:sz w:val="24"/>
+          <w:szCs w:val="24"/>
+        </w:rPr>
+        <w:t>IF SQLCODE NOT = 000</w:t>
+      </w:r>
+    </w:p>
+    <w:p>
+      <w:pPr>
+        <w:pStyle w:val="ListParagraph"/>
+        <w:spacing w:after="0"/>
+        <w:ind w:firstLine="720"/>
+        <w:rPr>
+          <w:rFonts w:cstheme="minorHAnsi"/>
+          <w:sz w:val="24"/>
+          <w:szCs w:val="24"/>
+        </w:rPr>
+      </w:pPr>
+      <w:r>
+        <w:rPr>
+          <w:rFonts w:cstheme="minorHAnsi"/>
+          <w:sz w:val="24"/>
+          <w:szCs w:val="24"/>
+        </w:rPr>
+        <w:tab/>
+        <w:t>DISPLAY ‘INSERT SUCCESSFUL’</w:t>
+      </w:r>
+    </w:p>
+    <w:p>
+      <w:pPr>
+        <w:pStyle w:val="ListParagraph"/>
+        <w:spacing w:after="0"/>
+        <w:ind w:firstLine="720"/>
+        <w:rPr>
+          <w:rFonts w:cstheme="minorHAnsi"/>
+          <w:sz w:val="24"/>
+          <w:szCs w:val="24"/>
+        </w:rPr>
+      </w:pPr>
+      <w:r>
+        <w:rPr>
+          <w:rFonts w:cstheme="minorHAnsi"/>
+          <w:sz w:val="24"/>
+          <w:szCs w:val="24"/>
+        </w:rPr>
+        <w:tab/>
+        <w:t>ADD +1 TO WS-ROW-COUNT</w:t>
+      </w:r>
+    </w:p>
+    <w:p>
+      <w:pPr>
+        <w:pStyle w:val="ListParagraph"/>
+        <w:spacing w:after="0"/>
+        <w:ind w:firstLine="720"/>
+        <w:rPr>
+          <w:rFonts w:cstheme="minorHAnsi"/>
+          <w:sz w:val="24"/>
+          <w:szCs w:val="24"/>
+        </w:rPr>
+      </w:pPr>
+      <w:r>
+        <w:rPr>
+          <w:rFonts w:cstheme="minorHAnsi"/>
+          <w:sz w:val="24"/>
+          <w:szCs w:val="24"/>
+        </w:rPr>
+        <w:t>END-IF.</w:t>
+      </w:r>
+    </w:p>
+    <w:p>
+      <w:pPr>
+        <w:pStyle w:val="ListParagraph"/>
+        <w:spacing w:after="0"/>
+        <w:ind w:firstLine="720"/>
+        <w:rPr>
+          <w:rFonts w:cstheme="minorHAnsi"/>
+          <w:sz w:val="24"/>
+          <w:szCs w:val="24"/>
+        </w:rPr>
+      </w:pPr>
+    </w:p>
+    <w:p>
+      <w:pPr>
+        <w:pStyle w:val="ListParagraph"/>
+        <w:spacing w:after="0"/>
+        <w:ind w:firstLine="720"/>
+        <w:rPr>
+          <w:rFonts w:cstheme="minorHAnsi"/>
+          <w:sz w:val="24"/>
+          <w:szCs w:val="24"/>
+        </w:rPr>
+      </w:pPr>
+      <w:r>
+        <w:rPr>
+          <w:rFonts w:cstheme="minorHAnsi"/>
+          <w:sz w:val="24"/>
+          <w:szCs w:val="24"/>
+        </w:rPr>
+        <w:t>OPEN OUTPUT CLAIM-OTFILE.</w:t>
+      </w:r>
+    </w:p>
+    <w:p>
+      <w:pPr>
+        <w:pStyle w:val="ListParagraph"/>
+        <w:spacing w:after="0"/>
+        <w:ind w:firstLine="720"/>
+        <w:rPr>
+          <w:rFonts w:cstheme="minorHAnsi"/>
+          <w:sz w:val="24"/>
+          <w:szCs w:val="24"/>
+        </w:rPr>
+      </w:pPr>
+      <w:r>
+        <w:rPr>
+          <w:rFonts w:cstheme="minorHAnsi"/>
+          <w:sz w:val="24"/>
+          <w:szCs w:val="24"/>
+        </w:rPr>
+        <w:t>IF WS-OT-STATUS NOT = ‘00’</w:t>
+      </w:r>
+    </w:p>
+    <w:p>
+      <w:pPr>
+        <w:pStyle w:val="ListParagraph"/>
+        <w:spacing w:after="0"/>
+        <w:ind w:left="1440" w:firstLine="720"/>
+        <w:rPr>
+          <w:rFonts w:cstheme="minorHAnsi"/>
+          <w:sz w:val="24"/>
+          <w:szCs w:val="24"/>
+        </w:rPr>
+      </w:pPr>
+      <w:r>
+        <w:rPr>
+          <w:rFonts w:cstheme="minorHAnsi"/>
+          <w:sz w:val="24"/>
+          <w:szCs w:val="24"/>
+        </w:rPr>
+        <w:t>DISPLAY ‘ERROR OPENING FILE’</w:t>
+      </w:r>
+    </w:p>
+    <w:p>
+      <w:pPr>
+        <w:pStyle w:val="ListParagraph"/>
+        <w:spacing w:after="0"/>
+        <w:ind w:left="1440" w:firstLine="720"/>
+        <w:rPr>
+          <w:rFonts w:cstheme="minorHAnsi"/>
+          <w:sz w:val="24"/>
+          <w:szCs w:val="24"/>
+        </w:rPr>
+      </w:pPr>
+      <w:r>
+        <w:rPr>
+          <w:rFonts w:cstheme="minorHAnsi"/>
+          <w:sz w:val="24"/>
+          <w:szCs w:val="24"/>
+        </w:rPr>
+        <w:t>DISPLAY ‘FILE STATUS CODE’ WS-OT-STATUS</w:t>
+      </w:r>
+    </w:p>
+    <w:p>
+      <w:pPr>
+        <w:spacing w:after="0"/>
+        <w:rPr>
+          <w:rFonts w:cstheme="minorHAnsi"/>
+          <w:sz w:val="24"/>
+          <w:szCs w:val="24"/>
+        </w:rPr>
+      </w:pPr>
+      <w:r>
+        <w:rPr>
+          <w:rFonts w:cstheme="minorHAnsi"/>
+          <w:sz w:val="24"/>
+          <w:szCs w:val="24"/>
+        </w:rPr>
+        <w:tab/>
+      </w:r>
+      <w:r>
+        <w:rPr>
+          <w:rFonts w:cstheme="minorHAnsi"/>
+          <w:sz w:val="24"/>
+          <w:szCs w:val="24"/>
+        </w:rPr>
+        <w:tab/>
+      </w:r>
+      <w:r>
+        <w:rPr>
+          <w:rFonts w:cstheme="minorHAnsi"/>
+          <w:sz w:val="24"/>
+          <w:szCs w:val="24"/>
+        </w:rPr>
+        <w:tab/>
+        <w:t>CALL WS-ABENDPGM</w:t>
+      </w:r>
+    </w:p>
+    <w:p>
+      <w:pPr>
+        <w:pStyle w:val="ListParagraph"/>
+        <w:spacing w:after="0"/>
+        <w:ind w:firstLine="720"/>
+        <w:rPr>
+          <w:rFonts w:cstheme="minorHAnsi"/>
+          <w:sz w:val="24"/>
+          <w:szCs w:val="24"/>
+        </w:rPr>
+      </w:pPr>
+      <w:r>
+        <w:rPr>
+          <w:rFonts w:cstheme="minorHAnsi"/>
+          <w:sz w:val="24"/>
+          <w:szCs w:val="24"/>
+        </w:rPr>
+        <w:t>END-IF.</w:t>
+      </w:r>
+      <w:r>
+        <w:rPr>
+          <w:rFonts w:cstheme="minorHAnsi"/>
+          <w:sz w:val="24"/>
+          <w:szCs w:val="24"/>
+        </w:rPr>
+        <w:tab/>
+      </w:r>
+    </w:p>
+    <w:p>
+      <w:pPr>
+        <w:pStyle w:val="ListParagraph"/>
+        <w:spacing w:after="0"/>
+        <w:ind w:firstLine="720"/>
+        <w:rPr>
+          <w:rFonts w:cstheme="minorHAnsi"/>
+          <w:sz w:val="24"/>
+          <w:szCs w:val="24"/>
+        </w:rPr>
+      </w:pPr>
+    </w:p>
+    <w:p>
+      <w:pPr>
+        <w:spacing w:after="0"/>
+        <w:rPr>
+          <w:rFonts w:cstheme="minorHAnsi"/>
+          <w:sz w:val="24"/>
+          <w:szCs w:val="24"/>
+        </w:rPr>
+      </w:pPr>
+      <w:r>
+        <w:rPr>
+          <w:rFonts w:cstheme="minorHAnsi"/>
+          <w:sz w:val="24"/>
+          <w:szCs w:val="24"/>
+        </w:rPr>
+        <w:tab/>
+        <w:t>200-FETCH-PARA.</w:t>
       </w:r>
     </w:p>
     <w:p>
@@ -27973,272 +28458,398 @@
           <w:sz w:val="24"/>
           <w:szCs w:val="24"/>
         </w:rPr>
+        <w:t>EXEC SQL</w:t>
+      </w:r>
+    </w:p>
+    <w:p>
+      <w:pPr>
+        <w:spacing w:after="0"/>
+        <w:ind w:left="720"/>
+        <w:rPr>
+          <w:rFonts w:cstheme="minorHAnsi"/>
+          <w:sz w:val="24"/>
+          <w:szCs w:val="24"/>
+        </w:rPr>
+      </w:pPr>
+      <w:r>
+        <w:rPr>
+          <w:rFonts w:cstheme="minorHAnsi"/>
+          <w:sz w:val="24"/>
+          <w:szCs w:val="24"/>
+        </w:rPr>
+        <w:tab/>
+      </w:r>
+      <w:r>
+        <w:rPr>
+          <w:rFonts w:cstheme="minorHAnsi"/>
+          <w:sz w:val="24"/>
+          <w:szCs w:val="24"/>
+        </w:rPr>
+        <w:tab/>
+        <w:t>FETCH CSR1 INTO</w:t>
+      </w:r>
+    </w:p>
+    <w:p>
+      <w:pPr>
+        <w:spacing w:after="0"/>
+        <w:ind w:left="720"/>
+        <w:rPr>
+          <w:rFonts w:cstheme="minorHAnsi"/>
+          <w:sz w:val="24"/>
+          <w:szCs w:val="24"/>
+        </w:rPr>
+      </w:pPr>
+      <w:r>
+        <w:rPr>
+          <w:rFonts w:cstheme="minorHAnsi"/>
+          <w:sz w:val="24"/>
+          <w:szCs w:val="24"/>
+        </w:rPr>
+        <w:tab/>
+      </w:r>
+      <w:r>
+        <w:rPr>
+          <w:rFonts w:cstheme="minorHAnsi"/>
+          <w:sz w:val="24"/>
+          <w:szCs w:val="24"/>
+        </w:rPr>
+        <w:tab/>
+      </w:r>
+      <w:r>
+        <w:rPr>
+          <w:rFonts w:cstheme="minorHAnsi"/>
+          <w:sz w:val="24"/>
+          <w:szCs w:val="24"/>
+        </w:rPr>
+        <w:tab/>
+        <w:t>:DCL-CLAIM-NUMBER,</w:t>
+      </w:r>
+    </w:p>
+    <w:p>
+      <w:pPr>
+        <w:spacing w:after="0"/>
+        <w:ind w:left="720"/>
+        <w:rPr>
+          <w:rFonts w:cstheme="minorHAnsi"/>
+          <w:sz w:val="24"/>
+          <w:szCs w:val="24"/>
+        </w:rPr>
+      </w:pPr>
+      <w:r>
+        <w:rPr>
+          <w:rFonts w:cstheme="minorHAnsi"/>
+          <w:sz w:val="24"/>
+          <w:szCs w:val="24"/>
+        </w:rPr>
+        <w:tab/>
+      </w:r>
+      <w:r>
+        <w:rPr>
+          <w:rFonts w:cstheme="minorHAnsi"/>
+          <w:sz w:val="24"/>
+          <w:szCs w:val="24"/>
+        </w:rPr>
+        <w:tab/>
+      </w:r>
+      <w:r>
+        <w:rPr>
+          <w:rFonts w:cstheme="minorHAnsi"/>
+          <w:sz w:val="24"/>
+          <w:szCs w:val="24"/>
+        </w:rPr>
+        <w:tab/>
+        <w:t>:DCL-CUST-NAME,</w:t>
+      </w:r>
+    </w:p>
+    <w:p>
+      <w:pPr>
+        <w:spacing w:after="0"/>
+        <w:ind w:left="720"/>
+        <w:rPr>
+          <w:rFonts w:cstheme="minorHAnsi"/>
+          <w:sz w:val="24"/>
+          <w:szCs w:val="24"/>
+        </w:rPr>
+      </w:pPr>
+      <w:r>
+        <w:rPr>
+          <w:rFonts w:cstheme="minorHAnsi"/>
+          <w:sz w:val="24"/>
+          <w:szCs w:val="24"/>
+        </w:rPr>
+        <w:tab/>
+      </w:r>
+      <w:r>
+        <w:rPr>
+          <w:rFonts w:cstheme="minorHAnsi"/>
+          <w:sz w:val="24"/>
+          <w:szCs w:val="24"/>
+        </w:rPr>
+        <w:tab/>
+      </w:r>
+      <w:r>
+        <w:rPr>
+          <w:rFonts w:cstheme="minorHAnsi"/>
+          <w:sz w:val="24"/>
+          <w:szCs w:val="24"/>
+        </w:rPr>
+        <w:tab/>
+        <w:t>:DCL-CLAIM-AMOUNT,</w:t>
+      </w:r>
+    </w:p>
+    <w:p>
+      <w:pPr>
+        <w:spacing w:after="0"/>
+        <w:ind w:left="720"/>
+        <w:rPr>
+          <w:rFonts w:cstheme="minorHAnsi"/>
+          <w:sz w:val="24"/>
+          <w:szCs w:val="24"/>
+        </w:rPr>
+      </w:pPr>
+      <w:r>
+        <w:rPr>
+          <w:rFonts w:cstheme="minorHAnsi"/>
+          <w:sz w:val="24"/>
+          <w:szCs w:val="24"/>
+        </w:rPr>
+        <w:tab/>
+      </w:r>
+      <w:r>
+        <w:rPr>
+          <w:rFonts w:cstheme="minorHAnsi"/>
+          <w:sz w:val="24"/>
+          <w:szCs w:val="24"/>
+        </w:rPr>
+        <w:tab/>
+      </w:r>
+      <w:r>
+        <w:rPr>
+          <w:rFonts w:cstheme="minorHAnsi"/>
+          <w:sz w:val="24"/>
+          <w:szCs w:val="24"/>
+        </w:rPr>
+        <w:tab/>
+        <w:t>:DCL-CLAIM-TYPE,</w:t>
+      </w:r>
+    </w:p>
+    <w:p>
+      <w:pPr>
+        <w:spacing w:after="0"/>
+        <w:ind w:left="720"/>
+        <w:rPr>
+          <w:rFonts w:cstheme="minorHAnsi"/>
+          <w:sz w:val="24"/>
+          <w:szCs w:val="24"/>
+        </w:rPr>
+      </w:pPr>
+      <w:r>
+        <w:rPr>
+          <w:rFonts w:cstheme="minorHAnsi"/>
+          <w:sz w:val="24"/>
+          <w:szCs w:val="24"/>
+        </w:rPr>
+        <w:tab/>
+      </w:r>
+      <w:r>
+        <w:rPr>
+          <w:rFonts w:cstheme="minorHAnsi"/>
+          <w:sz w:val="24"/>
+          <w:szCs w:val="24"/>
+        </w:rPr>
+        <w:tab/>
+      </w:r>
+      <w:r>
+        <w:rPr>
+          <w:rFonts w:cstheme="minorHAnsi"/>
+          <w:sz w:val="24"/>
+          <w:szCs w:val="24"/>
+        </w:rPr>
+        <w:tab/>
+        <w:t>:DCL-CLAIM-STATUS:WS-NULL-IND,</w:t>
+      </w:r>
+    </w:p>
+    <w:p>
+      <w:pPr>
+        <w:spacing w:after="0"/>
+        <w:ind w:left="720"/>
+        <w:rPr>
+          <w:rFonts w:cstheme="minorHAnsi"/>
+          <w:sz w:val="24"/>
+          <w:szCs w:val="24"/>
+        </w:rPr>
+      </w:pPr>
+      <w:r>
+        <w:rPr>
+          <w:rFonts w:cstheme="minorHAnsi"/>
+          <w:sz w:val="24"/>
+          <w:szCs w:val="24"/>
+        </w:rPr>
+        <w:tab/>
+      </w:r>
+      <w:r>
+        <w:rPr>
+          <w:rFonts w:cstheme="minorHAnsi"/>
+          <w:sz w:val="24"/>
+          <w:szCs w:val="24"/>
+        </w:rPr>
+        <w:tab/>
+      </w:r>
+      <w:r>
+        <w:rPr>
+          <w:rFonts w:cstheme="minorHAnsi"/>
+          <w:sz w:val="24"/>
+          <w:szCs w:val="24"/>
+        </w:rPr>
+        <w:tab/>
+        <w:t>:DCL-CLAIM-SUB-DT</w:t>
+      </w:r>
+    </w:p>
+    <w:p>
+      <w:pPr>
+        <w:spacing w:after="0"/>
+        <w:ind w:left="720"/>
+        <w:rPr>
+          <w:rFonts w:cstheme="minorHAnsi"/>
+          <w:sz w:val="24"/>
+          <w:szCs w:val="24"/>
+        </w:rPr>
+      </w:pPr>
+      <w:r>
+        <w:rPr>
+          <w:rFonts w:cstheme="minorHAnsi"/>
+          <w:sz w:val="24"/>
+          <w:szCs w:val="24"/>
+        </w:rPr>
+        <w:tab/>
         <w:t>END-EXEC.</w:t>
       </w:r>
     </w:p>
     <w:p>
       <w:pPr>
-        <w:spacing w:after="0"/>
-        <w:rPr>
-          <w:rFonts w:cstheme="minorHAnsi"/>
-          <w:sz w:val="24"/>
-          <w:szCs w:val="24"/>
-        </w:rPr>
-      </w:pPr>
-    </w:p>
-    <w:p>
-      <w:pPr>
-        <w:spacing w:after="0"/>
-        <w:rPr>
-          <w:rFonts w:cstheme="minorHAnsi"/>
-          <w:sz w:val="24"/>
-          <w:szCs w:val="24"/>
-        </w:rPr>
-      </w:pPr>
-      <w:r>
-        <w:rPr>
-          <w:rFonts w:cstheme="minorHAnsi"/>
-          <w:sz w:val="24"/>
-          <w:szCs w:val="24"/>
-        </w:rPr>
-        <w:tab/>
-      </w:r>
-      <w:r>
-        <w:rPr>
-          <w:rFonts w:cstheme="minorHAnsi"/>
-          <w:sz w:val="24"/>
-          <w:szCs w:val="24"/>
-        </w:rPr>
-        <w:tab/>
-        <w:t>DISPLAY ‘TOTAL ROW COUNT: ‘ WS-ROW-COUNT</w:t>
-      </w:r>
-    </w:p>
-    <w:p>
-      <w:pPr>
-        <w:spacing w:after="0"/>
-        <w:rPr>
-          <w:rFonts w:cstheme="minorHAnsi"/>
-          <w:sz w:val="24"/>
-          <w:szCs w:val="24"/>
-        </w:rPr>
-      </w:pPr>
-      <w:r>
-        <w:rPr>
-          <w:rFonts w:cstheme="minorHAnsi"/>
-          <w:sz w:val="24"/>
-          <w:szCs w:val="24"/>
-        </w:rPr>
-        <w:tab/>
-      </w:r>
-      <w:r>
-        <w:rPr>
-          <w:rFonts w:cstheme="minorHAnsi"/>
-          <w:sz w:val="24"/>
-          <w:szCs w:val="24"/>
-        </w:rPr>
-        <w:tab/>
-        <w:t>STOP RUN.</w:t>
-      </w:r>
-    </w:p>
-    <w:p>
-      <w:pPr>
-        <w:spacing w:after="0"/>
-        <w:rPr>
-          <w:rFonts w:cstheme="minorHAnsi"/>
-          <w:sz w:val="24"/>
-          <w:szCs w:val="24"/>
-        </w:rPr>
-      </w:pPr>
-      <w:r>
-        <w:rPr>
-          <w:rFonts w:cstheme="minorHAnsi"/>
-          <w:sz w:val="24"/>
-          <w:szCs w:val="24"/>
-        </w:rPr>
-        <w:tab/>
-      </w:r>
-    </w:p>
-    <w:p>
-      <w:pPr>
-        <w:spacing w:after="0"/>
-        <w:rPr>
-          <w:rFonts w:cstheme="minorHAnsi"/>
-          <w:sz w:val="24"/>
-          <w:szCs w:val="24"/>
-        </w:rPr>
-      </w:pPr>
-      <w:r>
-        <w:rPr>
-          <w:rFonts w:cstheme="minorHAnsi"/>
-          <w:sz w:val="24"/>
-          <w:szCs w:val="24"/>
-        </w:rPr>
-        <w:tab/>
-        <w:t>100-INITIAL-PARA.</w:t>
-      </w:r>
-    </w:p>
-    <w:p>
-      <w:pPr>
-        <w:spacing w:after="0"/>
-        <w:rPr>
-          <w:rFonts w:cstheme="minorHAnsi"/>
-          <w:sz w:val="24"/>
-          <w:szCs w:val="24"/>
-        </w:rPr>
-      </w:pPr>
-      <w:r>
-        <w:rPr>
-          <w:rFonts w:cstheme="minorHAnsi"/>
-          <w:sz w:val="24"/>
-          <w:szCs w:val="24"/>
-        </w:rPr>
-        <w:tab/>
-      </w:r>
-      <w:r>
-        <w:rPr>
-          <w:rFonts w:cstheme="minorHAnsi"/>
-          <w:sz w:val="24"/>
-          <w:szCs w:val="24"/>
-        </w:rPr>
-        <w:tab/>
-        <w:t>MOVE ‘N’ TO WS-END-OF-ROWS.</w:t>
-      </w:r>
-    </w:p>
-    <w:p>
-      <w:pPr>
-        <w:spacing w:after="0"/>
-        <w:rPr>
-          <w:rFonts w:cstheme="minorHAnsi"/>
-          <w:sz w:val="24"/>
-          <w:szCs w:val="24"/>
-        </w:rPr>
-      </w:pPr>
-      <w:r>
-        <w:rPr>
-          <w:rFonts w:cstheme="minorHAnsi"/>
-          <w:sz w:val="24"/>
-          <w:szCs w:val="24"/>
-        </w:rPr>
-        <w:tab/>
-      </w:r>
-      <w:r>
-        <w:rPr>
-          <w:rFonts w:cstheme="minorHAnsi"/>
-          <w:sz w:val="24"/>
-          <w:szCs w:val="24"/>
-        </w:rPr>
-        <w:tab/>
-        <w:t>EXEC SQL</w:t>
-      </w:r>
-    </w:p>
-    <w:p>
-      <w:pPr>
-        <w:spacing w:after="0"/>
-        <w:rPr>
-          <w:rFonts w:cstheme="minorHAnsi"/>
-          <w:sz w:val="24"/>
-          <w:szCs w:val="24"/>
-        </w:rPr>
-      </w:pPr>
-      <w:r>
-        <w:rPr>
-          <w:rFonts w:cstheme="minorHAnsi"/>
-          <w:sz w:val="24"/>
-          <w:szCs w:val="24"/>
-        </w:rPr>
-        <w:tab/>
-      </w:r>
-      <w:r>
-        <w:rPr>
-          <w:rFonts w:cstheme="minorHAnsi"/>
-          <w:sz w:val="24"/>
-          <w:szCs w:val="24"/>
-        </w:rPr>
-        <w:tab/>
-      </w:r>
-      <w:r>
-        <w:rPr>
-          <w:rFonts w:cstheme="minorHAnsi"/>
-          <w:sz w:val="24"/>
-          <w:szCs w:val="24"/>
-        </w:rPr>
-        <w:tab/>
-        <w:t>OPEN CSR1</w:t>
-      </w:r>
-    </w:p>
-    <w:p>
-      <w:pPr>
-        <w:spacing w:after="0"/>
-        <w:rPr>
-          <w:rFonts w:cstheme="minorHAnsi"/>
-          <w:sz w:val="24"/>
-          <w:szCs w:val="24"/>
-        </w:rPr>
-      </w:pPr>
-      <w:r>
-        <w:rPr>
-          <w:rFonts w:cstheme="minorHAnsi"/>
-          <w:sz w:val="24"/>
-          <w:szCs w:val="24"/>
-        </w:rPr>
-        <w:tab/>
-      </w:r>
-      <w:r>
-        <w:rPr>
-          <w:rFonts w:cstheme="minorHAnsi"/>
-          <w:sz w:val="24"/>
-          <w:szCs w:val="24"/>
-        </w:rPr>
-        <w:tab/>
-        <w:t>END-EXEC.</w:t>
-      </w:r>
-    </w:p>
-    <w:p>
-      <w:pPr>
-        <w:pStyle w:val="ListParagraph"/>
-        <w:spacing w:after="0"/>
-        <w:ind w:firstLine="720"/>
-        <w:rPr>
-          <w:rFonts w:cstheme="minorHAnsi"/>
-          <w:sz w:val="24"/>
-          <w:szCs w:val="24"/>
-        </w:rPr>
-      </w:pPr>
-      <w:r>
-        <w:rPr>
-          <w:rFonts w:cstheme="minorHAnsi"/>
-          <w:sz w:val="24"/>
-          <w:szCs w:val="24"/>
-        </w:rPr>
-        <w:t>IF SQLCODE NOT = 000</w:t>
-      </w:r>
-    </w:p>
-    <w:p>
-      <w:pPr>
-        <w:pStyle w:val="ListParagraph"/>
-        <w:spacing w:after="0"/>
-        <w:ind w:firstLine="720"/>
-        <w:rPr>
-          <w:rFonts w:cstheme="minorHAnsi"/>
-          <w:sz w:val="24"/>
-          <w:szCs w:val="24"/>
-        </w:rPr>
-      </w:pPr>
-      <w:r>
-        <w:rPr>
-          <w:rFonts w:cstheme="minorHAnsi"/>
-          <w:sz w:val="24"/>
-          <w:szCs w:val="24"/>
-        </w:rPr>
-        <w:tab/>
-        <w:t>DISPLAY ‘INSERT SUCCESSFUL’</w:t>
-      </w:r>
-    </w:p>
-    <w:p>
-      <w:pPr>
-        <w:pStyle w:val="ListParagraph"/>
-        <w:spacing w:after="0"/>
-        <w:ind w:firstLine="720"/>
+        <w:pStyle w:val="ListParagraph"/>
+        <w:spacing w:after="0"/>
+        <w:ind w:left="1440" w:firstLine="720"/>
+        <w:rPr>
+          <w:rFonts w:cstheme="minorHAnsi"/>
+          <w:sz w:val="24"/>
+          <w:szCs w:val="24"/>
+        </w:rPr>
+      </w:pPr>
+    </w:p>
+    <w:p>
+      <w:pPr>
+        <w:spacing w:after="0"/>
+        <w:ind w:left="720" w:firstLine="720"/>
+        <w:rPr>
+          <w:rFonts w:cstheme="minorHAnsi"/>
+          <w:sz w:val="24"/>
+          <w:szCs w:val="24"/>
+        </w:rPr>
+      </w:pPr>
+      <w:r>
+        <w:rPr>
+          <w:rFonts w:cstheme="minorHAnsi"/>
+          <w:sz w:val="24"/>
+          <w:szCs w:val="24"/>
+        </w:rPr>
+        <w:t>EVALUATE TRUE</w:t>
+      </w:r>
+    </w:p>
+    <w:p>
+      <w:pPr>
+        <w:spacing w:after="0"/>
+        <w:ind w:left="1440" w:firstLine="720"/>
+        <w:rPr>
+          <w:rFonts w:cstheme="minorHAnsi"/>
+          <w:sz w:val="24"/>
+          <w:szCs w:val="24"/>
+        </w:rPr>
+      </w:pPr>
+      <w:r>
+        <w:rPr>
+          <w:rFonts w:cstheme="minorHAnsi"/>
+          <w:sz w:val="24"/>
+          <w:szCs w:val="24"/>
+        </w:rPr>
+        <w:t>WHEN SQLCODE = 000</w:t>
+      </w:r>
+    </w:p>
+    <w:p>
+      <w:pPr>
+        <w:pStyle w:val="ListParagraph"/>
+        <w:spacing w:after="0"/>
+        <w:ind w:left="2160" w:firstLine="720"/>
+        <w:rPr>
+          <w:rFonts w:cstheme="minorHAnsi"/>
+          <w:sz w:val="24"/>
+          <w:szCs w:val="24"/>
+        </w:rPr>
+      </w:pPr>
+      <w:r>
+        <w:rPr>
+          <w:rFonts w:cstheme="minorHAnsi"/>
+          <w:sz w:val="24"/>
+          <w:szCs w:val="24"/>
+        </w:rPr>
+        <w:t>IF WS-NULL-IND&lt;0</w:t>
+      </w:r>
+    </w:p>
+    <w:p>
+      <w:pPr>
+        <w:pStyle w:val="ListParagraph"/>
+        <w:spacing w:after="0"/>
+        <w:ind w:left="1440" w:firstLine="720"/>
+        <w:rPr>
+          <w:rFonts w:cstheme="minorHAnsi"/>
+          <w:sz w:val="24"/>
+          <w:szCs w:val="24"/>
+        </w:rPr>
+      </w:pPr>
+      <w:r>
+        <w:rPr>
+          <w:rFonts w:cstheme="minorHAnsi"/>
+          <w:sz w:val="24"/>
+          <w:szCs w:val="24"/>
+        </w:rPr>
+        <w:tab/>
+      </w:r>
+      <w:r>
+        <w:rPr>
+          <w:rFonts w:cstheme="minorHAnsi"/>
+          <w:sz w:val="24"/>
+          <w:szCs w:val="24"/>
+        </w:rPr>
+        <w:tab/>
+        <w:t>MOVE SPACE TO DCL-CLAIM-STATUS</w:t>
+      </w:r>
+    </w:p>
+    <w:p>
+      <w:pPr>
+        <w:pStyle w:val="ListParagraph"/>
+        <w:spacing w:after="0"/>
+        <w:ind w:left="1440" w:firstLine="720"/>
+        <w:rPr>
+          <w:rFonts w:cstheme="minorHAnsi"/>
+          <w:sz w:val="24"/>
+          <w:szCs w:val="24"/>
+        </w:rPr>
+      </w:pPr>
+      <w:r>
+        <w:rPr>
+          <w:rFonts w:cstheme="minorHAnsi"/>
+          <w:sz w:val="24"/>
+          <w:szCs w:val="24"/>
+        </w:rPr>
+        <w:tab/>
+        <w:t>END-IF</w:t>
+      </w:r>
+    </w:p>
+    <w:p>
+      <w:pPr>
+        <w:pStyle w:val="ListParagraph"/>
+        <w:spacing w:after="0"/>
+        <w:ind w:left="1440" w:firstLine="720"/>
         <w:rPr>
           <w:rFonts w:cstheme="minorHAnsi"/>
           <w:sz w:val="24"/>
@@ -28259,78 +28870,6 @@
       <w:pPr>
         <w:pStyle w:val="ListParagraph"/>
         <w:spacing w:after="0"/>
-        <w:ind w:firstLine="720"/>
-        <w:rPr>
-          <w:rFonts w:cstheme="minorHAnsi"/>
-          <w:sz w:val="24"/>
-          <w:szCs w:val="24"/>
-        </w:rPr>
-      </w:pPr>
-      <w:r>
-        <w:rPr>
-          <w:rFonts w:cstheme="minorHAnsi"/>
-          <w:sz w:val="24"/>
-          <w:szCs w:val="24"/>
-        </w:rPr>
-        <w:t>END-IF.</w:t>
-      </w:r>
-    </w:p>
-    <w:p>
-      <w:pPr>
-        <w:pStyle w:val="ListParagraph"/>
-        <w:spacing w:after="0"/>
-        <w:ind w:firstLine="720"/>
-        <w:rPr>
-          <w:rFonts w:cstheme="minorHAnsi"/>
-          <w:sz w:val="24"/>
-          <w:szCs w:val="24"/>
-        </w:rPr>
-      </w:pPr>
-    </w:p>
-    <w:p>
-      <w:pPr>
-        <w:pStyle w:val="ListParagraph"/>
-        <w:spacing w:after="0"/>
-        <w:ind w:firstLine="720"/>
-        <w:rPr>
-          <w:rFonts w:cstheme="minorHAnsi"/>
-          <w:sz w:val="24"/>
-          <w:szCs w:val="24"/>
-        </w:rPr>
-      </w:pPr>
-      <w:r>
-        <w:rPr>
-          <w:rFonts w:cstheme="minorHAnsi"/>
-          <w:sz w:val="24"/>
-          <w:szCs w:val="24"/>
-        </w:rPr>
-        <w:t>OPEN OUTPUT CLAIM-OTFILE.</w:t>
-      </w:r>
-    </w:p>
-    <w:p>
-      <w:pPr>
-        <w:pStyle w:val="ListParagraph"/>
-        <w:spacing w:after="0"/>
-        <w:ind w:firstLine="720"/>
-        <w:rPr>
-          <w:rFonts w:cstheme="minorHAnsi"/>
-          <w:sz w:val="24"/>
-          <w:szCs w:val="24"/>
-        </w:rPr>
-      </w:pPr>
-      <w:r>
-        <w:rPr>
-          <w:rFonts w:cstheme="minorHAnsi"/>
-          <w:sz w:val="24"/>
-          <w:szCs w:val="24"/>
-        </w:rPr>
-        <w:t>IF WS-OT-STATUS NOT = ‘00’</w:t>
-      </w:r>
-    </w:p>
-    <w:p>
-      <w:pPr>
-        <w:pStyle w:val="ListParagraph"/>
-        <w:spacing w:after="0"/>
         <w:ind w:left="1440" w:firstLine="720"/>
         <w:rPr>
           <w:rFonts w:cstheme="minorHAnsi"/>
@@ -28344,7 +28883,8 @@
           <w:sz w:val="24"/>
           <w:szCs w:val="24"/>
         </w:rPr>
-        <w:t>DISPLAY ‘ERROR OPENING FILE’</w:t>
+        <w:tab/>
+        <w:t>PERFORM 240-UPDATE-PARA THRU 240-EXIT</w:t>
       </w:r>
     </w:p>
     <w:p>
@@ -28364,384 +28904,8 @@
           <w:sz w:val="24"/>
           <w:szCs w:val="24"/>
         </w:rPr>
-        <w:t>DISPLAY ‘FILE STATUS CODE’ WS-OT-STATUS</w:t>
-      </w:r>
-    </w:p>
-    <w:p>
-      <w:pPr>
-        <w:spacing w:after="0"/>
-        <w:rPr>
-          <w:rFonts w:cstheme="minorHAnsi"/>
-          <w:sz w:val="24"/>
-          <w:szCs w:val="24"/>
-        </w:rPr>
-      </w:pPr>
-      <w:r>
-        <w:rPr>
-          <w:rFonts w:cstheme="minorHAnsi"/>
-          <w:sz w:val="24"/>
-          <w:szCs w:val="24"/>
-        </w:rPr>
-        <w:tab/>
-      </w:r>
-      <w:r>
-        <w:rPr>
-          <w:rFonts w:cstheme="minorHAnsi"/>
-          <w:sz w:val="24"/>
-          <w:szCs w:val="24"/>
-        </w:rPr>
-        <w:tab/>
-      </w:r>
-      <w:r>
-        <w:rPr>
-          <w:rFonts w:cstheme="minorHAnsi"/>
-          <w:sz w:val="24"/>
-          <w:szCs w:val="24"/>
-        </w:rPr>
-        <w:tab/>
-        <w:t>CALL WS-ABENDPGM</w:t>
-      </w:r>
-    </w:p>
-    <w:p>
-      <w:pPr>
-        <w:pStyle w:val="ListParagraph"/>
-        <w:spacing w:after="0"/>
-        <w:ind w:firstLine="720"/>
-        <w:rPr>
-          <w:rFonts w:cstheme="minorHAnsi"/>
-          <w:sz w:val="24"/>
-          <w:szCs w:val="24"/>
-        </w:rPr>
-      </w:pPr>
-      <w:r>
-        <w:rPr>
-          <w:rFonts w:cstheme="minorHAnsi"/>
-          <w:sz w:val="24"/>
-          <w:szCs w:val="24"/>
-        </w:rPr>
-        <w:t>END-IF.</w:t>
-      </w:r>
-      <w:r>
-        <w:rPr>
-          <w:rFonts w:cstheme="minorHAnsi"/>
-          <w:sz w:val="24"/>
-          <w:szCs w:val="24"/>
-        </w:rPr>
-        <w:tab/>
-      </w:r>
-    </w:p>
-    <w:p>
-      <w:pPr>
-        <w:pStyle w:val="ListParagraph"/>
-        <w:spacing w:after="0"/>
-        <w:ind w:firstLine="720"/>
-        <w:rPr>
-          <w:rFonts w:cstheme="minorHAnsi"/>
-          <w:sz w:val="24"/>
-          <w:szCs w:val="24"/>
-        </w:rPr>
-      </w:pPr>
-    </w:p>
-    <w:p>
-      <w:pPr>
-        <w:spacing w:after="0"/>
-        <w:rPr>
-          <w:rFonts w:cstheme="minorHAnsi"/>
-          <w:sz w:val="24"/>
-          <w:szCs w:val="24"/>
-        </w:rPr>
-      </w:pPr>
-      <w:r>
-        <w:rPr>
-          <w:rFonts w:cstheme="minorHAnsi"/>
-          <w:sz w:val="24"/>
-          <w:szCs w:val="24"/>
-        </w:rPr>
-        <w:tab/>
-        <w:t>200-FETCH-PARA.</w:t>
-      </w:r>
-    </w:p>
-    <w:p>
-      <w:pPr>
-        <w:spacing w:after="0"/>
-        <w:ind w:left="720" w:firstLine="720"/>
-        <w:rPr>
-          <w:rFonts w:cstheme="minorHAnsi"/>
-          <w:sz w:val="24"/>
-          <w:szCs w:val="24"/>
-        </w:rPr>
-      </w:pPr>
-      <w:r>
-        <w:rPr>
-          <w:rFonts w:cstheme="minorHAnsi"/>
-          <w:sz w:val="24"/>
-          <w:szCs w:val="24"/>
-        </w:rPr>
-        <w:t>EXEC SQL</w:t>
-      </w:r>
-    </w:p>
-    <w:p>
-      <w:pPr>
-        <w:spacing w:after="0"/>
-        <w:ind w:left="720"/>
-        <w:rPr>
-          <w:rFonts w:cstheme="minorHAnsi"/>
-          <w:sz w:val="24"/>
-          <w:szCs w:val="24"/>
-        </w:rPr>
-      </w:pPr>
-      <w:r>
-        <w:rPr>
-          <w:rFonts w:cstheme="minorHAnsi"/>
-          <w:sz w:val="24"/>
-          <w:szCs w:val="24"/>
-        </w:rPr>
-        <w:tab/>
-      </w:r>
-      <w:r>
-        <w:rPr>
-          <w:rFonts w:cstheme="minorHAnsi"/>
-          <w:sz w:val="24"/>
-          <w:szCs w:val="24"/>
-        </w:rPr>
-        <w:tab/>
-        <w:t>FETCH CSR1 INTO</w:t>
-      </w:r>
-    </w:p>
-    <w:p>
-      <w:pPr>
-        <w:spacing w:after="0"/>
-        <w:ind w:left="720"/>
-        <w:rPr>
-          <w:rFonts w:cstheme="minorHAnsi"/>
-          <w:sz w:val="24"/>
-          <w:szCs w:val="24"/>
-        </w:rPr>
-      </w:pPr>
-      <w:r>
-        <w:rPr>
-          <w:rFonts w:cstheme="minorHAnsi"/>
-          <w:sz w:val="24"/>
-          <w:szCs w:val="24"/>
-        </w:rPr>
-        <w:tab/>
-      </w:r>
-      <w:r>
-        <w:rPr>
-          <w:rFonts w:cstheme="minorHAnsi"/>
-          <w:sz w:val="24"/>
-          <w:szCs w:val="24"/>
-        </w:rPr>
-        <w:tab/>
-      </w:r>
-      <w:r>
-        <w:rPr>
-          <w:rFonts w:cstheme="minorHAnsi"/>
-          <w:sz w:val="24"/>
-          <w:szCs w:val="24"/>
-        </w:rPr>
-        <w:tab/>
-        <w:t>:DCL-CLAIM-NUMBER,</w:t>
-      </w:r>
-    </w:p>
-    <w:p>
-      <w:pPr>
-        <w:spacing w:after="0"/>
-        <w:ind w:left="720"/>
-        <w:rPr>
-          <w:rFonts w:cstheme="minorHAnsi"/>
-          <w:sz w:val="24"/>
-          <w:szCs w:val="24"/>
-        </w:rPr>
-      </w:pPr>
-      <w:r>
-        <w:rPr>
-          <w:rFonts w:cstheme="minorHAnsi"/>
-          <w:sz w:val="24"/>
-          <w:szCs w:val="24"/>
-        </w:rPr>
-        <w:tab/>
-      </w:r>
-      <w:r>
-        <w:rPr>
-          <w:rFonts w:cstheme="minorHAnsi"/>
-          <w:sz w:val="24"/>
-          <w:szCs w:val="24"/>
-        </w:rPr>
-        <w:tab/>
-      </w:r>
-      <w:r>
-        <w:rPr>
-          <w:rFonts w:cstheme="minorHAnsi"/>
-          <w:sz w:val="24"/>
-          <w:szCs w:val="24"/>
-        </w:rPr>
-        <w:tab/>
-        <w:t>:DCL-CUST-NAME,</w:t>
-      </w:r>
-    </w:p>
-    <w:p>
-      <w:pPr>
-        <w:spacing w:after="0"/>
-        <w:ind w:left="720"/>
-        <w:rPr>
-          <w:rFonts w:cstheme="minorHAnsi"/>
-          <w:sz w:val="24"/>
-          <w:szCs w:val="24"/>
-        </w:rPr>
-      </w:pPr>
-      <w:r>
-        <w:rPr>
-          <w:rFonts w:cstheme="minorHAnsi"/>
-          <w:sz w:val="24"/>
-          <w:szCs w:val="24"/>
-        </w:rPr>
-        <w:tab/>
-      </w:r>
-      <w:r>
-        <w:rPr>
-          <w:rFonts w:cstheme="minorHAnsi"/>
-          <w:sz w:val="24"/>
-          <w:szCs w:val="24"/>
-        </w:rPr>
-        <w:tab/>
-      </w:r>
-      <w:r>
-        <w:rPr>
-          <w:rFonts w:cstheme="minorHAnsi"/>
-          <w:sz w:val="24"/>
-          <w:szCs w:val="24"/>
-        </w:rPr>
-        <w:tab/>
-        <w:t>:DCL-CLAIM-AMOUNT,</w:t>
-      </w:r>
-    </w:p>
-    <w:p>
-      <w:pPr>
-        <w:spacing w:after="0"/>
-        <w:ind w:left="720"/>
-        <w:rPr>
-          <w:rFonts w:cstheme="minorHAnsi"/>
-          <w:sz w:val="24"/>
-          <w:szCs w:val="24"/>
-        </w:rPr>
-      </w:pPr>
-      <w:r>
-        <w:rPr>
-          <w:rFonts w:cstheme="minorHAnsi"/>
-          <w:sz w:val="24"/>
-          <w:szCs w:val="24"/>
-        </w:rPr>
-        <w:tab/>
-      </w:r>
-      <w:r>
-        <w:rPr>
-          <w:rFonts w:cstheme="minorHAnsi"/>
-          <w:sz w:val="24"/>
-          <w:szCs w:val="24"/>
-        </w:rPr>
-        <w:tab/>
-      </w:r>
-      <w:r>
-        <w:rPr>
-          <w:rFonts w:cstheme="minorHAnsi"/>
-          <w:sz w:val="24"/>
-          <w:szCs w:val="24"/>
-        </w:rPr>
-        <w:tab/>
-        <w:t>:DCL-CLAIM-TYPE,</w:t>
-      </w:r>
-    </w:p>
-    <w:p>
-      <w:pPr>
-        <w:spacing w:after="0"/>
-        <w:ind w:left="720"/>
-        <w:rPr>
-          <w:rFonts w:cstheme="minorHAnsi"/>
-          <w:sz w:val="24"/>
-          <w:szCs w:val="24"/>
-        </w:rPr>
-      </w:pPr>
-      <w:r>
-        <w:rPr>
-          <w:rFonts w:cstheme="minorHAnsi"/>
-          <w:sz w:val="24"/>
-          <w:szCs w:val="24"/>
-        </w:rPr>
-        <w:tab/>
-      </w:r>
-      <w:r>
-        <w:rPr>
-          <w:rFonts w:cstheme="minorHAnsi"/>
-          <w:sz w:val="24"/>
-          <w:szCs w:val="24"/>
-        </w:rPr>
-        <w:tab/>
-      </w:r>
-      <w:r>
-        <w:rPr>
-          <w:rFonts w:cstheme="minorHAnsi"/>
-          <w:sz w:val="24"/>
-          <w:szCs w:val="24"/>
-        </w:rPr>
-        <w:tab/>
-        <w:t>:DCL-CLAIM-STATUS:WS-NULL-IND,</w:t>
-      </w:r>
-    </w:p>
-    <w:p>
-      <w:pPr>
-        <w:spacing w:after="0"/>
-        <w:ind w:left="720"/>
-        <w:rPr>
-          <w:rFonts w:cstheme="minorHAnsi"/>
-          <w:sz w:val="24"/>
-          <w:szCs w:val="24"/>
-        </w:rPr>
-      </w:pPr>
-      <w:r>
-        <w:rPr>
-          <w:rFonts w:cstheme="minorHAnsi"/>
-          <w:sz w:val="24"/>
-          <w:szCs w:val="24"/>
-        </w:rPr>
-        <w:tab/>
-      </w:r>
-      <w:r>
-        <w:rPr>
-          <w:rFonts w:cstheme="minorHAnsi"/>
-          <w:sz w:val="24"/>
-          <w:szCs w:val="24"/>
-        </w:rPr>
-        <w:tab/>
-      </w:r>
-      <w:r>
-        <w:rPr>
-          <w:rFonts w:cstheme="minorHAnsi"/>
-          <w:sz w:val="24"/>
-          <w:szCs w:val="24"/>
-        </w:rPr>
-        <w:tab/>
-        <w:t>:DCL-CLAIM-SUB-DT</w:t>
-      </w:r>
-    </w:p>
-    <w:p>
-      <w:pPr>
-        <w:spacing w:after="0"/>
-        <w:ind w:left="720"/>
-        <w:rPr>
-          <w:rFonts w:cstheme="minorHAnsi"/>
-          <w:sz w:val="24"/>
-          <w:szCs w:val="24"/>
-        </w:rPr>
-      </w:pPr>
-      <w:r>
-        <w:rPr>
-          <w:rFonts w:cstheme="minorHAnsi"/>
-          <w:sz w:val="24"/>
-          <w:szCs w:val="24"/>
-        </w:rPr>
-        <w:tab/>
-        <w:t>END-EXEC.</w:t>
+        <w:tab/>
+        <w:t>PERFORM 250-MOVE-WRITE-PARA THRU 250-EXIT</w:t>
       </w:r>
     </w:p>
     <w:p>
@@ -28755,28 +28919,18 @@
           <w:szCs w:val="24"/>
         </w:rPr>
       </w:pPr>
-    </w:p>
-    <w:p>
-      <w:pPr>
-        <w:spacing w:after="0"/>
-        <w:ind w:left="720" w:firstLine="720"/>
-        <w:rPr>
-          <w:rFonts w:cstheme="minorHAnsi"/>
-          <w:sz w:val="24"/>
-          <w:szCs w:val="24"/>
-        </w:rPr>
-      </w:pPr>
-      <w:r>
-        <w:rPr>
-          <w:rFonts w:cstheme="minorHAnsi"/>
-          <w:sz w:val="24"/>
-          <w:szCs w:val="24"/>
-        </w:rPr>
-        <w:t>EVALUATE TRUE</w:t>
-      </w:r>
-    </w:p>
-    <w:p>
-      <w:pPr>
+      <w:r>
+        <w:rPr>
+          <w:rFonts w:cstheme="minorHAnsi"/>
+          <w:sz w:val="24"/>
+          <w:szCs w:val="24"/>
+        </w:rPr>
+        <w:t>WHEN SQLCODE = 100</w:t>
+      </w:r>
+    </w:p>
+    <w:p>
+      <w:pPr>
+        <w:pStyle w:val="ListParagraph"/>
         <w:spacing w:after="0"/>
         <w:ind w:left="1440" w:firstLine="720"/>
         <w:rPr>
@@ -28791,27 +28945,8 @@
           <w:sz w:val="24"/>
           <w:szCs w:val="24"/>
         </w:rPr>
-        <w:t>WHEN SQLCODE = 000</w:t>
-      </w:r>
-    </w:p>
-    <w:p>
-      <w:pPr>
-        <w:pStyle w:val="ListParagraph"/>
-        <w:spacing w:after="0"/>
-        <w:ind w:left="2160" w:firstLine="720"/>
-        <w:rPr>
-          <w:rFonts w:cstheme="minorHAnsi"/>
-          <w:sz w:val="24"/>
-          <w:szCs w:val="24"/>
-        </w:rPr>
-      </w:pPr>
-      <w:r>
-        <w:rPr>
-          <w:rFonts w:cstheme="minorHAnsi"/>
-          <w:sz w:val="24"/>
-          <w:szCs w:val="24"/>
-        </w:rPr>
-        <w:t>IF WS-NULL-IND&lt;0</w:t>
+        <w:tab/>
+        <w:t>DISPLAY ‘END OF THE RESULT SET’</w:t>
       </w:r>
     </w:p>
     <w:p>
@@ -28832,15 +28967,7 @@
           <w:szCs w:val="24"/>
         </w:rPr>
         <w:tab/>
-      </w:r>
-      <w:r>
-        <w:rPr>
-          <w:rFonts w:cstheme="minorHAnsi"/>
-          <w:sz w:val="24"/>
-          <w:szCs w:val="24"/>
-        </w:rPr>
-        <w:tab/>
-        <w:t>MOVE SPACE TO DCL-CLAIM-STATUS</w:t>
+        <w:t>MOVE  ‘Y’ TO WS-END-OF-ROWS</w:t>
       </w:r>
     </w:p>
     <w:p>
@@ -28860,8 +28987,7 @@
           <w:sz w:val="24"/>
           <w:szCs w:val="24"/>
         </w:rPr>
-        <w:tab/>
-        <w:t>END-IF</w:t>
+        <w:t>WHEN OTHER</w:t>
       </w:r>
     </w:p>
     <w:p>
@@ -28882,7 +29008,7 @@
           <w:szCs w:val="24"/>
         </w:rPr>
         <w:tab/>
-        <w:t>ADD +1 TO WS-ROW-COUNT</w:t>
+        <w:t>DISPLAY ‘ERROR IN SELECT QUERY’</w:t>
       </w:r>
     </w:p>
     <w:p>
@@ -28903,7 +29029,7 @@
           <w:szCs w:val="24"/>
         </w:rPr>
         <w:tab/>
-        <w:t>PERFORM 240-UPDATE-PARA THRU 240-EXIT</w:t>
+        <w:t>DISPLAY ‘SQLCODE’ SQLCODE</w:t>
       </w:r>
     </w:p>
     <w:p>
@@ -28923,152 +29049,7 @@
           <w:sz w:val="24"/>
           <w:szCs w:val="24"/>
         </w:rPr>
-        <w:tab/>
-        <w:t>PERFORM 250-MOVE-WRITE-PARA THRU 250-EXIT</w:t>
-      </w:r>
-    </w:p>
-    <w:p>
-      <w:pPr>
-        <w:pStyle w:val="ListParagraph"/>
-        <w:spacing w:after="0"/>
-        <w:ind w:left="1440" w:firstLine="720"/>
-        <w:rPr>
-          <w:rFonts w:cstheme="minorHAnsi"/>
-          <w:sz w:val="24"/>
-          <w:szCs w:val="24"/>
-        </w:rPr>
-      </w:pPr>
-      <w:r>
-        <w:rPr>
-          <w:rFonts w:cstheme="minorHAnsi"/>
-          <w:sz w:val="24"/>
-          <w:szCs w:val="24"/>
-        </w:rPr>
-        <w:t>WHEN SQLCODE = 100</w:t>
-      </w:r>
-    </w:p>
-    <w:p>
-      <w:pPr>
-        <w:pStyle w:val="ListParagraph"/>
-        <w:spacing w:after="0"/>
-        <w:ind w:left="1440" w:firstLine="720"/>
-        <w:rPr>
-          <w:rFonts w:cstheme="minorHAnsi"/>
-          <w:sz w:val="24"/>
-          <w:szCs w:val="24"/>
-        </w:rPr>
-      </w:pPr>
-      <w:r>
-        <w:rPr>
-          <w:rFonts w:cstheme="minorHAnsi"/>
-          <w:sz w:val="24"/>
-          <w:szCs w:val="24"/>
-        </w:rPr>
-        <w:tab/>
-        <w:t>DISPLAY ‘END OF THE RESULT SET’</w:t>
-      </w:r>
-    </w:p>
-    <w:p>
-      <w:pPr>
-        <w:pStyle w:val="ListParagraph"/>
-        <w:spacing w:after="0"/>
-        <w:ind w:left="1440" w:firstLine="720"/>
-        <w:rPr>
-          <w:rFonts w:cstheme="minorHAnsi"/>
-          <w:sz w:val="24"/>
-          <w:szCs w:val="24"/>
-        </w:rPr>
-      </w:pPr>
-      <w:r>
-        <w:rPr>
-          <w:rFonts w:cstheme="minorHAnsi"/>
-          <w:sz w:val="24"/>
-          <w:szCs w:val="24"/>
-        </w:rPr>
-        <w:tab/>
-        <w:t>MOVE  ‘Y’ TO WS-END-OF-ROWS</w:t>
-      </w:r>
-    </w:p>
-    <w:p>
-      <w:pPr>
-        <w:pStyle w:val="ListParagraph"/>
-        <w:spacing w:after="0"/>
-        <w:ind w:left="1440" w:firstLine="720"/>
-        <w:rPr>
-          <w:rFonts w:cstheme="minorHAnsi"/>
-          <w:sz w:val="24"/>
-          <w:szCs w:val="24"/>
-        </w:rPr>
-      </w:pPr>
-      <w:r>
-        <w:rPr>
-          <w:rFonts w:cstheme="minorHAnsi"/>
-          <w:sz w:val="24"/>
-          <w:szCs w:val="24"/>
-        </w:rPr>
-        <w:t>WHEN OTHER</w:t>
-      </w:r>
-    </w:p>
-    <w:p>
-      <w:pPr>
-        <w:pStyle w:val="ListParagraph"/>
-        <w:spacing w:after="0"/>
-        <w:ind w:left="1440" w:firstLine="720"/>
-        <w:rPr>
-          <w:rFonts w:cstheme="minorHAnsi"/>
-          <w:sz w:val="24"/>
-          <w:szCs w:val="24"/>
-        </w:rPr>
-      </w:pPr>
-      <w:r>
-        <w:rPr>
-          <w:rFonts w:cstheme="minorHAnsi"/>
-          <w:sz w:val="24"/>
-          <w:szCs w:val="24"/>
-        </w:rPr>
-        <w:tab/>
-        <w:t>DISPLAY ‘ERROR IN SELECT QUERY’</w:t>
-      </w:r>
-    </w:p>
-    <w:p>
-      <w:pPr>
-        <w:pStyle w:val="ListParagraph"/>
-        <w:spacing w:after="0"/>
-        <w:ind w:left="1440" w:firstLine="720"/>
-        <w:rPr>
-          <w:rFonts w:cstheme="minorHAnsi"/>
-          <w:sz w:val="24"/>
-          <w:szCs w:val="24"/>
-        </w:rPr>
-      </w:pPr>
-      <w:r>
-        <w:rPr>
-          <w:rFonts w:cstheme="minorHAnsi"/>
-          <w:sz w:val="24"/>
-          <w:szCs w:val="24"/>
-        </w:rPr>
         <w:lastRenderedPageBreak/>
-        <w:tab/>
-        <w:t>DISPLAY ‘SQLCODE’ SQLCODE</w:t>
-      </w:r>
-    </w:p>
-    <w:p>
-      <w:pPr>
-        <w:pStyle w:val="ListParagraph"/>
-        <w:spacing w:after="0"/>
-        <w:ind w:left="1440" w:firstLine="720"/>
-        <w:rPr>
-          <w:rFonts w:cstheme="minorHAnsi"/>
-          <w:sz w:val="24"/>
-          <w:szCs w:val="24"/>
-        </w:rPr>
-      </w:pPr>
-      <w:r>
-        <w:rPr>
-          <w:rFonts w:cstheme="minorHAnsi"/>
-          <w:sz w:val="24"/>
-          <w:szCs w:val="24"/>
-        </w:rPr>
         <w:tab/>
         <w:t>DISPLAY ‘CLAIM RECORD’ CLAIM-DETAILS</w:t>
       </w:r>

--- a/Anil-Polsani-Mainframe/COBOL-DB2/COBOL_DB2.docx
+++ b/Anil-Polsani-Mainframe/COBOL-DB2/COBOL_DB2.docx
@@ -1040,13 +1040,23 @@
           <w:szCs w:val="24"/>
         </w:rPr>
       </w:pPr>
-      <w:r>
-        <w:rPr>
-          <w:rFonts w:cstheme="minorHAnsi"/>
-          <w:sz w:val="24"/>
-          <w:szCs w:val="24"/>
-        </w:rPr>
-        <w:t>SSID.SCHEMA.TABLE_NAME</w:t>
+      <w:proofErr w:type="gramStart"/>
+      <w:r>
+        <w:rPr>
+          <w:rFonts w:cstheme="minorHAnsi"/>
+          <w:sz w:val="24"/>
+          <w:szCs w:val="24"/>
+        </w:rPr>
+        <w:t>SSID.SCHEMA.TABLE</w:t>
+      </w:r>
+      <w:proofErr w:type="gramEnd"/>
+      <w:r>
+        <w:rPr>
+          <w:rFonts w:cstheme="minorHAnsi"/>
+          <w:sz w:val="24"/>
+          <w:szCs w:val="24"/>
+        </w:rPr>
+        <w:t>_NAME</w:t>
       </w:r>
     </w:p>
     <w:p>
@@ -1069,7 +1079,25 @@
           <w:sz w:val="24"/>
           <w:szCs w:val="24"/>
         </w:rPr>
-        <w:t>Path -&gt; SSID.DATABASE.TABLESPACE.SCHEMA.TABLE_NAME.DATA</w:t>
+        <w:t xml:space="preserve">Path -&gt; </w:t>
+      </w:r>
+      <w:proofErr w:type="gramStart"/>
+      <w:r>
+        <w:rPr>
+          <w:rFonts w:cstheme="minorHAnsi"/>
+          <w:sz w:val="24"/>
+          <w:szCs w:val="24"/>
+        </w:rPr>
+        <w:t>SSID.DATABASE.TABLESPACE.SCHEMA</w:t>
+      </w:r>
+      <w:proofErr w:type="gramEnd"/>
+      <w:r>
+        <w:rPr>
+          <w:rFonts w:cstheme="minorHAnsi"/>
+          <w:sz w:val="24"/>
+          <w:szCs w:val="24"/>
+        </w:rPr>
+        <w:t>.TABLE_NAME.DATA</w:t>
       </w:r>
     </w:p>
     <w:p>
@@ -1922,8 +1950,18 @@
           <w:sz w:val="24"/>
           <w:szCs w:val="24"/>
         </w:rPr>
-        <w:t>CREATE TABLE SCHEMA.TABLE_NAME(</w:t>
-      </w:r>
+        <w:t>CREATE TABLE SCHEMA.TABLE_</w:t>
+      </w:r>
+      <w:proofErr w:type="gramStart"/>
+      <w:r>
+        <w:rPr>
+          <w:rFonts w:cstheme="minorHAnsi"/>
+          <w:sz w:val="24"/>
+          <w:szCs w:val="24"/>
+        </w:rPr>
+        <w:t>NAME(</w:t>
+      </w:r>
+      <w:proofErr w:type="gramEnd"/>
     </w:p>
     <w:p>
       <w:pPr>
@@ -2443,7 +2481,29 @@
                 <w:sz w:val="24"/>
                 <w:szCs w:val="24"/>
               </w:rPr>
-              <w:t>DECIMAL(P,Q)</w:t>
+              <w:t>DECIMAL(</w:t>
+            </w:r>
+            <w:proofErr w:type="gramStart"/>
+            <w:r>
+              <w:rPr>
+                <w:rFonts w:cstheme="minorHAnsi"/>
+                <w:b/>
+                <w:bCs/>
+                <w:sz w:val="24"/>
+                <w:szCs w:val="24"/>
+              </w:rPr>
+              <w:t>P,Q</w:t>
+            </w:r>
+            <w:proofErr w:type="gramEnd"/>
+            <w:r>
+              <w:rPr>
+                <w:rFonts w:cstheme="minorHAnsi"/>
+                <w:b/>
+                <w:bCs/>
+                <w:sz w:val="24"/>
+                <w:szCs w:val="24"/>
+              </w:rPr>
+              <w:t>)</w:t>
             </w:r>
             <w:r>
               <w:rPr>
@@ -2523,13 +2583,23 @@
                 <w:szCs w:val="24"/>
               </w:rPr>
             </w:pPr>
+            <w:proofErr w:type="gramStart"/>
             <w:r>
               <w:rPr>
                 <w:rFonts w:cstheme="minorHAnsi"/>
                 <w:sz w:val="24"/>
                 <w:szCs w:val="24"/>
               </w:rPr>
-              <w:t>X(10)</w:t>
+              <w:t>X(</w:t>
+            </w:r>
+            <w:proofErr w:type="gramEnd"/>
+            <w:r>
+              <w:rPr>
+                <w:rFonts w:cstheme="minorHAnsi"/>
+                <w:sz w:val="24"/>
+                <w:szCs w:val="24"/>
+              </w:rPr>
+              <w:t>10)</w:t>
             </w:r>
           </w:p>
         </w:tc>
@@ -2579,13 +2649,23 @@
                 <w:szCs w:val="24"/>
               </w:rPr>
             </w:pPr>
+            <w:proofErr w:type="gramStart"/>
             <w:r>
               <w:rPr>
                 <w:rFonts w:cstheme="minorHAnsi"/>
                 <w:sz w:val="24"/>
                 <w:szCs w:val="24"/>
               </w:rPr>
-              <w:t>X(08)</w:t>
+              <w:t>X(</w:t>
+            </w:r>
+            <w:proofErr w:type="gramEnd"/>
+            <w:r>
+              <w:rPr>
+                <w:rFonts w:cstheme="minorHAnsi"/>
+                <w:sz w:val="24"/>
+                <w:szCs w:val="24"/>
+              </w:rPr>
+              <w:t>08)</w:t>
             </w:r>
           </w:p>
         </w:tc>
@@ -2619,8 +2699,18 @@
                 <w:sz w:val="24"/>
                 <w:szCs w:val="24"/>
               </w:rPr>
-              <w:t xml:space="preserve"> YYYY-MM-DD-HH.MM.SS.MMMMM</w:t>
+              <w:t xml:space="preserve"> </w:t>
             </w:r>
+            <w:proofErr w:type="gramStart"/>
+            <w:r>
+              <w:rPr>
+                <w:rFonts w:cstheme="minorHAnsi"/>
+                <w:sz w:val="24"/>
+                <w:szCs w:val="24"/>
+              </w:rPr>
+              <w:t>YYYY-MM-DD-HH.MM.SS.MMMMM</w:t>
+            </w:r>
+            <w:proofErr w:type="gramEnd"/>
           </w:p>
         </w:tc>
         <w:tc>
@@ -2635,13 +2725,23 @@
                 <w:szCs w:val="24"/>
               </w:rPr>
             </w:pPr>
+            <w:proofErr w:type="gramStart"/>
             <w:r>
               <w:rPr>
                 <w:rFonts w:cstheme="minorHAnsi"/>
                 <w:sz w:val="24"/>
                 <w:szCs w:val="24"/>
               </w:rPr>
-              <w:t>X(26)</w:t>
+              <w:t>X(</w:t>
+            </w:r>
+            <w:proofErr w:type="gramEnd"/>
+            <w:r>
+              <w:rPr>
+                <w:rFonts w:cstheme="minorHAnsi"/>
+                <w:sz w:val="24"/>
+                <w:szCs w:val="24"/>
+              </w:rPr>
+              <w:t>26)</w:t>
             </w:r>
           </w:p>
         </w:tc>
@@ -4325,8 +4425,18 @@
           <w:sz w:val="24"/>
           <w:szCs w:val="24"/>
         </w:rPr>
-        <w:t>(No Change )</w:t>
-      </w:r>
+        <w:t xml:space="preserve">(No </w:t>
+      </w:r>
+      <w:proofErr w:type="gramStart"/>
+      <w:r>
+        <w:rPr>
+          <w:rFonts w:cstheme="minorHAnsi"/>
+          <w:sz w:val="24"/>
+          <w:szCs w:val="24"/>
+        </w:rPr>
+        <w:t>Change )</w:t>
+      </w:r>
+      <w:proofErr w:type="gramEnd"/>
     </w:p>
     <w:p>
       <w:pPr>
@@ -4655,8 +4765,18 @@
           <w:szCs w:val="24"/>
         </w:rPr>
         <w:tab/>
-        <w:t>: Duplicate data row insert</w:t>
-      </w:r>
+        <w:t xml:space="preserve">: Duplicate data row </w:t>
+      </w:r>
+      <w:proofErr w:type="gramStart"/>
+      <w:r>
+        <w:rPr>
+          <w:rFonts w:cstheme="minorHAnsi"/>
+          <w:sz w:val="24"/>
+          <w:szCs w:val="24"/>
+        </w:rPr>
+        <w:t>insert</w:t>
+      </w:r>
+      <w:proofErr w:type="gramEnd"/>
     </w:p>
     <w:p>
       <w:pPr>
@@ -5111,7 +5231,25 @@
           <w:sz w:val="24"/>
           <w:szCs w:val="24"/>
         </w:rPr>
-        <w:t>INSERT INTO SCHEMA.TABLE_NAME(COL1,COL2,COL3)</w:t>
+        <w:t>INSERT INTO SCHEMA.TABLE_NAME(COL</w:t>
+      </w:r>
+      <w:proofErr w:type="gramStart"/>
+      <w:r>
+        <w:rPr>
+          <w:rFonts w:cstheme="minorHAnsi"/>
+          <w:sz w:val="24"/>
+          <w:szCs w:val="24"/>
+        </w:rPr>
+        <w:t>1,COL2,COL</w:t>
+      </w:r>
+      <w:proofErr w:type="gramEnd"/>
+      <w:r>
+        <w:rPr>
+          <w:rFonts w:cstheme="minorHAnsi"/>
+          <w:sz w:val="24"/>
+          <w:szCs w:val="24"/>
+        </w:rPr>
+        <w:t>3)</w:t>
       </w:r>
     </w:p>
     <w:p>
@@ -5260,7 +5398,25 @@
           <w:sz w:val="24"/>
           <w:szCs w:val="24"/>
         </w:rPr>
-        <w:t>INSERT INTO TABLE_NAME(COL1,COL2,COL3)</w:t>
+        <w:t>INSERT INTO TABLE_NAME(COL</w:t>
+      </w:r>
+      <w:proofErr w:type="gramStart"/>
+      <w:r>
+        <w:rPr>
+          <w:rFonts w:cstheme="minorHAnsi"/>
+          <w:sz w:val="24"/>
+          <w:szCs w:val="24"/>
+        </w:rPr>
+        <w:t>1,COL2,COL</w:t>
+      </w:r>
+      <w:proofErr w:type="gramEnd"/>
+      <w:r>
+        <w:rPr>
+          <w:rFonts w:cstheme="minorHAnsi"/>
+          <w:sz w:val="24"/>
+          <w:szCs w:val="24"/>
+        </w:rPr>
+        <w:t>3)</w:t>
       </w:r>
     </w:p>
     <w:p>
@@ -5282,13 +5438,59 @@
         </w:rPr>
         <w:t>VALUES</w:t>
       </w:r>
-      <w:r>
-        <w:rPr>
-          <w:rFonts w:cstheme="minorHAnsi"/>
-          <w:sz w:val="24"/>
-          <w:szCs w:val="24"/>
-        </w:rPr>
-        <w:t>(:DCL-VAR1,:DCL-VAR2,:DCL-VAR3</w:t>
+      <w:proofErr w:type="gramStart"/>
+      <w:r>
+        <w:rPr>
+          <w:rFonts w:cstheme="minorHAnsi"/>
+          <w:sz w:val="24"/>
+          <w:szCs w:val="24"/>
+        </w:rPr>
+        <w:t>(:DCL</w:t>
+      </w:r>
+      <w:proofErr w:type="gramEnd"/>
+      <w:r>
+        <w:rPr>
+          <w:rFonts w:cstheme="minorHAnsi"/>
+          <w:sz w:val="24"/>
+          <w:szCs w:val="24"/>
+        </w:rPr>
+        <w:t>-VAR</w:t>
+      </w:r>
+      <w:proofErr w:type="gramStart"/>
+      <w:r>
+        <w:rPr>
+          <w:rFonts w:cstheme="minorHAnsi"/>
+          <w:sz w:val="24"/>
+          <w:szCs w:val="24"/>
+        </w:rPr>
+        <w:t>1,:</w:t>
+      </w:r>
+      <w:proofErr w:type="gramEnd"/>
+      <w:r>
+        <w:rPr>
+          <w:rFonts w:cstheme="minorHAnsi"/>
+          <w:sz w:val="24"/>
+          <w:szCs w:val="24"/>
+        </w:rPr>
+        <w:t>DCL-VAR</w:t>
+      </w:r>
+      <w:proofErr w:type="gramStart"/>
+      <w:r>
+        <w:rPr>
+          <w:rFonts w:cstheme="minorHAnsi"/>
+          <w:sz w:val="24"/>
+          <w:szCs w:val="24"/>
+        </w:rPr>
+        <w:t>2,:</w:t>
+      </w:r>
+      <w:proofErr w:type="gramEnd"/>
+      <w:r>
+        <w:rPr>
+          <w:rFonts w:cstheme="minorHAnsi"/>
+          <w:sz w:val="24"/>
+          <w:szCs w:val="24"/>
+        </w:rPr>
+        <w:t>DCL-VAR3</w:t>
       </w:r>
       <w:r>
         <w:rPr>
@@ -5430,8 +5632,18 @@
           <w:sz w:val="24"/>
           <w:szCs w:val="24"/>
         </w:rPr>
-        <w:t>Host variable/DCL variable need to be prefixed by colon symbol :</w:t>
-      </w:r>
+        <w:t xml:space="preserve">Host variable/DCL variable need to be prefixed by colon </w:t>
+      </w:r>
+      <w:proofErr w:type="gramStart"/>
+      <w:r>
+        <w:rPr>
+          <w:rFonts w:cstheme="minorHAnsi"/>
+          <w:sz w:val="24"/>
+          <w:szCs w:val="24"/>
+        </w:rPr>
+        <w:t>symbol :</w:t>
+      </w:r>
+      <w:proofErr w:type="gramEnd"/>
     </w:p>
     <w:p>
       <w:pPr>
@@ -5661,7 +5873,25 @@
           <w:sz w:val="24"/>
           <w:szCs w:val="24"/>
         </w:rPr>
-        <w:t xml:space="preserve">SELECT COL1,COL2,COL3 INTO </w:t>
+        <w:t>SELECT COL</w:t>
+      </w:r>
+      <w:proofErr w:type="gramStart"/>
+      <w:r>
+        <w:rPr>
+          <w:rFonts w:cstheme="minorHAnsi"/>
+          <w:sz w:val="24"/>
+          <w:szCs w:val="24"/>
+        </w:rPr>
+        <w:t>1,COL2,COL</w:t>
+      </w:r>
+      <w:proofErr w:type="gramEnd"/>
+      <w:r>
+        <w:rPr>
+          <w:rFonts w:cstheme="minorHAnsi"/>
+          <w:sz w:val="24"/>
+          <w:szCs w:val="24"/>
+        </w:rPr>
+        <w:t xml:space="preserve">3 INTO </w:t>
       </w:r>
     </w:p>
     <w:p>
@@ -5675,13 +5905,59 @@
           <w:szCs w:val="24"/>
         </w:rPr>
       </w:pPr>
-      <w:r>
-        <w:rPr>
-          <w:rFonts w:cstheme="minorHAnsi"/>
-          <w:sz w:val="24"/>
-          <w:szCs w:val="24"/>
-        </w:rPr>
-        <w:t>:DCL-VAR1,:DCL-VAR2,:DCL-VAR3</w:t>
+      <w:proofErr w:type="gramStart"/>
+      <w:r>
+        <w:rPr>
+          <w:rFonts w:cstheme="minorHAnsi"/>
+          <w:sz w:val="24"/>
+          <w:szCs w:val="24"/>
+        </w:rPr>
+        <w:t>:DCL</w:t>
+      </w:r>
+      <w:proofErr w:type="gramEnd"/>
+      <w:r>
+        <w:rPr>
+          <w:rFonts w:cstheme="minorHAnsi"/>
+          <w:sz w:val="24"/>
+          <w:szCs w:val="24"/>
+        </w:rPr>
+        <w:t>-VAR</w:t>
+      </w:r>
+      <w:proofErr w:type="gramStart"/>
+      <w:r>
+        <w:rPr>
+          <w:rFonts w:cstheme="minorHAnsi"/>
+          <w:sz w:val="24"/>
+          <w:szCs w:val="24"/>
+        </w:rPr>
+        <w:t>1,:</w:t>
+      </w:r>
+      <w:proofErr w:type="gramEnd"/>
+      <w:r>
+        <w:rPr>
+          <w:rFonts w:cstheme="minorHAnsi"/>
+          <w:sz w:val="24"/>
+          <w:szCs w:val="24"/>
+        </w:rPr>
+        <w:t>DCL-VAR</w:t>
+      </w:r>
+      <w:proofErr w:type="gramStart"/>
+      <w:r>
+        <w:rPr>
+          <w:rFonts w:cstheme="minorHAnsi"/>
+          <w:sz w:val="24"/>
+          <w:szCs w:val="24"/>
+        </w:rPr>
+        <w:t>2,:</w:t>
+      </w:r>
+      <w:proofErr w:type="gramEnd"/>
+      <w:r>
+        <w:rPr>
+          <w:rFonts w:cstheme="minorHAnsi"/>
+          <w:sz w:val="24"/>
+          <w:szCs w:val="24"/>
+        </w:rPr>
+        <w:t>DCL-VAR3</w:t>
       </w:r>
     </w:p>
     <w:p>
@@ -7558,6 +7834,7 @@
           <w:szCs w:val="24"/>
         </w:rPr>
       </w:pPr>
+      <w:proofErr w:type="gramStart"/>
       <w:r>
         <w:rPr>
           <w:rFonts w:cstheme="minorHAnsi"/>
@@ -7574,6 +7851,7 @@
         </w:rPr>
         <w:t>.OUTPUT</w:t>
       </w:r>
+      <w:proofErr w:type="gramEnd"/>
       <w:r>
         <w:rPr>
           <w:rFonts w:cstheme="minorHAnsi"/>
@@ -7726,7 +8004,34 @@
           <w:sz w:val="24"/>
           <w:szCs w:val="24"/>
         </w:rPr>
-        <w:t xml:space="preserve"> LF.CLAIM_T</w:t>
+        <w:t xml:space="preserve"> </w:t>
+      </w:r>
+      <w:proofErr w:type="gramStart"/>
+      <w:r>
+        <w:rPr>
+          <w:rFonts w:cstheme="minorHAnsi"/>
+          <w:sz w:val="24"/>
+          <w:szCs w:val="24"/>
+        </w:rPr>
+        <w:t>LF.CLAIM</w:t>
+      </w:r>
+      <w:proofErr w:type="gramEnd"/>
+      <w:r>
+        <w:rPr>
+          <w:rFonts w:cstheme="minorHAnsi"/>
+          <w:sz w:val="24"/>
+          <w:szCs w:val="24"/>
+        </w:rPr>
+        <w:t>_</w:t>
+      </w:r>
+      <w:proofErr w:type="gramStart"/>
+      <w:r>
+        <w:rPr>
+          <w:rFonts w:cstheme="minorHAnsi"/>
+          <w:sz w:val="24"/>
+          <w:szCs w:val="24"/>
+        </w:rPr>
+        <w:t>T</w:t>
       </w:r>
       <w:r>
         <w:rPr>
@@ -7744,6 +8049,7 @@
         </w:rPr>
         <w:t>(</w:t>
       </w:r>
+      <w:proofErr w:type="gramEnd"/>
     </w:p>
     <w:p>
       <w:pPr>
@@ -7771,7 +8077,24 @@
           <w:szCs w:val="24"/>
         </w:rPr>
         <w:tab/>
-        <w:t>CHAR(05) NOT NULL PRIMARY KEY,</w:t>
+      </w:r>
+      <w:proofErr w:type="gramStart"/>
+      <w:r>
+        <w:rPr>
+          <w:rFonts w:cstheme="minorHAnsi"/>
+          <w:sz w:val="24"/>
+          <w:szCs w:val="24"/>
+        </w:rPr>
+        <w:t>CHAR(</w:t>
+      </w:r>
+      <w:proofErr w:type="gramEnd"/>
+      <w:r>
+        <w:rPr>
+          <w:rFonts w:cstheme="minorHAnsi"/>
+          <w:sz w:val="24"/>
+          <w:szCs w:val="24"/>
+        </w:rPr>
+        <w:t>05) NOT NULL PRIMARY KEY,</w:t>
       </w:r>
     </w:p>
     <w:p>
@@ -7808,7 +8131,24 @@
           <w:szCs w:val="24"/>
         </w:rPr>
         <w:tab/>
-        <w:t>VARCHAR(10) NOT NULL,</w:t>
+      </w:r>
+      <w:proofErr w:type="gramStart"/>
+      <w:r>
+        <w:rPr>
+          <w:rFonts w:cstheme="minorHAnsi"/>
+          <w:sz w:val="24"/>
+          <w:szCs w:val="24"/>
+        </w:rPr>
+        <w:t>VARCHAR(</w:t>
+      </w:r>
+      <w:proofErr w:type="gramEnd"/>
+      <w:r>
+        <w:rPr>
+          <w:rFonts w:cstheme="minorHAnsi"/>
+          <w:sz w:val="24"/>
+          <w:szCs w:val="24"/>
+        </w:rPr>
+        <w:t>10) NOT NULL,</w:t>
       </w:r>
     </w:p>
     <w:p>
@@ -7837,7 +8177,42 @@
           <w:szCs w:val="24"/>
         </w:rPr>
         <w:tab/>
-        <w:t>DECIMAL(5,2) CHECK(CLAIM_AMOUNT &gt;0),</w:t>
+      </w:r>
+      <w:proofErr w:type="gramStart"/>
+      <w:r>
+        <w:rPr>
+          <w:rFonts w:cstheme="minorHAnsi"/>
+          <w:sz w:val="24"/>
+          <w:szCs w:val="24"/>
+        </w:rPr>
+        <w:t>DECIMAL(</w:t>
+      </w:r>
+      <w:proofErr w:type="gramEnd"/>
+      <w:r>
+        <w:rPr>
+          <w:rFonts w:cstheme="minorHAnsi"/>
+          <w:sz w:val="24"/>
+          <w:szCs w:val="24"/>
+        </w:rPr>
+        <w:t xml:space="preserve">5,2) </w:t>
+      </w:r>
+      <w:proofErr w:type="gramStart"/>
+      <w:r>
+        <w:rPr>
+          <w:rFonts w:cstheme="minorHAnsi"/>
+          <w:sz w:val="24"/>
+          <w:szCs w:val="24"/>
+        </w:rPr>
+        <w:t>CHECK(</w:t>
+      </w:r>
+      <w:proofErr w:type="gramEnd"/>
+      <w:r>
+        <w:rPr>
+          <w:rFonts w:cstheme="minorHAnsi"/>
+          <w:sz w:val="24"/>
+          <w:szCs w:val="24"/>
+        </w:rPr>
+        <w:t>CLAIM_AMOUNT &gt;0),</w:t>
       </w:r>
     </w:p>
     <w:p>
@@ -7874,7 +8249,24 @@
           <w:szCs w:val="24"/>
         </w:rPr>
         <w:tab/>
-        <w:t>CHAR(10) WITH DEFAULT ‘MEDICAL’,</w:t>
+      </w:r>
+      <w:proofErr w:type="gramStart"/>
+      <w:r>
+        <w:rPr>
+          <w:rFonts w:cstheme="minorHAnsi"/>
+          <w:sz w:val="24"/>
+          <w:szCs w:val="24"/>
+        </w:rPr>
+        <w:t>CHAR(</w:t>
+      </w:r>
+      <w:proofErr w:type="gramEnd"/>
+      <w:r>
+        <w:rPr>
+          <w:rFonts w:cstheme="minorHAnsi"/>
+          <w:sz w:val="24"/>
+          <w:szCs w:val="24"/>
+        </w:rPr>
+        <w:t>10) WITH DEFAULT ‘MEDICAL’,</w:t>
       </w:r>
     </w:p>
     <w:p>
@@ -7903,7 +8295,24 @@
           <w:szCs w:val="24"/>
         </w:rPr>
         <w:tab/>
-        <w:t>CHAT(10),</w:t>
+      </w:r>
+      <w:proofErr w:type="gramStart"/>
+      <w:r>
+        <w:rPr>
+          <w:rFonts w:cstheme="minorHAnsi"/>
+          <w:sz w:val="24"/>
+          <w:szCs w:val="24"/>
+        </w:rPr>
+        <w:t>CHAT(</w:t>
+      </w:r>
+      <w:proofErr w:type="gramEnd"/>
+      <w:r>
+        <w:rPr>
+          <w:rFonts w:cstheme="minorHAnsi"/>
+          <w:sz w:val="24"/>
+          <w:szCs w:val="24"/>
+        </w:rPr>
+        <w:t>10),</w:t>
       </w:r>
     </w:p>
     <w:p>
@@ -8067,7 +8476,24 @@
           <w:szCs w:val="24"/>
         </w:rPr>
         <w:tab/>
-        <w:t xml:space="preserve">CHAR(10)) IN </w:t>
+      </w:r>
+      <w:proofErr w:type="gramStart"/>
+      <w:r>
+        <w:rPr>
+          <w:rFonts w:cstheme="minorHAnsi"/>
+          <w:sz w:val="24"/>
+          <w:szCs w:val="24"/>
+        </w:rPr>
+        <w:t>CHAR(</w:t>
+      </w:r>
+      <w:proofErr w:type="gramEnd"/>
+      <w:r>
+        <w:rPr>
+          <w:rFonts w:cstheme="minorHAnsi"/>
+          <w:sz w:val="24"/>
+          <w:szCs w:val="24"/>
+        </w:rPr>
+        <w:t xml:space="preserve">10)) IN </w:t>
       </w:r>
       <w:r>
         <w:rPr>
@@ -8126,7 +8552,25 @@
           <w:sz w:val="24"/>
           <w:szCs w:val="24"/>
         </w:rPr>
-        <w:t xml:space="preserve"> ON LF.CLAIM_TABLE(CLAIM_NUMBER);</w:t>
+        <w:t xml:space="preserve"> ON </w:t>
+      </w:r>
+      <w:proofErr w:type="gramStart"/>
+      <w:r>
+        <w:rPr>
+          <w:rFonts w:cstheme="minorHAnsi"/>
+          <w:sz w:val="24"/>
+          <w:szCs w:val="24"/>
+        </w:rPr>
+        <w:t>LF.CLAIM</w:t>
+      </w:r>
+      <w:proofErr w:type="gramEnd"/>
+      <w:r>
+        <w:rPr>
+          <w:rFonts w:cstheme="minorHAnsi"/>
+          <w:sz w:val="24"/>
+          <w:szCs w:val="24"/>
+        </w:rPr>
+        <w:t>_TABLE(CLAIM_NUMBER);</w:t>
       </w:r>
     </w:p>
     <w:p>
@@ -8161,8 +8605,36 @@
           <w:sz w:val="24"/>
           <w:szCs w:val="24"/>
         </w:rPr>
-        <w:t>INSERT INTO LF.CLAIM_TABLE(</w:t>
-      </w:r>
+        <w:t xml:space="preserve">INSERT INTO </w:t>
+      </w:r>
+      <w:proofErr w:type="gramStart"/>
+      <w:r>
+        <w:rPr>
+          <w:rFonts w:cstheme="minorHAnsi"/>
+          <w:sz w:val="24"/>
+          <w:szCs w:val="24"/>
+        </w:rPr>
+        <w:t>LF.CLAIM</w:t>
+      </w:r>
+      <w:proofErr w:type="gramEnd"/>
+      <w:r>
+        <w:rPr>
+          <w:rFonts w:cstheme="minorHAnsi"/>
+          <w:sz w:val="24"/>
+          <w:szCs w:val="24"/>
+        </w:rPr>
+        <w:t>_</w:t>
+      </w:r>
+      <w:proofErr w:type="gramStart"/>
+      <w:r>
+        <w:rPr>
+          <w:rFonts w:cstheme="minorHAnsi"/>
+          <w:sz w:val="24"/>
+          <w:szCs w:val="24"/>
+        </w:rPr>
+        <w:t>TABLE(</w:t>
+      </w:r>
+      <w:proofErr w:type="gramEnd"/>
     </w:p>
     <w:p>
       <w:pPr>
@@ -8292,13 +8764,23 @@
           <w:szCs w:val="24"/>
         </w:rPr>
       </w:pPr>
-      <w:r>
-        <w:rPr>
-          <w:rFonts w:cstheme="minorHAnsi"/>
-          <w:sz w:val="24"/>
-          <w:szCs w:val="24"/>
-        </w:rPr>
-        <w:t>VALUES(‘C1111’,’ANUBHAV SUMAN’,100.00,’MEDICAL’,’SUBMIT’,’2026-01-19’,’IBMUSER’);</w:t>
+      <w:proofErr w:type="gramStart"/>
+      <w:r>
+        <w:rPr>
+          <w:rFonts w:cstheme="minorHAnsi"/>
+          <w:sz w:val="24"/>
+          <w:szCs w:val="24"/>
+        </w:rPr>
+        <w:t>VALUES(</w:t>
+      </w:r>
+      <w:proofErr w:type="gramEnd"/>
+      <w:r>
+        <w:rPr>
+          <w:rFonts w:cstheme="minorHAnsi"/>
+          <w:sz w:val="24"/>
+          <w:szCs w:val="24"/>
+        </w:rPr>
+        <w:t>‘C1111’,’ANUBHAV SUMAN’,100.00,’MEDICAL’,’SUBMIT’,’2026-01-19’,’IBMUSER’);</w:t>
       </w:r>
     </w:p>
     <w:p>
@@ -8406,7 +8888,25 @@
           <w:szCs w:val="24"/>
         </w:rPr>
         <w:tab/>
-        <w:t>PIC X(05)</w:t>
+        <w:t xml:space="preserve">PIC </w:t>
+      </w:r>
+      <w:proofErr w:type="gramStart"/>
+      <w:r>
+        <w:rPr>
+          <w:rFonts w:cstheme="minorHAnsi"/>
+          <w:sz w:val="24"/>
+          <w:szCs w:val="24"/>
+        </w:rPr>
+        <w:t>X(</w:t>
+      </w:r>
+      <w:proofErr w:type="gramEnd"/>
+      <w:r>
+        <w:rPr>
+          <w:rFonts w:cstheme="minorHAnsi"/>
+          <w:sz w:val="24"/>
+          <w:szCs w:val="24"/>
+        </w:rPr>
+        <w:t>05)</w:t>
       </w:r>
     </w:p>
     <w:p>
@@ -8486,15 +8986,33 @@
           <w:szCs w:val="24"/>
         </w:rPr>
         <w:tab/>
-        <w:t>PIC X</w:t>
-      </w:r>
-      <w:r>
-        <w:rPr>
-          <w:rFonts w:cstheme="minorHAnsi"/>
-          <w:sz w:val="24"/>
-          <w:szCs w:val="24"/>
-        </w:rPr>
-        <w:t>(10).</w:t>
+        <w:t xml:space="preserve">PIC </w:t>
+      </w:r>
+      <w:proofErr w:type="gramStart"/>
+      <w:r>
+        <w:rPr>
+          <w:rFonts w:cstheme="minorHAnsi"/>
+          <w:sz w:val="24"/>
+          <w:szCs w:val="24"/>
+        </w:rPr>
+        <w:t>X</w:t>
+      </w:r>
+      <w:r>
+        <w:rPr>
+          <w:rFonts w:cstheme="minorHAnsi"/>
+          <w:sz w:val="24"/>
+          <w:szCs w:val="24"/>
+        </w:rPr>
+        <w:t>(</w:t>
+      </w:r>
+      <w:proofErr w:type="gramEnd"/>
+      <w:r>
+        <w:rPr>
+          <w:rFonts w:cstheme="minorHAnsi"/>
+          <w:sz w:val="24"/>
+          <w:szCs w:val="24"/>
+        </w:rPr>
+        <w:t>10).</w:t>
       </w:r>
     </w:p>
     <w:p>
@@ -8592,7 +9110,25 @@
           <w:szCs w:val="24"/>
         </w:rPr>
         <w:tab/>
-        <w:t>PIC X(10).</w:t>
+        <w:t xml:space="preserve">PIC </w:t>
+      </w:r>
+      <w:proofErr w:type="gramStart"/>
+      <w:r>
+        <w:rPr>
+          <w:rFonts w:cstheme="minorHAnsi"/>
+          <w:sz w:val="24"/>
+          <w:szCs w:val="24"/>
+        </w:rPr>
+        <w:t>X(</w:t>
+      </w:r>
+      <w:proofErr w:type="gramEnd"/>
+      <w:r>
+        <w:rPr>
+          <w:rFonts w:cstheme="minorHAnsi"/>
+          <w:sz w:val="24"/>
+          <w:szCs w:val="24"/>
+        </w:rPr>
+        <w:t>10).</w:t>
       </w:r>
     </w:p>
     <w:p>
@@ -8637,7 +9173,25 @@
           <w:szCs w:val="24"/>
         </w:rPr>
         <w:tab/>
-        <w:t>PIC X(10).</w:t>
+        <w:t xml:space="preserve">PIC </w:t>
+      </w:r>
+      <w:proofErr w:type="gramStart"/>
+      <w:r>
+        <w:rPr>
+          <w:rFonts w:cstheme="minorHAnsi"/>
+          <w:sz w:val="24"/>
+          <w:szCs w:val="24"/>
+        </w:rPr>
+        <w:t>X(</w:t>
+      </w:r>
+      <w:proofErr w:type="gramEnd"/>
+      <w:r>
+        <w:rPr>
+          <w:rFonts w:cstheme="minorHAnsi"/>
+          <w:sz w:val="24"/>
+          <w:szCs w:val="24"/>
+        </w:rPr>
+        <w:t>10).</w:t>
       </w:r>
     </w:p>
     <w:p>
@@ -8682,7 +9236,25 @@
           <w:szCs w:val="24"/>
         </w:rPr>
         <w:tab/>
-        <w:t>PIC X(10).</w:t>
+        <w:t xml:space="preserve">PIC </w:t>
+      </w:r>
+      <w:proofErr w:type="gramStart"/>
+      <w:r>
+        <w:rPr>
+          <w:rFonts w:cstheme="minorHAnsi"/>
+          <w:sz w:val="24"/>
+          <w:szCs w:val="24"/>
+        </w:rPr>
+        <w:t>X(</w:t>
+      </w:r>
+      <w:proofErr w:type="gramEnd"/>
+      <w:r>
+        <w:rPr>
+          <w:rFonts w:cstheme="minorHAnsi"/>
+          <w:sz w:val="24"/>
+          <w:szCs w:val="24"/>
+        </w:rPr>
+        <w:t>10).</w:t>
       </w:r>
     </w:p>
     <w:p>
@@ -8727,7 +9299,25 @@
           <w:szCs w:val="24"/>
         </w:rPr>
         <w:tab/>
-        <w:t>PIC X(10).</w:t>
+        <w:t xml:space="preserve">PIC </w:t>
+      </w:r>
+      <w:proofErr w:type="gramStart"/>
+      <w:r>
+        <w:rPr>
+          <w:rFonts w:cstheme="minorHAnsi"/>
+          <w:sz w:val="24"/>
+          <w:szCs w:val="24"/>
+        </w:rPr>
+        <w:t>X(</w:t>
+      </w:r>
+      <w:proofErr w:type="gramEnd"/>
+      <w:r>
+        <w:rPr>
+          <w:rFonts w:cstheme="minorHAnsi"/>
+          <w:sz w:val="24"/>
+          <w:szCs w:val="24"/>
+        </w:rPr>
+        <w:t>10).</w:t>
       </w:r>
     </w:p>
     <w:p>
@@ -8772,7 +9362,25 @@
           <w:szCs w:val="24"/>
         </w:rPr>
         <w:tab/>
-        <w:t>PIC X(10).</w:t>
+        <w:t xml:space="preserve">PIC </w:t>
+      </w:r>
+      <w:proofErr w:type="gramStart"/>
+      <w:r>
+        <w:rPr>
+          <w:rFonts w:cstheme="minorHAnsi"/>
+          <w:sz w:val="24"/>
+          <w:szCs w:val="24"/>
+        </w:rPr>
+        <w:t>X(</w:t>
+      </w:r>
+      <w:proofErr w:type="gramEnd"/>
+      <w:r>
+        <w:rPr>
+          <w:rFonts w:cstheme="minorHAnsi"/>
+          <w:sz w:val="24"/>
+          <w:szCs w:val="24"/>
+        </w:rPr>
+        <w:t>10).</w:t>
       </w:r>
     </w:p>
     <w:p>
@@ -8817,7 +9425,25 @@
           <w:szCs w:val="24"/>
         </w:rPr>
         <w:tab/>
-        <w:t>PIC X(10).</w:t>
+        <w:t xml:space="preserve">PIC </w:t>
+      </w:r>
+      <w:proofErr w:type="gramStart"/>
+      <w:r>
+        <w:rPr>
+          <w:rFonts w:cstheme="minorHAnsi"/>
+          <w:sz w:val="24"/>
+          <w:szCs w:val="24"/>
+        </w:rPr>
+        <w:t>X(</w:t>
+      </w:r>
+      <w:proofErr w:type="gramEnd"/>
+      <w:r>
+        <w:rPr>
+          <w:rFonts w:cstheme="minorHAnsi"/>
+          <w:sz w:val="24"/>
+          <w:szCs w:val="24"/>
+        </w:rPr>
+        <w:t>10).</w:t>
       </w:r>
     </w:p>
     <w:p>
@@ -9325,7 +9951,25 @@
           <w:szCs w:val="24"/>
         </w:rPr>
         <w:tab/>
-        <w:t xml:space="preserve">PIC X(08) VALUE </w:t>
+        <w:t xml:space="preserve">PIC </w:t>
+      </w:r>
+      <w:proofErr w:type="gramStart"/>
+      <w:r>
+        <w:rPr>
+          <w:rFonts w:cstheme="minorHAnsi"/>
+          <w:sz w:val="24"/>
+          <w:szCs w:val="24"/>
+        </w:rPr>
+        <w:t>X(</w:t>
+      </w:r>
+      <w:proofErr w:type="gramEnd"/>
+      <w:r>
+        <w:rPr>
+          <w:rFonts w:cstheme="minorHAnsi"/>
+          <w:sz w:val="24"/>
+          <w:szCs w:val="24"/>
+        </w:rPr>
+        <w:t xml:space="preserve">08) VALUE </w:t>
       </w:r>
       <w:r>
         <w:rPr>
@@ -9385,7 +10029,25 @@
           <w:szCs w:val="24"/>
         </w:rPr>
         <w:tab/>
-        <w:t>PIC X(01) VALUE SPACE.</w:t>
+        <w:t xml:space="preserve">PIC </w:t>
+      </w:r>
+      <w:proofErr w:type="gramStart"/>
+      <w:r>
+        <w:rPr>
+          <w:rFonts w:cstheme="minorHAnsi"/>
+          <w:sz w:val="24"/>
+          <w:szCs w:val="24"/>
+        </w:rPr>
+        <w:t>X(</w:t>
+      </w:r>
+      <w:proofErr w:type="gramEnd"/>
+      <w:r>
+        <w:rPr>
+          <w:rFonts w:cstheme="minorHAnsi"/>
+          <w:sz w:val="24"/>
+          <w:szCs w:val="24"/>
+        </w:rPr>
+        <w:t>01) VALUE SPACE.</w:t>
       </w:r>
     </w:p>
     <w:p>
@@ -9488,7 +10150,25 @@
           <w:szCs w:val="24"/>
         </w:rPr>
         <w:tab/>
-        <w:t>PIC X(05)</w:t>
+        <w:t xml:space="preserve">PIC </w:t>
+      </w:r>
+      <w:proofErr w:type="gramStart"/>
+      <w:r>
+        <w:rPr>
+          <w:rFonts w:cstheme="minorHAnsi"/>
+          <w:sz w:val="24"/>
+          <w:szCs w:val="24"/>
+        </w:rPr>
+        <w:t>X(</w:t>
+      </w:r>
+      <w:proofErr w:type="gramEnd"/>
+      <w:r>
+        <w:rPr>
+          <w:rFonts w:cstheme="minorHAnsi"/>
+          <w:sz w:val="24"/>
+          <w:szCs w:val="24"/>
+        </w:rPr>
+        <w:t>05)</w:t>
       </w:r>
       <w:r>
         <w:rPr>
@@ -9590,7 +10270,25 @@
           <w:szCs w:val="24"/>
         </w:rPr>
         <w:tab/>
-        <w:t>PIC X(10).</w:t>
+        <w:t xml:space="preserve">PIC </w:t>
+      </w:r>
+      <w:proofErr w:type="gramStart"/>
+      <w:r>
+        <w:rPr>
+          <w:rFonts w:cstheme="minorHAnsi"/>
+          <w:sz w:val="24"/>
+          <w:szCs w:val="24"/>
+        </w:rPr>
+        <w:t>X(</w:t>
+      </w:r>
+      <w:proofErr w:type="gramEnd"/>
+      <w:r>
+        <w:rPr>
+          <w:rFonts w:cstheme="minorHAnsi"/>
+          <w:sz w:val="24"/>
+          <w:szCs w:val="24"/>
+        </w:rPr>
+        <w:t>10).</w:t>
       </w:r>
     </w:p>
     <w:p>
@@ -9664,7 +10362,25 @@
           <w:szCs w:val="24"/>
         </w:rPr>
         <w:tab/>
-        <w:t>PIC X(10).</w:t>
+        <w:t xml:space="preserve">PIC </w:t>
+      </w:r>
+      <w:proofErr w:type="gramStart"/>
+      <w:r>
+        <w:rPr>
+          <w:rFonts w:cstheme="minorHAnsi"/>
+          <w:sz w:val="24"/>
+          <w:szCs w:val="24"/>
+        </w:rPr>
+        <w:t>X(</w:t>
+      </w:r>
+      <w:proofErr w:type="gramEnd"/>
+      <w:r>
+        <w:rPr>
+          <w:rFonts w:cstheme="minorHAnsi"/>
+          <w:sz w:val="24"/>
+          <w:szCs w:val="24"/>
+        </w:rPr>
+        <w:t>10).</w:t>
       </w:r>
     </w:p>
     <w:p>
@@ -9701,7 +10417,25 @@
           <w:szCs w:val="24"/>
         </w:rPr>
         <w:tab/>
-        <w:t>PIC X(10).</w:t>
+        <w:t xml:space="preserve">PIC </w:t>
+      </w:r>
+      <w:proofErr w:type="gramStart"/>
+      <w:r>
+        <w:rPr>
+          <w:rFonts w:cstheme="minorHAnsi"/>
+          <w:sz w:val="24"/>
+          <w:szCs w:val="24"/>
+        </w:rPr>
+        <w:t>X(</w:t>
+      </w:r>
+      <w:proofErr w:type="gramEnd"/>
+      <w:r>
+        <w:rPr>
+          <w:rFonts w:cstheme="minorHAnsi"/>
+          <w:sz w:val="24"/>
+          <w:szCs w:val="24"/>
+        </w:rPr>
+        <w:t>10).</w:t>
       </w:r>
     </w:p>
     <w:p>
@@ -9738,7 +10472,25 @@
           <w:szCs w:val="24"/>
         </w:rPr>
         <w:tab/>
-        <w:t>PIC X(10).</w:t>
+        <w:t xml:space="preserve">PIC </w:t>
+      </w:r>
+      <w:proofErr w:type="gramStart"/>
+      <w:r>
+        <w:rPr>
+          <w:rFonts w:cstheme="minorHAnsi"/>
+          <w:sz w:val="24"/>
+          <w:szCs w:val="24"/>
+        </w:rPr>
+        <w:t>X(</w:t>
+      </w:r>
+      <w:proofErr w:type="gramEnd"/>
+      <w:r>
+        <w:rPr>
+          <w:rFonts w:cstheme="minorHAnsi"/>
+          <w:sz w:val="24"/>
+          <w:szCs w:val="24"/>
+        </w:rPr>
+        <w:t>10).</w:t>
       </w:r>
     </w:p>
     <w:p>
@@ -9775,7 +10527,25 @@
           <w:szCs w:val="24"/>
         </w:rPr>
         <w:tab/>
-        <w:t>PIC X(10).</w:t>
+        <w:t xml:space="preserve">PIC </w:t>
+      </w:r>
+      <w:proofErr w:type="gramStart"/>
+      <w:r>
+        <w:rPr>
+          <w:rFonts w:cstheme="minorHAnsi"/>
+          <w:sz w:val="24"/>
+          <w:szCs w:val="24"/>
+        </w:rPr>
+        <w:t>X(</w:t>
+      </w:r>
+      <w:proofErr w:type="gramEnd"/>
+      <w:r>
+        <w:rPr>
+          <w:rFonts w:cstheme="minorHAnsi"/>
+          <w:sz w:val="24"/>
+          <w:szCs w:val="24"/>
+        </w:rPr>
+        <w:t>10).</w:t>
       </w:r>
     </w:p>
     <w:p>
@@ -9812,7 +10582,25 @@
           <w:szCs w:val="24"/>
         </w:rPr>
         <w:tab/>
-        <w:t>PIC X(10).</w:t>
+        <w:t xml:space="preserve">PIC </w:t>
+      </w:r>
+      <w:proofErr w:type="gramStart"/>
+      <w:r>
+        <w:rPr>
+          <w:rFonts w:cstheme="minorHAnsi"/>
+          <w:sz w:val="24"/>
+          <w:szCs w:val="24"/>
+        </w:rPr>
+        <w:t>X(</w:t>
+      </w:r>
+      <w:proofErr w:type="gramEnd"/>
+      <w:r>
+        <w:rPr>
+          <w:rFonts w:cstheme="minorHAnsi"/>
+          <w:sz w:val="24"/>
+          <w:szCs w:val="24"/>
+        </w:rPr>
+        <w:t>10).</w:t>
       </w:r>
     </w:p>
     <w:p>
@@ -9849,7 +10637,25 @@
           <w:szCs w:val="24"/>
         </w:rPr>
         <w:tab/>
-        <w:t>PIC X(10)</w:t>
+        <w:t xml:space="preserve">PIC </w:t>
+      </w:r>
+      <w:proofErr w:type="gramStart"/>
+      <w:r>
+        <w:rPr>
+          <w:rFonts w:cstheme="minorHAnsi"/>
+          <w:sz w:val="24"/>
+          <w:szCs w:val="24"/>
+        </w:rPr>
+        <w:t>X(</w:t>
+      </w:r>
+      <w:proofErr w:type="gramEnd"/>
+      <w:r>
+        <w:rPr>
+          <w:rFonts w:cstheme="minorHAnsi"/>
+          <w:sz w:val="24"/>
+          <w:szCs w:val="24"/>
+        </w:rPr>
+        <w:t>10)</w:t>
       </w:r>
     </w:p>
     <w:p>
@@ -10050,7 +10856,25 @@
           <w:szCs w:val="24"/>
         </w:rPr>
         <w:tab/>
-        <w:t>DISPLAY ‘ROW COUNT ’ WS-ROW-COUNT.</w:t>
+        <w:t xml:space="preserve">DISPLAY ‘ROW </w:t>
+      </w:r>
+      <w:proofErr w:type="gramStart"/>
+      <w:r>
+        <w:rPr>
+          <w:rFonts w:cstheme="minorHAnsi"/>
+          <w:sz w:val="24"/>
+          <w:szCs w:val="24"/>
+        </w:rPr>
+        <w:t>COUNT ’</w:t>
+      </w:r>
+      <w:proofErr w:type="gramEnd"/>
+      <w:r>
+        <w:rPr>
+          <w:rFonts w:cstheme="minorHAnsi"/>
+          <w:sz w:val="24"/>
+          <w:szCs w:val="24"/>
+        </w:rPr>
+        <w:t xml:space="preserve"> WS-ROW-COUNT.</w:t>
       </w:r>
     </w:p>
     <w:p>
@@ -11129,8 +11953,18 @@
           <w:szCs w:val="24"/>
         </w:rPr>
         <w:tab/>
-        <w:t>INSERT INTO CLAIM_TABLE(</w:t>
-      </w:r>
+        <w:t>INSERT INTO CLAIM_</w:t>
+      </w:r>
+      <w:proofErr w:type="gramStart"/>
+      <w:r>
+        <w:rPr>
+          <w:rFonts w:cstheme="minorHAnsi"/>
+          <w:sz w:val="24"/>
+          <w:szCs w:val="24"/>
+        </w:rPr>
+        <w:t>TABLE(</w:t>
+      </w:r>
+      <w:proofErr w:type="gramEnd"/>
     </w:p>
     <w:p>
       <w:pPr>
@@ -11336,160 +12170,220 @@
           <w:szCs w:val="24"/>
         </w:rPr>
         <w:tab/>
+      </w:r>
+      <w:proofErr w:type="gramStart"/>
+      <w:r>
+        <w:rPr>
+          <w:rFonts w:cstheme="minorHAnsi"/>
+          <w:sz w:val="24"/>
+          <w:szCs w:val="24"/>
+        </w:rPr>
         <w:t>VALUES(</w:t>
       </w:r>
-    </w:p>
-    <w:p>
-      <w:pPr>
-        <w:spacing w:after="0"/>
-        <w:rPr>
-          <w:rFonts w:cstheme="minorHAnsi"/>
-          <w:sz w:val="24"/>
-          <w:szCs w:val="24"/>
-        </w:rPr>
-      </w:pPr>
-      <w:r>
-        <w:rPr>
-          <w:rFonts w:cstheme="minorHAnsi"/>
-          <w:sz w:val="24"/>
-          <w:szCs w:val="24"/>
-        </w:rPr>
-        <w:tab/>
-      </w:r>
-      <w:r>
-        <w:rPr>
-          <w:rFonts w:cstheme="minorHAnsi"/>
-          <w:sz w:val="24"/>
-          <w:szCs w:val="24"/>
-        </w:rPr>
-        <w:tab/>
-      </w:r>
-      <w:r>
-        <w:rPr>
-          <w:rFonts w:cstheme="minorHAnsi"/>
-          <w:sz w:val="24"/>
-          <w:szCs w:val="24"/>
-        </w:rPr>
-        <w:tab/>
-      </w:r>
-      <w:r>
-        <w:rPr>
-          <w:rFonts w:cstheme="minorHAnsi"/>
-          <w:sz w:val="24"/>
-          <w:szCs w:val="24"/>
-        </w:rPr>
-        <w:tab/>
-      </w:r>
-      <w:r>
-        <w:rPr>
-          <w:rFonts w:cstheme="minorHAnsi"/>
-          <w:sz w:val="24"/>
-          <w:szCs w:val="24"/>
-        </w:rPr>
-        <w:tab/>
-        <w:t>:DCL-CLAIM-NUMBER,</w:t>
-      </w:r>
-    </w:p>
-    <w:p>
-      <w:pPr>
-        <w:spacing w:after="0"/>
-        <w:rPr>
-          <w:rFonts w:cstheme="minorHAnsi"/>
-          <w:sz w:val="24"/>
-          <w:szCs w:val="24"/>
-        </w:rPr>
-      </w:pPr>
-      <w:r>
-        <w:rPr>
-          <w:rFonts w:cstheme="minorHAnsi"/>
-          <w:sz w:val="24"/>
-          <w:szCs w:val="24"/>
-        </w:rPr>
-        <w:tab/>
-      </w:r>
-      <w:r>
-        <w:rPr>
-          <w:rFonts w:cstheme="minorHAnsi"/>
-          <w:sz w:val="24"/>
-          <w:szCs w:val="24"/>
-        </w:rPr>
-        <w:tab/>
-      </w:r>
-      <w:r>
-        <w:rPr>
-          <w:rFonts w:cstheme="minorHAnsi"/>
-          <w:sz w:val="24"/>
-          <w:szCs w:val="24"/>
-        </w:rPr>
-        <w:tab/>
-      </w:r>
-      <w:r>
-        <w:rPr>
-          <w:rFonts w:cstheme="minorHAnsi"/>
-          <w:sz w:val="24"/>
-          <w:szCs w:val="24"/>
-        </w:rPr>
-        <w:tab/>
-      </w:r>
-      <w:r>
-        <w:rPr>
-          <w:rFonts w:cstheme="minorHAnsi"/>
-          <w:sz w:val="24"/>
-          <w:szCs w:val="24"/>
-        </w:rPr>
-        <w:tab/>
-        <w:t>:DCL-CUST-NAME,</w:t>
-      </w:r>
-    </w:p>
-    <w:p>
-      <w:pPr>
-        <w:spacing w:after="0"/>
-        <w:rPr>
-          <w:rFonts w:cstheme="minorHAnsi"/>
-          <w:sz w:val="24"/>
-          <w:szCs w:val="24"/>
-        </w:rPr>
-      </w:pPr>
-      <w:r>
-        <w:rPr>
-          <w:rFonts w:cstheme="minorHAnsi"/>
-          <w:sz w:val="24"/>
-          <w:szCs w:val="24"/>
-        </w:rPr>
-        <w:tab/>
-      </w:r>
-      <w:r>
-        <w:rPr>
-          <w:rFonts w:cstheme="minorHAnsi"/>
-          <w:sz w:val="24"/>
-          <w:szCs w:val="24"/>
-        </w:rPr>
-        <w:tab/>
-      </w:r>
-      <w:r>
-        <w:rPr>
-          <w:rFonts w:cstheme="minorHAnsi"/>
-          <w:sz w:val="24"/>
-          <w:szCs w:val="24"/>
-        </w:rPr>
-        <w:tab/>
-      </w:r>
-      <w:r>
-        <w:rPr>
-          <w:rFonts w:cstheme="minorHAnsi"/>
-          <w:sz w:val="24"/>
-          <w:szCs w:val="24"/>
-        </w:rPr>
-        <w:tab/>
-      </w:r>
-      <w:r>
-        <w:rPr>
-          <w:rFonts w:cstheme="minorHAnsi"/>
-          <w:sz w:val="24"/>
-          <w:szCs w:val="24"/>
-        </w:rPr>
-        <w:tab/>
-        <w:t>:DCL-CLAIM-AMOUNT,</w:t>
+      <w:proofErr w:type="gramEnd"/>
+    </w:p>
+    <w:p>
+      <w:pPr>
+        <w:spacing w:after="0"/>
+        <w:rPr>
+          <w:rFonts w:cstheme="minorHAnsi"/>
+          <w:sz w:val="24"/>
+          <w:szCs w:val="24"/>
+        </w:rPr>
+      </w:pPr>
+      <w:r>
+        <w:rPr>
+          <w:rFonts w:cstheme="minorHAnsi"/>
+          <w:sz w:val="24"/>
+          <w:szCs w:val="24"/>
+        </w:rPr>
+        <w:tab/>
+      </w:r>
+      <w:r>
+        <w:rPr>
+          <w:rFonts w:cstheme="minorHAnsi"/>
+          <w:sz w:val="24"/>
+          <w:szCs w:val="24"/>
+        </w:rPr>
+        <w:tab/>
+      </w:r>
+      <w:r>
+        <w:rPr>
+          <w:rFonts w:cstheme="minorHAnsi"/>
+          <w:sz w:val="24"/>
+          <w:szCs w:val="24"/>
+        </w:rPr>
+        <w:tab/>
+      </w:r>
+      <w:r>
+        <w:rPr>
+          <w:rFonts w:cstheme="minorHAnsi"/>
+          <w:sz w:val="24"/>
+          <w:szCs w:val="24"/>
+        </w:rPr>
+        <w:tab/>
+      </w:r>
+      <w:r>
+        <w:rPr>
+          <w:rFonts w:cstheme="minorHAnsi"/>
+          <w:sz w:val="24"/>
+          <w:szCs w:val="24"/>
+        </w:rPr>
+        <w:tab/>
+      </w:r>
+      <w:proofErr w:type="gramStart"/>
+      <w:r>
+        <w:rPr>
+          <w:rFonts w:cstheme="minorHAnsi"/>
+          <w:sz w:val="24"/>
+          <w:szCs w:val="24"/>
+        </w:rPr>
+        <w:t>:DCL</w:t>
+      </w:r>
+      <w:proofErr w:type="gramEnd"/>
+      <w:r>
+        <w:rPr>
+          <w:rFonts w:cstheme="minorHAnsi"/>
+          <w:sz w:val="24"/>
+          <w:szCs w:val="24"/>
+        </w:rPr>
+        <w:t>-CLAIM-NUMBER,</w:t>
+      </w:r>
+    </w:p>
+    <w:p>
+      <w:pPr>
+        <w:spacing w:after="0"/>
+        <w:rPr>
+          <w:rFonts w:cstheme="minorHAnsi"/>
+          <w:sz w:val="24"/>
+          <w:szCs w:val="24"/>
+        </w:rPr>
+      </w:pPr>
+      <w:r>
+        <w:rPr>
+          <w:rFonts w:cstheme="minorHAnsi"/>
+          <w:sz w:val="24"/>
+          <w:szCs w:val="24"/>
+        </w:rPr>
+        <w:tab/>
+      </w:r>
+      <w:r>
+        <w:rPr>
+          <w:rFonts w:cstheme="minorHAnsi"/>
+          <w:sz w:val="24"/>
+          <w:szCs w:val="24"/>
+        </w:rPr>
+        <w:tab/>
+      </w:r>
+      <w:r>
+        <w:rPr>
+          <w:rFonts w:cstheme="minorHAnsi"/>
+          <w:sz w:val="24"/>
+          <w:szCs w:val="24"/>
+        </w:rPr>
+        <w:tab/>
+      </w:r>
+      <w:r>
+        <w:rPr>
+          <w:rFonts w:cstheme="minorHAnsi"/>
+          <w:sz w:val="24"/>
+          <w:szCs w:val="24"/>
+        </w:rPr>
+        <w:tab/>
+      </w:r>
+      <w:r>
+        <w:rPr>
+          <w:rFonts w:cstheme="minorHAnsi"/>
+          <w:sz w:val="24"/>
+          <w:szCs w:val="24"/>
+        </w:rPr>
+        <w:tab/>
+      </w:r>
+      <w:proofErr w:type="gramStart"/>
+      <w:r>
+        <w:rPr>
+          <w:rFonts w:cstheme="minorHAnsi"/>
+          <w:sz w:val="24"/>
+          <w:szCs w:val="24"/>
+        </w:rPr>
+        <w:t>:DCL</w:t>
+      </w:r>
+      <w:proofErr w:type="gramEnd"/>
+      <w:r>
+        <w:rPr>
+          <w:rFonts w:cstheme="minorHAnsi"/>
+          <w:sz w:val="24"/>
+          <w:szCs w:val="24"/>
+        </w:rPr>
+        <w:t>-CUST-NAME,</w:t>
+      </w:r>
+    </w:p>
+    <w:p>
+      <w:pPr>
+        <w:spacing w:after="0"/>
+        <w:rPr>
+          <w:rFonts w:cstheme="minorHAnsi"/>
+          <w:sz w:val="24"/>
+          <w:szCs w:val="24"/>
+        </w:rPr>
+      </w:pPr>
+      <w:r>
+        <w:rPr>
+          <w:rFonts w:cstheme="minorHAnsi"/>
+          <w:sz w:val="24"/>
+          <w:szCs w:val="24"/>
+        </w:rPr>
+        <w:tab/>
+      </w:r>
+      <w:r>
+        <w:rPr>
+          <w:rFonts w:cstheme="minorHAnsi"/>
+          <w:sz w:val="24"/>
+          <w:szCs w:val="24"/>
+        </w:rPr>
+        <w:tab/>
+      </w:r>
+      <w:r>
+        <w:rPr>
+          <w:rFonts w:cstheme="minorHAnsi"/>
+          <w:sz w:val="24"/>
+          <w:szCs w:val="24"/>
+        </w:rPr>
+        <w:tab/>
+      </w:r>
+      <w:r>
+        <w:rPr>
+          <w:rFonts w:cstheme="minorHAnsi"/>
+          <w:sz w:val="24"/>
+          <w:szCs w:val="24"/>
+        </w:rPr>
+        <w:tab/>
+      </w:r>
+      <w:r>
+        <w:rPr>
+          <w:rFonts w:cstheme="minorHAnsi"/>
+          <w:sz w:val="24"/>
+          <w:szCs w:val="24"/>
+        </w:rPr>
+        <w:tab/>
+      </w:r>
+      <w:proofErr w:type="gramStart"/>
+      <w:r>
+        <w:rPr>
+          <w:rFonts w:cstheme="minorHAnsi"/>
+          <w:sz w:val="24"/>
+          <w:szCs w:val="24"/>
+        </w:rPr>
+        <w:t>:DCL</w:t>
+      </w:r>
+      <w:proofErr w:type="gramEnd"/>
+      <w:r>
+        <w:rPr>
+          <w:rFonts w:cstheme="minorHAnsi"/>
+          <w:sz w:val="24"/>
+          <w:szCs w:val="24"/>
+        </w:rPr>
+        <w:t>-CLAIM-AMOUNT,</w:t>
       </w:r>
     </w:p>
     <w:p>
@@ -11541,109 +12435,160 @@
           <w:szCs w:val="24"/>
         </w:rPr>
         <w:tab/>
-        <w:t>:DCL-CLAIM-TYPE,</w:t>
-      </w:r>
-    </w:p>
-    <w:p>
-      <w:pPr>
-        <w:spacing w:after="0"/>
-        <w:rPr>
-          <w:rFonts w:cstheme="minorHAnsi"/>
-          <w:sz w:val="24"/>
-          <w:szCs w:val="24"/>
-        </w:rPr>
-      </w:pPr>
-      <w:r>
-        <w:rPr>
-          <w:rFonts w:cstheme="minorHAnsi"/>
-          <w:sz w:val="24"/>
-          <w:szCs w:val="24"/>
-        </w:rPr>
-        <w:tab/>
-      </w:r>
-      <w:r>
-        <w:rPr>
-          <w:rFonts w:cstheme="minorHAnsi"/>
-          <w:sz w:val="24"/>
-          <w:szCs w:val="24"/>
-        </w:rPr>
-        <w:tab/>
-      </w:r>
-      <w:r>
-        <w:rPr>
-          <w:rFonts w:cstheme="minorHAnsi"/>
-          <w:sz w:val="24"/>
-          <w:szCs w:val="24"/>
-        </w:rPr>
-        <w:tab/>
-      </w:r>
-      <w:r>
-        <w:rPr>
-          <w:rFonts w:cstheme="minorHAnsi"/>
-          <w:sz w:val="24"/>
-          <w:szCs w:val="24"/>
-        </w:rPr>
-        <w:tab/>
-      </w:r>
-      <w:r>
-        <w:rPr>
-          <w:rFonts w:cstheme="minorHAnsi"/>
-          <w:sz w:val="24"/>
-          <w:szCs w:val="24"/>
-        </w:rPr>
-        <w:tab/>
-        <w:t>:DCL-CLAIM-STATUS,</w:t>
-      </w:r>
-    </w:p>
-    <w:p>
-      <w:pPr>
-        <w:spacing w:after="0"/>
-        <w:rPr>
-          <w:rFonts w:cstheme="minorHAnsi"/>
-          <w:sz w:val="24"/>
-          <w:szCs w:val="24"/>
-        </w:rPr>
-      </w:pPr>
-      <w:r>
-        <w:rPr>
-          <w:rFonts w:cstheme="minorHAnsi"/>
-          <w:sz w:val="24"/>
-          <w:szCs w:val="24"/>
-        </w:rPr>
-        <w:tab/>
-      </w:r>
-      <w:r>
-        <w:rPr>
-          <w:rFonts w:cstheme="minorHAnsi"/>
-          <w:sz w:val="24"/>
-          <w:szCs w:val="24"/>
-        </w:rPr>
-        <w:tab/>
-      </w:r>
-      <w:r>
-        <w:rPr>
-          <w:rFonts w:cstheme="minorHAnsi"/>
-          <w:sz w:val="24"/>
-          <w:szCs w:val="24"/>
-        </w:rPr>
-        <w:tab/>
-      </w:r>
-      <w:r>
-        <w:rPr>
-          <w:rFonts w:cstheme="minorHAnsi"/>
-          <w:sz w:val="24"/>
-          <w:szCs w:val="24"/>
-        </w:rPr>
-        <w:tab/>
-      </w:r>
-      <w:r>
-        <w:rPr>
-          <w:rFonts w:cstheme="minorHAnsi"/>
-          <w:sz w:val="24"/>
-          <w:szCs w:val="24"/>
-        </w:rPr>
-        <w:tab/>
-        <w:t>:DCL-CLAIM-SUB-DT)</w:t>
+      </w:r>
+      <w:proofErr w:type="gramStart"/>
+      <w:r>
+        <w:rPr>
+          <w:rFonts w:cstheme="minorHAnsi"/>
+          <w:sz w:val="24"/>
+          <w:szCs w:val="24"/>
+        </w:rPr>
+        <w:t>:DCL</w:t>
+      </w:r>
+      <w:proofErr w:type="gramEnd"/>
+      <w:r>
+        <w:rPr>
+          <w:rFonts w:cstheme="minorHAnsi"/>
+          <w:sz w:val="24"/>
+          <w:szCs w:val="24"/>
+        </w:rPr>
+        <w:t>-CLAIM-TYPE,</w:t>
+      </w:r>
+    </w:p>
+    <w:p>
+      <w:pPr>
+        <w:spacing w:after="0"/>
+        <w:rPr>
+          <w:rFonts w:cstheme="minorHAnsi"/>
+          <w:sz w:val="24"/>
+          <w:szCs w:val="24"/>
+        </w:rPr>
+      </w:pPr>
+      <w:r>
+        <w:rPr>
+          <w:rFonts w:cstheme="minorHAnsi"/>
+          <w:sz w:val="24"/>
+          <w:szCs w:val="24"/>
+        </w:rPr>
+        <w:tab/>
+      </w:r>
+      <w:r>
+        <w:rPr>
+          <w:rFonts w:cstheme="minorHAnsi"/>
+          <w:sz w:val="24"/>
+          <w:szCs w:val="24"/>
+        </w:rPr>
+        <w:tab/>
+      </w:r>
+      <w:r>
+        <w:rPr>
+          <w:rFonts w:cstheme="minorHAnsi"/>
+          <w:sz w:val="24"/>
+          <w:szCs w:val="24"/>
+        </w:rPr>
+        <w:tab/>
+      </w:r>
+      <w:r>
+        <w:rPr>
+          <w:rFonts w:cstheme="minorHAnsi"/>
+          <w:sz w:val="24"/>
+          <w:szCs w:val="24"/>
+        </w:rPr>
+        <w:tab/>
+      </w:r>
+      <w:r>
+        <w:rPr>
+          <w:rFonts w:cstheme="minorHAnsi"/>
+          <w:sz w:val="24"/>
+          <w:szCs w:val="24"/>
+        </w:rPr>
+        <w:tab/>
+      </w:r>
+      <w:proofErr w:type="gramStart"/>
+      <w:r>
+        <w:rPr>
+          <w:rFonts w:cstheme="minorHAnsi"/>
+          <w:sz w:val="24"/>
+          <w:szCs w:val="24"/>
+        </w:rPr>
+        <w:t>:DCL</w:t>
+      </w:r>
+      <w:proofErr w:type="gramEnd"/>
+      <w:r>
+        <w:rPr>
+          <w:rFonts w:cstheme="minorHAnsi"/>
+          <w:sz w:val="24"/>
+          <w:szCs w:val="24"/>
+        </w:rPr>
+        <w:t>-CLAIM-STATUS,</w:t>
+      </w:r>
+    </w:p>
+    <w:p>
+      <w:pPr>
+        <w:spacing w:after="0"/>
+        <w:rPr>
+          <w:rFonts w:cstheme="minorHAnsi"/>
+          <w:sz w:val="24"/>
+          <w:szCs w:val="24"/>
+        </w:rPr>
+      </w:pPr>
+      <w:r>
+        <w:rPr>
+          <w:rFonts w:cstheme="minorHAnsi"/>
+          <w:sz w:val="24"/>
+          <w:szCs w:val="24"/>
+        </w:rPr>
+        <w:tab/>
+      </w:r>
+      <w:r>
+        <w:rPr>
+          <w:rFonts w:cstheme="minorHAnsi"/>
+          <w:sz w:val="24"/>
+          <w:szCs w:val="24"/>
+        </w:rPr>
+        <w:tab/>
+      </w:r>
+      <w:r>
+        <w:rPr>
+          <w:rFonts w:cstheme="minorHAnsi"/>
+          <w:sz w:val="24"/>
+          <w:szCs w:val="24"/>
+        </w:rPr>
+        <w:tab/>
+      </w:r>
+      <w:r>
+        <w:rPr>
+          <w:rFonts w:cstheme="minorHAnsi"/>
+          <w:sz w:val="24"/>
+          <w:szCs w:val="24"/>
+        </w:rPr>
+        <w:tab/>
+      </w:r>
+      <w:r>
+        <w:rPr>
+          <w:rFonts w:cstheme="minorHAnsi"/>
+          <w:sz w:val="24"/>
+          <w:szCs w:val="24"/>
+        </w:rPr>
+        <w:tab/>
+      </w:r>
+      <w:proofErr w:type="gramStart"/>
+      <w:r>
+        <w:rPr>
+          <w:rFonts w:cstheme="minorHAnsi"/>
+          <w:sz w:val="24"/>
+          <w:szCs w:val="24"/>
+        </w:rPr>
+        <w:t>:DCL</w:t>
+      </w:r>
+      <w:proofErr w:type="gramEnd"/>
+      <w:r>
+        <w:rPr>
+          <w:rFonts w:cstheme="minorHAnsi"/>
+          <w:sz w:val="24"/>
+          <w:szCs w:val="24"/>
+        </w:rPr>
+        <w:t>-CLAIM-SUB-DT)</w:t>
       </w:r>
     </w:p>
     <w:p>
@@ -12391,7 +13336,25 @@
           <w:szCs w:val="24"/>
         </w:rPr>
         <w:tab/>
-        <w:t>PIC X(05)</w:t>
+        <w:t xml:space="preserve">PIC </w:t>
+      </w:r>
+      <w:proofErr w:type="gramStart"/>
+      <w:r>
+        <w:rPr>
+          <w:rFonts w:cstheme="minorHAnsi"/>
+          <w:sz w:val="24"/>
+          <w:szCs w:val="24"/>
+        </w:rPr>
+        <w:t>X(</w:t>
+      </w:r>
+      <w:proofErr w:type="gramEnd"/>
+      <w:r>
+        <w:rPr>
+          <w:rFonts w:cstheme="minorHAnsi"/>
+          <w:sz w:val="24"/>
+          <w:szCs w:val="24"/>
+        </w:rPr>
+        <w:t>05)</w:t>
       </w:r>
       <w:r>
         <w:rPr>
@@ -12456,7 +13419,25 @@
           <w:szCs w:val="24"/>
         </w:rPr>
         <w:tab/>
-        <w:t>PIC X(10).</w:t>
+        <w:t xml:space="preserve">PIC </w:t>
+      </w:r>
+      <w:proofErr w:type="gramStart"/>
+      <w:r>
+        <w:rPr>
+          <w:rFonts w:cstheme="minorHAnsi"/>
+          <w:sz w:val="24"/>
+          <w:szCs w:val="24"/>
+        </w:rPr>
+        <w:t>X(</w:t>
+      </w:r>
+      <w:proofErr w:type="gramEnd"/>
+      <w:r>
+        <w:rPr>
+          <w:rFonts w:cstheme="minorHAnsi"/>
+          <w:sz w:val="24"/>
+          <w:szCs w:val="24"/>
+        </w:rPr>
+        <w:t>10).</w:t>
       </w:r>
     </w:p>
     <w:p>
@@ -12530,7 +13511,25 @@
           <w:szCs w:val="24"/>
         </w:rPr>
         <w:tab/>
-        <w:t>PIC X(10).</w:t>
+        <w:t xml:space="preserve">PIC </w:t>
+      </w:r>
+      <w:proofErr w:type="gramStart"/>
+      <w:r>
+        <w:rPr>
+          <w:rFonts w:cstheme="minorHAnsi"/>
+          <w:sz w:val="24"/>
+          <w:szCs w:val="24"/>
+        </w:rPr>
+        <w:t>X(</w:t>
+      </w:r>
+      <w:proofErr w:type="gramEnd"/>
+      <w:r>
+        <w:rPr>
+          <w:rFonts w:cstheme="minorHAnsi"/>
+          <w:sz w:val="24"/>
+          <w:szCs w:val="24"/>
+        </w:rPr>
+        <w:t>10).</w:t>
       </w:r>
     </w:p>
     <w:p>
@@ -12567,7 +13566,25 @@
           <w:szCs w:val="24"/>
         </w:rPr>
         <w:tab/>
-        <w:t>PIC X(10).</w:t>
+        <w:t xml:space="preserve">PIC </w:t>
+      </w:r>
+      <w:proofErr w:type="gramStart"/>
+      <w:r>
+        <w:rPr>
+          <w:rFonts w:cstheme="minorHAnsi"/>
+          <w:sz w:val="24"/>
+          <w:szCs w:val="24"/>
+        </w:rPr>
+        <w:t>X(</w:t>
+      </w:r>
+      <w:proofErr w:type="gramEnd"/>
+      <w:r>
+        <w:rPr>
+          <w:rFonts w:cstheme="minorHAnsi"/>
+          <w:sz w:val="24"/>
+          <w:szCs w:val="24"/>
+        </w:rPr>
+        <w:t>10).</w:t>
       </w:r>
     </w:p>
     <w:p>
@@ -12604,7 +13621,25 @@
           <w:szCs w:val="24"/>
         </w:rPr>
         <w:tab/>
-        <w:t>PIC X(10).</w:t>
+        <w:t xml:space="preserve">PIC </w:t>
+      </w:r>
+      <w:proofErr w:type="gramStart"/>
+      <w:r>
+        <w:rPr>
+          <w:rFonts w:cstheme="minorHAnsi"/>
+          <w:sz w:val="24"/>
+          <w:szCs w:val="24"/>
+        </w:rPr>
+        <w:t>X(</w:t>
+      </w:r>
+      <w:proofErr w:type="gramEnd"/>
+      <w:r>
+        <w:rPr>
+          <w:rFonts w:cstheme="minorHAnsi"/>
+          <w:sz w:val="24"/>
+          <w:szCs w:val="24"/>
+        </w:rPr>
+        <w:t>10).</w:t>
       </w:r>
     </w:p>
     <w:p>
@@ -12641,7 +13676,25 @@
           <w:szCs w:val="24"/>
         </w:rPr>
         <w:tab/>
-        <w:t>PIC X(10).</w:t>
+        <w:t xml:space="preserve">PIC </w:t>
+      </w:r>
+      <w:proofErr w:type="gramStart"/>
+      <w:r>
+        <w:rPr>
+          <w:rFonts w:cstheme="minorHAnsi"/>
+          <w:sz w:val="24"/>
+          <w:szCs w:val="24"/>
+        </w:rPr>
+        <w:t>X(</w:t>
+      </w:r>
+      <w:proofErr w:type="gramEnd"/>
+      <w:r>
+        <w:rPr>
+          <w:rFonts w:cstheme="minorHAnsi"/>
+          <w:sz w:val="24"/>
+          <w:szCs w:val="24"/>
+        </w:rPr>
+        <w:t>10).</w:t>
       </w:r>
     </w:p>
     <w:p>
@@ -12678,7 +13731,25 @@
           <w:szCs w:val="24"/>
         </w:rPr>
         <w:tab/>
-        <w:t>PIC X(10).</w:t>
+        <w:t xml:space="preserve">PIC </w:t>
+      </w:r>
+      <w:proofErr w:type="gramStart"/>
+      <w:r>
+        <w:rPr>
+          <w:rFonts w:cstheme="minorHAnsi"/>
+          <w:sz w:val="24"/>
+          <w:szCs w:val="24"/>
+        </w:rPr>
+        <w:t>X(</w:t>
+      </w:r>
+      <w:proofErr w:type="gramEnd"/>
+      <w:r>
+        <w:rPr>
+          <w:rFonts w:cstheme="minorHAnsi"/>
+          <w:sz w:val="24"/>
+          <w:szCs w:val="24"/>
+        </w:rPr>
+        <w:t>10).</w:t>
       </w:r>
     </w:p>
     <w:p>
@@ -12715,7 +13786,25 @@
           <w:szCs w:val="24"/>
         </w:rPr>
         <w:tab/>
-        <w:t>PIC X(10)</w:t>
+        <w:t xml:space="preserve">PIC </w:t>
+      </w:r>
+      <w:proofErr w:type="gramStart"/>
+      <w:r>
+        <w:rPr>
+          <w:rFonts w:cstheme="minorHAnsi"/>
+          <w:sz w:val="24"/>
+          <w:szCs w:val="24"/>
+        </w:rPr>
+        <w:t>X(</w:t>
+      </w:r>
+      <w:proofErr w:type="gramEnd"/>
+      <w:r>
+        <w:rPr>
+          <w:rFonts w:cstheme="minorHAnsi"/>
+          <w:sz w:val="24"/>
+          <w:szCs w:val="24"/>
+        </w:rPr>
+        <w:t>10)</w:t>
       </w:r>
       <w:r>
         <w:rPr>
@@ -12988,7 +14077,25 @@
           <w:szCs w:val="24"/>
         </w:rPr>
         <w:tab/>
-        <w:t>PIC X(08) VALUE ‘</w:t>
+        <w:t xml:space="preserve">PIC </w:t>
+      </w:r>
+      <w:proofErr w:type="gramStart"/>
+      <w:r>
+        <w:rPr>
+          <w:rFonts w:cstheme="minorHAnsi"/>
+          <w:sz w:val="24"/>
+          <w:szCs w:val="24"/>
+        </w:rPr>
+        <w:t>X(</w:t>
+      </w:r>
+      <w:proofErr w:type="gramEnd"/>
+      <w:r>
+        <w:rPr>
+          <w:rFonts w:cstheme="minorHAnsi"/>
+          <w:sz w:val="24"/>
+          <w:szCs w:val="24"/>
+        </w:rPr>
+        <w:t>08) VALUE ‘</w:t>
       </w:r>
       <w:r>
         <w:rPr>
@@ -13040,7 +14147,25 @@
           <w:szCs w:val="24"/>
         </w:rPr>
         <w:tab/>
-        <w:t>PIC X(01) VALUE SPACE.</w:t>
+        <w:t xml:space="preserve">PIC </w:t>
+      </w:r>
+      <w:proofErr w:type="gramStart"/>
+      <w:r>
+        <w:rPr>
+          <w:rFonts w:cstheme="minorHAnsi"/>
+          <w:sz w:val="24"/>
+          <w:szCs w:val="24"/>
+        </w:rPr>
+        <w:t>X(</w:t>
+      </w:r>
+      <w:proofErr w:type="gramEnd"/>
+      <w:r>
+        <w:rPr>
+          <w:rFonts w:cstheme="minorHAnsi"/>
+          <w:sz w:val="24"/>
+          <w:szCs w:val="24"/>
+        </w:rPr>
+        <w:t>01) VALUE SPACE.</w:t>
       </w:r>
     </w:p>
     <w:p>
@@ -13112,7 +14237,25 @@
           <w:szCs w:val="24"/>
         </w:rPr>
         <w:tab/>
-        <w:t>PIC X(02) VALUE SPACE.</w:t>
+        <w:t xml:space="preserve">PIC </w:t>
+      </w:r>
+      <w:proofErr w:type="gramStart"/>
+      <w:r>
+        <w:rPr>
+          <w:rFonts w:cstheme="minorHAnsi"/>
+          <w:sz w:val="24"/>
+          <w:szCs w:val="24"/>
+        </w:rPr>
+        <w:t>X(</w:t>
+      </w:r>
+      <w:proofErr w:type="gramEnd"/>
+      <w:r>
+        <w:rPr>
+          <w:rFonts w:cstheme="minorHAnsi"/>
+          <w:sz w:val="24"/>
+          <w:szCs w:val="24"/>
+        </w:rPr>
+        <w:t>02) VALUE SPACE.</w:t>
       </w:r>
     </w:p>
     <w:p>
@@ -13363,7 +14506,25 @@
           <w:szCs w:val="24"/>
         </w:rPr>
         <w:tab/>
-        <w:t>DISPLAY ‘ROW COUNT ’ WS-ROW-COUNT.</w:t>
+        <w:t xml:space="preserve">DISPLAY ‘ROW </w:t>
+      </w:r>
+      <w:proofErr w:type="gramStart"/>
+      <w:r>
+        <w:rPr>
+          <w:rFonts w:cstheme="minorHAnsi"/>
+          <w:sz w:val="24"/>
+          <w:szCs w:val="24"/>
+        </w:rPr>
+        <w:t>COUNT ’</w:t>
+      </w:r>
+      <w:proofErr w:type="gramEnd"/>
+      <w:r>
+        <w:rPr>
+          <w:rFonts w:cstheme="minorHAnsi"/>
+          <w:sz w:val="24"/>
+          <w:szCs w:val="24"/>
+        </w:rPr>
+        <w:t xml:space="preserve"> WS-ROW-COUNT.</w:t>
       </w:r>
     </w:p>
     <w:p>
@@ -13465,15 +14626,33 @@
           <w:sz w:val="24"/>
           <w:szCs w:val="24"/>
         </w:rPr>
-        <w:t>CUST-NAME-LEN</w:t>
-      </w:r>
-      <w:r>
-        <w:rPr>
-          <w:rFonts w:cstheme="minorHAnsi"/>
-          <w:sz w:val="24"/>
-          <w:szCs w:val="24"/>
-        </w:rPr>
-        <w:t xml:space="preserve">  WS-ROW-COUNT.</w:t>
+        <w:t>CUST-NAME-</w:t>
+      </w:r>
+      <w:proofErr w:type="gramStart"/>
+      <w:r>
+        <w:rPr>
+          <w:rFonts w:cstheme="minorHAnsi"/>
+          <w:sz w:val="24"/>
+          <w:szCs w:val="24"/>
+        </w:rPr>
+        <w:t>LEN</w:t>
+      </w:r>
+      <w:r>
+        <w:rPr>
+          <w:rFonts w:cstheme="minorHAnsi"/>
+          <w:sz w:val="24"/>
+          <w:szCs w:val="24"/>
+        </w:rPr>
+        <w:t xml:space="preserve">  WS</w:t>
+      </w:r>
+      <w:proofErr w:type="gramEnd"/>
+      <w:r>
+        <w:rPr>
+          <w:rFonts w:cstheme="minorHAnsi"/>
+          <w:sz w:val="24"/>
+          <w:szCs w:val="24"/>
+        </w:rPr>
+        <w:t>-ROW-COUNT.</w:t>
       </w:r>
     </w:p>
     <w:p>
@@ -14617,8 +15796,18 @@
           <w:szCs w:val="24"/>
         </w:rPr>
         <w:tab/>
-        <w:t>INSERT INTO CLAIM_TABLE(</w:t>
-      </w:r>
+        <w:t>INSERT INTO CLAIM_</w:t>
+      </w:r>
+      <w:proofErr w:type="gramStart"/>
+      <w:r>
+        <w:rPr>
+          <w:rFonts w:cstheme="minorHAnsi"/>
+          <w:sz w:val="24"/>
+          <w:szCs w:val="24"/>
+        </w:rPr>
+        <w:t>TABLE(</w:t>
+      </w:r>
+      <w:proofErr w:type="gramEnd"/>
     </w:p>
     <w:p>
       <w:pPr>
@@ -14824,313 +16013,424 @@
           <w:szCs w:val="24"/>
         </w:rPr>
         <w:tab/>
+      </w:r>
+      <w:proofErr w:type="gramStart"/>
+      <w:r>
+        <w:rPr>
+          <w:rFonts w:cstheme="minorHAnsi"/>
+          <w:sz w:val="24"/>
+          <w:szCs w:val="24"/>
+        </w:rPr>
         <w:t>VALUES(</w:t>
       </w:r>
-    </w:p>
-    <w:p>
-      <w:pPr>
-        <w:spacing w:after="0"/>
-        <w:rPr>
-          <w:rFonts w:cstheme="minorHAnsi"/>
-          <w:sz w:val="24"/>
-          <w:szCs w:val="24"/>
-        </w:rPr>
-      </w:pPr>
-      <w:r>
-        <w:rPr>
-          <w:rFonts w:cstheme="minorHAnsi"/>
-          <w:sz w:val="24"/>
-          <w:szCs w:val="24"/>
-        </w:rPr>
-        <w:tab/>
-      </w:r>
-      <w:r>
-        <w:rPr>
-          <w:rFonts w:cstheme="minorHAnsi"/>
-          <w:sz w:val="24"/>
-          <w:szCs w:val="24"/>
-        </w:rPr>
-        <w:tab/>
-      </w:r>
-      <w:r>
-        <w:rPr>
-          <w:rFonts w:cstheme="minorHAnsi"/>
-          <w:sz w:val="24"/>
-          <w:szCs w:val="24"/>
-        </w:rPr>
-        <w:tab/>
-      </w:r>
-      <w:r>
-        <w:rPr>
-          <w:rFonts w:cstheme="minorHAnsi"/>
-          <w:sz w:val="24"/>
-          <w:szCs w:val="24"/>
-        </w:rPr>
-        <w:tab/>
-      </w:r>
-      <w:r>
-        <w:rPr>
-          <w:rFonts w:cstheme="minorHAnsi"/>
-          <w:sz w:val="24"/>
-          <w:szCs w:val="24"/>
-        </w:rPr>
-        <w:tab/>
-        <w:t>:DCL-CLAIM-NUMBER,</w:t>
-      </w:r>
-    </w:p>
-    <w:p>
-      <w:pPr>
-        <w:spacing w:after="0"/>
-        <w:rPr>
-          <w:rFonts w:cstheme="minorHAnsi"/>
-          <w:sz w:val="24"/>
-          <w:szCs w:val="24"/>
-        </w:rPr>
-      </w:pPr>
-      <w:r>
-        <w:rPr>
-          <w:rFonts w:cstheme="minorHAnsi"/>
-          <w:sz w:val="24"/>
-          <w:szCs w:val="24"/>
-        </w:rPr>
-        <w:tab/>
-      </w:r>
-      <w:r>
-        <w:rPr>
-          <w:rFonts w:cstheme="minorHAnsi"/>
-          <w:sz w:val="24"/>
-          <w:szCs w:val="24"/>
-        </w:rPr>
-        <w:tab/>
-      </w:r>
-      <w:r>
-        <w:rPr>
-          <w:rFonts w:cstheme="minorHAnsi"/>
-          <w:sz w:val="24"/>
-          <w:szCs w:val="24"/>
-        </w:rPr>
-        <w:tab/>
-      </w:r>
-      <w:r>
-        <w:rPr>
-          <w:rFonts w:cstheme="minorHAnsi"/>
-          <w:sz w:val="24"/>
-          <w:szCs w:val="24"/>
-        </w:rPr>
-        <w:tab/>
-      </w:r>
-      <w:r>
-        <w:rPr>
-          <w:rFonts w:cstheme="minorHAnsi"/>
-          <w:sz w:val="24"/>
-          <w:szCs w:val="24"/>
-        </w:rPr>
-        <w:tab/>
-        <w:t>:DCL-CUST-NAME,</w:t>
-      </w:r>
-    </w:p>
-    <w:p>
-      <w:pPr>
-        <w:spacing w:after="0"/>
-        <w:rPr>
-          <w:rFonts w:cstheme="minorHAnsi"/>
-          <w:sz w:val="24"/>
-          <w:szCs w:val="24"/>
-        </w:rPr>
-      </w:pPr>
-      <w:r>
-        <w:rPr>
-          <w:rFonts w:cstheme="minorHAnsi"/>
-          <w:sz w:val="24"/>
-          <w:szCs w:val="24"/>
-        </w:rPr>
-        <w:tab/>
-      </w:r>
-      <w:r>
-        <w:rPr>
-          <w:rFonts w:cstheme="minorHAnsi"/>
-          <w:sz w:val="24"/>
-          <w:szCs w:val="24"/>
-        </w:rPr>
-        <w:tab/>
-      </w:r>
-      <w:r>
-        <w:rPr>
-          <w:rFonts w:cstheme="minorHAnsi"/>
-          <w:sz w:val="24"/>
-          <w:szCs w:val="24"/>
-        </w:rPr>
-        <w:tab/>
-      </w:r>
-      <w:r>
-        <w:rPr>
-          <w:rFonts w:cstheme="minorHAnsi"/>
-          <w:sz w:val="24"/>
-          <w:szCs w:val="24"/>
-        </w:rPr>
-        <w:tab/>
-      </w:r>
-      <w:r>
-        <w:rPr>
-          <w:rFonts w:cstheme="minorHAnsi"/>
-          <w:sz w:val="24"/>
-          <w:szCs w:val="24"/>
-        </w:rPr>
-        <w:tab/>
-        <w:t>:DCL-CLAIM-AMOUNT,</w:t>
-      </w:r>
-    </w:p>
-    <w:p>
-      <w:pPr>
-        <w:spacing w:after="0"/>
-        <w:rPr>
-          <w:rFonts w:cstheme="minorHAnsi"/>
-          <w:sz w:val="24"/>
-          <w:szCs w:val="24"/>
-        </w:rPr>
-      </w:pPr>
-      <w:r>
-        <w:rPr>
-          <w:rFonts w:cstheme="minorHAnsi"/>
-          <w:sz w:val="24"/>
-          <w:szCs w:val="24"/>
-        </w:rPr>
-        <w:tab/>
-      </w:r>
-      <w:r>
-        <w:rPr>
-          <w:rFonts w:cstheme="minorHAnsi"/>
-          <w:sz w:val="24"/>
-          <w:szCs w:val="24"/>
-        </w:rPr>
-        <w:tab/>
-      </w:r>
-      <w:r>
-        <w:rPr>
-          <w:rFonts w:cstheme="minorHAnsi"/>
-          <w:sz w:val="24"/>
-          <w:szCs w:val="24"/>
-        </w:rPr>
-        <w:tab/>
-      </w:r>
-      <w:r>
-        <w:rPr>
-          <w:rFonts w:cstheme="minorHAnsi"/>
-          <w:sz w:val="24"/>
-          <w:szCs w:val="24"/>
-        </w:rPr>
-        <w:tab/>
-      </w:r>
-      <w:r>
-        <w:rPr>
-          <w:rFonts w:cstheme="minorHAnsi"/>
-          <w:sz w:val="24"/>
-          <w:szCs w:val="24"/>
-        </w:rPr>
-        <w:tab/>
-        <w:t>:DCL-CLAIM-TYPE,</w:t>
-      </w:r>
-    </w:p>
-    <w:p>
-      <w:pPr>
-        <w:spacing w:after="0"/>
-        <w:rPr>
-          <w:rFonts w:cstheme="minorHAnsi"/>
-          <w:sz w:val="24"/>
-          <w:szCs w:val="24"/>
-        </w:rPr>
-      </w:pPr>
-      <w:r>
-        <w:rPr>
-          <w:rFonts w:cstheme="minorHAnsi"/>
-          <w:sz w:val="24"/>
-          <w:szCs w:val="24"/>
-        </w:rPr>
-        <w:tab/>
-      </w:r>
-      <w:r>
-        <w:rPr>
-          <w:rFonts w:cstheme="minorHAnsi"/>
-          <w:sz w:val="24"/>
-          <w:szCs w:val="24"/>
-        </w:rPr>
-        <w:tab/>
-      </w:r>
-      <w:r>
-        <w:rPr>
-          <w:rFonts w:cstheme="minorHAnsi"/>
-          <w:sz w:val="24"/>
-          <w:szCs w:val="24"/>
-        </w:rPr>
-        <w:tab/>
-      </w:r>
-      <w:r>
-        <w:rPr>
-          <w:rFonts w:cstheme="minorHAnsi"/>
-          <w:sz w:val="24"/>
-          <w:szCs w:val="24"/>
-        </w:rPr>
-        <w:tab/>
-      </w:r>
-      <w:r>
-        <w:rPr>
-          <w:rFonts w:cstheme="minorHAnsi"/>
-          <w:sz w:val="24"/>
-          <w:szCs w:val="24"/>
-        </w:rPr>
-        <w:tab/>
-        <w:t>:DCL-CLAIM-STATUS,</w:t>
-      </w:r>
-    </w:p>
-    <w:p>
-      <w:pPr>
-        <w:spacing w:after="0"/>
-        <w:rPr>
-          <w:rFonts w:cstheme="minorHAnsi"/>
-          <w:sz w:val="24"/>
-          <w:szCs w:val="24"/>
-        </w:rPr>
-      </w:pPr>
-      <w:r>
-        <w:rPr>
-          <w:rFonts w:cstheme="minorHAnsi"/>
-          <w:sz w:val="24"/>
-          <w:szCs w:val="24"/>
-        </w:rPr>
-        <w:tab/>
-      </w:r>
-      <w:r>
-        <w:rPr>
-          <w:rFonts w:cstheme="minorHAnsi"/>
-          <w:sz w:val="24"/>
-          <w:szCs w:val="24"/>
-        </w:rPr>
-        <w:tab/>
-      </w:r>
-      <w:r>
-        <w:rPr>
-          <w:rFonts w:cstheme="minorHAnsi"/>
-          <w:sz w:val="24"/>
-          <w:szCs w:val="24"/>
-        </w:rPr>
-        <w:tab/>
-      </w:r>
-      <w:r>
-        <w:rPr>
-          <w:rFonts w:cstheme="minorHAnsi"/>
-          <w:sz w:val="24"/>
-          <w:szCs w:val="24"/>
-        </w:rPr>
-        <w:tab/>
-      </w:r>
-      <w:r>
-        <w:rPr>
-          <w:rFonts w:cstheme="minorHAnsi"/>
-          <w:sz w:val="24"/>
-          <w:szCs w:val="24"/>
-        </w:rPr>
-        <w:tab/>
-        <w:t>:DCL-CLAIM-SUB-DT)</w:t>
+      <w:proofErr w:type="gramEnd"/>
+    </w:p>
+    <w:p>
+      <w:pPr>
+        <w:spacing w:after="0"/>
+        <w:rPr>
+          <w:rFonts w:cstheme="minorHAnsi"/>
+          <w:sz w:val="24"/>
+          <w:szCs w:val="24"/>
+        </w:rPr>
+      </w:pPr>
+      <w:r>
+        <w:rPr>
+          <w:rFonts w:cstheme="minorHAnsi"/>
+          <w:sz w:val="24"/>
+          <w:szCs w:val="24"/>
+        </w:rPr>
+        <w:tab/>
+      </w:r>
+      <w:r>
+        <w:rPr>
+          <w:rFonts w:cstheme="minorHAnsi"/>
+          <w:sz w:val="24"/>
+          <w:szCs w:val="24"/>
+        </w:rPr>
+        <w:tab/>
+      </w:r>
+      <w:r>
+        <w:rPr>
+          <w:rFonts w:cstheme="minorHAnsi"/>
+          <w:sz w:val="24"/>
+          <w:szCs w:val="24"/>
+        </w:rPr>
+        <w:tab/>
+      </w:r>
+      <w:r>
+        <w:rPr>
+          <w:rFonts w:cstheme="minorHAnsi"/>
+          <w:sz w:val="24"/>
+          <w:szCs w:val="24"/>
+        </w:rPr>
+        <w:tab/>
+      </w:r>
+      <w:r>
+        <w:rPr>
+          <w:rFonts w:cstheme="minorHAnsi"/>
+          <w:sz w:val="24"/>
+          <w:szCs w:val="24"/>
+        </w:rPr>
+        <w:tab/>
+      </w:r>
+      <w:proofErr w:type="gramStart"/>
+      <w:r>
+        <w:rPr>
+          <w:rFonts w:cstheme="minorHAnsi"/>
+          <w:sz w:val="24"/>
+          <w:szCs w:val="24"/>
+        </w:rPr>
+        <w:t>:DCL</w:t>
+      </w:r>
+      <w:proofErr w:type="gramEnd"/>
+      <w:r>
+        <w:rPr>
+          <w:rFonts w:cstheme="minorHAnsi"/>
+          <w:sz w:val="24"/>
+          <w:szCs w:val="24"/>
+        </w:rPr>
+        <w:t>-CLAIM-NUMBER,</w:t>
+      </w:r>
+    </w:p>
+    <w:p>
+      <w:pPr>
+        <w:spacing w:after="0"/>
+        <w:rPr>
+          <w:rFonts w:cstheme="minorHAnsi"/>
+          <w:sz w:val="24"/>
+          <w:szCs w:val="24"/>
+        </w:rPr>
+      </w:pPr>
+      <w:r>
+        <w:rPr>
+          <w:rFonts w:cstheme="minorHAnsi"/>
+          <w:sz w:val="24"/>
+          <w:szCs w:val="24"/>
+        </w:rPr>
+        <w:tab/>
+      </w:r>
+      <w:r>
+        <w:rPr>
+          <w:rFonts w:cstheme="minorHAnsi"/>
+          <w:sz w:val="24"/>
+          <w:szCs w:val="24"/>
+        </w:rPr>
+        <w:tab/>
+      </w:r>
+      <w:r>
+        <w:rPr>
+          <w:rFonts w:cstheme="minorHAnsi"/>
+          <w:sz w:val="24"/>
+          <w:szCs w:val="24"/>
+        </w:rPr>
+        <w:tab/>
+      </w:r>
+      <w:r>
+        <w:rPr>
+          <w:rFonts w:cstheme="minorHAnsi"/>
+          <w:sz w:val="24"/>
+          <w:szCs w:val="24"/>
+        </w:rPr>
+        <w:tab/>
+      </w:r>
+      <w:r>
+        <w:rPr>
+          <w:rFonts w:cstheme="minorHAnsi"/>
+          <w:sz w:val="24"/>
+          <w:szCs w:val="24"/>
+        </w:rPr>
+        <w:tab/>
+      </w:r>
+      <w:proofErr w:type="gramStart"/>
+      <w:r>
+        <w:rPr>
+          <w:rFonts w:cstheme="minorHAnsi"/>
+          <w:sz w:val="24"/>
+          <w:szCs w:val="24"/>
+        </w:rPr>
+        <w:t>:DCL</w:t>
+      </w:r>
+      <w:proofErr w:type="gramEnd"/>
+      <w:r>
+        <w:rPr>
+          <w:rFonts w:cstheme="minorHAnsi"/>
+          <w:sz w:val="24"/>
+          <w:szCs w:val="24"/>
+        </w:rPr>
+        <w:t>-CUST-NAME,</w:t>
+      </w:r>
+    </w:p>
+    <w:p>
+      <w:pPr>
+        <w:spacing w:after="0"/>
+        <w:rPr>
+          <w:rFonts w:cstheme="minorHAnsi"/>
+          <w:sz w:val="24"/>
+          <w:szCs w:val="24"/>
+        </w:rPr>
+      </w:pPr>
+      <w:r>
+        <w:rPr>
+          <w:rFonts w:cstheme="minorHAnsi"/>
+          <w:sz w:val="24"/>
+          <w:szCs w:val="24"/>
+        </w:rPr>
+        <w:tab/>
+      </w:r>
+      <w:r>
+        <w:rPr>
+          <w:rFonts w:cstheme="minorHAnsi"/>
+          <w:sz w:val="24"/>
+          <w:szCs w:val="24"/>
+        </w:rPr>
+        <w:tab/>
+      </w:r>
+      <w:r>
+        <w:rPr>
+          <w:rFonts w:cstheme="minorHAnsi"/>
+          <w:sz w:val="24"/>
+          <w:szCs w:val="24"/>
+        </w:rPr>
+        <w:tab/>
+      </w:r>
+      <w:r>
+        <w:rPr>
+          <w:rFonts w:cstheme="minorHAnsi"/>
+          <w:sz w:val="24"/>
+          <w:szCs w:val="24"/>
+        </w:rPr>
+        <w:tab/>
+      </w:r>
+      <w:r>
+        <w:rPr>
+          <w:rFonts w:cstheme="minorHAnsi"/>
+          <w:sz w:val="24"/>
+          <w:szCs w:val="24"/>
+        </w:rPr>
+        <w:tab/>
+      </w:r>
+      <w:proofErr w:type="gramStart"/>
+      <w:r>
+        <w:rPr>
+          <w:rFonts w:cstheme="minorHAnsi"/>
+          <w:sz w:val="24"/>
+          <w:szCs w:val="24"/>
+        </w:rPr>
+        <w:t>:DCL</w:t>
+      </w:r>
+      <w:proofErr w:type="gramEnd"/>
+      <w:r>
+        <w:rPr>
+          <w:rFonts w:cstheme="minorHAnsi"/>
+          <w:sz w:val="24"/>
+          <w:szCs w:val="24"/>
+        </w:rPr>
+        <w:t>-CLAIM-AMOUNT,</w:t>
+      </w:r>
+    </w:p>
+    <w:p>
+      <w:pPr>
+        <w:spacing w:after="0"/>
+        <w:rPr>
+          <w:rFonts w:cstheme="minorHAnsi"/>
+          <w:sz w:val="24"/>
+          <w:szCs w:val="24"/>
+        </w:rPr>
+      </w:pPr>
+      <w:r>
+        <w:rPr>
+          <w:rFonts w:cstheme="minorHAnsi"/>
+          <w:sz w:val="24"/>
+          <w:szCs w:val="24"/>
+        </w:rPr>
+        <w:tab/>
+      </w:r>
+      <w:r>
+        <w:rPr>
+          <w:rFonts w:cstheme="minorHAnsi"/>
+          <w:sz w:val="24"/>
+          <w:szCs w:val="24"/>
+        </w:rPr>
+        <w:tab/>
+      </w:r>
+      <w:r>
+        <w:rPr>
+          <w:rFonts w:cstheme="minorHAnsi"/>
+          <w:sz w:val="24"/>
+          <w:szCs w:val="24"/>
+        </w:rPr>
+        <w:tab/>
+      </w:r>
+      <w:r>
+        <w:rPr>
+          <w:rFonts w:cstheme="minorHAnsi"/>
+          <w:sz w:val="24"/>
+          <w:szCs w:val="24"/>
+        </w:rPr>
+        <w:tab/>
+      </w:r>
+      <w:r>
+        <w:rPr>
+          <w:rFonts w:cstheme="minorHAnsi"/>
+          <w:sz w:val="24"/>
+          <w:szCs w:val="24"/>
+        </w:rPr>
+        <w:tab/>
+      </w:r>
+      <w:proofErr w:type="gramStart"/>
+      <w:r>
+        <w:rPr>
+          <w:rFonts w:cstheme="minorHAnsi"/>
+          <w:sz w:val="24"/>
+          <w:szCs w:val="24"/>
+        </w:rPr>
+        <w:t>:DCL</w:t>
+      </w:r>
+      <w:proofErr w:type="gramEnd"/>
+      <w:r>
+        <w:rPr>
+          <w:rFonts w:cstheme="minorHAnsi"/>
+          <w:sz w:val="24"/>
+          <w:szCs w:val="24"/>
+        </w:rPr>
+        <w:t>-CLAIM-TYPE,</w:t>
+      </w:r>
+    </w:p>
+    <w:p>
+      <w:pPr>
+        <w:spacing w:after="0"/>
+        <w:rPr>
+          <w:rFonts w:cstheme="minorHAnsi"/>
+          <w:sz w:val="24"/>
+          <w:szCs w:val="24"/>
+        </w:rPr>
+      </w:pPr>
+      <w:r>
+        <w:rPr>
+          <w:rFonts w:cstheme="minorHAnsi"/>
+          <w:sz w:val="24"/>
+          <w:szCs w:val="24"/>
+        </w:rPr>
+        <w:tab/>
+      </w:r>
+      <w:r>
+        <w:rPr>
+          <w:rFonts w:cstheme="minorHAnsi"/>
+          <w:sz w:val="24"/>
+          <w:szCs w:val="24"/>
+        </w:rPr>
+        <w:tab/>
+      </w:r>
+      <w:r>
+        <w:rPr>
+          <w:rFonts w:cstheme="minorHAnsi"/>
+          <w:sz w:val="24"/>
+          <w:szCs w:val="24"/>
+        </w:rPr>
+        <w:tab/>
+      </w:r>
+      <w:r>
+        <w:rPr>
+          <w:rFonts w:cstheme="minorHAnsi"/>
+          <w:sz w:val="24"/>
+          <w:szCs w:val="24"/>
+        </w:rPr>
+        <w:tab/>
+      </w:r>
+      <w:r>
+        <w:rPr>
+          <w:rFonts w:cstheme="minorHAnsi"/>
+          <w:sz w:val="24"/>
+          <w:szCs w:val="24"/>
+        </w:rPr>
+        <w:tab/>
+      </w:r>
+      <w:proofErr w:type="gramStart"/>
+      <w:r>
+        <w:rPr>
+          <w:rFonts w:cstheme="minorHAnsi"/>
+          <w:sz w:val="24"/>
+          <w:szCs w:val="24"/>
+        </w:rPr>
+        <w:t>:DCL</w:t>
+      </w:r>
+      <w:proofErr w:type="gramEnd"/>
+      <w:r>
+        <w:rPr>
+          <w:rFonts w:cstheme="minorHAnsi"/>
+          <w:sz w:val="24"/>
+          <w:szCs w:val="24"/>
+        </w:rPr>
+        <w:t>-CLAIM-STATUS,</w:t>
+      </w:r>
+    </w:p>
+    <w:p>
+      <w:pPr>
+        <w:spacing w:after="0"/>
+        <w:rPr>
+          <w:rFonts w:cstheme="minorHAnsi"/>
+          <w:sz w:val="24"/>
+          <w:szCs w:val="24"/>
+        </w:rPr>
+      </w:pPr>
+      <w:r>
+        <w:rPr>
+          <w:rFonts w:cstheme="minorHAnsi"/>
+          <w:sz w:val="24"/>
+          <w:szCs w:val="24"/>
+        </w:rPr>
+        <w:tab/>
+      </w:r>
+      <w:r>
+        <w:rPr>
+          <w:rFonts w:cstheme="minorHAnsi"/>
+          <w:sz w:val="24"/>
+          <w:szCs w:val="24"/>
+        </w:rPr>
+        <w:tab/>
+      </w:r>
+      <w:r>
+        <w:rPr>
+          <w:rFonts w:cstheme="minorHAnsi"/>
+          <w:sz w:val="24"/>
+          <w:szCs w:val="24"/>
+        </w:rPr>
+        <w:tab/>
+      </w:r>
+      <w:r>
+        <w:rPr>
+          <w:rFonts w:cstheme="minorHAnsi"/>
+          <w:sz w:val="24"/>
+          <w:szCs w:val="24"/>
+        </w:rPr>
+        <w:tab/>
+      </w:r>
+      <w:r>
+        <w:rPr>
+          <w:rFonts w:cstheme="minorHAnsi"/>
+          <w:sz w:val="24"/>
+          <w:szCs w:val="24"/>
+        </w:rPr>
+        <w:tab/>
+      </w:r>
+      <w:proofErr w:type="gramStart"/>
+      <w:r>
+        <w:rPr>
+          <w:rFonts w:cstheme="minorHAnsi"/>
+          <w:sz w:val="24"/>
+          <w:szCs w:val="24"/>
+        </w:rPr>
+        <w:t>:DCL</w:t>
+      </w:r>
+      <w:proofErr w:type="gramEnd"/>
+      <w:r>
+        <w:rPr>
+          <w:rFonts w:cstheme="minorHAnsi"/>
+          <w:sz w:val="24"/>
+          <w:szCs w:val="24"/>
+        </w:rPr>
+        <w:t>-CLAIM-SUB-DT)</w:t>
       </w:r>
     </w:p>
     <w:p>
@@ -16119,7 +17419,33 @@
           <w:lang w:eastAsia="en-IN"/>
           <w14:ligatures w14:val="none"/>
         </w:rPr>
-        <w:t>If the requirement is to get multiple rows from table in COBOL then we will use SELECT+CURSOR</w:t>
+        <w:t xml:space="preserve">If the requirement is to get multiple rows from table in </w:t>
+      </w:r>
+      <w:proofErr w:type="gramStart"/>
+      <w:r>
+        <w:rPr>
+          <w:rFonts w:eastAsia="Times New Roman" w:cstheme="minorHAnsi"/>
+          <w:color w:val="000000"/>
+          <w:kern w:val="0"/>
+          <w:sz w:val="24"/>
+          <w:szCs w:val="24"/>
+          <w:lang w:eastAsia="en-IN"/>
+          <w14:ligatures w14:val="none"/>
+        </w:rPr>
+        <w:t>COBOL</w:t>
+      </w:r>
+      <w:proofErr w:type="gramEnd"/>
+      <w:r>
+        <w:rPr>
+          <w:rFonts w:eastAsia="Times New Roman" w:cstheme="minorHAnsi"/>
+          <w:color w:val="000000"/>
+          <w:kern w:val="0"/>
+          <w:sz w:val="24"/>
+          <w:szCs w:val="24"/>
+          <w:lang w:eastAsia="en-IN"/>
+          <w14:ligatures w14:val="none"/>
+        </w:rPr>
+        <w:t xml:space="preserve"> then we will use SELECT+CURSOR</w:t>
       </w:r>
     </w:p>
     <w:p>
@@ -16435,116 +17761,9 @@
           <w:lang w:eastAsia="en-IN"/>
           <w14:ligatures w14:val="none"/>
         </w:rPr>
-        <w:t>1. PGM1 -&gt; File(Policy number)</w:t>
-      </w:r>
-      <w:r>
-        <w:rPr>
-          <w:rFonts w:cstheme="minorHAnsi"/>
-          <w:sz w:val="24"/>
-          <w:szCs w:val="24"/>
-          <w:lang w:eastAsia="en-IN"/>
-        </w:rPr>
-        <w:t> </w:t>
-      </w:r>
-      <w:r>
-        <w:rPr>
-          <w:rFonts w:cstheme="minorHAnsi"/>
-          <w:sz w:val="24"/>
-          <w:szCs w:val="24"/>
-          <w:lang w:eastAsia="en-IN"/>
-        </w:rPr>
-        <w:t> </w:t>
-      </w:r>
-      <w:r>
-        <w:rPr>
-          <w:rFonts w:cstheme="minorHAnsi"/>
-          <w:sz w:val="24"/>
-          <w:szCs w:val="24"/>
-          <w:lang w:eastAsia="en-IN"/>
-        </w:rPr>
-        <w:t> </w:t>
-      </w:r>
-      <w:r>
-        <w:rPr>
-          <w:rFonts w:cstheme="minorHAnsi"/>
-          <w:sz w:val="24"/>
-          <w:szCs w:val="24"/>
-          <w:lang w:eastAsia="en-IN"/>
-        </w:rPr>
-        <w:t> </w:t>
-      </w:r>
-      <w:r>
-        <w:rPr>
-          <w:rFonts w:cstheme="minorHAnsi"/>
-          <w:sz w:val="24"/>
-          <w:szCs w:val="24"/>
-          <w:lang w:eastAsia="en-IN"/>
-        </w:rPr>
-        <w:t> </w:t>
-      </w:r>
-      <w:r>
-        <w:rPr>
-          <w:rFonts w:cstheme="minorHAnsi"/>
-          <w:sz w:val="24"/>
-          <w:szCs w:val="24"/>
-          <w:lang w:eastAsia="en-IN"/>
-        </w:rPr>
-        <w:t> </w:t>
-      </w:r>
-      <w:r>
-        <w:rPr>
-          <w:rFonts w:cstheme="minorHAnsi"/>
-          <w:sz w:val="24"/>
-          <w:szCs w:val="24"/>
-          <w:lang w:eastAsia="en-IN"/>
-        </w:rPr>
-        <w:t> </w:t>
-      </w:r>
-      <w:r>
-        <w:rPr>
-          <w:rFonts w:cstheme="minorHAnsi"/>
-          <w:sz w:val="24"/>
-          <w:szCs w:val="24"/>
-          <w:lang w:eastAsia="en-IN"/>
-        </w:rPr>
-        <w:t> </w:t>
-      </w:r>
-      <w:r>
-        <w:rPr>
-          <w:rFonts w:cstheme="minorHAnsi"/>
-          <w:sz w:val="24"/>
-          <w:szCs w:val="24"/>
-          <w:lang w:eastAsia="en-IN"/>
-        </w:rPr>
-        <w:t> </w:t>
-      </w:r>
-      <w:r>
-        <w:rPr>
-          <w:rFonts w:cstheme="minorHAnsi"/>
-          <w:sz w:val="24"/>
-          <w:szCs w:val="24"/>
-          <w:lang w:eastAsia="en-IN"/>
-        </w:rPr>
-        <w:t> </w:t>
-      </w:r>
-      <w:r>
-        <w:rPr>
-          <w:rFonts w:cstheme="minorHAnsi"/>
-          <w:sz w:val="24"/>
-          <w:szCs w:val="24"/>
-          <w:lang w:eastAsia="en-IN"/>
-        </w:rPr>
-        <w:t> </w:t>
-      </w:r>
-      <w:r>
-        <w:rPr>
-          <w:rFonts w:cstheme="minorHAnsi"/>
-          <w:sz w:val="24"/>
-          <w:szCs w:val="24"/>
-          <w:lang w:eastAsia="en-IN"/>
-        </w:rPr>
-        <w:t> </w:t>
-      </w:r>
+        <w:t xml:space="preserve">1. PGM1 -&gt; </w:t>
+      </w:r>
+      <w:proofErr w:type="gramStart"/>
       <w:r>
         <w:rPr>
           <w:rFonts w:eastAsia="Times New Roman" w:cstheme="minorHAnsi"/>
@@ -16555,14 +17774,10 @@
           <w:lang w:eastAsia="en-IN"/>
           <w14:ligatures w14:val="none"/>
         </w:rPr>
-        <w:t>Claim Table</w:t>
-      </w:r>
-    </w:p>
-    <w:p>
-      <w:pPr>
-        <w:pStyle w:val="ListParagraph"/>
-        <w:shd w:val="clear" w:color="auto" w:fill="FFFFFF"/>
-        <w:spacing w:after="0" w:line="240" w:lineRule="auto"/>
+        <w:t>File(</w:t>
+      </w:r>
+      <w:proofErr w:type="gramEnd"/>
+      <w:r>
         <w:rPr>
           <w:rFonts w:eastAsia="Times New Roman" w:cstheme="minorHAnsi"/>
           <w:color w:val="000000"/>
@@ -16572,222 +17787,7 @@
           <w:lang w:eastAsia="en-IN"/>
           <w14:ligatures w14:val="none"/>
         </w:rPr>
-      </w:pPr>
-      <w:r>
-        <w:rPr>
-          <w:rFonts w:cstheme="minorHAnsi"/>
-          <w:sz w:val="24"/>
-          <w:szCs w:val="24"/>
-          <w:lang w:eastAsia="en-IN"/>
-        </w:rPr>
-        <w:t> </w:t>
-      </w:r>
-      <w:r>
-        <w:rPr>
-          <w:rFonts w:cstheme="minorHAnsi"/>
-          <w:sz w:val="24"/>
-          <w:szCs w:val="24"/>
-          <w:lang w:eastAsia="en-IN"/>
-        </w:rPr>
-        <w:t> </w:t>
-      </w:r>
-      <w:r>
-        <w:rPr>
-          <w:rFonts w:cstheme="minorHAnsi"/>
-          <w:sz w:val="24"/>
-          <w:szCs w:val="24"/>
-          <w:lang w:eastAsia="en-IN"/>
-        </w:rPr>
-        <w:t> </w:t>
-      </w:r>
-      <w:r>
-        <w:rPr>
-          <w:rFonts w:cstheme="minorHAnsi"/>
-          <w:sz w:val="24"/>
-          <w:szCs w:val="24"/>
-          <w:lang w:eastAsia="en-IN"/>
-        </w:rPr>
-        <w:t> </w:t>
-      </w:r>
-      <w:r>
-        <w:rPr>
-          <w:rFonts w:cstheme="minorHAnsi"/>
-          <w:sz w:val="24"/>
-          <w:szCs w:val="24"/>
-          <w:lang w:eastAsia="en-IN"/>
-        </w:rPr>
-        <w:t> </w:t>
-      </w:r>
-      <w:r>
-        <w:rPr>
-          <w:rFonts w:cstheme="minorHAnsi"/>
-          <w:sz w:val="24"/>
-          <w:szCs w:val="24"/>
-          <w:lang w:eastAsia="en-IN"/>
-        </w:rPr>
-        <w:t> </w:t>
-      </w:r>
-      <w:r>
-        <w:rPr>
-          <w:rFonts w:cstheme="minorHAnsi"/>
-          <w:sz w:val="24"/>
-          <w:szCs w:val="24"/>
-          <w:lang w:eastAsia="en-IN"/>
-        </w:rPr>
-        <w:t> </w:t>
-      </w:r>
-      <w:r>
-        <w:rPr>
-          <w:rFonts w:cstheme="minorHAnsi"/>
-          <w:sz w:val="24"/>
-          <w:szCs w:val="24"/>
-          <w:lang w:eastAsia="en-IN"/>
-        </w:rPr>
-        <w:t> </w:t>
-      </w:r>
-      <w:r>
-        <w:rPr>
-          <w:rFonts w:cstheme="minorHAnsi"/>
-          <w:sz w:val="24"/>
-          <w:szCs w:val="24"/>
-          <w:lang w:eastAsia="en-IN"/>
-        </w:rPr>
-        <w:t> </w:t>
-      </w:r>
-      <w:r>
-        <w:rPr>
-          <w:rFonts w:cstheme="minorHAnsi"/>
-          <w:sz w:val="24"/>
-          <w:szCs w:val="24"/>
-          <w:lang w:eastAsia="en-IN"/>
-        </w:rPr>
-        <w:t> </w:t>
-      </w:r>
-      <w:r>
-        <w:rPr>
-          <w:rFonts w:cstheme="minorHAnsi"/>
-          <w:sz w:val="24"/>
-          <w:szCs w:val="24"/>
-          <w:lang w:eastAsia="en-IN"/>
-        </w:rPr>
-        <w:t> </w:t>
-      </w:r>
-      <w:r>
-        <w:rPr>
-          <w:rFonts w:cstheme="minorHAnsi"/>
-          <w:sz w:val="24"/>
-          <w:szCs w:val="24"/>
-          <w:lang w:eastAsia="en-IN"/>
-        </w:rPr>
-        <w:t> </w:t>
-      </w:r>
-      <w:r>
-        <w:rPr>
-          <w:rFonts w:cstheme="minorHAnsi"/>
-          <w:sz w:val="24"/>
-          <w:szCs w:val="24"/>
-          <w:lang w:eastAsia="en-IN"/>
-        </w:rPr>
-        <w:t> </w:t>
-      </w:r>
-      <w:r>
-        <w:rPr>
-          <w:rFonts w:cstheme="minorHAnsi"/>
-          <w:sz w:val="24"/>
-          <w:szCs w:val="24"/>
-          <w:lang w:eastAsia="en-IN"/>
-        </w:rPr>
-        <w:t> </w:t>
-      </w:r>
-      <w:r>
-        <w:rPr>
-          <w:rFonts w:cstheme="minorHAnsi"/>
-          <w:sz w:val="24"/>
-          <w:szCs w:val="24"/>
-          <w:lang w:eastAsia="en-IN"/>
-        </w:rPr>
-        <w:t> </w:t>
-      </w:r>
-      <w:r>
-        <w:rPr>
-          <w:rFonts w:cstheme="minorHAnsi"/>
-          <w:sz w:val="24"/>
-          <w:szCs w:val="24"/>
-          <w:lang w:eastAsia="en-IN"/>
-        </w:rPr>
-        <w:t> </w:t>
-      </w:r>
-      <w:r>
-        <w:rPr>
-          <w:rFonts w:cstheme="minorHAnsi"/>
-          <w:sz w:val="24"/>
-          <w:szCs w:val="24"/>
-          <w:lang w:eastAsia="en-IN"/>
-        </w:rPr>
-        <w:t> </w:t>
-      </w:r>
-      <w:r>
-        <w:rPr>
-          <w:rFonts w:cstheme="minorHAnsi"/>
-          <w:sz w:val="24"/>
-          <w:szCs w:val="24"/>
-          <w:lang w:eastAsia="en-IN"/>
-        </w:rPr>
-        <w:t> </w:t>
-      </w:r>
-      <w:r>
-        <w:rPr>
-          <w:rFonts w:cstheme="minorHAnsi"/>
-          <w:sz w:val="24"/>
-          <w:szCs w:val="24"/>
-          <w:lang w:eastAsia="en-IN"/>
-        </w:rPr>
-        <w:t> </w:t>
-      </w:r>
-      <w:r>
-        <w:rPr>
-          <w:rFonts w:cstheme="minorHAnsi"/>
-          <w:sz w:val="24"/>
-          <w:szCs w:val="24"/>
-          <w:lang w:eastAsia="en-IN"/>
-        </w:rPr>
-        <w:t> </w:t>
-      </w:r>
-      <w:r>
-        <w:rPr>
-          <w:rFonts w:cstheme="minorHAnsi"/>
-          <w:sz w:val="24"/>
-          <w:szCs w:val="24"/>
-          <w:lang w:eastAsia="en-IN"/>
-        </w:rPr>
-        <w:t> </w:t>
-      </w:r>
-      <w:r>
-        <w:rPr>
-          <w:rFonts w:cstheme="minorHAnsi"/>
-          <w:sz w:val="24"/>
-          <w:szCs w:val="24"/>
-          <w:lang w:eastAsia="en-IN"/>
-        </w:rPr>
-        <w:t> </w:t>
-      </w:r>
-      <w:r>
-        <w:rPr>
-          <w:rFonts w:cstheme="minorHAnsi"/>
-          <w:sz w:val="24"/>
-          <w:szCs w:val="24"/>
-          <w:lang w:eastAsia="en-IN"/>
-        </w:rPr>
-        <w:t> </w:t>
-      </w:r>
-      <w:r>
-        <w:rPr>
-          <w:rFonts w:cstheme="minorHAnsi"/>
-          <w:sz w:val="24"/>
-          <w:szCs w:val="24"/>
-          <w:lang w:eastAsia="en-IN"/>
-        </w:rPr>
-        <w:t> </w:t>
+        <w:t>Policy number)</w:t>
       </w:r>
       <w:r>
         <w:rPr>
@@ -16907,7 +17907,7 @@
           <w:lang w:eastAsia="en-IN"/>
           <w14:ligatures w14:val="none"/>
         </w:rPr>
-        <w:t>SELECT+CURSOR+WHERE</w:t>
+        <w:t>Claim Table</w:t>
       </w:r>
     </w:p>
     <w:p>
@@ -16986,7 +17986,268 @@
           <w:szCs w:val="24"/>
           <w:lang w:eastAsia="en-IN"/>
         </w:rPr>
-        <w:tab/>
+        <w:t> </w:t>
+      </w:r>
+      <w:r>
+        <w:rPr>
+          <w:rFonts w:cstheme="minorHAnsi"/>
+          <w:sz w:val="24"/>
+          <w:szCs w:val="24"/>
+          <w:lang w:eastAsia="en-IN"/>
+        </w:rPr>
+        <w:t> </w:t>
+      </w:r>
+      <w:r>
+        <w:rPr>
+          <w:rFonts w:cstheme="minorHAnsi"/>
+          <w:sz w:val="24"/>
+          <w:szCs w:val="24"/>
+          <w:lang w:eastAsia="en-IN"/>
+        </w:rPr>
+        <w:t> </w:t>
+      </w:r>
+      <w:r>
+        <w:rPr>
+          <w:rFonts w:cstheme="minorHAnsi"/>
+          <w:sz w:val="24"/>
+          <w:szCs w:val="24"/>
+          <w:lang w:eastAsia="en-IN"/>
+        </w:rPr>
+        <w:t> </w:t>
+      </w:r>
+      <w:r>
+        <w:rPr>
+          <w:rFonts w:cstheme="minorHAnsi"/>
+          <w:sz w:val="24"/>
+          <w:szCs w:val="24"/>
+          <w:lang w:eastAsia="en-IN"/>
+        </w:rPr>
+        <w:t> </w:t>
+      </w:r>
+      <w:r>
+        <w:rPr>
+          <w:rFonts w:cstheme="minorHAnsi"/>
+          <w:sz w:val="24"/>
+          <w:szCs w:val="24"/>
+          <w:lang w:eastAsia="en-IN"/>
+        </w:rPr>
+        <w:t> </w:t>
+      </w:r>
+      <w:r>
+        <w:rPr>
+          <w:rFonts w:cstheme="minorHAnsi"/>
+          <w:sz w:val="24"/>
+          <w:szCs w:val="24"/>
+          <w:lang w:eastAsia="en-IN"/>
+        </w:rPr>
+        <w:t> </w:t>
+      </w:r>
+      <w:r>
+        <w:rPr>
+          <w:rFonts w:cstheme="minorHAnsi"/>
+          <w:sz w:val="24"/>
+          <w:szCs w:val="24"/>
+          <w:lang w:eastAsia="en-IN"/>
+        </w:rPr>
+        <w:t> </w:t>
+      </w:r>
+      <w:r>
+        <w:rPr>
+          <w:rFonts w:cstheme="minorHAnsi"/>
+          <w:sz w:val="24"/>
+          <w:szCs w:val="24"/>
+          <w:lang w:eastAsia="en-IN"/>
+        </w:rPr>
+        <w:t> </w:t>
+      </w:r>
+      <w:r>
+        <w:rPr>
+          <w:rFonts w:cstheme="minorHAnsi"/>
+          <w:sz w:val="24"/>
+          <w:szCs w:val="24"/>
+          <w:lang w:eastAsia="en-IN"/>
+        </w:rPr>
+        <w:t> </w:t>
+      </w:r>
+      <w:r>
+        <w:rPr>
+          <w:rFonts w:cstheme="minorHAnsi"/>
+          <w:sz w:val="24"/>
+          <w:szCs w:val="24"/>
+          <w:lang w:eastAsia="en-IN"/>
+        </w:rPr>
+        <w:t> </w:t>
+      </w:r>
+      <w:r>
+        <w:rPr>
+          <w:rFonts w:cstheme="minorHAnsi"/>
+          <w:sz w:val="24"/>
+          <w:szCs w:val="24"/>
+          <w:lang w:eastAsia="en-IN"/>
+        </w:rPr>
+        <w:t> </w:t>
+      </w:r>
+      <w:r>
+        <w:rPr>
+          <w:rFonts w:cstheme="minorHAnsi"/>
+          <w:sz w:val="24"/>
+          <w:szCs w:val="24"/>
+          <w:lang w:eastAsia="en-IN"/>
+        </w:rPr>
+        <w:t> </w:t>
+      </w:r>
+      <w:r>
+        <w:rPr>
+          <w:rFonts w:cstheme="minorHAnsi"/>
+          <w:sz w:val="24"/>
+          <w:szCs w:val="24"/>
+          <w:lang w:eastAsia="en-IN"/>
+        </w:rPr>
+        <w:t> </w:t>
+      </w:r>
+      <w:r>
+        <w:rPr>
+          <w:rFonts w:cstheme="minorHAnsi"/>
+          <w:sz w:val="24"/>
+          <w:szCs w:val="24"/>
+          <w:lang w:eastAsia="en-IN"/>
+        </w:rPr>
+        <w:t> </w:t>
+      </w:r>
+      <w:r>
+        <w:rPr>
+          <w:rFonts w:cstheme="minorHAnsi"/>
+          <w:sz w:val="24"/>
+          <w:szCs w:val="24"/>
+          <w:lang w:eastAsia="en-IN"/>
+        </w:rPr>
+        <w:t> </w:t>
+      </w:r>
+      <w:r>
+        <w:rPr>
+          <w:rFonts w:cstheme="minorHAnsi"/>
+          <w:sz w:val="24"/>
+          <w:szCs w:val="24"/>
+          <w:lang w:eastAsia="en-IN"/>
+        </w:rPr>
+        <w:t> </w:t>
+      </w:r>
+      <w:r>
+        <w:rPr>
+          <w:rFonts w:cstheme="minorHAnsi"/>
+          <w:sz w:val="24"/>
+          <w:szCs w:val="24"/>
+          <w:lang w:eastAsia="en-IN"/>
+        </w:rPr>
+        <w:t> </w:t>
+      </w:r>
+      <w:r>
+        <w:rPr>
+          <w:rFonts w:cstheme="minorHAnsi"/>
+          <w:sz w:val="24"/>
+          <w:szCs w:val="24"/>
+          <w:lang w:eastAsia="en-IN"/>
+        </w:rPr>
+        <w:t> </w:t>
+      </w:r>
+      <w:r>
+        <w:rPr>
+          <w:rFonts w:cstheme="minorHAnsi"/>
+          <w:sz w:val="24"/>
+          <w:szCs w:val="24"/>
+          <w:lang w:eastAsia="en-IN"/>
+        </w:rPr>
+        <w:t> </w:t>
+      </w:r>
+      <w:r>
+        <w:rPr>
+          <w:rFonts w:cstheme="minorHAnsi"/>
+          <w:sz w:val="24"/>
+          <w:szCs w:val="24"/>
+          <w:lang w:eastAsia="en-IN"/>
+        </w:rPr>
+        <w:t> </w:t>
+      </w:r>
+      <w:r>
+        <w:rPr>
+          <w:rFonts w:cstheme="minorHAnsi"/>
+          <w:sz w:val="24"/>
+          <w:szCs w:val="24"/>
+          <w:lang w:eastAsia="en-IN"/>
+        </w:rPr>
+        <w:t> </w:t>
+      </w:r>
+      <w:r>
+        <w:rPr>
+          <w:rFonts w:cstheme="minorHAnsi"/>
+          <w:sz w:val="24"/>
+          <w:szCs w:val="24"/>
+          <w:lang w:eastAsia="en-IN"/>
+        </w:rPr>
+        <w:t> </w:t>
+      </w:r>
+      <w:r>
+        <w:rPr>
+          <w:rFonts w:cstheme="minorHAnsi"/>
+          <w:sz w:val="24"/>
+          <w:szCs w:val="24"/>
+          <w:lang w:eastAsia="en-IN"/>
+        </w:rPr>
+        <w:t> </w:t>
+      </w:r>
+      <w:r>
+        <w:rPr>
+          <w:rFonts w:cstheme="minorHAnsi"/>
+          <w:sz w:val="24"/>
+          <w:szCs w:val="24"/>
+          <w:lang w:eastAsia="en-IN"/>
+        </w:rPr>
+        <w:t> </w:t>
+      </w:r>
+      <w:r>
+        <w:rPr>
+          <w:rFonts w:cstheme="minorHAnsi"/>
+          <w:sz w:val="24"/>
+          <w:szCs w:val="24"/>
+          <w:lang w:eastAsia="en-IN"/>
+        </w:rPr>
+        <w:t> </w:t>
+      </w:r>
+      <w:r>
+        <w:rPr>
+          <w:rFonts w:cstheme="minorHAnsi"/>
+          <w:sz w:val="24"/>
+          <w:szCs w:val="24"/>
+          <w:lang w:eastAsia="en-IN"/>
+        </w:rPr>
+        <w:t> </w:t>
+      </w:r>
+      <w:r>
+        <w:rPr>
+          <w:rFonts w:cstheme="minorHAnsi"/>
+          <w:sz w:val="24"/>
+          <w:szCs w:val="24"/>
+          <w:lang w:eastAsia="en-IN"/>
+        </w:rPr>
+        <w:t> </w:t>
+      </w:r>
+      <w:r>
+        <w:rPr>
+          <w:rFonts w:cstheme="minorHAnsi"/>
+          <w:sz w:val="24"/>
+          <w:szCs w:val="24"/>
+          <w:lang w:eastAsia="en-IN"/>
+        </w:rPr>
+        <w:t> </w:t>
+      </w:r>
+      <w:r>
+        <w:rPr>
+          <w:rFonts w:cstheme="minorHAnsi"/>
+          <w:sz w:val="24"/>
+          <w:szCs w:val="24"/>
+          <w:lang w:eastAsia="en-IN"/>
+        </w:rPr>
+        <w:t> </w:t>
       </w:r>
       <w:r>
         <w:rPr>
@@ -16998,108 +18259,14 @@
           <w:lang w:eastAsia="en-IN"/>
           <w14:ligatures w14:val="none"/>
         </w:rPr>
-        <w:t>2. PGM2 -&gt; Table(Policy number)</w:t>
-      </w:r>
-      <w:r>
-        <w:rPr>
-          <w:rFonts w:cstheme="minorHAnsi"/>
-          <w:sz w:val="24"/>
-          <w:szCs w:val="24"/>
-          <w:lang w:eastAsia="en-IN"/>
-        </w:rPr>
-        <w:t> </w:t>
-      </w:r>
-      <w:r>
-        <w:rPr>
-          <w:rFonts w:cstheme="minorHAnsi"/>
-          <w:sz w:val="24"/>
-          <w:szCs w:val="24"/>
-          <w:lang w:eastAsia="en-IN"/>
-        </w:rPr>
-        <w:t> </w:t>
-      </w:r>
-      <w:r>
-        <w:rPr>
-          <w:rFonts w:cstheme="minorHAnsi"/>
-          <w:sz w:val="24"/>
-          <w:szCs w:val="24"/>
-          <w:lang w:eastAsia="en-IN"/>
-        </w:rPr>
-        <w:t> </w:t>
-      </w:r>
-      <w:r>
-        <w:rPr>
-          <w:rFonts w:cstheme="minorHAnsi"/>
-          <w:sz w:val="24"/>
-          <w:szCs w:val="24"/>
-          <w:lang w:eastAsia="en-IN"/>
-        </w:rPr>
-        <w:t> </w:t>
-      </w:r>
-      <w:r>
-        <w:rPr>
-          <w:rFonts w:cstheme="minorHAnsi"/>
-          <w:sz w:val="24"/>
-          <w:szCs w:val="24"/>
-          <w:lang w:eastAsia="en-IN"/>
-        </w:rPr>
-        <w:t> </w:t>
-      </w:r>
-      <w:r>
-        <w:rPr>
-          <w:rFonts w:cstheme="minorHAnsi"/>
-          <w:sz w:val="24"/>
-          <w:szCs w:val="24"/>
-          <w:lang w:eastAsia="en-IN"/>
-        </w:rPr>
-        <w:t> </w:t>
-      </w:r>
-      <w:r>
-        <w:rPr>
-          <w:rFonts w:cstheme="minorHAnsi"/>
-          <w:sz w:val="24"/>
-          <w:szCs w:val="24"/>
-          <w:lang w:eastAsia="en-IN"/>
-        </w:rPr>
-        <w:t> </w:t>
-      </w:r>
-      <w:r>
-        <w:rPr>
-          <w:rFonts w:cstheme="minorHAnsi"/>
-          <w:sz w:val="24"/>
-          <w:szCs w:val="24"/>
-          <w:lang w:eastAsia="en-IN"/>
-        </w:rPr>
-        <w:t> </w:t>
-      </w:r>
-      <w:r>
-        <w:rPr>
-          <w:rFonts w:cstheme="minorHAnsi"/>
-          <w:sz w:val="24"/>
-          <w:szCs w:val="24"/>
-          <w:lang w:eastAsia="en-IN"/>
-        </w:rPr>
-        <w:t> </w:t>
-      </w:r>
-      <w:r>
-        <w:rPr>
-          <w:rFonts w:cstheme="minorHAnsi"/>
-          <w:sz w:val="24"/>
-          <w:szCs w:val="24"/>
-          <w:lang w:eastAsia="en-IN"/>
-        </w:rPr>
-        <w:t> </w:t>
-      </w:r>
-      <w:r>
-        <w:rPr>
-          <w:rFonts w:cstheme="minorHAnsi"/>
-          <w:sz w:val="24"/>
-          <w:szCs w:val="24"/>
-          <w:lang w:eastAsia="en-IN"/>
-        </w:rPr>
-        <w:t> </w:t>
-      </w:r>
-      <w:r>
+        <w:t>SELECT+CURSOR+WHERE</w:t>
+      </w:r>
+    </w:p>
+    <w:p>
+      <w:pPr>
+        <w:pStyle w:val="ListParagraph"/>
+        <w:shd w:val="clear" w:color="auto" w:fill="FFFFFF"/>
+        <w:spacing w:after="0" w:line="240" w:lineRule="auto"/>
         <w:rPr>
           <w:rFonts w:eastAsia="Times New Roman" w:cstheme="minorHAnsi"/>
           <w:color w:val="000000"/>
@@ -17109,14 +18276,71 @@
           <w:lang w:eastAsia="en-IN"/>
           <w14:ligatures w14:val="none"/>
         </w:rPr>
-        <w:t>Claim Table</w:t>
-      </w:r>
-    </w:p>
-    <w:p>
-      <w:pPr>
-        <w:pStyle w:val="ListParagraph"/>
-        <w:shd w:val="clear" w:color="auto" w:fill="FFFFFF"/>
-        <w:spacing w:after="0" w:line="240" w:lineRule="auto"/>
+      </w:pPr>
+      <w:r>
+        <w:rPr>
+          <w:rFonts w:cstheme="minorHAnsi"/>
+          <w:sz w:val="24"/>
+          <w:szCs w:val="24"/>
+          <w:lang w:eastAsia="en-IN"/>
+        </w:rPr>
+        <w:t> </w:t>
+      </w:r>
+      <w:r>
+        <w:rPr>
+          <w:rFonts w:cstheme="minorHAnsi"/>
+          <w:sz w:val="24"/>
+          <w:szCs w:val="24"/>
+          <w:lang w:eastAsia="en-IN"/>
+        </w:rPr>
+        <w:t> </w:t>
+      </w:r>
+      <w:r>
+        <w:rPr>
+          <w:rFonts w:cstheme="minorHAnsi"/>
+          <w:sz w:val="24"/>
+          <w:szCs w:val="24"/>
+          <w:lang w:eastAsia="en-IN"/>
+        </w:rPr>
+        <w:t> </w:t>
+      </w:r>
+      <w:r>
+        <w:rPr>
+          <w:rFonts w:cstheme="minorHAnsi"/>
+          <w:sz w:val="24"/>
+          <w:szCs w:val="24"/>
+          <w:lang w:eastAsia="en-IN"/>
+        </w:rPr>
+        <w:t> </w:t>
+      </w:r>
+      <w:r>
+        <w:rPr>
+          <w:rFonts w:cstheme="minorHAnsi"/>
+          <w:sz w:val="24"/>
+          <w:szCs w:val="24"/>
+          <w:lang w:eastAsia="en-IN"/>
+        </w:rPr>
+        <w:t> </w:t>
+      </w:r>
+      <w:r>
+        <w:rPr>
+          <w:rFonts w:cstheme="minorHAnsi"/>
+          <w:sz w:val="24"/>
+          <w:szCs w:val="24"/>
+          <w:lang w:eastAsia="en-IN"/>
+        </w:rPr>
+        <w:t> </w:t>
+      </w:r>
+      <w:r>
+        <w:rPr>
+          <w:rFonts w:cstheme="minorHAnsi"/>
+          <w:sz w:val="24"/>
+          <w:szCs w:val="24"/>
+          <w:lang w:eastAsia="en-IN"/>
+        </w:rPr>
+        <w:tab/>
+      </w:r>
+      <w:r>
         <w:rPr>
           <w:rFonts w:eastAsia="Times New Roman" w:cstheme="minorHAnsi"/>
           <w:color w:val="000000"/>
@@ -17126,151 +18350,9 @@
           <w:lang w:eastAsia="en-IN"/>
           <w14:ligatures w14:val="none"/>
         </w:rPr>
-      </w:pPr>
-      <w:r>
-        <w:rPr>
-          <w:rFonts w:cstheme="minorHAnsi"/>
-          <w:sz w:val="24"/>
-          <w:szCs w:val="24"/>
-          <w:lang w:eastAsia="en-IN"/>
-        </w:rPr>
-        <w:t> </w:t>
-      </w:r>
-      <w:r>
-        <w:rPr>
-          <w:rFonts w:cstheme="minorHAnsi"/>
-          <w:sz w:val="24"/>
-          <w:szCs w:val="24"/>
-          <w:lang w:eastAsia="en-IN"/>
-        </w:rPr>
-        <w:t> </w:t>
-      </w:r>
-      <w:r>
-        <w:rPr>
-          <w:rFonts w:cstheme="minorHAnsi"/>
-          <w:sz w:val="24"/>
-          <w:szCs w:val="24"/>
-          <w:lang w:eastAsia="en-IN"/>
-        </w:rPr>
-        <w:t> </w:t>
-      </w:r>
-      <w:r>
-        <w:rPr>
-          <w:rFonts w:cstheme="minorHAnsi"/>
-          <w:sz w:val="24"/>
-          <w:szCs w:val="24"/>
-          <w:lang w:eastAsia="en-IN"/>
-        </w:rPr>
-        <w:t> </w:t>
-      </w:r>
-      <w:r>
-        <w:rPr>
-          <w:rFonts w:cstheme="minorHAnsi"/>
-          <w:sz w:val="24"/>
-          <w:szCs w:val="24"/>
-          <w:lang w:eastAsia="en-IN"/>
-        </w:rPr>
-        <w:t> </w:t>
-      </w:r>
-      <w:r>
-        <w:rPr>
-          <w:rFonts w:cstheme="minorHAnsi"/>
-          <w:sz w:val="24"/>
-          <w:szCs w:val="24"/>
-          <w:lang w:eastAsia="en-IN"/>
-        </w:rPr>
-        <w:t> </w:t>
-      </w:r>
-      <w:r>
-        <w:rPr>
-          <w:rFonts w:cstheme="minorHAnsi"/>
-          <w:sz w:val="24"/>
-          <w:szCs w:val="24"/>
-          <w:lang w:eastAsia="en-IN"/>
-        </w:rPr>
-        <w:t> </w:t>
-      </w:r>
-      <w:r>
-        <w:rPr>
-          <w:rFonts w:cstheme="minorHAnsi"/>
-          <w:sz w:val="24"/>
-          <w:szCs w:val="24"/>
-          <w:lang w:eastAsia="en-IN"/>
-        </w:rPr>
-        <w:t> </w:t>
-      </w:r>
-      <w:r>
-        <w:rPr>
-          <w:rFonts w:cstheme="minorHAnsi"/>
-          <w:sz w:val="24"/>
-          <w:szCs w:val="24"/>
-          <w:lang w:eastAsia="en-IN"/>
-        </w:rPr>
-        <w:t> </w:t>
-      </w:r>
-      <w:r>
-        <w:rPr>
-          <w:rFonts w:cstheme="minorHAnsi"/>
-          <w:sz w:val="24"/>
-          <w:szCs w:val="24"/>
-          <w:lang w:eastAsia="en-IN"/>
-        </w:rPr>
-        <w:t> </w:t>
-      </w:r>
-      <w:r>
-        <w:rPr>
-          <w:rFonts w:cstheme="minorHAnsi"/>
-          <w:sz w:val="24"/>
-          <w:szCs w:val="24"/>
-          <w:lang w:eastAsia="en-IN"/>
-        </w:rPr>
-        <w:t> </w:t>
-      </w:r>
-      <w:r>
-        <w:rPr>
-          <w:rFonts w:cstheme="minorHAnsi"/>
-          <w:sz w:val="24"/>
-          <w:szCs w:val="24"/>
-          <w:lang w:eastAsia="en-IN"/>
-        </w:rPr>
-        <w:t> </w:t>
-      </w:r>
-      <w:r>
-        <w:rPr>
-          <w:rFonts w:cstheme="minorHAnsi"/>
-          <w:sz w:val="24"/>
-          <w:szCs w:val="24"/>
-          <w:lang w:eastAsia="en-IN"/>
-        </w:rPr>
-        <w:t> </w:t>
-      </w:r>
-      <w:r>
-        <w:rPr>
-          <w:rFonts w:cstheme="minorHAnsi"/>
-          <w:sz w:val="24"/>
-          <w:szCs w:val="24"/>
-          <w:lang w:eastAsia="en-IN"/>
-        </w:rPr>
-        <w:t> </w:t>
-      </w:r>
-      <w:r>
-        <w:rPr>
-          <w:rFonts w:cstheme="minorHAnsi"/>
-          <w:sz w:val="24"/>
-          <w:szCs w:val="24"/>
-          <w:lang w:eastAsia="en-IN"/>
-        </w:rPr>
-        <w:t> </w:t>
-      </w:r>
-      <w:r>
-        <w:rPr>
-          <w:rFonts w:cstheme="minorHAnsi"/>
-          <w:sz w:val="24"/>
-          <w:szCs w:val="24"/>
-          <w:lang w:eastAsia="en-IN"/>
-        </w:rPr>
-        <w:t> </w:t>
-      </w:r>
+        <w:t xml:space="preserve">2. PGM2 -&gt; </w:t>
+      </w:r>
+      <w:proofErr w:type="gramStart"/>
       <w:r>
         <w:rPr>
           <w:rFonts w:eastAsia="Times New Roman" w:cstheme="minorHAnsi"/>
@@ -17281,108 +18363,9 @@
           <w:lang w:eastAsia="en-IN"/>
           <w14:ligatures w14:val="none"/>
         </w:rPr>
-        <w:t>SELECT+CURSOR</w:t>
-      </w:r>
-      <w:r>
-        <w:rPr>
-          <w:rFonts w:cstheme="minorHAnsi"/>
-          <w:sz w:val="24"/>
-          <w:szCs w:val="24"/>
-          <w:lang w:eastAsia="en-IN"/>
-        </w:rPr>
-        <w:t> </w:t>
-      </w:r>
-      <w:r>
-        <w:rPr>
-          <w:rFonts w:cstheme="minorHAnsi"/>
-          <w:sz w:val="24"/>
-          <w:szCs w:val="24"/>
-          <w:lang w:eastAsia="en-IN"/>
-        </w:rPr>
-        <w:t> </w:t>
-      </w:r>
-      <w:r>
-        <w:rPr>
-          <w:rFonts w:cstheme="minorHAnsi"/>
-          <w:sz w:val="24"/>
-          <w:szCs w:val="24"/>
-          <w:lang w:eastAsia="en-IN"/>
-        </w:rPr>
-        <w:t> </w:t>
-      </w:r>
-      <w:r>
-        <w:rPr>
-          <w:rFonts w:cstheme="minorHAnsi"/>
-          <w:sz w:val="24"/>
-          <w:szCs w:val="24"/>
-          <w:lang w:eastAsia="en-IN"/>
-        </w:rPr>
-        <w:t> </w:t>
-      </w:r>
-      <w:r>
-        <w:rPr>
-          <w:rFonts w:cstheme="minorHAnsi"/>
-          <w:sz w:val="24"/>
-          <w:szCs w:val="24"/>
-          <w:lang w:eastAsia="en-IN"/>
-        </w:rPr>
-        <w:t> </w:t>
-      </w:r>
-      <w:r>
-        <w:rPr>
-          <w:rFonts w:cstheme="minorHAnsi"/>
-          <w:sz w:val="24"/>
-          <w:szCs w:val="24"/>
-          <w:lang w:eastAsia="en-IN"/>
-        </w:rPr>
-        <w:t> </w:t>
-      </w:r>
-      <w:r>
-        <w:rPr>
-          <w:rFonts w:cstheme="minorHAnsi"/>
-          <w:sz w:val="24"/>
-          <w:szCs w:val="24"/>
-          <w:lang w:eastAsia="en-IN"/>
-        </w:rPr>
-        <w:t> </w:t>
-      </w:r>
-      <w:r>
-        <w:rPr>
-          <w:rFonts w:cstheme="minorHAnsi"/>
-          <w:sz w:val="24"/>
-          <w:szCs w:val="24"/>
-          <w:lang w:eastAsia="en-IN"/>
-        </w:rPr>
-        <w:t> </w:t>
-      </w:r>
-      <w:r>
-        <w:rPr>
-          <w:rFonts w:cstheme="minorHAnsi"/>
-          <w:sz w:val="24"/>
-          <w:szCs w:val="24"/>
-          <w:lang w:eastAsia="en-IN"/>
-        </w:rPr>
-        <w:t> </w:t>
-      </w:r>
-      <w:r>
-        <w:rPr>
-          <w:rFonts w:cstheme="minorHAnsi"/>
-          <w:sz w:val="24"/>
-          <w:szCs w:val="24"/>
-          <w:lang w:eastAsia="en-IN"/>
-        </w:rPr>
-        <w:t> </w:t>
-      </w:r>
-      <w:r>
-        <w:rPr>
-          <w:rFonts w:cstheme="minorHAnsi"/>
-          <w:sz w:val="24"/>
-          <w:szCs w:val="24"/>
-          <w:lang w:eastAsia="en-IN"/>
-        </w:rPr>
-        <w:t> </w:t>
-      </w:r>
-      <w:proofErr w:type="spellStart"/>
+        <w:t>Table(</w:t>
+      </w:r>
+      <w:proofErr w:type="gramEnd"/>
       <w:r>
         <w:rPr>
           <w:rFonts w:eastAsia="Times New Roman" w:cstheme="minorHAnsi"/>
@@ -17393,15 +18376,108 @@
           <w:lang w:eastAsia="en-IN"/>
           <w14:ligatures w14:val="none"/>
         </w:rPr>
-        <w:t>SELECT+CURSOR</w:t>
-      </w:r>
-      <w:proofErr w:type="spellEnd"/>
-    </w:p>
-    <w:p>
-      <w:pPr>
-        <w:pStyle w:val="ListParagraph"/>
-        <w:shd w:val="clear" w:color="auto" w:fill="FFFFFF"/>
-        <w:spacing w:after="0" w:line="240" w:lineRule="auto"/>
+        <w:t>Policy number)</w:t>
+      </w:r>
+      <w:r>
+        <w:rPr>
+          <w:rFonts w:cstheme="minorHAnsi"/>
+          <w:sz w:val="24"/>
+          <w:szCs w:val="24"/>
+          <w:lang w:eastAsia="en-IN"/>
+        </w:rPr>
+        <w:t> </w:t>
+      </w:r>
+      <w:r>
+        <w:rPr>
+          <w:rFonts w:cstheme="minorHAnsi"/>
+          <w:sz w:val="24"/>
+          <w:szCs w:val="24"/>
+          <w:lang w:eastAsia="en-IN"/>
+        </w:rPr>
+        <w:t> </w:t>
+      </w:r>
+      <w:r>
+        <w:rPr>
+          <w:rFonts w:cstheme="minorHAnsi"/>
+          <w:sz w:val="24"/>
+          <w:szCs w:val="24"/>
+          <w:lang w:eastAsia="en-IN"/>
+        </w:rPr>
+        <w:t> </w:t>
+      </w:r>
+      <w:r>
+        <w:rPr>
+          <w:rFonts w:cstheme="minorHAnsi"/>
+          <w:sz w:val="24"/>
+          <w:szCs w:val="24"/>
+          <w:lang w:eastAsia="en-IN"/>
+        </w:rPr>
+        <w:t> </w:t>
+      </w:r>
+      <w:r>
+        <w:rPr>
+          <w:rFonts w:cstheme="minorHAnsi"/>
+          <w:sz w:val="24"/>
+          <w:szCs w:val="24"/>
+          <w:lang w:eastAsia="en-IN"/>
+        </w:rPr>
+        <w:t> </w:t>
+      </w:r>
+      <w:r>
+        <w:rPr>
+          <w:rFonts w:cstheme="minorHAnsi"/>
+          <w:sz w:val="24"/>
+          <w:szCs w:val="24"/>
+          <w:lang w:eastAsia="en-IN"/>
+        </w:rPr>
+        <w:t> </w:t>
+      </w:r>
+      <w:r>
+        <w:rPr>
+          <w:rFonts w:cstheme="minorHAnsi"/>
+          <w:sz w:val="24"/>
+          <w:szCs w:val="24"/>
+          <w:lang w:eastAsia="en-IN"/>
+        </w:rPr>
+        <w:t> </w:t>
+      </w:r>
+      <w:r>
+        <w:rPr>
+          <w:rFonts w:cstheme="minorHAnsi"/>
+          <w:sz w:val="24"/>
+          <w:szCs w:val="24"/>
+          <w:lang w:eastAsia="en-IN"/>
+        </w:rPr>
+        <w:t> </w:t>
+      </w:r>
+      <w:r>
+        <w:rPr>
+          <w:rFonts w:cstheme="minorHAnsi"/>
+          <w:sz w:val="24"/>
+          <w:szCs w:val="24"/>
+          <w:lang w:eastAsia="en-IN"/>
+        </w:rPr>
+        <w:t> </w:t>
+      </w:r>
+      <w:r>
+        <w:rPr>
+          <w:rFonts w:cstheme="minorHAnsi"/>
+          <w:sz w:val="24"/>
+          <w:szCs w:val="24"/>
+          <w:lang w:eastAsia="en-IN"/>
+        </w:rPr>
+        <w:t> </w:t>
+      </w:r>
+      <w:r>
+        <w:rPr>
+          <w:rFonts w:cstheme="minorHAnsi"/>
+          <w:sz w:val="24"/>
+          <w:szCs w:val="24"/>
+          <w:lang w:eastAsia="en-IN"/>
+        </w:rPr>
+        <w:t> </w:t>
+      </w:r>
+      <w:r>
         <w:rPr>
           <w:rFonts w:eastAsia="Times New Roman" w:cstheme="minorHAnsi"/>
           <w:color w:val="000000"/>
@@ -17411,116 +18487,14 @@
           <w:lang w:eastAsia="en-IN"/>
           <w14:ligatures w14:val="none"/>
         </w:rPr>
-      </w:pPr>
-      <w:r>
-        <w:rPr>
-          <w:rFonts w:cstheme="minorHAnsi"/>
-          <w:sz w:val="24"/>
-          <w:szCs w:val="24"/>
-          <w:lang w:eastAsia="en-IN"/>
-        </w:rPr>
-        <w:t> </w:t>
-      </w:r>
-      <w:r>
-        <w:rPr>
-          <w:rFonts w:cstheme="minorHAnsi"/>
-          <w:sz w:val="24"/>
-          <w:szCs w:val="24"/>
-          <w:lang w:eastAsia="en-IN"/>
-        </w:rPr>
-        <w:t> </w:t>
-      </w:r>
-      <w:r>
-        <w:rPr>
-          <w:rFonts w:cstheme="minorHAnsi"/>
-          <w:sz w:val="24"/>
-          <w:szCs w:val="24"/>
-          <w:lang w:eastAsia="en-IN"/>
-        </w:rPr>
-        <w:t> </w:t>
-      </w:r>
-      <w:r>
-        <w:rPr>
-          <w:rFonts w:cstheme="minorHAnsi"/>
-          <w:sz w:val="24"/>
-          <w:szCs w:val="24"/>
-          <w:lang w:eastAsia="en-IN"/>
-        </w:rPr>
-        <w:t> </w:t>
-      </w:r>
-      <w:r>
-        <w:rPr>
-          <w:rFonts w:cstheme="minorHAnsi"/>
-          <w:sz w:val="24"/>
-          <w:szCs w:val="24"/>
-          <w:lang w:eastAsia="en-IN"/>
-        </w:rPr>
-        <w:t> </w:t>
-      </w:r>
-      <w:r>
-        <w:rPr>
-          <w:rFonts w:cstheme="minorHAnsi"/>
-          <w:sz w:val="24"/>
-          <w:szCs w:val="24"/>
-          <w:lang w:eastAsia="en-IN"/>
-        </w:rPr>
-        <w:t> </w:t>
-      </w:r>
-      <w:r>
-        <w:rPr>
-          <w:rFonts w:cstheme="minorHAnsi"/>
-          <w:sz w:val="24"/>
-          <w:szCs w:val="24"/>
-          <w:lang w:eastAsia="en-IN"/>
-        </w:rPr>
-        <w:t> </w:t>
-      </w:r>
-      <w:r>
-        <w:rPr>
-          <w:rFonts w:cstheme="minorHAnsi"/>
-          <w:sz w:val="24"/>
-          <w:szCs w:val="24"/>
-          <w:lang w:eastAsia="en-IN"/>
-        </w:rPr>
-        <w:t> </w:t>
-      </w:r>
-      <w:r>
-        <w:rPr>
-          <w:rFonts w:cstheme="minorHAnsi"/>
-          <w:sz w:val="24"/>
-          <w:szCs w:val="24"/>
-          <w:lang w:eastAsia="en-IN"/>
-        </w:rPr>
-        <w:t> </w:t>
-      </w:r>
-      <w:r>
-        <w:rPr>
-          <w:rFonts w:cstheme="minorHAnsi"/>
-          <w:sz w:val="24"/>
-          <w:szCs w:val="24"/>
-          <w:lang w:eastAsia="en-IN"/>
-        </w:rPr>
-        <w:t> </w:t>
-      </w:r>
-      <w:r>
-        <w:rPr>
-          <w:rFonts w:cstheme="minorHAnsi"/>
-          <w:sz w:val="24"/>
-          <w:szCs w:val="24"/>
-          <w:lang w:eastAsia="en-IN"/>
-        </w:rPr>
-        <w:t> </w:t>
-      </w:r>
-      <w:r>
-        <w:rPr>
-          <w:rFonts w:cstheme="minorHAnsi"/>
-          <w:sz w:val="24"/>
-          <w:szCs w:val="24"/>
-          <w:lang w:eastAsia="en-IN"/>
-        </w:rPr>
-        <w:t> </w:t>
-      </w:r>
-      <w:r>
+        <w:t>Claim Table</w:t>
+      </w:r>
+    </w:p>
+    <w:p>
+      <w:pPr>
+        <w:pStyle w:val="ListParagraph"/>
+        <w:shd w:val="clear" w:color="auto" w:fill="FFFFFF"/>
+        <w:spacing w:after="0" w:line="240" w:lineRule="auto"/>
         <w:rPr>
           <w:rFonts w:eastAsia="Times New Roman" w:cstheme="minorHAnsi"/>
           <w:color w:val="000000"/>
@@ -17530,14 +18504,152 @@
           <w:lang w:eastAsia="en-IN"/>
           <w14:ligatures w14:val="none"/>
         </w:rPr>
-        <w:t>As Policy table is working as</w:t>
-      </w:r>
-    </w:p>
-    <w:p>
-      <w:pPr>
-        <w:pStyle w:val="ListParagraph"/>
-        <w:shd w:val="clear" w:color="auto" w:fill="FFFFFF"/>
-        <w:spacing w:after="0" w:line="240" w:lineRule="auto"/>
+      </w:pPr>
+      <w:r>
+        <w:rPr>
+          <w:rFonts w:cstheme="minorHAnsi"/>
+          <w:sz w:val="24"/>
+          <w:szCs w:val="24"/>
+          <w:lang w:eastAsia="en-IN"/>
+        </w:rPr>
+        <w:t> </w:t>
+      </w:r>
+      <w:r>
+        <w:rPr>
+          <w:rFonts w:cstheme="minorHAnsi"/>
+          <w:sz w:val="24"/>
+          <w:szCs w:val="24"/>
+          <w:lang w:eastAsia="en-IN"/>
+        </w:rPr>
+        <w:t> </w:t>
+      </w:r>
+      <w:r>
+        <w:rPr>
+          <w:rFonts w:cstheme="minorHAnsi"/>
+          <w:sz w:val="24"/>
+          <w:szCs w:val="24"/>
+          <w:lang w:eastAsia="en-IN"/>
+        </w:rPr>
+        <w:t> </w:t>
+      </w:r>
+      <w:r>
+        <w:rPr>
+          <w:rFonts w:cstheme="minorHAnsi"/>
+          <w:sz w:val="24"/>
+          <w:szCs w:val="24"/>
+          <w:lang w:eastAsia="en-IN"/>
+        </w:rPr>
+        <w:t> </w:t>
+      </w:r>
+      <w:r>
+        <w:rPr>
+          <w:rFonts w:cstheme="minorHAnsi"/>
+          <w:sz w:val="24"/>
+          <w:szCs w:val="24"/>
+          <w:lang w:eastAsia="en-IN"/>
+        </w:rPr>
+        <w:t> </w:t>
+      </w:r>
+      <w:r>
+        <w:rPr>
+          <w:rFonts w:cstheme="minorHAnsi"/>
+          <w:sz w:val="24"/>
+          <w:szCs w:val="24"/>
+          <w:lang w:eastAsia="en-IN"/>
+        </w:rPr>
+        <w:t> </w:t>
+      </w:r>
+      <w:r>
+        <w:rPr>
+          <w:rFonts w:cstheme="minorHAnsi"/>
+          <w:sz w:val="24"/>
+          <w:szCs w:val="24"/>
+          <w:lang w:eastAsia="en-IN"/>
+        </w:rPr>
+        <w:t> </w:t>
+      </w:r>
+      <w:r>
+        <w:rPr>
+          <w:rFonts w:cstheme="minorHAnsi"/>
+          <w:sz w:val="24"/>
+          <w:szCs w:val="24"/>
+          <w:lang w:eastAsia="en-IN"/>
+        </w:rPr>
+        <w:t> </w:t>
+      </w:r>
+      <w:r>
+        <w:rPr>
+          <w:rFonts w:cstheme="minorHAnsi"/>
+          <w:sz w:val="24"/>
+          <w:szCs w:val="24"/>
+          <w:lang w:eastAsia="en-IN"/>
+        </w:rPr>
+        <w:t> </w:t>
+      </w:r>
+      <w:r>
+        <w:rPr>
+          <w:rFonts w:cstheme="minorHAnsi"/>
+          <w:sz w:val="24"/>
+          <w:szCs w:val="24"/>
+          <w:lang w:eastAsia="en-IN"/>
+        </w:rPr>
+        <w:t> </w:t>
+      </w:r>
+      <w:r>
+        <w:rPr>
+          <w:rFonts w:cstheme="minorHAnsi"/>
+          <w:sz w:val="24"/>
+          <w:szCs w:val="24"/>
+          <w:lang w:eastAsia="en-IN"/>
+        </w:rPr>
+        <w:t> </w:t>
+      </w:r>
+      <w:r>
+        <w:rPr>
+          <w:rFonts w:cstheme="minorHAnsi"/>
+          <w:sz w:val="24"/>
+          <w:szCs w:val="24"/>
+          <w:lang w:eastAsia="en-IN"/>
+        </w:rPr>
+        <w:t> </w:t>
+      </w:r>
+      <w:r>
+        <w:rPr>
+          <w:rFonts w:cstheme="minorHAnsi"/>
+          <w:sz w:val="24"/>
+          <w:szCs w:val="24"/>
+          <w:lang w:eastAsia="en-IN"/>
+        </w:rPr>
+        <w:t> </w:t>
+      </w:r>
+      <w:r>
+        <w:rPr>
+          <w:rFonts w:cstheme="minorHAnsi"/>
+          <w:sz w:val="24"/>
+          <w:szCs w:val="24"/>
+          <w:lang w:eastAsia="en-IN"/>
+        </w:rPr>
+        <w:t> </w:t>
+      </w:r>
+      <w:r>
+        <w:rPr>
+          <w:rFonts w:cstheme="minorHAnsi"/>
+          <w:sz w:val="24"/>
+          <w:szCs w:val="24"/>
+          <w:lang w:eastAsia="en-IN"/>
+        </w:rPr>
+        <w:t> </w:t>
+      </w:r>
+      <w:r>
+        <w:rPr>
+          <w:rFonts w:cstheme="minorHAnsi"/>
+          <w:sz w:val="24"/>
+          <w:szCs w:val="24"/>
+          <w:lang w:eastAsia="en-IN"/>
+        </w:rPr>
+        <w:t> </w:t>
+      </w:r>
+      <w:r>
         <w:rPr>
           <w:rFonts w:eastAsia="Times New Roman" w:cstheme="minorHAnsi"/>
           <w:color w:val="000000"/>
@@ -17547,7 +18659,8 @@
           <w:lang w:eastAsia="en-IN"/>
           <w14:ligatures w14:val="none"/>
         </w:rPr>
-      </w:pPr>
+        <w:t>SELECT+CURSOR</w:t>
+      </w:r>
       <w:r>
         <w:rPr>
           <w:rFonts w:cstheme="minorHAnsi"/>
@@ -17647,15 +18760,7 @@
         </w:rPr>
         <w:t> </w:t>
       </w:r>
-      <w:r>
-        <w:rPr>
-          <w:rFonts w:cstheme="minorHAnsi"/>
-          <w:sz w:val="24"/>
-          <w:szCs w:val="24"/>
-          <w:lang w:eastAsia="en-IN"/>
-        </w:rPr>
-        <w:t> </w:t>
-      </w:r>
+      <w:proofErr w:type="spellStart"/>
       <w:r>
         <w:rPr>
           <w:rFonts w:eastAsia="Times New Roman" w:cstheme="minorHAnsi"/>
@@ -17666,8 +18771,295 @@
           <w:lang w:eastAsia="en-IN"/>
           <w14:ligatures w14:val="none"/>
         </w:rPr>
-        <w:t>input table, where</w:t>
-      </w:r>
+        <w:t>SELECT+CURSOR</w:t>
+      </w:r>
+      <w:proofErr w:type="spellEnd"/>
+    </w:p>
+    <w:p>
+      <w:pPr>
+        <w:pStyle w:val="ListParagraph"/>
+        <w:shd w:val="clear" w:color="auto" w:fill="FFFFFF"/>
+        <w:spacing w:after="0" w:line="240" w:lineRule="auto"/>
+        <w:rPr>
+          <w:rFonts w:eastAsia="Times New Roman" w:cstheme="minorHAnsi"/>
+          <w:color w:val="000000"/>
+          <w:kern w:val="0"/>
+          <w:sz w:val="24"/>
+          <w:szCs w:val="24"/>
+          <w:lang w:eastAsia="en-IN"/>
+          <w14:ligatures w14:val="none"/>
+        </w:rPr>
+      </w:pPr>
+      <w:r>
+        <w:rPr>
+          <w:rFonts w:cstheme="minorHAnsi"/>
+          <w:sz w:val="24"/>
+          <w:szCs w:val="24"/>
+          <w:lang w:eastAsia="en-IN"/>
+        </w:rPr>
+        <w:t> </w:t>
+      </w:r>
+      <w:r>
+        <w:rPr>
+          <w:rFonts w:cstheme="minorHAnsi"/>
+          <w:sz w:val="24"/>
+          <w:szCs w:val="24"/>
+          <w:lang w:eastAsia="en-IN"/>
+        </w:rPr>
+        <w:t> </w:t>
+      </w:r>
+      <w:r>
+        <w:rPr>
+          <w:rFonts w:cstheme="minorHAnsi"/>
+          <w:sz w:val="24"/>
+          <w:szCs w:val="24"/>
+          <w:lang w:eastAsia="en-IN"/>
+        </w:rPr>
+        <w:t> </w:t>
+      </w:r>
+      <w:r>
+        <w:rPr>
+          <w:rFonts w:cstheme="minorHAnsi"/>
+          <w:sz w:val="24"/>
+          <w:szCs w:val="24"/>
+          <w:lang w:eastAsia="en-IN"/>
+        </w:rPr>
+        <w:t> </w:t>
+      </w:r>
+      <w:r>
+        <w:rPr>
+          <w:rFonts w:cstheme="minorHAnsi"/>
+          <w:sz w:val="24"/>
+          <w:szCs w:val="24"/>
+          <w:lang w:eastAsia="en-IN"/>
+        </w:rPr>
+        <w:t> </w:t>
+      </w:r>
+      <w:r>
+        <w:rPr>
+          <w:rFonts w:cstheme="minorHAnsi"/>
+          <w:sz w:val="24"/>
+          <w:szCs w:val="24"/>
+          <w:lang w:eastAsia="en-IN"/>
+        </w:rPr>
+        <w:t> </w:t>
+      </w:r>
+      <w:r>
+        <w:rPr>
+          <w:rFonts w:cstheme="minorHAnsi"/>
+          <w:sz w:val="24"/>
+          <w:szCs w:val="24"/>
+          <w:lang w:eastAsia="en-IN"/>
+        </w:rPr>
+        <w:t> </w:t>
+      </w:r>
+      <w:r>
+        <w:rPr>
+          <w:rFonts w:cstheme="minorHAnsi"/>
+          <w:sz w:val="24"/>
+          <w:szCs w:val="24"/>
+          <w:lang w:eastAsia="en-IN"/>
+        </w:rPr>
+        <w:t> </w:t>
+      </w:r>
+      <w:r>
+        <w:rPr>
+          <w:rFonts w:cstheme="minorHAnsi"/>
+          <w:sz w:val="24"/>
+          <w:szCs w:val="24"/>
+          <w:lang w:eastAsia="en-IN"/>
+        </w:rPr>
+        <w:t> </w:t>
+      </w:r>
+      <w:r>
+        <w:rPr>
+          <w:rFonts w:cstheme="minorHAnsi"/>
+          <w:sz w:val="24"/>
+          <w:szCs w:val="24"/>
+          <w:lang w:eastAsia="en-IN"/>
+        </w:rPr>
+        <w:t> </w:t>
+      </w:r>
+      <w:r>
+        <w:rPr>
+          <w:rFonts w:cstheme="minorHAnsi"/>
+          <w:sz w:val="24"/>
+          <w:szCs w:val="24"/>
+          <w:lang w:eastAsia="en-IN"/>
+        </w:rPr>
+        <w:t> </w:t>
+      </w:r>
+      <w:r>
+        <w:rPr>
+          <w:rFonts w:cstheme="minorHAnsi"/>
+          <w:sz w:val="24"/>
+          <w:szCs w:val="24"/>
+          <w:lang w:eastAsia="en-IN"/>
+        </w:rPr>
+        <w:t> </w:t>
+      </w:r>
+      <w:r>
+        <w:rPr>
+          <w:rFonts w:eastAsia="Times New Roman" w:cstheme="minorHAnsi"/>
+          <w:color w:val="000000"/>
+          <w:kern w:val="0"/>
+          <w:sz w:val="24"/>
+          <w:szCs w:val="24"/>
+          <w:lang w:eastAsia="en-IN"/>
+          <w14:ligatures w14:val="none"/>
+        </w:rPr>
+        <w:t>As Policy table is working as</w:t>
+      </w:r>
+    </w:p>
+    <w:p>
+      <w:pPr>
+        <w:pStyle w:val="ListParagraph"/>
+        <w:shd w:val="clear" w:color="auto" w:fill="FFFFFF"/>
+        <w:spacing w:after="0" w:line="240" w:lineRule="auto"/>
+        <w:rPr>
+          <w:rFonts w:eastAsia="Times New Roman" w:cstheme="minorHAnsi"/>
+          <w:color w:val="000000"/>
+          <w:kern w:val="0"/>
+          <w:sz w:val="24"/>
+          <w:szCs w:val="24"/>
+          <w:lang w:eastAsia="en-IN"/>
+          <w14:ligatures w14:val="none"/>
+        </w:rPr>
+      </w:pPr>
+      <w:r>
+        <w:rPr>
+          <w:rFonts w:cstheme="minorHAnsi"/>
+          <w:sz w:val="24"/>
+          <w:szCs w:val="24"/>
+          <w:lang w:eastAsia="en-IN"/>
+        </w:rPr>
+        <w:t> </w:t>
+      </w:r>
+      <w:r>
+        <w:rPr>
+          <w:rFonts w:cstheme="minorHAnsi"/>
+          <w:sz w:val="24"/>
+          <w:szCs w:val="24"/>
+          <w:lang w:eastAsia="en-IN"/>
+        </w:rPr>
+        <w:t> </w:t>
+      </w:r>
+      <w:r>
+        <w:rPr>
+          <w:rFonts w:cstheme="minorHAnsi"/>
+          <w:sz w:val="24"/>
+          <w:szCs w:val="24"/>
+          <w:lang w:eastAsia="en-IN"/>
+        </w:rPr>
+        <w:t> </w:t>
+      </w:r>
+      <w:r>
+        <w:rPr>
+          <w:rFonts w:cstheme="minorHAnsi"/>
+          <w:sz w:val="24"/>
+          <w:szCs w:val="24"/>
+          <w:lang w:eastAsia="en-IN"/>
+        </w:rPr>
+        <w:t> </w:t>
+      </w:r>
+      <w:r>
+        <w:rPr>
+          <w:rFonts w:cstheme="minorHAnsi"/>
+          <w:sz w:val="24"/>
+          <w:szCs w:val="24"/>
+          <w:lang w:eastAsia="en-IN"/>
+        </w:rPr>
+        <w:t> </w:t>
+      </w:r>
+      <w:r>
+        <w:rPr>
+          <w:rFonts w:cstheme="minorHAnsi"/>
+          <w:sz w:val="24"/>
+          <w:szCs w:val="24"/>
+          <w:lang w:eastAsia="en-IN"/>
+        </w:rPr>
+        <w:t> </w:t>
+      </w:r>
+      <w:r>
+        <w:rPr>
+          <w:rFonts w:cstheme="minorHAnsi"/>
+          <w:sz w:val="24"/>
+          <w:szCs w:val="24"/>
+          <w:lang w:eastAsia="en-IN"/>
+        </w:rPr>
+        <w:t> </w:t>
+      </w:r>
+      <w:r>
+        <w:rPr>
+          <w:rFonts w:cstheme="minorHAnsi"/>
+          <w:sz w:val="24"/>
+          <w:szCs w:val="24"/>
+          <w:lang w:eastAsia="en-IN"/>
+        </w:rPr>
+        <w:t> </w:t>
+      </w:r>
+      <w:r>
+        <w:rPr>
+          <w:rFonts w:cstheme="minorHAnsi"/>
+          <w:sz w:val="24"/>
+          <w:szCs w:val="24"/>
+          <w:lang w:eastAsia="en-IN"/>
+        </w:rPr>
+        <w:t> </w:t>
+      </w:r>
+      <w:r>
+        <w:rPr>
+          <w:rFonts w:cstheme="minorHAnsi"/>
+          <w:sz w:val="24"/>
+          <w:szCs w:val="24"/>
+          <w:lang w:eastAsia="en-IN"/>
+        </w:rPr>
+        <w:t> </w:t>
+      </w:r>
+      <w:r>
+        <w:rPr>
+          <w:rFonts w:cstheme="minorHAnsi"/>
+          <w:sz w:val="24"/>
+          <w:szCs w:val="24"/>
+          <w:lang w:eastAsia="en-IN"/>
+        </w:rPr>
+        <w:t> </w:t>
+      </w:r>
+      <w:r>
+        <w:rPr>
+          <w:rFonts w:cstheme="minorHAnsi"/>
+          <w:sz w:val="24"/>
+          <w:szCs w:val="24"/>
+          <w:lang w:eastAsia="en-IN"/>
+        </w:rPr>
+        <w:t> </w:t>
+      </w:r>
+      <w:r>
+        <w:rPr>
+          <w:rFonts w:eastAsia="Times New Roman" w:cstheme="minorHAnsi"/>
+          <w:color w:val="000000"/>
+          <w:kern w:val="0"/>
+          <w:sz w:val="24"/>
+          <w:szCs w:val="24"/>
+          <w:lang w:eastAsia="en-IN"/>
+          <w14:ligatures w14:val="none"/>
+        </w:rPr>
+        <w:t xml:space="preserve">input table, </w:t>
+      </w:r>
+      <w:proofErr w:type="gramStart"/>
+      <w:r>
+        <w:rPr>
+          <w:rFonts w:eastAsia="Times New Roman" w:cstheme="minorHAnsi"/>
+          <w:color w:val="000000"/>
+          <w:kern w:val="0"/>
+          <w:sz w:val="24"/>
+          <w:szCs w:val="24"/>
+          <w:lang w:eastAsia="en-IN"/>
+          <w14:ligatures w14:val="none"/>
+        </w:rPr>
+        <w:t>where</w:t>
+      </w:r>
+      <w:proofErr w:type="gramEnd"/>
     </w:p>
     <w:p>
       <w:pPr>
@@ -18075,7 +19467,33 @@
           <w:lang w:eastAsia="en-IN"/>
           <w14:ligatures w14:val="none"/>
         </w:rPr>
-        <w:t>on result set, when we commit the change it has to update the table and save them</w:t>
+        <w:t xml:space="preserve">on result set, when we commit the </w:t>
+      </w:r>
+      <w:proofErr w:type="gramStart"/>
+      <w:r>
+        <w:rPr>
+          <w:rFonts w:eastAsia="Times New Roman" w:cstheme="minorHAnsi"/>
+          <w:color w:val="000000"/>
+          <w:kern w:val="0"/>
+          <w:sz w:val="24"/>
+          <w:szCs w:val="24"/>
+          <w:lang w:eastAsia="en-IN"/>
+          <w14:ligatures w14:val="none"/>
+        </w:rPr>
+        <w:t>change</w:t>
+      </w:r>
+      <w:proofErr w:type="gramEnd"/>
+      <w:r>
+        <w:rPr>
+          <w:rFonts w:eastAsia="Times New Roman" w:cstheme="minorHAnsi"/>
+          <w:color w:val="000000"/>
+          <w:kern w:val="0"/>
+          <w:sz w:val="24"/>
+          <w:szCs w:val="24"/>
+          <w:lang w:eastAsia="en-IN"/>
+          <w14:ligatures w14:val="none"/>
+        </w:rPr>
+        <w:t xml:space="preserve"> it has to update the table and save them</w:t>
       </w:r>
     </w:p>
     <w:p>
@@ -18928,8 +20346,22 @@
           <w:lang w:eastAsia="en-IN"/>
           <w14:ligatures w14:val="none"/>
         </w:rPr>
-        <w:t>SELECT COL1, COL2,..</w:t>
-      </w:r>
+        <w:t>SELECT COL1, COL</w:t>
+      </w:r>
+      <w:proofErr w:type="gramStart"/>
+      <w:r>
+        <w:rPr>
+          <w:rFonts w:eastAsia="Times New Roman" w:cstheme="minorHAnsi"/>
+          <w:color w:val="000000"/>
+          <w:kern w:val="0"/>
+          <w:sz w:val="24"/>
+          <w:szCs w:val="24"/>
+          <w:lang w:eastAsia="en-IN"/>
+          <w14:ligatures w14:val="none"/>
+        </w:rPr>
+        <w:t>2,..</w:t>
+      </w:r>
+      <w:proofErr w:type="gramEnd"/>
     </w:p>
     <w:p>
       <w:pPr>
@@ -20003,7 +21435,33 @@
           <w:lang w:eastAsia="en-IN"/>
           <w14:ligatures w14:val="none"/>
         </w:rPr>
-        <w:t>If you want to get all row we need a loop</w:t>
+        <w:t xml:space="preserve">If you want to get all </w:t>
+      </w:r>
+      <w:proofErr w:type="gramStart"/>
+      <w:r>
+        <w:rPr>
+          <w:rFonts w:eastAsia="Times New Roman" w:cstheme="minorHAnsi"/>
+          <w:color w:val="000000"/>
+          <w:kern w:val="0"/>
+          <w:sz w:val="24"/>
+          <w:szCs w:val="24"/>
+          <w:lang w:eastAsia="en-IN"/>
+          <w14:ligatures w14:val="none"/>
+        </w:rPr>
+        <w:t>row</w:t>
+      </w:r>
+      <w:proofErr w:type="gramEnd"/>
+      <w:r>
+        <w:rPr>
+          <w:rFonts w:eastAsia="Times New Roman" w:cstheme="minorHAnsi"/>
+          <w:color w:val="000000"/>
+          <w:kern w:val="0"/>
+          <w:sz w:val="24"/>
+          <w:szCs w:val="24"/>
+          <w:lang w:eastAsia="en-IN"/>
+          <w14:ligatures w14:val="none"/>
+        </w:rPr>
+        <w:t xml:space="preserve"> we need a loop</w:t>
       </w:r>
     </w:p>
     <w:p>
@@ -20063,8 +21521,74 @@
           <w:lang w:eastAsia="en-IN"/>
           <w14:ligatures w14:val="none"/>
         </w:rPr>
-        <w:t>FETCH CSR_NAME INTO :DCL-VAR1,:DCL-VAR2,…</w:t>
-      </w:r>
+        <w:t xml:space="preserve">FETCH CSR_NAME </w:t>
+      </w:r>
+      <w:proofErr w:type="gramStart"/>
+      <w:r>
+        <w:rPr>
+          <w:rFonts w:eastAsia="Times New Roman" w:cstheme="minorHAnsi"/>
+          <w:color w:val="000000"/>
+          <w:kern w:val="0"/>
+          <w:sz w:val="24"/>
+          <w:szCs w:val="24"/>
+          <w:lang w:eastAsia="en-IN"/>
+          <w14:ligatures w14:val="none"/>
+        </w:rPr>
+        <w:t>INTO :DCL</w:t>
+      </w:r>
+      <w:proofErr w:type="gramEnd"/>
+      <w:r>
+        <w:rPr>
+          <w:rFonts w:eastAsia="Times New Roman" w:cstheme="minorHAnsi"/>
+          <w:color w:val="000000"/>
+          <w:kern w:val="0"/>
+          <w:sz w:val="24"/>
+          <w:szCs w:val="24"/>
+          <w:lang w:eastAsia="en-IN"/>
+          <w14:ligatures w14:val="none"/>
+        </w:rPr>
+        <w:t>-VAR</w:t>
+      </w:r>
+      <w:proofErr w:type="gramStart"/>
+      <w:r>
+        <w:rPr>
+          <w:rFonts w:eastAsia="Times New Roman" w:cstheme="minorHAnsi"/>
+          <w:color w:val="000000"/>
+          <w:kern w:val="0"/>
+          <w:sz w:val="24"/>
+          <w:szCs w:val="24"/>
+          <w:lang w:eastAsia="en-IN"/>
+          <w14:ligatures w14:val="none"/>
+        </w:rPr>
+        <w:t>1,:</w:t>
+      </w:r>
+      <w:proofErr w:type="gramEnd"/>
+      <w:r>
+        <w:rPr>
+          <w:rFonts w:eastAsia="Times New Roman" w:cstheme="minorHAnsi"/>
+          <w:color w:val="000000"/>
+          <w:kern w:val="0"/>
+          <w:sz w:val="24"/>
+          <w:szCs w:val="24"/>
+          <w:lang w:eastAsia="en-IN"/>
+          <w14:ligatures w14:val="none"/>
+        </w:rPr>
+        <w:t>DCL-VAR</w:t>
+      </w:r>
+      <w:proofErr w:type="gramStart"/>
+      <w:r>
+        <w:rPr>
+          <w:rFonts w:eastAsia="Times New Roman" w:cstheme="minorHAnsi"/>
+          <w:color w:val="000000"/>
+          <w:kern w:val="0"/>
+          <w:sz w:val="24"/>
+          <w:szCs w:val="24"/>
+          <w:lang w:eastAsia="en-IN"/>
+          <w14:ligatures w14:val="none"/>
+        </w:rPr>
+        <w:t>2,…</w:t>
+      </w:r>
+      <w:proofErr w:type="gramEnd"/>
     </w:p>
     <w:p>
       <w:pPr>
@@ -20757,13 +22281,23 @@
           <w:szCs w:val="24"/>
         </w:rPr>
       </w:pPr>
-      <w:r>
-        <w:rPr>
-          <w:rFonts w:cstheme="minorHAnsi"/>
-          <w:sz w:val="24"/>
-          <w:szCs w:val="24"/>
-        </w:rPr>
-        <w:t>SELECT  CLAIM_NUMBER,</w:t>
+      <w:proofErr w:type="gramStart"/>
+      <w:r>
+        <w:rPr>
+          <w:rFonts w:cstheme="minorHAnsi"/>
+          <w:sz w:val="24"/>
+          <w:szCs w:val="24"/>
+        </w:rPr>
+        <w:t>SELECT  CLAIM</w:t>
+      </w:r>
+      <w:proofErr w:type="gramEnd"/>
+      <w:r>
+        <w:rPr>
+          <w:rFonts w:cstheme="minorHAnsi"/>
+          <w:sz w:val="24"/>
+          <w:szCs w:val="24"/>
+        </w:rPr>
+        <w:t>_NUMBER,</w:t>
       </w:r>
       <w:r>
         <w:rPr>
@@ -20993,7 +22527,25 @@
           <w:szCs w:val="24"/>
         </w:rPr>
         <w:tab/>
-        <w:t>PIC X(08) VALUE ‘</w:t>
+        <w:t xml:space="preserve">PIC </w:t>
+      </w:r>
+      <w:proofErr w:type="gramStart"/>
+      <w:r>
+        <w:rPr>
+          <w:rFonts w:cstheme="minorHAnsi"/>
+          <w:sz w:val="24"/>
+          <w:szCs w:val="24"/>
+        </w:rPr>
+        <w:t>X(</w:t>
+      </w:r>
+      <w:proofErr w:type="gramEnd"/>
+      <w:r>
+        <w:rPr>
+          <w:rFonts w:cstheme="minorHAnsi"/>
+          <w:sz w:val="24"/>
+          <w:szCs w:val="24"/>
+        </w:rPr>
+        <w:t>08) VALUE ‘</w:t>
       </w:r>
       <w:r>
         <w:rPr>
@@ -21081,7 +22633,25 @@
           <w:szCs w:val="24"/>
         </w:rPr>
         <w:tab/>
-        <w:t>PIC X(01) VALUE SPACE</w:t>
+        <w:t xml:space="preserve">PIC </w:t>
+      </w:r>
+      <w:proofErr w:type="gramStart"/>
+      <w:r>
+        <w:rPr>
+          <w:rFonts w:cstheme="minorHAnsi"/>
+          <w:sz w:val="24"/>
+          <w:szCs w:val="24"/>
+        </w:rPr>
+        <w:t>X(</w:t>
+      </w:r>
+      <w:proofErr w:type="gramEnd"/>
+      <w:r>
+        <w:rPr>
+          <w:rFonts w:cstheme="minorHAnsi"/>
+          <w:sz w:val="24"/>
+          <w:szCs w:val="24"/>
+        </w:rPr>
+        <w:t>01) VALUE SPACE</w:t>
       </w:r>
     </w:p>
     <w:p>
@@ -21564,7 +23134,24 @@
           <w:szCs w:val="24"/>
         </w:rPr>
         <w:tab/>
-        <w:t>:DCL-CLAIM-NUMBER,</w:t>
+      </w:r>
+      <w:proofErr w:type="gramStart"/>
+      <w:r>
+        <w:rPr>
+          <w:rFonts w:cstheme="minorHAnsi"/>
+          <w:sz w:val="24"/>
+          <w:szCs w:val="24"/>
+        </w:rPr>
+        <w:t>:DCL</w:t>
+      </w:r>
+      <w:proofErr w:type="gramEnd"/>
+      <w:r>
+        <w:rPr>
+          <w:rFonts w:cstheme="minorHAnsi"/>
+          <w:sz w:val="24"/>
+          <w:szCs w:val="24"/>
+        </w:rPr>
+        <w:t>-CLAIM-NUMBER,</w:t>
       </w:r>
     </w:p>
     <w:p>
@@ -21608,7 +23195,24 @@
           <w:szCs w:val="24"/>
         </w:rPr>
         <w:tab/>
-        <w:t>:DCL-CUST-NAME,</w:t>
+      </w:r>
+      <w:proofErr w:type="gramStart"/>
+      <w:r>
+        <w:rPr>
+          <w:rFonts w:cstheme="minorHAnsi"/>
+          <w:sz w:val="24"/>
+          <w:szCs w:val="24"/>
+        </w:rPr>
+        <w:t>:DCL</w:t>
+      </w:r>
+      <w:proofErr w:type="gramEnd"/>
+      <w:r>
+        <w:rPr>
+          <w:rFonts w:cstheme="minorHAnsi"/>
+          <w:sz w:val="24"/>
+          <w:szCs w:val="24"/>
+        </w:rPr>
+        <w:t>-CUST-NAME,</w:t>
       </w:r>
     </w:p>
     <w:p>
@@ -21652,7 +23256,24 @@
           <w:szCs w:val="24"/>
         </w:rPr>
         <w:tab/>
-        <w:t>:DCL-CLAIM-AMOUNT,</w:t>
+      </w:r>
+      <w:proofErr w:type="gramStart"/>
+      <w:r>
+        <w:rPr>
+          <w:rFonts w:cstheme="minorHAnsi"/>
+          <w:sz w:val="24"/>
+          <w:szCs w:val="24"/>
+        </w:rPr>
+        <w:t>:DCL</w:t>
+      </w:r>
+      <w:proofErr w:type="gramEnd"/>
+      <w:r>
+        <w:rPr>
+          <w:rFonts w:cstheme="minorHAnsi"/>
+          <w:sz w:val="24"/>
+          <w:szCs w:val="24"/>
+        </w:rPr>
+        <w:t>-CLAIM-AMOUNT,</w:t>
       </w:r>
     </w:p>
     <w:p>
@@ -21696,7 +23317,24 @@
           <w:szCs w:val="24"/>
         </w:rPr>
         <w:tab/>
-        <w:t>:DCL-CLAIM-TYPE,</w:t>
+      </w:r>
+      <w:proofErr w:type="gramStart"/>
+      <w:r>
+        <w:rPr>
+          <w:rFonts w:cstheme="minorHAnsi"/>
+          <w:sz w:val="24"/>
+          <w:szCs w:val="24"/>
+        </w:rPr>
+        <w:t>:DCL</w:t>
+      </w:r>
+      <w:proofErr w:type="gramEnd"/>
+      <w:r>
+        <w:rPr>
+          <w:rFonts w:cstheme="minorHAnsi"/>
+          <w:sz w:val="24"/>
+          <w:szCs w:val="24"/>
+        </w:rPr>
+        <w:t>-CLAIM-TYPE,</w:t>
       </w:r>
     </w:p>
     <w:p>
@@ -21740,7 +23378,24 @@
           <w:szCs w:val="24"/>
         </w:rPr>
         <w:tab/>
-        <w:t>:DCL-CLAIM-STATUS</w:t>
+      </w:r>
+      <w:proofErr w:type="gramStart"/>
+      <w:r>
+        <w:rPr>
+          <w:rFonts w:cstheme="minorHAnsi"/>
+          <w:sz w:val="24"/>
+          <w:szCs w:val="24"/>
+        </w:rPr>
+        <w:t>:DCL</w:t>
+      </w:r>
+      <w:proofErr w:type="gramEnd"/>
+      <w:r>
+        <w:rPr>
+          <w:rFonts w:cstheme="minorHAnsi"/>
+          <w:sz w:val="24"/>
+          <w:szCs w:val="24"/>
+        </w:rPr>
+        <w:t>-CLAIM-STATUS</w:t>
       </w:r>
       <w:r>
         <w:rPr>
@@ -21800,7 +23455,24 @@
           <w:szCs w:val="24"/>
         </w:rPr>
         <w:tab/>
-        <w:t>:DCL-CLAIM-SUB-DT</w:t>
+      </w:r>
+      <w:proofErr w:type="gramStart"/>
+      <w:r>
+        <w:rPr>
+          <w:rFonts w:cstheme="minorHAnsi"/>
+          <w:sz w:val="24"/>
+          <w:szCs w:val="24"/>
+        </w:rPr>
+        <w:t>:DCL</w:t>
+      </w:r>
+      <w:proofErr w:type="gramEnd"/>
+      <w:r>
+        <w:rPr>
+          <w:rFonts w:cstheme="minorHAnsi"/>
+          <w:sz w:val="24"/>
+          <w:szCs w:val="24"/>
+        </w:rPr>
+        <w:t>-CLAIM-SUB-DT</w:t>
       </w:r>
     </w:p>
     <w:p>
@@ -21972,7 +23644,25 @@
           <w:szCs w:val="24"/>
         </w:rPr>
         <w:tab/>
-        <w:t>DISPLAY ‘CLAIM RECORD IS ‘ DCL-CLAIM-DETAILS</w:t>
+        <w:t xml:space="preserve">DISPLAY ‘CLAIM RECORD IS </w:t>
+      </w:r>
+      <w:proofErr w:type="gramStart"/>
+      <w:r>
+        <w:rPr>
+          <w:rFonts w:cstheme="minorHAnsi"/>
+          <w:sz w:val="24"/>
+          <w:szCs w:val="24"/>
+        </w:rPr>
+        <w:t>‘ DCL</w:t>
+      </w:r>
+      <w:proofErr w:type="gramEnd"/>
+      <w:r>
+        <w:rPr>
+          <w:rFonts w:cstheme="minorHAnsi"/>
+          <w:sz w:val="24"/>
+          <w:szCs w:val="24"/>
+        </w:rPr>
+        <w:t>-CLAIM-DETAILS</w:t>
       </w:r>
     </w:p>
     <w:p>
@@ -22055,7 +23745,24 @@
           <w:szCs w:val="24"/>
         </w:rPr>
         <w:tab/>
-        <w:t>MOVE  ‘Y’ TO WS-END-OF-ROWS</w:t>
+      </w:r>
+      <w:proofErr w:type="gramStart"/>
+      <w:r>
+        <w:rPr>
+          <w:rFonts w:cstheme="minorHAnsi"/>
+          <w:sz w:val="24"/>
+          <w:szCs w:val="24"/>
+        </w:rPr>
+        <w:t>MOVE  ‘</w:t>
+      </w:r>
+      <w:proofErr w:type="gramEnd"/>
+      <w:r>
+        <w:rPr>
+          <w:rFonts w:cstheme="minorHAnsi"/>
+          <w:sz w:val="24"/>
+          <w:szCs w:val="24"/>
+        </w:rPr>
+        <w:t>Y’ TO WS-END-OF-ROWS</w:t>
       </w:r>
     </w:p>
     <w:p>
@@ -22493,7 +24200,24 @@
           <w:szCs w:val="24"/>
         </w:rPr>
         <w:tab/>
-        <w:t>:DCL-VAR1:WS-NULL-IND</w:t>
+      </w:r>
+      <w:proofErr w:type="gramStart"/>
+      <w:r>
+        <w:rPr>
+          <w:rFonts w:cstheme="minorHAnsi"/>
+          <w:sz w:val="24"/>
+          <w:szCs w:val="24"/>
+        </w:rPr>
+        <w:t>:DCL</w:t>
+      </w:r>
+      <w:proofErr w:type="gramEnd"/>
+      <w:r>
+        <w:rPr>
+          <w:rFonts w:cstheme="minorHAnsi"/>
+          <w:sz w:val="24"/>
+          <w:szCs w:val="24"/>
+        </w:rPr>
+        <w:t>-VAR1:WS-NULL-IND</w:t>
       </w:r>
     </w:p>
     <w:p>
@@ -23241,7 +24965,25 @@
           <w:szCs w:val="24"/>
         </w:rPr>
         <w:tab/>
-        <w:t>PIC X(05)</w:t>
+        <w:t xml:space="preserve">PIC </w:t>
+      </w:r>
+      <w:proofErr w:type="gramStart"/>
+      <w:r>
+        <w:rPr>
+          <w:rFonts w:cstheme="minorHAnsi"/>
+          <w:sz w:val="24"/>
+          <w:szCs w:val="24"/>
+        </w:rPr>
+        <w:t>X(</w:t>
+      </w:r>
+      <w:proofErr w:type="gramEnd"/>
+      <w:r>
+        <w:rPr>
+          <w:rFonts w:cstheme="minorHAnsi"/>
+          <w:sz w:val="24"/>
+          <w:szCs w:val="24"/>
+        </w:rPr>
+        <w:t>05)</w:t>
       </w:r>
       <w:r>
         <w:rPr>
@@ -23306,7 +25048,25 @@
           <w:szCs w:val="24"/>
         </w:rPr>
         <w:tab/>
-        <w:t>PIC X(10).</w:t>
+        <w:t xml:space="preserve">PIC </w:t>
+      </w:r>
+      <w:proofErr w:type="gramStart"/>
+      <w:r>
+        <w:rPr>
+          <w:rFonts w:cstheme="minorHAnsi"/>
+          <w:sz w:val="24"/>
+          <w:szCs w:val="24"/>
+        </w:rPr>
+        <w:t>X(</w:t>
+      </w:r>
+      <w:proofErr w:type="gramEnd"/>
+      <w:r>
+        <w:rPr>
+          <w:rFonts w:cstheme="minorHAnsi"/>
+          <w:sz w:val="24"/>
+          <w:szCs w:val="24"/>
+        </w:rPr>
+        <w:t>10).</w:t>
       </w:r>
     </w:p>
     <w:p>
@@ -23380,7 +25140,25 @@
           <w:szCs w:val="24"/>
         </w:rPr>
         <w:tab/>
-        <w:t>PIC X(10).</w:t>
+        <w:t xml:space="preserve">PIC </w:t>
+      </w:r>
+      <w:proofErr w:type="gramStart"/>
+      <w:r>
+        <w:rPr>
+          <w:rFonts w:cstheme="minorHAnsi"/>
+          <w:sz w:val="24"/>
+          <w:szCs w:val="24"/>
+        </w:rPr>
+        <w:t>X(</w:t>
+      </w:r>
+      <w:proofErr w:type="gramEnd"/>
+      <w:r>
+        <w:rPr>
+          <w:rFonts w:cstheme="minorHAnsi"/>
+          <w:sz w:val="24"/>
+          <w:szCs w:val="24"/>
+        </w:rPr>
+        <w:t>10).</w:t>
       </w:r>
     </w:p>
     <w:p>
@@ -23417,7 +25195,25 @@
           <w:szCs w:val="24"/>
         </w:rPr>
         <w:tab/>
-        <w:t>PIC X(10).</w:t>
+        <w:t xml:space="preserve">PIC </w:t>
+      </w:r>
+      <w:proofErr w:type="gramStart"/>
+      <w:r>
+        <w:rPr>
+          <w:rFonts w:cstheme="minorHAnsi"/>
+          <w:sz w:val="24"/>
+          <w:szCs w:val="24"/>
+        </w:rPr>
+        <w:t>X(</w:t>
+      </w:r>
+      <w:proofErr w:type="gramEnd"/>
+      <w:r>
+        <w:rPr>
+          <w:rFonts w:cstheme="minorHAnsi"/>
+          <w:sz w:val="24"/>
+          <w:szCs w:val="24"/>
+        </w:rPr>
+        <w:t>10).</w:t>
       </w:r>
     </w:p>
     <w:p>
@@ -23454,7 +25250,25 @@
           <w:szCs w:val="24"/>
         </w:rPr>
         <w:tab/>
-        <w:t>PIC X(10).</w:t>
+        <w:t xml:space="preserve">PIC </w:t>
+      </w:r>
+      <w:proofErr w:type="gramStart"/>
+      <w:r>
+        <w:rPr>
+          <w:rFonts w:cstheme="minorHAnsi"/>
+          <w:sz w:val="24"/>
+          <w:szCs w:val="24"/>
+        </w:rPr>
+        <w:t>X(</w:t>
+      </w:r>
+      <w:proofErr w:type="gramEnd"/>
+      <w:r>
+        <w:rPr>
+          <w:rFonts w:cstheme="minorHAnsi"/>
+          <w:sz w:val="24"/>
+          <w:szCs w:val="24"/>
+        </w:rPr>
+        <w:t>10).</w:t>
       </w:r>
     </w:p>
     <w:p>
@@ -23930,7 +25744,25 @@
           <w:szCs w:val="24"/>
         </w:rPr>
         <w:tab/>
-        <w:t>PIC X(08) VALUE ‘</w:t>
+        <w:t xml:space="preserve">PIC </w:t>
+      </w:r>
+      <w:proofErr w:type="gramStart"/>
+      <w:r>
+        <w:rPr>
+          <w:rFonts w:cstheme="minorHAnsi"/>
+          <w:sz w:val="24"/>
+          <w:szCs w:val="24"/>
+        </w:rPr>
+        <w:t>X(</w:t>
+      </w:r>
+      <w:proofErr w:type="gramEnd"/>
+      <w:r>
+        <w:rPr>
+          <w:rFonts w:cstheme="minorHAnsi"/>
+          <w:sz w:val="24"/>
+          <w:szCs w:val="24"/>
+        </w:rPr>
+        <w:t>08) VALUE ‘</w:t>
       </w:r>
       <w:r>
         <w:rPr>
@@ -24018,7 +25850,25 @@
           <w:szCs w:val="24"/>
         </w:rPr>
         <w:tab/>
-        <w:t>PIC X(01) VALUE SPACE.</w:t>
+        <w:t xml:space="preserve">PIC </w:t>
+      </w:r>
+      <w:proofErr w:type="gramStart"/>
+      <w:r>
+        <w:rPr>
+          <w:rFonts w:cstheme="minorHAnsi"/>
+          <w:sz w:val="24"/>
+          <w:szCs w:val="24"/>
+        </w:rPr>
+        <w:t>X(</w:t>
+      </w:r>
+      <w:proofErr w:type="gramEnd"/>
+      <w:r>
+        <w:rPr>
+          <w:rFonts w:cstheme="minorHAnsi"/>
+          <w:sz w:val="24"/>
+          <w:szCs w:val="24"/>
+        </w:rPr>
+        <w:t>01) VALUE SPACE.</w:t>
       </w:r>
     </w:p>
     <w:p>
@@ -24090,7 +25940,25 @@
           <w:szCs w:val="24"/>
         </w:rPr>
         <w:tab/>
-        <w:t>PIC X(02) VALUE SPACE.</w:t>
+        <w:t xml:space="preserve">PIC </w:t>
+      </w:r>
+      <w:proofErr w:type="gramStart"/>
+      <w:r>
+        <w:rPr>
+          <w:rFonts w:cstheme="minorHAnsi"/>
+          <w:sz w:val="24"/>
+          <w:szCs w:val="24"/>
+        </w:rPr>
+        <w:t>X(</w:t>
+      </w:r>
+      <w:proofErr w:type="gramEnd"/>
+      <w:r>
+        <w:rPr>
+          <w:rFonts w:cstheme="minorHAnsi"/>
+          <w:sz w:val="24"/>
+          <w:szCs w:val="24"/>
+        </w:rPr>
+        <w:t>02) VALUE SPACE.</w:t>
       </w:r>
     </w:p>
     <w:p>
@@ -24419,7 +26287,25 @@
           <w:szCs w:val="24"/>
         </w:rPr>
         <w:tab/>
-        <w:t>DISPLAY ‘TOTAL ROW COUNT: ‘ WS-ROW-COUNT</w:t>
+        <w:t xml:space="preserve">DISPLAY ‘TOTAL ROW COUNT: </w:t>
+      </w:r>
+      <w:proofErr w:type="gramStart"/>
+      <w:r>
+        <w:rPr>
+          <w:rFonts w:cstheme="minorHAnsi"/>
+          <w:sz w:val="24"/>
+          <w:szCs w:val="24"/>
+        </w:rPr>
+        <w:t>‘ WS</w:t>
+      </w:r>
+      <w:proofErr w:type="gramEnd"/>
+      <w:r>
+        <w:rPr>
+          <w:rFonts w:cstheme="minorHAnsi"/>
+          <w:sz w:val="24"/>
+          <w:szCs w:val="24"/>
+        </w:rPr>
+        <w:t>-ROW-COUNT</w:t>
       </w:r>
     </w:p>
     <w:p>
@@ -24951,7 +26837,24 @@
           <w:szCs w:val="24"/>
         </w:rPr>
         <w:tab/>
-        <w:t>:DCL-CLAIM-NUMBER,</w:t>
+      </w:r>
+      <w:proofErr w:type="gramStart"/>
+      <w:r>
+        <w:rPr>
+          <w:rFonts w:cstheme="minorHAnsi"/>
+          <w:sz w:val="24"/>
+          <w:szCs w:val="24"/>
+        </w:rPr>
+        <w:t>:DCL</w:t>
+      </w:r>
+      <w:proofErr w:type="gramEnd"/>
+      <w:r>
+        <w:rPr>
+          <w:rFonts w:cstheme="minorHAnsi"/>
+          <w:sz w:val="24"/>
+          <w:szCs w:val="24"/>
+        </w:rPr>
+        <w:t>-CLAIM-NUMBER,</w:t>
       </w:r>
     </w:p>
     <w:p>
@@ -24987,7 +26890,24 @@
           <w:szCs w:val="24"/>
         </w:rPr>
         <w:tab/>
-        <w:t>:DCL-CUST-NAME,</w:t>
+      </w:r>
+      <w:proofErr w:type="gramStart"/>
+      <w:r>
+        <w:rPr>
+          <w:rFonts w:cstheme="minorHAnsi"/>
+          <w:sz w:val="24"/>
+          <w:szCs w:val="24"/>
+        </w:rPr>
+        <w:t>:DCL</w:t>
+      </w:r>
+      <w:proofErr w:type="gramEnd"/>
+      <w:r>
+        <w:rPr>
+          <w:rFonts w:cstheme="minorHAnsi"/>
+          <w:sz w:val="24"/>
+          <w:szCs w:val="24"/>
+        </w:rPr>
+        <w:t>-CUST-NAME,</w:t>
       </w:r>
     </w:p>
     <w:p>
@@ -25023,7 +26943,24 @@
           <w:szCs w:val="24"/>
         </w:rPr>
         <w:tab/>
-        <w:t>:DCL-CLAIM-AMOUNT,</w:t>
+      </w:r>
+      <w:proofErr w:type="gramStart"/>
+      <w:r>
+        <w:rPr>
+          <w:rFonts w:cstheme="minorHAnsi"/>
+          <w:sz w:val="24"/>
+          <w:szCs w:val="24"/>
+        </w:rPr>
+        <w:t>:DCL</w:t>
+      </w:r>
+      <w:proofErr w:type="gramEnd"/>
+      <w:r>
+        <w:rPr>
+          <w:rFonts w:cstheme="minorHAnsi"/>
+          <w:sz w:val="24"/>
+          <w:szCs w:val="24"/>
+        </w:rPr>
+        <w:t>-CLAIM-AMOUNT,</w:t>
       </w:r>
     </w:p>
     <w:p>
@@ -25059,7 +26996,24 @@
           <w:szCs w:val="24"/>
         </w:rPr>
         <w:tab/>
-        <w:t>:DCL-CLAIM-TYPE,</w:t>
+      </w:r>
+      <w:proofErr w:type="gramStart"/>
+      <w:r>
+        <w:rPr>
+          <w:rFonts w:cstheme="minorHAnsi"/>
+          <w:sz w:val="24"/>
+          <w:szCs w:val="24"/>
+        </w:rPr>
+        <w:t>:DCL</w:t>
+      </w:r>
+      <w:proofErr w:type="gramEnd"/>
+      <w:r>
+        <w:rPr>
+          <w:rFonts w:cstheme="minorHAnsi"/>
+          <w:sz w:val="24"/>
+          <w:szCs w:val="24"/>
+        </w:rPr>
+        <w:t>-CLAIM-TYPE,</w:t>
       </w:r>
     </w:p>
     <w:p>
@@ -25095,7 +27049,24 @@
           <w:szCs w:val="24"/>
         </w:rPr>
         <w:tab/>
-        <w:t>:DCL-CLAIM-STATUS:WS-NULL-IND,</w:t>
+      </w:r>
+      <w:proofErr w:type="gramStart"/>
+      <w:r>
+        <w:rPr>
+          <w:rFonts w:cstheme="minorHAnsi"/>
+          <w:sz w:val="24"/>
+          <w:szCs w:val="24"/>
+        </w:rPr>
+        <w:t>:DCL</w:t>
+      </w:r>
+      <w:proofErr w:type="gramEnd"/>
+      <w:r>
+        <w:rPr>
+          <w:rFonts w:cstheme="minorHAnsi"/>
+          <w:sz w:val="24"/>
+          <w:szCs w:val="24"/>
+        </w:rPr>
+        <w:t>-CLAIM-STATUS:WS-NULL-IND,</w:t>
       </w:r>
     </w:p>
     <w:p>
@@ -25131,7 +27102,24 @@
           <w:szCs w:val="24"/>
         </w:rPr>
         <w:tab/>
-        <w:t>:DCL-CLAIM-SUB-DT</w:t>
+      </w:r>
+      <w:proofErr w:type="gramStart"/>
+      <w:r>
+        <w:rPr>
+          <w:rFonts w:cstheme="minorHAnsi"/>
+          <w:sz w:val="24"/>
+          <w:szCs w:val="24"/>
+        </w:rPr>
+        <w:t>:DCL</w:t>
+      </w:r>
+      <w:proofErr w:type="gramEnd"/>
+      <w:r>
+        <w:rPr>
+          <w:rFonts w:cstheme="minorHAnsi"/>
+          <w:sz w:val="24"/>
+          <w:szCs w:val="24"/>
+        </w:rPr>
+        <w:t>-CLAIM-SUB-DT</w:t>
       </w:r>
     </w:p>
     <w:p>
@@ -25390,7 +27378,24 @@
           <w:szCs w:val="24"/>
         </w:rPr>
         <w:tab/>
-        <w:t>MOVE  ‘Y’ TO WS-END-OF-ROWS</w:t>
+      </w:r>
+      <w:proofErr w:type="gramStart"/>
+      <w:r>
+        <w:rPr>
+          <w:rFonts w:cstheme="minorHAnsi"/>
+          <w:sz w:val="24"/>
+          <w:szCs w:val="24"/>
+        </w:rPr>
+        <w:t>MOVE  ‘</w:t>
+      </w:r>
+      <w:proofErr w:type="gramEnd"/>
+      <w:r>
+        <w:rPr>
+          <w:rFonts w:cstheme="minorHAnsi"/>
+          <w:sz w:val="24"/>
+          <w:szCs w:val="24"/>
+        </w:rPr>
+        <w:t>Y’ TO WS-END-OF-ROWS</w:t>
       </w:r>
     </w:p>
     <w:p>
@@ -26220,7 +28225,23 @@
           <w:sz w:val="24"/>
           <w:szCs w:val="24"/>
         </w:rPr>
-        <w:t xml:space="preserve">When we will be doing bulk updates we will run into issues </w:t>
+        <w:t xml:space="preserve">When we will be doing bulk </w:t>
+      </w:r>
+      <w:r>
+        <w:rPr>
+          <w:rFonts w:cstheme="minorHAnsi"/>
+          <w:sz w:val="24"/>
+          <w:szCs w:val="24"/>
+        </w:rPr>
+        <w:t>updates,</w:t>
+      </w:r>
+      <w:r>
+        <w:rPr>
+          <w:rFonts w:cstheme="minorHAnsi"/>
+          <w:sz w:val="24"/>
+          <w:szCs w:val="24"/>
+        </w:rPr>
+        <w:t xml:space="preserve"> we will run into issues </w:t>
       </w:r>
       <w:r>
         <w:rPr>
@@ -26725,7 +28746,25 @@
           <w:szCs w:val="24"/>
         </w:rPr>
         <w:tab/>
-        <w:t>PIC X(05)</w:t>
+        <w:t xml:space="preserve">PIC </w:t>
+      </w:r>
+      <w:proofErr w:type="gramStart"/>
+      <w:r>
+        <w:rPr>
+          <w:rFonts w:cstheme="minorHAnsi"/>
+          <w:sz w:val="24"/>
+          <w:szCs w:val="24"/>
+        </w:rPr>
+        <w:t>X(</w:t>
+      </w:r>
+      <w:proofErr w:type="gramEnd"/>
+      <w:r>
+        <w:rPr>
+          <w:rFonts w:cstheme="minorHAnsi"/>
+          <w:sz w:val="24"/>
+          <w:szCs w:val="24"/>
+        </w:rPr>
+        <w:t>05)</w:t>
       </w:r>
       <w:r>
         <w:rPr>
@@ -26790,7 +28829,25 @@
           <w:szCs w:val="24"/>
         </w:rPr>
         <w:tab/>
-        <w:t>PIC X(10).</w:t>
+        <w:t xml:space="preserve">PIC </w:t>
+      </w:r>
+      <w:proofErr w:type="gramStart"/>
+      <w:r>
+        <w:rPr>
+          <w:rFonts w:cstheme="minorHAnsi"/>
+          <w:sz w:val="24"/>
+          <w:szCs w:val="24"/>
+        </w:rPr>
+        <w:t>X(</w:t>
+      </w:r>
+      <w:proofErr w:type="gramEnd"/>
+      <w:r>
+        <w:rPr>
+          <w:rFonts w:cstheme="minorHAnsi"/>
+          <w:sz w:val="24"/>
+          <w:szCs w:val="24"/>
+        </w:rPr>
+        <w:t>10).</w:t>
       </w:r>
     </w:p>
     <w:p>
@@ -26864,7 +28921,25 @@
           <w:szCs w:val="24"/>
         </w:rPr>
         <w:tab/>
-        <w:t>PIC X(10).</w:t>
+        <w:t xml:space="preserve">PIC </w:t>
+      </w:r>
+      <w:proofErr w:type="gramStart"/>
+      <w:r>
+        <w:rPr>
+          <w:rFonts w:cstheme="minorHAnsi"/>
+          <w:sz w:val="24"/>
+          <w:szCs w:val="24"/>
+        </w:rPr>
+        <w:t>X(</w:t>
+      </w:r>
+      <w:proofErr w:type="gramEnd"/>
+      <w:r>
+        <w:rPr>
+          <w:rFonts w:cstheme="minorHAnsi"/>
+          <w:sz w:val="24"/>
+          <w:szCs w:val="24"/>
+        </w:rPr>
+        <w:t>10).</w:t>
       </w:r>
     </w:p>
     <w:p>
@@ -26901,7 +28976,25 @@
           <w:szCs w:val="24"/>
         </w:rPr>
         <w:tab/>
-        <w:t>PIC X(10).</w:t>
+        <w:t xml:space="preserve">PIC </w:t>
+      </w:r>
+      <w:proofErr w:type="gramStart"/>
+      <w:r>
+        <w:rPr>
+          <w:rFonts w:cstheme="minorHAnsi"/>
+          <w:sz w:val="24"/>
+          <w:szCs w:val="24"/>
+        </w:rPr>
+        <w:t>X(</w:t>
+      </w:r>
+      <w:proofErr w:type="gramEnd"/>
+      <w:r>
+        <w:rPr>
+          <w:rFonts w:cstheme="minorHAnsi"/>
+          <w:sz w:val="24"/>
+          <w:szCs w:val="24"/>
+        </w:rPr>
+        <w:t>10).</w:t>
       </w:r>
     </w:p>
     <w:p>
@@ -26938,7 +29031,25 @@
           <w:szCs w:val="24"/>
         </w:rPr>
         <w:tab/>
-        <w:t>PIC X(10).</w:t>
+        <w:t xml:space="preserve">PIC </w:t>
+      </w:r>
+      <w:proofErr w:type="gramStart"/>
+      <w:r>
+        <w:rPr>
+          <w:rFonts w:cstheme="minorHAnsi"/>
+          <w:sz w:val="24"/>
+          <w:szCs w:val="24"/>
+        </w:rPr>
+        <w:t>X(</w:t>
+      </w:r>
+      <w:proofErr w:type="gramEnd"/>
+      <w:r>
+        <w:rPr>
+          <w:rFonts w:cstheme="minorHAnsi"/>
+          <w:sz w:val="24"/>
+          <w:szCs w:val="24"/>
+        </w:rPr>
+        <w:t>10).</w:t>
       </w:r>
     </w:p>
     <w:p>
@@ -27478,7 +29589,25 @@
           <w:szCs w:val="24"/>
         </w:rPr>
         <w:tab/>
-        <w:t>PIC X(08) VALUE ‘</w:t>
+        <w:t xml:space="preserve">PIC </w:t>
+      </w:r>
+      <w:proofErr w:type="gramStart"/>
+      <w:r>
+        <w:rPr>
+          <w:rFonts w:cstheme="minorHAnsi"/>
+          <w:sz w:val="24"/>
+          <w:szCs w:val="24"/>
+        </w:rPr>
+        <w:t>X(</w:t>
+      </w:r>
+      <w:proofErr w:type="gramEnd"/>
+      <w:r>
+        <w:rPr>
+          <w:rFonts w:cstheme="minorHAnsi"/>
+          <w:sz w:val="24"/>
+          <w:szCs w:val="24"/>
+        </w:rPr>
+        <w:t>08) VALUE ‘</w:t>
       </w:r>
       <w:r>
         <w:rPr>
@@ -27566,7 +29695,25 @@
           <w:szCs w:val="24"/>
         </w:rPr>
         <w:tab/>
-        <w:t>PIC X(01) VALUE SPACE.</w:t>
+        <w:t xml:space="preserve">PIC </w:t>
+      </w:r>
+      <w:proofErr w:type="gramStart"/>
+      <w:r>
+        <w:rPr>
+          <w:rFonts w:cstheme="minorHAnsi"/>
+          <w:sz w:val="24"/>
+          <w:szCs w:val="24"/>
+        </w:rPr>
+        <w:t>X(</w:t>
+      </w:r>
+      <w:proofErr w:type="gramEnd"/>
+      <w:r>
+        <w:rPr>
+          <w:rFonts w:cstheme="minorHAnsi"/>
+          <w:sz w:val="24"/>
+          <w:szCs w:val="24"/>
+        </w:rPr>
+        <w:t>01) VALUE SPACE.</w:t>
       </w:r>
     </w:p>
     <w:p>
@@ -27638,7 +29785,25 @@
           <w:szCs w:val="24"/>
         </w:rPr>
         <w:tab/>
-        <w:t>PIC X(02) VALUE SPACE.</w:t>
+        <w:t xml:space="preserve">PIC </w:t>
+      </w:r>
+      <w:proofErr w:type="gramStart"/>
+      <w:r>
+        <w:rPr>
+          <w:rFonts w:cstheme="minorHAnsi"/>
+          <w:sz w:val="24"/>
+          <w:szCs w:val="24"/>
+        </w:rPr>
+        <w:t>X(</w:t>
+      </w:r>
+      <w:proofErr w:type="gramEnd"/>
+      <w:r>
+        <w:rPr>
+          <w:rFonts w:cstheme="minorHAnsi"/>
+          <w:sz w:val="24"/>
+          <w:szCs w:val="24"/>
+        </w:rPr>
+        <w:t>02) VALUE SPACE.</w:t>
       </w:r>
     </w:p>
     <w:p>
@@ -27991,7 +30156,25 @@
           <w:szCs w:val="24"/>
         </w:rPr>
         <w:tab/>
-        <w:t>DISPLAY ‘TOTAL ROW COUNT: ‘ WS-ROW-COUNT</w:t>
+        <w:t xml:space="preserve">DISPLAY ‘TOTAL ROW COUNT: </w:t>
+      </w:r>
+      <w:proofErr w:type="gramStart"/>
+      <w:r>
+        <w:rPr>
+          <w:rFonts w:cstheme="minorHAnsi"/>
+          <w:sz w:val="24"/>
+          <w:szCs w:val="24"/>
+        </w:rPr>
+        <w:t>‘ WS</w:t>
+      </w:r>
+      <w:proofErr w:type="gramEnd"/>
+      <w:r>
+        <w:rPr>
+          <w:rFonts w:cstheme="minorHAnsi"/>
+          <w:sz w:val="24"/>
+          <w:szCs w:val="24"/>
+        </w:rPr>
+        <w:t>-ROW-COUNT</w:t>
       </w:r>
     </w:p>
     <w:p>
@@ -28522,7 +30705,24 @@
           <w:szCs w:val="24"/>
         </w:rPr>
         <w:tab/>
-        <w:t>:DCL-CLAIM-NUMBER,</w:t>
+      </w:r>
+      <w:proofErr w:type="gramStart"/>
+      <w:r>
+        <w:rPr>
+          <w:rFonts w:cstheme="minorHAnsi"/>
+          <w:sz w:val="24"/>
+          <w:szCs w:val="24"/>
+        </w:rPr>
+        <w:t>:DCL</w:t>
+      </w:r>
+      <w:proofErr w:type="gramEnd"/>
+      <w:r>
+        <w:rPr>
+          <w:rFonts w:cstheme="minorHAnsi"/>
+          <w:sz w:val="24"/>
+          <w:szCs w:val="24"/>
+        </w:rPr>
+        <w:t>-CLAIM-NUMBER,</w:t>
       </w:r>
     </w:p>
     <w:p>
@@ -28558,7 +30758,24 @@
           <w:szCs w:val="24"/>
         </w:rPr>
         <w:tab/>
-        <w:t>:DCL-CUST-NAME,</w:t>
+      </w:r>
+      <w:proofErr w:type="gramStart"/>
+      <w:r>
+        <w:rPr>
+          <w:rFonts w:cstheme="minorHAnsi"/>
+          <w:sz w:val="24"/>
+          <w:szCs w:val="24"/>
+        </w:rPr>
+        <w:t>:DCL</w:t>
+      </w:r>
+      <w:proofErr w:type="gramEnd"/>
+      <w:r>
+        <w:rPr>
+          <w:rFonts w:cstheme="minorHAnsi"/>
+          <w:sz w:val="24"/>
+          <w:szCs w:val="24"/>
+        </w:rPr>
+        <w:t>-CUST-NAME,</w:t>
       </w:r>
     </w:p>
     <w:p>
@@ -28594,7 +30811,24 @@
           <w:szCs w:val="24"/>
         </w:rPr>
         <w:tab/>
-        <w:t>:DCL-CLAIM-AMOUNT,</w:t>
+      </w:r>
+      <w:proofErr w:type="gramStart"/>
+      <w:r>
+        <w:rPr>
+          <w:rFonts w:cstheme="minorHAnsi"/>
+          <w:sz w:val="24"/>
+          <w:szCs w:val="24"/>
+        </w:rPr>
+        <w:t>:DCL</w:t>
+      </w:r>
+      <w:proofErr w:type="gramEnd"/>
+      <w:r>
+        <w:rPr>
+          <w:rFonts w:cstheme="minorHAnsi"/>
+          <w:sz w:val="24"/>
+          <w:szCs w:val="24"/>
+        </w:rPr>
+        <w:t>-CLAIM-AMOUNT,</w:t>
       </w:r>
     </w:p>
     <w:p>
@@ -28630,7 +30864,24 @@
           <w:szCs w:val="24"/>
         </w:rPr>
         <w:tab/>
-        <w:t>:DCL-CLAIM-TYPE,</w:t>
+      </w:r>
+      <w:proofErr w:type="gramStart"/>
+      <w:r>
+        <w:rPr>
+          <w:rFonts w:cstheme="minorHAnsi"/>
+          <w:sz w:val="24"/>
+          <w:szCs w:val="24"/>
+        </w:rPr>
+        <w:t>:DCL</w:t>
+      </w:r>
+      <w:proofErr w:type="gramEnd"/>
+      <w:r>
+        <w:rPr>
+          <w:rFonts w:cstheme="minorHAnsi"/>
+          <w:sz w:val="24"/>
+          <w:szCs w:val="24"/>
+        </w:rPr>
+        <w:t>-CLAIM-TYPE,</w:t>
       </w:r>
     </w:p>
     <w:p>
@@ -28666,7 +30917,24 @@
           <w:szCs w:val="24"/>
         </w:rPr>
         <w:tab/>
-        <w:t>:DCL-CLAIM-STATUS:WS-NULL-IND,</w:t>
+      </w:r>
+      <w:proofErr w:type="gramStart"/>
+      <w:r>
+        <w:rPr>
+          <w:rFonts w:cstheme="minorHAnsi"/>
+          <w:sz w:val="24"/>
+          <w:szCs w:val="24"/>
+        </w:rPr>
+        <w:t>:DCL</w:t>
+      </w:r>
+      <w:proofErr w:type="gramEnd"/>
+      <w:r>
+        <w:rPr>
+          <w:rFonts w:cstheme="minorHAnsi"/>
+          <w:sz w:val="24"/>
+          <w:szCs w:val="24"/>
+        </w:rPr>
+        <w:t>-CLAIM-STATUS:WS-NULL-IND,</w:t>
       </w:r>
     </w:p>
     <w:p>
@@ -28702,7 +30970,24 @@
           <w:szCs w:val="24"/>
         </w:rPr>
         <w:tab/>
-        <w:t>:DCL-CLAIM-SUB-DT</w:t>
+      </w:r>
+      <w:proofErr w:type="gramStart"/>
+      <w:r>
+        <w:rPr>
+          <w:rFonts w:cstheme="minorHAnsi"/>
+          <w:sz w:val="24"/>
+          <w:szCs w:val="24"/>
+        </w:rPr>
+        <w:t>:DCL</w:t>
+      </w:r>
+      <w:proofErr w:type="gramEnd"/>
+      <w:r>
+        <w:rPr>
+          <w:rFonts w:cstheme="minorHAnsi"/>
+          <w:sz w:val="24"/>
+          <w:szCs w:val="24"/>
+        </w:rPr>
+        <w:t>-CLAIM-SUB-DT</w:t>
       </w:r>
     </w:p>
     <w:p>
@@ -28967,7 +31252,24 @@
           <w:szCs w:val="24"/>
         </w:rPr>
         <w:tab/>
-        <w:t>MOVE  ‘Y’ TO WS-END-OF-ROWS</w:t>
+      </w:r>
+      <w:proofErr w:type="gramStart"/>
+      <w:r>
+        <w:rPr>
+          <w:rFonts w:cstheme="minorHAnsi"/>
+          <w:sz w:val="24"/>
+          <w:szCs w:val="24"/>
+        </w:rPr>
+        <w:t>MOVE  ‘</w:t>
+      </w:r>
+      <w:proofErr w:type="gramEnd"/>
+      <w:r>
+        <w:rPr>
+          <w:rFonts w:cstheme="minorHAnsi"/>
+          <w:sz w:val="24"/>
+          <w:szCs w:val="24"/>
+        </w:rPr>
+        <w:t>Y’ TO WS-END-OF-ROWS</w:t>
       </w:r>
     </w:p>
     <w:p>
@@ -29329,12 +31631,10 @@
           <w:szCs w:val="24"/>
         </w:rPr>
         <w:tab/>
-        <w:t>SET CLAIM_AMOUNT = :DCL-CLAIM-AMOUNT</w:t>
-      </w:r>
-    </w:p>
-    <w:p>
-      <w:pPr>
-        <w:spacing w:after="0"/>
+        <w:t xml:space="preserve">SET CLAIM_AMOUNT </w:t>
+      </w:r>
+      <w:proofErr w:type="gramStart"/>
+      <w:r>
         <w:rPr>
           <w:rFonts w:cstheme="minorHAnsi"/>
           <w:b/>
@@ -29342,7 +31642,9 @@
           <w:sz w:val="24"/>
           <w:szCs w:val="24"/>
         </w:rPr>
-      </w:pPr>
+        <w:t>= :DCL</w:t>
+      </w:r>
+      <w:proofErr w:type="gramEnd"/>
       <w:r>
         <w:rPr>
           <w:rFonts w:cstheme="minorHAnsi"/>
@@ -29351,9 +31653,12 @@
           <w:sz w:val="24"/>
           <w:szCs w:val="24"/>
         </w:rPr>
-        <w:tab/>
-      </w:r>
-      <w:r>
+        <w:t>-CLAIM-AMOUNT</w:t>
+      </w:r>
+    </w:p>
+    <w:p>
+      <w:pPr>
+        <w:spacing w:after="0"/>
         <w:rPr>
           <w:rFonts w:cstheme="minorHAnsi"/>
           <w:b/>
@@ -29361,8 +31666,7 @@
           <w:sz w:val="24"/>
           <w:szCs w:val="24"/>
         </w:rPr>
-        <w:tab/>
-      </w:r>
+      </w:pPr>
       <w:r>
         <w:rPr>
           <w:rFonts w:cstheme="minorHAnsi"/>
@@ -29372,7 +31676,6 @@
           <w:szCs w:val="24"/>
         </w:rPr>
         <w:tab/>
-        <w:t>WHERE CURRENT OF CS</w:t>
       </w:r>
       <w:r>
         <w:rPr>
@@ -29382,7 +31685,7 @@
           <w:sz w:val="24"/>
           <w:szCs w:val="24"/>
         </w:rPr>
-        <w:t>R</w:t>
+        <w:tab/>
       </w:r>
       <w:r>
         <w:rPr>
@@ -29392,12 +31695,10 @@
           <w:sz w:val="24"/>
           <w:szCs w:val="24"/>
         </w:rPr>
-        <w:t>1</w:t>
-      </w:r>
-    </w:p>
-    <w:p>
-      <w:pPr>
-        <w:spacing w:after="0"/>
+        <w:tab/>
+        <w:t>WHERE CURRENT OF CS</w:t>
+      </w:r>
+      <w:r>
         <w:rPr>
           <w:rFonts w:cstheme="minorHAnsi"/>
           <w:b/>
@@ -29405,7 +31706,8 @@
           <w:sz w:val="24"/>
           <w:szCs w:val="24"/>
         </w:rPr>
-      </w:pPr>
+        <w:t>R</w:t>
+      </w:r>
       <w:r>
         <w:rPr>
           <w:rFonts w:cstheme="minorHAnsi"/>
@@ -29414,9 +31716,12 @@
           <w:sz w:val="24"/>
           <w:szCs w:val="24"/>
         </w:rPr>
-        <w:tab/>
-      </w:r>
-      <w:r>
+        <w:t>1</w:t>
+      </w:r>
+    </w:p>
+    <w:p>
+      <w:pPr>
+        <w:spacing w:after="0"/>
         <w:rPr>
           <w:rFonts w:cstheme="minorHAnsi"/>
           <w:b/>
@@ -29424,9 +31729,7 @@
           <w:sz w:val="24"/>
           <w:szCs w:val="24"/>
         </w:rPr>
-        <w:tab/>
-        <w:t>END-EXEC.</w:t>
-      </w:r>
+      </w:pPr>
       <w:r>
         <w:rPr>
           <w:rFonts w:cstheme="minorHAnsi"/>
@@ -29435,6 +31738,27 @@
           <w:sz w:val="24"/>
           <w:szCs w:val="24"/>
         </w:rPr>
+        <w:tab/>
+      </w:r>
+      <w:r>
+        <w:rPr>
+          <w:rFonts w:cstheme="minorHAnsi"/>
+          <w:b/>
+          <w:bCs/>
+          <w:sz w:val="24"/>
+          <w:szCs w:val="24"/>
+        </w:rPr>
+        <w:tab/>
+        <w:t>END-EXEC.</w:t>
+      </w:r>
+      <w:r>
+        <w:rPr>
+          <w:rFonts w:cstheme="minorHAnsi"/>
+          <w:b/>
+          <w:bCs/>
+          <w:sz w:val="24"/>
+          <w:szCs w:val="24"/>
+        </w:rPr>
         <w:t xml:space="preserve"> </w:t>
       </w:r>
     </w:p>
@@ -29767,42 +32091,70 @@
           <w:szCs w:val="24"/>
         </w:rPr>
         <w:tab/>
-        <w:t>DISPLAY ‘SQLCODE ‘ SQLCODE</w:t>
-      </w:r>
-    </w:p>
-    <w:p>
-      <w:pPr>
-        <w:spacing w:after="0"/>
-        <w:rPr>
-          <w:rFonts w:cstheme="minorHAnsi"/>
-          <w:sz w:val="24"/>
-          <w:szCs w:val="24"/>
-        </w:rPr>
-      </w:pPr>
-      <w:r>
-        <w:rPr>
-          <w:rFonts w:cstheme="minorHAnsi"/>
-          <w:sz w:val="24"/>
-          <w:szCs w:val="24"/>
-        </w:rPr>
-        <w:tab/>
-      </w:r>
-      <w:r>
-        <w:rPr>
-          <w:rFonts w:cstheme="minorHAnsi"/>
-          <w:sz w:val="24"/>
-          <w:szCs w:val="24"/>
-        </w:rPr>
-        <w:tab/>
-      </w:r>
-      <w:r>
-        <w:rPr>
-          <w:rFonts w:cstheme="minorHAnsi"/>
-          <w:sz w:val="24"/>
-          <w:szCs w:val="24"/>
-        </w:rPr>
-        <w:tab/>
-        <w:t>DISPLAY ‘RECORD IS ‘ DCL-CLAIM-NUMBER</w:t>
+        <w:t xml:space="preserve">DISPLAY ‘SQLCODE </w:t>
+      </w:r>
+      <w:proofErr w:type="gramStart"/>
+      <w:r>
+        <w:rPr>
+          <w:rFonts w:cstheme="minorHAnsi"/>
+          <w:sz w:val="24"/>
+          <w:szCs w:val="24"/>
+        </w:rPr>
+        <w:t>‘ SQLCODE</w:t>
+      </w:r>
+      <w:proofErr w:type="gramEnd"/>
+    </w:p>
+    <w:p>
+      <w:pPr>
+        <w:spacing w:after="0"/>
+        <w:rPr>
+          <w:rFonts w:cstheme="minorHAnsi"/>
+          <w:sz w:val="24"/>
+          <w:szCs w:val="24"/>
+        </w:rPr>
+      </w:pPr>
+      <w:r>
+        <w:rPr>
+          <w:rFonts w:cstheme="minorHAnsi"/>
+          <w:sz w:val="24"/>
+          <w:szCs w:val="24"/>
+        </w:rPr>
+        <w:tab/>
+      </w:r>
+      <w:r>
+        <w:rPr>
+          <w:rFonts w:cstheme="minorHAnsi"/>
+          <w:sz w:val="24"/>
+          <w:szCs w:val="24"/>
+        </w:rPr>
+        <w:tab/>
+      </w:r>
+      <w:r>
+        <w:rPr>
+          <w:rFonts w:cstheme="minorHAnsi"/>
+          <w:sz w:val="24"/>
+          <w:szCs w:val="24"/>
+        </w:rPr>
+        <w:tab/>
+        <w:t xml:space="preserve">DISPLAY ‘RECORD IS </w:t>
+      </w:r>
+      <w:proofErr w:type="gramStart"/>
+      <w:r>
+        <w:rPr>
+          <w:rFonts w:cstheme="minorHAnsi"/>
+          <w:sz w:val="24"/>
+          <w:szCs w:val="24"/>
+        </w:rPr>
+        <w:t>‘ DCL</w:t>
+      </w:r>
+      <w:proofErr w:type="gramEnd"/>
+      <w:r>
+        <w:rPr>
+          <w:rFonts w:cstheme="minorHAnsi"/>
+          <w:sz w:val="24"/>
+          <w:szCs w:val="24"/>
+        </w:rPr>
+        <w:t>-CLAIM-NUMBER</w:t>
       </w:r>
     </w:p>
     <w:p>
@@ -32802,7 +35154,25 @@
           <w:sz w:val="24"/>
           <w:szCs w:val="24"/>
         </w:rPr>
-        <w:t xml:space="preserve">           EXEC SQL DECLARE C-NAME CURSOR  WITH HOLD FOR</w:t>
+        <w:t xml:space="preserve">           EXEC SQL DECLARE C-NAME </w:t>
+      </w:r>
+      <w:proofErr w:type="gramStart"/>
+      <w:r>
+        <w:rPr>
+          <w:rFonts w:cstheme="minorHAnsi"/>
+          <w:sz w:val="24"/>
+          <w:szCs w:val="24"/>
+        </w:rPr>
+        <w:t>CURSOR  WITH</w:t>
+      </w:r>
+      <w:proofErr w:type="gramEnd"/>
+      <w:r>
+        <w:rPr>
+          <w:rFonts w:cstheme="minorHAnsi"/>
+          <w:sz w:val="24"/>
+          <w:szCs w:val="24"/>
+        </w:rPr>
+        <w:t xml:space="preserve"> HOLD FOR</w:t>
       </w:r>
     </w:p>
     <w:p>
@@ -32840,7 +35210,61 @@
           <w:sz w:val="24"/>
           <w:szCs w:val="24"/>
         </w:rPr>
-        <w:t xml:space="preserve">                   CLAIM_NUMBER,CUST_NAME,CLAIM_AMOUNT,CLAIM_STATUS,</w:t>
+        <w:t xml:space="preserve">                   CLAIM_</w:t>
+      </w:r>
+      <w:proofErr w:type="gramStart"/>
+      <w:r>
+        <w:rPr>
+          <w:rFonts w:cstheme="minorHAnsi"/>
+          <w:sz w:val="24"/>
+          <w:szCs w:val="24"/>
+        </w:rPr>
+        <w:t>NUMBER,CUST</w:t>
+      </w:r>
+      <w:proofErr w:type="gramEnd"/>
+      <w:r>
+        <w:rPr>
+          <w:rFonts w:cstheme="minorHAnsi"/>
+          <w:sz w:val="24"/>
+          <w:szCs w:val="24"/>
+        </w:rPr>
+        <w:t>_</w:t>
+      </w:r>
+      <w:proofErr w:type="gramStart"/>
+      <w:r>
+        <w:rPr>
+          <w:rFonts w:cstheme="minorHAnsi"/>
+          <w:sz w:val="24"/>
+          <w:szCs w:val="24"/>
+        </w:rPr>
+        <w:t>NAME,CLAIM</w:t>
+      </w:r>
+      <w:proofErr w:type="gramEnd"/>
+      <w:r>
+        <w:rPr>
+          <w:rFonts w:cstheme="minorHAnsi"/>
+          <w:sz w:val="24"/>
+          <w:szCs w:val="24"/>
+        </w:rPr>
+        <w:t>_</w:t>
+      </w:r>
+      <w:proofErr w:type="gramStart"/>
+      <w:r>
+        <w:rPr>
+          <w:rFonts w:cstheme="minorHAnsi"/>
+          <w:sz w:val="24"/>
+          <w:szCs w:val="24"/>
+        </w:rPr>
+        <w:t>AMOUNT,CLAIM</w:t>
+      </w:r>
+      <w:proofErr w:type="gramEnd"/>
+      <w:r>
+        <w:rPr>
+          <w:rFonts w:cstheme="minorHAnsi"/>
+          <w:sz w:val="24"/>
+          <w:szCs w:val="24"/>
+        </w:rPr>
+        <w:t>_STATUS,</w:t>
       </w:r>
     </w:p>
     <w:p>
@@ -32859,7 +35283,43 @@
           <w:sz w:val="24"/>
           <w:szCs w:val="24"/>
         </w:rPr>
-        <w:t xml:space="preserve">                   CLAIM_TYPE,CLAIM_SUBMIT_DT,POLCY_NUMBER</w:t>
+        <w:t xml:space="preserve">                   CLAIM_</w:t>
+      </w:r>
+      <w:proofErr w:type="gramStart"/>
+      <w:r>
+        <w:rPr>
+          <w:rFonts w:cstheme="minorHAnsi"/>
+          <w:sz w:val="24"/>
+          <w:szCs w:val="24"/>
+        </w:rPr>
+        <w:t>TYPE,CLAIM</w:t>
+      </w:r>
+      <w:proofErr w:type="gramEnd"/>
+      <w:r>
+        <w:rPr>
+          <w:rFonts w:cstheme="minorHAnsi"/>
+          <w:sz w:val="24"/>
+          <w:szCs w:val="24"/>
+        </w:rPr>
+        <w:t>_SUBMIT_</w:t>
+      </w:r>
+      <w:proofErr w:type="gramStart"/>
+      <w:r>
+        <w:rPr>
+          <w:rFonts w:cstheme="minorHAnsi"/>
+          <w:sz w:val="24"/>
+          <w:szCs w:val="24"/>
+        </w:rPr>
+        <w:t>DT,POLCY</w:t>
+      </w:r>
+      <w:proofErr w:type="gramEnd"/>
+      <w:r>
+        <w:rPr>
+          <w:rFonts w:cstheme="minorHAnsi"/>
+          <w:sz w:val="24"/>
+          <w:szCs w:val="24"/>
+        </w:rPr>
+        <w:t>_NUMBER</w:t>
       </w:r>
     </w:p>
     <w:p>
@@ -32975,13 +35435,23 @@
         </w:rPr>
         <w:tab/>
       </w:r>
-      <w:r>
-        <w:rPr>
-          <w:rFonts w:cstheme="minorHAnsi"/>
-          <w:sz w:val="24"/>
-          <w:szCs w:val="24"/>
-        </w:rPr>
-        <w:t>PIC  S9(04) COMP.</w:t>
+      <w:proofErr w:type="gramStart"/>
+      <w:r>
+        <w:rPr>
+          <w:rFonts w:cstheme="minorHAnsi"/>
+          <w:sz w:val="24"/>
+          <w:szCs w:val="24"/>
+        </w:rPr>
+        <w:t>PIC  S</w:t>
+      </w:r>
+      <w:proofErr w:type="gramEnd"/>
+      <w:r>
+        <w:rPr>
+          <w:rFonts w:cstheme="minorHAnsi"/>
+          <w:sz w:val="24"/>
+          <w:szCs w:val="24"/>
+        </w:rPr>
+        <w:t>9(04) COMP.</w:t>
       </w:r>
     </w:p>
     <w:p>
@@ -33045,13 +35515,23 @@
         </w:rPr>
         <w:tab/>
       </w:r>
-      <w:r>
-        <w:rPr>
-          <w:rFonts w:cstheme="minorHAnsi"/>
-          <w:sz w:val="24"/>
-          <w:szCs w:val="24"/>
-        </w:rPr>
-        <w:t>PIC  X(08) VALUE 'ABENDPGM'.</w:t>
+      <w:proofErr w:type="gramStart"/>
+      <w:r>
+        <w:rPr>
+          <w:rFonts w:cstheme="minorHAnsi"/>
+          <w:sz w:val="24"/>
+          <w:szCs w:val="24"/>
+        </w:rPr>
+        <w:t>PIC  X</w:t>
+      </w:r>
+      <w:proofErr w:type="gramEnd"/>
+      <w:r>
+        <w:rPr>
+          <w:rFonts w:cstheme="minorHAnsi"/>
+          <w:sz w:val="24"/>
+          <w:szCs w:val="24"/>
+        </w:rPr>
+        <w:t>(08) VALUE 'ABENDPGM'.</w:t>
       </w:r>
     </w:p>
     <w:p>
@@ -33099,13 +35579,23 @@
         </w:rPr>
         <w:tab/>
       </w:r>
-      <w:r>
-        <w:rPr>
-          <w:rFonts w:cstheme="minorHAnsi"/>
-          <w:sz w:val="24"/>
-          <w:szCs w:val="24"/>
-        </w:rPr>
-        <w:t>PIC  X(05) VALUE SPACE.</w:t>
+      <w:proofErr w:type="gramStart"/>
+      <w:r>
+        <w:rPr>
+          <w:rFonts w:cstheme="minorHAnsi"/>
+          <w:sz w:val="24"/>
+          <w:szCs w:val="24"/>
+        </w:rPr>
+        <w:t>PIC  X</w:t>
+      </w:r>
+      <w:proofErr w:type="gramEnd"/>
+      <w:r>
+        <w:rPr>
+          <w:rFonts w:cstheme="minorHAnsi"/>
+          <w:sz w:val="24"/>
+          <w:szCs w:val="24"/>
+        </w:rPr>
+        <w:t>(05) VALUE SPACE.</w:t>
       </w:r>
     </w:p>
     <w:p>
@@ -33134,13 +35624,23 @@
         </w:rPr>
         <w:tab/>
       </w:r>
-      <w:r>
-        <w:rPr>
-          <w:rFonts w:cstheme="minorHAnsi"/>
-          <w:sz w:val="24"/>
-          <w:szCs w:val="24"/>
-        </w:rPr>
-        <w:t>PIC  X(05) VALUE SPACE.</w:t>
+      <w:proofErr w:type="gramStart"/>
+      <w:r>
+        <w:rPr>
+          <w:rFonts w:cstheme="minorHAnsi"/>
+          <w:sz w:val="24"/>
+          <w:szCs w:val="24"/>
+        </w:rPr>
+        <w:t>PIC  X</w:t>
+      </w:r>
+      <w:proofErr w:type="gramEnd"/>
+      <w:r>
+        <w:rPr>
+          <w:rFonts w:cstheme="minorHAnsi"/>
+          <w:sz w:val="24"/>
+          <w:szCs w:val="24"/>
+        </w:rPr>
+        <w:t>(05) VALUE SPACE.</w:t>
       </w:r>
     </w:p>
     <w:p>
@@ -33204,13 +35704,41 @@
         </w:rPr>
         <w:tab/>
       </w:r>
-      <w:r>
-        <w:rPr>
-          <w:rFonts w:cstheme="minorHAnsi"/>
-          <w:sz w:val="24"/>
-          <w:szCs w:val="24"/>
-        </w:rPr>
-        <w:t>PIC  X(10)  VALUE SPACE.</w:t>
+      <w:proofErr w:type="gramStart"/>
+      <w:r>
+        <w:rPr>
+          <w:rFonts w:cstheme="minorHAnsi"/>
+          <w:sz w:val="24"/>
+          <w:szCs w:val="24"/>
+        </w:rPr>
+        <w:t>PIC  X</w:t>
+      </w:r>
+      <w:proofErr w:type="gramEnd"/>
+      <w:r>
+        <w:rPr>
+          <w:rFonts w:cstheme="minorHAnsi"/>
+          <w:sz w:val="24"/>
+          <w:szCs w:val="24"/>
+        </w:rPr>
+        <w:t>(10</w:t>
+      </w:r>
+      <w:proofErr w:type="gramStart"/>
+      <w:r>
+        <w:rPr>
+          <w:rFonts w:cstheme="minorHAnsi"/>
+          <w:sz w:val="24"/>
+          <w:szCs w:val="24"/>
+        </w:rPr>
+        <w:t>)  VALUE</w:t>
+      </w:r>
+      <w:proofErr w:type="gramEnd"/>
+      <w:r>
+        <w:rPr>
+          <w:rFonts w:cstheme="minorHAnsi"/>
+          <w:sz w:val="24"/>
+          <w:szCs w:val="24"/>
+        </w:rPr>
+        <w:t xml:space="preserve"> SPACE.</w:t>
       </w:r>
     </w:p>
     <w:p>
@@ -33239,13 +35767,23 @@
         </w:rPr>
         <w:tab/>
       </w:r>
-      <w:r>
-        <w:rPr>
-          <w:rFonts w:cstheme="minorHAnsi"/>
-          <w:sz w:val="24"/>
-          <w:szCs w:val="24"/>
-        </w:rPr>
-        <w:t>PIC  X(02) VALUE SPACE.</w:t>
+      <w:proofErr w:type="gramStart"/>
+      <w:r>
+        <w:rPr>
+          <w:rFonts w:cstheme="minorHAnsi"/>
+          <w:sz w:val="24"/>
+          <w:szCs w:val="24"/>
+        </w:rPr>
+        <w:t>PIC  X</w:t>
+      </w:r>
+      <w:proofErr w:type="gramEnd"/>
+      <w:r>
+        <w:rPr>
+          <w:rFonts w:cstheme="minorHAnsi"/>
+          <w:sz w:val="24"/>
+          <w:szCs w:val="24"/>
+        </w:rPr>
+        <w:t>(02) VALUE SPACE.</w:t>
       </w:r>
     </w:p>
     <w:p>
@@ -33264,23 +35802,41 @@
           <w:sz w:val="24"/>
           <w:szCs w:val="24"/>
         </w:rPr>
-        <w:t xml:space="preserve">          03 REJECT-ERR-MSG  </w:t>
-      </w:r>
-      <w:r>
-        <w:rPr>
-          <w:rFonts w:cstheme="minorHAnsi"/>
-          <w:sz w:val="24"/>
-          <w:szCs w:val="24"/>
-        </w:rPr>
-        <w:tab/>
-      </w:r>
-      <w:r>
-        <w:rPr>
-          <w:rFonts w:cstheme="minorHAnsi"/>
-          <w:sz w:val="24"/>
-          <w:szCs w:val="24"/>
-        </w:rPr>
-        <w:t>PIC  X(30) VALUE SPACE.</w:t>
+        <w:t xml:space="preserve">          03 REJECT-ERR-</w:t>
+      </w:r>
+      <w:proofErr w:type="gramStart"/>
+      <w:r>
+        <w:rPr>
+          <w:rFonts w:cstheme="minorHAnsi"/>
+          <w:sz w:val="24"/>
+          <w:szCs w:val="24"/>
+        </w:rPr>
+        <w:t xml:space="preserve">MSG  </w:t>
+      </w:r>
+      <w:r>
+        <w:rPr>
+          <w:rFonts w:cstheme="minorHAnsi"/>
+          <w:sz w:val="24"/>
+          <w:szCs w:val="24"/>
+        </w:rPr>
+        <w:tab/>
+      </w:r>
+      <w:r>
+        <w:rPr>
+          <w:rFonts w:cstheme="minorHAnsi"/>
+          <w:sz w:val="24"/>
+          <w:szCs w:val="24"/>
+        </w:rPr>
+        <w:t>PIC  X</w:t>
+      </w:r>
+      <w:proofErr w:type="gramEnd"/>
+      <w:r>
+        <w:rPr>
+          <w:rFonts w:cstheme="minorHAnsi"/>
+          <w:sz w:val="24"/>
+          <w:szCs w:val="24"/>
+        </w:rPr>
+        <w:t>(30) VALUE SPACE.</w:t>
       </w:r>
     </w:p>
     <w:p>
@@ -33712,7 +36268,25 @@
           <w:sz w:val="24"/>
           <w:szCs w:val="24"/>
         </w:rPr>
-        <w:t xml:space="preserve">                 :DCL-CLAIM-NUMBER,</w:t>
+        <w:t xml:space="preserve">                 </w:t>
+      </w:r>
+      <w:proofErr w:type="gramStart"/>
+      <w:r>
+        <w:rPr>
+          <w:rFonts w:cstheme="minorHAnsi"/>
+          <w:sz w:val="24"/>
+          <w:szCs w:val="24"/>
+        </w:rPr>
+        <w:t>:DCL</w:t>
+      </w:r>
+      <w:proofErr w:type="gramEnd"/>
+      <w:r>
+        <w:rPr>
+          <w:rFonts w:cstheme="minorHAnsi"/>
+          <w:sz w:val="24"/>
+          <w:szCs w:val="24"/>
+        </w:rPr>
+        <w:t>-CLAIM-NUMBER,</w:t>
       </w:r>
     </w:p>
     <w:p>
@@ -33731,7 +36305,25 @@
           <w:sz w:val="24"/>
           <w:szCs w:val="24"/>
         </w:rPr>
-        <w:t xml:space="preserve">                 :DCL-CUST-NAME,</w:t>
+        <w:t xml:space="preserve">                 </w:t>
+      </w:r>
+      <w:proofErr w:type="gramStart"/>
+      <w:r>
+        <w:rPr>
+          <w:rFonts w:cstheme="minorHAnsi"/>
+          <w:sz w:val="24"/>
+          <w:szCs w:val="24"/>
+        </w:rPr>
+        <w:t>:DCL</w:t>
+      </w:r>
+      <w:proofErr w:type="gramEnd"/>
+      <w:r>
+        <w:rPr>
+          <w:rFonts w:cstheme="minorHAnsi"/>
+          <w:sz w:val="24"/>
+          <w:szCs w:val="24"/>
+        </w:rPr>
+        <w:t>-CUST-NAME,</w:t>
       </w:r>
     </w:p>
     <w:p>
@@ -33750,7 +36342,25 @@
           <w:sz w:val="24"/>
           <w:szCs w:val="24"/>
         </w:rPr>
-        <w:t xml:space="preserve">                 :DCL-CLAIM-AMOUNT,</w:t>
+        <w:t xml:space="preserve">                 </w:t>
+      </w:r>
+      <w:proofErr w:type="gramStart"/>
+      <w:r>
+        <w:rPr>
+          <w:rFonts w:cstheme="minorHAnsi"/>
+          <w:sz w:val="24"/>
+          <w:szCs w:val="24"/>
+        </w:rPr>
+        <w:t>:DCL</w:t>
+      </w:r>
+      <w:proofErr w:type="gramEnd"/>
+      <w:r>
+        <w:rPr>
+          <w:rFonts w:cstheme="minorHAnsi"/>
+          <w:sz w:val="24"/>
+          <w:szCs w:val="24"/>
+        </w:rPr>
+        <w:t>-CLAIM-AMOUNT,</w:t>
       </w:r>
     </w:p>
     <w:p>
@@ -33770,7 +36380,25 @@
           <w:szCs w:val="24"/>
         </w:rPr>
         <w:lastRenderedPageBreak/>
-        <w:t xml:space="preserve">                 :DCL-CLAIM-STATUS,</w:t>
+        <w:t xml:space="preserve">                 </w:t>
+      </w:r>
+      <w:proofErr w:type="gramStart"/>
+      <w:r>
+        <w:rPr>
+          <w:rFonts w:cstheme="minorHAnsi"/>
+          <w:sz w:val="24"/>
+          <w:szCs w:val="24"/>
+        </w:rPr>
+        <w:t>:DCL</w:t>
+      </w:r>
+      <w:proofErr w:type="gramEnd"/>
+      <w:r>
+        <w:rPr>
+          <w:rFonts w:cstheme="minorHAnsi"/>
+          <w:sz w:val="24"/>
+          <w:szCs w:val="24"/>
+        </w:rPr>
+        <w:t>-CLAIM-STATUS,</w:t>
       </w:r>
     </w:p>
     <w:p>
@@ -33789,7 +36417,25 @@
           <w:sz w:val="24"/>
           <w:szCs w:val="24"/>
         </w:rPr>
-        <w:t xml:space="preserve">                 :DCL-CLAIM-TYPE:WS-NULL-IND,</w:t>
+        <w:t xml:space="preserve">                 </w:t>
+      </w:r>
+      <w:proofErr w:type="gramStart"/>
+      <w:r>
+        <w:rPr>
+          <w:rFonts w:cstheme="minorHAnsi"/>
+          <w:sz w:val="24"/>
+          <w:szCs w:val="24"/>
+        </w:rPr>
+        <w:t>:DCL</w:t>
+      </w:r>
+      <w:proofErr w:type="gramEnd"/>
+      <w:r>
+        <w:rPr>
+          <w:rFonts w:cstheme="minorHAnsi"/>
+          <w:sz w:val="24"/>
+          <w:szCs w:val="24"/>
+        </w:rPr>
+        <w:t>-CLAIM-TYPE:WS-NULL-IND,</w:t>
       </w:r>
     </w:p>
     <w:p>
@@ -33808,7 +36454,25 @@
           <w:sz w:val="24"/>
           <w:szCs w:val="24"/>
         </w:rPr>
-        <w:t xml:space="preserve">                 :DCL-CLAIM-SUBMIT-DT,</w:t>
+        <w:t xml:space="preserve">                 </w:t>
+      </w:r>
+      <w:proofErr w:type="gramStart"/>
+      <w:r>
+        <w:rPr>
+          <w:rFonts w:cstheme="minorHAnsi"/>
+          <w:sz w:val="24"/>
+          <w:szCs w:val="24"/>
+        </w:rPr>
+        <w:t>:DCL</w:t>
+      </w:r>
+      <w:proofErr w:type="gramEnd"/>
+      <w:r>
+        <w:rPr>
+          <w:rFonts w:cstheme="minorHAnsi"/>
+          <w:sz w:val="24"/>
+          <w:szCs w:val="24"/>
+        </w:rPr>
+        <w:t>-CLAIM-SUBMIT-DT,</w:t>
       </w:r>
     </w:p>
     <w:p>
@@ -33827,7 +36491,25 @@
           <w:sz w:val="24"/>
           <w:szCs w:val="24"/>
         </w:rPr>
-        <w:t xml:space="preserve">                 :DCL-POLCY-NUMBER</w:t>
+        <w:t xml:space="preserve">                 </w:t>
+      </w:r>
+      <w:proofErr w:type="gramStart"/>
+      <w:r>
+        <w:rPr>
+          <w:rFonts w:cstheme="minorHAnsi"/>
+          <w:sz w:val="24"/>
+          <w:szCs w:val="24"/>
+        </w:rPr>
+        <w:t>:DCL</w:t>
+      </w:r>
+      <w:proofErr w:type="gramEnd"/>
+      <w:r>
+        <w:rPr>
+          <w:rFonts w:cstheme="minorHAnsi"/>
+          <w:sz w:val="24"/>
+          <w:szCs w:val="24"/>
+        </w:rPr>
+        <w:t>-POLCY-NUMBER</w:t>
       </w:r>
     </w:p>
     <w:p>
@@ -34236,13 +36918,23 @@
         </w:rPr>
         <w:tab/>
       </w:r>
-      <w:r>
-        <w:rPr>
-          <w:rFonts w:cstheme="minorHAnsi"/>
-          <w:sz w:val="24"/>
-          <w:szCs w:val="24"/>
-        </w:rPr>
-        <w:t>TO  POLICY-NUMBER</w:t>
+      <w:proofErr w:type="gramStart"/>
+      <w:r>
+        <w:rPr>
+          <w:rFonts w:cstheme="minorHAnsi"/>
+          <w:sz w:val="24"/>
+          <w:szCs w:val="24"/>
+        </w:rPr>
+        <w:t>TO  POLICY</w:t>
+      </w:r>
+      <w:proofErr w:type="gramEnd"/>
+      <w:r>
+        <w:rPr>
+          <w:rFonts w:cstheme="minorHAnsi"/>
+          <w:sz w:val="24"/>
+          <w:szCs w:val="24"/>
+        </w:rPr>
+        <w:t>-NUMBER</w:t>
       </w:r>
     </w:p>
     <w:p>
@@ -34271,13 +36963,23 @@
         </w:rPr>
         <w:tab/>
       </w:r>
-      <w:r>
-        <w:rPr>
-          <w:rFonts w:cstheme="minorHAnsi"/>
-          <w:sz w:val="24"/>
-          <w:szCs w:val="24"/>
-        </w:rPr>
-        <w:t>TO  CLAIM-NUMBER</w:t>
+      <w:proofErr w:type="gramStart"/>
+      <w:r>
+        <w:rPr>
+          <w:rFonts w:cstheme="minorHAnsi"/>
+          <w:sz w:val="24"/>
+          <w:szCs w:val="24"/>
+        </w:rPr>
+        <w:t>TO  CLAIM</w:t>
+      </w:r>
+      <w:proofErr w:type="gramEnd"/>
+      <w:r>
+        <w:rPr>
+          <w:rFonts w:cstheme="minorHAnsi"/>
+          <w:sz w:val="24"/>
+          <w:szCs w:val="24"/>
+        </w:rPr>
+        <w:t>-NUMBER</w:t>
       </w:r>
     </w:p>
     <w:p>
@@ -34296,7 +36998,25 @@
           <w:sz w:val="24"/>
           <w:szCs w:val="24"/>
         </w:rPr>
-        <w:t xml:space="preserve">           MOVE DCL-CLAIM-AMOUNT     TO  CLAIM-AMOUNT</w:t>
+        <w:t xml:space="preserve">           MOVE DCL-CLAIM-AMOUNT     </w:t>
+      </w:r>
+      <w:proofErr w:type="gramStart"/>
+      <w:r>
+        <w:rPr>
+          <w:rFonts w:cstheme="minorHAnsi"/>
+          <w:sz w:val="24"/>
+          <w:szCs w:val="24"/>
+        </w:rPr>
+        <w:t>TO  CLAIM</w:t>
+      </w:r>
+      <w:proofErr w:type="gramEnd"/>
+      <w:r>
+        <w:rPr>
+          <w:rFonts w:cstheme="minorHAnsi"/>
+          <w:sz w:val="24"/>
+          <w:szCs w:val="24"/>
+        </w:rPr>
+        <w:t>-AMOUNT</w:t>
       </w:r>
     </w:p>
     <w:p>
@@ -34325,13 +37045,23 @@
         </w:rPr>
         <w:tab/>
       </w:r>
-      <w:r>
-        <w:rPr>
-          <w:rFonts w:cstheme="minorHAnsi"/>
-          <w:sz w:val="24"/>
-          <w:szCs w:val="24"/>
-        </w:rPr>
-        <w:t>TO  CLAIM-SUBMIT-DT</w:t>
+      <w:proofErr w:type="gramStart"/>
+      <w:r>
+        <w:rPr>
+          <w:rFonts w:cstheme="minorHAnsi"/>
+          <w:sz w:val="24"/>
+          <w:szCs w:val="24"/>
+        </w:rPr>
+        <w:t>TO  CLAIM</w:t>
+      </w:r>
+      <w:proofErr w:type="gramEnd"/>
+      <w:r>
+        <w:rPr>
+          <w:rFonts w:cstheme="minorHAnsi"/>
+          <w:sz w:val="24"/>
+          <w:szCs w:val="24"/>
+        </w:rPr>
+        <w:t>-SUBMIT-DT</w:t>
       </w:r>
     </w:p>
     <w:p>
@@ -34368,13 +37098,23 @@
         </w:rPr>
         <w:tab/>
       </w:r>
-      <w:r>
-        <w:rPr>
-          <w:rFonts w:cstheme="minorHAnsi"/>
-          <w:sz w:val="24"/>
-          <w:szCs w:val="24"/>
-        </w:rPr>
-        <w:t>TO  SUB-RTN-CODE</w:t>
+      <w:proofErr w:type="gramStart"/>
+      <w:r>
+        <w:rPr>
+          <w:rFonts w:cstheme="minorHAnsi"/>
+          <w:sz w:val="24"/>
+          <w:szCs w:val="24"/>
+        </w:rPr>
+        <w:t>TO  SUB</w:t>
+      </w:r>
+      <w:proofErr w:type="gramEnd"/>
+      <w:r>
+        <w:rPr>
+          <w:rFonts w:cstheme="minorHAnsi"/>
+          <w:sz w:val="24"/>
+          <w:szCs w:val="24"/>
+        </w:rPr>
+        <w:t>-RTN-CODE</w:t>
       </w:r>
     </w:p>
     <w:p>
@@ -34411,13 +37151,23 @@
         </w:rPr>
         <w:tab/>
       </w:r>
-      <w:r>
-        <w:rPr>
-          <w:rFonts w:cstheme="minorHAnsi"/>
-          <w:sz w:val="24"/>
-          <w:szCs w:val="24"/>
-        </w:rPr>
-        <w:t>TO  REJECT-ERR-MSG.</w:t>
+      <w:proofErr w:type="gramStart"/>
+      <w:r>
+        <w:rPr>
+          <w:rFonts w:cstheme="minorHAnsi"/>
+          <w:sz w:val="24"/>
+          <w:szCs w:val="24"/>
+        </w:rPr>
+        <w:t>TO  REJECT</w:t>
+      </w:r>
+      <w:proofErr w:type="gramEnd"/>
+      <w:r>
+        <w:rPr>
+          <w:rFonts w:cstheme="minorHAnsi"/>
+          <w:sz w:val="24"/>
+          <w:szCs w:val="24"/>
+        </w:rPr>
+        <w:t>-ERR-MSG.</w:t>
       </w:r>
     </w:p>
     <w:p>
@@ -34856,7 +37606,25 @@
           <w:sz w:val="24"/>
           <w:szCs w:val="24"/>
         </w:rPr>
-        <w:t xml:space="preserve">                  SET CLAIM_STATUS = :DCL-CLAIM-STATUS</w:t>
+        <w:t xml:space="preserve">                  SET CLAIM_STATUS </w:t>
+      </w:r>
+      <w:proofErr w:type="gramStart"/>
+      <w:r>
+        <w:rPr>
+          <w:rFonts w:cstheme="minorHAnsi"/>
+          <w:sz w:val="24"/>
+          <w:szCs w:val="24"/>
+        </w:rPr>
+        <w:t>= :DCL</w:t>
+      </w:r>
+      <w:proofErr w:type="gramEnd"/>
+      <w:r>
+        <w:rPr>
+          <w:rFonts w:cstheme="minorHAnsi"/>
+          <w:sz w:val="24"/>
+          <w:szCs w:val="24"/>
+        </w:rPr>
+        <w:t>-CLAIM-STATUS</w:t>
       </w:r>
     </w:p>
     <w:p>
@@ -35536,26 +38304,62 @@
           <w:sz w:val="24"/>
           <w:szCs w:val="24"/>
         </w:rPr>
-        <w:t xml:space="preserve">          03 POLICY-NUMBER   PIC  X(05) VALUE SPACE.</w:t>
-      </w:r>
-    </w:p>
-    <w:p>
-      <w:pPr>
-        <w:pStyle w:val="ListParagraph"/>
-        <w:spacing w:after="0"/>
-        <w:rPr>
-          <w:rFonts w:cstheme="minorHAnsi"/>
-          <w:sz w:val="24"/>
-          <w:szCs w:val="24"/>
-        </w:rPr>
-      </w:pPr>
-      <w:r>
-        <w:rPr>
-          <w:rFonts w:cstheme="minorHAnsi"/>
-          <w:sz w:val="24"/>
-          <w:szCs w:val="24"/>
-        </w:rPr>
-        <w:t xml:space="preserve">          03 CLAIM-NUMBER    PIC  X(05) VALUE SPACE.</w:t>
+        <w:t xml:space="preserve">          03 POLICY-NUMBER   </w:t>
+      </w:r>
+      <w:proofErr w:type="gramStart"/>
+      <w:r>
+        <w:rPr>
+          <w:rFonts w:cstheme="minorHAnsi"/>
+          <w:sz w:val="24"/>
+          <w:szCs w:val="24"/>
+        </w:rPr>
+        <w:t>PIC  X</w:t>
+      </w:r>
+      <w:proofErr w:type="gramEnd"/>
+      <w:r>
+        <w:rPr>
+          <w:rFonts w:cstheme="minorHAnsi"/>
+          <w:sz w:val="24"/>
+          <w:szCs w:val="24"/>
+        </w:rPr>
+        <w:t>(05) VALUE SPACE.</w:t>
+      </w:r>
+    </w:p>
+    <w:p>
+      <w:pPr>
+        <w:pStyle w:val="ListParagraph"/>
+        <w:spacing w:after="0"/>
+        <w:rPr>
+          <w:rFonts w:cstheme="minorHAnsi"/>
+          <w:sz w:val="24"/>
+          <w:szCs w:val="24"/>
+        </w:rPr>
+      </w:pPr>
+      <w:r>
+        <w:rPr>
+          <w:rFonts w:cstheme="minorHAnsi"/>
+          <w:sz w:val="24"/>
+          <w:szCs w:val="24"/>
+        </w:rPr>
+        <w:t xml:space="preserve">          03 CLAIM-NUMBER    </w:t>
+      </w:r>
+      <w:proofErr w:type="gramStart"/>
+      <w:r>
+        <w:rPr>
+          <w:rFonts w:cstheme="minorHAnsi"/>
+          <w:sz w:val="24"/>
+          <w:szCs w:val="24"/>
+        </w:rPr>
+        <w:t>PIC  X</w:t>
+      </w:r>
+      <w:proofErr w:type="gramEnd"/>
+      <w:r>
+        <w:rPr>
+          <w:rFonts w:cstheme="minorHAnsi"/>
+          <w:sz w:val="24"/>
+          <w:szCs w:val="24"/>
+        </w:rPr>
+        <w:t>(05) VALUE SPACE.</w:t>
       </w:r>
     </w:p>
     <w:p>
@@ -35593,45 +38397,135 @@
           <w:sz w:val="24"/>
           <w:szCs w:val="24"/>
         </w:rPr>
-        <w:t xml:space="preserve">          03 CLAIM-SUBMIT-DT PIC  X(10)  VALUE SPACE.</w:t>
-      </w:r>
-    </w:p>
-    <w:p>
-      <w:pPr>
-        <w:pStyle w:val="ListParagraph"/>
-        <w:spacing w:after="0"/>
-        <w:rPr>
-          <w:rFonts w:cstheme="minorHAnsi"/>
-          <w:sz w:val="24"/>
-          <w:szCs w:val="24"/>
-        </w:rPr>
-      </w:pPr>
-      <w:r>
-        <w:rPr>
-          <w:rFonts w:cstheme="minorHAnsi"/>
-          <w:sz w:val="24"/>
-          <w:szCs w:val="24"/>
-        </w:rPr>
-        <w:t xml:space="preserve">          03 SUB-RTN-CODE    PIC  X(02) VALUE SPACE.</w:t>
-      </w:r>
-    </w:p>
-    <w:p>
-      <w:pPr>
-        <w:pStyle w:val="ListParagraph"/>
-        <w:spacing w:after="0"/>
-        <w:rPr>
-          <w:rFonts w:cstheme="minorHAnsi"/>
-          <w:sz w:val="24"/>
-          <w:szCs w:val="24"/>
-        </w:rPr>
-      </w:pPr>
-      <w:r>
-        <w:rPr>
-          <w:rFonts w:cstheme="minorHAnsi"/>
-          <w:sz w:val="24"/>
-          <w:szCs w:val="24"/>
-        </w:rPr>
-        <w:t xml:space="preserve">          03 REJECT-ERR-MSG  PIC  X(30) VALUE SPACE.</w:t>
+        <w:t xml:space="preserve">          03 CLAIM-SUBMIT-DT </w:t>
+      </w:r>
+      <w:proofErr w:type="gramStart"/>
+      <w:r>
+        <w:rPr>
+          <w:rFonts w:cstheme="minorHAnsi"/>
+          <w:sz w:val="24"/>
+          <w:szCs w:val="24"/>
+        </w:rPr>
+        <w:t>PIC  X</w:t>
+      </w:r>
+      <w:proofErr w:type="gramEnd"/>
+      <w:r>
+        <w:rPr>
+          <w:rFonts w:cstheme="minorHAnsi"/>
+          <w:sz w:val="24"/>
+          <w:szCs w:val="24"/>
+        </w:rPr>
+        <w:t>(10</w:t>
+      </w:r>
+      <w:proofErr w:type="gramStart"/>
+      <w:r>
+        <w:rPr>
+          <w:rFonts w:cstheme="minorHAnsi"/>
+          <w:sz w:val="24"/>
+          <w:szCs w:val="24"/>
+        </w:rPr>
+        <w:t>)  VALUE</w:t>
+      </w:r>
+      <w:proofErr w:type="gramEnd"/>
+      <w:r>
+        <w:rPr>
+          <w:rFonts w:cstheme="minorHAnsi"/>
+          <w:sz w:val="24"/>
+          <w:szCs w:val="24"/>
+        </w:rPr>
+        <w:t xml:space="preserve"> SPACE.</w:t>
+      </w:r>
+    </w:p>
+    <w:p>
+      <w:pPr>
+        <w:pStyle w:val="ListParagraph"/>
+        <w:spacing w:after="0"/>
+        <w:rPr>
+          <w:rFonts w:cstheme="minorHAnsi"/>
+          <w:sz w:val="24"/>
+          <w:szCs w:val="24"/>
+        </w:rPr>
+      </w:pPr>
+      <w:r>
+        <w:rPr>
+          <w:rFonts w:cstheme="minorHAnsi"/>
+          <w:sz w:val="24"/>
+          <w:szCs w:val="24"/>
+        </w:rPr>
+        <w:t xml:space="preserve">          03 SUB-RTN-CODE    </w:t>
+      </w:r>
+      <w:proofErr w:type="gramStart"/>
+      <w:r>
+        <w:rPr>
+          <w:rFonts w:cstheme="minorHAnsi"/>
+          <w:sz w:val="24"/>
+          <w:szCs w:val="24"/>
+        </w:rPr>
+        <w:t>PIC  X</w:t>
+      </w:r>
+      <w:proofErr w:type="gramEnd"/>
+      <w:r>
+        <w:rPr>
+          <w:rFonts w:cstheme="minorHAnsi"/>
+          <w:sz w:val="24"/>
+          <w:szCs w:val="24"/>
+        </w:rPr>
+        <w:t>(02) VALUE SPACE.</w:t>
+      </w:r>
+    </w:p>
+    <w:p>
+      <w:pPr>
+        <w:pStyle w:val="ListParagraph"/>
+        <w:spacing w:after="0"/>
+        <w:rPr>
+          <w:rFonts w:cstheme="minorHAnsi"/>
+          <w:sz w:val="24"/>
+          <w:szCs w:val="24"/>
+        </w:rPr>
+      </w:pPr>
+      <w:r>
+        <w:rPr>
+          <w:rFonts w:cstheme="minorHAnsi"/>
+          <w:sz w:val="24"/>
+          <w:szCs w:val="24"/>
+        </w:rPr>
+        <w:t xml:space="preserve">          03 REJECT-ERR-</w:t>
+      </w:r>
+      <w:proofErr w:type="gramStart"/>
+      <w:r>
+        <w:rPr>
+          <w:rFonts w:cstheme="minorHAnsi"/>
+          <w:sz w:val="24"/>
+          <w:szCs w:val="24"/>
+        </w:rPr>
+        <w:t>MSG  PIC</w:t>
+      </w:r>
+      <w:proofErr w:type="gramEnd"/>
+      <w:r>
+        <w:rPr>
+          <w:rFonts w:cstheme="minorHAnsi"/>
+          <w:sz w:val="24"/>
+          <w:szCs w:val="24"/>
+        </w:rPr>
+        <w:t xml:space="preserve">  </w:t>
+      </w:r>
+      <w:proofErr w:type="gramStart"/>
+      <w:r>
+        <w:rPr>
+          <w:rFonts w:cstheme="minorHAnsi"/>
+          <w:sz w:val="24"/>
+          <w:szCs w:val="24"/>
+        </w:rPr>
+        <w:t>X(</w:t>
+      </w:r>
+      <w:proofErr w:type="gramEnd"/>
+      <w:r>
+        <w:rPr>
+          <w:rFonts w:cstheme="minorHAnsi"/>
+          <w:sz w:val="24"/>
+          <w:szCs w:val="24"/>
+        </w:rPr>
+        <w:t>30) VALUE SPACE.</w:t>
       </w:r>
     </w:p>
     <w:p>
@@ -35787,8 +38681,36 @@
           <w:sz w:val="24"/>
           <w:szCs w:val="24"/>
         </w:rPr>
-        <w:t xml:space="preserve">              SELECT POLCY_NUMBER , INSURED_AMT ,</w:t>
-      </w:r>
+        <w:t xml:space="preserve">              SELECT POLCY_</w:t>
+      </w:r>
+      <w:proofErr w:type="gramStart"/>
+      <w:r>
+        <w:rPr>
+          <w:rFonts w:cstheme="minorHAnsi"/>
+          <w:sz w:val="24"/>
+          <w:szCs w:val="24"/>
+        </w:rPr>
+        <w:t>NUMBER ,</w:t>
+      </w:r>
+      <w:proofErr w:type="gramEnd"/>
+      <w:r>
+        <w:rPr>
+          <w:rFonts w:cstheme="minorHAnsi"/>
+          <w:sz w:val="24"/>
+          <w:szCs w:val="24"/>
+        </w:rPr>
+        <w:t xml:space="preserve"> INSURED_</w:t>
+      </w:r>
+      <w:proofErr w:type="gramStart"/>
+      <w:r>
+        <w:rPr>
+          <w:rFonts w:cstheme="minorHAnsi"/>
+          <w:sz w:val="24"/>
+          <w:szCs w:val="24"/>
+        </w:rPr>
+        <w:t>AMT ,</w:t>
+      </w:r>
+      <w:proofErr w:type="gramEnd"/>
     </w:p>
     <w:p>
       <w:pPr>
@@ -35844,45 +38766,99 @@
           <w:sz w:val="24"/>
           <w:szCs w:val="24"/>
         </w:rPr>
-        <w:t xml:space="preserve">                  :DCL-POLCY-NUMBER,</w:t>
-      </w:r>
-    </w:p>
-    <w:p>
-      <w:pPr>
-        <w:pStyle w:val="ListParagraph"/>
-        <w:spacing w:after="0"/>
-        <w:rPr>
-          <w:rFonts w:cstheme="minorHAnsi"/>
-          <w:sz w:val="24"/>
-          <w:szCs w:val="24"/>
-        </w:rPr>
-      </w:pPr>
-      <w:r>
-        <w:rPr>
-          <w:rFonts w:cstheme="minorHAnsi"/>
-          <w:sz w:val="24"/>
-          <w:szCs w:val="24"/>
-        </w:rPr>
-        <w:t xml:space="preserve">                  :DCL-INSURED-AMT,</w:t>
-      </w:r>
-    </w:p>
-    <w:p>
-      <w:pPr>
-        <w:pStyle w:val="ListParagraph"/>
-        <w:spacing w:after="0"/>
-        <w:rPr>
-          <w:rFonts w:cstheme="minorHAnsi"/>
-          <w:sz w:val="24"/>
-          <w:szCs w:val="24"/>
-        </w:rPr>
-      </w:pPr>
-      <w:r>
-        <w:rPr>
-          <w:rFonts w:cstheme="minorHAnsi"/>
-          <w:sz w:val="24"/>
-          <w:szCs w:val="24"/>
-        </w:rPr>
-        <w:t xml:space="preserve">                  :DCL-POLCY-EXPIRE-DT</w:t>
+        <w:t xml:space="preserve">                  </w:t>
+      </w:r>
+      <w:proofErr w:type="gramStart"/>
+      <w:r>
+        <w:rPr>
+          <w:rFonts w:cstheme="minorHAnsi"/>
+          <w:sz w:val="24"/>
+          <w:szCs w:val="24"/>
+        </w:rPr>
+        <w:t>:DCL</w:t>
+      </w:r>
+      <w:proofErr w:type="gramEnd"/>
+      <w:r>
+        <w:rPr>
+          <w:rFonts w:cstheme="minorHAnsi"/>
+          <w:sz w:val="24"/>
+          <w:szCs w:val="24"/>
+        </w:rPr>
+        <w:t>-POLCY-NUMBER,</w:t>
+      </w:r>
+    </w:p>
+    <w:p>
+      <w:pPr>
+        <w:pStyle w:val="ListParagraph"/>
+        <w:spacing w:after="0"/>
+        <w:rPr>
+          <w:rFonts w:cstheme="minorHAnsi"/>
+          <w:sz w:val="24"/>
+          <w:szCs w:val="24"/>
+        </w:rPr>
+      </w:pPr>
+      <w:r>
+        <w:rPr>
+          <w:rFonts w:cstheme="minorHAnsi"/>
+          <w:sz w:val="24"/>
+          <w:szCs w:val="24"/>
+        </w:rPr>
+        <w:t xml:space="preserve">                  </w:t>
+      </w:r>
+      <w:proofErr w:type="gramStart"/>
+      <w:r>
+        <w:rPr>
+          <w:rFonts w:cstheme="minorHAnsi"/>
+          <w:sz w:val="24"/>
+          <w:szCs w:val="24"/>
+        </w:rPr>
+        <w:t>:DCL</w:t>
+      </w:r>
+      <w:proofErr w:type="gramEnd"/>
+      <w:r>
+        <w:rPr>
+          <w:rFonts w:cstheme="minorHAnsi"/>
+          <w:sz w:val="24"/>
+          <w:szCs w:val="24"/>
+        </w:rPr>
+        <w:t>-INSURED-AMT,</w:t>
+      </w:r>
+    </w:p>
+    <w:p>
+      <w:pPr>
+        <w:pStyle w:val="ListParagraph"/>
+        <w:spacing w:after="0"/>
+        <w:rPr>
+          <w:rFonts w:cstheme="minorHAnsi"/>
+          <w:sz w:val="24"/>
+          <w:szCs w:val="24"/>
+        </w:rPr>
+      </w:pPr>
+      <w:r>
+        <w:rPr>
+          <w:rFonts w:cstheme="minorHAnsi"/>
+          <w:sz w:val="24"/>
+          <w:szCs w:val="24"/>
+        </w:rPr>
+        <w:t xml:space="preserve">                  </w:t>
+      </w:r>
+      <w:proofErr w:type="gramStart"/>
+      <w:r>
+        <w:rPr>
+          <w:rFonts w:cstheme="minorHAnsi"/>
+          <w:sz w:val="24"/>
+          <w:szCs w:val="24"/>
+        </w:rPr>
+        <w:t>:DCL</w:t>
+      </w:r>
+      <w:proofErr w:type="gramEnd"/>
+      <w:r>
+        <w:rPr>
+          <w:rFonts w:cstheme="minorHAnsi"/>
+          <w:sz w:val="24"/>
+          <w:szCs w:val="24"/>
+        </w:rPr>
+        <w:t>-POLCY-EXPIRE-DT</w:t>
       </w:r>
     </w:p>
     <w:p>
@@ -35920,7 +38896,25 @@
           <w:sz w:val="24"/>
           <w:szCs w:val="24"/>
         </w:rPr>
-        <w:t xml:space="preserve">              WHERE POLCY_NUMBER = :DCL-POLCY-NUMBER</w:t>
+        <w:t xml:space="preserve">              WHERE POLCY_NUMBER </w:t>
+      </w:r>
+      <w:proofErr w:type="gramStart"/>
+      <w:r>
+        <w:rPr>
+          <w:rFonts w:cstheme="minorHAnsi"/>
+          <w:sz w:val="24"/>
+          <w:szCs w:val="24"/>
+        </w:rPr>
+        <w:t>= :DCL</w:t>
+      </w:r>
+      <w:proofErr w:type="gramEnd"/>
+      <w:r>
+        <w:rPr>
+          <w:rFonts w:cstheme="minorHAnsi"/>
+          <w:sz w:val="24"/>
+          <w:szCs w:val="24"/>
+        </w:rPr>
+        <w:t>-POLCY-NUMBER</w:t>
       </w:r>
     </w:p>
     <w:p>
@@ -36557,7 +39551,25 @@
           <w:sz w:val="24"/>
           <w:szCs w:val="24"/>
         </w:rPr>
-        <w:t>When we want to load bulk data from file to table or table to file we use load &amp; unload concept.</w:t>
+        <w:t xml:space="preserve">When we want to load bulk data from file to table or table to </w:t>
+      </w:r>
+      <w:proofErr w:type="gramStart"/>
+      <w:r>
+        <w:rPr>
+          <w:rFonts w:cstheme="minorHAnsi"/>
+          <w:sz w:val="24"/>
+          <w:szCs w:val="24"/>
+        </w:rPr>
+        <w:t>file</w:t>
+      </w:r>
+      <w:proofErr w:type="gramEnd"/>
+      <w:r>
+        <w:rPr>
+          <w:rFonts w:cstheme="minorHAnsi"/>
+          <w:sz w:val="24"/>
+          <w:szCs w:val="24"/>
+        </w:rPr>
+        <w:t xml:space="preserve"> we use load &amp; unload concept.</w:t>
       </w:r>
     </w:p>
     <w:p>
@@ -36613,13 +39625,23 @@
         </w:rPr>
         <w:t xml:space="preserve"> </w:t>
       </w:r>
-      <w:r>
-        <w:rPr>
-          <w:rFonts w:cstheme="minorHAnsi"/>
-          <w:sz w:val="24"/>
-          <w:szCs w:val="24"/>
-        </w:rPr>
-        <w:t>FILE(TEST - TSO)</w:t>
+      <w:proofErr w:type="gramStart"/>
+      <w:r>
+        <w:rPr>
+          <w:rFonts w:cstheme="minorHAnsi"/>
+          <w:sz w:val="24"/>
+          <w:szCs w:val="24"/>
+        </w:rPr>
+        <w:t>FILE(</w:t>
+      </w:r>
+      <w:proofErr w:type="gramEnd"/>
+      <w:r>
+        <w:rPr>
+          <w:rFonts w:cstheme="minorHAnsi"/>
+          <w:sz w:val="24"/>
+          <w:szCs w:val="24"/>
+        </w:rPr>
+        <w:t>TEST - TSO)</w:t>
       </w:r>
     </w:p>
     <w:p>
@@ -36968,7 +39990,25 @@
           <w:sz w:val="24"/>
           <w:szCs w:val="24"/>
         </w:rPr>
-        <w:t xml:space="preserve"> UNLOAD , LOAD</w:t>
+        <w:t xml:space="preserve"> </w:t>
+      </w:r>
+      <w:proofErr w:type="gramStart"/>
+      <w:r>
+        <w:rPr>
+          <w:rFonts w:cstheme="minorHAnsi"/>
+          <w:sz w:val="24"/>
+          <w:szCs w:val="24"/>
+        </w:rPr>
+        <w:t>UNLOAD ,</w:t>
+      </w:r>
+      <w:proofErr w:type="gramEnd"/>
+      <w:r>
+        <w:rPr>
+          <w:rFonts w:cstheme="minorHAnsi"/>
+          <w:sz w:val="24"/>
+          <w:szCs w:val="24"/>
+        </w:rPr>
+        <w:t xml:space="preserve"> LOAD</w:t>
       </w:r>
     </w:p>
     <w:p>
@@ -37229,6 +40269,7 @@
         </w:rPr>
       </w:pPr>
       <w:proofErr w:type="spellStart"/>
+      <w:proofErr w:type="gramStart"/>
       <w:r>
         <w:rPr>
           <w:rFonts w:cstheme="minorHAnsi"/>
@@ -37238,6 +40279,7 @@
         <w:t>Its</w:t>
       </w:r>
       <w:proofErr w:type="spellEnd"/>
+      <w:proofErr w:type="gramEnd"/>
       <w:r>
         <w:rPr>
           <w:rFonts w:cstheme="minorHAnsi"/>
@@ -37358,7 +40400,25 @@
           <w:sz w:val="24"/>
           <w:szCs w:val="24"/>
         </w:rPr>
-        <w:t>Rec file : Will contain data</w:t>
+        <w:t xml:space="preserve">Rec </w:t>
+      </w:r>
+      <w:proofErr w:type="gramStart"/>
+      <w:r>
+        <w:rPr>
+          <w:rFonts w:cstheme="minorHAnsi"/>
+          <w:sz w:val="24"/>
+          <w:szCs w:val="24"/>
+        </w:rPr>
+        <w:t>file :</w:t>
+      </w:r>
+      <w:proofErr w:type="gramEnd"/>
+      <w:r>
+        <w:rPr>
+          <w:rFonts w:cstheme="minorHAnsi"/>
+          <w:sz w:val="24"/>
+          <w:szCs w:val="24"/>
+        </w:rPr>
+        <w:t xml:space="preserve"> Will contain data</w:t>
       </w:r>
     </w:p>
     <w:p>
@@ -37381,7 +40441,25 @@
           <w:sz w:val="24"/>
           <w:szCs w:val="24"/>
         </w:rPr>
-        <w:t>Punch file : Will contain mapping of the data columns to your data positions, which column data is at which position in the file</w:t>
+        <w:t xml:space="preserve">Punch </w:t>
+      </w:r>
+      <w:proofErr w:type="gramStart"/>
+      <w:r>
+        <w:rPr>
+          <w:rFonts w:cstheme="minorHAnsi"/>
+          <w:sz w:val="24"/>
+          <w:szCs w:val="24"/>
+        </w:rPr>
+        <w:t>file :</w:t>
+      </w:r>
+      <w:proofErr w:type="gramEnd"/>
+      <w:r>
+        <w:rPr>
+          <w:rFonts w:cstheme="minorHAnsi"/>
+          <w:sz w:val="24"/>
+          <w:szCs w:val="24"/>
+        </w:rPr>
+        <w:t xml:space="preserve"> Will contain mapping of the data columns to your data positions, which column data is at which position in the file</w:t>
       </w:r>
     </w:p>
     <w:p>
@@ -37907,65 +40985,7 @@
           <w:sz w:val="24"/>
           <w:szCs w:val="24"/>
         </w:rPr>
-        <w:t xml:space="preserve">SELECT * </w:t>
-      </w:r>
-    </w:p>
-    <w:p>
-      <w:pPr>
-        <w:pStyle w:val="ListParagraph"/>
-        <w:spacing w:after="0"/>
-        <w:ind w:left="2160" w:firstLine="720"/>
-        <w:rPr>
-          <w:rFonts w:cstheme="minorHAnsi"/>
-          <w:sz w:val="24"/>
-          <w:szCs w:val="24"/>
-        </w:rPr>
-      </w:pPr>
-      <w:r>
-        <w:rPr>
-          <w:rFonts w:cstheme="minorHAnsi"/>
-          <w:sz w:val="24"/>
-          <w:szCs w:val="24"/>
-        </w:rPr>
-        <w:t>FROM CLAIM_TABLE</w:t>
-      </w:r>
-    </w:p>
-    <w:p>
-      <w:pPr>
-        <w:spacing w:after="0"/>
-        <w:ind w:left="2160" w:firstLine="720"/>
-        <w:rPr>
-          <w:rFonts w:cstheme="minorHAnsi"/>
-          <w:sz w:val="24"/>
-          <w:szCs w:val="24"/>
-        </w:rPr>
-      </w:pPr>
-      <w:r>
-        <w:rPr>
-          <w:rFonts w:cstheme="minorHAnsi"/>
-          <w:sz w:val="24"/>
-          <w:szCs w:val="24"/>
-        </w:rPr>
-        <w:t>WHERE CLAIM_STATUS = 'OPEN'</w:t>
-      </w:r>
-    </w:p>
-    <w:p>
-      <w:pPr>
-        <w:spacing w:after="0"/>
-        <w:ind w:left="2160" w:firstLine="720"/>
-        <w:rPr>
-          <w:rFonts w:cstheme="minorHAnsi"/>
-          <w:sz w:val="24"/>
-          <w:szCs w:val="24"/>
-        </w:rPr>
-      </w:pPr>
-      <w:r>
-        <w:rPr>
-          <w:rFonts w:cstheme="minorHAnsi"/>
-          <w:sz w:val="24"/>
-          <w:szCs w:val="24"/>
-        </w:rPr>
-        <w:t>WITH RR;</w:t>
+        <w:t>Repeatable Read (RR) is the highest isolation level in DB2 where all rows accessed by a query are locked, and no other transaction can modify or insert rows that would affect the result set until the transaction completes.</w:t>
       </w:r>
     </w:p>
     <w:p>
@@ -37988,6 +41008,87 @@
           <w:sz w:val="24"/>
           <w:szCs w:val="24"/>
         </w:rPr>
+        <w:t xml:space="preserve">SELECT * </w:t>
+      </w:r>
+    </w:p>
+    <w:p>
+      <w:pPr>
+        <w:pStyle w:val="ListParagraph"/>
+        <w:spacing w:after="0"/>
+        <w:ind w:left="2160" w:firstLine="720"/>
+        <w:rPr>
+          <w:rFonts w:cstheme="minorHAnsi"/>
+          <w:sz w:val="24"/>
+          <w:szCs w:val="24"/>
+        </w:rPr>
+      </w:pPr>
+      <w:r>
+        <w:rPr>
+          <w:rFonts w:cstheme="minorHAnsi"/>
+          <w:sz w:val="24"/>
+          <w:szCs w:val="24"/>
+        </w:rPr>
+        <w:t>FROM CLAIM_TABLE</w:t>
+      </w:r>
+    </w:p>
+    <w:p>
+      <w:pPr>
+        <w:spacing w:after="0"/>
+        <w:ind w:left="2160" w:firstLine="720"/>
+        <w:rPr>
+          <w:rFonts w:cstheme="minorHAnsi"/>
+          <w:sz w:val="24"/>
+          <w:szCs w:val="24"/>
+        </w:rPr>
+      </w:pPr>
+      <w:r>
+        <w:rPr>
+          <w:rFonts w:cstheme="minorHAnsi"/>
+          <w:sz w:val="24"/>
+          <w:szCs w:val="24"/>
+        </w:rPr>
+        <w:t>WHERE CLAIM_STATUS = 'OPEN'</w:t>
+      </w:r>
+    </w:p>
+    <w:p>
+      <w:pPr>
+        <w:spacing w:after="0"/>
+        <w:ind w:left="2160" w:firstLine="720"/>
+        <w:rPr>
+          <w:rFonts w:cstheme="minorHAnsi"/>
+          <w:sz w:val="24"/>
+          <w:szCs w:val="24"/>
+        </w:rPr>
+      </w:pPr>
+      <w:r>
+        <w:rPr>
+          <w:rFonts w:cstheme="minorHAnsi"/>
+          <w:sz w:val="24"/>
+          <w:szCs w:val="24"/>
+        </w:rPr>
+        <w:t>WITH RR;</w:t>
+      </w:r>
+    </w:p>
+    <w:p>
+      <w:pPr>
+        <w:pStyle w:val="ListParagraph"/>
+        <w:numPr>
+          <w:ilvl w:val="3"/>
+          <w:numId w:val="4"/>
+        </w:numPr>
+        <w:spacing w:after="0"/>
+        <w:rPr>
+          <w:rFonts w:cstheme="minorHAnsi"/>
+          <w:sz w:val="24"/>
+          <w:szCs w:val="24"/>
+        </w:rPr>
+      </w:pPr>
+      <w:r>
+        <w:rPr>
+          <w:rFonts w:cstheme="minorHAnsi"/>
+          <w:sz w:val="24"/>
+          <w:szCs w:val="24"/>
+        </w:rPr>
         <w:t>If you read 10 OPEN claims:</w:t>
       </w:r>
     </w:p>
@@ -38125,23 +41226,15 @@
           <w:sz w:val="24"/>
           <w:szCs w:val="24"/>
         </w:rPr>
-        <w:t xml:space="preserve"> </w:t>
-      </w:r>
-      <w:r>
-        <w:rPr>
-          <w:rFonts w:cstheme="minorHAnsi"/>
-          <w:sz w:val="24"/>
-          <w:szCs w:val="24"/>
-        </w:rPr>
-        <w:t>and the result set it created</w:t>
-      </w:r>
-      <w:r>
-        <w:rPr>
-          <w:rFonts w:cstheme="minorHAnsi"/>
-          <w:sz w:val="24"/>
-          <w:szCs w:val="24"/>
-        </w:rPr>
-        <w:t xml:space="preserve"> that will be locked (10 rows are getting matched and 10 rows came in result set then only those 10 rows will be locked)</w:t>
+        <w:t xml:space="preserve">, which ever row will be matching the condition will be locked </w:t>
+      </w:r>
+      <w:r>
+        <w:rPr>
+          <w:rFonts w:cstheme="minorHAnsi"/>
+          <w:sz w:val="24"/>
+          <w:szCs w:val="24"/>
+        </w:rPr>
+        <w:t>(10 rows are getting matched and 10 rows came in result set then only those 10 rows will be locked)</w:t>
       </w:r>
     </w:p>
     <w:p>
@@ -38589,7 +41682,25 @@
           <w:sz w:val="24"/>
           <w:szCs w:val="24"/>
         </w:rPr>
-        <w:t>It will change from UT to UT Copy (Copy pending status)</w:t>
+        <w:t xml:space="preserve">It will change from </w:t>
+      </w:r>
+      <w:proofErr w:type="gramStart"/>
+      <w:r>
+        <w:rPr>
+          <w:rFonts w:cstheme="minorHAnsi"/>
+          <w:sz w:val="24"/>
+          <w:szCs w:val="24"/>
+        </w:rPr>
+        <w:t>UT to UT</w:t>
+      </w:r>
+      <w:proofErr w:type="gramEnd"/>
+      <w:r>
+        <w:rPr>
+          <w:rFonts w:cstheme="minorHAnsi"/>
+          <w:sz w:val="24"/>
+          <w:szCs w:val="24"/>
+        </w:rPr>
+        <w:t xml:space="preserve"> Copy (Copy pending status)</w:t>
       </w:r>
     </w:p>
     <w:p>
@@ -38715,6 +41826,7 @@
           <w:sz w:val="24"/>
           <w:szCs w:val="24"/>
         </w:rPr>
+        <w:lastRenderedPageBreak/>
         <w:t>Unlock the tablespace</w:t>
       </w:r>
     </w:p>
@@ -38815,7 +41927,6 @@
           <w:szCs w:val="32"/>
           <w:u w:val="single"/>
         </w:rPr>
-        <w:lastRenderedPageBreak/>
         <w:t>SQL ERROR CODES</w:t>
       </w:r>
     </w:p>
@@ -41747,7 +44858,6 @@
   <w:style w:type="character" w:default="1" w:styleId="DefaultParagraphFont">
     <w:name w:val="Default Paragraph Font"/>
     <w:uiPriority w:val="1"/>
-    <w:semiHidden/>
     <w:unhideWhenUsed/>
   </w:style>
   <w:style w:type="table" w:default="1" w:styleId="TableNormal">

--- a/Anil-Polsani-Mainframe/COBOL-DB2/COBOL_DB2.docx
+++ b/Anil-Polsani-Mainframe/COBOL-DB2/COBOL_DB2.docx
@@ -1040,13 +1040,23 @@
           <w:szCs w:val="24"/>
         </w:rPr>
       </w:pPr>
-      <w:r>
-        <w:rPr>
-          <w:rFonts w:cstheme="minorHAnsi"/>
-          <w:sz w:val="24"/>
-          <w:szCs w:val="24"/>
-        </w:rPr>
-        <w:t>SSID.SCHEMA.TABLE_NAME</w:t>
+      <w:proofErr w:type="gramStart"/>
+      <w:r>
+        <w:rPr>
+          <w:rFonts w:cstheme="minorHAnsi"/>
+          <w:sz w:val="24"/>
+          <w:szCs w:val="24"/>
+        </w:rPr>
+        <w:t>SSID.SCHEMA.TABLE</w:t>
+      </w:r>
+      <w:proofErr w:type="gramEnd"/>
+      <w:r>
+        <w:rPr>
+          <w:rFonts w:cstheme="minorHAnsi"/>
+          <w:sz w:val="24"/>
+          <w:szCs w:val="24"/>
+        </w:rPr>
+        <w:t>_NAME</w:t>
       </w:r>
     </w:p>
     <w:p>
@@ -1069,7 +1079,25 @@
           <w:sz w:val="24"/>
           <w:szCs w:val="24"/>
         </w:rPr>
-        <w:t>Path -&gt; SSID.DATABASE.TABLESPACE.SCHEMA.TABLE_NAME.DATA</w:t>
+        <w:t xml:space="preserve">Path -&gt; </w:t>
+      </w:r>
+      <w:proofErr w:type="gramStart"/>
+      <w:r>
+        <w:rPr>
+          <w:rFonts w:cstheme="minorHAnsi"/>
+          <w:sz w:val="24"/>
+          <w:szCs w:val="24"/>
+        </w:rPr>
+        <w:t>SSID.DATABASE.TABLESPACE.SCHEMA</w:t>
+      </w:r>
+      <w:proofErr w:type="gramEnd"/>
+      <w:r>
+        <w:rPr>
+          <w:rFonts w:cstheme="minorHAnsi"/>
+          <w:sz w:val="24"/>
+          <w:szCs w:val="24"/>
+        </w:rPr>
+        <w:t>.TABLE_NAME.DATA</w:t>
       </w:r>
     </w:p>
     <w:p>
@@ -2451,7 +2479,29 @@
                 <w:sz w:val="24"/>
                 <w:szCs w:val="24"/>
               </w:rPr>
-              <w:t>DECIMAL(P,Q)</w:t>
+              <w:t>DECIMAL(</w:t>
+            </w:r>
+            <w:proofErr w:type="gramStart"/>
+            <w:r>
+              <w:rPr>
+                <w:rFonts w:cstheme="minorHAnsi"/>
+                <w:b/>
+                <w:bCs/>
+                <w:sz w:val="24"/>
+                <w:szCs w:val="24"/>
+              </w:rPr>
+              <w:t>P,Q</w:t>
+            </w:r>
+            <w:proofErr w:type="gramEnd"/>
+            <w:r>
+              <w:rPr>
+                <w:rFonts w:cstheme="minorHAnsi"/>
+                <w:b/>
+                <w:bCs/>
+                <w:sz w:val="24"/>
+                <w:szCs w:val="24"/>
+              </w:rPr>
+              <w:t>)</w:t>
             </w:r>
             <w:r>
               <w:rPr>
@@ -2531,13 +2581,23 @@
                 <w:szCs w:val="24"/>
               </w:rPr>
             </w:pPr>
+            <w:proofErr w:type="gramStart"/>
             <w:r>
               <w:rPr>
                 <w:rFonts w:cstheme="minorHAnsi"/>
                 <w:sz w:val="24"/>
                 <w:szCs w:val="24"/>
               </w:rPr>
-              <w:t>X(10)</w:t>
+              <w:t>X(</w:t>
+            </w:r>
+            <w:proofErr w:type="gramEnd"/>
+            <w:r>
+              <w:rPr>
+                <w:rFonts w:cstheme="minorHAnsi"/>
+                <w:sz w:val="24"/>
+                <w:szCs w:val="24"/>
+              </w:rPr>
+              <w:t>10)</w:t>
             </w:r>
           </w:p>
         </w:tc>
@@ -2587,13 +2647,23 @@
                 <w:szCs w:val="24"/>
               </w:rPr>
             </w:pPr>
+            <w:proofErr w:type="gramStart"/>
             <w:r>
               <w:rPr>
                 <w:rFonts w:cstheme="minorHAnsi"/>
                 <w:sz w:val="24"/>
                 <w:szCs w:val="24"/>
               </w:rPr>
-              <w:t>X(08)</w:t>
+              <w:t>X(</w:t>
+            </w:r>
+            <w:proofErr w:type="gramEnd"/>
+            <w:r>
+              <w:rPr>
+                <w:rFonts w:cstheme="minorHAnsi"/>
+                <w:sz w:val="24"/>
+                <w:szCs w:val="24"/>
+              </w:rPr>
+              <w:t>08)</w:t>
             </w:r>
           </w:p>
         </w:tc>
@@ -2627,8 +2697,18 @@
                 <w:sz w:val="24"/>
                 <w:szCs w:val="24"/>
               </w:rPr>
-              <w:t xml:space="preserve"> YYYY-MM-DD-HH.MM.SS.MMMMM</w:t>
+              <w:t xml:space="preserve"> </w:t>
             </w:r>
+            <w:proofErr w:type="gramStart"/>
+            <w:r>
+              <w:rPr>
+                <w:rFonts w:cstheme="minorHAnsi"/>
+                <w:sz w:val="24"/>
+                <w:szCs w:val="24"/>
+              </w:rPr>
+              <w:t>YYYY-MM-DD-HH.MM.SS.MMMMM</w:t>
+            </w:r>
+            <w:proofErr w:type="gramEnd"/>
           </w:p>
         </w:tc>
         <w:tc>
@@ -2643,13 +2723,23 @@
                 <w:szCs w:val="24"/>
               </w:rPr>
             </w:pPr>
+            <w:proofErr w:type="gramStart"/>
             <w:r>
               <w:rPr>
                 <w:rFonts w:cstheme="minorHAnsi"/>
                 <w:sz w:val="24"/>
                 <w:szCs w:val="24"/>
               </w:rPr>
-              <w:t>X(26)</w:t>
+              <w:t>X(</w:t>
+            </w:r>
+            <w:proofErr w:type="gramEnd"/>
+            <w:r>
+              <w:rPr>
+                <w:rFonts w:cstheme="minorHAnsi"/>
+                <w:sz w:val="24"/>
+                <w:szCs w:val="24"/>
+              </w:rPr>
+              <w:t>26)</w:t>
             </w:r>
           </w:p>
         </w:tc>
@@ -4269,7 +4359,29 @@
           <w:sz w:val="24"/>
           <w:szCs w:val="24"/>
         </w:rPr>
-        <w:t>How to code COBOL-DB2 pgm:</w:t>
+        <w:t xml:space="preserve">How to code COBOL-DB2 </w:t>
+      </w:r>
+      <w:proofErr w:type="spellStart"/>
+      <w:r>
+        <w:rPr>
+          <w:rFonts w:cstheme="minorHAnsi"/>
+          <w:b/>
+          <w:bCs/>
+          <w:sz w:val="24"/>
+          <w:szCs w:val="24"/>
+        </w:rPr>
+        <w:t>pgm</w:t>
+      </w:r>
+      <w:proofErr w:type="spellEnd"/>
+      <w:r>
+        <w:rPr>
+          <w:rFonts w:cstheme="minorHAnsi"/>
+          <w:b/>
+          <w:bCs/>
+          <w:sz w:val="24"/>
+          <w:szCs w:val="24"/>
+        </w:rPr>
+        <w:t>:</w:t>
       </w:r>
     </w:p>
     <w:p>
@@ -4302,8 +4414,18 @@
           <w:sz w:val="24"/>
           <w:szCs w:val="24"/>
         </w:rPr>
-        <w:t>(No Change )</w:t>
-      </w:r>
+        <w:t xml:space="preserve">(No </w:t>
+      </w:r>
+      <w:proofErr w:type="gramStart"/>
+      <w:r>
+        <w:rPr>
+          <w:rFonts w:cstheme="minorHAnsi"/>
+          <w:sz w:val="24"/>
+          <w:szCs w:val="24"/>
+        </w:rPr>
+        <w:t>Change )</w:t>
+      </w:r>
+      <w:proofErr w:type="gramEnd"/>
     </w:p>
     <w:p>
       <w:pPr>
@@ -4632,8 +4754,18 @@
           <w:szCs w:val="24"/>
         </w:rPr>
         <w:tab/>
-        <w:t>: Duplicate data row insert</w:t>
-      </w:r>
+        <w:t xml:space="preserve">: Duplicate data row </w:t>
+      </w:r>
+      <w:proofErr w:type="gramStart"/>
+      <w:r>
+        <w:rPr>
+          <w:rFonts w:cstheme="minorHAnsi"/>
+          <w:sz w:val="24"/>
+          <w:szCs w:val="24"/>
+        </w:rPr>
+        <w:t>insert</w:t>
+      </w:r>
+      <w:proofErr w:type="gramEnd"/>
     </w:p>
     <w:p>
       <w:pPr>
@@ -5088,7 +5220,25 @@
           <w:sz w:val="24"/>
           <w:szCs w:val="24"/>
         </w:rPr>
-        <w:t>INSERT INTO SCHEMA.TABLE_NAME(COL1,COL2,COL3)</w:t>
+        <w:t>INSERT INTO SCHEMA.TABLE_NAME(COL</w:t>
+      </w:r>
+      <w:proofErr w:type="gramStart"/>
+      <w:r>
+        <w:rPr>
+          <w:rFonts w:cstheme="minorHAnsi"/>
+          <w:sz w:val="24"/>
+          <w:szCs w:val="24"/>
+        </w:rPr>
+        <w:t>1,COL2,COL</w:t>
+      </w:r>
+      <w:proofErr w:type="gramEnd"/>
+      <w:r>
+        <w:rPr>
+          <w:rFonts w:cstheme="minorHAnsi"/>
+          <w:sz w:val="24"/>
+          <w:szCs w:val="24"/>
+        </w:rPr>
+        <w:t>3)</w:t>
       </w:r>
     </w:p>
     <w:p>
@@ -5175,6 +5325,7 @@
           <w:szCs w:val="24"/>
         </w:rPr>
       </w:pPr>
+      <w:proofErr w:type="spellStart"/>
       <w:r>
         <w:rPr>
           <w:rFonts w:cstheme="minorHAnsi"/>
@@ -5184,7 +5335,18 @@
           <w:szCs w:val="24"/>
         </w:rPr>
         <w:lastRenderedPageBreak/>
-        <w:t>Pgm:</w:t>
+        <w:t>Pgm</w:t>
+      </w:r>
+      <w:proofErr w:type="spellEnd"/>
+      <w:r>
+        <w:rPr>
+          <w:rFonts w:cstheme="minorHAnsi"/>
+          <w:b/>
+          <w:bCs/>
+          <w:sz w:val="24"/>
+          <w:szCs w:val="24"/>
+        </w:rPr>
+        <w:t>:</w:t>
       </w:r>
     </w:p>
     <w:p>
@@ -5226,7 +5388,25 @@
           <w:sz w:val="24"/>
           <w:szCs w:val="24"/>
         </w:rPr>
-        <w:t>INSERT INTO TABLE_NAME(COL1,COL2,COL3)</w:t>
+        <w:t>INSERT INTO TABLE_NAME(COL</w:t>
+      </w:r>
+      <w:proofErr w:type="gramStart"/>
+      <w:r>
+        <w:rPr>
+          <w:rFonts w:cstheme="minorHAnsi"/>
+          <w:sz w:val="24"/>
+          <w:szCs w:val="24"/>
+        </w:rPr>
+        <w:t>1,COL2,COL</w:t>
+      </w:r>
+      <w:proofErr w:type="gramEnd"/>
+      <w:r>
+        <w:rPr>
+          <w:rFonts w:cstheme="minorHAnsi"/>
+          <w:sz w:val="24"/>
+          <w:szCs w:val="24"/>
+        </w:rPr>
+        <w:t>3)</w:t>
       </w:r>
     </w:p>
     <w:p>
@@ -5248,13 +5428,59 @@
         </w:rPr>
         <w:t>VALUES</w:t>
       </w:r>
-      <w:r>
-        <w:rPr>
-          <w:rFonts w:cstheme="minorHAnsi"/>
-          <w:sz w:val="24"/>
-          <w:szCs w:val="24"/>
-        </w:rPr>
-        <w:t>(:DCL-VAR1,:DCL-VAR2,:DCL-VAR3</w:t>
+      <w:proofErr w:type="gramStart"/>
+      <w:r>
+        <w:rPr>
+          <w:rFonts w:cstheme="minorHAnsi"/>
+          <w:sz w:val="24"/>
+          <w:szCs w:val="24"/>
+        </w:rPr>
+        <w:t>(:DCL</w:t>
+      </w:r>
+      <w:proofErr w:type="gramEnd"/>
+      <w:r>
+        <w:rPr>
+          <w:rFonts w:cstheme="minorHAnsi"/>
+          <w:sz w:val="24"/>
+          <w:szCs w:val="24"/>
+        </w:rPr>
+        <w:t>-VAR</w:t>
+      </w:r>
+      <w:proofErr w:type="gramStart"/>
+      <w:r>
+        <w:rPr>
+          <w:rFonts w:cstheme="minorHAnsi"/>
+          <w:sz w:val="24"/>
+          <w:szCs w:val="24"/>
+        </w:rPr>
+        <w:t>1,:</w:t>
+      </w:r>
+      <w:proofErr w:type="gramEnd"/>
+      <w:r>
+        <w:rPr>
+          <w:rFonts w:cstheme="minorHAnsi"/>
+          <w:sz w:val="24"/>
+          <w:szCs w:val="24"/>
+        </w:rPr>
+        <w:t>DCL-VAR</w:t>
+      </w:r>
+      <w:proofErr w:type="gramStart"/>
+      <w:r>
+        <w:rPr>
+          <w:rFonts w:cstheme="minorHAnsi"/>
+          <w:sz w:val="24"/>
+          <w:szCs w:val="24"/>
+        </w:rPr>
+        <w:t>2,:</w:t>
+      </w:r>
+      <w:proofErr w:type="gramEnd"/>
+      <w:r>
+        <w:rPr>
+          <w:rFonts w:cstheme="minorHAnsi"/>
+          <w:sz w:val="24"/>
+          <w:szCs w:val="24"/>
+        </w:rPr>
+        <w:t>DCL-VAR3</w:t>
       </w:r>
       <w:r>
         <w:rPr>
@@ -5353,7 +5579,25 @@
           <w:sz w:val="24"/>
           <w:szCs w:val="24"/>
         </w:rPr>
-        <w:t>Schema name is optional in the pgm query</w:t>
+        <w:t xml:space="preserve">Schema name is optional in the </w:t>
+      </w:r>
+      <w:proofErr w:type="spellStart"/>
+      <w:r>
+        <w:rPr>
+          <w:rFonts w:cstheme="minorHAnsi"/>
+          <w:sz w:val="24"/>
+          <w:szCs w:val="24"/>
+        </w:rPr>
+        <w:t>pgm</w:t>
+      </w:r>
+      <w:proofErr w:type="spellEnd"/>
+      <w:r>
+        <w:rPr>
+          <w:rFonts w:cstheme="minorHAnsi"/>
+          <w:sz w:val="24"/>
+          <w:szCs w:val="24"/>
+        </w:rPr>
+        <w:t xml:space="preserve"> query</w:t>
       </w:r>
     </w:p>
     <w:p>
@@ -5378,8 +5622,18 @@
           <w:sz w:val="24"/>
           <w:szCs w:val="24"/>
         </w:rPr>
-        <w:t>Host variable/DCL variable need to be prefixed by colon symbol :</w:t>
-      </w:r>
+        <w:t xml:space="preserve">Host variable/DCL variable need to be prefixed by colon </w:t>
+      </w:r>
+      <w:proofErr w:type="gramStart"/>
+      <w:r>
+        <w:rPr>
+          <w:rFonts w:cstheme="minorHAnsi"/>
+          <w:sz w:val="24"/>
+          <w:szCs w:val="24"/>
+        </w:rPr>
+        <w:t>symbol :</w:t>
+      </w:r>
+      <w:proofErr w:type="gramEnd"/>
     </w:p>
     <w:p>
       <w:pPr>
@@ -5546,8 +5800,18 @@
           <w:sz w:val="24"/>
           <w:szCs w:val="24"/>
         </w:rPr>
-        <w:t>Cobol pgm</w:t>
-      </w:r>
+        <w:t xml:space="preserve">Cobol </w:t>
+      </w:r>
+      <w:proofErr w:type="spellStart"/>
+      <w:r>
+        <w:rPr>
+          <w:rFonts w:cstheme="minorHAnsi"/>
+          <w:sz w:val="24"/>
+          <w:szCs w:val="24"/>
+        </w:rPr>
+        <w:t>pgm</w:t>
+      </w:r>
+      <w:proofErr w:type="spellEnd"/>
       <w:r>
         <w:rPr>
           <w:rFonts w:cstheme="minorHAnsi"/>
@@ -5599,7 +5863,25 @@
           <w:sz w:val="24"/>
           <w:szCs w:val="24"/>
         </w:rPr>
-        <w:t xml:space="preserve">SELECT COL1,COL2,COL3 INTO </w:t>
+        <w:t>SELECT COL</w:t>
+      </w:r>
+      <w:proofErr w:type="gramStart"/>
+      <w:r>
+        <w:rPr>
+          <w:rFonts w:cstheme="minorHAnsi"/>
+          <w:sz w:val="24"/>
+          <w:szCs w:val="24"/>
+        </w:rPr>
+        <w:t>1,COL2,COL</w:t>
+      </w:r>
+      <w:proofErr w:type="gramEnd"/>
+      <w:r>
+        <w:rPr>
+          <w:rFonts w:cstheme="minorHAnsi"/>
+          <w:sz w:val="24"/>
+          <w:szCs w:val="24"/>
+        </w:rPr>
+        <w:t xml:space="preserve">3 INTO </w:t>
       </w:r>
     </w:p>
     <w:p>
@@ -5613,13 +5895,59 @@
           <w:szCs w:val="24"/>
         </w:rPr>
       </w:pPr>
-      <w:r>
-        <w:rPr>
-          <w:rFonts w:cstheme="minorHAnsi"/>
-          <w:sz w:val="24"/>
-          <w:szCs w:val="24"/>
-        </w:rPr>
-        <w:t>:DCL-VAR1,:DCL-VAR2,:DCL-VAR3</w:t>
+      <w:proofErr w:type="gramStart"/>
+      <w:r>
+        <w:rPr>
+          <w:rFonts w:cstheme="minorHAnsi"/>
+          <w:sz w:val="24"/>
+          <w:szCs w:val="24"/>
+        </w:rPr>
+        <w:t>:DCL</w:t>
+      </w:r>
+      <w:proofErr w:type="gramEnd"/>
+      <w:r>
+        <w:rPr>
+          <w:rFonts w:cstheme="minorHAnsi"/>
+          <w:sz w:val="24"/>
+          <w:szCs w:val="24"/>
+        </w:rPr>
+        <w:t>-VAR</w:t>
+      </w:r>
+      <w:proofErr w:type="gramStart"/>
+      <w:r>
+        <w:rPr>
+          <w:rFonts w:cstheme="minorHAnsi"/>
+          <w:sz w:val="24"/>
+          <w:szCs w:val="24"/>
+        </w:rPr>
+        <w:t>1,:</w:t>
+      </w:r>
+      <w:proofErr w:type="gramEnd"/>
+      <w:r>
+        <w:rPr>
+          <w:rFonts w:cstheme="minorHAnsi"/>
+          <w:sz w:val="24"/>
+          <w:szCs w:val="24"/>
+        </w:rPr>
+        <w:t>DCL-VAR</w:t>
+      </w:r>
+      <w:proofErr w:type="gramStart"/>
+      <w:r>
+        <w:rPr>
+          <w:rFonts w:cstheme="minorHAnsi"/>
+          <w:sz w:val="24"/>
+          <w:szCs w:val="24"/>
+        </w:rPr>
+        <w:t>2,:</w:t>
+      </w:r>
+      <w:proofErr w:type="gramEnd"/>
+      <w:r>
+        <w:rPr>
+          <w:rFonts w:cstheme="minorHAnsi"/>
+          <w:sz w:val="24"/>
+          <w:szCs w:val="24"/>
+        </w:rPr>
+        <w:t>DCL-VAR3</w:t>
       </w:r>
     </w:p>
     <w:p>
@@ -5873,8 +6201,18 @@
           <w:sz w:val="24"/>
           <w:szCs w:val="24"/>
         </w:rPr>
-        <w:t>the PDS member and keep in the pgm</w:t>
-      </w:r>
+        <w:t xml:space="preserve">the PDS member and keep in the </w:t>
+      </w:r>
+      <w:proofErr w:type="spellStart"/>
+      <w:r>
+        <w:rPr>
+          <w:rFonts w:cstheme="minorHAnsi"/>
+          <w:sz w:val="24"/>
+          <w:szCs w:val="24"/>
+        </w:rPr>
+        <w:t>pgm</w:t>
+      </w:r>
+      <w:proofErr w:type="spellEnd"/>
       <w:r>
         <w:rPr>
           <w:rFonts w:cstheme="minorHAnsi"/>
@@ -7528,6 +7866,7 @@
           <w:szCs w:val="24"/>
         </w:rPr>
       </w:pPr>
+      <w:proofErr w:type="gramStart"/>
       <w:r>
         <w:rPr>
           <w:rFonts w:cstheme="minorHAnsi"/>
@@ -7544,6 +7883,7 @@
         </w:rPr>
         <w:t>.OUTPUT</w:t>
       </w:r>
+      <w:proofErr w:type="gramEnd"/>
       <w:r>
         <w:rPr>
           <w:rFonts w:cstheme="minorHAnsi"/>
@@ -7696,7 +8036,34 @@
           <w:sz w:val="24"/>
           <w:szCs w:val="24"/>
         </w:rPr>
-        <w:t xml:space="preserve"> LF.CLAIM_T</w:t>
+        <w:t xml:space="preserve"> </w:t>
+      </w:r>
+      <w:proofErr w:type="gramStart"/>
+      <w:r>
+        <w:rPr>
+          <w:rFonts w:cstheme="minorHAnsi"/>
+          <w:sz w:val="24"/>
+          <w:szCs w:val="24"/>
+        </w:rPr>
+        <w:t>LF.CLAIM</w:t>
+      </w:r>
+      <w:proofErr w:type="gramEnd"/>
+      <w:r>
+        <w:rPr>
+          <w:rFonts w:cstheme="minorHAnsi"/>
+          <w:sz w:val="24"/>
+          <w:szCs w:val="24"/>
+        </w:rPr>
+        <w:t>_</w:t>
+      </w:r>
+      <w:proofErr w:type="gramStart"/>
+      <w:r>
+        <w:rPr>
+          <w:rFonts w:cstheme="minorHAnsi"/>
+          <w:sz w:val="24"/>
+          <w:szCs w:val="24"/>
+        </w:rPr>
+        <w:t>T</w:t>
       </w:r>
       <w:r>
         <w:rPr>
@@ -7714,6 +8081,7 @@
         </w:rPr>
         <w:t>(</w:t>
       </w:r>
+      <w:proofErr w:type="gramEnd"/>
     </w:p>
     <w:p>
       <w:pPr>
@@ -7741,7 +8109,24 @@
           <w:szCs w:val="24"/>
         </w:rPr>
         <w:tab/>
-        <w:t>CHAR(05) NOT NULL PRIMARY KEY,</w:t>
+      </w:r>
+      <w:proofErr w:type="gramStart"/>
+      <w:r>
+        <w:rPr>
+          <w:rFonts w:cstheme="minorHAnsi"/>
+          <w:sz w:val="24"/>
+          <w:szCs w:val="24"/>
+        </w:rPr>
+        <w:t>CHAR(</w:t>
+      </w:r>
+      <w:proofErr w:type="gramEnd"/>
+      <w:r>
+        <w:rPr>
+          <w:rFonts w:cstheme="minorHAnsi"/>
+          <w:sz w:val="24"/>
+          <w:szCs w:val="24"/>
+        </w:rPr>
+        <w:t>05) NOT NULL PRIMARY KEY,</w:t>
       </w:r>
     </w:p>
     <w:p>
@@ -7778,7 +8163,24 @@
           <w:szCs w:val="24"/>
         </w:rPr>
         <w:tab/>
-        <w:t>VARCHAR(10) NOT NULL,</w:t>
+      </w:r>
+      <w:proofErr w:type="gramStart"/>
+      <w:r>
+        <w:rPr>
+          <w:rFonts w:cstheme="minorHAnsi"/>
+          <w:sz w:val="24"/>
+          <w:szCs w:val="24"/>
+        </w:rPr>
+        <w:t>VARCHAR(</w:t>
+      </w:r>
+      <w:proofErr w:type="gramEnd"/>
+      <w:r>
+        <w:rPr>
+          <w:rFonts w:cstheme="minorHAnsi"/>
+          <w:sz w:val="24"/>
+          <w:szCs w:val="24"/>
+        </w:rPr>
+        <w:t>10) NOT NULL,</w:t>
       </w:r>
     </w:p>
     <w:p>
@@ -7807,7 +8209,42 @@
           <w:szCs w:val="24"/>
         </w:rPr>
         <w:tab/>
-        <w:t>DECIMAL(5,2) CHECK(CLAIM_AMOUNT &gt;0),</w:t>
+      </w:r>
+      <w:proofErr w:type="gramStart"/>
+      <w:r>
+        <w:rPr>
+          <w:rFonts w:cstheme="minorHAnsi"/>
+          <w:sz w:val="24"/>
+          <w:szCs w:val="24"/>
+        </w:rPr>
+        <w:t>DECIMAL(</w:t>
+      </w:r>
+      <w:proofErr w:type="gramEnd"/>
+      <w:r>
+        <w:rPr>
+          <w:rFonts w:cstheme="minorHAnsi"/>
+          <w:sz w:val="24"/>
+          <w:szCs w:val="24"/>
+        </w:rPr>
+        <w:t xml:space="preserve">5,2) </w:t>
+      </w:r>
+      <w:proofErr w:type="gramStart"/>
+      <w:r>
+        <w:rPr>
+          <w:rFonts w:cstheme="minorHAnsi"/>
+          <w:sz w:val="24"/>
+          <w:szCs w:val="24"/>
+        </w:rPr>
+        <w:t>CHECK(</w:t>
+      </w:r>
+      <w:proofErr w:type="gramEnd"/>
+      <w:r>
+        <w:rPr>
+          <w:rFonts w:cstheme="minorHAnsi"/>
+          <w:sz w:val="24"/>
+          <w:szCs w:val="24"/>
+        </w:rPr>
+        <w:t>CLAIM_AMOUNT &gt;0),</w:t>
       </w:r>
     </w:p>
     <w:p>
@@ -7844,7 +8281,24 @@
           <w:szCs w:val="24"/>
         </w:rPr>
         <w:tab/>
-        <w:t>CHAR(10) WITH DEFAULT ‘MEDICAL’,</w:t>
+      </w:r>
+      <w:proofErr w:type="gramStart"/>
+      <w:r>
+        <w:rPr>
+          <w:rFonts w:cstheme="minorHAnsi"/>
+          <w:sz w:val="24"/>
+          <w:szCs w:val="24"/>
+        </w:rPr>
+        <w:t>CHAR(</w:t>
+      </w:r>
+      <w:proofErr w:type="gramEnd"/>
+      <w:r>
+        <w:rPr>
+          <w:rFonts w:cstheme="minorHAnsi"/>
+          <w:sz w:val="24"/>
+          <w:szCs w:val="24"/>
+        </w:rPr>
+        <w:t>10) WITH DEFAULT ‘MEDICAL’,</w:t>
       </w:r>
     </w:p>
     <w:p>
@@ -7873,7 +8327,24 @@
           <w:szCs w:val="24"/>
         </w:rPr>
         <w:tab/>
-        <w:t>CHAT(10),</w:t>
+      </w:r>
+      <w:proofErr w:type="gramStart"/>
+      <w:r>
+        <w:rPr>
+          <w:rFonts w:cstheme="minorHAnsi"/>
+          <w:sz w:val="24"/>
+          <w:szCs w:val="24"/>
+        </w:rPr>
+        <w:t>CHAT(</w:t>
+      </w:r>
+      <w:proofErr w:type="gramEnd"/>
+      <w:r>
+        <w:rPr>
+          <w:rFonts w:cstheme="minorHAnsi"/>
+          <w:sz w:val="24"/>
+          <w:szCs w:val="24"/>
+        </w:rPr>
+        <w:t>10),</w:t>
       </w:r>
     </w:p>
     <w:p>
@@ -8037,7 +8508,24 @@
           <w:szCs w:val="24"/>
         </w:rPr>
         <w:tab/>
-        <w:t xml:space="preserve">CHAR(10)) IN </w:t>
+      </w:r>
+      <w:proofErr w:type="gramStart"/>
+      <w:r>
+        <w:rPr>
+          <w:rFonts w:cstheme="minorHAnsi"/>
+          <w:sz w:val="24"/>
+          <w:szCs w:val="24"/>
+        </w:rPr>
+        <w:t>CHAR(</w:t>
+      </w:r>
+      <w:proofErr w:type="gramEnd"/>
+      <w:r>
+        <w:rPr>
+          <w:rFonts w:cstheme="minorHAnsi"/>
+          <w:sz w:val="24"/>
+          <w:szCs w:val="24"/>
+        </w:rPr>
+        <w:t xml:space="preserve">10)) IN </w:t>
       </w:r>
       <w:r>
         <w:rPr>
@@ -8096,7 +8584,25 @@
           <w:sz w:val="24"/>
           <w:szCs w:val="24"/>
         </w:rPr>
-        <w:t xml:space="preserve"> ON LF.CLAIM_TABLE(CLAIM_NUMBER);</w:t>
+        <w:t xml:space="preserve"> ON </w:t>
+      </w:r>
+      <w:proofErr w:type="gramStart"/>
+      <w:r>
+        <w:rPr>
+          <w:rFonts w:cstheme="minorHAnsi"/>
+          <w:sz w:val="24"/>
+          <w:szCs w:val="24"/>
+        </w:rPr>
+        <w:t>LF.CLAIM</w:t>
+      </w:r>
+      <w:proofErr w:type="gramEnd"/>
+      <w:r>
+        <w:rPr>
+          <w:rFonts w:cstheme="minorHAnsi"/>
+          <w:sz w:val="24"/>
+          <w:szCs w:val="24"/>
+        </w:rPr>
+        <w:t>_TABLE(CLAIM_NUMBER);</w:t>
       </w:r>
     </w:p>
     <w:p>
@@ -8131,8 +8637,36 @@
           <w:sz w:val="24"/>
           <w:szCs w:val="24"/>
         </w:rPr>
-        <w:t>INSERT INTO LF.CLAIM_TABLE(</w:t>
-      </w:r>
+        <w:t xml:space="preserve">INSERT INTO </w:t>
+      </w:r>
+      <w:proofErr w:type="gramStart"/>
+      <w:r>
+        <w:rPr>
+          <w:rFonts w:cstheme="minorHAnsi"/>
+          <w:sz w:val="24"/>
+          <w:szCs w:val="24"/>
+        </w:rPr>
+        <w:t>LF.CLAIM</w:t>
+      </w:r>
+      <w:proofErr w:type="gramEnd"/>
+      <w:r>
+        <w:rPr>
+          <w:rFonts w:cstheme="minorHAnsi"/>
+          <w:sz w:val="24"/>
+          <w:szCs w:val="24"/>
+        </w:rPr>
+        <w:t>_</w:t>
+      </w:r>
+      <w:proofErr w:type="gramStart"/>
+      <w:r>
+        <w:rPr>
+          <w:rFonts w:cstheme="minorHAnsi"/>
+          <w:sz w:val="24"/>
+          <w:szCs w:val="24"/>
+        </w:rPr>
+        <w:t>TABLE(</w:t>
+      </w:r>
+      <w:proofErr w:type="gramEnd"/>
     </w:p>
     <w:p>
       <w:pPr>
@@ -8262,13 +8796,23 @@
           <w:szCs w:val="24"/>
         </w:rPr>
       </w:pPr>
-      <w:r>
-        <w:rPr>
-          <w:rFonts w:cstheme="minorHAnsi"/>
-          <w:sz w:val="24"/>
-          <w:szCs w:val="24"/>
-        </w:rPr>
-        <w:t>VALUES(‘C1111’,’ANUBHAV SUMAN’,100.00,’MEDICAL’,’SUBMIT’,’2026-01-19’,’IBMUSER’);</w:t>
+      <w:proofErr w:type="gramStart"/>
+      <w:r>
+        <w:rPr>
+          <w:rFonts w:cstheme="minorHAnsi"/>
+          <w:sz w:val="24"/>
+          <w:szCs w:val="24"/>
+        </w:rPr>
+        <w:t>VALUES(</w:t>
+      </w:r>
+      <w:proofErr w:type="gramEnd"/>
+      <w:r>
+        <w:rPr>
+          <w:rFonts w:cstheme="minorHAnsi"/>
+          <w:sz w:val="24"/>
+          <w:szCs w:val="24"/>
+        </w:rPr>
+        <w:t>‘C1111’,’ANUBHAV SUMAN’,100.00,’MEDICAL’,’SUBMIT’,’2026-01-19’,’IBMUSER’);</w:t>
       </w:r>
     </w:p>
     <w:p>
@@ -8376,7 +8920,25 @@
           <w:szCs w:val="24"/>
         </w:rPr>
         <w:tab/>
-        <w:t>PIC X(05)</w:t>
+        <w:t xml:space="preserve">PIC </w:t>
+      </w:r>
+      <w:proofErr w:type="gramStart"/>
+      <w:r>
+        <w:rPr>
+          <w:rFonts w:cstheme="minorHAnsi"/>
+          <w:sz w:val="24"/>
+          <w:szCs w:val="24"/>
+        </w:rPr>
+        <w:t>X(</w:t>
+      </w:r>
+      <w:proofErr w:type="gramEnd"/>
+      <w:r>
+        <w:rPr>
+          <w:rFonts w:cstheme="minorHAnsi"/>
+          <w:sz w:val="24"/>
+          <w:szCs w:val="24"/>
+        </w:rPr>
+        <w:t>05)</w:t>
       </w:r>
     </w:p>
     <w:p>
@@ -8456,15 +9018,33 @@
           <w:szCs w:val="24"/>
         </w:rPr>
         <w:tab/>
-        <w:t>PIC X</w:t>
-      </w:r>
-      <w:r>
-        <w:rPr>
-          <w:rFonts w:cstheme="minorHAnsi"/>
-          <w:sz w:val="24"/>
-          <w:szCs w:val="24"/>
-        </w:rPr>
-        <w:t>(10).</w:t>
+        <w:t xml:space="preserve">PIC </w:t>
+      </w:r>
+      <w:proofErr w:type="gramStart"/>
+      <w:r>
+        <w:rPr>
+          <w:rFonts w:cstheme="minorHAnsi"/>
+          <w:sz w:val="24"/>
+          <w:szCs w:val="24"/>
+        </w:rPr>
+        <w:t>X</w:t>
+      </w:r>
+      <w:r>
+        <w:rPr>
+          <w:rFonts w:cstheme="minorHAnsi"/>
+          <w:sz w:val="24"/>
+          <w:szCs w:val="24"/>
+        </w:rPr>
+        <w:t>(</w:t>
+      </w:r>
+      <w:proofErr w:type="gramEnd"/>
+      <w:r>
+        <w:rPr>
+          <w:rFonts w:cstheme="minorHAnsi"/>
+          <w:sz w:val="24"/>
+          <w:szCs w:val="24"/>
+        </w:rPr>
+        <w:t>10).</w:t>
       </w:r>
     </w:p>
     <w:p>
@@ -8562,7 +9142,25 @@
           <w:szCs w:val="24"/>
         </w:rPr>
         <w:tab/>
-        <w:t>PIC X(10).</w:t>
+        <w:t xml:space="preserve">PIC </w:t>
+      </w:r>
+      <w:proofErr w:type="gramStart"/>
+      <w:r>
+        <w:rPr>
+          <w:rFonts w:cstheme="minorHAnsi"/>
+          <w:sz w:val="24"/>
+          <w:szCs w:val="24"/>
+        </w:rPr>
+        <w:t>X(</w:t>
+      </w:r>
+      <w:proofErr w:type="gramEnd"/>
+      <w:r>
+        <w:rPr>
+          <w:rFonts w:cstheme="minorHAnsi"/>
+          <w:sz w:val="24"/>
+          <w:szCs w:val="24"/>
+        </w:rPr>
+        <w:t>10).</w:t>
       </w:r>
     </w:p>
     <w:p>
@@ -8607,7 +9205,25 @@
           <w:szCs w:val="24"/>
         </w:rPr>
         <w:tab/>
-        <w:t>PIC X(10).</w:t>
+        <w:t xml:space="preserve">PIC </w:t>
+      </w:r>
+      <w:proofErr w:type="gramStart"/>
+      <w:r>
+        <w:rPr>
+          <w:rFonts w:cstheme="minorHAnsi"/>
+          <w:sz w:val="24"/>
+          <w:szCs w:val="24"/>
+        </w:rPr>
+        <w:t>X(</w:t>
+      </w:r>
+      <w:proofErr w:type="gramEnd"/>
+      <w:r>
+        <w:rPr>
+          <w:rFonts w:cstheme="minorHAnsi"/>
+          <w:sz w:val="24"/>
+          <w:szCs w:val="24"/>
+        </w:rPr>
+        <w:t>10).</w:t>
       </w:r>
     </w:p>
     <w:p>
@@ -8652,7 +9268,25 @@
           <w:szCs w:val="24"/>
         </w:rPr>
         <w:tab/>
-        <w:t>PIC X(10).</w:t>
+        <w:t xml:space="preserve">PIC </w:t>
+      </w:r>
+      <w:proofErr w:type="gramStart"/>
+      <w:r>
+        <w:rPr>
+          <w:rFonts w:cstheme="minorHAnsi"/>
+          <w:sz w:val="24"/>
+          <w:szCs w:val="24"/>
+        </w:rPr>
+        <w:t>X(</w:t>
+      </w:r>
+      <w:proofErr w:type="gramEnd"/>
+      <w:r>
+        <w:rPr>
+          <w:rFonts w:cstheme="minorHAnsi"/>
+          <w:sz w:val="24"/>
+          <w:szCs w:val="24"/>
+        </w:rPr>
+        <w:t>10).</w:t>
       </w:r>
     </w:p>
     <w:p>
@@ -8697,7 +9331,25 @@
           <w:szCs w:val="24"/>
         </w:rPr>
         <w:tab/>
-        <w:t>PIC X(10).</w:t>
+        <w:t xml:space="preserve">PIC </w:t>
+      </w:r>
+      <w:proofErr w:type="gramStart"/>
+      <w:r>
+        <w:rPr>
+          <w:rFonts w:cstheme="minorHAnsi"/>
+          <w:sz w:val="24"/>
+          <w:szCs w:val="24"/>
+        </w:rPr>
+        <w:t>X(</w:t>
+      </w:r>
+      <w:proofErr w:type="gramEnd"/>
+      <w:r>
+        <w:rPr>
+          <w:rFonts w:cstheme="minorHAnsi"/>
+          <w:sz w:val="24"/>
+          <w:szCs w:val="24"/>
+        </w:rPr>
+        <w:t>10).</w:t>
       </w:r>
     </w:p>
     <w:p>
@@ -8742,7 +9394,25 @@
           <w:szCs w:val="24"/>
         </w:rPr>
         <w:tab/>
-        <w:t>PIC X(10).</w:t>
+        <w:t xml:space="preserve">PIC </w:t>
+      </w:r>
+      <w:proofErr w:type="gramStart"/>
+      <w:r>
+        <w:rPr>
+          <w:rFonts w:cstheme="minorHAnsi"/>
+          <w:sz w:val="24"/>
+          <w:szCs w:val="24"/>
+        </w:rPr>
+        <w:t>X(</w:t>
+      </w:r>
+      <w:proofErr w:type="gramEnd"/>
+      <w:r>
+        <w:rPr>
+          <w:rFonts w:cstheme="minorHAnsi"/>
+          <w:sz w:val="24"/>
+          <w:szCs w:val="24"/>
+        </w:rPr>
+        <w:t>10).</w:t>
       </w:r>
     </w:p>
     <w:p>
@@ -8787,7 +9457,25 @@
           <w:szCs w:val="24"/>
         </w:rPr>
         <w:tab/>
-        <w:t>PIC X(10).</w:t>
+        <w:t xml:space="preserve">PIC </w:t>
+      </w:r>
+      <w:proofErr w:type="gramStart"/>
+      <w:r>
+        <w:rPr>
+          <w:rFonts w:cstheme="minorHAnsi"/>
+          <w:sz w:val="24"/>
+          <w:szCs w:val="24"/>
+        </w:rPr>
+        <w:t>X(</w:t>
+      </w:r>
+      <w:proofErr w:type="gramEnd"/>
+      <w:r>
+        <w:rPr>
+          <w:rFonts w:cstheme="minorHAnsi"/>
+          <w:sz w:val="24"/>
+          <w:szCs w:val="24"/>
+        </w:rPr>
+        <w:t>10).</w:t>
       </w:r>
     </w:p>
     <w:p>
@@ -8851,7 +9539,29 @@
           <w:szCs w:val="24"/>
         </w:rPr>
         <w:lastRenderedPageBreak/>
-        <w:t>Code the DB2 pgm to accept the data and insert it into table</w:t>
+        <w:t xml:space="preserve">Code the DB2 </w:t>
+      </w:r>
+      <w:proofErr w:type="spellStart"/>
+      <w:r>
+        <w:rPr>
+          <w:rFonts w:cstheme="minorHAnsi"/>
+          <w:b/>
+          <w:bCs/>
+          <w:sz w:val="24"/>
+          <w:szCs w:val="24"/>
+        </w:rPr>
+        <w:t>pgm</w:t>
+      </w:r>
+      <w:proofErr w:type="spellEnd"/>
+      <w:r>
+        <w:rPr>
+          <w:rFonts w:cstheme="minorHAnsi"/>
+          <w:b/>
+          <w:bCs/>
+          <w:sz w:val="24"/>
+          <w:szCs w:val="24"/>
+        </w:rPr>
+        <w:t xml:space="preserve"> to accept the data and insert it into table</w:t>
       </w:r>
     </w:p>
     <w:p>
@@ -9273,7 +9983,25 @@
           <w:szCs w:val="24"/>
         </w:rPr>
         <w:tab/>
-        <w:t xml:space="preserve">PIC X(08) VALUE </w:t>
+        <w:t xml:space="preserve">PIC </w:t>
+      </w:r>
+      <w:proofErr w:type="gramStart"/>
+      <w:r>
+        <w:rPr>
+          <w:rFonts w:cstheme="minorHAnsi"/>
+          <w:sz w:val="24"/>
+          <w:szCs w:val="24"/>
+        </w:rPr>
+        <w:t>X(</w:t>
+      </w:r>
+      <w:proofErr w:type="gramEnd"/>
+      <w:r>
+        <w:rPr>
+          <w:rFonts w:cstheme="minorHAnsi"/>
+          <w:sz w:val="24"/>
+          <w:szCs w:val="24"/>
+        </w:rPr>
+        <w:t xml:space="preserve">08) VALUE </w:t>
       </w:r>
       <w:r>
         <w:rPr>
@@ -9333,7 +10061,25 @@
           <w:szCs w:val="24"/>
         </w:rPr>
         <w:tab/>
-        <w:t>PIC X(01) VALUE SPACE.</w:t>
+        <w:t xml:space="preserve">PIC </w:t>
+      </w:r>
+      <w:proofErr w:type="gramStart"/>
+      <w:r>
+        <w:rPr>
+          <w:rFonts w:cstheme="minorHAnsi"/>
+          <w:sz w:val="24"/>
+          <w:szCs w:val="24"/>
+        </w:rPr>
+        <w:t>X(</w:t>
+      </w:r>
+      <w:proofErr w:type="gramEnd"/>
+      <w:r>
+        <w:rPr>
+          <w:rFonts w:cstheme="minorHAnsi"/>
+          <w:sz w:val="24"/>
+          <w:szCs w:val="24"/>
+        </w:rPr>
+        <w:t>01) VALUE SPACE.</w:t>
       </w:r>
     </w:p>
     <w:p>
@@ -9436,7 +10182,25 @@
           <w:szCs w:val="24"/>
         </w:rPr>
         <w:tab/>
-        <w:t>PIC X(05)</w:t>
+        <w:t xml:space="preserve">PIC </w:t>
+      </w:r>
+      <w:proofErr w:type="gramStart"/>
+      <w:r>
+        <w:rPr>
+          <w:rFonts w:cstheme="minorHAnsi"/>
+          <w:sz w:val="24"/>
+          <w:szCs w:val="24"/>
+        </w:rPr>
+        <w:t>X(</w:t>
+      </w:r>
+      <w:proofErr w:type="gramEnd"/>
+      <w:r>
+        <w:rPr>
+          <w:rFonts w:cstheme="minorHAnsi"/>
+          <w:sz w:val="24"/>
+          <w:szCs w:val="24"/>
+        </w:rPr>
+        <w:t>05)</w:t>
       </w:r>
       <w:r>
         <w:rPr>
@@ -9538,7 +10302,25 @@
           <w:szCs w:val="24"/>
         </w:rPr>
         <w:tab/>
-        <w:t>PIC X(10).</w:t>
+        <w:t xml:space="preserve">PIC </w:t>
+      </w:r>
+      <w:proofErr w:type="gramStart"/>
+      <w:r>
+        <w:rPr>
+          <w:rFonts w:cstheme="minorHAnsi"/>
+          <w:sz w:val="24"/>
+          <w:szCs w:val="24"/>
+        </w:rPr>
+        <w:t>X(</w:t>
+      </w:r>
+      <w:proofErr w:type="gramEnd"/>
+      <w:r>
+        <w:rPr>
+          <w:rFonts w:cstheme="minorHAnsi"/>
+          <w:sz w:val="24"/>
+          <w:szCs w:val="24"/>
+        </w:rPr>
+        <w:t>10).</w:t>
       </w:r>
     </w:p>
     <w:p>
@@ -9612,7 +10394,25 @@
           <w:szCs w:val="24"/>
         </w:rPr>
         <w:tab/>
-        <w:t>PIC X(10).</w:t>
+        <w:t xml:space="preserve">PIC </w:t>
+      </w:r>
+      <w:proofErr w:type="gramStart"/>
+      <w:r>
+        <w:rPr>
+          <w:rFonts w:cstheme="minorHAnsi"/>
+          <w:sz w:val="24"/>
+          <w:szCs w:val="24"/>
+        </w:rPr>
+        <w:t>X(</w:t>
+      </w:r>
+      <w:proofErr w:type="gramEnd"/>
+      <w:r>
+        <w:rPr>
+          <w:rFonts w:cstheme="minorHAnsi"/>
+          <w:sz w:val="24"/>
+          <w:szCs w:val="24"/>
+        </w:rPr>
+        <w:t>10).</w:t>
       </w:r>
     </w:p>
     <w:p>
@@ -9649,7 +10449,25 @@
           <w:szCs w:val="24"/>
         </w:rPr>
         <w:tab/>
-        <w:t>PIC X(10).</w:t>
+        <w:t xml:space="preserve">PIC </w:t>
+      </w:r>
+      <w:proofErr w:type="gramStart"/>
+      <w:r>
+        <w:rPr>
+          <w:rFonts w:cstheme="minorHAnsi"/>
+          <w:sz w:val="24"/>
+          <w:szCs w:val="24"/>
+        </w:rPr>
+        <w:t>X(</w:t>
+      </w:r>
+      <w:proofErr w:type="gramEnd"/>
+      <w:r>
+        <w:rPr>
+          <w:rFonts w:cstheme="minorHAnsi"/>
+          <w:sz w:val="24"/>
+          <w:szCs w:val="24"/>
+        </w:rPr>
+        <w:t>10).</w:t>
       </w:r>
     </w:p>
     <w:p>
@@ -9686,7 +10504,25 @@
           <w:szCs w:val="24"/>
         </w:rPr>
         <w:tab/>
-        <w:t>PIC X(10).</w:t>
+        <w:t xml:space="preserve">PIC </w:t>
+      </w:r>
+      <w:proofErr w:type="gramStart"/>
+      <w:r>
+        <w:rPr>
+          <w:rFonts w:cstheme="minorHAnsi"/>
+          <w:sz w:val="24"/>
+          <w:szCs w:val="24"/>
+        </w:rPr>
+        <w:t>X(</w:t>
+      </w:r>
+      <w:proofErr w:type="gramEnd"/>
+      <w:r>
+        <w:rPr>
+          <w:rFonts w:cstheme="minorHAnsi"/>
+          <w:sz w:val="24"/>
+          <w:szCs w:val="24"/>
+        </w:rPr>
+        <w:t>10).</w:t>
       </w:r>
     </w:p>
     <w:p>
@@ -9723,7 +10559,25 @@
           <w:szCs w:val="24"/>
         </w:rPr>
         <w:tab/>
-        <w:t>PIC X(10).</w:t>
+        <w:t xml:space="preserve">PIC </w:t>
+      </w:r>
+      <w:proofErr w:type="gramStart"/>
+      <w:r>
+        <w:rPr>
+          <w:rFonts w:cstheme="minorHAnsi"/>
+          <w:sz w:val="24"/>
+          <w:szCs w:val="24"/>
+        </w:rPr>
+        <w:t>X(</w:t>
+      </w:r>
+      <w:proofErr w:type="gramEnd"/>
+      <w:r>
+        <w:rPr>
+          <w:rFonts w:cstheme="minorHAnsi"/>
+          <w:sz w:val="24"/>
+          <w:szCs w:val="24"/>
+        </w:rPr>
+        <w:t>10).</w:t>
       </w:r>
     </w:p>
     <w:p>
@@ -9760,7 +10614,25 @@
           <w:szCs w:val="24"/>
         </w:rPr>
         <w:tab/>
-        <w:t>PIC X(10).</w:t>
+        <w:t xml:space="preserve">PIC </w:t>
+      </w:r>
+      <w:proofErr w:type="gramStart"/>
+      <w:r>
+        <w:rPr>
+          <w:rFonts w:cstheme="minorHAnsi"/>
+          <w:sz w:val="24"/>
+          <w:szCs w:val="24"/>
+        </w:rPr>
+        <w:t>X(</w:t>
+      </w:r>
+      <w:proofErr w:type="gramEnd"/>
+      <w:r>
+        <w:rPr>
+          <w:rFonts w:cstheme="minorHAnsi"/>
+          <w:sz w:val="24"/>
+          <w:szCs w:val="24"/>
+        </w:rPr>
+        <w:t>10).</w:t>
       </w:r>
     </w:p>
     <w:p>
@@ -9797,7 +10669,25 @@
           <w:szCs w:val="24"/>
         </w:rPr>
         <w:tab/>
-        <w:t>PIC X(10)</w:t>
+        <w:t xml:space="preserve">PIC </w:t>
+      </w:r>
+      <w:proofErr w:type="gramStart"/>
+      <w:r>
+        <w:rPr>
+          <w:rFonts w:cstheme="minorHAnsi"/>
+          <w:sz w:val="24"/>
+          <w:szCs w:val="24"/>
+        </w:rPr>
+        <w:t>X(</w:t>
+      </w:r>
+      <w:proofErr w:type="gramEnd"/>
+      <w:r>
+        <w:rPr>
+          <w:rFonts w:cstheme="minorHAnsi"/>
+          <w:sz w:val="24"/>
+          <w:szCs w:val="24"/>
+        </w:rPr>
+        <w:t>10)</w:t>
       </w:r>
     </w:p>
     <w:p>
@@ -9998,7 +10888,25 @@
           <w:szCs w:val="24"/>
         </w:rPr>
         <w:tab/>
-        <w:t>DISPLAY ‘ROW COUNT ’ WS-ROW-COUNT.</w:t>
+        <w:t xml:space="preserve">DISPLAY ‘ROW </w:t>
+      </w:r>
+      <w:proofErr w:type="gramStart"/>
+      <w:r>
+        <w:rPr>
+          <w:rFonts w:cstheme="minorHAnsi"/>
+          <w:sz w:val="24"/>
+          <w:szCs w:val="24"/>
+        </w:rPr>
+        <w:t>COUNT ’</w:t>
+      </w:r>
+      <w:proofErr w:type="gramEnd"/>
+      <w:r>
+        <w:rPr>
+          <w:rFonts w:cstheme="minorHAnsi"/>
+          <w:sz w:val="24"/>
+          <w:szCs w:val="24"/>
+        </w:rPr>
+        <w:t xml:space="preserve"> WS-ROW-COUNT.</w:t>
       </w:r>
     </w:p>
     <w:p>
@@ -11077,8 +11985,18 @@
           <w:szCs w:val="24"/>
         </w:rPr>
         <w:tab/>
-        <w:t>INSERT INTO CLAIM_TABLE(</w:t>
-      </w:r>
+        <w:t>INSERT INTO CLAIM_</w:t>
+      </w:r>
+      <w:proofErr w:type="gramStart"/>
+      <w:r>
+        <w:rPr>
+          <w:rFonts w:cstheme="minorHAnsi"/>
+          <w:sz w:val="24"/>
+          <w:szCs w:val="24"/>
+        </w:rPr>
+        <w:t>TABLE(</w:t>
+      </w:r>
+      <w:proofErr w:type="gramEnd"/>
     </w:p>
     <w:p>
       <w:pPr>
@@ -11284,58 +12202,84 @@
           <w:szCs w:val="24"/>
         </w:rPr>
         <w:tab/>
+      </w:r>
+      <w:proofErr w:type="gramStart"/>
+      <w:r>
+        <w:rPr>
+          <w:rFonts w:cstheme="minorHAnsi"/>
+          <w:sz w:val="24"/>
+          <w:szCs w:val="24"/>
+        </w:rPr>
         <w:t>VALUES(</w:t>
       </w:r>
-    </w:p>
-    <w:p>
-      <w:pPr>
-        <w:spacing w:after="0"/>
-        <w:rPr>
-          <w:rFonts w:cstheme="minorHAnsi"/>
-          <w:sz w:val="24"/>
-          <w:szCs w:val="24"/>
-        </w:rPr>
-      </w:pPr>
-      <w:r>
-        <w:rPr>
-          <w:rFonts w:cstheme="minorHAnsi"/>
-          <w:sz w:val="24"/>
-          <w:szCs w:val="24"/>
-        </w:rPr>
-        <w:tab/>
-      </w:r>
-      <w:r>
-        <w:rPr>
-          <w:rFonts w:cstheme="minorHAnsi"/>
-          <w:sz w:val="24"/>
-          <w:szCs w:val="24"/>
-        </w:rPr>
-        <w:tab/>
-      </w:r>
-      <w:r>
-        <w:rPr>
-          <w:rFonts w:cstheme="minorHAnsi"/>
-          <w:sz w:val="24"/>
-          <w:szCs w:val="24"/>
-        </w:rPr>
-        <w:tab/>
-      </w:r>
-      <w:r>
-        <w:rPr>
-          <w:rFonts w:cstheme="minorHAnsi"/>
-          <w:sz w:val="24"/>
-          <w:szCs w:val="24"/>
-        </w:rPr>
-        <w:tab/>
-      </w:r>
-      <w:r>
-        <w:rPr>
-          <w:rFonts w:cstheme="minorHAnsi"/>
-          <w:sz w:val="24"/>
-          <w:szCs w:val="24"/>
-        </w:rPr>
-        <w:tab/>
-        <w:t>:DCL-CLAIM-NUMBER,</w:t>
+      <w:proofErr w:type="gramEnd"/>
+    </w:p>
+    <w:p>
+      <w:pPr>
+        <w:spacing w:after="0"/>
+        <w:rPr>
+          <w:rFonts w:cstheme="minorHAnsi"/>
+          <w:sz w:val="24"/>
+          <w:szCs w:val="24"/>
+        </w:rPr>
+      </w:pPr>
+      <w:r>
+        <w:rPr>
+          <w:rFonts w:cstheme="minorHAnsi"/>
+          <w:sz w:val="24"/>
+          <w:szCs w:val="24"/>
+        </w:rPr>
+        <w:tab/>
+      </w:r>
+      <w:r>
+        <w:rPr>
+          <w:rFonts w:cstheme="minorHAnsi"/>
+          <w:sz w:val="24"/>
+          <w:szCs w:val="24"/>
+        </w:rPr>
+        <w:tab/>
+      </w:r>
+      <w:r>
+        <w:rPr>
+          <w:rFonts w:cstheme="minorHAnsi"/>
+          <w:sz w:val="24"/>
+          <w:szCs w:val="24"/>
+        </w:rPr>
+        <w:tab/>
+      </w:r>
+      <w:r>
+        <w:rPr>
+          <w:rFonts w:cstheme="minorHAnsi"/>
+          <w:sz w:val="24"/>
+          <w:szCs w:val="24"/>
+        </w:rPr>
+        <w:tab/>
+      </w:r>
+      <w:r>
+        <w:rPr>
+          <w:rFonts w:cstheme="minorHAnsi"/>
+          <w:sz w:val="24"/>
+          <w:szCs w:val="24"/>
+        </w:rPr>
+        <w:tab/>
+      </w:r>
+      <w:proofErr w:type="gramStart"/>
+      <w:r>
+        <w:rPr>
+          <w:rFonts w:cstheme="minorHAnsi"/>
+          <w:sz w:val="24"/>
+          <w:szCs w:val="24"/>
+        </w:rPr>
+        <w:t>:DCL</w:t>
+      </w:r>
+      <w:proofErr w:type="gramEnd"/>
+      <w:r>
+        <w:rPr>
+          <w:rFonts w:cstheme="minorHAnsi"/>
+          <w:sz w:val="24"/>
+          <w:szCs w:val="24"/>
+        </w:rPr>
+        <w:t>-CLAIM-NUMBER,</w:t>
       </w:r>
     </w:p>
     <w:p>
@@ -11387,211 +12331,296 @@
           <w:szCs w:val="24"/>
         </w:rPr>
         <w:tab/>
-        <w:t>:DCL-CUST-NAME,</w:t>
-      </w:r>
-    </w:p>
-    <w:p>
-      <w:pPr>
-        <w:spacing w:after="0"/>
-        <w:rPr>
-          <w:rFonts w:cstheme="minorHAnsi"/>
-          <w:sz w:val="24"/>
-          <w:szCs w:val="24"/>
-        </w:rPr>
-      </w:pPr>
-      <w:r>
-        <w:rPr>
-          <w:rFonts w:cstheme="minorHAnsi"/>
-          <w:sz w:val="24"/>
-          <w:szCs w:val="24"/>
-        </w:rPr>
-        <w:tab/>
-      </w:r>
-      <w:r>
-        <w:rPr>
-          <w:rFonts w:cstheme="minorHAnsi"/>
-          <w:sz w:val="24"/>
-          <w:szCs w:val="24"/>
-        </w:rPr>
-        <w:tab/>
-      </w:r>
-      <w:r>
-        <w:rPr>
-          <w:rFonts w:cstheme="minorHAnsi"/>
-          <w:sz w:val="24"/>
-          <w:szCs w:val="24"/>
-        </w:rPr>
-        <w:tab/>
-      </w:r>
-      <w:r>
-        <w:rPr>
-          <w:rFonts w:cstheme="minorHAnsi"/>
-          <w:sz w:val="24"/>
-          <w:szCs w:val="24"/>
-        </w:rPr>
-        <w:tab/>
-      </w:r>
-      <w:r>
-        <w:rPr>
-          <w:rFonts w:cstheme="minorHAnsi"/>
-          <w:sz w:val="24"/>
-          <w:szCs w:val="24"/>
-        </w:rPr>
-        <w:tab/>
-        <w:t>:DCL-CLAIM-AMOUNT,</w:t>
-      </w:r>
-    </w:p>
-    <w:p>
-      <w:pPr>
-        <w:spacing w:after="0"/>
-        <w:rPr>
-          <w:rFonts w:cstheme="minorHAnsi"/>
-          <w:sz w:val="24"/>
-          <w:szCs w:val="24"/>
-        </w:rPr>
-      </w:pPr>
-      <w:r>
-        <w:rPr>
-          <w:rFonts w:cstheme="minorHAnsi"/>
-          <w:sz w:val="24"/>
-          <w:szCs w:val="24"/>
-        </w:rPr>
-        <w:tab/>
-      </w:r>
-      <w:r>
-        <w:rPr>
-          <w:rFonts w:cstheme="minorHAnsi"/>
-          <w:sz w:val="24"/>
-          <w:szCs w:val="24"/>
-        </w:rPr>
-        <w:tab/>
-      </w:r>
-      <w:r>
-        <w:rPr>
-          <w:rFonts w:cstheme="minorHAnsi"/>
-          <w:sz w:val="24"/>
-          <w:szCs w:val="24"/>
-        </w:rPr>
-        <w:tab/>
-      </w:r>
-      <w:r>
-        <w:rPr>
-          <w:rFonts w:cstheme="minorHAnsi"/>
-          <w:sz w:val="24"/>
-          <w:szCs w:val="24"/>
-        </w:rPr>
-        <w:tab/>
-      </w:r>
-      <w:r>
-        <w:rPr>
-          <w:rFonts w:cstheme="minorHAnsi"/>
-          <w:sz w:val="24"/>
-          <w:szCs w:val="24"/>
-        </w:rPr>
-        <w:tab/>
-        <w:t>:DCL-CLAIM-TYPE,</w:t>
-      </w:r>
-    </w:p>
-    <w:p>
-      <w:pPr>
-        <w:spacing w:after="0"/>
-        <w:rPr>
-          <w:rFonts w:cstheme="minorHAnsi"/>
-          <w:sz w:val="24"/>
-          <w:szCs w:val="24"/>
-        </w:rPr>
-      </w:pPr>
-      <w:r>
-        <w:rPr>
-          <w:rFonts w:cstheme="minorHAnsi"/>
-          <w:sz w:val="24"/>
-          <w:szCs w:val="24"/>
-        </w:rPr>
-        <w:tab/>
-      </w:r>
-      <w:r>
-        <w:rPr>
-          <w:rFonts w:cstheme="minorHAnsi"/>
-          <w:sz w:val="24"/>
-          <w:szCs w:val="24"/>
-        </w:rPr>
-        <w:tab/>
-      </w:r>
-      <w:r>
-        <w:rPr>
-          <w:rFonts w:cstheme="minorHAnsi"/>
-          <w:sz w:val="24"/>
-          <w:szCs w:val="24"/>
-        </w:rPr>
-        <w:tab/>
-      </w:r>
-      <w:r>
-        <w:rPr>
-          <w:rFonts w:cstheme="minorHAnsi"/>
-          <w:sz w:val="24"/>
-          <w:szCs w:val="24"/>
-        </w:rPr>
-        <w:tab/>
-      </w:r>
-      <w:r>
-        <w:rPr>
-          <w:rFonts w:cstheme="minorHAnsi"/>
-          <w:sz w:val="24"/>
-          <w:szCs w:val="24"/>
-        </w:rPr>
-        <w:tab/>
-        <w:t>:DCL-CLAIM-STATUS,</w:t>
-      </w:r>
-    </w:p>
-    <w:p>
-      <w:pPr>
-        <w:spacing w:after="0"/>
-        <w:rPr>
-          <w:rFonts w:cstheme="minorHAnsi"/>
-          <w:sz w:val="24"/>
-          <w:szCs w:val="24"/>
-        </w:rPr>
-      </w:pPr>
-      <w:r>
-        <w:rPr>
-          <w:rFonts w:cstheme="minorHAnsi"/>
-          <w:sz w:val="24"/>
-          <w:szCs w:val="24"/>
-        </w:rPr>
-        <w:tab/>
-      </w:r>
-      <w:r>
-        <w:rPr>
-          <w:rFonts w:cstheme="minorHAnsi"/>
-          <w:sz w:val="24"/>
-          <w:szCs w:val="24"/>
-        </w:rPr>
-        <w:tab/>
-      </w:r>
-      <w:r>
-        <w:rPr>
-          <w:rFonts w:cstheme="minorHAnsi"/>
-          <w:sz w:val="24"/>
-          <w:szCs w:val="24"/>
-        </w:rPr>
-        <w:tab/>
-      </w:r>
-      <w:r>
-        <w:rPr>
-          <w:rFonts w:cstheme="minorHAnsi"/>
-          <w:sz w:val="24"/>
-          <w:szCs w:val="24"/>
-        </w:rPr>
-        <w:tab/>
-      </w:r>
-      <w:r>
-        <w:rPr>
-          <w:rFonts w:cstheme="minorHAnsi"/>
-          <w:sz w:val="24"/>
-          <w:szCs w:val="24"/>
-        </w:rPr>
-        <w:tab/>
-        <w:t>:DCL-CLAIM-SUB-DT)</w:t>
+      </w:r>
+      <w:proofErr w:type="gramStart"/>
+      <w:r>
+        <w:rPr>
+          <w:rFonts w:cstheme="minorHAnsi"/>
+          <w:sz w:val="24"/>
+          <w:szCs w:val="24"/>
+        </w:rPr>
+        <w:t>:DCL</w:t>
+      </w:r>
+      <w:proofErr w:type="gramEnd"/>
+      <w:r>
+        <w:rPr>
+          <w:rFonts w:cstheme="minorHAnsi"/>
+          <w:sz w:val="24"/>
+          <w:szCs w:val="24"/>
+        </w:rPr>
+        <w:t>-CUST-NAME,</w:t>
+      </w:r>
+    </w:p>
+    <w:p>
+      <w:pPr>
+        <w:spacing w:after="0"/>
+        <w:rPr>
+          <w:rFonts w:cstheme="minorHAnsi"/>
+          <w:sz w:val="24"/>
+          <w:szCs w:val="24"/>
+        </w:rPr>
+      </w:pPr>
+      <w:r>
+        <w:rPr>
+          <w:rFonts w:cstheme="minorHAnsi"/>
+          <w:sz w:val="24"/>
+          <w:szCs w:val="24"/>
+        </w:rPr>
+        <w:tab/>
+      </w:r>
+      <w:r>
+        <w:rPr>
+          <w:rFonts w:cstheme="minorHAnsi"/>
+          <w:sz w:val="24"/>
+          <w:szCs w:val="24"/>
+        </w:rPr>
+        <w:tab/>
+      </w:r>
+      <w:r>
+        <w:rPr>
+          <w:rFonts w:cstheme="minorHAnsi"/>
+          <w:sz w:val="24"/>
+          <w:szCs w:val="24"/>
+        </w:rPr>
+        <w:tab/>
+      </w:r>
+      <w:r>
+        <w:rPr>
+          <w:rFonts w:cstheme="minorHAnsi"/>
+          <w:sz w:val="24"/>
+          <w:szCs w:val="24"/>
+        </w:rPr>
+        <w:tab/>
+      </w:r>
+      <w:r>
+        <w:rPr>
+          <w:rFonts w:cstheme="minorHAnsi"/>
+          <w:sz w:val="24"/>
+          <w:szCs w:val="24"/>
+        </w:rPr>
+        <w:tab/>
+      </w:r>
+      <w:proofErr w:type="gramStart"/>
+      <w:r>
+        <w:rPr>
+          <w:rFonts w:cstheme="minorHAnsi"/>
+          <w:sz w:val="24"/>
+          <w:szCs w:val="24"/>
+        </w:rPr>
+        <w:t>:DCL</w:t>
+      </w:r>
+      <w:proofErr w:type="gramEnd"/>
+      <w:r>
+        <w:rPr>
+          <w:rFonts w:cstheme="minorHAnsi"/>
+          <w:sz w:val="24"/>
+          <w:szCs w:val="24"/>
+        </w:rPr>
+        <w:t>-CLAIM-AMOUNT,</w:t>
+      </w:r>
+    </w:p>
+    <w:p>
+      <w:pPr>
+        <w:spacing w:after="0"/>
+        <w:rPr>
+          <w:rFonts w:cstheme="minorHAnsi"/>
+          <w:sz w:val="24"/>
+          <w:szCs w:val="24"/>
+        </w:rPr>
+      </w:pPr>
+      <w:r>
+        <w:rPr>
+          <w:rFonts w:cstheme="minorHAnsi"/>
+          <w:sz w:val="24"/>
+          <w:szCs w:val="24"/>
+        </w:rPr>
+        <w:tab/>
+      </w:r>
+      <w:r>
+        <w:rPr>
+          <w:rFonts w:cstheme="minorHAnsi"/>
+          <w:sz w:val="24"/>
+          <w:szCs w:val="24"/>
+        </w:rPr>
+        <w:tab/>
+      </w:r>
+      <w:r>
+        <w:rPr>
+          <w:rFonts w:cstheme="minorHAnsi"/>
+          <w:sz w:val="24"/>
+          <w:szCs w:val="24"/>
+        </w:rPr>
+        <w:tab/>
+      </w:r>
+      <w:r>
+        <w:rPr>
+          <w:rFonts w:cstheme="minorHAnsi"/>
+          <w:sz w:val="24"/>
+          <w:szCs w:val="24"/>
+        </w:rPr>
+        <w:tab/>
+      </w:r>
+      <w:r>
+        <w:rPr>
+          <w:rFonts w:cstheme="minorHAnsi"/>
+          <w:sz w:val="24"/>
+          <w:szCs w:val="24"/>
+        </w:rPr>
+        <w:tab/>
+      </w:r>
+      <w:proofErr w:type="gramStart"/>
+      <w:r>
+        <w:rPr>
+          <w:rFonts w:cstheme="minorHAnsi"/>
+          <w:sz w:val="24"/>
+          <w:szCs w:val="24"/>
+        </w:rPr>
+        <w:t>:DCL</w:t>
+      </w:r>
+      <w:proofErr w:type="gramEnd"/>
+      <w:r>
+        <w:rPr>
+          <w:rFonts w:cstheme="minorHAnsi"/>
+          <w:sz w:val="24"/>
+          <w:szCs w:val="24"/>
+        </w:rPr>
+        <w:t>-CLAIM-TYPE,</w:t>
+      </w:r>
+    </w:p>
+    <w:p>
+      <w:pPr>
+        <w:spacing w:after="0"/>
+        <w:rPr>
+          <w:rFonts w:cstheme="minorHAnsi"/>
+          <w:sz w:val="24"/>
+          <w:szCs w:val="24"/>
+        </w:rPr>
+      </w:pPr>
+      <w:r>
+        <w:rPr>
+          <w:rFonts w:cstheme="minorHAnsi"/>
+          <w:sz w:val="24"/>
+          <w:szCs w:val="24"/>
+        </w:rPr>
+        <w:tab/>
+      </w:r>
+      <w:r>
+        <w:rPr>
+          <w:rFonts w:cstheme="minorHAnsi"/>
+          <w:sz w:val="24"/>
+          <w:szCs w:val="24"/>
+        </w:rPr>
+        <w:tab/>
+      </w:r>
+      <w:r>
+        <w:rPr>
+          <w:rFonts w:cstheme="minorHAnsi"/>
+          <w:sz w:val="24"/>
+          <w:szCs w:val="24"/>
+        </w:rPr>
+        <w:tab/>
+      </w:r>
+      <w:r>
+        <w:rPr>
+          <w:rFonts w:cstheme="minorHAnsi"/>
+          <w:sz w:val="24"/>
+          <w:szCs w:val="24"/>
+        </w:rPr>
+        <w:tab/>
+      </w:r>
+      <w:r>
+        <w:rPr>
+          <w:rFonts w:cstheme="minorHAnsi"/>
+          <w:sz w:val="24"/>
+          <w:szCs w:val="24"/>
+        </w:rPr>
+        <w:tab/>
+      </w:r>
+      <w:proofErr w:type="gramStart"/>
+      <w:r>
+        <w:rPr>
+          <w:rFonts w:cstheme="minorHAnsi"/>
+          <w:sz w:val="24"/>
+          <w:szCs w:val="24"/>
+        </w:rPr>
+        <w:t>:DCL</w:t>
+      </w:r>
+      <w:proofErr w:type="gramEnd"/>
+      <w:r>
+        <w:rPr>
+          <w:rFonts w:cstheme="minorHAnsi"/>
+          <w:sz w:val="24"/>
+          <w:szCs w:val="24"/>
+        </w:rPr>
+        <w:t>-CLAIM-STATUS,</w:t>
+      </w:r>
+    </w:p>
+    <w:p>
+      <w:pPr>
+        <w:spacing w:after="0"/>
+        <w:rPr>
+          <w:rFonts w:cstheme="minorHAnsi"/>
+          <w:sz w:val="24"/>
+          <w:szCs w:val="24"/>
+        </w:rPr>
+      </w:pPr>
+      <w:r>
+        <w:rPr>
+          <w:rFonts w:cstheme="minorHAnsi"/>
+          <w:sz w:val="24"/>
+          <w:szCs w:val="24"/>
+        </w:rPr>
+        <w:tab/>
+      </w:r>
+      <w:r>
+        <w:rPr>
+          <w:rFonts w:cstheme="minorHAnsi"/>
+          <w:sz w:val="24"/>
+          <w:szCs w:val="24"/>
+        </w:rPr>
+        <w:tab/>
+      </w:r>
+      <w:r>
+        <w:rPr>
+          <w:rFonts w:cstheme="minorHAnsi"/>
+          <w:sz w:val="24"/>
+          <w:szCs w:val="24"/>
+        </w:rPr>
+        <w:tab/>
+      </w:r>
+      <w:r>
+        <w:rPr>
+          <w:rFonts w:cstheme="minorHAnsi"/>
+          <w:sz w:val="24"/>
+          <w:szCs w:val="24"/>
+        </w:rPr>
+        <w:tab/>
+      </w:r>
+      <w:r>
+        <w:rPr>
+          <w:rFonts w:cstheme="minorHAnsi"/>
+          <w:sz w:val="24"/>
+          <w:szCs w:val="24"/>
+        </w:rPr>
+        <w:tab/>
+      </w:r>
+      <w:proofErr w:type="gramStart"/>
+      <w:r>
+        <w:rPr>
+          <w:rFonts w:cstheme="minorHAnsi"/>
+          <w:sz w:val="24"/>
+          <w:szCs w:val="24"/>
+        </w:rPr>
+        <w:t>:DCL</w:t>
+      </w:r>
+      <w:proofErr w:type="gramEnd"/>
+      <w:r>
+        <w:rPr>
+          <w:rFonts w:cstheme="minorHAnsi"/>
+          <w:sz w:val="24"/>
+          <w:szCs w:val="24"/>
+        </w:rPr>
+        <w:t>-CLAIM-SUB-DT)</w:t>
       </w:r>
     </w:p>
     <w:p>
@@ -11920,8 +12949,9 @@
           <w:sz w:val="24"/>
           <w:szCs w:val="24"/>
         </w:rPr>
-        <w:t xml:space="preserve">Code the DB2 pgm to </w:t>
-      </w:r>
+        <w:t xml:space="preserve">Code the DB2 </w:t>
+      </w:r>
+      <w:proofErr w:type="spellStart"/>
       <w:r>
         <w:rPr>
           <w:rFonts w:cstheme="minorHAnsi"/>
@@ -11930,8 +12960,9 @@
           <w:sz w:val="24"/>
           <w:szCs w:val="24"/>
         </w:rPr>
-        <w:t>get the data from file</w:t>
-      </w:r>
+        <w:t>pgm</w:t>
+      </w:r>
+      <w:proofErr w:type="spellEnd"/>
       <w:r>
         <w:rPr>
           <w:rFonts w:cstheme="minorHAnsi"/>
@@ -11940,6 +12971,26 @@
           <w:sz w:val="24"/>
           <w:szCs w:val="24"/>
         </w:rPr>
+        <w:t xml:space="preserve"> to </w:t>
+      </w:r>
+      <w:r>
+        <w:rPr>
+          <w:rFonts w:cstheme="minorHAnsi"/>
+          <w:b/>
+          <w:bCs/>
+          <w:sz w:val="24"/>
+          <w:szCs w:val="24"/>
+        </w:rPr>
+        <w:t>get the data from file</w:t>
+      </w:r>
+      <w:r>
+        <w:rPr>
+          <w:rFonts w:cstheme="minorHAnsi"/>
+          <w:b/>
+          <w:bCs/>
+          <w:sz w:val="24"/>
+          <w:szCs w:val="24"/>
+        </w:rPr>
         <w:t xml:space="preserve"> and insert it into table</w:t>
       </w:r>
     </w:p>
@@ -12317,7 +13368,25 @@
           <w:szCs w:val="24"/>
         </w:rPr>
         <w:tab/>
-        <w:t>PIC X(05)</w:t>
+        <w:t xml:space="preserve">PIC </w:t>
+      </w:r>
+      <w:proofErr w:type="gramStart"/>
+      <w:r>
+        <w:rPr>
+          <w:rFonts w:cstheme="minorHAnsi"/>
+          <w:sz w:val="24"/>
+          <w:szCs w:val="24"/>
+        </w:rPr>
+        <w:t>X(</w:t>
+      </w:r>
+      <w:proofErr w:type="gramEnd"/>
+      <w:r>
+        <w:rPr>
+          <w:rFonts w:cstheme="minorHAnsi"/>
+          <w:sz w:val="24"/>
+          <w:szCs w:val="24"/>
+        </w:rPr>
+        <w:t>05)</w:t>
       </w:r>
       <w:r>
         <w:rPr>
@@ -12382,7 +13451,25 @@
           <w:szCs w:val="24"/>
         </w:rPr>
         <w:tab/>
-        <w:t>PIC X(10).</w:t>
+        <w:t xml:space="preserve">PIC </w:t>
+      </w:r>
+      <w:proofErr w:type="gramStart"/>
+      <w:r>
+        <w:rPr>
+          <w:rFonts w:cstheme="minorHAnsi"/>
+          <w:sz w:val="24"/>
+          <w:szCs w:val="24"/>
+        </w:rPr>
+        <w:t>X(</w:t>
+      </w:r>
+      <w:proofErr w:type="gramEnd"/>
+      <w:r>
+        <w:rPr>
+          <w:rFonts w:cstheme="minorHAnsi"/>
+          <w:sz w:val="24"/>
+          <w:szCs w:val="24"/>
+        </w:rPr>
+        <w:t>10).</w:t>
       </w:r>
     </w:p>
     <w:p>
@@ -12456,7 +13543,25 @@
           <w:szCs w:val="24"/>
         </w:rPr>
         <w:tab/>
-        <w:t>PIC X(10).</w:t>
+        <w:t xml:space="preserve">PIC </w:t>
+      </w:r>
+      <w:proofErr w:type="gramStart"/>
+      <w:r>
+        <w:rPr>
+          <w:rFonts w:cstheme="minorHAnsi"/>
+          <w:sz w:val="24"/>
+          <w:szCs w:val="24"/>
+        </w:rPr>
+        <w:t>X(</w:t>
+      </w:r>
+      <w:proofErr w:type="gramEnd"/>
+      <w:r>
+        <w:rPr>
+          <w:rFonts w:cstheme="minorHAnsi"/>
+          <w:sz w:val="24"/>
+          <w:szCs w:val="24"/>
+        </w:rPr>
+        <w:t>10).</w:t>
       </w:r>
     </w:p>
     <w:p>
@@ -12493,7 +13598,25 @@
           <w:szCs w:val="24"/>
         </w:rPr>
         <w:tab/>
-        <w:t>PIC X(10).</w:t>
+        <w:t xml:space="preserve">PIC </w:t>
+      </w:r>
+      <w:proofErr w:type="gramStart"/>
+      <w:r>
+        <w:rPr>
+          <w:rFonts w:cstheme="minorHAnsi"/>
+          <w:sz w:val="24"/>
+          <w:szCs w:val="24"/>
+        </w:rPr>
+        <w:t>X(</w:t>
+      </w:r>
+      <w:proofErr w:type="gramEnd"/>
+      <w:r>
+        <w:rPr>
+          <w:rFonts w:cstheme="minorHAnsi"/>
+          <w:sz w:val="24"/>
+          <w:szCs w:val="24"/>
+        </w:rPr>
+        <w:t>10).</w:t>
       </w:r>
     </w:p>
     <w:p>
@@ -12530,7 +13653,25 @@
           <w:szCs w:val="24"/>
         </w:rPr>
         <w:tab/>
-        <w:t>PIC X(10).</w:t>
+        <w:t xml:space="preserve">PIC </w:t>
+      </w:r>
+      <w:proofErr w:type="gramStart"/>
+      <w:r>
+        <w:rPr>
+          <w:rFonts w:cstheme="minorHAnsi"/>
+          <w:sz w:val="24"/>
+          <w:szCs w:val="24"/>
+        </w:rPr>
+        <w:t>X(</w:t>
+      </w:r>
+      <w:proofErr w:type="gramEnd"/>
+      <w:r>
+        <w:rPr>
+          <w:rFonts w:cstheme="minorHAnsi"/>
+          <w:sz w:val="24"/>
+          <w:szCs w:val="24"/>
+        </w:rPr>
+        <w:t>10).</w:t>
       </w:r>
     </w:p>
     <w:p>
@@ -12567,7 +13708,25 @@
           <w:szCs w:val="24"/>
         </w:rPr>
         <w:tab/>
-        <w:t>PIC X(10).</w:t>
+        <w:t xml:space="preserve">PIC </w:t>
+      </w:r>
+      <w:proofErr w:type="gramStart"/>
+      <w:r>
+        <w:rPr>
+          <w:rFonts w:cstheme="minorHAnsi"/>
+          <w:sz w:val="24"/>
+          <w:szCs w:val="24"/>
+        </w:rPr>
+        <w:t>X(</w:t>
+      </w:r>
+      <w:proofErr w:type="gramEnd"/>
+      <w:r>
+        <w:rPr>
+          <w:rFonts w:cstheme="minorHAnsi"/>
+          <w:sz w:val="24"/>
+          <w:szCs w:val="24"/>
+        </w:rPr>
+        <w:t>10).</w:t>
       </w:r>
     </w:p>
     <w:p>
@@ -12604,7 +13763,25 @@
           <w:szCs w:val="24"/>
         </w:rPr>
         <w:tab/>
-        <w:t>PIC X(10).</w:t>
+        <w:t xml:space="preserve">PIC </w:t>
+      </w:r>
+      <w:proofErr w:type="gramStart"/>
+      <w:r>
+        <w:rPr>
+          <w:rFonts w:cstheme="minorHAnsi"/>
+          <w:sz w:val="24"/>
+          <w:szCs w:val="24"/>
+        </w:rPr>
+        <w:t>X(</w:t>
+      </w:r>
+      <w:proofErr w:type="gramEnd"/>
+      <w:r>
+        <w:rPr>
+          <w:rFonts w:cstheme="minorHAnsi"/>
+          <w:sz w:val="24"/>
+          <w:szCs w:val="24"/>
+        </w:rPr>
+        <w:t>10).</w:t>
       </w:r>
     </w:p>
     <w:p>
@@ -12641,7 +13818,25 @@
           <w:szCs w:val="24"/>
         </w:rPr>
         <w:tab/>
-        <w:t>PIC X(10)</w:t>
+        <w:t xml:space="preserve">PIC </w:t>
+      </w:r>
+      <w:proofErr w:type="gramStart"/>
+      <w:r>
+        <w:rPr>
+          <w:rFonts w:cstheme="minorHAnsi"/>
+          <w:sz w:val="24"/>
+          <w:szCs w:val="24"/>
+        </w:rPr>
+        <w:t>X(</w:t>
+      </w:r>
+      <w:proofErr w:type="gramEnd"/>
+      <w:r>
+        <w:rPr>
+          <w:rFonts w:cstheme="minorHAnsi"/>
+          <w:sz w:val="24"/>
+          <w:szCs w:val="24"/>
+        </w:rPr>
+        <w:t>10)</w:t>
       </w:r>
       <w:r>
         <w:rPr>
@@ -12914,7 +14109,25 @@
           <w:szCs w:val="24"/>
         </w:rPr>
         <w:tab/>
-        <w:t>PIC X(08) VALUE ‘</w:t>
+        <w:t xml:space="preserve">PIC </w:t>
+      </w:r>
+      <w:proofErr w:type="gramStart"/>
+      <w:r>
+        <w:rPr>
+          <w:rFonts w:cstheme="minorHAnsi"/>
+          <w:sz w:val="24"/>
+          <w:szCs w:val="24"/>
+        </w:rPr>
+        <w:t>X(</w:t>
+      </w:r>
+      <w:proofErr w:type="gramEnd"/>
+      <w:r>
+        <w:rPr>
+          <w:rFonts w:cstheme="minorHAnsi"/>
+          <w:sz w:val="24"/>
+          <w:szCs w:val="24"/>
+        </w:rPr>
+        <w:t>08) VALUE ‘</w:t>
       </w:r>
       <w:r>
         <w:rPr>
@@ -12966,7 +14179,25 @@
           <w:szCs w:val="24"/>
         </w:rPr>
         <w:tab/>
-        <w:t>PIC X(01) VALUE SPACE.</w:t>
+        <w:t xml:space="preserve">PIC </w:t>
+      </w:r>
+      <w:proofErr w:type="gramStart"/>
+      <w:r>
+        <w:rPr>
+          <w:rFonts w:cstheme="minorHAnsi"/>
+          <w:sz w:val="24"/>
+          <w:szCs w:val="24"/>
+        </w:rPr>
+        <w:t>X(</w:t>
+      </w:r>
+      <w:proofErr w:type="gramEnd"/>
+      <w:r>
+        <w:rPr>
+          <w:rFonts w:cstheme="minorHAnsi"/>
+          <w:sz w:val="24"/>
+          <w:szCs w:val="24"/>
+        </w:rPr>
+        <w:t>01) VALUE SPACE.</w:t>
       </w:r>
     </w:p>
     <w:p>
@@ -13038,7 +14269,25 @@
           <w:szCs w:val="24"/>
         </w:rPr>
         <w:tab/>
-        <w:t>PIC X(02) VALUE SPACE.</w:t>
+        <w:t xml:space="preserve">PIC </w:t>
+      </w:r>
+      <w:proofErr w:type="gramStart"/>
+      <w:r>
+        <w:rPr>
+          <w:rFonts w:cstheme="minorHAnsi"/>
+          <w:sz w:val="24"/>
+          <w:szCs w:val="24"/>
+        </w:rPr>
+        <w:t>X(</w:t>
+      </w:r>
+      <w:proofErr w:type="gramEnd"/>
+      <w:r>
+        <w:rPr>
+          <w:rFonts w:cstheme="minorHAnsi"/>
+          <w:sz w:val="24"/>
+          <w:szCs w:val="24"/>
+        </w:rPr>
+        <w:t>02) VALUE SPACE.</w:t>
       </w:r>
     </w:p>
     <w:p>
@@ -13305,7 +14554,25 @@
           <w:szCs w:val="24"/>
         </w:rPr>
         <w:tab/>
-        <w:t>DISPLAY ‘ROW COUNT ’ WS-ROW-COUNT.</w:t>
+        <w:t xml:space="preserve">DISPLAY ‘ROW </w:t>
+      </w:r>
+      <w:proofErr w:type="gramStart"/>
+      <w:r>
+        <w:rPr>
+          <w:rFonts w:cstheme="minorHAnsi"/>
+          <w:sz w:val="24"/>
+          <w:szCs w:val="24"/>
+        </w:rPr>
+        <w:t>COUNT ’</w:t>
+      </w:r>
+      <w:proofErr w:type="gramEnd"/>
+      <w:r>
+        <w:rPr>
+          <w:rFonts w:cstheme="minorHAnsi"/>
+          <w:sz w:val="24"/>
+          <w:szCs w:val="24"/>
+        </w:rPr>
+        <w:t xml:space="preserve"> WS-ROW-COUNT.</w:t>
       </w:r>
     </w:p>
     <w:p>
@@ -13407,15 +14674,33 @@
           <w:sz w:val="24"/>
           <w:szCs w:val="24"/>
         </w:rPr>
-        <w:t>CUST-NAME-LEN</w:t>
-      </w:r>
-      <w:r>
-        <w:rPr>
-          <w:rFonts w:cstheme="minorHAnsi"/>
-          <w:sz w:val="24"/>
-          <w:szCs w:val="24"/>
-        </w:rPr>
-        <w:t xml:space="preserve">  WS-ROW-COUNT.</w:t>
+        <w:t>CUST-NAME-</w:t>
+      </w:r>
+      <w:proofErr w:type="gramStart"/>
+      <w:r>
+        <w:rPr>
+          <w:rFonts w:cstheme="minorHAnsi"/>
+          <w:sz w:val="24"/>
+          <w:szCs w:val="24"/>
+        </w:rPr>
+        <w:t>LEN</w:t>
+      </w:r>
+      <w:r>
+        <w:rPr>
+          <w:rFonts w:cstheme="minorHAnsi"/>
+          <w:sz w:val="24"/>
+          <w:szCs w:val="24"/>
+        </w:rPr>
+        <w:t xml:space="preserve">  WS</w:t>
+      </w:r>
+      <w:proofErr w:type="gramEnd"/>
+      <w:r>
+        <w:rPr>
+          <w:rFonts w:cstheme="minorHAnsi"/>
+          <w:sz w:val="24"/>
+          <w:szCs w:val="24"/>
+        </w:rPr>
+        <w:t>-ROW-COUNT.</w:t>
       </w:r>
     </w:p>
     <w:p>
@@ -14559,8 +15844,18 @@
           <w:szCs w:val="24"/>
         </w:rPr>
         <w:tab/>
-        <w:t>INSERT INTO CLAIM_TABLE(</w:t>
-      </w:r>
+        <w:t>INSERT INTO CLAIM_</w:t>
+      </w:r>
+      <w:proofErr w:type="gramStart"/>
+      <w:r>
+        <w:rPr>
+          <w:rFonts w:cstheme="minorHAnsi"/>
+          <w:sz w:val="24"/>
+          <w:szCs w:val="24"/>
+        </w:rPr>
+        <w:t>TABLE(</w:t>
+      </w:r>
+      <w:proofErr w:type="gramEnd"/>
     </w:p>
     <w:p>
       <w:pPr>
@@ -14766,313 +16061,424 @@
           <w:szCs w:val="24"/>
         </w:rPr>
         <w:tab/>
+      </w:r>
+      <w:proofErr w:type="gramStart"/>
+      <w:r>
+        <w:rPr>
+          <w:rFonts w:cstheme="minorHAnsi"/>
+          <w:sz w:val="24"/>
+          <w:szCs w:val="24"/>
+        </w:rPr>
         <w:t>VALUES(</w:t>
       </w:r>
-    </w:p>
-    <w:p>
-      <w:pPr>
-        <w:spacing w:after="0"/>
-        <w:rPr>
-          <w:rFonts w:cstheme="minorHAnsi"/>
-          <w:sz w:val="24"/>
-          <w:szCs w:val="24"/>
-        </w:rPr>
-      </w:pPr>
-      <w:r>
-        <w:rPr>
-          <w:rFonts w:cstheme="minorHAnsi"/>
-          <w:sz w:val="24"/>
-          <w:szCs w:val="24"/>
-        </w:rPr>
-        <w:tab/>
-      </w:r>
-      <w:r>
-        <w:rPr>
-          <w:rFonts w:cstheme="minorHAnsi"/>
-          <w:sz w:val="24"/>
-          <w:szCs w:val="24"/>
-        </w:rPr>
-        <w:tab/>
-      </w:r>
-      <w:r>
-        <w:rPr>
-          <w:rFonts w:cstheme="minorHAnsi"/>
-          <w:sz w:val="24"/>
-          <w:szCs w:val="24"/>
-        </w:rPr>
-        <w:tab/>
-      </w:r>
-      <w:r>
-        <w:rPr>
-          <w:rFonts w:cstheme="minorHAnsi"/>
-          <w:sz w:val="24"/>
-          <w:szCs w:val="24"/>
-        </w:rPr>
-        <w:tab/>
-      </w:r>
-      <w:r>
-        <w:rPr>
-          <w:rFonts w:cstheme="minorHAnsi"/>
-          <w:sz w:val="24"/>
-          <w:szCs w:val="24"/>
-        </w:rPr>
-        <w:tab/>
-        <w:t>:DCL-CLAIM-NUMBER,</w:t>
-      </w:r>
-    </w:p>
-    <w:p>
-      <w:pPr>
-        <w:spacing w:after="0"/>
-        <w:rPr>
-          <w:rFonts w:cstheme="minorHAnsi"/>
-          <w:sz w:val="24"/>
-          <w:szCs w:val="24"/>
-        </w:rPr>
-      </w:pPr>
-      <w:r>
-        <w:rPr>
-          <w:rFonts w:cstheme="minorHAnsi"/>
-          <w:sz w:val="24"/>
-          <w:szCs w:val="24"/>
-        </w:rPr>
-        <w:tab/>
-      </w:r>
-      <w:r>
-        <w:rPr>
-          <w:rFonts w:cstheme="minorHAnsi"/>
-          <w:sz w:val="24"/>
-          <w:szCs w:val="24"/>
-        </w:rPr>
-        <w:tab/>
-      </w:r>
-      <w:r>
-        <w:rPr>
-          <w:rFonts w:cstheme="minorHAnsi"/>
-          <w:sz w:val="24"/>
-          <w:szCs w:val="24"/>
-        </w:rPr>
-        <w:tab/>
-      </w:r>
-      <w:r>
-        <w:rPr>
-          <w:rFonts w:cstheme="minorHAnsi"/>
-          <w:sz w:val="24"/>
-          <w:szCs w:val="24"/>
-        </w:rPr>
-        <w:tab/>
-      </w:r>
-      <w:r>
-        <w:rPr>
-          <w:rFonts w:cstheme="minorHAnsi"/>
-          <w:sz w:val="24"/>
-          <w:szCs w:val="24"/>
-        </w:rPr>
-        <w:tab/>
-        <w:t>:DCL-CUST-NAME,</w:t>
-      </w:r>
-    </w:p>
-    <w:p>
-      <w:pPr>
-        <w:spacing w:after="0"/>
-        <w:rPr>
-          <w:rFonts w:cstheme="minorHAnsi"/>
-          <w:sz w:val="24"/>
-          <w:szCs w:val="24"/>
-        </w:rPr>
-      </w:pPr>
-      <w:r>
-        <w:rPr>
-          <w:rFonts w:cstheme="minorHAnsi"/>
-          <w:sz w:val="24"/>
-          <w:szCs w:val="24"/>
-        </w:rPr>
-        <w:tab/>
-      </w:r>
-      <w:r>
-        <w:rPr>
-          <w:rFonts w:cstheme="minorHAnsi"/>
-          <w:sz w:val="24"/>
-          <w:szCs w:val="24"/>
-        </w:rPr>
-        <w:tab/>
-      </w:r>
-      <w:r>
-        <w:rPr>
-          <w:rFonts w:cstheme="minorHAnsi"/>
-          <w:sz w:val="24"/>
-          <w:szCs w:val="24"/>
-        </w:rPr>
-        <w:tab/>
-      </w:r>
-      <w:r>
-        <w:rPr>
-          <w:rFonts w:cstheme="minorHAnsi"/>
-          <w:sz w:val="24"/>
-          <w:szCs w:val="24"/>
-        </w:rPr>
-        <w:tab/>
-      </w:r>
-      <w:r>
-        <w:rPr>
-          <w:rFonts w:cstheme="minorHAnsi"/>
-          <w:sz w:val="24"/>
-          <w:szCs w:val="24"/>
-        </w:rPr>
-        <w:tab/>
-        <w:t>:DCL-CLAIM-AMOUNT,</w:t>
-      </w:r>
-    </w:p>
-    <w:p>
-      <w:pPr>
-        <w:spacing w:after="0"/>
-        <w:rPr>
-          <w:rFonts w:cstheme="minorHAnsi"/>
-          <w:sz w:val="24"/>
-          <w:szCs w:val="24"/>
-        </w:rPr>
-      </w:pPr>
-      <w:r>
-        <w:rPr>
-          <w:rFonts w:cstheme="minorHAnsi"/>
-          <w:sz w:val="24"/>
-          <w:szCs w:val="24"/>
-        </w:rPr>
-        <w:tab/>
-      </w:r>
-      <w:r>
-        <w:rPr>
-          <w:rFonts w:cstheme="minorHAnsi"/>
-          <w:sz w:val="24"/>
-          <w:szCs w:val="24"/>
-        </w:rPr>
-        <w:tab/>
-      </w:r>
-      <w:r>
-        <w:rPr>
-          <w:rFonts w:cstheme="minorHAnsi"/>
-          <w:sz w:val="24"/>
-          <w:szCs w:val="24"/>
-        </w:rPr>
-        <w:tab/>
-      </w:r>
-      <w:r>
-        <w:rPr>
-          <w:rFonts w:cstheme="minorHAnsi"/>
-          <w:sz w:val="24"/>
-          <w:szCs w:val="24"/>
-        </w:rPr>
-        <w:tab/>
-      </w:r>
-      <w:r>
-        <w:rPr>
-          <w:rFonts w:cstheme="minorHAnsi"/>
-          <w:sz w:val="24"/>
-          <w:szCs w:val="24"/>
-        </w:rPr>
-        <w:tab/>
-        <w:t>:DCL-CLAIM-TYPE,</w:t>
-      </w:r>
-    </w:p>
-    <w:p>
-      <w:pPr>
-        <w:spacing w:after="0"/>
-        <w:rPr>
-          <w:rFonts w:cstheme="minorHAnsi"/>
-          <w:sz w:val="24"/>
-          <w:szCs w:val="24"/>
-        </w:rPr>
-      </w:pPr>
-      <w:r>
-        <w:rPr>
-          <w:rFonts w:cstheme="minorHAnsi"/>
-          <w:sz w:val="24"/>
-          <w:szCs w:val="24"/>
-        </w:rPr>
-        <w:tab/>
-      </w:r>
-      <w:r>
-        <w:rPr>
-          <w:rFonts w:cstheme="minorHAnsi"/>
-          <w:sz w:val="24"/>
-          <w:szCs w:val="24"/>
-        </w:rPr>
-        <w:tab/>
-      </w:r>
-      <w:r>
-        <w:rPr>
-          <w:rFonts w:cstheme="minorHAnsi"/>
-          <w:sz w:val="24"/>
-          <w:szCs w:val="24"/>
-        </w:rPr>
-        <w:tab/>
-      </w:r>
-      <w:r>
-        <w:rPr>
-          <w:rFonts w:cstheme="minorHAnsi"/>
-          <w:sz w:val="24"/>
-          <w:szCs w:val="24"/>
-        </w:rPr>
-        <w:tab/>
-      </w:r>
-      <w:r>
-        <w:rPr>
-          <w:rFonts w:cstheme="minorHAnsi"/>
-          <w:sz w:val="24"/>
-          <w:szCs w:val="24"/>
-        </w:rPr>
-        <w:tab/>
-        <w:t>:DCL-CLAIM-STATUS,</w:t>
-      </w:r>
-    </w:p>
-    <w:p>
-      <w:pPr>
-        <w:spacing w:after="0"/>
-        <w:rPr>
-          <w:rFonts w:cstheme="minorHAnsi"/>
-          <w:sz w:val="24"/>
-          <w:szCs w:val="24"/>
-        </w:rPr>
-      </w:pPr>
-      <w:r>
-        <w:rPr>
-          <w:rFonts w:cstheme="minorHAnsi"/>
-          <w:sz w:val="24"/>
-          <w:szCs w:val="24"/>
-        </w:rPr>
-        <w:tab/>
-      </w:r>
-      <w:r>
-        <w:rPr>
-          <w:rFonts w:cstheme="minorHAnsi"/>
-          <w:sz w:val="24"/>
-          <w:szCs w:val="24"/>
-        </w:rPr>
-        <w:tab/>
-      </w:r>
-      <w:r>
-        <w:rPr>
-          <w:rFonts w:cstheme="minorHAnsi"/>
-          <w:sz w:val="24"/>
-          <w:szCs w:val="24"/>
-        </w:rPr>
-        <w:tab/>
-      </w:r>
-      <w:r>
-        <w:rPr>
-          <w:rFonts w:cstheme="minorHAnsi"/>
-          <w:sz w:val="24"/>
-          <w:szCs w:val="24"/>
-        </w:rPr>
-        <w:tab/>
-      </w:r>
-      <w:r>
-        <w:rPr>
-          <w:rFonts w:cstheme="minorHAnsi"/>
-          <w:sz w:val="24"/>
-          <w:szCs w:val="24"/>
-        </w:rPr>
-        <w:tab/>
-        <w:t>:DCL-CLAIM-SUB-DT)</w:t>
+      <w:proofErr w:type="gramEnd"/>
+    </w:p>
+    <w:p>
+      <w:pPr>
+        <w:spacing w:after="0"/>
+        <w:rPr>
+          <w:rFonts w:cstheme="minorHAnsi"/>
+          <w:sz w:val="24"/>
+          <w:szCs w:val="24"/>
+        </w:rPr>
+      </w:pPr>
+      <w:r>
+        <w:rPr>
+          <w:rFonts w:cstheme="minorHAnsi"/>
+          <w:sz w:val="24"/>
+          <w:szCs w:val="24"/>
+        </w:rPr>
+        <w:tab/>
+      </w:r>
+      <w:r>
+        <w:rPr>
+          <w:rFonts w:cstheme="minorHAnsi"/>
+          <w:sz w:val="24"/>
+          <w:szCs w:val="24"/>
+        </w:rPr>
+        <w:tab/>
+      </w:r>
+      <w:r>
+        <w:rPr>
+          <w:rFonts w:cstheme="minorHAnsi"/>
+          <w:sz w:val="24"/>
+          <w:szCs w:val="24"/>
+        </w:rPr>
+        <w:tab/>
+      </w:r>
+      <w:r>
+        <w:rPr>
+          <w:rFonts w:cstheme="minorHAnsi"/>
+          <w:sz w:val="24"/>
+          <w:szCs w:val="24"/>
+        </w:rPr>
+        <w:tab/>
+      </w:r>
+      <w:r>
+        <w:rPr>
+          <w:rFonts w:cstheme="minorHAnsi"/>
+          <w:sz w:val="24"/>
+          <w:szCs w:val="24"/>
+        </w:rPr>
+        <w:tab/>
+      </w:r>
+      <w:proofErr w:type="gramStart"/>
+      <w:r>
+        <w:rPr>
+          <w:rFonts w:cstheme="minorHAnsi"/>
+          <w:sz w:val="24"/>
+          <w:szCs w:val="24"/>
+        </w:rPr>
+        <w:t>:DCL</w:t>
+      </w:r>
+      <w:proofErr w:type="gramEnd"/>
+      <w:r>
+        <w:rPr>
+          <w:rFonts w:cstheme="minorHAnsi"/>
+          <w:sz w:val="24"/>
+          <w:szCs w:val="24"/>
+        </w:rPr>
+        <w:t>-CLAIM-NUMBER,</w:t>
+      </w:r>
+    </w:p>
+    <w:p>
+      <w:pPr>
+        <w:spacing w:after="0"/>
+        <w:rPr>
+          <w:rFonts w:cstheme="minorHAnsi"/>
+          <w:sz w:val="24"/>
+          <w:szCs w:val="24"/>
+        </w:rPr>
+      </w:pPr>
+      <w:r>
+        <w:rPr>
+          <w:rFonts w:cstheme="minorHAnsi"/>
+          <w:sz w:val="24"/>
+          <w:szCs w:val="24"/>
+        </w:rPr>
+        <w:tab/>
+      </w:r>
+      <w:r>
+        <w:rPr>
+          <w:rFonts w:cstheme="minorHAnsi"/>
+          <w:sz w:val="24"/>
+          <w:szCs w:val="24"/>
+        </w:rPr>
+        <w:tab/>
+      </w:r>
+      <w:r>
+        <w:rPr>
+          <w:rFonts w:cstheme="minorHAnsi"/>
+          <w:sz w:val="24"/>
+          <w:szCs w:val="24"/>
+        </w:rPr>
+        <w:tab/>
+      </w:r>
+      <w:r>
+        <w:rPr>
+          <w:rFonts w:cstheme="minorHAnsi"/>
+          <w:sz w:val="24"/>
+          <w:szCs w:val="24"/>
+        </w:rPr>
+        <w:tab/>
+      </w:r>
+      <w:r>
+        <w:rPr>
+          <w:rFonts w:cstheme="minorHAnsi"/>
+          <w:sz w:val="24"/>
+          <w:szCs w:val="24"/>
+        </w:rPr>
+        <w:tab/>
+      </w:r>
+      <w:proofErr w:type="gramStart"/>
+      <w:r>
+        <w:rPr>
+          <w:rFonts w:cstheme="minorHAnsi"/>
+          <w:sz w:val="24"/>
+          <w:szCs w:val="24"/>
+        </w:rPr>
+        <w:t>:DCL</w:t>
+      </w:r>
+      <w:proofErr w:type="gramEnd"/>
+      <w:r>
+        <w:rPr>
+          <w:rFonts w:cstheme="minorHAnsi"/>
+          <w:sz w:val="24"/>
+          <w:szCs w:val="24"/>
+        </w:rPr>
+        <w:t>-CUST-NAME,</w:t>
+      </w:r>
+    </w:p>
+    <w:p>
+      <w:pPr>
+        <w:spacing w:after="0"/>
+        <w:rPr>
+          <w:rFonts w:cstheme="minorHAnsi"/>
+          <w:sz w:val="24"/>
+          <w:szCs w:val="24"/>
+        </w:rPr>
+      </w:pPr>
+      <w:r>
+        <w:rPr>
+          <w:rFonts w:cstheme="minorHAnsi"/>
+          <w:sz w:val="24"/>
+          <w:szCs w:val="24"/>
+        </w:rPr>
+        <w:tab/>
+      </w:r>
+      <w:r>
+        <w:rPr>
+          <w:rFonts w:cstheme="minorHAnsi"/>
+          <w:sz w:val="24"/>
+          <w:szCs w:val="24"/>
+        </w:rPr>
+        <w:tab/>
+      </w:r>
+      <w:r>
+        <w:rPr>
+          <w:rFonts w:cstheme="minorHAnsi"/>
+          <w:sz w:val="24"/>
+          <w:szCs w:val="24"/>
+        </w:rPr>
+        <w:tab/>
+      </w:r>
+      <w:r>
+        <w:rPr>
+          <w:rFonts w:cstheme="minorHAnsi"/>
+          <w:sz w:val="24"/>
+          <w:szCs w:val="24"/>
+        </w:rPr>
+        <w:tab/>
+      </w:r>
+      <w:r>
+        <w:rPr>
+          <w:rFonts w:cstheme="minorHAnsi"/>
+          <w:sz w:val="24"/>
+          <w:szCs w:val="24"/>
+        </w:rPr>
+        <w:tab/>
+      </w:r>
+      <w:proofErr w:type="gramStart"/>
+      <w:r>
+        <w:rPr>
+          <w:rFonts w:cstheme="minorHAnsi"/>
+          <w:sz w:val="24"/>
+          <w:szCs w:val="24"/>
+        </w:rPr>
+        <w:t>:DCL</w:t>
+      </w:r>
+      <w:proofErr w:type="gramEnd"/>
+      <w:r>
+        <w:rPr>
+          <w:rFonts w:cstheme="minorHAnsi"/>
+          <w:sz w:val="24"/>
+          <w:szCs w:val="24"/>
+        </w:rPr>
+        <w:t>-CLAIM-AMOUNT,</w:t>
+      </w:r>
+    </w:p>
+    <w:p>
+      <w:pPr>
+        <w:spacing w:after="0"/>
+        <w:rPr>
+          <w:rFonts w:cstheme="minorHAnsi"/>
+          <w:sz w:val="24"/>
+          <w:szCs w:val="24"/>
+        </w:rPr>
+      </w:pPr>
+      <w:r>
+        <w:rPr>
+          <w:rFonts w:cstheme="minorHAnsi"/>
+          <w:sz w:val="24"/>
+          <w:szCs w:val="24"/>
+        </w:rPr>
+        <w:tab/>
+      </w:r>
+      <w:r>
+        <w:rPr>
+          <w:rFonts w:cstheme="minorHAnsi"/>
+          <w:sz w:val="24"/>
+          <w:szCs w:val="24"/>
+        </w:rPr>
+        <w:tab/>
+      </w:r>
+      <w:r>
+        <w:rPr>
+          <w:rFonts w:cstheme="minorHAnsi"/>
+          <w:sz w:val="24"/>
+          <w:szCs w:val="24"/>
+        </w:rPr>
+        <w:tab/>
+      </w:r>
+      <w:r>
+        <w:rPr>
+          <w:rFonts w:cstheme="minorHAnsi"/>
+          <w:sz w:val="24"/>
+          <w:szCs w:val="24"/>
+        </w:rPr>
+        <w:tab/>
+      </w:r>
+      <w:r>
+        <w:rPr>
+          <w:rFonts w:cstheme="minorHAnsi"/>
+          <w:sz w:val="24"/>
+          <w:szCs w:val="24"/>
+        </w:rPr>
+        <w:tab/>
+      </w:r>
+      <w:proofErr w:type="gramStart"/>
+      <w:r>
+        <w:rPr>
+          <w:rFonts w:cstheme="minorHAnsi"/>
+          <w:sz w:val="24"/>
+          <w:szCs w:val="24"/>
+        </w:rPr>
+        <w:t>:DCL</w:t>
+      </w:r>
+      <w:proofErr w:type="gramEnd"/>
+      <w:r>
+        <w:rPr>
+          <w:rFonts w:cstheme="minorHAnsi"/>
+          <w:sz w:val="24"/>
+          <w:szCs w:val="24"/>
+        </w:rPr>
+        <w:t>-CLAIM-TYPE,</w:t>
+      </w:r>
+    </w:p>
+    <w:p>
+      <w:pPr>
+        <w:spacing w:after="0"/>
+        <w:rPr>
+          <w:rFonts w:cstheme="minorHAnsi"/>
+          <w:sz w:val="24"/>
+          <w:szCs w:val="24"/>
+        </w:rPr>
+      </w:pPr>
+      <w:r>
+        <w:rPr>
+          <w:rFonts w:cstheme="minorHAnsi"/>
+          <w:sz w:val="24"/>
+          <w:szCs w:val="24"/>
+        </w:rPr>
+        <w:tab/>
+      </w:r>
+      <w:r>
+        <w:rPr>
+          <w:rFonts w:cstheme="minorHAnsi"/>
+          <w:sz w:val="24"/>
+          <w:szCs w:val="24"/>
+        </w:rPr>
+        <w:tab/>
+      </w:r>
+      <w:r>
+        <w:rPr>
+          <w:rFonts w:cstheme="minorHAnsi"/>
+          <w:sz w:val="24"/>
+          <w:szCs w:val="24"/>
+        </w:rPr>
+        <w:tab/>
+      </w:r>
+      <w:r>
+        <w:rPr>
+          <w:rFonts w:cstheme="minorHAnsi"/>
+          <w:sz w:val="24"/>
+          <w:szCs w:val="24"/>
+        </w:rPr>
+        <w:tab/>
+      </w:r>
+      <w:r>
+        <w:rPr>
+          <w:rFonts w:cstheme="minorHAnsi"/>
+          <w:sz w:val="24"/>
+          <w:szCs w:val="24"/>
+        </w:rPr>
+        <w:tab/>
+      </w:r>
+      <w:proofErr w:type="gramStart"/>
+      <w:r>
+        <w:rPr>
+          <w:rFonts w:cstheme="minorHAnsi"/>
+          <w:sz w:val="24"/>
+          <w:szCs w:val="24"/>
+        </w:rPr>
+        <w:t>:DCL</w:t>
+      </w:r>
+      <w:proofErr w:type="gramEnd"/>
+      <w:r>
+        <w:rPr>
+          <w:rFonts w:cstheme="minorHAnsi"/>
+          <w:sz w:val="24"/>
+          <w:szCs w:val="24"/>
+        </w:rPr>
+        <w:t>-CLAIM-STATUS,</w:t>
+      </w:r>
+    </w:p>
+    <w:p>
+      <w:pPr>
+        <w:spacing w:after="0"/>
+        <w:rPr>
+          <w:rFonts w:cstheme="minorHAnsi"/>
+          <w:sz w:val="24"/>
+          <w:szCs w:val="24"/>
+        </w:rPr>
+      </w:pPr>
+      <w:r>
+        <w:rPr>
+          <w:rFonts w:cstheme="minorHAnsi"/>
+          <w:sz w:val="24"/>
+          <w:szCs w:val="24"/>
+        </w:rPr>
+        <w:tab/>
+      </w:r>
+      <w:r>
+        <w:rPr>
+          <w:rFonts w:cstheme="minorHAnsi"/>
+          <w:sz w:val="24"/>
+          <w:szCs w:val="24"/>
+        </w:rPr>
+        <w:tab/>
+      </w:r>
+      <w:r>
+        <w:rPr>
+          <w:rFonts w:cstheme="minorHAnsi"/>
+          <w:sz w:val="24"/>
+          <w:szCs w:val="24"/>
+        </w:rPr>
+        <w:tab/>
+      </w:r>
+      <w:r>
+        <w:rPr>
+          <w:rFonts w:cstheme="minorHAnsi"/>
+          <w:sz w:val="24"/>
+          <w:szCs w:val="24"/>
+        </w:rPr>
+        <w:tab/>
+      </w:r>
+      <w:r>
+        <w:rPr>
+          <w:rFonts w:cstheme="minorHAnsi"/>
+          <w:sz w:val="24"/>
+          <w:szCs w:val="24"/>
+        </w:rPr>
+        <w:tab/>
+      </w:r>
+      <w:proofErr w:type="gramStart"/>
+      <w:r>
+        <w:rPr>
+          <w:rFonts w:cstheme="minorHAnsi"/>
+          <w:sz w:val="24"/>
+          <w:szCs w:val="24"/>
+        </w:rPr>
+        <w:t>:DCL</w:t>
+      </w:r>
+      <w:proofErr w:type="gramEnd"/>
+      <w:r>
+        <w:rPr>
+          <w:rFonts w:cstheme="minorHAnsi"/>
+          <w:sz w:val="24"/>
+          <w:szCs w:val="24"/>
+        </w:rPr>
+        <w:t>-CLAIM-SUB-DT)</w:t>
       </w:r>
     </w:p>
     <w:p>
@@ -16014,7 +17420,33 @@
           <w:lang w:eastAsia="en-IN"/>
           <w14:ligatures w14:val="none"/>
         </w:rPr>
-        <w:t>If the requirement is to get multiple rows from table in COBOL then we will use SELECT+CURSOR</w:t>
+        <w:t xml:space="preserve">If the requirement is to get multiple rows from table in </w:t>
+      </w:r>
+      <w:proofErr w:type="gramStart"/>
+      <w:r>
+        <w:rPr>
+          <w:rFonts w:eastAsia="Times New Roman" w:cstheme="minorHAnsi"/>
+          <w:color w:val="000000"/>
+          <w:kern w:val="0"/>
+          <w:sz w:val="24"/>
+          <w:szCs w:val="24"/>
+          <w:lang w:eastAsia="en-IN"/>
+          <w14:ligatures w14:val="none"/>
+        </w:rPr>
+        <w:t>COBOL</w:t>
+      </w:r>
+      <w:proofErr w:type="gramEnd"/>
+      <w:r>
+        <w:rPr>
+          <w:rFonts w:eastAsia="Times New Roman" w:cstheme="minorHAnsi"/>
+          <w:color w:val="000000"/>
+          <w:kern w:val="0"/>
+          <w:sz w:val="24"/>
+          <w:szCs w:val="24"/>
+          <w:lang w:eastAsia="en-IN"/>
+          <w14:ligatures w14:val="none"/>
+        </w:rPr>
+        <w:t xml:space="preserve"> then we will use SELECT+CURSOR</w:t>
       </w:r>
     </w:p>
     <w:p>
@@ -16330,116 +17762,9 @@
           <w:lang w:eastAsia="en-IN"/>
           <w14:ligatures w14:val="none"/>
         </w:rPr>
-        <w:t>1. PGM1 -&gt; File(Policy number)</w:t>
-      </w:r>
-      <w:r>
-        <w:rPr>
-          <w:rFonts w:cstheme="minorHAnsi"/>
-          <w:sz w:val="24"/>
-          <w:szCs w:val="24"/>
-          <w:lang w:eastAsia="en-IN"/>
-        </w:rPr>
-        <w:t> </w:t>
-      </w:r>
-      <w:r>
-        <w:rPr>
-          <w:rFonts w:cstheme="minorHAnsi"/>
-          <w:sz w:val="24"/>
-          <w:szCs w:val="24"/>
-          <w:lang w:eastAsia="en-IN"/>
-        </w:rPr>
-        <w:t> </w:t>
-      </w:r>
-      <w:r>
-        <w:rPr>
-          <w:rFonts w:cstheme="minorHAnsi"/>
-          <w:sz w:val="24"/>
-          <w:szCs w:val="24"/>
-          <w:lang w:eastAsia="en-IN"/>
-        </w:rPr>
-        <w:t> </w:t>
-      </w:r>
-      <w:r>
-        <w:rPr>
-          <w:rFonts w:cstheme="minorHAnsi"/>
-          <w:sz w:val="24"/>
-          <w:szCs w:val="24"/>
-          <w:lang w:eastAsia="en-IN"/>
-        </w:rPr>
-        <w:t> </w:t>
-      </w:r>
-      <w:r>
-        <w:rPr>
-          <w:rFonts w:cstheme="minorHAnsi"/>
-          <w:sz w:val="24"/>
-          <w:szCs w:val="24"/>
-          <w:lang w:eastAsia="en-IN"/>
-        </w:rPr>
-        <w:t> </w:t>
-      </w:r>
-      <w:r>
-        <w:rPr>
-          <w:rFonts w:cstheme="minorHAnsi"/>
-          <w:sz w:val="24"/>
-          <w:szCs w:val="24"/>
-          <w:lang w:eastAsia="en-IN"/>
-        </w:rPr>
-        <w:t> </w:t>
-      </w:r>
-      <w:r>
-        <w:rPr>
-          <w:rFonts w:cstheme="minorHAnsi"/>
-          <w:sz w:val="24"/>
-          <w:szCs w:val="24"/>
-          <w:lang w:eastAsia="en-IN"/>
-        </w:rPr>
-        <w:t> </w:t>
-      </w:r>
-      <w:r>
-        <w:rPr>
-          <w:rFonts w:cstheme="minorHAnsi"/>
-          <w:sz w:val="24"/>
-          <w:szCs w:val="24"/>
-          <w:lang w:eastAsia="en-IN"/>
-        </w:rPr>
-        <w:t> </w:t>
-      </w:r>
-      <w:r>
-        <w:rPr>
-          <w:rFonts w:cstheme="minorHAnsi"/>
-          <w:sz w:val="24"/>
-          <w:szCs w:val="24"/>
-          <w:lang w:eastAsia="en-IN"/>
-        </w:rPr>
-        <w:t> </w:t>
-      </w:r>
-      <w:r>
-        <w:rPr>
-          <w:rFonts w:cstheme="minorHAnsi"/>
-          <w:sz w:val="24"/>
-          <w:szCs w:val="24"/>
-          <w:lang w:eastAsia="en-IN"/>
-        </w:rPr>
-        <w:t> </w:t>
-      </w:r>
-      <w:r>
-        <w:rPr>
-          <w:rFonts w:cstheme="minorHAnsi"/>
-          <w:sz w:val="24"/>
-          <w:szCs w:val="24"/>
-          <w:lang w:eastAsia="en-IN"/>
-        </w:rPr>
-        <w:t> </w:t>
-      </w:r>
-      <w:r>
-        <w:rPr>
-          <w:rFonts w:cstheme="minorHAnsi"/>
-          <w:sz w:val="24"/>
-          <w:szCs w:val="24"/>
-          <w:lang w:eastAsia="en-IN"/>
-        </w:rPr>
-        <w:t> </w:t>
-      </w:r>
+        <w:t xml:space="preserve">1. PGM1 -&gt; </w:t>
+      </w:r>
+      <w:proofErr w:type="gramStart"/>
       <w:r>
         <w:rPr>
           <w:rFonts w:eastAsia="Times New Roman" w:cstheme="minorHAnsi"/>
@@ -16450,14 +17775,10 @@
           <w:lang w:eastAsia="en-IN"/>
           <w14:ligatures w14:val="none"/>
         </w:rPr>
-        <w:t>Claim Table</w:t>
-      </w:r>
-    </w:p>
-    <w:p>
-      <w:pPr>
-        <w:pStyle w:val="ListParagraph"/>
-        <w:shd w:val="clear" w:color="auto" w:fill="FFFFFF"/>
-        <w:spacing w:after="0" w:line="240" w:lineRule="auto"/>
+        <w:t>File(</w:t>
+      </w:r>
+      <w:proofErr w:type="gramEnd"/>
+      <w:r>
         <w:rPr>
           <w:rFonts w:eastAsia="Times New Roman" w:cstheme="minorHAnsi"/>
           <w:color w:val="000000"/>
@@ -16467,222 +17788,7 @@
           <w:lang w:eastAsia="en-IN"/>
           <w14:ligatures w14:val="none"/>
         </w:rPr>
-      </w:pPr>
-      <w:r>
-        <w:rPr>
-          <w:rFonts w:cstheme="minorHAnsi"/>
-          <w:sz w:val="24"/>
-          <w:szCs w:val="24"/>
-          <w:lang w:eastAsia="en-IN"/>
-        </w:rPr>
-        <w:t> </w:t>
-      </w:r>
-      <w:r>
-        <w:rPr>
-          <w:rFonts w:cstheme="minorHAnsi"/>
-          <w:sz w:val="24"/>
-          <w:szCs w:val="24"/>
-          <w:lang w:eastAsia="en-IN"/>
-        </w:rPr>
-        <w:t> </w:t>
-      </w:r>
-      <w:r>
-        <w:rPr>
-          <w:rFonts w:cstheme="minorHAnsi"/>
-          <w:sz w:val="24"/>
-          <w:szCs w:val="24"/>
-          <w:lang w:eastAsia="en-IN"/>
-        </w:rPr>
-        <w:t> </w:t>
-      </w:r>
-      <w:r>
-        <w:rPr>
-          <w:rFonts w:cstheme="minorHAnsi"/>
-          <w:sz w:val="24"/>
-          <w:szCs w:val="24"/>
-          <w:lang w:eastAsia="en-IN"/>
-        </w:rPr>
-        <w:t> </w:t>
-      </w:r>
-      <w:r>
-        <w:rPr>
-          <w:rFonts w:cstheme="minorHAnsi"/>
-          <w:sz w:val="24"/>
-          <w:szCs w:val="24"/>
-          <w:lang w:eastAsia="en-IN"/>
-        </w:rPr>
-        <w:t> </w:t>
-      </w:r>
-      <w:r>
-        <w:rPr>
-          <w:rFonts w:cstheme="minorHAnsi"/>
-          <w:sz w:val="24"/>
-          <w:szCs w:val="24"/>
-          <w:lang w:eastAsia="en-IN"/>
-        </w:rPr>
-        <w:t> </w:t>
-      </w:r>
-      <w:r>
-        <w:rPr>
-          <w:rFonts w:cstheme="minorHAnsi"/>
-          <w:sz w:val="24"/>
-          <w:szCs w:val="24"/>
-          <w:lang w:eastAsia="en-IN"/>
-        </w:rPr>
-        <w:t> </w:t>
-      </w:r>
-      <w:r>
-        <w:rPr>
-          <w:rFonts w:cstheme="minorHAnsi"/>
-          <w:sz w:val="24"/>
-          <w:szCs w:val="24"/>
-          <w:lang w:eastAsia="en-IN"/>
-        </w:rPr>
-        <w:t> </w:t>
-      </w:r>
-      <w:r>
-        <w:rPr>
-          <w:rFonts w:cstheme="minorHAnsi"/>
-          <w:sz w:val="24"/>
-          <w:szCs w:val="24"/>
-          <w:lang w:eastAsia="en-IN"/>
-        </w:rPr>
-        <w:t> </w:t>
-      </w:r>
-      <w:r>
-        <w:rPr>
-          <w:rFonts w:cstheme="minorHAnsi"/>
-          <w:sz w:val="24"/>
-          <w:szCs w:val="24"/>
-          <w:lang w:eastAsia="en-IN"/>
-        </w:rPr>
-        <w:t> </w:t>
-      </w:r>
-      <w:r>
-        <w:rPr>
-          <w:rFonts w:cstheme="minorHAnsi"/>
-          <w:sz w:val="24"/>
-          <w:szCs w:val="24"/>
-          <w:lang w:eastAsia="en-IN"/>
-        </w:rPr>
-        <w:t> </w:t>
-      </w:r>
-      <w:r>
-        <w:rPr>
-          <w:rFonts w:cstheme="minorHAnsi"/>
-          <w:sz w:val="24"/>
-          <w:szCs w:val="24"/>
-          <w:lang w:eastAsia="en-IN"/>
-        </w:rPr>
-        <w:t> </w:t>
-      </w:r>
-      <w:r>
-        <w:rPr>
-          <w:rFonts w:cstheme="minorHAnsi"/>
-          <w:sz w:val="24"/>
-          <w:szCs w:val="24"/>
-          <w:lang w:eastAsia="en-IN"/>
-        </w:rPr>
-        <w:t> </w:t>
-      </w:r>
-      <w:r>
-        <w:rPr>
-          <w:rFonts w:cstheme="minorHAnsi"/>
-          <w:sz w:val="24"/>
-          <w:szCs w:val="24"/>
-          <w:lang w:eastAsia="en-IN"/>
-        </w:rPr>
-        <w:t> </w:t>
-      </w:r>
-      <w:r>
-        <w:rPr>
-          <w:rFonts w:cstheme="minorHAnsi"/>
-          <w:sz w:val="24"/>
-          <w:szCs w:val="24"/>
-          <w:lang w:eastAsia="en-IN"/>
-        </w:rPr>
-        <w:t> </w:t>
-      </w:r>
-      <w:r>
-        <w:rPr>
-          <w:rFonts w:cstheme="minorHAnsi"/>
-          <w:sz w:val="24"/>
-          <w:szCs w:val="24"/>
-          <w:lang w:eastAsia="en-IN"/>
-        </w:rPr>
-        <w:t> </w:t>
-      </w:r>
-      <w:r>
-        <w:rPr>
-          <w:rFonts w:cstheme="minorHAnsi"/>
-          <w:sz w:val="24"/>
-          <w:szCs w:val="24"/>
-          <w:lang w:eastAsia="en-IN"/>
-        </w:rPr>
-        <w:t> </w:t>
-      </w:r>
-      <w:r>
-        <w:rPr>
-          <w:rFonts w:cstheme="minorHAnsi"/>
-          <w:sz w:val="24"/>
-          <w:szCs w:val="24"/>
-          <w:lang w:eastAsia="en-IN"/>
-        </w:rPr>
-        <w:t> </w:t>
-      </w:r>
-      <w:r>
-        <w:rPr>
-          <w:rFonts w:cstheme="minorHAnsi"/>
-          <w:sz w:val="24"/>
-          <w:szCs w:val="24"/>
-          <w:lang w:eastAsia="en-IN"/>
-        </w:rPr>
-        <w:t> </w:t>
-      </w:r>
-      <w:r>
-        <w:rPr>
-          <w:rFonts w:cstheme="minorHAnsi"/>
-          <w:sz w:val="24"/>
-          <w:szCs w:val="24"/>
-          <w:lang w:eastAsia="en-IN"/>
-        </w:rPr>
-        <w:t> </w:t>
-      </w:r>
-      <w:r>
-        <w:rPr>
-          <w:rFonts w:cstheme="minorHAnsi"/>
-          <w:sz w:val="24"/>
-          <w:szCs w:val="24"/>
-          <w:lang w:eastAsia="en-IN"/>
-        </w:rPr>
-        <w:t> </w:t>
-      </w:r>
-      <w:r>
-        <w:rPr>
-          <w:rFonts w:cstheme="minorHAnsi"/>
-          <w:sz w:val="24"/>
-          <w:szCs w:val="24"/>
-          <w:lang w:eastAsia="en-IN"/>
-        </w:rPr>
-        <w:t> </w:t>
-      </w:r>
-      <w:r>
-        <w:rPr>
-          <w:rFonts w:cstheme="minorHAnsi"/>
-          <w:sz w:val="24"/>
-          <w:szCs w:val="24"/>
-          <w:lang w:eastAsia="en-IN"/>
-        </w:rPr>
-        <w:t> </w:t>
-      </w:r>
-      <w:r>
-        <w:rPr>
-          <w:rFonts w:cstheme="minorHAnsi"/>
-          <w:sz w:val="24"/>
-          <w:szCs w:val="24"/>
-          <w:lang w:eastAsia="en-IN"/>
-        </w:rPr>
-        <w:t> </w:t>
+        <w:t>Policy number)</w:t>
       </w:r>
       <w:r>
         <w:rPr>
@@ -16802,7 +17908,7 @@
           <w:lang w:eastAsia="en-IN"/>
           <w14:ligatures w14:val="none"/>
         </w:rPr>
-        <w:t>SELECT+CURSOR+WHERE</w:t>
+        <w:t>Claim Table</w:t>
       </w:r>
     </w:p>
     <w:p>
@@ -16881,7 +17987,268 @@
           <w:szCs w:val="24"/>
           <w:lang w:eastAsia="en-IN"/>
         </w:rPr>
-        <w:tab/>
+        <w:t> </w:t>
+      </w:r>
+      <w:r>
+        <w:rPr>
+          <w:rFonts w:cstheme="minorHAnsi"/>
+          <w:sz w:val="24"/>
+          <w:szCs w:val="24"/>
+          <w:lang w:eastAsia="en-IN"/>
+        </w:rPr>
+        <w:t> </w:t>
+      </w:r>
+      <w:r>
+        <w:rPr>
+          <w:rFonts w:cstheme="minorHAnsi"/>
+          <w:sz w:val="24"/>
+          <w:szCs w:val="24"/>
+          <w:lang w:eastAsia="en-IN"/>
+        </w:rPr>
+        <w:t> </w:t>
+      </w:r>
+      <w:r>
+        <w:rPr>
+          <w:rFonts w:cstheme="minorHAnsi"/>
+          <w:sz w:val="24"/>
+          <w:szCs w:val="24"/>
+          <w:lang w:eastAsia="en-IN"/>
+        </w:rPr>
+        <w:t> </w:t>
+      </w:r>
+      <w:r>
+        <w:rPr>
+          <w:rFonts w:cstheme="minorHAnsi"/>
+          <w:sz w:val="24"/>
+          <w:szCs w:val="24"/>
+          <w:lang w:eastAsia="en-IN"/>
+        </w:rPr>
+        <w:t> </w:t>
+      </w:r>
+      <w:r>
+        <w:rPr>
+          <w:rFonts w:cstheme="minorHAnsi"/>
+          <w:sz w:val="24"/>
+          <w:szCs w:val="24"/>
+          <w:lang w:eastAsia="en-IN"/>
+        </w:rPr>
+        <w:t> </w:t>
+      </w:r>
+      <w:r>
+        <w:rPr>
+          <w:rFonts w:cstheme="minorHAnsi"/>
+          <w:sz w:val="24"/>
+          <w:szCs w:val="24"/>
+          <w:lang w:eastAsia="en-IN"/>
+        </w:rPr>
+        <w:t> </w:t>
+      </w:r>
+      <w:r>
+        <w:rPr>
+          <w:rFonts w:cstheme="minorHAnsi"/>
+          <w:sz w:val="24"/>
+          <w:szCs w:val="24"/>
+          <w:lang w:eastAsia="en-IN"/>
+        </w:rPr>
+        <w:t> </w:t>
+      </w:r>
+      <w:r>
+        <w:rPr>
+          <w:rFonts w:cstheme="minorHAnsi"/>
+          <w:sz w:val="24"/>
+          <w:szCs w:val="24"/>
+          <w:lang w:eastAsia="en-IN"/>
+        </w:rPr>
+        <w:t> </w:t>
+      </w:r>
+      <w:r>
+        <w:rPr>
+          <w:rFonts w:cstheme="minorHAnsi"/>
+          <w:sz w:val="24"/>
+          <w:szCs w:val="24"/>
+          <w:lang w:eastAsia="en-IN"/>
+        </w:rPr>
+        <w:t> </w:t>
+      </w:r>
+      <w:r>
+        <w:rPr>
+          <w:rFonts w:cstheme="minorHAnsi"/>
+          <w:sz w:val="24"/>
+          <w:szCs w:val="24"/>
+          <w:lang w:eastAsia="en-IN"/>
+        </w:rPr>
+        <w:t> </w:t>
+      </w:r>
+      <w:r>
+        <w:rPr>
+          <w:rFonts w:cstheme="minorHAnsi"/>
+          <w:sz w:val="24"/>
+          <w:szCs w:val="24"/>
+          <w:lang w:eastAsia="en-IN"/>
+        </w:rPr>
+        <w:t> </w:t>
+      </w:r>
+      <w:r>
+        <w:rPr>
+          <w:rFonts w:cstheme="minorHAnsi"/>
+          <w:sz w:val="24"/>
+          <w:szCs w:val="24"/>
+          <w:lang w:eastAsia="en-IN"/>
+        </w:rPr>
+        <w:t> </w:t>
+      </w:r>
+      <w:r>
+        <w:rPr>
+          <w:rFonts w:cstheme="minorHAnsi"/>
+          <w:sz w:val="24"/>
+          <w:szCs w:val="24"/>
+          <w:lang w:eastAsia="en-IN"/>
+        </w:rPr>
+        <w:t> </w:t>
+      </w:r>
+      <w:r>
+        <w:rPr>
+          <w:rFonts w:cstheme="minorHAnsi"/>
+          <w:sz w:val="24"/>
+          <w:szCs w:val="24"/>
+          <w:lang w:eastAsia="en-IN"/>
+        </w:rPr>
+        <w:t> </w:t>
+      </w:r>
+      <w:r>
+        <w:rPr>
+          <w:rFonts w:cstheme="minorHAnsi"/>
+          <w:sz w:val="24"/>
+          <w:szCs w:val="24"/>
+          <w:lang w:eastAsia="en-IN"/>
+        </w:rPr>
+        <w:t> </w:t>
+      </w:r>
+      <w:r>
+        <w:rPr>
+          <w:rFonts w:cstheme="minorHAnsi"/>
+          <w:sz w:val="24"/>
+          <w:szCs w:val="24"/>
+          <w:lang w:eastAsia="en-IN"/>
+        </w:rPr>
+        <w:t> </w:t>
+      </w:r>
+      <w:r>
+        <w:rPr>
+          <w:rFonts w:cstheme="minorHAnsi"/>
+          <w:sz w:val="24"/>
+          <w:szCs w:val="24"/>
+          <w:lang w:eastAsia="en-IN"/>
+        </w:rPr>
+        <w:t> </w:t>
+      </w:r>
+      <w:r>
+        <w:rPr>
+          <w:rFonts w:cstheme="minorHAnsi"/>
+          <w:sz w:val="24"/>
+          <w:szCs w:val="24"/>
+          <w:lang w:eastAsia="en-IN"/>
+        </w:rPr>
+        <w:t> </w:t>
+      </w:r>
+      <w:r>
+        <w:rPr>
+          <w:rFonts w:cstheme="minorHAnsi"/>
+          <w:sz w:val="24"/>
+          <w:szCs w:val="24"/>
+          <w:lang w:eastAsia="en-IN"/>
+        </w:rPr>
+        <w:t> </w:t>
+      </w:r>
+      <w:r>
+        <w:rPr>
+          <w:rFonts w:cstheme="minorHAnsi"/>
+          <w:sz w:val="24"/>
+          <w:szCs w:val="24"/>
+          <w:lang w:eastAsia="en-IN"/>
+        </w:rPr>
+        <w:t> </w:t>
+      </w:r>
+      <w:r>
+        <w:rPr>
+          <w:rFonts w:cstheme="minorHAnsi"/>
+          <w:sz w:val="24"/>
+          <w:szCs w:val="24"/>
+          <w:lang w:eastAsia="en-IN"/>
+        </w:rPr>
+        <w:t> </w:t>
+      </w:r>
+      <w:r>
+        <w:rPr>
+          <w:rFonts w:cstheme="minorHAnsi"/>
+          <w:sz w:val="24"/>
+          <w:szCs w:val="24"/>
+          <w:lang w:eastAsia="en-IN"/>
+        </w:rPr>
+        <w:t> </w:t>
+      </w:r>
+      <w:r>
+        <w:rPr>
+          <w:rFonts w:cstheme="minorHAnsi"/>
+          <w:sz w:val="24"/>
+          <w:szCs w:val="24"/>
+          <w:lang w:eastAsia="en-IN"/>
+        </w:rPr>
+        <w:t> </w:t>
+      </w:r>
+      <w:r>
+        <w:rPr>
+          <w:rFonts w:cstheme="minorHAnsi"/>
+          <w:sz w:val="24"/>
+          <w:szCs w:val="24"/>
+          <w:lang w:eastAsia="en-IN"/>
+        </w:rPr>
+        <w:t> </w:t>
+      </w:r>
+      <w:r>
+        <w:rPr>
+          <w:rFonts w:cstheme="minorHAnsi"/>
+          <w:sz w:val="24"/>
+          <w:szCs w:val="24"/>
+          <w:lang w:eastAsia="en-IN"/>
+        </w:rPr>
+        <w:t> </w:t>
+      </w:r>
+      <w:r>
+        <w:rPr>
+          <w:rFonts w:cstheme="minorHAnsi"/>
+          <w:sz w:val="24"/>
+          <w:szCs w:val="24"/>
+          <w:lang w:eastAsia="en-IN"/>
+        </w:rPr>
+        <w:t> </w:t>
+      </w:r>
+      <w:r>
+        <w:rPr>
+          <w:rFonts w:cstheme="minorHAnsi"/>
+          <w:sz w:val="24"/>
+          <w:szCs w:val="24"/>
+          <w:lang w:eastAsia="en-IN"/>
+        </w:rPr>
+        <w:t> </w:t>
+      </w:r>
+      <w:r>
+        <w:rPr>
+          <w:rFonts w:cstheme="minorHAnsi"/>
+          <w:sz w:val="24"/>
+          <w:szCs w:val="24"/>
+          <w:lang w:eastAsia="en-IN"/>
+        </w:rPr>
+        <w:t> </w:t>
+      </w:r>
+      <w:r>
+        <w:rPr>
+          <w:rFonts w:cstheme="minorHAnsi"/>
+          <w:sz w:val="24"/>
+          <w:szCs w:val="24"/>
+          <w:lang w:eastAsia="en-IN"/>
+        </w:rPr>
+        <w:t> </w:t>
       </w:r>
       <w:r>
         <w:rPr>
@@ -16893,108 +18260,14 @@
           <w:lang w:eastAsia="en-IN"/>
           <w14:ligatures w14:val="none"/>
         </w:rPr>
-        <w:t>2. PGM2 -&gt; Table(Policy number)</w:t>
-      </w:r>
-      <w:r>
-        <w:rPr>
-          <w:rFonts w:cstheme="minorHAnsi"/>
-          <w:sz w:val="24"/>
-          <w:szCs w:val="24"/>
-          <w:lang w:eastAsia="en-IN"/>
-        </w:rPr>
-        <w:t> </w:t>
-      </w:r>
-      <w:r>
-        <w:rPr>
-          <w:rFonts w:cstheme="minorHAnsi"/>
-          <w:sz w:val="24"/>
-          <w:szCs w:val="24"/>
-          <w:lang w:eastAsia="en-IN"/>
-        </w:rPr>
-        <w:t> </w:t>
-      </w:r>
-      <w:r>
-        <w:rPr>
-          <w:rFonts w:cstheme="minorHAnsi"/>
-          <w:sz w:val="24"/>
-          <w:szCs w:val="24"/>
-          <w:lang w:eastAsia="en-IN"/>
-        </w:rPr>
-        <w:t> </w:t>
-      </w:r>
-      <w:r>
-        <w:rPr>
-          <w:rFonts w:cstheme="minorHAnsi"/>
-          <w:sz w:val="24"/>
-          <w:szCs w:val="24"/>
-          <w:lang w:eastAsia="en-IN"/>
-        </w:rPr>
-        <w:t> </w:t>
-      </w:r>
-      <w:r>
-        <w:rPr>
-          <w:rFonts w:cstheme="minorHAnsi"/>
-          <w:sz w:val="24"/>
-          <w:szCs w:val="24"/>
-          <w:lang w:eastAsia="en-IN"/>
-        </w:rPr>
-        <w:t> </w:t>
-      </w:r>
-      <w:r>
-        <w:rPr>
-          <w:rFonts w:cstheme="minorHAnsi"/>
-          <w:sz w:val="24"/>
-          <w:szCs w:val="24"/>
-          <w:lang w:eastAsia="en-IN"/>
-        </w:rPr>
-        <w:t> </w:t>
-      </w:r>
-      <w:r>
-        <w:rPr>
-          <w:rFonts w:cstheme="minorHAnsi"/>
-          <w:sz w:val="24"/>
-          <w:szCs w:val="24"/>
-          <w:lang w:eastAsia="en-IN"/>
-        </w:rPr>
-        <w:t> </w:t>
-      </w:r>
-      <w:r>
-        <w:rPr>
-          <w:rFonts w:cstheme="minorHAnsi"/>
-          <w:sz w:val="24"/>
-          <w:szCs w:val="24"/>
-          <w:lang w:eastAsia="en-IN"/>
-        </w:rPr>
-        <w:t> </w:t>
-      </w:r>
-      <w:r>
-        <w:rPr>
-          <w:rFonts w:cstheme="minorHAnsi"/>
-          <w:sz w:val="24"/>
-          <w:szCs w:val="24"/>
-          <w:lang w:eastAsia="en-IN"/>
-        </w:rPr>
-        <w:t> </w:t>
-      </w:r>
-      <w:r>
-        <w:rPr>
-          <w:rFonts w:cstheme="minorHAnsi"/>
-          <w:sz w:val="24"/>
-          <w:szCs w:val="24"/>
-          <w:lang w:eastAsia="en-IN"/>
-        </w:rPr>
-        <w:t> </w:t>
-      </w:r>
-      <w:r>
-        <w:rPr>
-          <w:rFonts w:cstheme="minorHAnsi"/>
-          <w:sz w:val="24"/>
-          <w:szCs w:val="24"/>
-          <w:lang w:eastAsia="en-IN"/>
-        </w:rPr>
-        <w:t> </w:t>
-      </w:r>
-      <w:r>
+        <w:t>SELECT+CURSOR+WHERE</w:t>
+      </w:r>
+    </w:p>
+    <w:p>
+      <w:pPr>
+        <w:pStyle w:val="ListParagraph"/>
+        <w:shd w:val="clear" w:color="auto" w:fill="FFFFFF"/>
+        <w:spacing w:after="0" w:line="240" w:lineRule="auto"/>
         <w:rPr>
           <w:rFonts w:eastAsia="Times New Roman" w:cstheme="minorHAnsi"/>
           <w:color w:val="000000"/>
@@ -17004,14 +18277,71 @@
           <w:lang w:eastAsia="en-IN"/>
           <w14:ligatures w14:val="none"/>
         </w:rPr>
-        <w:t>Claim Table</w:t>
-      </w:r>
-    </w:p>
-    <w:p>
-      <w:pPr>
-        <w:pStyle w:val="ListParagraph"/>
-        <w:shd w:val="clear" w:color="auto" w:fill="FFFFFF"/>
-        <w:spacing w:after="0" w:line="240" w:lineRule="auto"/>
+      </w:pPr>
+      <w:r>
+        <w:rPr>
+          <w:rFonts w:cstheme="minorHAnsi"/>
+          <w:sz w:val="24"/>
+          <w:szCs w:val="24"/>
+          <w:lang w:eastAsia="en-IN"/>
+        </w:rPr>
+        <w:t> </w:t>
+      </w:r>
+      <w:r>
+        <w:rPr>
+          <w:rFonts w:cstheme="minorHAnsi"/>
+          <w:sz w:val="24"/>
+          <w:szCs w:val="24"/>
+          <w:lang w:eastAsia="en-IN"/>
+        </w:rPr>
+        <w:t> </w:t>
+      </w:r>
+      <w:r>
+        <w:rPr>
+          <w:rFonts w:cstheme="minorHAnsi"/>
+          <w:sz w:val="24"/>
+          <w:szCs w:val="24"/>
+          <w:lang w:eastAsia="en-IN"/>
+        </w:rPr>
+        <w:t> </w:t>
+      </w:r>
+      <w:r>
+        <w:rPr>
+          <w:rFonts w:cstheme="minorHAnsi"/>
+          <w:sz w:val="24"/>
+          <w:szCs w:val="24"/>
+          <w:lang w:eastAsia="en-IN"/>
+        </w:rPr>
+        <w:t> </w:t>
+      </w:r>
+      <w:r>
+        <w:rPr>
+          <w:rFonts w:cstheme="minorHAnsi"/>
+          <w:sz w:val="24"/>
+          <w:szCs w:val="24"/>
+          <w:lang w:eastAsia="en-IN"/>
+        </w:rPr>
+        <w:t> </w:t>
+      </w:r>
+      <w:r>
+        <w:rPr>
+          <w:rFonts w:cstheme="minorHAnsi"/>
+          <w:sz w:val="24"/>
+          <w:szCs w:val="24"/>
+          <w:lang w:eastAsia="en-IN"/>
+        </w:rPr>
+        <w:t> </w:t>
+      </w:r>
+      <w:r>
+        <w:rPr>
+          <w:rFonts w:cstheme="minorHAnsi"/>
+          <w:sz w:val="24"/>
+          <w:szCs w:val="24"/>
+          <w:lang w:eastAsia="en-IN"/>
+        </w:rPr>
+        <w:tab/>
+      </w:r>
+      <w:r>
         <w:rPr>
           <w:rFonts w:eastAsia="Times New Roman" w:cstheme="minorHAnsi"/>
           <w:color w:val="000000"/>
@@ -17021,151 +18351,9 @@
           <w:lang w:eastAsia="en-IN"/>
           <w14:ligatures w14:val="none"/>
         </w:rPr>
-      </w:pPr>
-      <w:r>
-        <w:rPr>
-          <w:rFonts w:cstheme="minorHAnsi"/>
-          <w:sz w:val="24"/>
-          <w:szCs w:val="24"/>
-          <w:lang w:eastAsia="en-IN"/>
-        </w:rPr>
-        <w:t> </w:t>
-      </w:r>
-      <w:r>
-        <w:rPr>
-          <w:rFonts w:cstheme="minorHAnsi"/>
-          <w:sz w:val="24"/>
-          <w:szCs w:val="24"/>
-          <w:lang w:eastAsia="en-IN"/>
-        </w:rPr>
-        <w:t> </w:t>
-      </w:r>
-      <w:r>
-        <w:rPr>
-          <w:rFonts w:cstheme="minorHAnsi"/>
-          <w:sz w:val="24"/>
-          <w:szCs w:val="24"/>
-          <w:lang w:eastAsia="en-IN"/>
-        </w:rPr>
-        <w:t> </w:t>
-      </w:r>
-      <w:r>
-        <w:rPr>
-          <w:rFonts w:cstheme="minorHAnsi"/>
-          <w:sz w:val="24"/>
-          <w:szCs w:val="24"/>
-          <w:lang w:eastAsia="en-IN"/>
-        </w:rPr>
-        <w:t> </w:t>
-      </w:r>
-      <w:r>
-        <w:rPr>
-          <w:rFonts w:cstheme="minorHAnsi"/>
-          <w:sz w:val="24"/>
-          <w:szCs w:val="24"/>
-          <w:lang w:eastAsia="en-IN"/>
-        </w:rPr>
-        <w:t> </w:t>
-      </w:r>
-      <w:r>
-        <w:rPr>
-          <w:rFonts w:cstheme="minorHAnsi"/>
-          <w:sz w:val="24"/>
-          <w:szCs w:val="24"/>
-          <w:lang w:eastAsia="en-IN"/>
-        </w:rPr>
-        <w:t> </w:t>
-      </w:r>
-      <w:r>
-        <w:rPr>
-          <w:rFonts w:cstheme="minorHAnsi"/>
-          <w:sz w:val="24"/>
-          <w:szCs w:val="24"/>
-          <w:lang w:eastAsia="en-IN"/>
-        </w:rPr>
-        <w:t> </w:t>
-      </w:r>
-      <w:r>
-        <w:rPr>
-          <w:rFonts w:cstheme="minorHAnsi"/>
-          <w:sz w:val="24"/>
-          <w:szCs w:val="24"/>
-          <w:lang w:eastAsia="en-IN"/>
-        </w:rPr>
-        <w:t> </w:t>
-      </w:r>
-      <w:r>
-        <w:rPr>
-          <w:rFonts w:cstheme="minorHAnsi"/>
-          <w:sz w:val="24"/>
-          <w:szCs w:val="24"/>
-          <w:lang w:eastAsia="en-IN"/>
-        </w:rPr>
-        <w:t> </w:t>
-      </w:r>
-      <w:r>
-        <w:rPr>
-          <w:rFonts w:cstheme="minorHAnsi"/>
-          <w:sz w:val="24"/>
-          <w:szCs w:val="24"/>
-          <w:lang w:eastAsia="en-IN"/>
-        </w:rPr>
-        <w:t> </w:t>
-      </w:r>
-      <w:r>
-        <w:rPr>
-          <w:rFonts w:cstheme="minorHAnsi"/>
-          <w:sz w:val="24"/>
-          <w:szCs w:val="24"/>
-          <w:lang w:eastAsia="en-IN"/>
-        </w:rPr>
-        <w:t> </w:t>
-      </w:r>
-      <w:r>
-        <w:rPr>
-          <w:rFonts w:cstheme="minorHAnsi"/>
-          <w:sz w:val="24"/>
-          <w:szCs w:val="24"/>
-          <w:lang w:eastAsia="en-IN"/>
-        </w:rPr>
-        <w:t> </w:t>
-      </w:r>
-      <w:r>
-        <w:rPr>
-          <w:rFonts w:cstheme="minorHAnsi"/>
-          <w:sz w:val="24"/>
-          <w:szCs w:val="24"/>
-          <w:lang w:eastAsia="en-IN"/>
-        </w:rPr>
-        <w:t> </w:t>
-      </w:r>
-      <w:r>
-        <w:rPr>
-          <w:rFonts w:cstheme="minorHAnsi"/>
-          <w:sz w:val="24"/>
-          <w:szCs w:val="24"/>
-          <w:lang w:eastAsia="en-IN"/>
-        </w:rPr>
-        <w:t> </w:t>
-      </w:r>
-      <w:r>
-        <w:rPr>
-          <w:rFonts w:cstheme="minorHAnsi"/>
-          <w:sz w:val="24"/>
-          <w:szCs w:val="24"/>
-          <w:lang w:eastAsia="en-IN"/>
-        </w:rPr>
-        <w:t> </w:t>
-      </w:r>
-      <w:r>
-        <w:rPr>
-          <w:rFonts w:cstheme="minorHAnsi"/>
-          <w:sz w:val="24"/>
-          <w:szCs w:val="24"/>
-          <w:lang w:eastAsia="en-IN"/>
-        </w:rPr>
-        <w:t> </w:t>
-      </w:r>
+        <w:t xml:space="preserve">2. PGM2 -&gt; </w:t>
+      </w:r>
+      <w:proofErr w:type="gramStart"/>
       <w:r>
         <w:rPr>
           <w:rFonts w:eastAsia="Times New Roman" w:cstheme="minorHAnsi"/>
@@ -17176,107 +18364,9 @@
           <w:lang w:eastAsia="en-IN"/>
           <w14:ligatures w14:val="none"/>
         </w:rPr>
-        <w:t>SELECT+CURSOR</w:t>
-      </w:r>
-      <w:r>
-        <w:rPr>
-          <w:rFonts w:cstheme="minorHAnsi"/>
-          <w:sz w:val="24"/>
-          <w:szCs w:val="24"/>
-          <w:lang w:eastAsia="en-IN"/>
-        </w:rPr>
-        <w:t> </w:t>
-      </w:r>
-      <w:r>
-        <w:rPr>
-          <w:rFonts w:cstheme="minorHAnsi"/>
-          <w:sz w:val="24"/>
-          <w:szCs w:val="24"/>
-          <w:lang w:eastAsia="en-IN"/>
-        </w:rPr>
-        <w:t> </w:t>
-      </w:r>
-      <w:r>
-        <w:rPr>
-          <w:rFonts w:cstheme="minorHAnsi"/>
-          <w:sz w:val="24"/>
-          <w:szCs w:val="24"/>
-          <w:lang w:eastAsia="en-IN"/>
-        </w:rPr>
-        <w:t> </w:t>
-      </w:r>
-      <w:r>
-        <w:rPr>
-          <w:rFonts w:cstheme="minorHAnsi"/>
-          <w:sz w:val="24"/>
-          <w:szCs w:val="24"/>
-          <w:lang w:eastAsia="en-IN"/>
-        </w:rPr>
-        <w:t> </w:t>
-      </w:r>
-      <w:r>
-        <w:rPr>
-          <w:rFonts w:cstheme="minorHAnsi"/>
-          <w:sz w:val="24"/>
-          <w:szCs w:val="24"/>
-          <w:lang w:eastAsia="en-IN"/>
-        </w:rPr>
-        <w:t> </w:t>
-      </w:r>
-      <w:r>
-        <w:rPr>
-          <w:rFonts w:cstheme="minorHAnsi"/>
-          <w:sz w:val="24"/>
-          <w:szCs w:val="24"/>
-          <w:lang w:eastAsia="en-IN"/>
-        </w:rPr>
-        <w:t> </w:t>
-      </w:r>
-      <w:r>
-        <w:rPr>
-          <w:rFonts w:cstheme="minorHAnsi"/>
-          <w:sz w:val="24"/>
-          <w:szCs w:val="24"/>
-          <w:lang w:eastAsia="en-IN"/>
-        </w:rPr>
-        <w:t> </w:t>
-      </w:r>
-      <w:r>
-        <w:rPr>
-          <w:rFonts w:cstheme="minorHAnsi"/>
-          <w:sz w:val="24"/>
-          <w:szCs w:val="24"/>
-          <w:lang w:eastAsia="en-IN"/>
-        </w:rPr>
-        <w:t> </w:t>
-      </w:r>
-      <w:r>
-        <w:rPr>
-          <w:rFonts w:cstheme="minorHAnsi"/>
-          <w:sz w:val="24"/>
-          <w:szCs w:val="24"/>
-          <w:lang w:eastAsia="en-IN"/>
-        </w:rPr>
-        <w:t> </w:t>
-      </w:r>
-      <w:r>
-        <w:rPr>
-          <w:rFonts w:cstheme="minorHAnsi"/>
-          <w:sz w:val="24"/>
-          <w:szCs w:val="24"/>
-          <w:lang w:eastAsia="en-IN"/>
-        </w:rPr>
-        <w:t> </w:t>
-      </w:r>
-      <w:r>
-        <w:rPr>
-          <w:rFonts w:cstheme="minorHAnsi"/>
-          <w:sz w:val="24"/>
-          <w:szCs w:val="24"/>
-          <w:lang w:eastAsia="en-IN"/>
-        </w:rPr>
-        <w:t> </w:t>
-      </w:r>
+        <w:t>Table(</w:t>
+      </w:r>
+      <w:proofErr w:type="gramEnd"/>
       <w:r>
         <w:rPr>
           <w:rFonts w:eastAsia="Times New Roman" w:cstheme="minorHAnsi"/>
@@ -17287,14 +18377,108 @@
           <w:lang w:eastAsia="en-IN"/>
           <w14:ligatures w14:val="none"/>
         </w:rPr>
-        <w:t>SELECT+CURSOR</w:t>
-      </w:r>
-    </w:p>
-    <w:p>
-      <w:pPr>
-        <w:pStyle w:val="ListParagraph"/>
-        <w:shd w:val="clear" w:color="auto" w:fill="FFFFFF"/>
-        <w:spacing w:after="0" w:line="240" w:lineRule="auto"/>
+        <w:t>Policy number)</w:t>
+      </w:r>
+      <w:r>
+        <w:rPr>
+          <w:rFonts w:cstheme="minorHAnsi"/>
+          <w:sz w:val="24"/>
+          <w:szCs w:val="24"/>
+          <w:lang w:eastAsia="en-IN"/>
+        </w:rPr>
+        <w:t> </w:t>
+      </w:r>
+      <w:r>
+        <w:rPr>
+          <w:rFonts w:cstheme="minorHAnsi"/>
+          <w:sz w:val="24"/>
+          <w:szCs w:val="24"/>
+          <w:lang w:eastAsia="en-IN"/>
+        </w:rPr>
+        <w:t> </w:t>
+      </w:r>
+      <w:r>
+        <w:rPr>
+          <w:rFonts w:cstheme="minorHAnsi"/>
+          <w:sz w:val="24"/>
+          <w:szCs w:val="24"/>
+          <w:lang w:eastAsia="en-IN"/>
+        </w:rPr>
+        <w:t> </w:t>
+      </w:r>
+      <w:r>
+        <w:rPr>
+          <w:rFonts w:cstheme="minorHAnsi"/>
+          <w:sz w:val="24"/>
+          <w:szCs w:val="24"/>
+          <w:lang w:eastAsia="en-IN"/>
+        </w:rPr>
+        <w:t> </w:t>
+      </w:r>
+      <w:r>
+        <w:rPr>
+          <w:rFonts w:cstheme="minorHAnsi"/>
+          <w:sz w:val="24"/>
+          <w:szCs w:val="24"/>
+          <w:lang w:eastAsia="en-IN"/>
+        </w:rPr>
+        <w:t> </w:t>
+      </w:r>
+      <w:r>
+        <w:rPr>
+          <w:rFonts w:cstheme="minorHAnsi"/>
+          <w:sz w:val="24"/>
+          <w:szCs w:val="24"/>
+          <w:lang w:eastAsia="en-IN"/>
+        </w:rPr>
+        <w:t> </w:t>
+      </w:r>
+      <w:r>
+        <w:rPr>
+          <w:rFonts w:cstheme="minorHAnsi"/>
+          <w:sz w:val="24"/>
+          <w:szCs w:val="24"/>
+          <w:lang w:eastAsia="en-IN"/>
+        </w:rPr>
+        <w:t> </w:t>
+      </w:r>
+      <w:r>
+        <w:rPr>
+          <w:rFonts w:cstheme="minorHAnsi"/>
+          <w:sz w:val="24"/>
+          <w:szCs w:val="24"/>
+          <w:lang w:eastAsia="en-IN"/>
+        </w:rPr>
+        <w:t> </w:t>
+      </w:r>
+      <w:r>
+        <w:rPr>
+          <w:rFonts w:cstheme="minorHAnsi"/>
+          <w:sz w:val="24"/>
+          <w:szCs w:val="24"/>
+          <w:lang w:eastAsia="en-IN"/>
+        </w:rPr>
+        <w:t> </w:t>
+      </w:r>
+      <w:r>
+        <w:rPr>
+          <w:rFonts w:cstheme="minorHAnsi"/>
+          <w:sz w:val="24"/>
+          <w:szCs w:val="24"/>
+          <w:lang w:eastAsia="en-IN"/>
+        </w:rPr>
+        <w:t> </w:t>
+      </w:r>
+      <w:r>
+        <w:rPr>
+          <w:rFonts w:cstheme="minorHAnsi"/>
+          <w:sz w:val="24"/>
+          <w:szCs w:val="24"/>
+          <w:lang w:eastAsia="en-IN"/>
+        </w:rPr>
+        <w:t> </w:t>
+      </w:r>
+      <w:r>
         <w:rPr>
           <w:rFonts w:eastAsia="Times New Roman" w:cstheme="minorHAnsi"/>
           <w:color w:val="000000"/>
@@ -17304,116 +18488,14 @@
           <w:lang w:eastAsia="en-IN"/>
           <w14:ligatures w14:val="none"/>
         </w:rPr>
-      </w:pPr>
-      <w:r>
-        <w:rPr>
-          <w:rFonts w:cstheme="minorHAnsi"/>
-          <w:sz w:val="24"/>
-          <w:szCs w:val="24"/>
-          <w:lang w:eastAsia="en-IN"/>
-        </w:rPr>
-        <w:t> </w:t>
-      </w:r>
-      <w:r>
-        <w:rPr>
-          <w:rFonts w:cstheme="minorHAnsi"/>
-          <w:sz w:val="24"/>
-          <w:szCs w:val="24"/>
-          <w:lang w:eastAsia="en-IN"/>
-        </w:rPr>
-        <w:t> </w:t>
-      </w:r>
-      <w:r>
-        <w:rPr>
-          <w:rFonts w:cstheme="minorHAnsi"/>
-          <w:sz w:val="24"/>
-          <w:szCs w:val="24"/>
-          <w:lang w:eastAsia="en-IN"/>
-        </w:rPr>
-        <w:t> </w:t>
-      </w:r>
-      <w:r>
-        <w:rPr>
-          <w:rFonts w:cstheme="minorHAnsi"/>
-          <w:sz w:val="24"/>
-          <w:szCs w:val="24"/>
-          <w:lang w:eastAsia="en-IN"/>
-        </w:rPr>
-        <w:t> </w:t>
-      </w:r>
-      <w:r>
-        <w:rPr>
-          <w:rFonts w:cstheme="minorHAnsi"/>
-          <w:sz w:val="24"/>
-          <w:szCs w:val="24"/>
-          <w:lang w:eastAsia="en-IN"/>
-        </w:rPr>
-        <w:t> </w:t>
-      </w:r>
-      <w:r>
-        <w:rPr>
-          <w:rFonts w:cstheme="minorHAnsi"/>
-          <w:sz w:val="24"/>
-          <w:szCs w:val="24"/>
-          <w:lang w:eastAsia="en-IN"/>
-        </w:rPr>
-        <w:t> </w:t>
-      </w:r>
-      <w:r>
-        <w:rPr>
-          <w:rFonts w:cstheme="minorHAnsi"/>
-          <w:sz w:val="24"/>
-          <w:szCs w:val="24"/>
-          <w:lang w:eastAsia="en-IN"/>
-        </w:rPr>
-        <w:t> </w:t>
-      </w:r>
-      <w:r>
-        <w:rPr>
-          <w:rFonts w:cstheme="minorHAnsi"/>
-          <w:sz w:val="24"/>
-          <w:szCs w:val="24"/>
-          <w:lang w:eastAsia="en-IN"/>
-        </w:rPr>
-        <w:t> </w:t>
-      </w:r>
-      <w:r>
-        <w:rPr>
-          <w:rFonts w:cstheme="minorHAnsi"/>
-          <w:sz w:val="24"/>
-          <w:szCs w:val="24"/>
-          <w:lang w:eastAsia="en-IN"/>
-        </w:rPr>
-        <w:t> </w:t>
-      </w:r>
-      <w:r>
-        <w:rPr>
-          <w:rFonts w:cstheme="minorHAnsi"/>
-          <w:sz w:val="24"/>
-          <w:szCs w:val="24"/>
-          <w:lang w:eastAsia="en-IN"/>
-        </w:rPr>
-        <w:t> </w:t>
-      </w:r>
-      <w:r>
-        <w:rPr>
-          <w:rFonts w:cstheme="minorHAnsi"/>
-          <w:sz w:val="24"/>
-          <w:szCs w:val="24"/>
-          <w:lang w:eastAsia="en-IN"/>
-        </w:rPr>
-        <w:t> </w:t>
-      </w:r>
-      <w:r>
-        <w:rPr>
-          <w:rFonts w:cstheme="minorHAnsi"/>
-          <w:sz w:val="24"/>
-          <w:szCs w:val="24"/>
-          <w:lang w:eastAsia="en-IN"/>
-        </w:rPr>
-        <w:t> </w:t>
-      </w:r>
-      <w:r>
+        <w:t>Claim Table</w:t>
+      </w:r>
+    </w:p>
+    <w:p>
+      <w:pPr>
+        <w:pStyle w:val="ListParagraph"/>
+        <w:shd w:val="clear" w:color="auto" w:fill="FFFFFF"/>
+        <w:spacing w:after="0" w:line="240" w:lineRule="auto"/>
         <w:rPr>
           <w:rFonts w:eastAsia="Times New Roman" w:cstheme="minorHAnsi"/>
           <w:color w:val="000000"/>
@@ -17423,14 +18505,152 @@
           <w:lang w:eastAsia="en-IN"/>
           <w14:ligatures w14:val="none"/>
         </w:rPr>
-        <w:t>As Policy table is working as</w:t>
-      </w:r>
-    </w:p>
-    <w:p>
-      <w:pPr>
-        <w:pStyle w:val="ListParagraph"/>
-        <w:shd w:val="clear" w:color="auto" w:fill="FFFFFF"/>
-        <w:spacing w:after="0" w:line="240" w:lineRule="auto"/>
+      </w:pPr>
+      <w:r>
+        <w:rPr>
+          <w:rFonts w:cstheme="minorHAnsi"/>
+          <w:sz w:val="24"/>
+          <w:szCs w:val="24"/>
+          <w:lang w:eastAsia="en-IN"/>
+        </w:rPr>
+        <w:t> </w:t>
+      </w:r>
+      <w:r>
+        <w:rPr>
+          <w:rFonts w:cstheme="minorHAnsi"/>
+          <w:sz w:val="24"/>
+          <w:szCs w:val="24"/>
+          <w:lang w:eastAsia="en-IN"/>
+        </w:rPr>
+        <w:t> </w:t>
+      </w:r>
+      <w:r>
+        <w:rPr>
+          <w:rFonts w:cstheme="minorHAnsi"/>
+          <w:sz w:val="24"/>
+          <w:szCs w:val="24"/>
+          <w:lang w:eastAsia="en-IN"/>
+        </w:rPr>
+        <w:t> </w:t>
+      </w:r>
+      <w:r>
+        <w:rPr>
+          <w:rFonts w:cstheme="minorHAnsi"/>
+          <w:sz w:val="24"/>
+          <w:szCs w:val="24"/>
+          <w:lang w:eastAsia="en-IN"/>
+        </w:rPr>
+        <w:t> </w:t>
+      </w:r>
+      <w:r>
+        <w:rPr>
+          <w:rFonts w:cstheme="minorHAnsi"/>
+          <w:sz w:val="24"/>
+          <w:szCs w:val="24"/>
+          <w:lang w:eastAsia="en-IN"/>
+        </w:rPr>
+        <w:t> </w:t>
+      </w:r>
+      <w:r>
+        <w:rPr>
+          <w:rFonts w:cstheme="minorHAnsi"/>
+          <w:sz w:val="24"/>
+          <w:szCs w:val="24"/>
+          <w:lang w:eastAsia="en-IN"/>
+        </w:rPr>
+        <w:t> </w:t>
+      </w:r>
+      <w:r>
+        <w:rPr>
+          <w:rFonts w:cstheme="minorHAnsi"/>
+          <w:sz w:val="24"/>
+          <w:szCs w:val="24"/>
+          <w:lang w:eastAsia="en-IN"/>
+        </w:rPr>
+        <w:t> </w:t>
+      </w:r>
+      <w:r>
+        <w:rPr>
+          <w:rFonts w:cstheme="minorHAnsi"/>
+          <w:sz w:val="24"/>
+          <w:szCs w:val="24"/>
+          <w:lang w:eastAsia="en-IN"/>
+        </w:rPr>
+        <w:t> </w:t>
+      </w:r>
+      <w:r>
+        <w:rPr>
+          <w:rFonts w:cstheme="minorHAnsi"/>
+          <w:sz w:val="24"/>
+          <w:szCs w:val="24"/>
+          <w:lang w:eastAsia="en-IN"/>
+        </w:rPr>
+        <w:t> </w:t>
+      </w:r>
+      <w:r>
+        <w:rPr>
+          <w:rFonts w:cstheme="minorHAnsi"/>
+          <w:sz w:val="24"/>
+          <w:szCs w:val="24"/>
+          <w:lang w:eastAsia="en-IN"/>
+        </w:rPr>
+        <w:t> </w:t>
+      </w:r>
+      <w:r>
+        <w:rPr>
+          <w:rFonts w:cstheme="minorHAnsi"/>
+          <w:sz w:val="24"/>
+          <w:szCs w:val="24"/>
+          <w:lang w:eastAsia="en-IN"/>
+        </w:rPr>
+        <w:t> </w:t>
+      </w:r>
+      <w:r>
+        <w:rPr>
+          <w:rFonts w:cstheme="minorHAnsi"/>
+          <w:sz w:val="24"/>
+          <w:szCs w:val="24"/>
+          <w:lang w:eastAsia="en-IN"/>
+        </w:rPr>
+        <w:t> </w:t>
+      </w:r>
+      <w:r>
+        <w:rPr>
+          <w:rFonts w:cstheme="minorHAnsi"/>
+          <w:sz w:val="24"/>
+          <w:szCs w:val="24"/>
+          <w:lang w:eastAsia="en-IN"/>
+        </w:rPr>
+        <w:t> </w:t>
+      </w:r>
+      <w:r>
+        <w:rPr>
+          <w:rFonts w:cstheme="minorHAnsi"/>
+          <w:sz w:val="24"/>
+          <w:szCs w:val="24"/>
+          <w:lang w:eastAsia="en-IN"/>
+        </w:rPr>
+        <w:t> </w:t>
+      </w:r>
+      <w:r>
+        <w:rPr>
+          <w:rFonts w:cstheme="minorHAnsi"/>
+          <w:sz w:val="24"/>
+          <w:szCs w:val="24"/>
+          <w:lang w:eastAsia="en-IN"/>
+        </w:rPr>
+        <w:t> </w:t>
+      </w:r>
+      <w:r>
+        <w:rPr>
+          <w:rFonts w:cstheme="minorHAnsi"/>
+          <w:sz w:val="24"/>
+          <w:szCs w:val="24"/>
+          <w:lang w:eastAsia="en-IN"/>
+        </w:rPr>
+        <w:t> </w:t>
+      </w:r>
+      <w:r>
         <w:rPr>
           <w:rFonts w:eastAsia="Times New Roman" w:cstheme="minorHAnsi"/>
           <w:color w:val="000000"/>
@@ -17440,7 +18660,8 @@
           <w:lang w:eastAsia="en-IN"/>
           <w14:ligatures w14:val="none"/>
         </w:rPr>
-      </w:pPr>
+        <w:t>SELECT+CURSOR</w:t>
+      </w:r>
       <w:r>
         <w:rPr>
           <w:rFonts w:cstheme="minorHAnsi"/>
@@ -17540,15 +18761,7 @@
         </w:rPr>
         <w:t> </w:t>
       </w:r>
-      <w:r>
-        <w:rPr>
-          <w:rFonts w:cstheme="minorHAnsi"/>
-          <w:sz w:val="24"/>
-          <w:szCs w:val="24"/>
-          <w:lang w:eastAsia="en-IN"/>
-        </w:rPr>
-        <w:t> </w:t>
-      </w:r>
+      <w:proofErr w:type="spellStart"/>
       <w:r>
         <w:rPr>
           <w:rFonts w:eastAsia="Times New Roman" w:cstheme="minorHAnsi"/>
@@ -17559,8 +18772,295 @@
           <w:lang w:eastAsia="en-IN"/>
           <w14:ligatures w14:val="none"/>
         </w:rPr>
-        <w:t>input table, where</w:t>
-      </w:r>
+        <w:t>SELECT+CURSOR</w:t>
+      </w:r>
+      <w:proofErr w:type="spellEnd"/>
+    </w:p>
+    <w:p>
+      <w:pPr>
+        <w:pStyle w:val="ListParagraph"/>
+        <w:shd w:val="clear" w:color="auto" w:fill="FFFFFF"/>
+        <w:spacing w:after="0" w:line="240" w:lineRule="auto"/>
+        <w:rPr>
+          <w:rFonts w:eastAsia="Times New Roman" w:cstheme="minorHAnsi"/>
+          <w:color w:val="000000"/>
+          <w:kern w:val="0"/>
+          <w:sz w:val="24"/>
+          <w:szCs w:val="24"/>
+          <w:lang w:eastAsia="en-IN"/>
+          <w14:ligatures w14:val="none"/>
+        </w:rPr>
+      </w:pPr>
+      <w:r>
+        <w:rPr>
+          <w:rFonts w:cstheme="minorHAnsi"/>
+          <w:sz w:val="24"/>
+          <w:szCs w:val="24"/>
+          <w:lang w:eastAsia="en-IN"/>
+        </w:rPr>
+        <w:t> </w:t>
+      </w:r>
+      <w:r>
+        <w:rPr>
+          <w:rFonts w:cstheme="minorHAnsi"/>
+          <w:sz w:val="24"/>
+          <w:szCs w:val="24"/>
+          <w:lang w:eastAsia="en-IN"/>
+        </w:rPr>
+        <w:t> </w:t>
+      </w:r>
+      <w:r>
+        <w:rPr>
+          <w:rFonts w:cstheme="minorHAnsi"/>
+          <w:sz w:val="24"/>
+          <w:szCs w:val="24"/>
+          <w:lang w:eastAsia="en-IN"/>
+        </w:rPr>
+        <w:t> </w:t>
+      </w:r>
+      <w:r>
+        <w:rPr>
+          <w:rFonts w:cstheme="minorHAnsi"/>
+          <w:sz w:val="24"/>
+          <w:szCs w:val="24"/>
+          <w:lang w:eastAsia="en-IN"/>
+        </w:rPr>
+        <w:t> </w:t>
+      </w:r>
+      <w:r>
+        <w:rPr>
+          <w:rFonts w:cstheme="minorHAnsi"/>
+          <w:sz w:val="24"/>
+          <w:szCs w:val="24"/>
+          <w:lang w:eastAsia="en-IN"/>
+        </w:rPr>
+        <w:t> </w:t>
+      </w:r>
+      <w:r>
+        <w:rPr>
+          <w:rFonts w:cstheme="minorHAnsi"/>
+          <w:sz w:val="24"/>
+          <w:szCs w:val="24"/>
+          <w:lang w:eastAsia="en-IN"/>
+        </w:rPr>
+        <w:t> </w:t>
+      </w:r>
+      <w:r>
+        <w:rPr>
+          <w:rFonts w:cstheme="minorHAnsi"/>
+          <w:sz w:val="24"/>
+          <w:szCs w:val="24"/>
+          <w:lang w:eastAsia="en-IN"/>
+        </w:rPr>
+        <w:t> </w:t>
+      </w:r>
+      <w:r>
+        <w:rPr>
+          <w:rFonts w:cstheme="minorHAnsi"/>
+          <w:sz w:val="24"/>
+          <w:szCs w:val="24"/>
+          <w:lang w:eastAsia="en-IN"/>
+        </w:rPr>
+        <w:t> </w:t>
+      </w:r>
+      <w:r>
+        <w:rPr>
+          <w:rFonts w:cstheme="minorHAnsi"/>
+          <w:sz w:val="24"/>
+          <w:szCs w:val="24"/>
+          <w:lang w:eastAsia="en-IN"/>
+        </w:rPr>
+        <w:t> </w:t>
+      </w:r>
+      <w:r>
+        <w:rPr>
+          <w:rFonts w:cstheme="minorHAnsi"/>
+          <w:sz w:val="24"/>
+          <w:szCs w:val="24"/>
+          <w:lang w:eastAsia="en-IN"/>
+        </w:rPr>
+        <w:t> </w:t>
+      </w:r>
+      <w:r>
+        <w:rPr>
+          <w:rFonts w:cstheme="minorHAnsi"/>
+          <w:sz w:val="24"/>
+          <w:szCs w:val="24"/>
+          <w:lang w:eastAsia="en-IN"/>
+        </w:rPr>
+        <w:t> </w:t>
+      </w:r>
+      <w:r>
+        <w:rPr>
+          <w:rFonts w:cstheme="minorHAnsi"/>
+          <w:sz w:val="24"/>
+          <w:szCs w:val="24"/>
+          <w:lang w:eastAsia="en-IN"/>
+        </w:rPr>
+        <w:t> </w:t>
+      </w:r>
+      <w:r>
+        <w:rPr>
+          <w:rFonts w:eastAsia="Times New Roman" w:cstheme="minorHAnsi"/>
+          <w:color w:val="000000"/>
+          <w:kern w:val="0"/>
+          <w:sz w:val="24"/>
+          <w:szCs w:val="24"/>
+          <w:lang w:eastAsia="en-IN"/>
+          <w14:ligatures w14:val="none"/>
+        </w:rPr>
+        <w:t>As Policy table is working as</w:t>
+      </w:r>
+    </w:p>
+    <w:p>
+      <w:pPr>
+        <w:pStyle w:val="ListParagraph"/>
+        <w:shd w:val="clear" w:color="auto" w:fill="FFFFFF"/>
+        <w:spacing w:after="0" w:line="240" w:lineRule="auto"/>
+        <w:rPr>
+          <w:rFonts w:eastAsia="Times New Roman" w:cstheme="minorHAnsi"/>
+          <w:color w:val="000000"/>
+          <w:kern w:val="0"/>
+          <w:sz w:val="24"/>
+          <w:szCs w:val="24"/>
+          <w:lang w:eastAsia="en-IN"/>
+          <w14:ligatures w14:val="none"/>
+        </w:rPr>
+      </w:pPr>
+      <w:r>
+        <w:rPr>
+          <w:rFonts w:cstheme="minorHAnsi"/>
+          <w:sz w:val="24"/>
+          <w:szCs w:val="24"/>
+          <w:lang w:eastAsia="en-IN"/>
+        </w:rPr>
+        <w:t> </w:t>
+      </w:r>
+      <w:r>
+        <w:rPr>
+          <w:rFonts w:cstheme="minorHAnsi"/>
+          <w:sz w:val="24"/>
+          <w:szCs w:val="24"/>
+          <w:lang w:eastAsia="en-IN"/>
+        </w:rPr>
+        <w:t> </w:t>
+      </w:r>
+      <w:r>
+        <w:rPr>
+          <w:rFonts w:cstheme="minorHAnsi"/>
+          <w:sz w:val="24"/>
+          <w:szCs w:val="24"/>
+          <w:lang w:eastAsia="en-IN"/>
+        </w:rPr>
+        <w:t> </w:t>
+      </w:r>
+      <w:r>
+        <w:rPr>
+          <w:rFonts w:cstheme="minorHAnsi"/>
+          <w:sz w:val="24"/>
+          <w:szCs w:val="24"/>
+          <w:lang w:eastAsia="en-IN"/>
+        </w:rPr>
+        <w:t> </w:t>
+      </w:r>
+      <w:r>
+        <w:rPr>
+          <w:rFonts w:cstheme="minorHAnsi"/>
+          <w:sz w:val="24"/>
+          <w:szCs w:val="24"/>
+          <w:lang w:eastAsia="en-IN"/>
+        </w:rPr>
+        <w:t> </w:t>
+      </w:r>
+      <w:r>
+        <w:rPr>
+          <w:rFonts w:cstheme="minorHAnsi"/>
+          <w:sz w:val="24"/>
+          <w:szCs w:val="24"/>
+          <w:lang w:eastAsia="en-IN"/>
+        </w:rPr>
+        <w:t> </w:t>
+      </w:r>
+      <w:r>
+        <w:rPr>
+          <w:rFonts w:cstheme="minorHAnsi"/>
+          <w:sz w:val="24"/>
+          <w:szCs w:val="24"/>
+          <w:lang w:eastAsia="en-IN"/>
+        </w:rPr>
+        <w:t> </w:t>
+      </w:r>
+      <w:r>
+        <w:rPr>
+          <w:rFonts w:cstheme="minorHAnsi"/>
+          <w:sz w:val="24"/>
+          <w:szCs w:val="24"/>
+          <w:lang w:eastAsia="en-IN"/>
+        </w:rPr>
+        <w:t> </w:t>
+      </w:r>
+      <w:r>
+        <w:rPr>
+          <w:rFonts w:cstheme="minorHAnsi"/>
+          <w:sz w:val="24"/>
+          <w:szCs w:val="24"/>
+          <w:lang w:eastAsia="en-IN"/>
+        </w:rPr>
+        <w:t> </w:t>
+      </w:r>
+      <w:r>
+        <w:rPr>
+          <w:rFonts w:cstheme="minorHAnsi"/>
+          <w:sz w:val="24"/>
+          <w:szCs w:val="24"/>
+          <w:lang w:eastAsia="en-IN"/>
+        </w:rPr>
+        <w:t> </w:t>
+      </w:r>
+      <w:r>
+        <w:rPr>
+          <w:rFonts w:cstheme="minorHAnsi"/>
+          <w:sz w:val="24"/>
+          <w:szCs w:val="24"/>
+          <w:lang w:eastAsia="en-IN"/>
+        </w:rPr>
+        <w:t> </w:t>
+      </w:r>
+      <w:r>
+        <w:rPr>
+          <w:rFonts w:cstheme="minorHAnsi"/>
+          <w:sz w:val="24"/>
+          <w:szCs w:val="24"/>
+          <w:lang w:eastAsia="en-IN"/>
+        </w:rPr>
+        <w:t> </w:t>
+      </w:r>
+      <w:r>
+        <w:rPr>
+          <w:rFonts w:eastAsia="Times New Roman" w:cstheme="minorHAnsi"/>
+          <w:color w:val="000000"/>
+          <w:kern w:val="0"/>
+          <w:sz w:val="24"/>
+          <w:szCs w:val="24"/>
+          <w:lang w:eastAsia="en-IN"/>
+          <w14:ligatures w14:val="none"/>
+        </w:rPr>
+        <w:t xml:space="preserve">input table, </w:t>
+      </w:r>
+      <w:proofErr w:type="gramStart"/>
+      <w:r>
+        <w:rPr>
+          <w:rFonts w:eastAsia="Times New Roman" w:cstheme="minorHAnsi"/>
+          <w:color w:val="000000"/>
+          <w:kern w:val="0"/>
+          <w:sz w:val="24"/>
+          <w:szCs w:val="24"/>
+          <w:lang w:eastAsia="en-IN"/>
+          <w14:ligatures w14:val="none"/>
+        </w:rPr>
+        <w:t>where</w:t>
+      </w:r>
+      <w:proofErr w:type="gramEnd"/>
     </w:p>
     <w:p>
       <w:pPr>
@@ -18640,11 +20140,7 @@
         </w:rPr>
         <w:t>DECLARE CSR_NAME CURSOR</w:t>
       </w:r>
-    </w:p>
-    <w:p>
-      <w:pPr>
-        <w:shd w:val="clear" w:color="auto" w:fill="FFFFFF"/>
-        <w:spacing w:after="0" w:line="240" w:lineRule="auto"/>
+      <w:r>
         <w:rPr>
           <w:rFonts w:eastAsia="Times New Roman" w:cstheme="minorHAnsi"/>
           <w:color w:val="000000"/>
@@ -18654,188 +20150,13 @@
           <w:lang w:eastAsia="en-IN"/>
           <w14:ligatures w14:val="none"/>
         </w:rPr>
-      </w:pPr>
-      <w:r>
-        <w:rPr>
-          <w:rFonts w:cstheme="minorHAnsi"/>
-          <w:sz w:val="24"/>
-          <w:szCs w:val="24"/>
-          <w:lang w:eastAsia="en-IN"/>
-        </w:rPr>
-        <w:t> </w:t>
-      </w:r>
-      <w:r>
-        <w:rPr>
-          <w:rFonts w:cstheme="minorHAnsi"/>
-          <w:sz w:val="24"/>
-          <w:szCs w:val="24"/>
-          <w:lang w:eastAsia="en-IN"/>
-        </w:rPr>
-        <w:t> </w:t>
-      </w:r>
-      <w:r>
-        <w:rPr>
-          <w:rFonts w:cstheme="minorHAnsi"/>
-          <w:sz w:val="24"/>
-          <w:szCs w:val="24"/>
-          <w:lang w:eastAsia="en-IN"/>
-        </w:rPr>
-        <w:t> </w:t>
-      </w:r>
-      <w:r>
-        <w:rPr>
-          <w:rFonts w:cstheme="minorHAnsi"/>
-          <w:sz w:val="24"/>
-          <w:szCs w:val="24"/>
-          <w:lang w:eastAsia="en-IN"/>
-        </w:rPr>
-        <w:t> </w:t>
-      </w:r>
-      <w:r>
-        <w:rPr>
-          <w:rFonts w:cstheme="minorHAnsi"/>
-          <w:sz w:val="24"/>
-          <w:szCs w:val="24"/>
-          <w:lang w:eastAsia="en-IN"/>
-        </w:rPr>
-        <w:t> </w:t>
-      </w:r>
-      <w:r>
-        <w:rPr>
-          <w:rFonts w:cstheme="minorHAnsi"/>
-          <w:sz w:val="24"/>
-          <w:szCs w:val="24"/>
-          <w:lang w:eastAsia="en-IN"/>
-        </w:rPr>
-        <w:t> </w:t>
-      </w:r>
-      <w:r>
-        <w:rPr>
-          <w:rFonts w:cstheme="minorHAnsi"/>
-          <w:sz w:val="24"/>
-          <w:szCs w:val="24"/>
-          <w:lang w:eastAsia="en-IN"/>
-        </w:rPr>
-        <w:t> </w:t>
-      </w:r>
-      <w:r>
-        <w:rPr>
-          <w:rFonts w:cstheme="minorHAnsi"/>
-          <w:sz w:val="24"/>
-          <w:szCs w:val="24"/>
-          <w:lang w:eastAsia="en-IN"/>
-        </w:rPr>
-        <w:t> </w:t>
-      </w:r>
-      <w:r>
-        <w:rPr>
-          <w:rFonts w:cstheme="minorHAnsi"/>
-          <w:sz w:val="24"/>
-          <w:szCs w:val="24"/>
-          <w:lang w:eastAsia="en-IN"/>
-        </w:rPr>
-        <w:t> </w:t>
-      </w:r>
-      <w:r>
-        <w:rPr>
-          <w:rFonts w:cstheme="minorHAnsi"/>
-          <w:sz w:val="24"/>
-          <w:szCs w:val="24"/>
-          <w:lang w:eastAsia="en-IN"/>
-        </w:rPr>
-        <w:t> </w:t>
-      </w:r>
-      <w:r>
-        <w:rPr>
-          <w:rFonts w:cstheme="minorHAnsi"/>
-          <w:sz w:val="24"/>
-          <w:szCs w:val="24"/>
-          <w:lang w:eastAsia="en-IN"/>
-        </w:rPr>
-        <w:t> </w:t>
-      </w:r>
-      <w:r>
-        <w:rPr>
-          <w:rFonts w:cstheme="minorHAnsi"/>
-          <w:sz w:val="24"/>
-          <w:szCs w:val="24"/>
-          <w:lang w:eastAsia="en-IN"/>
-        </w:rPr>
-        <w:t> </w:t>
-      </w:r>
-      <w:r>
-        <w:rPr>
-          <w:rFonts w:cstheme="minorHAnsi"/>
-          <w:sz w:val="24"/>
-          <w:szCs w:val="24"/>
-          <w:lang w:eastAsia="en-IN"/>
-        </w:rPr>
-        <w:t> </w:t>
-      </w:r>
-      <w:r>
-        <w:rPr>
-          <w:rFonts w:cstheme="minorHAnsi"/>
-          <w:sz w:val="24"/>
-          <w:szCs w:val="24"/>
-          <w:lang w:eastAsia="en-IN"/>
-        </w:rPr>
-        <w:t> </w:t>
-      </w:r>
-      <w:r>
-        <w:rPr>
-          <w:rFonts w:cstheme="minorHAnsi"/>
-          <w:sz w:val="24"/>
-          <w:szCs w:val="24"/>
-          <w:lang w:eastAsia="en-IN"/>
-        </w:rPr>
-        <w:t> </w:t>
-      </w:r>
-      <w:r>
-        <w:rPr>
-          <w:rFonts w:cstheme="minorHAnsi"/>
-          <w:sz w:val="24"/>
-          <w:szCs w:val="24"/>
-          <w:lang w:eastAsia="en-IN"/>
-        </w:rPr>
-        <w:t> </w:t>
-      </w:r>
-      <w:r>
-        <w:rPr>
-          <w:rFonts w:cstheme="minorHAnsi"/>
-          <w:sz w:val="24"/>
-          <w:szCs w:val="24"/>
-          <w:lang w:eastAsia="en-IN"/>
-        </w:rPr>
-        <w:t> </w:t>
-      </w:r>
-      <w:r>
-        <w:rPr>
-          <w:rFonts w:cstheme="minorHAnsi"/>
-          <w:sz w:val="24"/>
-          <w:szCs w:val="24"/>
-          <w:lang w:eastAsia="en-IN"/>
-        </w:rPr>
-        <w:t> </w:t>
-      </w:r>
-      <w:r>
-        <w:rPr>
-          <w:rFonts w:cstheme="minorHAnsi"/>
-          <w:sz w:val="24"/>
-          <w:szCs w:val="24"/>
-          <w:lang w:eastAsia="en-IN"/>
-        </w:rPr>
-        <w:tab/>
-      </w:r>
-      <w:r>
-        <w:rPr>
-          <w:rFonts w:cstheme="minorHAnsi"/>
-          <w:sz w:val="24"/>
-          <w:szCs w:val="24"/>
-          <w:lang w:eastAsia="en-IN"/>
-        </w:rPr>
-        <w:tab/>
-      </w:r>
-      <w:r>
+        <w:t xml:space="preserve"> WITH HOLD</w:t>
+      </w:r>
+    </w:p>
+    <w:p>
+      <w:pPr>
+        <w:shd w:val="clear" w:color="auto" w:fill="FFFFFF"/>
+        <w:spacing w:after="0" w:line="240" w:lineRule="auto"/>
         <w:rPr>
           <w:rFonts w:eastAsia="Times New Roman" w:cstheme="minorHAnsi"/>
           <w:color w:val="000000"/>
@@ -18845,8 +20166,213 @@
           <w:lang w:eastAsia="en-IN"/>
           <w14:ligatures w14:val="none"/>
         </w:rPr>
-        <w:t>SELECT COL1, COL2,..</w:t>
-      </w:r>
+      </w:pPr>
+      <w:r>
+        <w:rPr>
+          <w:rFonts w:cstheme="minorHAnsi"/>
+          <w:sz w:val="24"/>
+          <w:szCs w:val="24"/>
+          <w:lang w:eastAsia="en-IN"/>
+        </w:rPr>
+        <w:t> </w:t>
+      </w:r>
+      <w:r>
+        <w:rPr>
+          <w:rFonts w:cstheme="minorHAnsi"/>
+          <w:sz w:val="24"/>
+          <w:szCs w:val="24"/>
+          <w:lang w:eastAsia="en-IN"/>
+        </w:rPr>
+        <w:t> </w:t>
+      </w:r>
+      <w:r>
+        <w:rPr>
+          <w:rFonts w:cstheme="minorHAnsi"/>
+          <w:sz w:val="24"/>
+          <w:szCs w:val="24"/>
+          <w:lang w:eastAsia="en-IN"/>
+        </w:rPr>
+        <w:t> </w:t>
+      </w:r>
+      <w:r>
+        <w:rPr>
+          <w:rFonts w:cstheme="minorHAnsi"/>
+          <w:sz w:val="24"/>
+          <w:szCs w:val="24"/>
+          <w:lang w:eastAsia="en-IN"/>
+        </w:rPr>
+        <w:t> </w:t>
+      </w:r>
+      <w:r>
+        <w:rPr>
+          <w:rFonts w:cstheme="minorHAnsi"/>
+          <w:sz w:val="24"/>
+          <w:szCs w:val="24"/>
+          <w:lang w:eastAsia="en-IN"/>
+        </w:rPr>
+        <w:t> </w:t>
+      </w:r>
+      <w:r>
+        <w:rPr>
+          <w:rFonts w:cstheme="minorHAnsi"/>
+          <w:sz w:val="24"/>
+          <w:szCs w:val="24"/>
+          <w:lang w:eastAsia="en-IN"/>
+        </w:rPr>
+        <w:t> </w:t>
+      </w:r>
+      <w:r>
+        <w:rPr>
+          <w:rFonts w:cstheme="minorHAnsi"/>
+          <w:sz w:val="24"/>
+          <w:szCs w:val="24"/>
+          <w:lang w:eastAsia="en-IN"/>
+        </w:rPr>
+        <w:t> </w:t>
+      </w:r>
+      <w:r>
+        <w:rPr>
+          <w:rFonts w:cstheme="minorHAnsi"/>
+          <w:sz w:val="24"/>
+          <w:szCs w:val="24"/>
+          <w:lang w:eastAsia="en-IN"/>
+        </w:rPr>
+        <w:t> </w:t>
+      </w:r>
+      <w:r>
+        <w:rPr>
+          <w:rFonts w:cstheme="minorHAnsi"/>
+          <w:sz w:val="24"/>
+          <w:szCs w:val="24"/>
+          <w:lang w:eastAsia="en-IN"/>
+        </w:rPr>
+        <w:t> </w:t>
+      </w:r>
+      <w:r>
+        <w:rPr>
+          <w:rFonts w:cstheme="minorHAnsi"/>
+          <w:sz w:val="24"/>
+          <w:szCs w:val="24"/>
+          <w:lang w:eastAsia="en-IN"/>
+        </w:rPr>
+        <w:t> </w:t>
+      </w:r>
+      <w:r>
+        <w:rPr>
+          <w:rFonts w:cstheme="minorHAnsi"/>
+          <w:sz w:val="24"/>
+          <w:szCs w:val="24"/>
+          <w:lang w:eastAsia="en-IN"/>
+        </w:rPr>
+        <w:t> </w:t>
+      </w:r>
+      <w:r>
+        <w:rPr>
+          <w:rFonts w:cstheme="minorHAnsi"/>
+          <w:sz w:val="24"/>
+          <w:szCs w:val="24"/>
+          <w:lang w:eastAsia="en-IN"/>
+        </w:rPr>
+        <w:t> </w:t>
+      </w:r>
+      <w:r>
+        <w:rPr>
+          <w:rFonts w:cstheme="minorHAnsi"/>
+          <w:sz w:val="24"/>
+          <w:szCs w:val="24"/>
+          <w:lang w:eastAsia="en-IN"/>
+        </w:rPr>
+        <w:t> </w:t>
+      </w:r>
+      <w:r>
+        <w:rPr>
+          <w:rFonts w:cstheme="minorHAnsi"/>
+          <w:sz w:val="24"/>
+          <w:szCs w:val="24"/>
+          <w:lang w:eastAsia="en-IN"/>
+        </w:rPr>
+        <w:t> </w:t>
+      </w:r>
+      <w:r>
+        <w:rPr>
+          <w:rFonts w:cstheme="minorHAnsi"/>
+          <w:sz w:val="24"/>
+          <w:szCs w:val="24"/>
+          <w:lang w:eastAsia="en-IN"/>
+        </w:rPr>
+        <w:t> </w:t>
+      </w:r>
+      <w:r>
+        <w:rPr>
+          <w:rFonts w:cstheme="minorHAnsi"/>
+          <w:sz w:val="24"/>
+          <w:szCs w:val="24"/>
+          <w:lang w:eastAsia="en-IN"/>
+        </w:rPr>
+        <w:t> </w:t>
+      </w:r>
+      <w:r>
+        <w:rPr>
+          <w:rFonts w:cstheme="minorHAnsi"/>
+          <w:sz w:val="24"/>
+          <w:szCs w:val="24"/>
+          <w:lang w:eastAsia="en-IN"/>
+        </w:rPr>
+        <w:t> </w:t>
+      </w:r>
+      <w:r>
+        <w:rPr>
+          <w:rFonts w:cstheme="minorHAnsi"/>
+          <w:sz w:val="24"/>
+          <w:szCs w:val="24"/>
+          <w:lang w:eastAsia="en-IN"/>
+        </w:rPr>
+        <w:t> </w:t>
+      </w:r>
+      <w:r>
+        <w:rPr>
+          <w:rFonts w:cstheme="minorHAnsi"/>
+          <w:sz w:val="24"/>
+          <w:szCs w:val="24"/>
+          <w:lang w:eastAsia="en-IN"/>
+        </w:rPr>
+        <w:tab/>
+      </w:r>
+      <w:r>
+        <w:rPr>
+          <w:rFonts w:cstheme="minorHAnsi"/>
+          <w:sz w:val="24"/>
+          <w:szCs w:val="24"/>
+          <w:lang w:eastAsia="en-IN"/>
+        </w:rPr>
+        <w:tab/>
+      </w:r>
+      <w:r>
+        <w:rPr>
+          <w:rFonts w:eastAsia="Times New Roman" w:cstheme="minorHAnsi"/>
+          <w:color w:val="000000"/>
+          <w:kern w:val="0"/>
+          <w:sz w:val="24"/>
+          <w:szCs w:val="24"/>
+          <w:lang w:eastAsia="en-IN"/>
+          <w14:ligatures w14:val="none"/>
+        </w:rPr>
+        <w:t>SELECT COL1, COL</w:t>
+      </w:r>
+      <w:proofErr w:type="gramStart"/>
+      <w:r>
+        <w:rPr>
+          <w:rFonts w:eastAsia="Times New Roman" w:cstheme="minorHAnsi"/>
+          <w:color w:val="000000"/>
+          <w:kern w:val="0"/>
+          <w:sz w:val="24"/>
+          <w:szCs w:val="24"/>
+          <w:lang w:eastAsia="en-IN"/>
+          <w14:ligatures w14:val="none"/>
+        </w:rPr>
+        <w:t>2,..</w:t>
+      </w:r>
+      <w:proofErr w:type="gramEnd"/>
     </w:p>
     <w:p>
       <w:pPr>
@@ -19680,7 +21206,33 @@
           <w:lang w:eastAsia="en-IN"/>
           <w14:ligatures w14:val="none"/>
         </w:rPr>
-        <w:t>Table -&gt; Cursor+SELECT query -&gt; OPEN -&gt; Query execution -&gt; Result set -&gt; &lt;&lt; Cursor will point here</w:t>
+        <w:t xml:space="preserve">Table -&gt; </w:t>
+      </w:r>
+      <w:proofErr w:type="spellStart"/>
+      <w:r>
+        <w:rPr>
+          <w:rFonts w:eastAsia="Times New Roman" w:cstheme="minorHAnsi"/>
+          <w:color w:val="000000"/>
+          <w:kern w:val="0"/>
+          <w:sz w:val="24"/>
+          <w:szCs w:val="24"/>
+          <w:lang w:eastAsia="en-IN"/>
+          <w14:ligatures w14:val="none"/>
+        </w:rPr>
+        <w:t>Cursor+SELECT</w:t>
+      </w:r>
+      <w:proofErr w:type="spellEnd"/>
+      <w:r>
+        <w:rPr>
+          <w:rFonts w:eastAsia="Times New Roman" w:cstheme="minorHAnsi"/>
+          <w:color w:val="000000"/>
+          <w:kern w:val="0"/>
+          <w:sz w:val="24"/>
+          <w:szCs w:val="24"/>
+          <w:lang w:eastAsia="en-IN"/>
+          <w14:ligatures w14:val="none"/>
+        </w:rPr>
+        <w:t xml:space="preserve"> query -&gt; OPEN -&gt; Query execution -&gt; Result set -&gt; &lt;&lt; Cursor will point here</w:t>
       </w:r>
     </w:p>
     <w:p>
@@ -19878,8 +21430,22 @@
           <w:lang w:eastAsia="en-IN"/>
           <w14:ligatures w14:val="none"/>
         </w:rPr>
-        <w:t>Used to get 1 row from the result set to the pgm</w:t>
-      </w:r>
+        <w:t xml:space="preserve">Used to get 1 row from the result set to the </w:t>
+      </w:r>
+      <w:proofErr w:type="spellStart"/>
+      <w:r>
+        <w:rPr>
+          <w:rFonts w:eastAsia="Times New Roman" w:cstheme="minorHAnsi"/>
+          <w:color w:val="000000"/>
+          <w:kern w:val="0"/>
+          <w:sz w:val="24"/>
+          <w:szCs w:val="24"/>
+          <w:lang w:eastAsia="en-IN"/>
+          <w14:ligatures w14:val="none"/>
+        </w:rPr>
+        <w:t>pgm</w:t>
+      </w:r>
+      <w:proofErr w:type="spellEnd"/>
     </w:p>
     <w:p>
       <w:pPr>
@@ -19910,8 +21476,9 @@
           <w:lang w:eastAsia="en-IN"/>
           <w14:ligatures w14:val="none"/>
         </w:rPr>
-        <w:t xml:space="preserve">If you want to get all </w:t>
-      </w:r>
+        <w:t xml:space="preserve">If you want to get </w:t>
+      </w:r>
+      <w:proofErr w:type="gramStart"/>
       <w:r>
         <w:rPr>
           <w:rFonts w:eastAsia="Times New Roman" w:cstheme="minorHAnsi"/>
@@ -19922,7 +21489,7 @@
           <w:lang w:eastAsia="en-IN"/>
           <w14:ligatures w14:val="none"/>
         </w:rPr>
-        <w:t xml:space="preserve"> </w:t>
+        <w:t xml:space="preserve">all </w:t>
       </w:r>
       <w:r>
         <w:rPr>
@@ -19934,7 +21501,32 @@
           <w:lang w:eastAsia="en-IN"/>
           <w14:ligatures w14:val="none"/>
         </w:rPr>
-        <w:t>rows,</w:t>
+        <w:t xml:space="preserve"> </w:t>
+      </w:r>
+      <w:r>
+        <w:rPr>
+          <w:rFonts w:eastAsia="Times New Roman" w:cstheme="minorHAnsi"/>
+          <w:color w:val="000000"/>
+          <w:kern w:val="0"/>
+          <w:sz w:val="24"/>
+          <w:szCs w:val="24"/>
+          <w:lang w:eastAsia="en-IN"/>
+          <w14:ligatures w14:val="none"/>
+        </w:rPr>
+        <w:t>rows</w:t>
+      </w:r>
+      <w:proofErr w:type="gramEnd"/>
+      <w:r>
+        <w:rPr>
+          <w:rFonts w:eastAsia="Times New Roman" w:cstheme="minorHAnsi"/>
+          <w:color w:val="000000"/>
+          <w:kern w:val="0"/>
+          <w:sz w:val="24"/>
+          <w:szCs w:val="24"/>
+          <w:lang w:eastAsia="en-IN"/>
+          <w14:ligatures w14:val="none"/>
+        </w:rPr>
+        <w:t>,</w:t>
       </w:r>
       <w:r>
         <w:rPr>
@@ -20006,8 +21598,74 @@
           <w:lang w:eastAsia="en-IN"/>
           <w14:ligatures w14:val="none"/>
         </w:rPr>
-        <w:t>FETCH CSR_NAME INTO :DCL-VAR1,:DCL-VAR2,…</w:t>
-      </w:r>
+        <w:t xml:space="preserve">FETCH CSR_NAME </w:t>
+      </w:r>
+      <w:proofErr w:type="gramStart"/>
+      <w:r>
+        <w:rPr>
+          <w:rFonts w:eastAsia="Times New Roman" w:cstheme="minorHAnsi"/>
+          <w:color w:val="000000"/>
+          <w:kern w:val="0"/>
+          <w:sz w:val="24"/>
+          <w:szCs w:val="24"/>
+          <w:lang w:eastAsia="en-IN"/>
+          <w14:ligatures w14:val="none"/>
+        </w:rPr>
+        <w:t>INTO :DCL</w:t>
+      </w:r>
+      <w:proofErr w:type="gramEnd"/>
+      <w:r>
+        <w:rPr>
+          <w:rFonts w:eastAsia="Times New Roman" w:cstheme="minorHAnsi"/>
+          <w:color w:val="000000"/>
+          <w:kern w:val="0"/>
+          <w:sz w:val="24"/>
+          <w:szCs w:val="24"/>
+          <w:lang w:eastAsia="en-IN"/>
+          <w14:ligatures w14:val="none"/>
+        </w:rPr>
+        <w:t>-VAR</w:t>
+      </w:r>
+      <w:proofErr w:type="gramStart"/>
+      <w:r>
+        <w:rPr>
+          <w:rFonts w:eastAsia="Times New Roman" w:cstheme="minorHAnsi"/>
+          <w:color w:val="000000"/>
+          <w:kern w:val="0"/>
+          <w:sz w:val="24"/>
+          <w:szCs w:val="24"/>
+          <w:lang w:eastAsia="en-IN"/>
+          <w14:ligatures w14:val="none"/>
+        </w:rPr>
+        <w:t>1,:</w:t>
+      </w:r>
+      <w:proofErr w:type="gramEnd"/>
+      <w:r>
+        <w:rPr>
+          <w:rFonts w:eastAsia="Times New Roman" w:cstheme="minorHAnsi"/>
+          <w:color w:val="000000"/>
+          <w:kern w:val="0"/>
+          <w:sz w:val="24"/>
+          <w:szCs w:val="24"/>
+          <w:lang w:eastAsia="en-IN"/>
+          <w14:ligatures w14:val="none"/>
+        </w:rPr>
+        <w:t>DCL-VAR</w:t>
+      </w:r>
+      <w:proofErr w:type="gramStart"/>
+      <w:r>
+        <w:rPr>
+          <w:rFonts w:eastAsia="Times New Roman" w:cstheme="minorHAnsi"/>
+          <w:color w:val="000000"/>
+          <w:kern w:val="0"/>
+          <w:sz w:val="24"/>
+          <w:szCs w:val="24"/>
+          <w:lang w:eastAsia="en-IN"/>
+          <w14:ligatures w14:val="none"/>
+        </w:rPr>
+        <w:t>2,…</w:t>
+      </w:r>
+      <w:proofErr w:type="gramEnd"/>
     </w:p>
     <w:p>
       <w:pPr>
@@ -20700,13 +22358,23 @@
           <w:szCs w:val="24"/>
         </w:rPr>
       </w:pPr>
-      <w:r>
-        <w:rPr>
-          <w:rFonts w:cstheme="minorHAnsi"/>
-          <w:sz w:val="24"/>
-          <w:szCs w:val="24"/>
-        </w:rPr>
-        <w:t>SELECT  CLAIM_NUMBER,</w:t>
+      <w:proofErr w:type="gramStart"/>
+      <w:r>
+        <w:rPr>
+          <w:rFonts w:cstheme="minorHAnsi"/>
+          <w:sz w:val="24"/>
+          <w:szCs w:val="24"/>
+        </w:rPr>
+        <w:t>SELECT  CLAIM</w:t>
+      </w:r>
+      <w:proofErr w:type="gramEnd"/>
+      <w:r>
+        <w:rPr>
+          <w:rFonts w:cstheme="minorHAnsi"/>
+          <w:sz w:val="24"/>
+          <w:szCs w:val="24"/>
+        </w:rPr>
+        <w:t>_NUMBER,</w:t>
       </w:r>
       <w:r>
         <w:rPr>
@@ -20936,7 +22604,25 @@
           <w:szCs w:val="24"/>
         </w:rPr>
         <w:tab/>
-        <w:t>PIC X(08) VALUE ‘</w:t>
+        <w:t xml:space="preserve">PIC </w:t>
+      </w:r>
+      <w:proofErr w:type="gramStart"/>
+      <w:r>
+        <w:rPr>
+          <w:rFonts w:cstheme="minorHAnsi"/>
+          <w:sz w:val="24"/>
+          <w:szCs w:val="24"/>
+        </w:rPr>
+        <w:t>X(</w:t>
+      </w:r>
+      <w:proofErr w:type="gramEnd"/>
+      <w:r>
+        <w:rPr>
+          <w:rFonts w:cstheme="minorHAnsi"/>
+          <w:sz w:val="24"/>
+          <w:szCs w:val="24"/>
+        </w:rPr>
+        <w:t>08) VALUE ‘</w:t>
       </w:r>
       <w:r>
         <w:rPr>
@@ -21024,7 +22710,25 @@
           <w:szCs w:val="24"/>
         </w:rPr>
         <w:tab/>
-        <w:t>PIC X(01) VALUE SPACE</w:t>
+        <w:t xml:space="preserve">PIC </w:t>
+      </w:r>
+      <w:proofErr w:type="gramStart"/>
+      <w:r>
+        <w:rPr>
+          <w:rFonts w:cstheme="minorHAnsi"/>
+          <w:sz w:val="24"/>
+          <w:szCs w:val="24"/>
+        </w:rPr>
+        <w:t>X(</w:t>
+      </w:r>
+      <w:proofErr w:type="gramEnd"/>
+      <w:r>
+        <w:rPr>
+          <w:rFonts w:cstheme="minorHAnsi"/>
+          <w:sz w:val="24"/>
+          <w:szCs w:val="24"/>
+        </w:rPr>
+        <w:t>01) VALUE SPACE</w:t>
       </w:r>
     </w:p>
     <w:p>
@@ -21507,7 +23211,24 @@
           <w:szCs w:val="24"/>
         </w:rPr>
         <w:tab/>
-        <w:t>:DCL-CLAIM-NUMBER,</w:t>
+      </w:r>
+      <w:proofErr w:type="gramStart"/>
+      <w:r>
+        <w:rPr>
+          <w:rFonts w:cstheme="minorHAnsi"/>
+          <w:sz w:val="24"/>
+          <w:szCs w:val="24"/>
+        </w:rPr>
+        <w:t>:DCL</w:t>
+      </w:r>
+      <w:proofErr w:type="gramEnd"/>
+      <w:r>
+        <w:rPr>
+          <w:rFonts w:cstheme="minorHAnsi"/>
+          <w:sz w:val="24"/>
+          <w:szCs w:val="24"/>
+        </w:rPr>
+        <w:t>-CLAIM-NUMBER,</w:t>
       </w:r>
     </w:p>
     <w:p>
@@ -21551,7 +23272,24 @@
           <w:szCs w:val="24"/>
         </w:rPr>
         <w:tab/>
-        <w:t>:DCL-CUST-NAME,</w:t>
+      </w:r>
+      <w:proofErr w:type="gramStart"/>
+      <w:r>
+        <w:rPr>
+          <w:rFonts w:cstheme="minorHAnsi"/>
+          <w:sz w:val="24"/>
+          <w:szCs w:val="24"/>
+        </w:rPr>
+        <w:t>:DCL</w:t>
+      </w:r>
+      <w:proofErr w:type="gramEnd"/>
+      <w:r>
+        <w:rPr>
+          <w:rFonts w:cstheme="minorHAnsi"/>
+          <w:sz w:val="24"/>
+          <w:szCs w:val="24"/>
+        </w:rPr>
+        <w:t>-CUST-NAME,</w:t>
       </w:r>
     </w:p>
     <w:p>
@@ -21595,7 +23333,24 @@
           <w:szCs w:val="24"/>
         </w:rPr>
         <w:tab/>
-        <w:t>:DCL-CLAIM-AMOUNT,</w:t>
+      </w:r>
+      <w:proofErr w:type="gramStart"/>
+      <w:r>
+        <w:rPr>
+          <w:rFonts w:cstheme="minorHAnsi"/>
+          <w:sz w:val="24"/>
+          <w:szCs w:val="24"/>
+        </w:rPr>
+        <w:t>:DCL</w:t>
+      </w:r>
+      <w:proofErr w:type="gramEnd"/>
+      <w:r>
+        <w:rPr>
+          <w:rFonts w:cstheme="minorHAnsi"/>
+          <w:sz w:val="24"/>
+          <w:szCs w:val="24"/>
+        </w:rPr>
+        <w:t>-CLAIM-AMOUNT,</w:t>
       </w:r>
     </w:p>
     <w:p>
@@ -21639,7 +23394,24 @@
           <w:szCs w:val="24"/>
         </w:rPr>
         <w:tab/>
-        <w:t>:DCL-CLAIM-TYPE,</w:t>
+      </w:r>
+      <w:proofErr w:type="gramStart"/>
+      <w:r>
+        <w:rPr>
+          <w:rFonts w:cstheme="minorHAnsi"/>
+          <w:sz w:val="24"/>
+          <w:szCs w:val="24"/>
+        </w:rPr>
+        <w:t>:DCL</w:t>
+      </w:r>
+      <w:proofErr w:type="gramEnd"/>
+      <w:r>
+        <w:rPr>
+          <w:rFonts w:cstheme="minorHAnsi"/>
+          <w:sz w:val="24"/>
+          <w:szCs w:val="24"/>
+        </w:rPr>
+        <w:t>-CLAIM-TYPE,</w:t>
       </w:r>
     </w:p>
     <w:p>
@@ -21683,7 +23455,24 @@
           <w:szCs w:val="24"/>
         </w:rPr>
         <w:tab/>
-        <w:t>:DCL-CLAIM-STATUS</w:t>
+      </w:r>
+      <w:proofErr w:type="gramStart"/>
+      <w:r>
+        <w:rPr>
+          <w:rFonts w:cstheme="minorHAnsi"/>
+          <w:sz w:val="24"/>
+          <w:szCs w:val="24"/>
+        </w:rPr>
+        <w:t>:DCL</w:t>
+      </w:r>
+      <w:proofErr w:type="gramEnd"/>
+      <w:r>
+        <w:rPr>
+          <w:rFonts w:cstheme="minorHAnsi"/>
+          <w:sz w:val="24"/>
+          <w:szCs w:val="24"/>
+        </w:rPr>
+        <w:t>-CLAIM-STATUS</w:t>
       </w:r>
       <w:r>
         <w:rPr>
@@ -21743,7 +23532,24 @@
           <w:szCs w:val="24"/>
         </w:rPr>
         <w:tab/>
-        <w:t>:DCL-CLAIM-SUB-DT</w:t>
+      </w:r>
+      <w:proofErr w:type="gramStart"/>
+      <w:r>
+        <w:rPr>
+          <w:rFonts w:cstheme="minorHAnsi"/>
+          <w:sz w:val="24"/>
+          <w:szCs w:val="24"/>
+        </w:rPr>
+        <w:t>:DCL</w:t>
+      </w:r>
+      <w:proofErr w:type="gramEnd"/>
+      <w:r>
+        <w:rPr>
+          <w:rFonts w:cstheme="minorHAnsi"/>
+          <w:sz w:val="24"/>
+          <w:szCs w:val="24"/>
+        </w:rPr>
+        <w:t>-CLAIM-SUB-DT</w:t>
       </w:r>
     </w:p>
     <w:p>
@@ -21915,7 +23721,25 @@
           <w:szCs w:val="24"/>
         </w:rPr>
         <w:tab/>
-        <w:t>DISPLAY ‘CLAIM RECORD IS ‘ DCL-CLAIM-DETAILS</w:t>
+        <w:t xml:space="preserve">DISPLAY ‘CLAIM RECORD IS </w:t>
+      </w:r>
+      <w:proofErr w:type="gramStart"/>
+      <w:r>
+        <w:rPr>
+          <w:rFonts w:cstheme="minorHAnsi"/>
+          <w:sz w:val="24"/>
+          <w:szCs w:val="24"/>
+        </w:rPr>
+        <w:t>‘ DCL</w:t>
+      </w:r>
+      <w:proofErr w:type="gramEnd"/>
+      <w:r>
+        <w:rPr>
+          <w:rFonts w:cstheme="minorHAnsi"/>
+          <w:sz w:val="24"/>
+          <w:szCs w:val="24"/>
+        </w:rPr>
+        <w:t>-CLAIM-DETAILS</w:t>
       </w:r>
     </w:p>
     <w:p>
@@ -21998,7 +23822,24 @@
           <w:szCs w:val="24"/>
         </w:rPr>
         <w:tab/>
-        <w:t>MOVE  ‘Y’ TO WS-END-OF-ROWS</w:t>
+      </w:r>
+      <w:proofErr w:type="gramStart"/>
+      <w:r>
+        <w:rPr>
+          <w:rFonts w:cstheme="minorHAnsi"/>
+          <w:sz w:val="24"/>
+          <w:szCs w:val="24"/>
+        </w:rPr>
+        <w:t>MOVE  ‘</w:t>
+      </w:r>
+      <w:proofErr w:type="gramEnd"/>
+      <w:r>
+        <w:rPr>
+          <w:rFonts w:cstheme="minorHAnsi"/>
+          <w:sz w:val="24"/>
+          <w:szCs w:val="24"/>
+        </w:rPr>
+        <w:t>Y’ TO WS-END-OF-ROWS</w:t>
       </w:r>
     </w:p>
     <w:p>
@@ -22277,7 +24118,25 @@
           <w:sz w:val="24"/>
           <w:szCs w:val="24"/>
         </w:rPr>
-        <w:t xml:space="preserve"> When we try to retrieve data from table using SELECT query in COBOL and that SELECT query result set contains any NULL value then the COBOL pgm will fail with SQL ERROR -305 as COBOL can’t identify NULL value. [If we don’t code a NULL indicator for a variable for a column]</w:t>
+        <w:t xml:space="preserve"> When we try to retrieve data from table using SELECT query in COBOL and that SELECT query result set contains any NULL value then the COBOL </w:t>
+      </w:r>
+      <w:proofErr w:type="spellStart"/>
+      <w:r>
+        <w:rPr>
+          <w:rFonts w:cstheme="minorHAnsi"/>
+          <w:sz w:val="24"/>
+          <w:szCs w:val="24"/>
+        </w:rPr>
+        <w:t>pgm</w:t>
+      </w:r>
+      <w:proofErr w:type="spellEnd"/>
+      <w:r>
+        <w:rPr>
+          <w:rFonts w:cstheme="minorHAnsi"/>
+          <w:sz w:val="24"/>
+          <w:szCs w:val="24"/>
+        </w:rPr>
+        <w:t xml:space="preserve"> will fail with SQL ERROR -305 as COBOL can’t identify NULL value. [If we don’t code a NULL indicator for a variable for a column]</w:t>
       </w:r>
     </w:p>
     <w:p>
@@ -22418,7 +24277,24 @@
           <w:szCs w:val="24"/>
         </w:rPr>
         <w:tab/>
-        <w:t>:DCL-VAR1:WS-NULL-IND</w:t>
+      </w:r>
+      <w:proofErr w:type="gramStart"/>
+      <w:r>
+        <w:rPr>
+          <w:rFonts w:cstheme="minorHAnsi"/>
+          <w:sz w:val="24"/>
+          <w:szCs w:val="24"/>
+        </w:rPr>
+        <w:t>:DCL</w:t>
+      </w:r>
+      <w:proofErr w:type="gramEnd"/>
+      <w:r>
+        <w:rPr>
+          <w:rFonts w:cstheme="minorHAnsi"/>
+          <w:sz w:val="24"/>
+          <w:szCs w:val="24"/>
+        </w:rPr>
+        <w:t>-VAR1:WS-NULL-IND</w:t>
       </w:r>
     </w:p>
     <w:p>
@@ -22558,7 +24434,43 @@
           <w:sz w:val="24"/>
           <w:szCs w:val="24"/>
         </w:rPr>
-        <w:t>Abend the pgm if col data is required for pgm logic</w:t>
+        <w:t xml:space="preserve">Abend the </w:t>
+      </w:r>
+      <w:proofErr w:type="spellStart"/>
+      <w:r>
+        <w:rPr>
+          <w:rFonts w:cstheme="minorHAnsi"/>
+          <w:sz w:val="24"/>
+          <w:szCs w:val="24"/>
+        </w:rPr>
+        <w:t>pgm</w:t>
+      </w:r>
+      <w:proofErr w:type="spellEnd"/>
+      <w:r>
+        <w:rPr>
+          <w:rFonts w:cstheme="minorHAnsi"/>
+          <w:sz w:val="24"/>
+          <w:szCs w:val="24"/>
+        </w:rPr>
+        <w:t xml:space="preserve"> if col data is required for </w:t>
+      </w:r>
+      <w:proofErr w:type="spellStart"/>
+      <w:r>
+        <w:rPr>
+          <w:rFonts w:cstheme="minorHAnsi"/>
+          <w:sz w:val="24"/>
+          <w:szCs w:val="24"/>
+        </w:rPr>
+        <w:t>pgm</w:t>
+      </w:r>
+      <w:proofErr w:type="spellEnd"/>
+      <w:r>
+        <w:rPr>
+          <w:rFonts w:cstheme="minorHAnsi"/>
+          <w:sz w:val="24"/>
+          <w:szCs w:val="24"/>
+        </w:rPr>
+        <w:t xml:space="preserve"> logic</w:t>
       </w:r>
     </w:p>
     <w:p>
@@ -22685,7 +24597,25 @@
           <w:sz w:val="24"/>
           <w:szCs w:val="24"/>
         </w:rPr>
-        <w:t>is used to fetch multiple rows from the table using SELECT query in COBOL pgm.</w:t>
+        <w:t xml:space="preserve">is used to fetch multiple rows from the table using SELECT query in COBOL </w:t>
+      </w:r>
+      <w:proofErr w:type="spellStart"/>
+      <w:r>
+        <w:rPr>
+          <w:rFonts w:cstheme="minorHAnsi"/>
+          <w:sz w:val="24"/>
+          <w:szCs w:val="24"/>
+        </w:rPr>
+        <w:t>pgm</w:t>
+      </w:r>
+      <w:proofErr w:type="spellEnd"/>
+      <w:r>
+        <w:rPr>
+          <w:rFonts w:cstheme="minorHAnsi"/>
+          <w:sz w:val="24"/>
+          <w:szCs w:val="24"/>
+        </w:rPr>
+        <w:t>.</w:t>
       </w:r>
     </w:p>
     <w:p>
@@ -23112,7 +25042,25 @@
           <w:szCs w:val="24"/>
         </w:rPr>
         <w:tab/>
-        <w:t>PIC X(05)</w:t>
+        <w:t xml:space="preserve">PIC </w:t>
+      </w:r>
+      <w:proofErr w:type="gramStart"/>
+      <w:r>
+        <w:rPr>
+          <w:rFonts w:cstheme="minorHAnsi"/>
+          <w:sz w:val="24"/>
+          <w:szCs w:val="24"/>
+        </w:rPr>
+        <w:t>X(</w:t>
+      </w:r>
+      <w:proofErr w:type="gramEnd"/>
+      <w:r>
+        <w:rPr>
+          <w:rFonts w:cstheme="minorHAnsi"/>
+          <w:sz w:val="24"/>
+          <w:szCs w:val="24"/>
+        </w:rPr>
+        <w:t>05)</w:t>
       </w:r>
       <w:r>
         <w:rPr>
@@ -23177,7 +25125,25 @@
           <w:szCs w:val="24"/>
         </w:rPr>
         <w:tab/>
-        <w:t>PIC X(10).</w:t>
+        <w:t xml:space="preserve">PIC </w:t>
+      </w:r>
+      <w:proofErr w:type="gramStart"/>
+      <w:r>
+        <w:rPr>
+          <w:rFonts w:cstheme="minorHAnsi"/>
+          <w:sz w:val="24"/>
+          <w:szCs w:val="24"/>
+        </w:rPr>
+        <w:t>X(</w:t>
+      </w:r>
+      <w:proofErr w:type="gramEnd"/>
+      <w:r>
+        <w:rPr>
+          <w:rFonts w:cstheme="minorHAnsi"/>
+          <w:sz w:val="24"/>
+          <w:szCs w:val="24"/>
+        </w:rPr>
+        <w:t>10).</w:t>
       </w:r>
     </w:p>
     <w:p>
@@ -23267,7 +25233,25 @@
           <w:szCs w:val="24"/>
         </w:rPr>
         <w:tab/>
-        <w:t>PIC X(10).</w:t>
+        <w:t xml:space="preserve">PIC </w:t>
+      </w:r>
+      <w:proofErr w:type="gramStart"/>
+      <w:r>
+        <w:rPr>
+          <w:rFonts w:cstheme="minorHAnsi"/>
+          <w:sz w:val="24"/>
+          <w:szCs w:val="24"/>
+        </w:rPr>
+        <w:t>X(</w:t>
+      </w:r>
+      <w:proofErr w:type="gramEnd"/>
+      <w:r>
+        <w:rPr>
+          <w:rFonts w:cstheme="minorHAnsi"/>
+          <w:sz w:val="24"/>
+          <w:szCs w:val="24"/>
+        </w:rPr>
+        <w:t>10).</w:t>
       </w:r>
     </w:p>
     <w:p>
@@ -23304,7 +25288,25 @@
           <w:szCs w:val="24"/>
         </w:rPr>
         <w:tab/>
-        <w:t>PIC X(10).</w:t>
+        <w:t xml:space="preserve">PIC </w:t>
+      </w:r>
+      <w:proofErr w:type="gramStart"/>
+      <w:r>
+        <w:rPr>
+          <w:rFonts w:cstheme="minorHAnsi"/>
+          <w:sz w:val="24"/>
+          <w:szCs w:val="24"/>
+        </w:rPr>
+        <w:t>X(</w:t>
+      </w:r>
+      <w:proofErr w:type="gramEnd"/>
+      <w:r>
+        <w:rPr>
+          <w:rFonts w:cstheme="minorHAnsi"/>
+          <w:sz w:val="24"/>
+          <w:szCs w:val="24"/>
+        </w:rPr>
+        <w:t>10).</w:t>
       </w:r>
     </w:p>
     <w:p>
@@ -23341,7 +25343,25 @@
           <w:szCs w:val="24"/>
         </w:rPr>
         <w:tab/>
-        <w:t>PIC X(10).</w:t>
+        <w:t xml:space="preserve">PIC </w:t>
+      </w:r>
+      <w:proofErr w:type="gramStart"/>
+      <w:r>
+        <w:rPr>
+          <w:rFonts w:cstheme="minorHAnsi"/>
+          <w:sz w:val="24"/>
+          <w:szCs w:val="24"/>
+        </w:rPr>
+        <w:t>X(</w:t>
+      </w:r>
+      <w:proofErr w:type="gramEnd"/>
+      <w:r>
+        <w:rPr>
+          <w:rFonts w:cstheme="minorHAnsi"/>
+          <w:sz w:val="24"/>
+          <w:szCs w:val="24"/>
+        </w:rPr>
+        <w:t>10).</w:t>
       </w:r>
     </w:p>
     <w:p>
@@ -23817,7 +25837,25 @@
           <w:szCs w:val="24"/>
         </w:rPr>
         <w:tab/>
-        <w:t>PIC X(08) VALUE ‘</w:t>
+        <w:t xml:space="preserve">PIC </w:t>
+      </w:r>
+      <w:proofErr w:type="gramStart"/>
+      <w:r>
+        <w:rPr>
+          <w:rFonts w:cstheme="minorHAnsi"/>
+          <w:sz w:val="24"/>
+          <w:szCs w:val="24"/>
+        </w:rPr>
+        <w:t>X(</w:t>
+      </w:r>
+      <w:proofErr w:type="gramEnd"/>
+      <w:r>
+        <w:rPr>
+          <w:rFonts w:cstheme="minorHAnsi"/>
+          <w:sz w:val="24"/>
+          <w:szCs w:val="24"/>
+        </w:rPr>
+        <w:t>08) VALUE ‘</w:t>
       </w:r>
       <w:r>
         <w:rPr>
@@ -23905,7 +25943,25 @@
           <w:szCs w:val="24"/>
         </w:rPr>
         <w:tab/>
-        <w:t>PIC X(01) VALUE SPACE.</w:t>
+        <w:t xml:space="preserve">PIC </w:t>
+      </w:r>
+      <w:proofErr w:type="gramStart"/>
+      <w:r>
+        <w:rPr>
+          <w:rFonts w:cstheme="minorHAnsi"/>
+          <w:sz w:val="24"/>
+          <w:szCs w:val="24"/>
+        </w:rPr>
+        <w:t>X(</w:t>
+      </w:r>
+      <w:proofErr w:type="gramEnd"/>
+      <w:r>
+        <w:rPr>
+          <w:rFonts w:cstheme="minorHAnsi"/>
+          <w:sz w:val="24"/>
+          <w:szCs w:val="24"/>
+        </w:rPr>
+        <w:t>01) VALUE SPACE.</w:t>
       </w:r>
     </w:p>
     <w:p>
@@ -23977,7 +26033,25 @@
           <w:szCs w:val="24"/>
         </w:rPr>
         <w:tab/>
-        <w:t>PIC X(02) VALUE SPACE.</w:t>
+        <w:t xml:space="preserve">PIC </w:t>
+      </w:r>
+      <w:proofErr w:type="gramStart"/>
+      <w:r>
+        <w:rPr>
+          <w:rFonts w:cstheme="minorHAnsi"/>
+          <w:sz w:val="24"/>
+          <w:szCs w:val="24"/>
+        </w:rPr>
+        <w:t>X(</w:t>
+      </w:r>
+      <w:proofErr w:type="gramEnd"/>
+      <w:r>
+        <w:rPr>
+          <w:rFonts w:cstheme="minorHAnsi"/>
+          <w:sz w:val="24"/>
+          <w:szCs w:val="24"/>
+        </w:rPr>
+        <w:t>02) VALUE SPACE.</w:t>
       </w:r>
     </w:p>
     <w:p>
@@ -24307,7 +26381,25 @@
           <w:szCs w:val="24"/>
         </w:rPr>
         <w:tab/>
-        <w:t>DISPLAY ‘TOTAL ROW COUNT: ‘ WS-ROW-COUNT</w:t>
+        <w:t xml:space="preserve">DISPLAY ‘TOTAL ROW COUNT: </w:t>
+      </w:r>
+      <w:proofErr w:type="gramStart"/>
+      <w:r>
+        <w:rPr>
+          <w:rFonts w:cstheme="minorHAnsi"/>
+          <w:sz w:val="24"/>
+          <w:szCs w:val="24"/>
+        </w:rPr>
+        <w:t>‘ WS</w:t>
+      </w:r>
+      <w:proofErr w:type="gramEnd"/>
+      <w:r>
+        <w:rPr>
+          <w:rFonts w:cstheme="minorHAnsi"/>
+          <w:sz w:val="24"/>
+          <w:szCs w:val="24"/>
+        </w:rPr>
+        <w:t>-ROW-COUNT</w:t>
       </w:r>
     </w:p>
     <w:p>
@@ -24838,7 +26930,24 @@
           <w:szCs w:val="24"/>
         </w:rPr>
         <w:tab/>
-        <w:t>:DCL-CLAIM-NUMBER,</w:t>
+      </w:r>
+      <w:proofErr w:type="gramStart"/>
+      <w:r>
+        <w:rPr>
+          <w:rFonts w:cstheme="minorHAnsi"/>
+          <w:sz w:val="24"/>
+          <w:szCs w:val="24"/>
+        </w:rPr>
+        <w:t>:DCL</w:t>
+      </w:r>
+      <w:proofErr w:type="gramEnd"/>
+      <w:r>
+        <w:rPr>
+          <w:rFonts w:cstheme="minorHAnsi"/>
+          <w:sz w:val="24"/>
+          <w:szCs w:val="24"/>
+        </w:rPr>
+        <w:t>-CLAIM-NUMBER,</w:t>
       </w:r>
     </w:p>
     <w:p>
@@ -24874,7 +26983,24 @@
           <w:szCs w:val="24"/>
         </w:rPr>
         <w:tab/>
-        <w:t>:DCL-CUST-NAME,</w:t>
+      </w:r>
+      <w:proofErr w:type="gramStart"/>
+      <w:r>
+        <w:rPr>
+          <w:rFonts w:cstheme="minorHAnsi"/>
+          <w:sz w:val="24"/>
+          <w:szCs w:val="24"/>
+        </w:rPr>
+        <w:t>:DCL</w:t>
+      </w:r>
+      <w:proofErr w:type="gramEnd"/>
+      <w:r>
+        <w:rPr>
+          <w:rFonts w:cstheme="minorHAnsi"/>
+          <w:sz w:val="24"/>
+          <w:szCs w:val="24"/>
+        </w:rPr>
+        <w:t>-CUST-NAME,</w:t>
       </w:r>
     </w:p>
     <w:p>
@@ -24910,7 +27036,24 @@
           <w:szCs w:val="24"/>
         </w:rPr>
         <w:tab/>
-        <w:t>:DCL-CLAIM-AMOUNT,</w:t>
+      </w:r>
+      <w:proofErr w:type="gramStart"/>
+      <w:r>
+        <w:rPr>
+          <w:rFonts w:cstheme="minorHAnsi"/>
+          <w:sz w:val="24"/>
+          <w:szCs w:val="24"/>
+        </w:rPr>
+        <w:t>:DCL</w:t>
+      </w:r>
+      <w:proofErr w:type="gramEnd"/>
+      <w:r>
+        <w:rPr>
+          <w:rFonts w:cstheme="minorHAnsi"/>
+          <w:sz w:val="24"/>
+          <w:szCs w:val="24"/>
+        </w:rPr>
+        <w:t>-CLAIM-AMOUNT,</w:t>
       </w:r>
     </w:p>
     <w:p>
@@ -24946,7 +27089,24 @@
           <w:szCs w:val="24"/>
         </w:rPr>
         <w:tab/>
-        <w:t>:DCL-CLAIM-TYPE,</w:t>
+      </w:r>
+      <w:proofErr w:type="gramStart"/>
+      <w:r>
+        <w:rPr>
+          <w:rFonts w:cstheme="minorHAnsi"/>
+          <w:sz w:val="24"/>
+          <w:szCs w:val="24"/>
+        </w:rPr>
+        <w:t>:DCL</w:t>
+      </w:r>
+      <w:proofErr w:type="gramEnd"/>
+      <w:r>
+        <w:rPr>
+          <w:rFonts w:cstheme="minorHAnsi"/>
+          <w:sz w:val="24"/>
+          <w:szCs w:val="24"/>
+        </w:rPr>
+        <w:t>-CLAIM-TYPE,</w:t>
       </w:r>
     </w:p>
     <w:p>
@@ -24982,7 +27142,24 @@
           <w:szCs w:val="24"/>
         </w:rPr>
         <w:tab/>
-        <w:t>:DCL-CLAIM-STATUS:WS-NULL-IND,</w:t>
+      </w:r>
+      <w:proofErr w:type="gramStart"/>
+      <w:r>
+        <w:rPr>
+          <w:rFonts w:cstheme="minorHAnsi"/>
+          <w:sz w:val="24"/>
+          <w:szCs w:val="24"/>
+        </w:rPr>
+        <w:t>:DCL</w:t>
+      </w:r>
+      <w:proofErr w:type="gramEnd"/>
+      <w:r>
+        <w:rPr>
+          <w:rFonts w:cstheme="minorHAnsi"/>
+          <w:sz w:val="24"/>
+          <w:szCs w:val="24"/>
+        </w:rPr>
+        <w:t>-CLAIM-STATUS:WS-NULL-IND,</w:t>
       </w:r>
     </w:p>
     <w:p>
@@ -25018,7 +27195,24 @@
           <w:szCs w:val="24"/>
         </w:rPr>
         <w:tab/>
-        <w:t>:DCL-CLAIM-SUB-DT</w:t>
+      </w:r>
+      <w:proofErr w:type="gramStart"/>
+      <w:r>
+        <w:rPr>
+          <w:rFonts w:cstheme="minorHAnsi"/>
+          <w:sz w:val="24"/>
+          <w:szCs w:val="24"/>
+        </w:rPr>
+        <w:t>:DCL</w:t>
+      </w:r>
+      <w:proofErr w:type="gramEnd"/>
+      <w:r>
+        <w:rPr>
+          <w:rFonts w:cstheme="minorHAnsi"/>
+          <w:sz w:val="24"/>
+          <w:szCs w:val="24"/>
+        </w:rPr>
+        <w:t>-CLAIM-SUB-DT</w:t>
       </w:r>
     </w:p>
     <w:p>
@@ -25277,7 +27471,24 @@
           <w:szCs w:val="24"/>
         </w:rPr>
         <w:tab/>
-        <w:t>MOVE  ‘Y’ TO WS-END-OF-ROWS</w:t>
+      </w:r>
+      <w:proofErr w:type="gramStart"/>
+      <w:r>
+        <w:rPr>
+          <w:rFonts w:cstheme="minorHAnsi"/>
+          <w:sz w:val="24"/>
+          <w:szCs w:val="24"/>
+        </w:rPr>
+        <w:t>MOVE  ‘</w:t>
+      </w:r>
+      <w:proofErr w:type="gramEnd"/>
+      <w:r>
+        <w:rPr>
+          <w:rFonts w:cstheme="minorHAnsi"/>
+          <w:sz w:val="24"/>
+          <w:szCs w:val="24"/>
+        </w:rPr>
+        <w:t>Y’ TO WS-END-OF-ROWS</w:t>
       </w:r>
     </w:p>
     <w:p>
@@ -26628,7 +28839,25 @@
           <w:szCs w:val="24"/>
         </w:rPr>
         <w:tab/>
-        <w:t>PIC X(05)</w:t>
+        <w:t xml:space="preserve">PIC </w:t>
+      </w:r>
+      <w:proofErr w:type="gramStart"/>
+      <w:r>
+        <w:rPr>
+          <w:rFonts w:cstheme="minorHAnsi"/>
+          <w:sz w:val="24"/>
+          <w:szCs w:val="24"/>
+        </w:rPr>
+        <w:t>X(</w:t>
+      </w:r>
+      <w:proofErr w:type="gramEnd"/>
+      <w:r>
+        <w:rPr>
+          <w:rFonts w:cstheme="minorHAnsi"/>
+          <w:sz w:val="24"/>
+          <w:szCs w:val="24"/>
+        </w:rPr>
+        <w:t>05)</w:t>
       </w:r>
       <w:r>
         <w:rPr>
@@ -26693,7 +28922,25 @@
           <w:szCs w:val="24"/>
         </w:rPr>
         <w:tab/>
-        <w:t>PIC X(10).</w:t>
+        <w:t xml:space="preserve">PIC </w:t>
+      </w:r>
+      <w:proofErr w:type="gramStart"/>
+      <w:r>
+        <w:rPr>
+          <w:rFonts w:cstheme="minorHAnsi"/>
+          <w:sz w:val="24"/>
+          <w:szCs w:val="24"/>
+        </w:rPr>
+        <w:t>X(</w:t>
+      </w:r>
+      <w:proofErr w:type="gramEnd"/>
+      <w:r>
+        <w:rPr>
+          <w:rFonts w:cstheme="minorHAnsi"/>
+          <w:sz w:val="24"/>
+          <w:szCs w:val="24"/>
+        </w:rPr>
+        <w:t>10).</w:t>
       </w:r>
     </w:p>
     <w:p>
@@ -26767,7 +29014,25 @@
           <w:szCs w:val="24"/>
         </w:rPr>
         <w:tab/>
-        <w:t>PIC X(10).</w:t>
+        <w:t xml:space="preserve">PIC </w:t>
+      </w:r>
+      <w:proofErr w:type="gramStart"/>
+      <w:r>
+        <w:rPr>
+          <w:rFonts w:cstheme="minorHAnsi"/>
+          <w:sz w:val="24"/>
+          <w:szCs w:val="24"/>
+        </w:rPr>
+        <w:t>X(</w:t>
+      </w:r>
+      <w:proofErr w:type="gramEnd"/>
+      <w:r>
+        <w:rPr>
+          <w:rFonts w:cstheme="minorHAnsi"/>
+          <w:sz w:val="24"/>
+          <w:szCs w:val="24"/>
+        </w:rPr>
+        <w:t>10).</w:t>
       </w:r>
     </w:p>
     <w:p>
@@ -26804,7 +29069,25 @@
           <w:szCs w:val="24"/>
         </w:rPr>
         <w:tab/>
-        <w:t>PIC X(10).</w:t>
+        <w:t xml:space="preserve">PIC </w:t>
+      </w:r>
+      <w:proofErr w:type="gramStart"/>
+      <w:r>
+        <w:rPr>
+          <w:rFonts w:cstheme="minorHAnsi"/>
+          <w:sz w:val="24"/>
+          <w:szCs w:val="24"/>
+        </w:rPr>
+        <w:t>X(</w:t>
+      </w:r>
+      <w:proofErr w:type="gramEnd"/>
+      <w:r>
+        <w:rPr>
+          <w:rFonts w:cstheme="minorHAnsi"/>
+          <w:sz w:val="24"/>
+          <w:szCs w:val="24"/>
+        </w:rPr>
+        <w:t>10).</w:t>
       </w:r>
     </w:p>
     <w:p>
@@ -26841,7 +29124,25 @@
           <w:szCs w:val="24"/>
         </w:rPr>
         <w:tab/>
-        <w:t>PIC X(10).</w:t>
+        <w:t xml:space="preserve">PIC </w:t>
+      </w:r>
+      <w:proofErr w:type="gramStart"/>
+      <w:r>
+        <w:rPr>
+          <w:rFonts w:cstheme="minorHAnsi"/>
+          <w:sz w:val="24"/>
+          <w:szCs w:val="24"/>
+        </w:rPr>
+        <w:t>X(</w:t>
+      </w:r>
+      <w:proofErr w:type="gramEnd"/>
+      <w:r>
+        <w:rPr>
+          <w:rFonts w:cstheme="minorHAnsi"/>
+          <w:sz w:val="24"/>
+          <w:szCs w:val="24"/>
+        </w:rPr>
+        <w:t>10).</w:t>
       </w:r>
     </w:p>
     <w:p>
@@ -27381,7 +29682,25 @@
           <w:szCs w:val="24"/>
         </w:rPr>
         <w:tab/>
-        <w:t>PIC X(08) VALUE ‘</w:t>
+        <w:t xml:space="preserve">PIC </w:t>
+      </w:r>
+      <w:proofErr w:type="gramStart"/>
+      <w:r>
+        <w:rPr>
+          <w:rFonts w:cstheme="minorHAnsi"/>
+          <w:sz w:val="24"/>
+          <w:szCs w:val="24"/>
+        </w:rPr>
+        <w:t>X(</w:t>
+      </w:r>
+      <w:proofErr w:type="gramEnd"/>
+      <w:r>
+        <w:rPr>
+          <w:rFonts w:cstheme="minorHAnsi"/>
+          <w:sz w:val="24"/>
+          <w:szCs w:val="24"/>
+        </w:rPr>
+        <w:t>08) VALUE ‘</w:t>
       </w:r>
       <w:r>
         <w:rPr>
@@ -27469,7 +29788,25 @@
           <w:szCs w:val="24"/>
         </w:rPr>
         <w:tab/>
-        <w:t>PIC X(01) VALUE SPACE.</w:t>
+        <w:t xml:space="preserve">PIC </w:t>
+      </w:r>
+      <w:proofErr w:type="gramStart"/>
+      <w:r>
+        <w:rPr>
+          <w:rFonts w:cstheme="minorHAnsi"/>
+          <w:sz w:val="24"/>
+          <w:szCs w:val="24"/>
+        </w:rPr>
+        <w:t>X(</w:t>
+      </w:r>
+      <w:proofErr w:type="gramEnd"/>
+      <w:r>
+        <w:rPr>
+          <w:rFonts w:cstheme="minorHAnsi"/>
+          <w:sz w:val="24"/>
+          <w:szCs w:val="24"/>
+        </w:rPr>
+        <w:t>01) VALUE SPACE.</w:t>
       </w:r>
     </w:p>
     <w:p>
@@ -27541,7 +29878,25 @@
           <w:szCs w:val="24"/>
         </w:rPr>
         <w:tab/>
-        <w:t>PIC X(02) VALUE SPACE.</w:t>
+        <w:t xml:space="preserve">PIC </w:t>
+      </w:r>
+      <w:proofErr w:type="gramStart"/>
+      <w:r>
+        <w:rPr>
+          <w:rFonts w:cstheme="minorHAnsi"/>
+          <w:sz w:val="24"/>
+          <w:szCs w:val="24"/>
+        </w:rPr>
+        <w:t>X(</w:t>
+      </w:r>
+      <w:proofErr w:type="gramEnd"/>
+      <w:r>
+        <w:rPr>
+          <w:rFonts w:cstheme="minorHAnsi"/>
+          <w:sz w:val="24"/>
+          <w:szCs w:val="24"/>
+        </w:rPr>
+        <w:t>02) VALUE SPACE.</w:t>
       </w:r>
     </w:p>
     <w:p>
@@ -27894,7 +30249,25 @@
           <w:szCs w:val="24"/>
         </w:rPr>
         <w:tab/>
-        <w:t>DISPLAY ‘TOTAL ROW COUNT: ‘ WS-ROW-COUNT</w:t>
+        <w:t xml:space="preserve">DISPLAY ‘TOTAL ROW COUNT: </w:t>
+      </w:r>
+      <w:proofErr w:type="gramStart"/>
+      <w:r>
+        <w:rPr>
+          <w:rFonts w:cstheme="minorHAnsi"/>
+          <w:sz w:val="24"/>
+          <w:szCs w:val="24"/>
+        </w:rPr>
+        <w:t>‘ WS</w:t>
+      </w:r>
+      <w:proofErr w:type="gramEnd"/>
+      <w:r>
+        <w:rPr>
+          <w:rFonts w:cstheme="minorHAnsi"/>
+          <w:sz w:val="24"/>
+          <w:szCs w:val="24"/>
+        </w:rPr>
+        <w:t>-ROW-COUNT</w:t>
       </w:r>
     </w:p>
     <w:p>
@@ -28425,7 +30798,24 @@
           <w:szCs w:val="24"/>
         </w:rPr>
         <w:tab/>
-        <w:t>:DCL-CLAIM-NUMBER,</w:t>
+      </w:r>
+      <w:proofErr w:type="gramStart"/>
+      <w:r>
+        <w:rPr>
+          <w:rFonts w:cstheme="minorHAnsi"/>
+          <w:sz w:val="24"/>
+          <w:szCs w:val="24"/>
+        </w:rPr>
+        <w:t>:DCL</w:t>
+      </w:r>
+      <w:proofErr w:type="gramEnd"/>
+      <w:r>
+        <w:rPr>
+          <w:rFonts w:cstheme="minorHAnsi"/>
+          <w:sz w:val="24"/>
+          <w:szCs w:val="24"/>
+        </w:rPr>
+        <w:t>-CLAIM-NUMBER,</w:t>
       </w:r>
     </w:p>
     <w:p>
@@ -28461,7 +30851,24 @@
           <w:szCs w:val="24"/>
         </w:rPr>
         <w:tab/>
-        <w:t>:DCL-CUST-NAME,</w:t>
+      </w:r>
+      <w:proofErr w:type="gramStart"/>
+      <w:r>
+        <w:rPr>
+          <w:rFonts w:cstheme="minorHAnsi"/>
+          <w:sz w:val="24"/>
+          <w:szCs w:val="24"/>
+        </w:rPr>
+        <w:t>:DCL</w:t>
+      </w:r>
+      <w:proofErr w:type="gramEnd"/>
+      <w:r>
+        <w:rPr>
+          <w:rFonts w:cstheme="minorHAnsi"/>
+          <w:sz w:val="24"/>
+          <w:szCs w:val="24"/>
+        </w:rPr>
+        <w:t>-CUST-NAME,</w:t>
       </w:r>
     </w:p>
     <w:p>
@@ -28497,7 +30904,24 @@
           <w:szCs w:val="24"/>
         </w:rPr>
         <w:tab/>
-        <w:t>:DCL-CLAIM-AMOUNT,</w:t>
+      </w:r>
+      <w:proofErr w:type="gramStart"/>
+      <w:r>
+        <w:rPr>
+          <w:rFonts w:cstheme="minorHAnsi"/>
+          <w:sz w:val="24"/>
+          <w:szCs w:val="24"/>
+        </w:rPr>
+        <w:t>:DCL</w:t>
+      </w:r>
+      <w:proofErr w:type="gramEnd"/>
+      <w:r>
+        <w:rPr>
+          <w:rFonts w:cstheme="minorHAnsi"/>
+          <w:sz w:val="24"/>
+          <w:szCs w:val="24"/>
+        </w:rPr>
+        <w:t>-CLAIM-AMOUNT,</w:t>
       </w:r>
     </w:p>
     <w:p>
@@ -28533,7 +30957,24 @@
           <w:szCs w:val="24"/>
         </w:rPr>
         <w:tab/>
-        <w:t>:DCL-CLAIM-TYPE,</w:t>
+      </w:r>
+      <w:proofErr w:type="gramStart"/>
+      <w:r>
+        <w:rPr>
+          <w:rFonts w:cstheme="minorHAnsi"/>
+          <w:sz w:val="24"/>
+          <w:szCs w:val="24"/>
+        </w:rPr>
+        <w:t>:DCL</w:t>
+      </w:r>
+      <w:proofErr w:type="gramEnd"/>
+      <w:r>
+        <w:rPr>
+          <w:rFonts w:cstheme="minorHAnsi"/>
+          <w:sz w:val="24"/>
+          <w:szCs w:val="24"/>
+        </w:rPr>
+        <w:t>-CLAIM-TYPE,</w:t>
       </w:r>
     </w:p>
     <w:p>
@@ -28569,7 +31010,24 @@
           <w:szCs w:val="24"/>
         </w:rPr>
         <w:tab/>
-        <w:t>:DCL-CLAIM-STATUS:WS-NULL-IND,</w:t>
+      </w:r>
+      <w:proofErr w:type="gramStart"/>
+      <w:r>
+        <w:rPr>
+          <w:rFonts w:cstheme="minorHAnsi"/>
+          <w:sz w:val="24"/>
+          <w:szCs w:val="24"/>
+        </w:rPr>
+        <w:t>:DCL</w:t>
+      </w:r>
+      <w:proofErr w:type="gramEnd"/>
+      <w:r>
+        <w:rPr>
+          <w:rFonts w:cstheme="minorHAnsi"/>
+          <w:sz w:val="24"/>
+          <w:szCs w:val="24"/>
+        </w:rPr>
+        <w:t>-CLAIM-STATUS:WS-NULL-IND,</w:t>
       </w:r>
     </w:p>
     <w:p>
@@ -28605,7 +31063,24 @@
           <w:szCs w:val="24"/>
         </w:rPr>
         <w:tab/>
-        <w:t>:DCL-CLAIM-SUB-DT</w:t>
+      </w:r>
+      <w:proofErr w:type="gramStart"/>
+      <w:r>
+        <w:rPr>
+          <w:rFonts w:cstheme="minorHAnsi"/>
+          <w:sz w:val="24"/>
+          <w:szCs w:val="24"/>
+        </w:rPr>
+        <w:t>:DCL</w:t>
+      </w:r>
+      <w:proofErr w:type="gramEnd"/>
+      <w:r>
+        <w:rPr>
+          <w:rFonts w:cstheme="minorHAnsi"/>
+          <w:sz w:val="24"/>
+          <w:szCs w:val="24"/>
+        </w:rPr>
+        <w:t>-CLAIM-SUB-DT</w:t>
       </w:r>
     </w:p>
     <w:p>
@@ -28870,7 +31345,24 @@
           <w:szCs w:val="24"/>
         </w:rPr>
         <w:tab/>
-        <w:t>MOVE  ‘Y’ TO WS-END-OF-ROWS</w:t>
+      </w:r>
+      <w:proofErr w:type="gramStart"/>
+      <w:r>
+        <w:rPr>
+          <w:rFonts w:cstheme="minorHAnsi"/>
+          <w:sz w:val="24"/>
+          <w:szCs w:val="24"/>
+        </w:rPr>
+        <w:t>MOVE  ‘</w:t>
+      </w:r>
+      <w:proofErr w:type="gramEnd"/>
+      <w:r>
+        <w:rPr>
+          <w:rFonts w:cstheme="minorHAnsi"/>
+          <w:sz w:val="24"/>
+          <w:szCs w:val="24"/>
+        </w:rPr>
+        <w:t>Y’ TO WS-END-OF-ROWS</w:t>
       </w:r>
     </w:p>
     <w:p>
@@ -29232,12 +31724,10 @@
           <w:szCs w:val="24"/>
         </w:rPr>
         <w:tab/>
-        <w:t>SET CLAIM_AMOUNT = :DCL-CLAIM-AMOUNT</w:t>
-      </w:r>
-    </w:p>
-    <w:p>
-      <w:pPr>
-        <w:spacing w:after="0"/>
+        <w:t xml:space="preserve">SET CLAIM_AMOUNT </w:t>
+      </w:r>
+      <w:proofErr w:type="gramStart"/>
+      <w:r>
         <w:rPr>
           <w:rFonts w:cstheme="minorHAnsi"/>
           <w:b/>
@@ -29245,7 +31735,9 @@
           <w:sz w:val="24"/>
           <w:szCs w:val="24"/>
         </w:rPr>
-      </w:pPr>
+        <w:t>= :DCL</w:t>
+      </w:r>
+      <w:proofErr w:type="gramEnd"/>
       <w:r>
         <w:rPr>
           <w:rFonts w:cstheme="minorHAnsi"/>
@@ -29254,9 +31746,12 @@
           <w:sz w:val="24"/>
           <w:szCs w:val="24"/>
         </w:rPr>
-        <w:tab/>
-      </w:r>
-      <w:r>
+        <w:t>-CLAIM-AMOUNT</w:t>
+      </w:r>
+    </w:p>
+    <w:p>
+      <w:pPr>
+        <w:spacing w:after="0"/>
         <w:rPr>
           <w:rFonts w:cstheme="minorHAnsi"/>
           <w:b/>
@@ -29264,8 +31759,7 @@
           <w:sz w:val="24"/>
           <w:szCs w:val="24"/>
         </w:rPr>
-        <w:tab/>
-      </w:r>
+      </w:pPr>
       <w:r>
         <w:rPr>
           <w:rFonts w:cstheme="minorHAnsi"/>
@@ -29275,7 +31769,6 @@
           <w:szCs w:val="24"/>
         </w:rPr>
         <w:tab/>
-        <w:t>WHERE CURRENT OF CS</w:t>
       </w:r>
       <w:r>
         <w:rPr>
@@ -29285,7 +31778,7 @@
           <w:sz w:val="24"/>
           <w:szCs w:val="24"/>
         </w:rPr>
-        <w:t>R</w:t>
+        <w:tab/>
       </w:r>
       <w:r>
         <w:rPr>
@@ -29295,12 +31788,10 @@
           <w:sz w:val="24"/>
           <w:szCs w:val="24"/>
         </w:rPr>
-        <w:t>1</w:t>
-      </w:r>
-    </w:p>
-    <w:p>
-      <w:pPr>
-        <w:spacing w:after="0"/>
+        <w:tab/>
+        <w:t>WHERE CURRENT OF CS</w:t>
+      </w:r>
+      <w:r>
         <w:rPr>
           <w:rFonts w:cstheme="minorHAnsi"/>
           <w:b/>
@@ -29308,7 +31799,8 @@
           <w:sz w:val="24"/>
           <w:szCs w:val="24"/>
         </w:rPr>
-      </w:pPr>
+        <w:t>R</w:t>
+      </w:r>
       <w:r>
         <w:rPr>
           <w:rFonts w:cstheme="minorHAnsi"/>
@@ -29317,9 +31809,12 @@
           <w:sz w:val="24"/>
           <w:szCs w:val="24"/>
         </w:rPr>
-        <w:tab/>
-      </w:r>
-      <w:r>
+        <w:t>1</w:t>
+      </w:r>
+    </w:p>
+    <w:p>
+      <w:pPr>
+        <w:spacing w:after="0"/>
         <w:rPr>
           <w:rFonts w:cstheme="minorHAnsi"/>
           <w:b/>
@@ -29327,9 +31822,7 @@
           <w:sz w:val="24"/>
           <w:szCs w:val="24"/>
         </w:rPr>
-        <w:tab/>
-        <w:t>END-EXEC.</w:t>
-      </w:r>
+      </w:pPr>
       <w:r>
         <w:rPr>
           <w:rFonts w:cstheme="minorHAnsi"/>
@@ -29338,6 +31831,27 @@
           <w:sz w:val="24"/>
           <w:szCs w:val="24"/>
         </w:rPr>
+        <w:tab/>
+      </w:r>
+      <w:r>
+        <w:rPr>
+          <w:rFonts w:cstheme="minorHAnsi"/>
+          <w:b/>
+          <w:bCs/>
+          <w:sz w:val="24"/>
+          <w:szCs w:val="24"/>
+        </w:rPr>
+        <w:tab/>
+        <w:t>END-EXEC.</w:t>
+      </w:r>
+      <w:r>
+        <w:rPr>
+          <w:rFonts w:cstheme="minorHAnsi"/>
+          <w:b/>
+          <w:bCs/>
+          <w:sz w:val="24"/>
+          <w:szCs w:val="24"/>
+        </w:rPr>
         <w:t xml:space="preserve"> </w:t>
       </w:r>
     </w:p>
@@ -29670,42 +32184,70 @@
           <w:szCs w:val="24"/>
         </w:rPr>
         <w:tab/>
-        <w:t>DISPLAY ‘SQLCODE ‘ SQLCODE</w:t>
-      </w:r>
-    </w:p>
-    <w:p>
-      <w:pPr>
-        <w:spacing w:after="0"/>
-        <w:rPr>
-          <w:rFonts w:cstheme="minorHAnsi"/>
-          <w:sz w:val="24"/>
-          <w:szCs w:val="24"/>
-        </w:rPr>
-      </w:pPr>
-      <w:r>
-        <w:rPr>
-          <w:rFonts w:cstheme="minorHAnsi"/>
-          <w:sz w:val="24"/>
-          <w:szCs w:val="24"/>
-        </w:rPr>
-        <w:tab/>
-      </w:r>
-      <w:r>
-        <w:rPr>
-          <w:rFonts w:cstheme="minorHAnsi"/>
-          <w:sz w:val="24"/>
-          <w:szCs w:val="24"/>
-        </w:rPr>
-        <w:tab/>
-      </w:r>
-      <w:r>
-        <w:rPr>
-          <w:rFonts w:cstheme="minorHAnsi"/>
-          <w:sz w:val="24"/>
-          <w:szCs w:val="24"/>
-        </w:rPr>
-        <w:tab/>
-        <w:t>DISPLAY ‘RECORD IS ‘ DCL-CLAIM-NUMBER</w:t>
+        <w:t xml:space="preserve">DISPLAY ‘SQLCODE </w:t>
+      </w:r>
+      <w:proofErr w:type="gramStart"/>
+      <w:r>
+        <w:rPr>
+          <w:rFonts w:cstheme="minorHAnsi"/>
+          <w:sz w:val="24"/>
+          <w:szCs w:val="24"/>
+        </w:rPr>
+        <w:t>‘ SQLCODE</w:t>
+      </w:r>
+      <w:proofErr w:type="gramEnd"/>
+    </w:p>
+    <w:p>
+      <w:pPr>
+        <w:spacing w:after="0"/>
+        <w:rPr>
+          <w:rFonts w:cstheme="minorHAnsi"/>
+          <w:sz w:val="24"/>
+          <w:szCs w:val="24"/>
+        </w:rPr>
+      </w:pPr>
+      <w:r>
+        <w:rPr>
+          <w:rFonts w:cstheme="minorHAnsi"/>
+          <w:sz w:val="24"/>
+          <w:szCs w:val="24"/>
+        </w:rPr>
+        <w:tab/>
+      </w:r>
+      <w:r>
+        <w:rPr>
+          <w:rFonts w:cstheme="minorHAnsi"/>
+          <w:sz w:val="24"/>
+          <w:szCs w:val="24"/>
+        </w:rPr>
+        <w:tab/>
+      </w:r>
+      <w:r>
+        <w:rPr>
+          <w:rFonts w:cstheme="minorHAnsi"/>
+          <w:sz w:val="24"/>
+          <w:szCs w:val="24"/>
+        </w:rPr>
+        <w:tab/>
+        <w:t xml:space="preserve">DISPLAY ‘RECORD IS </w:t>
+      </w:r>
+      <w:proofErr w:type="gramStart"/>
+      <w:r>
+        <w:rPr>
+          <w:rFonts w:cstheme="minorHAnsi"/>
+          <w:sz w:val="24"/>
+          <w:szCs w:val="24"/>
+        </w:rPr>
+        <w:t>‘ DCL</w:t>
+      </w:r>
+      <w:proofErr w:type="gramEnd"/>
+      <w:r>
+        <w:rPr>
+          <w:rFonts w:cstheme="minorHAnsi"/>
+          <w:sz w:val="24"/>
+          <w:szCs w:val="24"/>
+        </w:rPr>
+        <w:t>-CLAIM-NUMBER</w:t>
       </w:r>
     </w:p>
     <w:p>
@@ -30506,81 +33048,101 @@
           <w:sz w:val="24"/>
           <w:szCs w:val="24"/>
         </w:rPr>
-        <w:t>Main-pgm</w:t>
-      </w:r>
-      <w:r>
-        <w:rPr>
-          <w:rFonts w:cstheme="minorHAnsi"/>
-          <w:sz w:val="24"/>
-          <w:szCs w:val="24"/>
-        </w:rPr>
-        <w:tab/>
-      </w:r>
-      <w:r>
-        <w:rPr>
-          <w:rFonts w:cstheme="minorHAnsi"/>
-          <w:sz w:val="24"/>
-          <w:szCs w:val="24"/>
-        </w:rPr>
-        <w:tab/>
-      </w:r>
-      <w:r>
-        <w:rPr>
-          <w:rFonts w:cstheme="minorHAnsi"/>
-          <w:sz w:val="24"/>
-          <w:szCs w:val="24"/>
-        </w:rPr>
-        <w:tab/>
-      </w:r>
-      <w:r>
-        <w:rPr>
-          <w:rFonts w:cstheme="minorHAnsi"/>
-          <w:sz w:val="24"/>
-          <w:szCs w:val="24"/>
-        </w:rPr>
-        <w:tab/>
-      </w:r>
-      <w:r>
-        <w:rPr>
-          <w:rFonts w:cstheme="minorHAnsi"/>
-          <w:sz w:val="24"/>
-          <w:szCs w:val="24"/>
-        </w:rPr>
-        <w:tab/>
-      </w:r>
-      <w:r>
-        <w:rPr>
-          <w:rFonts w:cstheme="minorHAnsi"/>
-          <w:sz w:val="24"/>
-          <w:szCs w:val="24"/>
-        </w:rPr>
-        <w:tab/>
-      </w:r>
-      <w:r>
-        <w:rPr>
-          <w:rFonts w:cstheme="minorHAnsi"/>
-          <w:sz w:val="24"/>
-          <w:szCs w:val="24"/>
-        </w:rPr>
-        <w:tab/>
-      </w:r>
-      <w:r>
-        <w:rPr>
-          <w:rFonts w:cstheme="minorHAnsi"/>
-          <w:sz w:val="24"/>
-          <w:szCs w:val="24"/>
-        </w:rPr>
-        <w:tab/>
-      </w:r>
-      <w:r>
-        <w:rPr>
-          <w:rFonts w:cstheme="minorHAnsi"/>
-          <w:sz w:val="24"/>
-          <w:szCs w:val="24"/>
-        </w:rPr>
-        <w:tab/>
-        <w:t>- Sub-pgm</w:t>
-      </w:r>
+        <w:t>Main-</w:t>
+      </w:r>
+      <w:proofErr w:type="spellStart"/>
+      <w:r>
+        <w:rPr>
+          <w:rFonts w:cstheme="minorHAnsi"/>
+          <w:sz w:val="24"/>
+          <w:szCs w:val="24"/>
+        </w:rPr>
+        <w:t>pgm</w:t>
+      </w:r>
+      <w:proofErr w:type="spellEnd"/>
+      <w:r>
+        <w:rPr>
+          <w:rFonts w:cstheme="minorHAnsi"/>
+          <w:sz w:val="24"/>
+          <w:szCs w:val="24"/>
+        </w:rPr>
+        <w:tab/>
+      </w:r>
+      <w:r>
+        <w:rPr>
+          <w:rFonts w:cstheme="minorHAnsi"/>
+          <w:sz w:val="24"/>
+          <w:szCs w:val="24"/>
+        </w:rPr>
+        <w:tab/>
+      </w:r>
+      <w:r>
+        <w:rPr>
+          <w:rFonts w:cstheme="minorHAnsi"/>
+          <w:sz w:val="24"/>
+          <w:szCs w:val="24"/>
+        </w:rPr>
+        <w:tab/>
+      </w:r>
+      <w:r>
+        <w:rPr>
+          <w:rFonts w:cstheme="minorHAnsi"/>
+          <w:sz w:val="24"/>
+          <w:szCs w:val="24"/>
+        </w:rPr>
+        <w:tab/>
+      </w:r>
+      <w:r>
+        <w:rPr>
+          <w:rFonts w:cstheme="minorHAnsi"/>
+          <w:sz w:val="24"/>
+          <w:szCs w:val="24"/>
+        </w:rPr>
+        <w:tab/>
+      </w:r>
+      <w:r>
+        <w:rPr>
+          <w:rFonts w:cstheme="minorHAnsi"/>
+          <w:sz w:val="24"/>
+          <w:szCs w:val="24"/>
+        </w:rPr>
+        <w:tab/>
+      </w:r>
+      <w:r>
+        <w:rPr>
+          <w:rFonts w:cstheme="minorHAnsi"/>
+          <w:sz w:val="24"/>
+          <w:szCs w:val="24"/>
+        </w:rPr>
+        <w:tab/>
+      </w:r>
+      <w:r>
+        <w:rPr>
+          <w:rFonts w:cstheme="minorHAnsi"/>
+          <w:sz w:val="24"/>
+          <w:szCs w:val="24"/>
+        </w:rPr>
+        <w:tab/>
+      </w:r>
+      <w:r>
+        <w:rPr>
+          <w:rFonts w:cstheme="minorHAnsi"/>
+          <w:sz w:val="24"/>
+          <w:szCs w:val="24"/>
+        </w:rPr>
+        <w:tab/>
+        <w:t>- Sub-</w:t>
+      </w:r>
+      <w:proofErr w:type="spellStart"/>
+      <w:r>
+        <w:rPr>
+          <w:rFonts w:cstheme="minorHAnsi"/>
+          <w:sz w:val="24"/>
+          <w:szCs w:val="24"/>
+        </w:rPr>
+        <w:t>pgm</w:t>
+      </w:r>
+      <w:proofErr w:type="spellEnd"/>
     </w:p>
     <w:p>
       <w:pPr>
@@ -30598,8 +33160,18 @@
           <w:sz w:val="24"/>
           <w:szCs w:val="24"/>
         </w:rPr>
-        <w:t>1. Fetch claim row -&gt; send to sub-pgm</w:t>
-      </w:r>
+        <w:t>1. Fetch claim row -&gt; send to sub-</w:t>
+      </w:r>
+      <w:proofErr w:type="spellStart"/>
+      <w:r>
+        <w:rPr>
+          <w:rFonts w:cstheme="minorHAnsi"/>
+          <w:sz w:val="24"/>
+          <w:szCs w:val="24"/>
+        </w:rPr>
+        <w:t>pgm</w:t>
+      </w:r>
+      <w:proofErr w:type="spellEnd"/>
       <w:r>
         <w:rPr>
           <w:rFonts w:cstheme="minorHAnsi"/>
@@ -30648,8 +33220,18 @@
           <w:szCs w:val="24"/>
         </w:rPr>
         <w:tab/>
-        <w:t>Return Cds</w:t>
-      </w:r>
+        <w:t xml:space="preserve">Return </w:t>
+      </w:r>
+      <w:proofErr w:type="spellStart"/>
+      <w:r>
+        <w:rPr>
+          <w:rFonts w:cstheme="minorHAnsi"/>
+          <w:sz w:val="24"/>
+          <w:szCs w:val="24"/>
+        </w:rPr>
+        <w:t>Cds</w:t>
+      </w:r>
+      <w:proofErr w:type="spellEnd"/>
     </w:p>
     <w:p>
       <w:pPr>
@@ -30950,7 +33532,43 @@
           <w:sz w:val="24"/>
           <w:szCs w:val="24"/>
         </w:rPr>
-        <w:t>. Claim sub_dt&lt;policy epiry dt 02</w:t>
+        <w:t xml:space="preserve">. Claim </w:t>
+      </w:r>
+      <w:proofErr w:type="spellStart"/>
+      <w:r>
+        <w:rPr>
+          <w:rFonts w:cstheme="minorHAnsi"/>
+          <w:sz w:val="24"/>
+          <w:szCs w:val="24"/>
+        </w:rPr>
+        <w:t>sub_dt</w:t>
+      </w:r>
+      <w:proofErr w:type="spellEnd"/>
+      <w:r>
+        <w:rPr>
+          <w:rFonts w:cstheme="minorHAnsi"/>
+          <w:sz w:val="24"/>
+          <w:szCs w:val="24"/>
+        </w:rPr>
+        <w:t xml:space="preserve">&lt;policy </w:t>
+      </w:r>
+      <w:proofErr w:type="spellStart"/>
+      <w:r>
+        <w:rPr>
+          <w:rFonts w:cstheme="minorHAnsi"/>
+          <w:sz w:val="24"/>
+          <w:szCs w:val="24"/>
+        </w:rPr>
+        <w:t>epiry</w:t>
+      </w:r>
+      <w:proofErr w:type="spellEnd"/>
+      <w:r>
+        <w:rPr>
+          <w:rFonts w:cstheme="minorHAnsi"/>
+          <w:sz w:val="24"/>
+          <w:szCs w:val="24"/>
+        </w:rPr>
+        <w:t xml:space="preserve"> dt 02</w:t>
       </w:r>
     </w:p>
     <w:p>
@@ -31026,8 +33644,18 @@
           <w:szCs w:val="24"/>
         </w:rPr>
         <w:tab/>
-        <w:t>2. Reply back to main-pgm</w:t>
-      </w:r>
+        <w:t>2. Reply back to main-</w:t>
+      </w:r>
+      <w:proofErr w:type="spellStart"/>
+      <w:r>
+        <w:rPr>
+          <w:rFonts w:cstheme="minorHAnsi"/>
+          <w:sz w:val="24"/>
+          <w:szCs w:val="24"/>
+        </w:rPr>
+        <w:t>pgm</w:t>
+      </w:r>
+      <w:proofErr w:type="spellEnd"/>
       <w:r>
         <w:rPr>
           <w:rFonts w:cstheme="minorHAnsi"/>
@@ -31054,8 +33682,18 @@
           <w:sz w:val="24"/>
           <w:szCs w:val="24"/>
         </w:rPr>
-        <w:t>2. To check the return cd of the sub-pgm</w:t>
-      </w:r>
+        <w:t>2. To check the return cd of the sub-</w:t>
+      </w:r>
+      <w:proofErr w:type="spellStart"/>
+      <w:r>
+        <w:rPr>
+          <w:rFonts w:cstheme="minorHAnsi"/>
+          <w:sz w:val="24"/>
+          <w:szCs w:val="24"/>
+        </w:rPr>
+        <w:t>pgm</w:t>
+      </w:r>
+      <w:proofErr w:type="spellEnd"/>
     </w:p>
     <w:p>
       <w:pPr>
@@ -32669,7 +35307,25 @@
           <w:sz w:val="24"/>
           <w:szCs w:val="24"/>
         </w:rPr>
-        <w:t>DECLARE C-NAME CURSOR  WITH HOLD FOR</w:t>
+        <w:t xml:space="preserve">DECLARE C-NAME </w:t>
+      </w:r>
+      <w:proofErr w:type="gramStart"/>
+      <w:r>
+        <w:rPr>
+          <w:rFonts w:cstheme="minorHAnsi"/>
+          <w:sz w:val="24"/>
+          <w:szCs w:val="24"/>
+        </w:rPr>
+        <w:t>CURSOR  WITH</w:t>
+      </w:r>
+      <w:proofErr w:type="gramEnd"/>
+      <w:r>
+        <w:rPr>
+          <w:rFonts w:cstheme="minorHAnsi"/>
+          <w:sz w:val="24"/>
+          <w:szCs w:val="24"/>
+        </w:rPr>
+        <w:t xml:space="preserve"> HOLD FOR</w:t>
       </w:r>
     </w:p>
     <w:p>
@@ -32707,7 +35363,61 @@
           <w:sz w:val="24"/>
           <w:szCs w:val="24"/>
         </w:rPr>
-        <w:t xml:space="preserve">                   CLAIM_NUMBER,CUST_NAME,CLAIM_AMOUNT,CLAIM_STATUS,</w:t>
+        <w:t xml:space="preserve">                   CLAIM_</w:t>
+      </w:r>
+      <w:proofErr w:type="gramStart"/>
+      <w:r>
+        <w:rPr>
+          <w:rFonts w:cstheme="minorHAnsi"/>
+          <w:sz w:val="24"/>
+          <w:szCs w:val="24"/>
+        </w:rPr>
+        <w:t>NUMBER,CUST</w:t>
+      </w:r>
+      <w:proofErr w:type="gramEnd"/>
+      <w:r>
+        <w:rPr>
+          <w:rFonts w:cstheme="minorHAnsi"/>
+          <w:sz w:val="24"/>
+          <w:szCs w:val="24"/>
+        </w:rPr>
+        <w:t>_</w:t>
+      </w:r>
+      <w:proofErr w:type="gramStart"/>
+      <w:r>
+        <w:rPr>
+          <w:rFonts w:cstheme="minorHAnsi"/>
+          <w:sz w:val="24"/>
+          <w:szCs w:val="24"/>
+        </w:rPr>
+        <w:t>NAME,CLAIM</w:t>
+      </w:r>
+      <w:proofErr w:type="gramEnd"/>
+      <w:r>
+        <w:rPr>
+          <w:rFonts w:cstheme="minorHAnsi"/>
+          <w:sz w:val="24"/>
+          <w:szCs w:val="24"/>
+        </w:rPr>
+        <w:t>_</w:t>
+      </w:r>
+      <w:proofErr w:type="gramStart"/>
+      <w:r>
+        <w:rPr>
+          <w:rFonts w:cstheme="minorHAnsi"/>
+          <w:sz w:val="24"/>
+          <w:szCs w:val="24"/>
+        </w:rPr>
+        <w:t>AMOUNT,CLAIM</w:t>
+      </w:r>
+      <w:proofErr w:type="gramEnd"/>
+      <w:r>
+        <w:rPr>
+          <w:rFonts w:cstheme="minorHAnsi"/>
+          <w:sz w:val="24"/>
+          <w:szCs w:val="24"/>
+        </w:rPr>
+        <w:t>_STATUS,</w:t>
       </w:r>
     </w:p>
     <w:p>
@@ -32726,7 +35436,43 @@
           <w:sz w:val="24"/>
           <w:szCs w:val="24"/>
         </w:rPr>
-        <w:t xml:space="preserve">                   CLAIM_TYPE,CLAIM_SUBMIT_DT,POLCY_NUMBER</w:t>
+        <w:t xml:space="preserve">                   CLAIM_</w:t>
+      </w:r>
+      <w:proofErr w:type="gramStart"/>
+      <w:r>
+        <w:rPr>
+          <w:rFonts w:cstheme="minorHAnsi"/>
+          <w:sz w:val="24"/>
+          <w:szCs w:val="24"/>
+        </w:rPr>
+        <w:t>TYPE,CLAIM</w:t>
+      </w:r>
+      <w:proofErr w:type="gramEnd"/>
+      <w:r>
+        <w:rPr>
+          <w:rFonts w:cstheme="minorHAnsi"/>
+          <w:sz w:val="24"/>
+          <w:szCs w:val="24"/>
+        </w:rPr>
+        <w:t>_SUBMIT_</w:t>
+      </w:r>
+      <w:proofErr w:type="gramStart"/>
+      <w:r>
+        <w:rPr>
+          <w:rFonts w:cstheme="minorHAnsi"/>
+          <w:sz w:val="24"/>
+          <w:szCs w:val="24"/>
+        </w:rPr>
+        <w:t>DT,POLCY</w:t>
+      </w:r>
+      <w:proofErr w:type="gramEnd"/>
+      <w:r>
+        <w:rPr>
+          <w:rFonts w:cstheme="minorHAnsi"/>
+          <w:sz w:val="24"/>
+          <w:szCs w:val="24"/>
+        </w:rPr>
+        <w:t>_NUMBER</w:t>
       </w:r>
     </w:p>
     <w:p>
@@ -32842,13 +35588,23 @@
         </w:rPr>
         <w:tab/>
       </w:r>
-      <w:r>
-        <w:rPr>
-          <w:rFonts w:cstheme="minorHAnsi"/>
-          <w:sz w:val="24"/>
-          <w:szCs w:val="24"/>
-        </w:rPr>
-        <w:t>PIC  S9(04) COMP.</w:t>
+      <w:proofErr w:type="gramStart"/>
+      <w:r>
+        <w:rPr>
+          <w:rFonts w:cstheme="minorHAnsi"/>
+          <w:sz w:val="24"/>
+          <w:szCs w:val="24"/>
+        </w:rPr>
+        <w:t>PIC  S</w:t>
+      </w:r>
+      <w:proofErr w:type="gramEnd"/>
+      <w:r>
+        <w:rPr>
+          <w:rFonts w:cstheme="minorHAnsi"/>
+          <w:sz w:val="24"/>
+          <w:szCs w:val="24"/>
+        </w:rPr>
+        <w:t>9(04) COMP.</w:t>
       </w:r>
     </w:p>
     <w:p>
@@ -32912,13 +35668,23 @@
         </w:rPr>
         <w:tab/>
       </w:r>
-      <w:r>
-        <w:rPr>
-          <w:rFonts w:cstheme="minorHAnsi"/>
-          <w:sz w:val="24"/>
-          <w:szCs w:val="24"/>
-        </w:rPr>
-        <w:t>PIC  X(08) VALUE 'ABENDPGM'.</w:t>
+      <w:proofErr w:type="gramStart"/>
+      <w:r>
+        <w:rPr>
+          <w:rFonts w:cstheme="minorHAnsi"/>
+          <w:sz w:val="24"/>
+          <w:szCs w:val="24"/>
+        </w:rPr>
+        <w:t>PIC  X</w:t>
+      </w:r>
+      <w:proofErr w:type="gramEnd"/>
+      <w:r>
+        <w:rPr>
+          <w:rFonts w:cstheme="minorHAnsi"/>
+          <w:sz w:val="24"/>
+          <w:szCs w:val="24"/>
+        </w:rPr>
+        <w:t>(08) VALUE 'ABENDPGM'.</w:t>
       </w:r>
     </w:p>
     <w:p>
@@ -32966,13 +35732,23 @@
         </w:rPr>
         <w:tab/>
       </w:r>
-      <w:r>
-        <w:rPr>
-          <w:rFonts w:cstheme="minorHAnsi"/>
-          <w:sz w:val="24"/>
-          <w:szCs w:val="24"/>
-        </w:rPr>
-        <w:t>PIC  X(05) VALUE SPACE.</w:t>
+      <w:proofErr w:type="gramStart"/>
+      <w:r>
+        <w:rPr>
+          <w:rFonts w:cstheme="minorHAnsi"/>
+          <w:sz w:val="24"/>
+          <w:szCs w:val="24"/>
+        </w:rPr>
+        <w:t>PIC  X</w:t>
+      </w:r>
+      <w:proofErr w:type="gramEnd"/>
+      <w:r>
+        <w:rPr>
+          <w:rFonts w:cstheme="minorHAnsi"/>
+          <w:sz w:val="24"/>
+          <w:szCs w:val="24"/>
+        </w:rPr>
+        <w:t>(05) VALUE SPACE.</w:t>
       </w:r>
     </w:p>
     <w:p>
@@ -33001,13 +35777,23 @@
         </w:rPr>
         <w:tab/>
       </w:r>
-      <w:r>
-        <w:rPr>
-          <w:rFonts w:cstheme="minorHAnsi"/>
-          <w:sz w:val="24"/>
-          <w:szCs w:val="24"/>
-        </w:rPr>
-        <w:t>PIC  X(05) VALUE SPACE.</w:t>
+      <w:proofErr w:type="gramStart"/>
+      <w:r>
+        <w:rPr>
+          <w:rFonts w:cstheme="minorHAnsi"/>
+          <w:sz w:val="24"/>
+          <w:szCs w:val="24"/>
+        </w:rPr>
+        <w:t>PIC  X</w:t>
+      </w:r>
+      <w:proofErr w:type="gramEnd"/>
+      <w:r>
+        <w:rPr>
+          <w:rFonts w:cstheme="minorHAnsi"/>
+          <w:sz w:val="24"/>
+          <w:szCs w:val="24"/>
+        </w:rPr>
+        <w:t>(05) VALUE SPACE.</w:t>
       </w:r>
     </w:p>
     <w:p>
@@ -33071,13 +35857,41 @@
         </w:rPr>
         <w:tab/>
       </w:r>
-      <w:r>
-        <w:rPr>
-          <w:rFonts w:cstheme="minorHAnsi"/>
-          <w:sz w:val="24"/>
-          <w:szCs w:val="24"/>
-        </w:rPr>
-        <w:t>PIC  X(10)  VALUE SPACE.</w:t>
+      <w:proofErr w:type="gramStart"/>
+      <w:r>
+        <w:rPr>
+          <w:rFonts w:cstheme="minorHAnsi"/>
+          <w:sz w:val="24"/>
+          <w:szCs w:val="24"/>
+        </w:rPr>
+        <w:t>PIC  X</w:t>
+      </w:r>
+      <w:proofErr w:type="gramEnd"/>
+      <w:r>
+        <w:rPr>
+          <w:rFonts w:cstheme="minorHAnsi"/>
+          <w:sz w:val="24"/>
+          <w:szCs w:val="24"/>
+        </w:rPr>
+        <w:t>(10</w:t>
+      </w:r>
+      <w:proofErr w:type="gramStart"/>
+      <w:r>
+        <w:rPr>
+          <w:rFonts w:cstheme="minorHAnsi"/>
+          <w:sz w:val="24"/>
+          <w:szCs w:val="24"/>
+        </w:rPr>
+        <w:t>)  VALUE</w:t>
+      </w:r>
+      <w:proofErr w:type="gramEnd"/>
+      <w:r>
+        <w:rPr>
+          <w:rFonts w:cstheme="minorHAnsi"/>
+          <w:sz w:val="24"/>
+          <w:szCs w:val="24"/>
+        </w:rPr>
+        <w:t xml:space="preserve"> SPACE.</w:t>
       </w:r>
     </w:p>
     <w:p>
@@ -33106,13 +35920,23 @@
         </w:rPr>
         <w:tab/>
       </w:r>
-      <w:r>
-        <w:rPr>
-          <w:rFonts w:cstheme="minorHAnsi"/>
-          <w:sz w:val="24"/>
-          <w:szCs w:val="24"/>
-        </w:rPr>
-        <w:t>PIC  X(02) VALUE SPACE.</w:t>
+      <w:proofErr w:type="gramStart"/>
+      <w:r>
+        <w:rPr>
+          <w:rFonts w:cstheme="minorHAnsi"/>
+          <w:sz w:val="24"/>
+          <w:szCs w:val="24"/>
+        </w:rPr>
+        <w:t>PIC  X</w:t>
+      </w:r>
+      <w:proofErr w:type="gramEnd"/>
+      <w:r>
+        <w:rPr>
+          <w:rFonts w:cstheme="minorHAnsi"/>
+          <w:sz w:val="24"/>
+          <w:szCs w:val="24"/>
+        </w:rPr>
+        <w:t>(02) VALUE SPACE.</w:t>
       </w:r>
     </w:p>
     <w:p>
@@ -33131,23 +35955,41 @@
           <w:sz w:val="24"/>
           <w:szCs w:val="24"/>
         </w:rPr>
-        <w:t xml:space="preserve">          03 REJECT-ERR-MSG  </w:t>
-      </w:r>
-      <w:r>
-        <w:rPr>
-          <w:rFonts w:cstheme="minorHAnsi"/>
-          <w:sz w:val="24"/>
-          <w:szCs w:val="24"/>
-        </w:rPr>
-        <w:tab/>
-      </w:r>
-      <w:r>
-        <w:rPr>
-          <w:rFonts w:cstheme="minorHAnsi"/>
-          <w:sz w:val="24"/>
-          <w:szCs w:val="24"/>
-        </w:rPr>
-        <w:t>PIC  X(30) VALUE SPACE.</w:t>
+        <w:t xml:space="preserve">          03 REJECT-ERR-</w:t>
+      </w:r>
+      <w:proofErr w:type="gramStart"/>
+      <w:r>
+        <w:rPr>
+          <w:rFonts w:cstheme="minorHAnsi"/>
+          <w:sz w:val="24"/>
+          <w:szCs w:val="24"/>
+        </w:rPr>
+        <w:t xml:space="preserve">MSG  </w:t>
+      </w:r>
+      <w:r>
+        <w:rPr>
+          <w:rFonts w:cstheme="minorHAnsi"/>
+          <w:sz w:val="24"/>
+          <w:szCs w:val="24"/>
+        </w:rPr>
+        <w:tab/>
+      </w:r>
+      <w:r>
+        <w:rPr>
+          <w:rFonts w:cstheme="minorHAnsi"/>
+          <w:sz w:val="24"/>
+          <w:szCs w:val="24"/>
+        </w:rPr>
+        <w:t>PIC  X</w:t>
+      </w:r>
+      <w:proofErr w:type="gramEnd"/>
+      <w:r>
+        <w:rPr>
+          <w:rFonts w:cstheme="minorHAnsi"/>
+          <w:sz w:val="24"/>
+          <w:szCs w:val="24"/>
+        </w:rPr>
+        <w:t>(30) VALUE SPACE.</w:t>
       </w:r>
     </w:p>
     <w:p>
@@ -33579,7 +36421,25 @@
           <w:sz w:val="24"/>
           <w:szCs w:val="24"/>
         </w:rPr>
-        <w:t xml:space="preserve">                 :DCL-CLAIM-NUMBER,</w:t>
+        <w:t xml:space="preserve">                 </w:t>
+      </w:r>
+      <w:proofErr w:type="gramStart"/>
+      <w:r>
+        <w:rPr>
+          <w:rFonts w:cstheme="minorHAnsi"/>
+          <w:sz w:val="24"/>
+          <w:szCs w:val="24"/>
+        </w:rPr>
+        <w:t>:DCL</w:t>
+      </w:r>
+      <w:proofErr w:type="gramEnd"/>
+      <w:r>
+        <w:rPr>
+          <w:rFonts w:cstheme="minorHAnsi"/>
+          <w:sz w:val="24"/>
+          <w:szCs w:val="24"/>
+        </w:rPr>
+        <w:t>-CLAIM-NUMBER,</w:t>
       </w:r>
     </w:p>
     <w:p>
@@ -33598,7 +36458,25 @@
           <w:sz w:val="24"/>
           <w:szCs w:val="24"/>
         </w:rPr>
-        <w:t xml:space="preserve">                 :DCL-CUST-NAME,</w:t>
+        <w:t xml:space="preserve">                 </w:t>
+      </w:r>
+      <w:proofErr w:type="gramStart"/>
+      <w:r>
+        <w:rPr>
+          <w:rFonts w:cstheme="minorHAnsi"/>
+          <w:sz w:val="24"/>
+          <w:szCs w:val="24"/>
+        </w:rPr>
+        <w:t>:DCL</w:t>
+      </w:r>
+      <w:proofErr w:type="gramEnd"/>
+      <w:r>
+        <w:rPr>
+          <w:rFonts w:cstheme="minorHAnsi"/>
+          <w:sz w:val="24"/>
+          <w:szCs w:val="24"/>
+        </w:rPr>
+        <w:t>-CUST-NAME,</w:t>
       </w:r>
     </w:p>
     <w:p>
@@ -33618,7 +36496,25 @@
           <w:szCs w:val="24"/>
         </w:rPr>
         <w:lastRenderedPageBreak/>
-        <w:t xml:space="preserve">                 :DCL-CLAIM-AMOUNT,</w:t>
+        <w:t xml:space="preserve">                 </w:t>
+      </w:r>
+      <w:proofErr w:type="gramStart"/>
+      <w:r>
+        <w:rPr>
+          <w:rFonts w:cstheme="minorHAnsi"/>
+          <w:sz w:val="24"/>
+          <w:szCs w:val="24"/>
+        </w:rPr>
+        <w:t>:DCL</w:t>
+      </w:r>
+      <w:proofErr w:type="gramEnd"/>
+      <w:r>
+        <w:rPr>
+          <w:rFonts w:cstheme="minorHAnsi"/>
+          <w:sz w:val="24"/>
+          <w:szCs w:val="24"/>
+        </w:rPr>
+        <w:t>-CLAIM-AMOUNT,</w:t>
       </w:r>
     </w:p>
     <w:p>
@@ -33637,7 +36533,25 @@
           <w:sz w:val="24"/>
           <w:szCs w:val="24"/>
         </w:rPr>
-        <w:t xml:space="preserve">                 :DCL-CLAIM-STATUS,</w:t>
+        <w:t xml:space="preserve">                 </w:t>
+      </w:r>
+      <w:proofErr w:type="gramStart"/>
+      <w:r>
+        <w:rPr>
+          <w:rFonts w:cstheme="minorHAnsi"/>
+          <w:sz w:val="24"/>
+          <w:szCs w:val="24"/>
+        </w:rPr>
+        <w:t>:DCL</w:t>
+      </w:r>
+      <w:proofErr w:type="gramEnd"/>
+      <w:r>
+        <w:rPr>
+          <w:rFonts w:cstheme="minorHAnsi"/>
+          <w:sz w:val="24"/>
+          <w:szCs w:val="24"/>
+        </w:rPr>
+        <w:t>-CLAIM-STATUS,</w:t>
       </w:r>
     </w:p>
     <w:p>
@@ -33656,7 +36570,25 @@
           <w:sz w:val="24"/>
           <w:szCs w:val="24"/>
         </w:rPr>
-        <w:t xml:space="preserve">                 :DCL-CLAIM-TYPE:WS-NULL-IND,</w:t>
+        <w:t xml:space="preserve">                 </w:t>
+      </w:r>
+      <w:proofErr w:type="gramStart"/>
+      <w:r>
+        <w:rPr>
+          <w:rFonts w:cstheme="minorHAnsi"/>
+          <w:sz w:val="24"/>
+          <w:szCs w:val="24"/>
+        </w:rPr>
+        <w:t>:DCL</w:t>
+      </w:r>
+      <w:proofErr w:type="gramEnd"/>
+      <w:r>
+        <w:rPr>
+          <w:rFonts w:cstheme="minorHAnsi"/>
+          <w:sz w:val="24"/>
+          <w:szCs w:val="24"/>
+        </w:rPr>
+        <w:t>-CLAIM-TYPE:WS-NULL-IND,</w:t>
       </w:r>
     </w:p>
     <w:p>
@@ -33675,7 +36607,25 @@
           <w:sz w:val="24"/>
           <w:szCs w:val="24"/>
         </w:rPr>
-        <w:t xml:space="preserve">                 :DCL-CLAIM-SUBMIT-DT,</w:t>
+        <w:t xml:space="preserve">                 </w:t>
+      </w:r>
+      <w:proofErr w:type="gramStart"/>
+      <w:r>
+        <w:rPr>
+          <w:rFonts w:cstheme="minorHAnsi"/>
+          <w:sz w:val="24"/>
+          <w:szCs w:val="24"/>
+        </w:rPr>
+        <w:t>:DCL</w:t>
+      </w:r>
+      <w:proofErr w:type="gramEnd"/>
+      <w:r>
+        <w:rPr>
+          <w:rFonts w:cstheme="minorHAnsi"/>
+          <w:sz w:val="24"/>
+          <w:szCs w:val="24"/>
+        </w:rPr>
+        <w:t>-CLAIM-SUBMIT-DT,</w:t>
       </w:r>
     </w:p>
     <w:p>
@@ -33694,7 +36644,25 @@
           <w:sz w:val="24"/>
           <w:szCs w:val="24"/>
         </w:rPr>
-        <w:t xml:space="preserve">                 :DCL-POLCY-NUMBER</w:t>
+        <w:t xml:space="preserve">                 </w:t>
+      </w:r>
+      <w:proofErr w:type="gramStart"/>
+      <w:r>
+        <w:rPr>
+          <w:rFonts w:cstheme="minorHAnsi"/>
+          <w:sz w:val="24"/>
+          <w:szCs w:val="24"/>
+        </w:rPr>
+        <w:t>:DCL</w:t>
+      </w:r>
+      <w:proofErr w:type="gramEnd"/>
+      <w:r>
+        <w:rPr>
+          <w:rFonts w:cstheme="minorHAnsi"/>
+          <w:sz w:val="24"/>
+          <w:szCs w:val="24"/>
+        </w:rPr>
+        <w:t>-POLCY-NUMBER</w:t>
       </w:r>
     </w:p>
     <w:p>
@@ -34103,13 +37071,23 @@
         </w:rPr>
         <w:tab/>
       </w:r>
-      <w:r>
-        <w:rPr>
-          <w:rFonts w:cstheme="minorHAnsi"/>
-          <w:sz w:val="24"/>
-          <w:szCs w:val="24"/>
-        </w:rPr>
-        <w:t>TO  POLICY-NUMBER</w:t>
+      <w:proofErr w:type="gramStart"/>
+      <w:r>
+        <w:rPr>
+          <w:rFonts w:cstheme="minorHAnsi"/>
+          <w:sz w:val="24"/>
+          <w:szCs w:val="24"/>
+        </w:rPr>
+        <w:t>TO  POLICY</w:t>
+      </w:r>
+      <w:proofErr w:type="gramEnd"/>
+      <w:r>
+        <w:rPr>
+          <w:rFonts w:cstheme="minorHAnsi"/>
+          <w:sz w:val="24"/>
+          <w:szCs w:val="24"/>
+        </w:rPr>
+        <w:t>-NUMBER</w:t>
       </w:r>
     </w:p>
     <w:p>
@@ -34138,13 +37116,23 @@
         </w:rPr>
         <w:tab/>
       </w:r>
-      <w:r>
-        <w:rPr>
-          <w:rFonts w:cstheme="minorHAnsi"/>
-          <w:sz w:val="24"/>
-          <w:szCs w:val="24"/>
-        </w:rPr>
-        <w:t>TO  CLAIM-NUMBER</w:t>
+      <w:proofErr w:type="gramStart"/>
+      <w:r>
+        <w:rPr>
+          <w:rFonts w:cstheme="minorHAnsi"/>
+          <w:sz w:val="24"/>
+          <w:szCs w:val="24"/>
+        </w:rPr>
+        <w:t>TO  CLAIM</w:t>
+      </w:r>
+      <w:proofErr w:type="gramEnd"/>
+      <w:r>
+        <w:rPr>
+          <w:rFonts w:cstheme="minorHAnsi"/>
+          <w:sz w:val="24"/>
+          <w:szCs w:val="24"/>
+        </w:rPr>
+        <w:t>-NUMBER</w:t>
       </w:r>
     </w:p>
     <w:p>
@@ -34163,7 +37151,25 @@
           <w:sz w:val="24"/>
           <w:szCs w:val="24"/>
         </w:rPr>
-        <w:t xml:space="preserve">           MOVE DCL-CLAIM-AMOUNT     TO  CLAIM-AMOUNT</w:t>
+        <w:t xml:space="preserve">           MOVE DCL-CLAIM-AMOUNT     </w:t>
+      </w:r>
+      <w:proofErr w:type="gramStart"/>
+      <w:r>
+        <w:rPr>
+          <w:rFonts w:cstheme="minorHAnsi"/>
+          <w:sz w:val="24"/>
+          <w:szCs w:val="24"/>
+        </w:rPr>
+        <w:t>TO  CLAIM</w:t>
+      </w:r>
+      <w:proofErr w:type="gramEnd"/>
+      <w:r>
+        <w:rPr>
+          <w:rFonts w:cstheme="minorHAnsi"/>
+          <w:sz w:val="24"/>
+          <w:szCs w:val="24"/>
+        </w:rPr>
+        <w:t>-AMOUNT</w:t>
       </w:r>
     </w:p>
     <w:p>
@@ -34192,13 +37198,23 @@
         </w:rPr>
         <w:tab/>
       </w:r>
-      <w:r>
-        <w:rPr>
-          <w:rFonts w:cstheme="minorHAnsi"/>
-          <w:sz w:val="24"/>
-          <w:szCs w:val="24"/>
-        </w:rPr>
-        <w:t>TO  CLAIM-SUBMIT-DT</w:t>
+      <w:proofErr w:type="gramStart"/>
+      <w:r>
+        <w:rPr>
+          <w:rFonts w:cstheme="minorHAnsi"/>
+          <w:sz w:val="24"/>
+          <w:szCs w:val="24"/>
+        </w:rPr>
+        <w:t>TO  CLAIM</w:t>
+      </w:r>
+      <w:proofErr w:type="gramEnd"/>
+      <w:r>
+        <w:rPr>
+          <w:rFonts w:cstheme="minorHAnsi"/>
+          <w:sz w:val="24"/>
+          <w:szCs w:val="24"/>
+        </w:rPr>
+        <w:t>-SUBMIT-DT</w:t>
       </w:r>
     </w:p>
     <w:p>
@@ -34235,13 +37251,23 @@
         </w:rPr>
         <w:tab/>
       </w:r>
-      <w:r>
-        <w:rPr>
-          <w:rFonts w:cstheme="minorHAnsi"/>
-          <w:sz w:val="24"/>
-          <w:szCs w:val="24"/>
-        </w:rPr>
-        <w:t>TO  SUB-RTN-CODE</w:t>
+      <w:proofErr w:type="gramStart"/>
+      <w:r>
+        <w:rPr>
+          <w:rFonts w:cstheme="minorHAnsi"/>
+          <w:sz w:val="24"/>
+          <w:szCs w:val="24"/>
+        </w:rPr>
+        <w:t>TO  SUB</w:t>
+      </w:r>
+      <w:proofErr w:type="gramEnd"/>
+      <w:r>
+        <w:rPr>
+          <w:rFonts w:cstheme="minorHAnsi"/>
+          <w:sz w:val="24"/>
+          <w:szCs w:val="24"/>
+        </w:rPr>
+        <w:t>-RTN-CODE</w:t>
       </w:r>
     </w:p>
     <w:p>
@@ -34278,13 +37304,23 @@
         </w:rPr>
         <w:tab/>
       </w:r>
-      <w:r>
-        <w:rPr>
-          <w:rFonts w:cstheme="minorHAnsi"/>
-          <w:sz w:val="24"/>
-          <w:szCs w:val="24"/>
-        </w:rPr>
-        <w:t>TO  REJECT-ERR-MSG.</w:t>
+      <w:proofErr w:type="gramStart"/>
+      <w:r>
+        <w:rPr>
+          <w:rFonts w:cstheme="minorHAnsi"/>
+          <w:sz w:val="24"/>
+          <w:szCs w:val="24"/>
+        </w:rPr>
+        <w:t>TO  REJECT</w:t>
+      </w:r>
+      <w:proofErr w:type="gramEnd"/>
+      <w:r>
+        <w:rPr>
+          <w:rFonts w:cstheme="minorHAnsi"/>
+          <w:sz w:val="24"/>
+          <w:szCs w:val="24"/>
+        </w:rPr>
+        <w:t>-ERR-MSG.</w:t>
       </w:r>
     </w:p>
     <w:p>
@@ -34722,7 +37758,25 @@
           <w:sz w:val="24"/>
           <w:szCs w:val="24"/>
         </w:rPr>
-        <w:t xml:space="preserve">                  SET CLAIM_STATUS = :DCL-CLAIM-STATUS</w:t>
+        <w:t xml:space="preserve">                  SET CLAIM_STATUS </w:t>
+      </w:r>
+      <w:proofErr w:type="gramStart"/>
+      <w:r>
+        <w:rPr>
+          <w:rFonts w:cstheme="minorHAnsi"/>
+          <w:sz w:val="24"/>
+          <w:szCs w:val="24"/>
+        </w:rPr>
+        <w:t>= :DCL</w:t>
+      </w:r>
+      <w:proofErr w:type="gramEnd"/>
+      <w:r>
+        <w:rPr>
+          <w:rFonts w:cstheme="minorHAnsi"/>
+          <w:sz w:val="24"/>
+          <w:szCs w:val="24"/>
+        </w:rPr>
+        <w:t>-CLAIM-STATUS</w:t>
       </w:r>
     </w:p>
     <w:p>
@@ -35402,26 +38456,62 @@
           <w:sz w:val="24"/>
           <w:szCs w:val="24"/>
         </w:rPr>
-        <w:t xml:space="preserve">          03 POLICY-NUMBER   PIC  X(05) VALUE SPACE.</w:t>
-      </w:r>
-    </w:p>
-    <w:p>
-      <w:pPr>
-        <w:pStyle w:val="ListParagraph"/>
-        <w:spacing w:after="0"/>
-        <w:rPr>
-          <w:rFonts w:cstheme="minorHAnsi"/>
-          <w:sz w:val="24"/>
-          <w:szCs w:val="24"/>
-        </w:rPr>
-      </w:pPr>
-      <w:r>
-        <w:rPr>
-          <w:rFonts w:cstheme="minorHAnsi"/>
-          <w:sz w:val="24"/>
-          <w:szCs w:val="24"/>
-        </w:rPr>
-        <w:t xml:space="preserve">          03 CLAIM-NUMBER    PIC  X(05) VALUE SPACE.</w:t>
+        <w:t xml:space="preserve">          03 POLICY-NUMBER   </w:t>
+      </w:r>
+      <w:proofErr w:type="gramStart"/>
+      <w:r>
+        <w:rPr>
+          <w:rFonts w:cstheme="minorHAnsi"/>
+          <w:sz w:val="24"/>
+          <w:szCs w:val="24"/>
+        </w:rPr>
+        <w:t>PIC  X</w:t>
+      </w:r>
+      <w:proofErr w:type="gramEnd"/>
+      <w:r>
+        <w:rPr>
+          <w:rFonts w:cstheme="minorHAnsi"/>
+          <w:sz w:val="24"/>
+          <w:szCs w:val="24"/>
+        </w:rPr>
+        <w:t>(05) VALUE SPACE.</w:t>
+      </w:r>
+    </w:p>
+    <w:p>
+      <w:pPr>
+        <w:pStyle w:val="ListParagraph"/>
+        <w:spacing w:after="0"/>
+        <w:rPr>
+          <w:rFonts w:cstheme="minorHAnsi"/>
+          <w:sz w:val="24"/>
+          <w:szCs w:val="24"/>
+        </w:rPr>
+      </w:pPr>
+      <w:r>
+        <w:rPr>
+          <w:rFonts w:cstheme="minorHAnsi"/>
+          <w:sz w:val="24"/>
+          <w:szCs w:val="24"/>
+        </w:rPr>
+        <w:t xml:space="preserve">          03 CLAIM-NUMBER    </w:t>
+      </w:r>
+      <w:proofErr w:type="gramStart"/>
+      <w:r>
+        <w:rPr>
+          <w:rFonts w:cstheme="minorHAnsi"/>
+          <w:sz w:val="24"/>
+          <w:szCs w:val="24"/>
+        </w:rPr>
+        <w:t>PIC  X</w:t>
+      </w:r>
+      <w:proofErr w:type="gramEnd"/>
+      <w:r>
+        <w:rPr>
+          <w:rFonts w:cstheme="minorHAnsi"/>
+          <w:sz w:val="24"/>
+          <w:szCs w:val="24"/>
+        </w:rPr>
+        <w:t>(05) VALUE SPACE.</w:t>
       </w:r>
     </w:p>
     <w:p>
@@ -35459,45 +38549,135 @@
           <w:sz w:val="24"/>
           <w:szCs w:val="24"/>
         </w:rPr>
-        <w:t xml:space="preserve">          03 CLAIM-SUBMIT-DT PIC  X(10)  VALUE SPACE.</w:t>
-      </w:r>
-    </w:p>
-    <w:p>
-      <w:pPr>
-        <w:pStyle w:val="ListParagraph"/>
-        <w:spacing w:after="0"/>
-        <w:rPr>
-          <w:rFonts w:cstheme="minorHAnsi"/>
-          <w:sz w:val="24"/>
-          <w:szCs w:val="24"/>
-        </w:rPr>
-      </w:pPr>
-      <w:r>
-        <w:rPr>
-          <w:rFonts w:cstheme="minorHAnsi"/>
-          <w:sz w:val="24"/>
-          <w:szCs w:val="24"/>
-        </w:rPr>
-        <w:t xml:space="preserve">          03 SUB-RTN-CODE    PIC  X(02) VALUE SPACE.</w:t>
-      </w:r>
-    </w:p>
-    <w:p>
-      <w:pPr>
-        <w:pStyle w:val="ListParagraph"/>
-        <w:spacing w:after="0"/>
-        <w:rPr>
-          <w:rFonts w:cstheme="minorHAnsi"/>
-          <w:sz w:val="24"/>
-          <w:szCs w:val="24"/>
-        </w:rPr>
-      </w:pPr>
-      <w:r>
-        <w:rPr>
-          <w:rFonts w:cstheme="minorHAnsi"/>
-          <w:sz w:val="24"/>
-          <w:szCs w:val="24"/>
-        </w:rPr>
-        <w:t xml:space="preserve">          03 REJECT-ERR-MSG  PIC  X(30) VALUE SPACE.</w:t>
+        <w:t xml:space="preserve">          03 CLAIM-SUBMIT-DT </w:t>
+      </w:r>
+      <w:proofErr w:type="gramStart"/>
+      <w:r>
+        <w:rPr>
+          <w:rFonts w:cstheme="minorHAnsi"/>
+          <w:sz w:val="24"/>
+          <w:szCs w:val="24"/>
+        </w:rPr>
+        <w:t>PIC  X</w:t>
+      </w:r>
+      <w:proofErr w:type="gramEnd"/>
+      <w:r>
+        <w:rPr>
+          <w:rFonts w:cstheme="minorHAnsi"/>
+          <w:sz w:val="24"/>
+          <w:szCs w:val="24"/>
+        </w:rPr>
+        <w:t>(10</w:t>
+      </w:r>
+      <w:proofErr w:type="gramStart"/>
+      <w:r>
+        <w:rPr>
+          <w:rFonts w:cstheme="minorHAnsi"/>
+          <w:sz w:val="24"/>
+          <w:szCs w:val="24"/>
+        </w:rPr>
+        <w:t>)  VALUE</w:t>
+      </w:r>
+      <w:proofErr w:type="gramEnd"/>
+      <w:r>
+        <w:rPr>
+          <w:rFonts w:cstheme="minorHAnsi"/>
+          <w:sz w:val="24"/>
+          <w:szCs w:val="24"/>
+        </w:rPr>
+        <w:t xml:space="preserve"> SPACE.</w:t>
+      </w:r>
+    </w:p>
+    <w:p>
+      <w:pPr>
+        <w:pStyle w:val="ListParagraph"/>
+        <w:spacing w:after="0"/>
+        <w:rPr>
+          <w:rFonts w:cstheme="minorHAnsi"/>
+          <w:sz w:val="24"/>
+          <w:szCs w:val="24"/>
+        </w:rPr>
+      </w:pPr>
+      <w:r>
+        <w:rPr>
+          <w:rFonts w:cstheme="minorHAnsi"/>
+          <w:sz w:val="24"/>
+          <w:szCs w:val="24"/>
+        </w:rPr>
+        <w:t xml:space="preserve">          03 SUB-RTN-CODE    </w:t>
+      </w:r>
+      <w:proofErr w:type="gramStart"/>
+      <w:r>
+        <w:rPr>
+          <w:rFonts w:cstheme="minorHAnsi"/>
+          <w:sz w:val="24"/>
+          <w:szCs w:val="24"/>
+        </w:rPr>
+        <w:t>PIC  X</w:t>
+      </w:r>
+      <w:proofErr w:type="gramEnd"/>
+      <w:r>
+        <w:rPr>
+          <w:rFonts w:cstheme="minorHAnsi"/>
+          <w:sz w:val="24"/>
+          <w:szCs w:val="24"/>
+        </w:rPr>
+        <w:t>(02) VALUE SPACE.</w:t>
+      </w:r>
+    </w:p>
+    <w:p>
+      <w:pPr>
+        <w:pStyle w:val="ListParagraph"/>
+        <w:spacing w:after="0"/>
+        <w:rPr>
+          <w:rFonts w:cstheme="minorHAnsi"/>
+          <w:sz w:val="24"/>
+          <w:szCs w:val="24"/>
+        </w:rPr>
+      </w:pPr>
+      <w:r>
+        <w:rPr>
+          <w:rFonts w:cstheme="minorHAnsi"/>
+          <w:sz w:val="24"/>
+          <w:szCs w:val="24"/>
+        </w:rPr>
+        <w:t xml:space="preserve">          03 REJECT-ERR-</w:t>
+      </w:r>
+      <w:proofErr w:type="gramStart"/>
+      <w:r>
+        <w:rPr>
+          <w:rFonts w:cstheme="minorHAnsi"/>
+          <w:sz w:val="24"/>
+          <w:szCs w:val="24"/>
+        </w:rPr>
+        <w:t>MSG  PIC</w:t>
+      </w:r>
+      <w:proofErr w:type="gramEnd"/>
+      <w:r>
+        <w:rPr>
+          <w:rFonts w:cstheme="minorHAnsi"/>
+          <w:sz w:val="24"/>
+          <w:szCs w:val="24"/>
+        </w:rPr>
+        <w:t xml:space="preserve">  </w:t>
+      </w:r>
+      <w:proofErr w:type="gramStart"/>
+      <w:r>
+        <w:rPr>
+          <w:rFonts w:cstheme="minorHAnsi"/>
+          <w:sz w:val="24"/>
+          <w:szCs w:val="24"/>
+        </w:rPr>
+        <w:t>X(</w:t>
+      </w:r>
+      <w:proofErr w:type="gramEnd"/>
+      <w:r>
+        <w:rPr>
+          <w:rFonts w:cstheme="minorHAnsi"/>
+          <w:sz w:val="24"/>
+          <w:szCs w:val="24"/>
+        </w:rPr>
+        <w:t>30) VALUE SPACE.</w:t>
       </w:r>
     </w:p>
     <w:p>
@@ -35652,8 +38832,36 @@
           <w:sz w:val="24"/>
           <w:szCs w:val="24"/>
         </w:rPr>
-        <w:t xml:space="preserve">              SELECT POLCY_NUMBER , INSURED_AMT ,</w:t>
-      </w:r>
+        <w:t xml:space="preserve">              SELECT POLCY_</w:t>
+      </w:r>
+      <w:proofErr w:type="gramStart"/>
+      <w:r>
+        <w:rPr>
+          <w:rFonts w:cstheme="minorHAnsi"/>
+          <w:sz w:val="24"/>
+          <w:szCs w:val="24"/>
+        </w:rPr>
+        <w:t>NUMBER ,</w:t>
+      </w:r>
+      <w:proofErr w:type="gramEnd"/>
+      <w:r>
+        <w:rPr>
+          <w:rFonts w:cstheme="minorHAnsi"/>
+          <w:sz w:val="24"/>
+          <w:szCs w:val="24"/>
+        </w:rPr>
+        <w:t xml:space="preserve"> INSURED_</w:t>
+      </w:r>
+      <w:proofErr w:type="gramStart"/>
+      <w:r>
+        <w:rPr>
+          <w:rFonts w:cstheme="minorHAnsi"/>
+          <w:sz w:val="24"/>
+          <w:szCs w:val="24"/>
+        </w:rPr>
+        <w:t>AMT ,</w:t>
+      </w:r>
+      <w:proofErr w:type="gramEnd"/>
     </w:p>
     <w:p>
       <w:pPr>
@@ -35709,45 +38917,99 @@
           <w:sz w:val="24"/>
           <w:szCs w:val="24"/>
         </w:rPr>
-        <w:t xml:space="preserve">                  :DCL-POLCY-NUMBER,</w:t>
-      </w:r>
-    </w:p>
-    <w:p>
-      <w:pPr>
-        <w:pStyle w:val="ListParagraph"/>
-        <w:spacing w:after="0"/>
-        <w:rPr>
-          <w:rFonts w:cstheme="minorHAnsi"/>
-          <w:sz w:val="24"/>
-          <w:szCs w:val="24"/>
-        </w:rPr>
-      </w:pPr>
-      <w:r>
-        <w:rPr>
-          <w:rFonts w:cstheme="minorHAnsi"/>
-          <w:sz w:val="24"/>
-          <w:szCs w:val="24"/>
-        </w:rPr>
-        <w:t xml:space="preserve">                  :DCL-INSURED-AMT,</w:t>
-      </w:r>
-    </w:p>
-    <w:p>
-      <w:pPr>
-        <w:pStyle w:val="ListParagraph"/>
-        <w:spacing w:after="0"/>
-        <w:rPr>
-          <w:rFonts w:cstheme="minorHAnsi"/>
-          <w:sz w:val="24"/>
-          <w:szCs w:val="24"/>
-        </w:rPr>
-      </w:pPr>
-      <w:r>
-        <w:rPr>
-          <w:rFonts w:cstheme="minorHAnsi"/>
-          <w:sz w:val="24"/>
-          <w:szCs w:val="24"/>
-        </w:rPr>
-        <w:t xml:space="preserve">                  :DCL-POLCY-EXPIRE-DT</w:t>
+        <w:t xml:space="preserve">                  </w:t>
+      </w:r>
+      <w:proofErr w:type="gramStart"/>
+      <w:r>
+        <w:rPr>
+          <w:rFonts w:cstheme="minorHAnsi"/>
+          <w:sz w:val="24"/>
+          <w:szCs w:val="24"/>
+        </w:rPr>
+        <w:t>:DCL</w:t>
+      </w:r>
+      <w:proofErr w:type="gramEnd"/>
+      <w:r>
+        <w:rPr>
+          <w:rFonts w:cstheme="minorHAnsi"/>
+          <w:sz w:val="24"/>
+          <w:szCs w:val="24"/>
+        </w:rPr>
+        <w:t>-POLCY-NUMBER,</w:t>
+      </w:r>
+    </w:p>
+    <w:p>
+      <w:pPr>
+        <w:pStyle w:val="ListParagraph"/>
+        <w:spacing w:after="0"/>
+        <w:rPr>
+          <w:rFonts w:cstheme="minorHAnsi"/>
+          <w:sz w:val="24"/>
+          <w:szCs w:val="24"/>
+        </w:rPr>
+      </w:pPr>
+      <w:r>
+        <w:rPr>
+          <w:rFonts w:cstheme="minorHAnsi"/>
+          <w:sz w:val="24"/>
+          <w:szCs w:val="24"/>
+        </w:rPr>
+        <w:t xml:space="preserve">                  </w:t>
+      </w:r>
+      <w:proofErr w:type="gramStart"/>
+      <w:r>
+        <w:rPr>
+          <w:rFonts w:cstheme="minorHAnsi"/>
+          <w:sz w:val="24"/>
+          <w:szCs w:val="24"/>
+        </w:rPr>
+        <w:t>:DCL</w:t>
+      </w:r>
+      <w:proofErr w:type="gramEnd"/>
+      <w:r>
+        <w:rPr>
+          <w:rFonts w:cstheme="minorHAnsi"/>
+          <w:sz w:val="24"/>
+          <w:szCs w:val="24"/>
+        </w:rPr>
+        <w:t>-INSURED-AMT,</w:t>
+      </w:r>
+    </w:p>
+    <w:p>
+      <w:pPr>
+        <w:pStyle w:val="ListParagraph"/>
+        <w:spacing w:after="0"/>
+        <w:rPr>
+          <w:rFonts w:cstheme="minorHAnsi"/>
+          <w:sz w:val="24"/>
+          <w:szCs w:val="24"/>
+        </w:rPr>
+      </w:pPr>
+      <w:r>
+        <w:rPr>
+          <w:rFonts w:cstheme="minorHAnsi"/>
+          <w:sz w:val="24"/>
+          <w:szCs w:val="24"/>
+        </w:rPr>
+        <w:t xml:space="preserve">                  </w:t>
+      </w:r>
+      <w:proofErr w:type="gramStart"/>
+      <w:r>
+        <w:rPr>
+          <w:rFonts w:cstheme="minorHAnsi"/>
+          <w:sz w:val="24"/>
+          <w:szCs w:val="24"/>
+        </w:rPr>
+        <w:t>:DCL</w:t>
+      </w:r>
+      <w:proofErr w:type="gramEnd"/>
+      <w:r>
+        <w:rPr>
+          <w:rFonts w:cstheme="minorHAnsi"/>
+          <w:sz w:val="24"/>
+          <w:szCs w:val="24"/>
+        </w:rPr>
+        <w:t>-POLCY-EXPIRE-DT</w:t>
       </w:r>
     </w:p>
     <w:p>
@@ -35785,7 +39047,25 @@
           <w:sz w:val="24"/>
           <w:szCs w:val="24"/>
         </w:rPr>
-        <w:t xml:space="preserve">              WHERE POLCY_NUMBER = :DCL-POLCY-NUMBER</w:t>
+        <w:t xml:space="preserve">              WHERE POLCY_NUMBER </w:t>
+      </w:r>
+      <w:proofErr w:type="gramStart"/>
+      <w:r>
+        <w:rPr>
+          <w:rFonts w:cstheme="minorHAnsi"/>
+          <w:sz w:val="24"/>
+          <w:szCs w:val="24"/>
+        </w:rPr>
+        <w:t>= :DCL</w:t>
+      </w:r>
+      <w:proofErr w:type="gramEnd"/>
+      <w:r>
+        <w:rPr>
+          <w:rFonts w:cstheme="minorHAnsi"/>
+          <w:sz w:val="24"/>
+          <w:szCs w:val="24"/>
+        </w:rPr>
+        <w:t>-POLCY-NUMBER</w:t>
       </w:r>
     </w:p>
     <w:p>
@@ -36421,7 +39701,25 @@
           <w:sz w:val="24"/>
           <w:szCs w:val="24"/>
         </w:rPr>
-        <w:t>When we want to load bulk data from file to table or table to file we use load &amp; unload concept.</w:t>
+        <w:t xml:space="preserve">When we want to load bulk data from file to table or table to </w:t>
+      </w:r>
+      <w:proofErr w:type="gramStart"/>
+      <w:r>
+        <w:rPr>
+          <w:rFonts w:cstheme="minorHAnsi"/>
+          <w:sz w:val="24"/>
+          <w:szCs w:val="24"/>
+        </w:rPr>
+        <w:t>file</w:t>
+      </w:r>
+      <w:proofErr w:type="gramEnd"/>
+      <w:r>
+        <w:rPr>
+          <w:rFonts w:cstheme="minorHAnsi"/>
+          <w:sz w:val="24"/>
+          <w:szCs w:val="24"/>
+        </w:rPr>
+        <w:t xml:space="preserve"> we use load &amp; unload concept.</w:t>
       </w:r>
     </w:p>
     <w:p>
@@ -36477,13 +39775,23 @@
         </w:rPr>
         <w:t xml:space="preserve"> </w:t>
       </w:r>
-      <w:r>
-        <w:rPr>
-          <w:rFonts w:cstheme="minorHAnsi"/>
-          <w:sz w:val="24"/>
-          <w:szCs w:val="24"/>
-        </w:rPr>
-        <w:t>FILE(TEST - TSO)</w:t>
+      <w:proofErr w:type="gramStart"/>
+      <w:r>
+        <w:rPr>
+          <w:rFonts w:cstheme="minorHAnsi"/>
+          <w:sz w:val="24"/>
+          <w:szCs w:val="24"/>
+        </w:rPr>
+        <w:t>FILE(</w:t>
+      </w:r>
+      <w:proofErr w:type="gramEnd"/>
+      <w:r>
+        <w:rPr>
+          <w:rFonts w:cstheme="minorHAnsi"/>
+          <w:sz w:val="24"/>
+          <w:szCs w:val="24"/>
+        </w:rPr>
+        <w:t>TEST - TSO)</w:t>
       </w:r>
     </w:p>
     <w:p>
@@ -36832,7 +40140,25 @@
           <w:sz w:val="24"/>
           <w:szCs w:val="24"/>
         </w:rPr>
-        <w:t xml:space="preserve"> UNLOAD , LOAD</w:t>
+        <w:t xml:space="preserve"> </w:t>
+      </w:r>
+      <w:proofErr w:type="gramStart"/>
+      <w:r>
+        <w:rPr>
+          <w:rFonts w:cstheme="minorHAnsi"/>
+          <w:sz w:val="24"/>
+          <w:szCs w:val="24"/>
+        </w:rPr>
+        <w:t>UNLOAD ,</w:t>
+      </w:r>
+      <w:proofErr w:type="gramEnd"/>
+      <w:r>
+        <w:rPr>
+          <w:rFonts w:cstheme="minorHAnsi"/>
+          <w:sz w:val="24"/>
+          <w:szCs w:val="24"/>
+        </w:rPr>
+        <w:t xml:space="preserve"> LOAD</w:t>
       </w:r>
     </w:p>
     <w:p>
@@ -37092,13 +40418,43 @@
           <w:szCs w:val="24"/>
         </w:rPr>
       </w:pPr>
-      <w:r>
-        <w:rPr>
-          <w:rFonts w:cstheme="minorHAnsi"/>
-          <w:sz w:val="24"/>
-          <w:szCs w:val="24"/>
-        </w:rPr>
-        <w:t>Its just like cobol program</w:t>
+      <w:proofErr w:type="spellStart"/>
+      <w:proofErr w:type="gramStart"/>
+      <w:r>
+        <w:rPr>
+          <w:rFonts w:cstheme="minorHAnsi"/>
+          <w:sz w:val="24"/>
+          <w:szCs w:val="24"/>
+        </w:rPr>
+        <w:t>Its</w:t>
+      </w:r>
+      <w:proofErr w:type="spellEnd"/>
+      <w:proofErr w:type="gramEnd"/>
+      <w:r>
+        <w:rPr>
+          <w:rFonts w:cstheme="minorHAnsi"/>
+          <w:sz w:val="24"/>
+          <w:szCs w:val="24"/>
+        </w:rPr>
+        <w:t xml:space="preserve"> just like </w:t>
+      </w:r>
+      <w:proofErr w:type="spellStart"/>
+      <w:r>
+        <w:rPr>
+          <w:rFonts w:cstheme="minorHAnsi"/>
+          <w:sz w:val="24"/>
+          <w:szCs w:val="24"/>
+        </w:rPr>
+        <w:t>cobol</w:t>
+      </w:r>
+      <w:proofErr w:type="spellEnd"/>
+      <w:r>
+        <w:rPr>
+          <w:rFonts w:cstheme="minorHAnsi"/>
+          <w:sz w:val="24"/>
+          <w:szCs w:val="24"/>
+        </w:rPr>
+        <w:t xml:space="preserve"> program</w:t>
       </w:r>
     </w:p>
     <w:p>
@@ -37194,7 +40550,25 @@
           <w:sz w:val="24"/>
           <w:szCs w:val="24"/>
         </w:rPr>
-        <w:t>Rec file : Will contain data</w:t>
+        <w:t xml:space="preserve">Rec </w:t>
+      </w:r>
+      <w:proofErr w:type="gramStart"/>
+      <w:r>
+        <w:rPr>
+          <w:rFonts w:cstheme="minorHAnsi"/>
+          <w:sz w:val="24"/>
+          <w:szCs w:val="24"/>
+        </w:rPr>
+        <w:t>file :</w:t>
+      </w:r>
+      <w:proofErr w:type="gramEnd"/>
+      <w:r>
+        <w:rPr>
+          <w:rFonts w:cstheme="minorHAnsi"/>
+          <w:sz w:val="24"/>
+          <w:szCs w:val="24"/>
+        </w:rPr>
+        <w:t xml:space="preserve"> Will contain data</w:t>
       </w:r>
     </w:p>
     <w:p>
@@ -37217,7 +40591,25 @@
           <w:sz w:val="24"/>
           <w:szCs w:val="24"/>
         </w:rPr>
-        <w:t>Punch file : Will contain mapping of the data columns to your data positions, which column data is at which position in the file</w:t>
+        <w:t xml:space="preserve">Punch </w:t>
+      </w:r>
+      <w:proofErr w:type="gramStart"/>
+      <w:r>
+        <w:rPr>
+          <w:rFonts w:cstheme="minorHAnsi"/>
+          <w:sz w:val="24"/>
+          <w:szCs w:val="24"/>
+        </w:rPr>
+        <w:t>file :</w:t>
+      </w:r>
+      <w:proofErr w:type="gramEnd"/>
+      <w:r>
+        <w:rPr>
+          <w:rFonts w:cstheme="minorHAnsi"/>
+          <w:sz w:val="24"/>
+          <w:szCs w:val="24"/>
+        </w:rPr>
+        <w:t xml:space="preserve"> Will contain mapping of the data columns to your data positions, which column data is at which position in the file</w:t>
       </w:r>
     </w:p>
     <w:p>
@@ -37355,7 +40747,25 @@
           <w:sz w:val="24"/>
           <w:szCs w:val="24"/>
         </w:rPr>
-        <w:t>Remove and insert (insert+update_delete)</w:t>
+        <w:t>Remove and insert (</w:t>
+      </w:r>
+      <w:proofErr w:type="spellStart"/>
+      <w:r>
+        <w:rPr>
+          <w:rFonts w:cstheme="minorHAnsi"/>
+          <w:sz w:val="24"/>
+          <w:szCs w:val="24"/>
+        </w:rPr>
+        <w:t>insert+update_delete</w:t>
+      </w:r>
+      <w:proofErr w:type="spellEnd"/>
+      <w:r>
+        <w:rPr>
+          <w:rFonts w:cstheme="minorHAnsi"/>
+          <w:sz w:val="24"/>
+          <w:szCs w:val="24"/>
+        </w:rPr>
+        <w:t>)</w:t>
       </w:r>
     </w:p>
     <w:p>
@@ -37538,7 +40948,25 @@
           <w:sz w:val="24"/>
           <w:szCs w:val="24"/>
         </w:rPr>
-        <w:t>Generally applied on COBOL-DB2 pgm in</w:t>
+        <w:t xml:space="preserve">Generally applied on COBOL-DB2 </w:t>
+      </w:r>
+      <w:proofErr w:type="spellStart"/>
+      <w:r>
+        <w:rPr>
+          <w:rFonts w:cstheme="minorHAnsi"/>
+          <w:sz w:val="24"/>
+          <w:szCs w:val="24"/>
+        </w:rPr>
+        <w:t>pgm</w:t>
+      </w:r>
+      <w:proofErr w:type="spellEnd"/>
+      <w:r>
+        <w:rPr>
+          <w:rFonts w:cstheme="minorHAnsi"/>
+          <w:sz w:val="24"/>
+          <w:szCs w:val="24"/>
+        </w:rPr>
+        <w:t xml:space="preserve"> in</w:t>
       </w:r>
       <w:r>
         <w:rPr>
@@ -38027,7 +41455,25 @@
           <w:sz w:val="24"/>
           <w:szCs w:val="24"/>
         </w:rPr>
-        <w:t>When our query is running and it scans the rows for matching cases and the result set it created, then when we are fetching one row in the pgm then that single row will be locked.</w:t>
+        <w:t xml:space="preserve">When our query is running and it scans the rows for matching cases and the result set it created, then when we are fetching one row in the </w:t>
+      </w:r>
+      <w:proofErr w:type="spellStart"/>
+      <w:r>
+        <w:rPr>
+          <w:rFonts w:cstheme="minorHAnsi"/>
+          <w:sz w:val="24"/>
+          <w:szCs w:val="24"/>
+        </w:rPr>
+        <w:t>pgm</w:t>
+      </w:r>
+      <w:proofErr w:type="spellEnd"/>
+      <w:r>
+        <w:rPr>
+          <w:rFonts w:cstheme="minorHAnsi"/>
+          <w:sz w:val="24"/>
+          <w:szCs w:val="24"/>
+        </w:rPr>
+        <w:t xml:space="preserve"> then that single row will be locked.</w:t>
       </w:r>
     </w:p>
     <w:p>
@@ -38112,7 +41558,25 @@
           <w:sz w:val="24"/>
           <w:szCs w:val="24"/>
         </w:rPr>
-        <w:t>When our query is running and it scans the rows for matching cases and the result set it created, then when we are fetching one row in the pgm then also nothing will be locked. (No lock)</w:t>
+        <w:t xml:space="preserve">When our query is running and it scans the rows for matching cases and the result set it created, then when we are fetching one row in the </w:t>
+      </w:r>
+      <w:proofErr w:type="spellStart"/>
+      <w:r>
+        <w:rPr>
+          <w:rFonts w:cstheme="minorHAnsi"/>
+          <w:sz w:val="24"/>
+          <w:szCs w:val="24"/>
+        </w:rPr>
+        <w:t>pgm</w:t>
+      </w:r>
+      <w:proofErr w:type="spellEnd"/>
+      <w:r>
+        <w:rPr>
+          <w:rFonts w:cstheme="minorHAnsi"/>
+          <w:sz w:val="24"/>
+          <w:szCs w:val="24"/>
+        </w:rPr>
+        <w:t xml:space="preserve"> then also nothing will be locked. (No lock)</w:t>
       </w:r>
     </w:p>
     <w:p>
@@ -38290,7 +41754,23 @@
           <w:sz w:val="24"/>
           <w:szCs w:val="24"/>
         </w:rPr>
-        <w:t>Start the database-tablespace -&gt; with access methos UT (Utility lock)</w:t>
+        <w:t>Start the database-tablespace -&gt; with access metho</w:t>
+      </w:r>
+      <w:r>
+        <w:rPr>
+          <w:rFonts w:cstheme="minorHAnsi"/>
+          <w:sz w:val="24"/>
+          <w:szCs w:val="24"/>
+        </w:rPr>
+        <w:t>d</w:t>
+      </w:r>
+      <w:r>
+        <w:rPr>
+          <w:rFonts w:cstheme="minorHAnsi"/>
+          <w:sz w:val="24"/>
+          <w:szCs w:val="24"/>
+        </w:rPr>
+        <w:t xml:space="preserve"> UT (Utility lock)</w:t>
       </w:r>
     </w:p>
     <w:p>
@@ -38390,7 +41870,25 @@
           <w:sz w:val="24"/>
           <w:szCs w:val="24"/>
         </w:rPr>
-        <w:t>It will change from UT to UT Copy (Copy pending status)</w:t>
+        <w:t xml:space="preserve">It will change from </w:t>
+      </w:r>
+      <w:proofErr w:type="gramStart"/>
+      <w:r>
+        <w:rPr>
+          <w:rFonts w:cstheme="minorHAnsi"/>
+          <w:sz w:val="24"/>
+          <w:szCs w:val="24"/>
+        </w:rPr>
+        <w:t>UT to UT</w:t>
+      </w:r>
+      <w:proofErr w:type="gramEnd"/>
+      <w:r>
+        <w:rPr>
+          <w:rFonts w:cstheme="minorHAnsi"/>
+          <w:sz w:val="24"/>
+          <w:szCs w:val="24"/>
+        </w:rPr>
+        <w:t xml:space="preserve"> Copy (Copy pending status)</w:t>
       </w:r>
     </w:p>
     <w:p>
@@ -38416,8 +41914,18 @@
           <w:szCs w:val="24"/>
         </w:rPr>
         <w:lastRenderedPageBreak/>
-        <w:t>Repair + Runstats</w:t>
-      </w:r>
+        <w:t xml:space="preserve">Repair + </w:t>
+      </w:r>
+      <w:proofErr w:type="spellStart"/>
+      <w:r>
+        <w:rPr>
+          <w:rFonts w:cstheme="minorHAnsi"/>
+          <w:sz w:val="24"/>
+          <w:szCs w:val="24"/>
+        </w:rPr>
+        <w:t>Runstats</w:t>
+      </w:r>
+      <w:proofErr w:type="spellEnd"/>
     </w:p>
     <w:p>
       <w:pPr>
@@ -38441,7 +41949,25 @@
           <w:sz w:val="24"/>
           <w:szCs w:val="24"/>
         </w:rPr>
-        <w:t>This is used to update the DB2 catalog table or index after the load</w:t>
+        <w:t xml:space="preserve">This is used to update the DB2 </w:t>
+      </w:r>
+      <w:proofErr w:type="spellStart"/>
+      <w:r>
+        <w:rPr>
+          <w:rFonts w:cstheme="minorHAnsi"/>
+          <w:sz w:val="24"/>
+          <w:szCs w:val="24"/>
+        </w:rPr>
+        <w:t>catalog</w:t>
+      </w:r>
+      <w:proofErr w:type="spellEnd"/>
+      <w:r>
+        <w:rPr>
+          <w:rFonts w:cstheme="minorHAnsi"/>
+          <w:sz w:val="24"/>
+          <w:szCs w:val="24"/>
+        </w:rPr>
+        <w:t xml:space="preserve"> table or index after the load</w:t>
       </w:r>
     </w:p>
     <w:p>
@@ -39386,6 +42912,24 @@
         </w:rPr>
         <w:t xml:space="preserve"> Column name incorrect</w:t>
       </w:r>
+    </w:p>
+    <w:p>
+      <w:pPr>
+        <w:pStyle w:val="ListParagraph"/>
+        <w:numPr>
+          <w:ilvl w:val="1"/>
+          <w:numId w:val="13"/>
+        </w:numPr>
+        <w:spacing w:after="0"/>
+        <w:rPr>
+          <w:rFonts w:cstheme="minorHAnsi"/>
+          <w:b/>
+          <w:bCs/>
+          <w:sz w:val="24"/>
+          <w:szCs w:val="24"/>
+          <w:u w:val="single"/>
+        </w:rPr>
+      </w:pPr>
     </w:p>
     <w:sectPr>
       <w:footerReference w:type="default" r:id="rId8"/>
